--- a/docs/开发文档.docx
+++ b/docs/开发文档.docx
@@ -687,7 +687,7 @@
     </w:p>
     <w:bookmarkEnd w:id="23"/>
     <w:bookmarkEnd w:id="24"/>
-    <w:bookmarkStart w:id="28" w:name="环境与运行"/>
+    <w:bookmarkStart w:id="29" w:name="环境与运行"/>
     <w:p>
       <w:pPr>
         <w:pStyle w:val="Heading1"/>
@@ -958,8 +958,360 @@
       </w:r>
     </w:p>
     <w:bookmarkEnd w:id="27"/>
+    <w:bookmarkStart w:id="28" w:name="安装微信开发者工具含-linux"/>
+    <w:p>
+      <w:pPr>
+        <w:pStyle w:val="Heading2"/>
+      </w:pPr>
+      <w:r>
+        <w:t xml:space="preserve">3.4 安装微信开发者工具（含 Linux）</w:t>
+      </w:r>
+    </w:p>
+    <w:p>
+      <w:pPr>
+        <w:pStyle w:val="FirstParagraph"/>
+      </w:pPr>
+      <w:r>
+        <w:t xml:space="preserve">官方微信开发者工具</w:t>
+      </w:r>
+      <w:r>
+        <w:rPr>
+          <w:bCs/>
+          <w:b/>
+        </w:rPr>
+        <w:t xml:space="preserve">仅提供 Windows / macOS 版本</w:t>
+      </w:r>
+      <w:r>
+        <w:t xml:space="preserve">，</w:t>
+      </w:r>
+      <w:r>
+        <w:rPr>
+          <w:bCs/>
+          <w:b/>
+        </w:rPr>
+        <w:t xml:space="preserve">没有官方 Linux 版</w:t>
+      </w:r>
+      <w:r>
+        <w:t xml:space="preserve">（官方下载页：</w:t>
+      </w:r>
+      <w:r>
+        <w:rPr>
+          <w:rStyle w:val="VerbatimChar"/>
+        </w:rPr>
+        <w:t xml:space="preserve">https://developers.weixin.qq.com/miniprogram/dev/devtools/download.html</w:t>
+      </w:r>
+      <w:r>
+        <w:t xml:space="preserve">）。因此 Linux（Ubuntu 等）系统需使用社区移植版：</w:t>
+      </w:r>
+    </w:p>
+    <w:p>
+      <w:pPr>
+        <w:numPr>
+          <w:ilvl w:val="0"/>
+          <w:numId w:val="1006"/>
+        </w:numPr>
+        <w:pStyle w:val="Compact"/>
+      </w:pPr>
+      <w:r>
+        <w:t xml:space="preserve">项目地址：</w:t>
+      </w:r>
+      <w:r>
+        <w:rPr>
+          <w:rStyle w:val="VerbatimChar"/>
+        </w:rPr>
+        <w:t xml:space="preserve">https://github.com/msojocs/wechat-web-devtools-linux</w:t>
+      </w:r>
+    </w:p>
+    <w:p>
+      <w:pPr>
+        <w:numPr>
+          <w:ilvl w:val="0"/>
+          <w:numId w:val="1006"/>
+        </w:numPr>
+        <w:pStyle w:val="Compact"/>
+      </w:pPr>
+      <w:r>
+        <w:t xml:space="preserve">与官方版本号对应，提供</w:t>
+      </w:r>
+      <w:r>
+        <w:t xml:space="preserve"> </w:t>
+      </w:r>
+      <w:r>
+        <w:rPr>
+          <w:rStyle w:val="VerbatimChar"/>
+        </w:rPr>
+        <w:t xml:space="preserve">.deb</w:t>
+      </w:r>
+      <w:r>
+        <w:t xml:space="preserve"> </w:t>
+      </w:r>
+      <w:r>
+        <w:t xml:space="preserve">/</w:t>
+      </w:r>
+      <w:r>
+        <w:t xml:space="preserve"> </w:t>
+      </w:r>
+      <w:r>
+        <w:rPr>
+          <w:rStyle w:val="VerbatimChar"/>
+        </w:rPr>
+        <w:t xml:space="preserve">.AppImage</w:t>
+      </w:r>
+      <w:r>
+        <w:t xml:space="preserve"> </w:t>
+      </w:r>
+      <w:r>
+        <w:t xml:space="preserve">/</w:t>
+      </w:r>
+      <w:r>
+        <w:t xml:space="preserve"> </w:t>
+      </w:r>
+      <w:r>
+        <w:rPr>
+          <w:rStyle w:val="VerbatimChar"/>
+        </w:rPr>
+        <w:t xml:space="preserve">.tar.gz</w:t>
+      </w:r>
+      <w:r>
+        <w:t xml:space="preserve"> </w:t>
+      </w:r>
+      <w:r>
+        <w:t xml:space="preserve">三种产物。</w:t>
+      </w:r>
+    </w:p>
+    <w:p>
+      <w:pPr>
+        <w:pStyle w:val="FirstParagraph"/>
+      </w:pPr>
+      <w:r>
+        <w:rPr>
+          <w:bCs/>
+          <w:b/>
+        </w:rPr>
+        <w:t xml:space="preserve">方式一：安装 .deb（推荐 Ubuntu/Debian）</w:t>
+      </w:r>
+    </w:p>
+    <w:p>
+      <w:pPr>
+        <w:pStyle w:val="SourceCode"/>
+      </w:pPr>
+      <w:r>
+        <w:rPr>
+          <w:rStyle w:val="CommentTok"/>
+        </w:rPr>
+        <w:t xml:space="preserve"># 1. 从 releases 页面下载 deb 包：</w:t>
+      </w:r>
+      <w:r>
+        <w:br/>
+      </w:r>
+      <w:r>
+        <w:rPr>
+          <w:rStyle w:val="CommentTok"/>
+        </w:rPr>
+        <w:t xml:space="preserve">#    io.github.msojocs.wechat-devtools-linux_&lt;version&gt;_amd64.deb</w:t>
+      </w:r>
+      <w:r>
+        <w:br/>
+      </w:r>
+      <w:r>
+        <w:br/>
+      </w:r>
+      <w:r>
+        <w:rPr>
+          <w:rStyle w:val="CommentTok"/>
+        </w:rPr>
+        <w:t xml:space="preserve"># 2. 安装并自动修复依赖</w:t>
+      </w:r>
+      <w:r>
+        <w:br/>
+      </w:r>
+      <w:r>
+        <w:rPr>
+          <w:rStyle w:val="FunctionTok"/>
+        </w:rPr>
+        <w:t xml:space="preserve">sudo</w:t>
+      </w:r>
+      <w:r>
+        <w:rPr>
+          <w:rStyle w:val="NormalTok"/>
+        </w:rPr>
+        <w:t xml:space="preserve"> dpkg </w:t>
+      </w:r>
+      <w:r>
+        <w:rPr>
+          <w:rStyle w:val="AttributeTok"/>
+        </w:rPr>
+        <w:t xml:space="preserve">-i</w:t>
+      </w:r>
+      <w:r>
+        <w:rPr>
+          <w:rStyle w:val="NormalTok"/>
+        </w:rPr>
+        <w:t xml:space="preserve"> io.github.msojocs.wechat-devtools-linux_</w:t>
+      </w:r>
+      <w:r>
+        <w:rPr>
+          <w:rStyle w:val="PreprocessorTok"/>
+        </w:rPr>
+        <w:t xml:space="preserve">*</w:t>
+      </w:r>
+      <w:r>
+        <w:rPr>
+          <w:rStyle w:val="NormalTok"/>
+        </w:rPr>
+        <w:t xml:space="preserve">_amd64.deb</w:t>
+      </w:r>
+      <w:r>
+        <w:br/>
+      </w:r>
+      <w:r>
+        <w:rPr>
+          <w:rStyle w:val="FunctionTok"/>
+        </w:rPr>
+        <w:t xml:space="preserve">sudo</w:t>
+      </w:r>
+      <w:r>
+        <w:rPr>
+          <w:rStyle w:val="NormalTok"/>
+        </w:rPr>
+        <w:t xml:space="preserve"> apt-get </w:t>
+      </w:r>
+      <w:r>
+        <w:rPr>
+          <w:rStyle w:val="AttributeTok"/>
+        </w:rPr>
+        <w:t xml:space="preserve">-f</w:t>
+      </w:r>
+      <w:r>
+        <w:rPr>
+          <w:rStyle w:val="NormalTok"/>
+        </w:rPr>
+        <w:t xml:space="preserve"> install </w:t>
+      </w:r>
+      <w:r>
+        <w:rPr>
+          <w:rStyle w:val="AttributeTok"/>
+        </w:rPr>
+        <w:t xml:space="preserve">-y</w:t>
+      </w:r>
+    </w:p>
+    <w:p>
+      <w:pPr>
+        <w:pStyle w:val="FirstParagraph"/>
+      </w:pPr>
+      <w:r>
+        <w:rPr>
+          <w:bCs/>
+          <w:b/>
+        </w:rPr>
+        <w:t xml:space="preserve">方式二：AppImage（免安装）</w:t>
+      </w:r>
+    </w:p>
+    <w:p>
+      <w:pPr>
+        <w:pStyle w:val="SourceCode"/>
+      </w:pPr>
+      <w:r>
+        <w:rPr>
+          <w:rStyle w:val="FunctionTok"/>
+        </w:rPr>
+        <w:t xml:space="preserve">sudo</w:t>
+      </w:r>
+      <w:r>
+        <w:rPr>
+          <w:rStyle w:val="NormalTok"/>
+        </w:rPr>
+        <w:t xml:space="preserve"> apt-get install </w:t>
+      </w:r>
+      <w:r>
+        <w:rPr>
+          <w:rStyle w:val="AttributeTok"/>
+        </w:rPr>
+        <w:t xml:space="preserve">-y</w:t>
+      </w:r>
+      <w:r>
+        <w:rPr>
+          <w:rStyle w:val="NormalTok"/>
+        </w:rPr>
+        <w:t xml:space="preserve"> libfuse2          </w:t>
+      </w:r>
+      <w:r>
+        <w:rPr>
+          <w:rStyle w:val="CommentTok"/>
+        </w:rPr>
+        <w:t xml:space="preserve"># AppImage 运行依赖</w:t>
+      </w:r>
+      <w:r>
+        <w:br/>
+      </w:r>
+      <w:r>
+        <w:rPr>
+          <w:rStyle w:val="FunctionTok"/>
+        </w:rPr>
+        <w:t xml:space="preserve">chmod</w:t>
+      </w:r>
+      <w:r>
+        <w:rPr>
+          <w:rStyle w:val="NormalTok"/>
+        </w:rPr>
+        <w:t xml:space="preserve"> +x WeChat_Dev_Tools_</w:t>
+      </w:r>
+      <w:r>
+        <w:rPr>
+          <w:rStyle w:val="PreprocessorTok"/>
+        </w:rPr>
+        <w:t xml:space="preserve">*</w:t>
+      </w:r>
+      <w:r>
+        <w:rPr>
+          <w:rStyle w:val="NormalTok"/>
+        </w:rPr>
+        <w:t xml:space="preserve">_x86_64_linux.AppImage</w:t>
+      </w:r>
+      <w:r>
+        <w:br/>
+      </w:r>
+      <w:r>
+        <w:rPr>
+          <w:rStyle w:val="ExtensionTok"/>
+        </w:rPr>
+        <w:t xml:space="preserve">./WeChat_Dev_Tools_*_x86_64_linux.AppImage</w:t>
+      </w:r>
+    </w:p>
+    <w:p>
+      <w:pPr>
+        <w:pStyle w:val="BlockText"/>
+      </w:pPr>
+      <w:r>
+        <w:t xml:space="preserve">说明：社区移植版非官方发布，功能与官方基本一致，可用于日常开发与预览。最终发布联调若条件允许，也可在 Windows/macOS 使用官方版。</w:t>
+      </w:r>
+    </w:p>
+    <w:p>
+      <w:pPr>
+        <w:pStyle w:val="FirstParagraph"/>
+      </w:pPr>
+      <w:r>
+        <w:t xml:space="preserve">验证是否已安装（Linux）：终端执行</w:t>
+      </w:r>
+      <w:r>
+        <w:t xml:space="preserve"> </w:t>
+      </w:r>
+      <w:r>
+        <w:rPr>
+          <w:rStyle w:val="VerbatimChar"/>
+        </w:rPr>
+        <w:t xml:space="preserve">wechat-devtools</w:t>
+      </w:r>
+      <w:r>
+        <w:t xml:space="preserve"> </w:t>
+      </w:r>
+      <w:r>
+        <w:t xml:space="preserve">能启动，或应用菜单出现「微信开发者工具」图标。</w:t>
+      </w:r>
+    </w:p>
     <w:bookmarkEnd w:id="28"/>
-    <w:bookmarkStart w:id="29" w:name="目录结构"/>
+    <w:bookmarkEnd w:id="29"/>
+    <w:bookmarkStart w:id="30" w:name="目录结构"/>
     <w:p>
       <w:pPr>
         <w:pStyle w:val="Heading1"/>
@@ -1159,8 +1511,8 @@
         <w:t xml:space="preserve">    └── profile/                # 我的</w:t>
       </w:r>
     </w:p>
-    <w:bookmarkEnd w:id="29"/>
-    <w:bookmarkStart w:id="33" w:name="架构设计"/>
+    <w:bookmarkEnd w:id="30"/>
+    <w:bookmarkStart w:id="34" w:name="架构设计"/>
     <w:p>
       <w:pPr>
         <w:pStyle w:val="Heading1"/>
@@ -1169,7 +1521,7 @@
         <w:t xml:space="preserve">5. 架构设计</w:t>
       </w:r>
     </w:p>
-    <w:bookmarkStart w:id="30" w:name="页面与路由"/>
+    <w:bookmarkStart w:id="31" w:name="页面与路由"/>
     <w:p>
       <w:pPr>
         <w:pStyle w:val="Heading2"/>
@@ -1502,8 +1854,8 @@
         <w:t xml:space="preserve">，练字页启动时读取。</w:t>
       </w:r>
     </w:p>
-    <w:bookmarkEnd w:id="30"/>
-    <w:bookmarkStart w:id="31" w:name="数据流"/>
+    <w:bookmarkEnd w:id="31"/>
+    <w:bookmarkStart w:id="32" w:name="数据流"/>
     <w:p>
       <w:pPr>
         <w:pStyle w:val="Heading2"/>
@@ -1676,8 +2028,8 @@
         <w:t xml:space="preserve">Hanzi Writer 渲染笔画 / 播放动画 / 进入测验</w:t>
       </w:r>
     </w:p>
-    <w:bookmarkEnd w:id="31"/>
-    <w:bookmarkStart w:id="32" w:name="状态管理"/>
+    <w:bookmarkEnd w:id="32"/>
+    <w:bookmarkStart w:id="33" w:name="状态管理"/>
     <w:p>
       <w:pPr>
         <w:pStyle w:val="Heading2"/>
@@ -1690,7 +2042,7 @@
       <w:pPr>
         <w:numPr>
           <w:ilvl w:val="0"/>
-          <w:numId w:val="1006"/>
+          <w:numId w:val="1007"/>
         </w:numPr>
         <w:pStyle w:val="Compact"/>
       </w:pPr>
@@ -1733,7 +2085,7 @@
       <w:pPr>
         <w:numPr>
           <w:ilvl w:val="0"/>
-          <w:numId w:val="1006"/>
+          <w:numId w:val="1007"/>
         </w:numPr>
         <w:pStyle w:val="Compact"/>
       </w:pPr>
@@ -1787,9 +2139,9 @@
         <w:t xml:space="preserve">。</w:t>
       </w:r>
     </w:p>
-    <w:bookmarkEnd w:id="32"/>
     <w:bookmarkEnd w:id="33"/>
-    <w:bookmarkStart w:id="42" w:name="核心模块详解"/>
+    <w:bookmarkEnd w:id="34"/>
+    <w:bookmarkStart w:id="43" w:name="核心模块详解"/>
     <w:p>
       <w:pPr>
         <w:pStyle w:val="Heading1"/>
@@ -1798,7 +2150,7 @@
         <w:t xml:space="preserve">6. 核心模块详解</w:t>
       </w:r>
     </w:p>
-    <w:bookmarkStart w:id="34" w:name="utilsconfig.js"/>
+    <w:bookmarkStart w:id="35" w:name="utilsconfig.js"/>
     <w:p>
       <w:pPr>
         <w:pStyle w:val="Heading2"/>
@@ -1902,7 +2254,7 @@
       <w:pPr>
         <w:numPr>
           <w:ilvl w:val="0"/>
-          <w:numId w:val="1007"/>
+          <w:numId w:val="1008"/>
         </w:numPr>
         <w:pStyle w:val="Compact"/>
       </w:pPr>
@@ -1914,7 +2266,7 @@
       <w:pPr>
         <w:numPr>
           <w:ilvl w:val="0"/>
-          <w:numId w:val="1007"/>
+          <w:numId w:val="1008"/>
         </w:numPr>
         <w:pStyle w:val="Compact"/>
       </w:pPr>
@@ -1922,8 +2274,8 @@
         <w:t xml:space="preserve">若改用微信云开发存储，可在此切换为云存储下载逻辑。</w:t>
       </w:r>
     </w:p>
-    <w:bookmarkEnd w:id="34"/>
-    <w:bookmarkStart w:id="35" w:name="utilschardata.js-字库加载核心"/>
+    <w:bookmarkEnd w:id="35"/>
+    <w:bookmarkStart w:id="36" w:name="utilschardata.js-字库加载核心"/>
     <w:p>
       <w:pPr>
         <w:pStyle w:val="Heading2"/>
@@ -2206,7 +2558,7 @@
       <w:pPr>
         <w:numPr>
           <w:ilvl w:val="0"/>
-          <w:numId w:val="1008"/>
+          <w:numId w:val="1009"/>
         </w:numPr>
         <w:pStyle w:val="Compact"/>
       </w:pPr>
@@ -2233,7 +2585,7 @@
       <w:pPr>
         <w:numPr>
           <w:ilvl w:val="0"/>
-          <w:numId w:val="1008"/>
+          <w:numId w:val="1009"/>
         </w:numPr>
         <w:pStyle w:val="Compact"/>
       </w:pPr>
@@ -2260,7 +2612,7 @@
       <w:pPr>
         <w:numPr>
           <w:ilvl w:val="0"/>
-          <w:numId w:val="1008"/>
+          <w:numId w:val="1009"/>
         </w:numPr>
         <w:pStyle w:val="Compact"/>
       </w:pPr>
@@ -2284,7 +2636,7 @@
       <w:pPr>
         <w:numPr>
           <w:ilvl w:val="0"/>
-          <w:numId w:val="1008"/>
+          <w:numId w:val="1009"/>
         </w:numPr>
         <w:pStyle w:val="Compact"/>
       </w:pPr>
@@ -2296,7 +2648,7 @@
       <w:pPr>
         <w:numPr>
           <w:ilvl w:val="0"/>
-          <w:numId w:val="1008"/>
+          <w:numId w:val="1009"/>
         </w:numPr>
         <w:pStyle w:val="Compact"/>
       </w:pPr>
@@ -2708,8 +3060,8 @@
         <w:t xml:space="preserve">：用户练习过的字会落盘缓存，二次访问无需网络。首次使用需要网络。</w:t>
       </w:r>
     </w:p>
-    <w:bookmarkEnd w:id="35"/>
-    <w:bookmarkStart w:id="36" w:name="utilsstorage.js-记录与收藏"/>
+    <w:bookmarkEnd w:id="36"/>
+    <w:bookmarkStart w:id="37" w:name="utilsstorage.js-记录与收藏"/>
     <w:p>
       <w:pPr>
         <w:pStyle w:val="Heading2"/>
@@ -3200,8 +3552,8 @@
         </w:tc>
       </w:tr>
     </w:tbl>
-    <w:bookmarkEnd w:id="36"/>
-    <w:bookmarkStart w:id="41" w:name="hanzi-writer-集成"/>
+    <w:bookmarkEnd w:id="37"/>
+    <w:bookmarkStart w:id="42" w:name="hanzi-writer-集成"/>
     <w:p>
       <w:pPr>
         <w:pStyle w:val="Heading2"/>
@@ -3210,7 +3562,7 @@
         <w:t xml:space="preserve">6.4 Hanzi Writer 集成</w:t>
       </w:r>
     </w:p>
-    <w:bookmarkStart w:id="37" w:name="组件注册pagespracticepractice.json"/>
+    <w:bookmarkStart w:id="38" w:name="组件注册pagespracticepractice.json"/>
     <w:p>
       <w:pPr>
         <w:pStyle w:val="Heading3"/>
@@ -3320,8 +3672,8 @@
         <w:t xml:space="preserve">}</w:t>
       </w:r>
     </w:p>
-    <w:bookmarkEnd w:id="37"/>
-    <w:bookmarkStart w:id="38" w:name="视图wxml"/>
+    <w:bookmarkEnd w:id="38"/>
+    <w:bookmarkStart w:id="39" w:name="视图wxml"/>
     <w:p>
       <w:pPr>
         <w:pStyle w:val="Heading3"/>
@@ -3436,8 +3788,8 @@
         <w:t xml:space="preserve">计算。</w:t>
       </w:r>
     </w:p>
-    <w:bookmarkEnd w:id="38"/>
-    <w:bookmarkStart w:id="39" w:name="控制器js"/>
+    <w:bookmarkEnd w:id="39"/>
+    <w:bookmarkStart w:id="40" w:name="控制器js"/>
     <w:p>
       <w:pPr>
         <w:pStyle w:val="Heading3"/>
@@ -3820,8 +4172,8 @@
         <w:t xml:space="preserve">})</w:t>
       </w:r>
     </w:p>
-    <w:bookmarkEnd w:id="39"/>
-    <w:bookmarkStart w:id="40" w:name="三种模式"/>
+    <w:bookmarkEnd w:id="40"/>
+    <w:bookmarkStart w:id="41" w:name="三种模式"/>
     <w:p>
       <w:pPr>
         <w:pStyle w:val="Heading3"/>
@@ -4019,7 +4371,7 @@
       <w:pPr>
         <w:numPr>
           <w:ilvl w:val="0"/>
-          <w:numId w:val="1009"/>
+          <w:numId w:val="1010"/>
         </w:numPr>
         <w:pStyle w:val="Compact"/>
       </w:pPr>
@@ -4037,7 +4389,7 @@
       <w:pPr>
         <w:numPr>
           <w:ilvl w:val="0"/>
-          <w:numId w:val="1009"/>
+          <w:numId w:val="1010"/>
         </w:numPr>
         <w:pStyle w:val="Compact"/>
       </w:pPr>
@@ -4100,7 +4452,7 @@
       <w:pPr>
         <w:numPr>
           <w:ilvl w:val="0"/>
-          <w:numId w:val="1009"/>
+          <w:numId w:val="1010"/>
         </w:numPr>
         <w:pStyle w:val="Compact"/>
       </w:pPr>
@@ -4118,7 +4470,7 @@
       <w:pPr>
         <w:numPr>
           <w:ilvl w:val="0"/>
-          <w:numId w:val="1009"/>
+          <w:numId w:val="1010"/>
         </w:numPr>
         <w:pStyle w:val="Compact"/>
       </w:pPr>
@@ -4170,10 +4522,10 @@
         <w:t xml:space="preserve">重置状态，避免残留。</w:t>
       </w:r>
     </w:p>
-    <w:bookmarkEnd w:id="40"/>
     <w:bookmarkEnd w:id="41"/>
     <w:bookmarkEnd w:id="42"/>
-    <w:bookmarkStart w:id="47" w:name="页面开发说明"/>
+    <w:bookmarkEnd w:id="43"/>
+    <w:bookmarkStart w:id="48" w:name="页面开发说明"/>
     <w:p>
       <w:pPr>
         <w:pStyle w:val="Heading1"/>
@@ -4182,7 +4534,7 @@
         <w:t xml:space="preserve">7. 页面开发说明</w:t>
       </w:r>
     </w:p>
-    <w:bookmarkStart w:id="43" w:name="首页-pagesindex"/>
+    <w:bookmarkStart w:id="44" w:name="首页-pagesindex"/>
     <w:p>
       <w:pPr>
         <w:pStyle w:val="Heading2"/>
@@ -4195,7 +4547,7 @@
       <w:pPr>
         <w:numPr>
           <w:ilvl w:val="0"/>
-          <w:numId w:val="1010"/>
+          <w:numId w:val="1011"/>
         </w:numPr>
         <w:pStyle w:val="Compact"/>
       </w:pPr>
@@ -4240,7 +4592,7 @@
       <w:pPr>
         <w:numPr>
           <w:ilvl w:val="0"/>
-          <w:numId w:val="1010"/>
+          <w:numId w:val="1011"/>
         </w:numPr>
         <w:pStyle w:val="Compact"/>
       </w:pPr>
@@ -4252,7 +4604,7 @@
       <w:pPr>
         <w:numPr>
           <w:ilvl w:val="0"/>
-          <w:numId w:val="1010"/>
+          <w:numId w:val="1011"/>
         </w:numPr>
         <w:pStyle w:val="Compact"/>
       </w:pPr>
@@ -4276,7 +4628,7 @@
       <w:pPr>
         <w:numPr>
           <w:ilvl w:val="0"/>
-          <w:numId w:val="1010"/>
+          <w:numId w:val="1011"/>
         </w:numPr>
         <w:pStyle w:val="Compact"/>
       </w:pPr>
@@ -4296,8 +4648,8 @@
         <w:t xml:space="preserve">。</w:t>
       </w:r>
     </w:p>
-    <w:bookmarkEnd w:id="43"/>
-    <w:bookmarkStart w:id="44" w:name="字库页-pagescategory"/>
+    <w:bookmarkEnd w:id="44"/>
+    <w:bookmarkStart w:id="45" w:name="字库页-pagescategory"/>
     <w:p>
       <w:pPr>
         <w:pStyle w:val="Heading2"/>
@@ -4310,7 +4662,7 @@
       <w:pPr>
         <w:numPr>
           <w:ilvl w:val="0"/>
-          <w:numId w:val="1011"/>
+          <w:numId w:val="1012"/>
         </w:numPr>
         <w:pStyle w:val="Compact"/>
       </w:pPr>
@@ -4361,7 +4713,7 @@
       <w:pPr>
         <w:numPr>
           <w:ilvl w:val="0"/>
-          <w:numId w:val="1011"/>
+          <w:numId w:val="1012"/>
         </w:numPr>
         <w:pStyle w:val="Compact"/>
       </w:pPr>
@@ -4384,8 +4736,8 @@
         <w:t xml:space="preserve">并进入练字页，索引为被点击字的位置。</w:t>
       </w:r>
     </w:p>
-    <w:bookmarkEnd w:id="44"/>
-    <w:bookmarkStart w:id="45" w:name="练字页-pagespractice"/>
+    <w:bookmarkEnd w:id="45"/>
+    <w:bookmarkStart w:id="46" w:name="练字页-pagespractice"/>
     <w:p>
       <w:pPr>
         <w:pStyle w:val="Heading2"/>
@@ -4398,7 +4750,7 @@
       <w:pPr>
         <w:numPr>
           <w:ilvl w:val="0"/>
-          <w:numId w:val="1012"/>
+          <w:numId w:val="1013"/>
         </w:numPr>
         <w:pStyle w:val="Compact"/>
       </w:pPr>
@@ -4446,7 +4798,7 @@
       <w:pPr>
         <w:numPr>
           <w:ilvl w:val="0"/>
-          <w:numId w:val="1012"/>
+          <w:numId w:val="1013"/>
         </w:numPr>
         <w:pStyle w:val="Compact"/>
       </w:pPr>
@@ -4458,7 +4810,7 @@
       <w:pPr>
         <w:numPr>
           <w:ilvl w:val="0"/>
-          <w:numId w:val="1012"/>
+          <w:numId w:val="1013"/>
         </w:numPr>
         <w:pStyle w:val="Compact"/>
       </w:pPr>
@@ -4481,8 +4833,8 @@
         <w:t xml:space="preserve">再重建 writer。</w:t>
       </w:r>
     </w:p>
-    <w:bookmarkEnd w:id="45"/>
-    <w:bookmarkStart w:id="46" w:name="我的页-pagesprofile"/>
+    <w:bookmarkEnd w:id="46"/>
+    <w:bookmarkStart w:id="47" w:name="我的页-pagesprofile"/>
     <w:p>
       <w:pPr>
         <w:pStyle w:val="Heading2"/>
@@ -4495,7 +4847,7 @@
       <w:pPr>
         <w:numPr>
           <w:ilvl w:val="0"/>
-          <w:numId w:val="1013"/>
+          <w:numId w:val="1014"/>
         </w:numPr>
         <w:pStyle w:val="Compact"/>
       </w:pPr>
@@ -4516,7 +4868,7 @@
       <w:pPr>
         <w:numPr>
           <w:ilvl w:val="0"/>
-          <w:numId w:val="1013"/>
+          <w:numId w:val="1014"/>
         </w:numPr>
         <w:pStyle w:val="Compact"/>
       </w:pPr>
@@ -4528,7 +4880,7 @@
       <w:pPr>
         <w:numPr>
           <w:ilvl w:val="0"/>
-          <w:numId w:val="1013"/>
+          <w:numId w:val="1014"/>
         </w:numPr>
         <w:pStyle w:val="Compact"/>
       </w:pPr>
@@ -4536,9 +4888,9 @@
         <w:t xml:space="preserve">提供清空收藏 / 清空记录（带确认弹窗）。</w:t>
       </w:r>
     </w:p>
-    <w:bookmarkEnd w:id="46"/>
     <w:bookmarkEnd w:id="47"/>
-    <w:bookmarkStart w:id="48" w:name="笔画数据结构"/>
+    <w:bookmarkEnd w:id="48"/>
+    <w:bookmarkStart w:id="49" w:name="笔画数据结构"/>
     <w:p>
       <w:pPr>
         <w:pStyle w:val="Heading1"/>
@@ -4770,8 +5122,8 @@
         <w:t xml:space="preserve">数据来源：Make Me A Hanzi，经 chanind 微调；许可为 Arphic Public License。</w:t>
       </w:r>
     </w:p>
-    <w:bookmarkEnd w:id="48"/>
-    <w:bookmarkStart w:id="52" w:name="包体与性能"/>
+    <w:bookmarkEnd w:id="49"/>
+    <w:bookmarkStart w:id="53" w:name="包体与性能"/>
     <w:p>
       <w:pPr>
         <w:pStyle w:val="Heading1"/>
@@ -4780,7 +5132,7 @@
         <w:t xml:space="preserve">9. 包体与性能</w:t>
       </w:r>
     </w:p>
-    <w:bookmarkStart w:id="49" w:name="微信包体限制"/>
+    <w:bookmarkStart w:id="50" w:name="微信包体限制"/>
     <w:p>
       <w:pPr>
         <w:pStyle w:val="Heading2"/>
@@ -4793,7 +5145,7 @@
       <w:pPr>
         <w:numPr>
           <w:ilvl w:val="0"/>
-          <w:numId w:val="1014"/>
+          <w:numId w:val="1015"/>
         </w:numPr>
         <w:pStyle w:val="Compact"/>
       </w:pPr>
@@ -4805,7 +5157,7 @@
       <w:pPr>
         <w:numPr>
           <w:ilvl w:val="0"/>
-          <w:numId w:val="1014"/>
+          <w:numId w:val="1015"/>
         </w:numPr>
         <w:pStyle w:val="Compact"/>
       </w:pPr>
@@ -4817,7 +5169,7 @@
       <w:pPr>
         <w:numPr>
           <w:ilvl w:val="0"/>
-          <w:numId w:val="1014"/>
+          <w:numId w:val="1015"/>
         </w:numPr>
         <w:pStyle w:val="Compact"/>
       </w:pPr>
@@ -4825,8 +5177,8 @@
         <w:t xml:space="preserve">所有分包合计 ≤ 20MB</w:t>
       </w:r>
     </w:p>
-    <w:bookmarkEnd w:id="49"/>
-    <w:bookmarkStart w:id="50" w:name="为什么不能全量内置字库"/>
+    <w:bookmarkEnd w:id="50"/>
+    <w:bookmarkStart w:id="51" w:name="为什么不能全量内置字库"/>
     <w:p>
       <w:pPr>
         <w:pStyle w:val="Heading2"/>
@@ -4843,8 +5195,8 @@
         <w:t xml:space="preserve">全量约 9000+ 字，总体积十几 MB 以上，会突破主包/分包限制，且首次下载体验差。</w:t>
       </w:r>
     </w:p>
-    <w:bookmarkEnd w:id="50"/>
-    <w:bookmarkStart w:id="51" w:name="优化策略"/>
+    <w:bookmarkEnd w:id="51"/>
+    <w:bookmarkStart w:id="52" w:name="优化策略"/>
     <w:p>
       <w:pPr>
         <w:pStyle w:val="Heading2"/>
@@ -4857,7 +5209,7 @@
       <w:pPr>
         <w:numPr>
           <w:ilvl w:val="0"/>
-          <w:numId w:val="1015"/>
+          <w:numId w:val="1016"/>
         </w:numPr>
         <w:pStyle w:val="Compact"/>
       </w:pPr>
@@ -4876,7 +5228,7 @@
       <w:pPr>
         <w:numPr>
           <w:ilvl w:val="0"/>
-          <w:numId w:val="1015"/>
+          <w:numId w:val="1016"/>
         </w:numPr>
         <w:pStyle w:val="Compact"/>
       </w:pPr>
@@ -4904,7 +5256,7 @@
       <w:pPr>
         <w:numPr>
           <w:ilvl w:val="0"/>
-          <w:numId w:val="1015"/>
+          <w:numId w:val="1016"/>
         </w:numPr>
         <w:pStyle w:val="Compact"/>
       </w:pPr>
@@ -4923,7 +5275,7 @@
       <w:pPr>
         <w:numPr>
           <w:ilvl w:val="0"/>
-          <w:numId w:val="1015"/>
+          <w:numId w:val="1016"/>
         </w:numPr>
         <w:pStyle w:val="Compact"/>
       </w:pPr>
@@ -4942,7 +5294,7 @@
       <w:pPr>
         <w:numPr>
           <w:ilvl w:val="0"/>
-          <w:numId w:val="1015"/>
+          <w:numId w:val="1016"/>
         </w:numPr>
         <w:pStyle w:val="Compact"/>
       </w:pPr>
@@ -4950,9 +5302,9 @@
         <w:t xml:space="preserve">插件（npm 组件）代码不占主包体积。</w:t>
       </w:r>
     </w:p>
-    <w:bookmarkEnd w:id="51"/>
     <w:bookmarkEnd w:id="52"/>
-    <w:bookmarkStart w:id="53" w:name="合规与变现"/>
+    <w:bookmarkEnd w:id="53"/>
+    <w:bookmarkStart w:id="54" w:name="合规与变现"/>
     <w:p>
       <w:pPr>
         <w:pStyle w:val="Heading1"/>
@@ -5132,21 +5484,30 @@
         </w:tc>
       </w:tr>
     </w:tbl>
-    <w:bookmarkEnd w:id="53"/>
-    <w:bookmarkStart w:id="54" w:name="测试与验证清单"/>
+    <w:bookmarkEnd w:id="54"/>
+    <w:bookmarkStart w:id="58" w:name="测试上线发布与真机调试清单"/>
     <w:p>
       <w:pPr>
         <w:pStyle w:val="Heading1"/>
       </w:pPr>
       <w:r>
-        <w:t xml:space="preserve">11. 测试与验证清单</w:t>
-      </w:r>
-    </w:p>
-    <w:p>
-      <w:pPr>
-        <w:numPr>
-          <w:ilvl w:val="0"/>
-          <w:numId w:val="1016"/>
+        <w:t xml:space="preserve">11. 测试、上线发布与真机调试清单</w:t>
+      </w:r>
+    </w:p>
+    <w:bookmarkStart w:id="55" w:name="本地功能验证"/>
+    <w:p>
+      <w:pPr>
+        <w:pStyle w:val="Heading2"/>
+      </w:pPr>
+      <w:r>
+        <w:t xml:space="preserve">11.1 本地功能验证</w:t>
+      </w:r>
+    </w:p>
+    <w:p>
+      <w:pPr>
+        <w:numPr>
+          <w:ilvl w:val="0"/>
+          <w:numId w:val="1017"/>
         </w:numPr>
         <w:pStyle w:val="Compact"/>
       </w:pPr>
@@ -5185,7 +5546,7 @@
       <w:pPr>
         <w:numPr>
           <w:ilvl w:val="0"/>
-          <w:numId w:val="1016"/>
+          <w:numId w:val="1017"/>
         </w:numPr>
         <w:pStyle w:val="Compact"/>
       </w:pPr>
@@ -5197,7 +5558,7 @@
       <w:pPr>
         <w:numPr>
           <w:ilvl w:val="0"/>
-          <w:numId w:val="1016"/>
+          <w:numId w:val="1017"/>
         </w:numPr>
         <w:pStyle w:val="Compact"/>
       </w:pPr>
@@ -5209,7 +5570,7 @@
       <w:pPr>
         <w:numPr>
           <w:ilvl w:val="0"/>
-          <w:numId w:val="1016"/>
+          <w:numId w:val="1017"/>
         </w:numPr>
         <w:pStyle w:val="Compact"/>
       </w:pPr>
@@ -5221,7 +5582,7 @@
       <w:pPr>
         <w:numPr>
           <w:ilvl w:val="0"/>
-          <w:numId w:val="1016"/>
+          <w:numId w:val="1017"/>
         </w:numPr>
         <w:pStyle w:val="Compact"/>
       </w:pPr>
@@ -5233,7 +5594,7 @@
       <w:pPr>
         <w:numPr>
           <w:ilvl w:val="0"/>
-          <w:numId w:val="1016"/>
+          <w:numId w:val="1017"/>
         </w:numPr>
         <w:pStyle w:val="Compact"/>
       </w:pPr>
@@ -5245,7 +5606,7 @@
       <w:pPr>
         <w:numPr>
           <w:ilvl w:val="0"/>
-          <w:numId w:val="1016"/>
+          <w:numId w:val="1017"/>
         </w:numPr>
         <w:pStyle w:val="Compact"/>
       </w:pPr>
@@ -5257,7 +5618,7 @@
       <w:pPr>
         <w:numPr>
           <w:ilvl w:val="0"/>
-          <w:numId w:val="1016"/>
+          <w:numId w:val="1017"/>
         </w:numPr>
         <w:pStyle w:val="Compact"/>
       </w:pPr>
@@ -5265,214 +5626,494 @@
         <w:t xml:space="preserve">☐ 主包体积在限制范围内。</w:t>
       </w:r>
     </w:p>
-    <w:bookmarkEnd w:id="54"/>
-    <w:bookmarkStart w:id="55" w:name="后续迭代路线图"/>
-    <w:p>
-      <w:pPr>
-        <w:pStyle w:val="Heading1"/>
-      </w:pPr>
-      <w:r>
-        <w:t xml:space="preserve">12. 后续迭代路线图</w:t>
-      </w:r>
-    </w:p>
-    <w:p>
-      <w:pPr>
-        <w:numPr>
-          <w:ilvl w:val="0"/>
-          <w:numId w:val="1017"/>
-        </w:numPr>
-        <w:pStyle w:val="Compact"/>
-      </w:pPr>
-      <w:r>
-        <w:t xml:space="preserve">字帖生成 / 导出打印。</w:t>
-      </w:r>
-    </w:p>
-    <w:p>
-      <w:pPr>
-        <w:numPr>
-          <w:ilvl w:val="0"/>
-          <w:numId w:val="1017"/>
-        </w:numPr>
-        <w:pStyle w:val="Compact"/>
-      </w:pPr>
-      <w:r>
-        <w:t xml:space="preserve">拍照识别手写汉字并评分。</w:t>
-      </w:r>
-    </w:p>
-    <w:p>
-      <w:pPr>
-        <w:numPr>
-          <w:ilvl w:val="0"/>
-          <w:numId w:val="1017"/>
-        </w:numPr>
-        <w:pStyle w:val="Compact"/>
-      </w:pPr>
-      <w:r>
-        <w:t xml:space="preserve">微信云开发同步多端练习记录。</w:t>
-      </w:r>
-    </w:p>
-    <w:p>
-      <w:pPr>
-        <w:numPr>
-          <w:ilvl w:val="0"/>
-          <w:numId w:val="1017"/>
-        </w:numPr>
-        <w:pStyle w:val="Compact"/>
-      </w:pPr>
-      <w:r>
-        <w:t xml:space="preserve">接入流量主广告。</w:t>
-      </w:r>
-    </w:p>
-    <w:p>
-      <w:pPr>
-        <w:numPr>
-          <w:ilvl w:val="0"/>
-          <w:numId w:val="1017"/>
-        </w:numPr>
-        <w:pStyle w:val="Compact"/>
-      </w:pPr>
-      <w:r>
-        <w:t xml:space="preserve">笔画数据接入自有云存储，进一步优化首屏加载。</w:t>
-      </w:r>
-    </w:p>
-    <w:p>
-      <w:pPr>
-        <w:numPr>
-          <w:ilvl w:val="0"/>
-          <w:numId w:val="1017"/>
-        </w:numPr>
-        <w:pStyle w:val="Compact"/>
-      </w:pPr>
-      <w:r>
-        <w:t xml:space="preserve">如确定跨端，迁移至 uni-app +</w:t>
-      </w:r>
-      <w:r>
-        <w:t xml:space="preserve"> </w:t>
-      </w:r>
-      <w:r>
-        <w:rPr>
-          <w:rStyle w:val="VerbatimChar"/>
-        </w:rPr>
-        <w:t xml:space="preserve">lime-hanzi-writer</w:t>
-      </w:r>
-      <w:r>
-        <w:t xml:space="preserve">。</w:t>
-      </w:r>
-    </w:p>
     <w:bookmarkEnd w:id="55"/>
-    <w:bookmarkStart w:id="56" w:name="常见问题faq"/>
-    <w:p>
-      <w:pPr>
-        <w:pStyle w:val="Heading1"/>
-      </w:pPr>
-      <w:r>
-        <w:t xml:space="preserve">13. 常见问题（FAQ）</w:t>
-      </w:r>
-    </w:p>
-    <w:p>
-      <w:pPr>
-        <w:pStyle w:val="FirstParagraph"/>
-      </w:pPr>
+    <w:bookmarkStart w:id="56" w:name="上线发布检查"/>
+    <w:p>
+      <w:pPr>
+        <w:pStyle w:val="Heading2"/>
+      </w:pPr>
+      <w:r>
+        <w:t xml:space="preserve">11.2 上线发布检查</w:t>
+      </w:r>
+    </w:p>
+    <w:p>
+      <w:pPr>
+        <w:numPr>
+          <w:ilvl w:val="0"/>
+          <w:numId w:val="1018"/>
+        </w:numPr>
+        <w:pStyle w:val="Compact"/>
+      </w:pPr>
+      <w:r>
+        <w:t xml:space="preserve">☐</w:t>
+      </w:r>
+      <w:r>
+        <w:t xml:space="preserve"> </w:t>
+      </w:r>
+      <w:r>
+        <w:rPr>
+          <w:rStyle w:val="VerbatimChar"/>
+        </w:rPr>
+        <w:t xml:space="preserve">project.config.json</w:t>
+      </w:r>
+      <w:r>
+        <w:t xml:space="preserve"> </w:t>
+      </w:r>
+      <w:r>
+        <w:t xml:space="preserve">的</w:t>
+      </w:r>
+      <w:r>
+        <w:t xml:space="preserve"> </w:t>
+      </w:r>
+      <w:r>
+        <w:rPr>
+          <w:rStyle w:val="VerbatimChar"/>
+        </w:rPr>
+        <w:t xml:space="preserve">appid</w:t>
+      </w:r>
+      <w:r>
+        <w:t xml:space="preserve"> </w:t>
+      </w:r>
+      <w:r>
+        <w:t xml:space="preserve">已替换为正式小程序的 AppID。</w:t>
+      </w:r>
+    </w:p>
+    <w:p>
+      <w:pPr>
+        <w:numPr>
+          <w:ilvl w:val="0"/>
+          <w:numId w:val="1018"/>
+        </w:numPr>
+        <w:pStyle w:val="Compact"/>
+      </w:pPr>
+      <w:r>
+        <w:t xml:space="preserve">☐ 公众平台「开发 → 开发设置 → 服务器域名」已把</w:t>
+      </w:r>
+      <w:r>
+        <w:t xml:space="preserve"> </w:t>
+      </w:r>
+      <w:r>
+        <w:rPr>
+          <w:rStyle w:val="VerbatimChar"/>
+        </w:rPr>
+        <w:t xml:space="preserve">https://cdn.jsdelivr.net</w:t>
+      </w:r>
+      <w:r>
+        <w:t xml:space="preserve"> </w:t>
+      </w:r>
+      <w:r>
+        <w:t xml:space="preserve">加入</w:t>
+      </w:r>
+      <w:r>
+        <w:t xml:space="preserve"> </w:t>
+      </w:r>
       <w:r>
         <w:rPr>
           <w:bCs/>
           <w:b/>
         </w:rPr>
-        <w:t xml:space="preserve">Q1：练字页提示「字库加载失败」？</w:t>
-      </w:r>
-      <w:r>
-        <w:t xml:space="preserve"> </w:t>
-      </w:r>
-      <w:r>
-        <w:t xml:space="preserve">A：多为域名未配置。开发时勾选「不校验合法域名」，或把</w:t>
-      </w:r>
-      <w:r>
-        <w:t xml:space="preserve"> </w:t>
-      </w:r>
-      <w:r>
-        <w:rPr>
-          <w:rStyle w:val="VerbatimChar"/>
-        </w:rPr>
-        <w:t xml:space="preserve">https://cdn.jsdelivr.net</w:t>
-      </w:r>
-      <w:r>
-        <w:t xml:space="preserve"> </w:t>
-      </w:r>
-      <w:r>
-        <w:t xml:space="preserve">加入 request 合法域名。</w:t>
-      </w:r>
-    </w:p>
-    <w:p>
-      <w:pPr>
-        <w:pStyle w:val="BodyText"/>
+        <w:t xml:space="preserve">request 合法域名</w:t>
+      </w:r>
+      <w:r>
+        <w:t xml:space="preserve">（或替换为自有 CDN/云存储域名）。</w:t>
+      </w:r>
+    </w:p>
+    <w:p>
+      <w:pPr>
+        <w:numPr>
+          <w:ilvl w:val="0"/>
+          <w:numId w:val="1018"/>
+        </w:numPr>
+        <w:pStyle w:val="Compact"/>
+      </w:pPr>
+      <w:r>
+        <w:t xml:space="preserve">☐ 已取消本地「不校验合法域名」设置，确保真机联网可正常加载字库。</w:t>
+      </w:r>
+    </w:p>
+    <w:p>
+      <w:pPr>
+        <w:numPr>
+          <w:ilvl w:val="0"/>
+          <w:numId w:val="1018"/>
+        </w:numPr>
+        <w:pStyle w:val="Compact"/>
+      </w:pPr>
+      <w:r>
+        <w:t xml:space="preserve">☐ 类目选择「工具」相关（笔顺查询/练字工具），规避教育类目资质门槛。</w:t>
+      </w:r>
+    </w:p>
+    <w:p>
+      <w:pPr>
+        <w:numPr>
+          <w:ilvl w:val="0"/>
+          <w:numId w:val="1018"/>
+        </w:numPr>
+        <w:pStyle w:val="Compact"/>
+      </w:pPr>
+      <w:r>
+        <w:t xml:space="preserve">☐ 「我的」页清空操作带确认弹窗（已具备），避免误操作。</w:t>
+      </w:r>
+    </w:p>
+    <w:p>
+      <w:pPr>
+        <w:numPr>
+          <w:ilvl w:val="0"/>
+          <w:numId w:val="1018"/>
+        </w:numPr>
+        <w:pStyle w:val="Compact"/>
+      </w:pPr>
+      <w:r>
+        <w:t xml:space="preserve">☐ 首屏不依赖全量字库，确认首屏加载耗时与体验可接受。</w:t>
+      </w:r>
+    </w:p>
+    <w:p>
+      <w:pPr>
+        <w:numPr>
+          <w:ilvl w:val="0"/>
+          <w:numId w:val="1018"/>
+        </w:numPr>
+        <w:pStyle w:val="Compact"/>
+      </w:pPr>
+      <w:r>
+        <w:t xml:space="preserve">☐ 上传体验版/正式版后，主包/分包体积与预览二维码均正常。</w:t>
+      </w:r>
+    </w:p>
+    <w:bookmarkEnd w:id="56"/>
+    <w:bookmarkStart w:id="57" w:name="linux-真机预览排查清单"/>
+    <w:p>
+      <w:pPr>
+        <w:pStyle w:val="Heading2"/>
+      </w:pPr>
+      <w:r>
+        <w:t xml:space="preserve">11.3 Linux 真机预览排查清单</w:t>
+      </w:r>
+    </w:p>
+    <w:p>
+      <w:pPr>
+        <w:numPr>
+          <w:ilvl w:val="0"/>
+          <w:numId w:val="1019"/>
+        </w:numPr>
+        <w:pStyle w:val="Compact"/>
+      </w:pPr>
+      <w:r>
+        <w:t xml:space="preserve">☐ 开发者工具能正常启动（AppImage 方式需先安装</w:t>
+      </w:r>
+      <w:r>
+        <w:t xml:space="preserve"> </w:t>
+      </w:r>
+      <w:r>
+        <w:rPr>
+          <w:rStyle w:val="VerbatimChar"/>
+        </w:rPr>
+        <w:t xml:space="preserve">libfuse2</w:t>
+      </w:r>
+      <w:r>
+        <w:t xml:space="preserve">）。</w:t>
+      </w:r>
+    </w:p>
+    <w:p>
+      <w:pPr>
+        <w:numPr>
+          <w:ilvl w:val="0"/>
+          <w:numId w:val="1019"/>
+        </w:numPr>
+        <w:pStyle w:val="Compact"/>
+      </w:pPr>
+      <w:r>
+        <w:t xml:space="preserve">☐ 「工具 → 构建 npm」成功生成</w:t>
+      </w:r>
+      <w:r>
+        <w:t xml:space="preserve"> </w:t>
+      </w:r>
+      <w:r>
+        <w:rPr>
+          <w:rStyle w:val="VerbatimChar"/>
+        </w:rPr>
+        <w:t xml:space="preserve">miniprogram_npm/</w:t>
+      </w:r>
+      <w:r>
+        <w:t xml:space="preserve">。</w:t>
+      </w:r>
+    </w:p>
+    <w:p>
+      <w:pPr>
+        <w:numPr>
+          <w:ilvl w:val="0"/>
+          <w:numId w:val="1019"/>
+        </w:numPr>
+        <w:pStyle w:val="Compact"/>
+      </w:pPr>
+      <w:r>
+        <w:t xml:space="preserve">☐ 模拟器中能播放笔顺动画、切换描红与测验。</w:t>
+      </w:r>
+    </w:p>
+    <w:p>
+      <w:pPr>
+        <w:numPr>
+          <w:ilvl w:val="0"/>
+          <w:numId w:val="1019"/>
+        </w:numPr>
+        <w:pStyle w:val="Compact"/>
+      </w:pPr>
+      <w:r>
+        <w:t xml:space="preserve">☐ 真机预览二维码可被微信扫描并进入首页。</w:t>
+      </w:r>
+    </w:p>
+    <w:p>
+      <w:pPr>
+        <w:numPr>
+          <w:ilvl w:val="0"/>
+          <w:numId w:val="1019"/>
+        </w:numPr>
+        <w:pStyle w:val="Compact"/>
+      </w:pPr>
+      <w:r>
+        <w:t xml:space="preserve">☐ 真机点击「每日一字」能加载字库（网络与域名白名单正常）。</w:t>
+      </w:r>
+    </w:p>
+    <w:p>
+      <w:pPr>
+        <w:numPr>
+          <w:ilvl w:val="0"/>
+          <w:numId w:val="1019"/>
+        </w:numPr>
+        <w:pStyle w:val="Compact"/>
+      </w:pPr>
+      <w:r>
+        <w:t xml:space="preserve">☐ 断网后重进已练过的字仍能显示（本地缓存生效）。</w:t>
+      </w:r>
+    </w:p>
+    <w:p>
+      <w:pPr>
+        <w:numPr>
+          <w:ilvl w:val="0"/>
+          <w:numId w:val="1019"/>
+        </w:numPr>
+        <w:pStyle w:val="Compact"/>
+      </w:pPr>
+      <w:r>
+        <w:t xml:space="preserve">☐ 真机调试面板无</w:t>
+      </w:r>
+      <w:r>
+        <w:t xml:space="preserve"> </w:t>
+      </w:r>
+      <w:r>
+        <w:rPr>
+          <w:rStyle w:val="VerbatimChar"/>
+        </w:rPr>
+        <w:t xml:space="preserve">hanzi-writer-view</w:t>
+      </w:r>
+      <w:r>
+        <w:t xml:space="preserve"> </w:t>
+      </w:r>
+      <w:r>
+        <w:t xml:space="preserve">组件未找到的报错。</w:t>
+      </w:r>
+    </w:p>
+    <w:p>
+      <w:pPr>
+        <w:numPr>
+          <w:ilvl w:val="0"/>
+          <w:numId w:val="1019"/>
+        </w:numPr>
+        <w:pStyle w:val="Compact"/>
+      </w:pPr>
+      <w:r>
+        <w:t xml:space="preserve">☐ 备用方案：Linux 工具不可用/受限时，可在 Windows/macOS 官方工具中打开同一仓库继续开发。</w:t>
+      </w:r>
+    </w:p>
+    <w:bookmarkEnd w:id="57"/>
+    <w:bookmarkEnd w:id="58"/>
+    <w:bookmarkStart w:id="59" w:name="后续迭代路线图"/>
+    <w:p>
+      <w:pPr>
+        <w:pStyle w:val="Heading1"/>
+      </w:pPr>
+      <w:r>
+        <w:t xml:space="preserve">12. 后续迭代路线图</w:t>
+      </w:r>
+    </w:p>
+    <w:p>
+      <w:pPr>
+        <w:numPr>
+          <w:ilvl w:val="0"/>
+          <w:numId w:val="1020"/>
+        </w:numPr>
+        <w:pStyle w:val="Compact"/>
+      </w:pPr>
+      <w:r>
+        <w:t xml:space="preserve">字帖生成 / 导出打印。</w:t>
+      </w:r>
+    </w:p>
+    <w:p>
+      <w:pPr>
+        <w:numPr>
+          <w:ilvl w:val="0"/>
+          <w:numId w:val="1020"/>
+        </w:numPr>
+        <w:pStyle w:val="Compact"/>
+      </w:pPr>
+      <w:r>
+        <w:t xml:space="preserve">拍照识别手写汉字并评分。</w:t>
+      </w:r>
+    </w:p>
+    <w:p>
+      <w:pPr>
+        <w:numPr>
+          <w:ilvl w:val="0"/>
+          <w:numId w:val="1020"/>
+        </w:numPr>
+        <w:pStyle w:val="Compact"/>
+      </w:pPr>
+      <w:r>
+        <w:t xml:space="preserve">微信云开发同步多端练习记录。</w:t>
+      </w:r>
+    </w:p>
+    <w:p>
+      <w:pPr>
+        <w:numPr>
+          <w:ilvl w:val="0"/>
+          <w:numId w:val="1020"/>
+        </w:numPr>
+        <w:pStyle w:val="Compact"/>
+      </w:pPr>
+      <w:r>
+        <w:t xml:space="preserve">接入流量主广告。</w:t>
+      </w:r>
+    </w:p>
+    <w:p>
+      <w:pPr>
+        <w:numPr>
+          <w:ilvl w:val="0"/>
+          <w:numId w:val="1020"/>
+        </w:numPr>
+        <w:pStyle w:val="Compact"/>
+      </w:pPr>
+      <w:r>
+        <w:t xml:space="preserve">笔画数据接入自有云存储，进一步优化首屏加载。</w:t>
+      </w:r>
+    </w:p>
+    <w:p>
+      <w:pPr>
+        <w:numPr>
+          <w:ilvl w:val="0"/>
+          <w:numId w:val="1020"/>
+        </w:numPr>
+        <w:pStyle w:val="Compact"/>
+      </w:pPr>
+      <w:r>
+        <w:t xml:space="preserve">如确定跨端，迁移至 uni-app +</w:t>
+      </w:r>
+      <w:r>
+        <w:t xml:space="preserve"> </w:t>
+      </w:r>
+      <w:r>
+        <w:rPr>
+          <w:rStyle w:val="VerbatimChar"/>
+        </w:rPr>
+        <w:t xml:space="preserve">lime-hanzi-writer</w:t>
+      </w:r>
+      <w:r>
+        <w:t xml:space="preserve">。</w:t>
+      </w:r>
+    </w:p>
+    <w:bookmarkEnd w:id="59"/>
+    <w:bookmarkStart w:id="60" w:name="常见问题faq"/>
+    <w:p>
+      <w:pPr>
+        <w:pStyle w:val="Heading1"/>
+      </w:pPr>
+      <w:r>
+        <w:t xml:space="preserve">13. 常见问题（FAQ）</w:t>
+      </w:r>
+    </w:p>
+    <w:p>
+      <w:pPr>
+        <w:pStyle w:val="FirstParagraph"/>
       </w:pPr>
       <w:r>
         <w:rPr>
           <w:bCs/>
           <w:b/>
         </w:rPr>
-        <w:t xml:space="preserve">Q2：</w:t>
-      </w:r>
-      <w:r>
-        <w:rPr>
-          <w:rStyle w:val="VerbatimChar"/>
+        <w:t xml:space="preserve">Q1：练字页提示「字库加载失败」？</w:t>
+      </w:r>
+      <w:r>
+        <w:t xml:space="preserve"> </w:t>
+      </w:r>
+      <w:r>
+        <w:t xml:space="preserve">A：多为域名未配置。开发时勾选「不校验合法域名」，或把</w:t>
+      </w:r>
+      <w:r>
+        <w:t xml:space="preserve"> </w:t>
+      </w:r>
+      <w:r>
+        <w:rPr>
+          <w:rStyle w:val="VerbatimChar"/>
+        </w:rPr>
+        <w:t xml:space="preserve">https://cdn.jsdelivr.net</w:t>
+      </w:r>
+      <w:r>
+        <w:t xml:space="preserve"> </w:t>
+      </w:r>
+      <w:r>
+        <w:t xml:space="preserve">加入 request 合法域名。</w:t>
+      </w:r>
+    </w:p>
+    <w:p>
+      <w:pPr>
+        <w:pStyle w:val="BodyText"/>
+      </w:pPr>
+      <w:r>
+        <w:rPr>
           <w:bCs/>
           <w:b/>
         </w:rPr>
-        <w:t xml:space="preserve">hanzi-writer-view</w:t>
-      </w:r>
-      <w:r>
-        <w:rPr>
+        <w:t xml:space="preserve">Q2：</w:t>
+      </w:r>
+      <w:r>
+        <w:rPr>
+          <w:rStyle w:val="VerbatimChar"/>
           <w:bCs/>
           <w:b/>
         </w:rPr>
-        <w:t xml:space="preserve"> </w:t>
+        <w:t xml:space="preserve">hanzi-writer-view</w:t>
       </w:r>
       <w:r>
         <w:rPr>
           <w:bCs/>
           <w:b/>
         </w:rPr>
-        <w:t xml:space="preserve">组件找不到？</w:t>
-      </w:r>
-      <w:r>
-        <w:t xml:space="preserve"> </w:t>
-      </w:r>
-      <w:r>
-        <w:t xml:space="preserve">A：未构建 npm。执行「工具 → 构建 npm」生成</w:t>
-      </w:r>
-      <w:r>
-        <w:t xml:space="preserve"> </w:t>
-      </w:r>
-      <w:r>
-        <w:rPr>
-          <w:rStyle w:val="VerbatimChar"/>
-        </w:rPr>
-        <w:t xml:space="preserve">miniprogram_npm/</w:t>
-      </w:r>
-      <w:r>
-        <w:t xml:space="preserve"> </w:t>
-      </w:r>
-      <w:r>
-        <w:t xml:space="preserve">后重试。</w:t>
-      </w:r>
-    </w:p>
-    <w:p>
-      <w:pPr>
-        <w:pStyle w:val="BodyText"/>
-      </w:pPr>
+        <w:t xml:space="preserve"> </w:t>
+      </w:r>
       <w:r>
         <w:rPr>
           <w:bCs/>
           <w:b/>
         </w:rPr>
-        <w:t xml:space="preserve">Q3：包体超限？</w:t>
-      </w:r>
-      <w:r>
-        <w:t xml:space="preserve"> </w:t>
-      </w:r>
-      <w:r>
-        <w:t xml:space="preserve">A：不要把全量字库放进主包。使用默认的按需加载 + 缓存策略，或改用分包。</w:t>
+        <w:t xml:space="preserve">组件找不到？</w:t>
+      </w:r>
+      <w:r>
+        <w:t xml:space="preserve"> </w:t>
+      </w:r>
+      <w:r>
+        <w:t xml:space="preserve">A：未构建 npm。执行「工具 → 构建 npm」生成</w:t>
+      </w:r>
+      <w:r>
+        <w:t xml:space="preserve"> </w:t>
+      </w:r>
+      <w:r>
+        <w:rPr>
+          <w:rStyle w:val="VerbatimChar"/>
+        </w:rPr>
+        <w:t xml:space="preserve">miniprogram_npm/</w:t>
+      </w:r>
+      <w:r>
+        <w:t xml:space="preserve"> </w:t>
+      </w:r>
+      <w:r>
+        <w:t xml:space="preserve">后重试。</w:t>
       </w:r>
     </w:p>
     <w:p>
@@ -5484,52 +6125,13 @@
           <w:bCs/>
           <w:b/>
         </w:rPr>
-        <w:t xml:space="preserve">Q4：如何离线内置部分常用字？</w:t>
-      </w:r>
-      <w:r>
-        <w:t xml:space="preserve"> </w:t>
-      </w:r>
-      <w:r>
-        <w:t xml:space="preserve">A：</w:t>
-      </w:r>
-      <w:r>
-        <w:rPr>
-          <w:rStyle w:val="VerbatimChar"/>
-        </w:rPr>
-        <w:t xml:space="preserve">npm install hanzi-writer-data</w:t>
-      </w:r>
-      <w:r>
-        <w:t xml:space="preserve">，在</w:t>
-      </w:r>
-      <w:r>
-        <w:t xml:space="preserve"> </w:t>
-      </w:r>
-      <w:r>
-        <w:rPr>
-          <w:rStyle w:val="VerbatimChar"/>
-        </w:rPr>
-        <w:t xml:space="preserve">data/embedded.js</w:t>
-      </w:r>
-      <w:r>
-        <w:t xml:space="preserve"> </w:t>
-      </w:r>
-      <w:r>
-        <w:t xml:space="preserve">中</w:t>
-      </w:r>
-      <w:r>
-        <w:t xml:space="preserve"> </w:t>
-      </w:r>
-      <w:r>
-        <w:rPr>
-          <w:rStyle w:val="VerbatimChar"/>
-        </w:rPr>
-        <w:t xml:space="preserve">require('hanzi-writer-data/我')</w:t>
-      </w:r>
-      <w:r>
-        <w:t xml:space="preserve"> </w:t>
-      </w:r>
-      <w:r>
-        <w:t xml:space="preserve">预置少量高频字，注意控制包体。</w:t>
+        <w:t xml:space="preserve">Q3：包体超限？</w:t>
+      </w:r>
+      <w:r>
+        <w:t xml:space="preserve"> </w:t>
+      </w:r>
+      <w:r>
+        <w:t xml:space="preserve">A：不要把全量字库放进主包。使用默认的按需加载 + 缓存策略，或改用分包。</w:t>
       </w:r>
     </w:p>
     <w:p>
@@ -5541,6 +6143,63 @@
           <w:bCs/>
           <w:b/>
         </w:rPr>
+        <w:t xml:space="preserve">Q4：如何离线内置部分常用字？</w:t>
+      </w:r>
+      <w:r>
+        <w:t xml:space="preserve"> </w:t>
+      </w:r>
+      <w:r>
+        <w:t xml:space="preserve">A：</w:t>
+      </w:r>
+      <w:r>
+        <w:rPr>
+          <w:rStyle w:val="VerbatimChar"/>
+        </w:rPr>
+        <w:t xml:space="preserve">npm install hanzi-writer-data</w:t>
+      </w:r>
+      <w:r>
+        <w:t xml:space="preserve">，在</w:t>
+      </w:r>
+      <w:r>
+        <w:t xml:space="preserve"> </w:t>
+      </w:r>
+      <w:r>
+        <w:rPr>
+          <w:rStyle w:val="VerbatimChar"/>
+        </w:rPr>
+        <w:t xml:space="preserve">data/embedded.js</w:t>
+      </w:r>
+      <w:r>
+        <w:t xml:space="preserve"> </w:t>
+      </w:r>
+      <w:r>
+        <w:t xml:space="preserve">中</w:t>
+      </w:r>
+      <w:r>
+        <w:t xml:space="preserve"> </w:t>
+      </w:r>
+      <w:r>
+        <w:rPr>
+          <w:rStyle w:val="VerbatimChar"/>
+        </w:rPr>
+        <w:t xml:space="preserve">require('hanzi-writer-data/我')</w:t>
+      </w:r>
+      <w:r>
+        <w:t xml:space="preserve"> </w:t>
+      </w:r>
+      <w:r>
+        <w:t xml:space="preserve">预置少量高频字，注意控制包体。</w:t>
+      </w:r>
+    </w:p>
+    <w:p>
+      <w:pPr>
+        <w:pStyle w:val="BodyText"/>
+      </w:pPr>
+      <w:r>
+        <w:rPr>
+          <w:bCs/>
+          <w:b/>
+        </w:rPr>
         <w:t xml:space="preserve">Q5：如何替换数据源？</w:t>
       </w:r>
       <w:r>
@@ -5607,8 +6266,74 @@
         <w:t xml:space="preserve">走云存储。</w:t>
       </w:r>
     </w:p>
-    <w:bookmarkEnd w:id="56"/>
-    <w:bookmarkStart w:id="57" w:name="开源协议"/>
+    <w:p>
+      <w:pPr>
+        <w:pStyle w:val="BodyText"/>
+      </w:pPr>
+      <w:r>
+        <w:rPr>
+          <w:bCs/>
+          <w:b/>
+        </w:rPr>
+        <w:t xml:space="preserve">Q6：Linux 上怎么安装微信开发者工具？</w:t>
+      </w:r>
+      <w:r>
+        <w:t xml:space="preserve"> </w:t>
+      </w:r>
+      <w:r>
+        <w:t xml:space="preserve">A：官方仅支持 Windows/macOS。Linux 使用社区移植版</w:t>
+      </w:r>
+      <w:r>
+        <w:t xml:space="preserve"> </w:t>
+      </w:r>
+      <w:r>
+        <w:rPr>
+          <w:rStyle w:val="VerbatimChar"/>
+        </w:rPr>
+        <w:t xml:space="preserve">msojocs/wechat-web-devtools-linux</w:t>
+      </w:r>
+      <w:r>
+        <w:t xml:space="preserve">，下载其</w:t>
+      </w:r>
+      <w:r>
+        <w:t xml:space="preserve"> </w:t>
+      </w:r>
+      <w:r>
+        <w:rPr>
+          <w:rStyle w:val="VerbatimChar"/>
+        </w:rPr>
+        <w:t xml:space="preserve">.deb</w:t>
+      </w:r>
+      <w:r>
+        <w:t xml:space="preserve"> </w:t>
+      </w:r>
+      <w:r>
+        <w:t xml:space="preserve">安装（</w:t>
+      </w:r>
+      <w:r>
+        <w:rPr>
+          <w:rStyle w:val="VerbatimChar"/>
+        </w:rPr>
+        <w:t xml:space="preserve">sudo dpkg -i ... &amp;&amp; sudo apt-get -f install</w:t>
+      </w:r>
+      <w:r>
+        <w:t xml:space="preserve">），或用 AppImage（需先</w:t>
+      </w:r>
+      <w:r>
+        <w:t xml:space="preserve"> </w:t>
+      </w:r>
+      <w:r>
+        <w:rPr>
+          <w:rStyle w:val="VerbatimChar"/>
+        </w:rPr>
+        <w:t xml:space="preserve">apt install libfuse2</w:t>
+      </w:r>
+      <w:r>
+        <w:t xml:space="preserve">）。详见 3.4 节。</w:t>
+      </w:r>
+    </w:p>
+    <w:bookmarkEnd w:id="60"/>
+    <w:bookmarkStart w:id="61" w:name="开源协议"/>
     <w:p>
       <w:pPr>
         <w:pStyle w:val="Heading1"/>
@@ -5621,7 +6346,7 @@
       <w:pPr>
         <w:numPr>
           <w:ilvl w:val="0"/>
-          <w:numId w:val="1018"/>
+          <w:numId w:val="1021"/>
         </w:numPr>
         <w:pStyle w:val="Compact"/>
       </w:pPr>
@@ -5645,7 +6370,7 @@
       <w:pPr>
         <w:numPr>
           <w:ilvl w:val="0"/>
-          <w:numId w:val="1018"/>
+          <w:numId w:val="1021"/>
         </w:numPr>
         <w:pStyle w:val="Compact"/>
       </w:pPr>
@@ -5657,7 +6382,7 @@
       <w:pPr>
         <w:numPr>
           <w:ilvl w:val="0"/>
-          <w:numId w:val="1018"/>
+          <w:numId w:val="1021"/>
         </w:numPr>
         <w:pStyle w:val="Compact"/>
       </w:pPr>
@@ -5665,7 +6390,7 @@
         <w:t xml:space="preserve">笔画数据 Hanzi Writer Data：Make Me A Hanzi / Arphic Public License。</w:t>
       </w:r>
     </w:p>
-    <w:bookmarkEnd w:id="57"/>
+    <w:bookmarkEnd w:id="61"/>
     <w:sectPr/>
   </w:body>
 </w:document>
@@ -6012,6 +6737,9 @@
     <w:abstractNumId w:val="991"/>
   </w:num>
   <w:num w:numId="1008">
+    <w:abstractNumId w:val="991"/>
+  </w:num>
+  <w:num w:numId="1009">
     <w:abstractNumId w:val="99411"/>
     <w:lvlOverride w:ilvl="0">
       <w:startOverride w:val="1"/>
@@ -6041,9 +6769,6 @@
       <w:startOverride w:val="1"/>
     </w:lvlOverride>
   </w:num>
-  <w:num w:numId="1009">
-    <w:abstractNumId w:val="991"/>
-  </w:num>
   <w:num w:numId="1010">
     <w:abstractNumId w:val="991"/>
   </w:num>
@@ -6060,6 +6785,9 @@
     <w:abstractNumId w:val="991"/>
   </w:num>
   <w:num w:numId="1015">
+    <w:abstractNumId w:val="991"/>
+  </w:num>
+  <w:num w:numId="1016">
     <w:abstractNumId w:val="99411"/>
     <w:lvlOverride w:ilvl="0">
       <w:startOverride w:val="1"/>
@@ -6089,10 +6817,16 @@
       <w:startOverride w:val="1"/>
     </w:lvlOverride>
   </w:num>
-  <w:num w:numId="1016">
+  <w:num w:numId="1017">
     <w:abstractNumId w:val="991"/>
   </w:num>
-  <w:num w:numId="1017">
+  <w:num w:numId="1018">
+    <w:abstractNumId w:val="991"/>
+  </w:num>
+  <w:num w:numId="1019">
+    <w:abstractNumId w:val="991"/>
+  </w:num>
+  <w:num w:numId="1020">
     <w:abstractNumId w:val="99411"/>
     <w:lvlOverride w:ilvl="0">
       <w:startOverride w:val="1"/>
@@ -6122,7 +6856,7 @@
       <w:startOverride w:val="1"/>
     </w:lvlOverride>
   </w:num>
-  <w:num w:numId="1018">
+  <w:num w:numId="1021">
     <w:abstractNumId w:val="991"/>
   </w:num>
 </w:numbering>

--- a/docs/开发文档.docx
+++ b/docs/开发文档.docx
@@ -323,7 +323,7 @@
               <w:jc w:val="left"/>
             </w:pPr>
             <w:r>
-              <w:t xml:space="preserve">只做微信端，包体/性能最优，接入官方 npm 组件最直接</w:t>
+              <w:t xml:space="preserve">只做微信端，包体/性能最优，无需跨端框架</w:t>
             </w:r>
           </w:p>
         </w:tc>
@@ -352,19 +352,47 @@
               <w:rPr>
                 <w:rStyle w:val="VerbatimChar"/>
               </w:rPr>
-              <w:t xml:space="preserve">hanzi-writer-miniprogram</w:t>
-            </w:r>
-          </w:p>
-        </w:tc>
-        <w:tc>
-          <w:tcPr/>
-          <w:p>
-            <w:pPr>
-              <w:pStyle w:val="Compact"/>
-              <w:jc w:val="left"/>
-            </w:pPr>
-            <w:r>
-              <w:t xml:space="preserve">Hanzi Writer 的小程序封装，提供动画、描红、测验全套能力</w:t>
+              <w:t xml:space="preserve">hanzi-writer</w:t>
+            </w:r>
+            <w:r>
+              <w:t xml:space="preserve"> </w:t>
+            </w:r>
+            <w:r>
+              <w:t xml:space="preserve">+ 小程序封装（</w:t>
+            </w:r>
+            <w:r>
+              <w:rPr>
+                <w:bCs/>
+                <w:b/>
+              </w:rPr>
+              <w:t xml:space="preserve">内置 vendored</w:t>
+            </w:r>
+            <w:r>
+              <w:t xml:space="preserve">）</w:t>
+            </w:r>
+          </w:p>
+        </w:tc>
+        <w:tc>
+          <w:tcPr/>
+          <w:p>
+            <w:pPr>
+              <w:pStyle w:val="Compact"/>
+              <w:jc w:val="left"/>
+            </w:pPr>
+            <w:r>
+              <w:t xml:space="preserve">放在</w:t>
+            </w:r>
+            <w:r>
+              <w:t xml:space="preserve"> </w:t>
+            </w:r>
+            <w:r>
+              <w:rPr>
+                <w:rStyle w:val="VerbatimChar"/>
+              </w:rPr>
+              <w:t xml:space="preserve">vendor/hanzi-writer/</w:t>
+            </w:r>
+            <w:r>
+              <w:t xml:space="preserve">，提供动画、描红、测验全套能力，免构建</w:t>
             </w:r>
           </w:p>
         </w:tc>
@@ -472,19 +500,19 @@
               <w:jc w:val="left"/>
             </w:pPr>
             <w:r>
-              <w:t xml:space="preserve">npm + 微信开发者工具「构建 npm」</w:t>
-            </w:r>
-          </w:p>
-        </w:tc>
-        <w:tc>
-          <w:tcPr/>
-          <w:p>
-            <w:pPr>
-              <w:pStyle w:val="Compact"/>
-              <w:jc w:val="left"/>
-            </w:pPr>
-            <w:r>
-              <w:t xml:space="preserve">标准流程</w:t>
+              <w:t xml:space="preserve">无（源码内置，克隆即用）</w:t>
+            </w:r>
+          </w:p>
+        </w:tc>
+        <w:tc>
+          <w:tcPr/>
+          <w:p>
+            <w:pPr>
+              <w:pStyle w:val="Compact"/>
+              <w:jc w:val="left"/>
+            </w:pPr>
+            <w:r>
+              <w:t xml:space="preserve">不依赖 npm 与「构建 npm」</w:t>
             </w:r>
           </w:p>
         </w:tc>
@@ -714,7 +742,7 @@
         <w:pStyle w:val="Compact"/>
       </w:pPr>
       <w:r>
-        <w:t xml:space="preserve">Node.js（用于安装依赖与构建 npm）</w:t>
+        <w:t xml:space="preserve">微信开发者工具（Stable 版即可）</w:t>
       </w:r>
     </w:p>
     <w:p>
@@ -726,29 +754,50 @@
         <w:pStyle w:val="Compact"/>
       </w:pPr>
       <w:r>
-        <w:t xml:space="preserve">微信开发者工具（Stable 版即可）</w:t>
-      </w:r>
-    </w:p>
-    <w:p>
-      <w:pPr>
-        <w:numPr>
-          <w:ilvl w:val="0"/>
-          <w:numId w:val="1004"/>
-        </w:numPr>
-        <w:pStyle w:val="Compact"/>
-      </w:pPr>
-      <w:r>
         <w:t xml:space="preserve">微信小程序 AppID（开发阶段可使用测试号）</w:t>
       </w:r>
     </w:p>
+    <w:p>
+      <w:pPr>
+        <w:pStyle w:val="BlockText"/>
+      </w:pPr>
+      <w:r>
+        <w:t xml:space="preserve">组件已在</w:t>
+      </w:r>
+      <w:r>
+        <w:t xml:space="preserve"> </w:t>
+      </w:r>
+      <w:r>
+        <w:rPr>
+          <w:rStyle w:val="VerbatimChar"/>
+        </w:rPr>
+        <w:t xml:space="preserve">vendor/hanzi-writer/</w:t>
+      </w:r>
+      <w:r>
+        <w:t xml:space="preserve"> </w:t>
+      </w:r>
+      <w:r>
+        <w:t xml:space="preserve">内置，</w:t>
+      </w:r>
+      <w:r>
+        <w:rPr>
+          <w:bCs/>
+          <w:b/>
+        </w:rPr>
+        <w:t xml:space="preserve">无需 Node.js / npm install / 构建 npm</w:t>
+      </w:r>
+      <w:r>
+        <w:t xml:space="preserve">。</w:t>
+      </w:r>
+    </w:p>
     <w:bookmarkEnd w:id="25"/>
-    <w:bookmarkStart w:id="26" w:name="安装与构建步骤"/>
+    <w:bookmarkStart w:id="26" w:name="运行步骤"/>
     <w:p>
       <w:pPr>
         <w:pStyle w:val="Heading2"/>
       </w:pPr>
       <w:r>
-        <w:t xml:space="preserve">3.2 安装与构建步骤</w:t>
+        <w:t xml:space="preserve">3.2 运行步骤</w:t>
       </w:r>
     </w:p>
     <w:p>
@@ -759,58 +808,19 @@
         <w:rPr>
           <w:rStyle w:val="CommentTok"/>
         </w:rPr>
-        <w:t xml:space="preserve"># 1. 安装依赖</w:t>
+        <w:t xml:space="preserve"># 1. 用微信开发者工具打开项目根目录（克隆即用）</w:t>
       </w:r>
       <w:r>
         <w:br/>
       </w:r>
       <w:r>
-        <w:rPr>
-          <w:rStyle w:val="ExtensionTok"/>
-        </w:rPr>
-        <w:t xml:space="preserve">npm</w:t>
-      </w:r>
-      <w:r>
-        <w:rPr>
-          <w:rStyle w:val="NormalTok"/>
-        </w:rPr>
-        <w:t xml:space="preserve"> install</w:t>
-      </w:r>
-      <w:r>
         <w:br/>
       </w:r>
       <w:r>
-        <w:br/>
-      </w:r>
-      <w:r>
         <w:rPr>
           <w:rStyle w:val="CommentTok"/>
         </w:rPr>
-        <w:t xml:space="preserve"># 2. 用微信开发者工具打开项目根目录</w:t>
-      </w:r>
-      <w:r>
-        <w:br/>
-      </w:r>
-      <w:r>
-        <w:br/>
-      </w:r>
-      <w:r>
-        <w:rPr>
-          <w:rStyle w:val="CommentTok"/>
-        </w:rPr>
-        <w:t xml:space="preserve"># 3. 菜单：工具 -&gt; 构建 npm（生成 miniprogram_npm/）</w:t>
-      </w:r>
-      <w:r>
-        <w:br/>
-      </w:r>
-      <w:r>
-        <w:br/>
-      </w:r>
-      <w:r>
-        <w:rPr>
-          <w:rStyle w:val="CommentTok"/>
-        </w:rPr>
-        <w:t xml:space="preserve"># 4. 域名配置（二选一）</w:t>
+        <w:t xml:space="preserve"># 2. 域名配置（二选一）</w:t>
       </w:r>
       <w:r>
         <w:br/>
@@ -925,36 +935,6 @@
       </w:r>
       <w:r>
         <w:t xml:space="preserve">（便于开发），上线前请确保域名已在后台配置。</w:t>
-      </w:r>
-    </w:p>
-    <w:p>
-      <w:pPr>
-        <w:numPr>
-          <w:ilvl w:val="0"/>
-          <w:numId w:val="1005"/>
-        </w:numPr>
-        <w:pStyle w:val="Compact"/>
-      </w:pPr>
-      <w:r>
-        <w:rPr>
-          <w:rStyle w:val="VerbatimChar"/>
-        </w:rPr>
-        <w:t xml:space="preserve">setting.packNpmManually</w:t>
-      </w:r>
-      <w:r>
-        <w:t xml:space="preserve">：默认</w:t>
-      </w:r>
-      <w:r>
-        <w:t xml:space="preserve"> </w:t>
-      </w:r>
-      <w:r>
-        <w:rPr>
-          <w:rStyle w:val="VerbatimChar"/>
-        </w:rPr>
-        <w:t xml:space="preserve">false</w:t>
-      </w:r>
-      <w:r>
-        <w:t xml:space="preserve">，使用自动构建 npm。</w:t>
       </w:r>
     </w:p>
     <w:bookmarkEnd w:id="27"/>
@@ -1382,7 +1362,7 @@
         <w:rPr>
           <w:rStyle w:val="VerbatimChar"/>
         </w:rPr>
-        <w:t xml:space="preserve">├── package.json                # 依赖：hanzi-writer-miniprogram@beta</w:t>
+        <w:t xml:space="preserve">├── package.json                # 项目元信息（无 npm 依赖）</w:t>
       </w:r>
       <w:r>
         <w:br/>
@@ -1464,6 +1444,24 @@
           <w:rStyle w:val="VerbatimChar"/>
         </w:rPr>
         <w:t xml:space="preserve">│   └── storage.js              # 练习记录与收藏</w:t>
+      </w:r>
+      <w:r>
+        <w:br/>
+      </w:r>
+      <w:r>
+        <w:rPr>
+          <w:rStyle w:val="VerbatimChar"/>
+        </w:rPr>
+        <w:t xml:space="preserve">├── vendor/</w:t>
+      </w:r>
+      <w:r>
+        <w:br/>
+      </w:r>
+      <w:r>
+        <w:rPr>
+          <w:rStyle w:val="VerbatimChar"/>
+        </w:rPr>
+        <w:t xml:space="preserve">│   └── hanzi-writer/           # 内置的 hanzi-writer + 小程序组件（免构建）</w:t>
       </w:r>
       <w:r>
         <w:br/>
@@ -2141,7 +2139,7 @@
     </w:p>
     <w:bookmarkEnd w:id="33"/>
     <w:bookmarkEnd w:id="34"/>
-    <w:bookmarkStart w:id="43" w:name="核心模块详解"/>
+    <w:bookmarkStart w:id="45" w:name="核心模块详解"/>
     <w:p>
       <w:pPr>
         <w:pStyle w:val="Heading1"/>
@@ -3553,7 +3551,7 @@
       </w:tr>
     </w:tbl>
     <w:bookmarkEnd w:id="37"/>
-    <w:bookmarkStart w:id="42" w:name="hanzi-writer-集成"/>
+    <w:bookmarkStart w:id="44" w:name="hanzi-writer-集成"/>
     <w:p>
       <w:pPr>
         <w:pStyle w:val="Heading2"/>
@@ -3562,6 +3560,72 @@
         <w:t xml:space="preserve">6.4 Hanzi Writer 集成</w:t>
       </w:r>
     </w:p>
+    <w:p>
+      <w:pPr>
+        <w:pStyle w:val="FirstParagraph"/>
+      </w:pPr>
+      <w:r>
+        <w:t xml:space="preserve">组件与内核已内置在</w:t>
+      </w:r>
+      <w:r>
+        <w:t xml:space="preserve"> </w:t>
+      </w:r>
+      <w:r>
+        <w:rPr>
+          <w:rStyle w:val="VerbatimChar"/>
+        </w:rPr>
+        <w:t xml:space="preserve">vendor/hanzi-writer/</w:t>
+      </w:r>
+      <w:r>
+        <w:t xml:space="preserve">（</w:t>
+      </w:r>
+      <w:r>
+        <w:rPr>
+          <w:rStyle w:val="VerbatimChar"/>
+        </w:rPr>
+        <w:t xml:space="preserve">index.js</w:t>
+      </w:r>
+      <w:r>
+        <w:t xml:space="preserve"> </w:t>
+      </w:r>
+      <w:r>
+        <w:t xml:space="preserve">为控制器，</w:t>
+      </w:r>
+      <w:r>
+        <w:rPr>
+          <w:rStyle w:val="VerbatimChar"/>
+        </w:rPr>
+        <w:t xml:space="preserve">hanzi-writer-view.*</w:t>
+      </w:r>
+      <w:r>
+        <w:t xml:space="preserve"> </w:t>
+      </w:r>
+      <w:r>
+        <w:t xml:space="preserve">为画布组件，</w:t>
+      </w:r>
+      <w:r>
+        <w:rPr>
+          <w:rStyle w:val="VerbatimChar"/>
+        </w:rPr>
+        <w:t xml:space="preserve">hanzi-writer.js</w:t>
+      </w:r>
+      <w:r>
+        <w:t xml:space="preserve"> </w:t>
+      </w:r>
+      <w:r>
+        <w:t xml:space="preserve">为内核），</w:t>
+      </w:r>
+      <w:r>
+        <w:rPr>
+          <w:bCs/>
+          <w:b/>
+        </w:rPr>
+        <w:t xml:space="preserve">无需 npm 构建</w:t>
+      </w:r>
+      <w:r>
+        <w:t xml:space="preserve">。</w:t>
+      </w:r>
+    </w:p>
     <w:bookmarkStart w:id="38" w:name="组件注册pagespracticepractice.json"/>
     <w:p>
       <w:pPr>
@@ -3645,7 +3709,7 @@
         <w:rPr>
           <w:rStyle w:val="StringTok"/>
         </w:rPr>
-        <w:t xml:space="preserve">"hanzi-writer-miniprogram/hanzi-writer-view"</w:t>
+        <w:t xml:space="preserve">"/vendor/hanzi-writer/hanzi-writer-view"</w:t>
       </w:r>
       <w:r>
         <w:br/>
@@ -3804,9 +3868,9 @@
       </w:pPr>
       <w:r>
         <w:rPr>
-          <w:rStyle w:val="ImportTok"/>
-        </w:rPr>
-        <w:t xml:space="preserve">import</w:t>
+          <w:rStyle w:val="KeywordTok"/>
+        </w:rPr>
+        <w:t xml:space="preserve">const</w:t>
       </w:r>
       <w:r>
         <w:rPr>
@@ -3816,21 +3880,39 @@
       </w:r>
       <w:r>
         <w:rPr>
-          <w:rStyle w:val="ImportTok"/>
-        </w:rPr>
-        <w:t xml:space="preserve">from</w:t>
-      </w:r>
-      <w:r>
-        <w:rPr>
-          <w:rStyle w:val="NormalTok"/>
-        </w:rPr>
-        <w:t xml:space="preserve"> </w:t>
+          <w:rStyle w:val="OperatorTok"/>
+        </w:rPr>
+        <w:t xml:space="preserve">=</w:t>
+      </w:r>
+      <w:r>
+        <w:rPr>
+          <w:rStyle w:val="NormalTok"/>
+        </w:rPr>
+        <w:t xml:space="preserve"> </w:t>
+      </w:r>
+      <w:r>
+        <w:rPr>
+          <w:rStyle w:val="PreprocessorTok"/>
+        </w:rPr>
+        <w:t xml:space="preserve">require</w:t>
+      </w:r>
+      <w:r>
+        <w:rPr>
+          <w:rStyle w:val="NormalTok"/>
+        </w:rPr>
+        <w:t xml:space="preserve">(</w:t>
       </w:r>
       <w:r>
         <w:rPr>
           <w:rStyle w:val="StringTok"/>
         </w:rPr>
-        <w:t xml:space="preserve">'hanzi-writer-miniprogram'</w:t>
+        <w:t xml:space="preserve">'../../vendor/hanzi-writer/index'</w:t>
+      </w:r>
+      <w:r>
+        <w:rPr>
+          <w:rStyle w:val="NormalTok"/>
+        </w:rPr>
+        <w:t xml:space="preserve">)</w:t>
       </w:r>
       <w:r>
         <w:br/>
@@ -4008,6 +4090,36 @@
       </w:r>
       <w:r>
         <w:rPr>
+          <w:rStyle w:val="CommentTok"/>
+        </w:rPr>
+        <w:t xml:space="preserve">// 注意：charDataLoader 采用回调式 (char, onLoad, onError)，</w:t>
+      </w:r>
+      <w:r>
+        <w:br/>
+      </w:r>
+      <w:r>
+        <w:rPr>
+          <w:rStyle w:val="NormalTok"/>
+        </w:rPr>
+        <w:t xml:space="preserve">  </w:t>
+      </w:r>
+      <w:r>
+        <w:rPr>
+          <w:rStyle w:val="CommentTok"/>
+        </w:rPr>
+        <w:t xml:space="preserve">// 且“不要”返回值——返回真值会被当作字库数据，导致画布空白。</w:t>
+      </w:r>
+      <w:r>
+        <w:br/>
+      </w:r>
+      <w:r>
+        <w:rPr>
+          <w:rStyle w:val="NormalTok"/>
+        </w:rPr>
+        <w:t xml:space="preserve">  </w:t>
+      </w:r>
+      <w:r>
+        <w:rPr>
           <w:rStyle w:val="DataTypeTok"/>
         </w:rPr>
         <w:t xml:space="preserve">charDataLoader</w:t>
@@ -4022,7 +4134,31 @@
         <w:rPr>
           <w:rStyle w:val="NormalTok"/>
         </w:rPr>
-        <w:t xml:space="preserve"> (c) </w:t>
+        <w:t xml:space="preserve"> (c</w:t>
+      </w:r>
+      <w:r>
+        <w:rPr>
+          <w:rStyle w:val="OperatorTok"/>
+        </w:rPr>
+        <w:t xml:space="preserve">,</w:t>
+      </w:r>
+      <w:r>
+        <w:rPr>
+          <w:rStyle w:val="NormalTok"/>
+        </w:rPr>
+        <w:t xml:space="preserve"> onLoad</w:t>
+      </w:r>
+      <w:r>
+        <w:rPr>
+          <w:rStyle w:val="OperatorTok"/>
+        </w:rPr>
+        <w:t xml:space="preserve">,</w:t>
+      </w:r>
+      <w:r>
+        <w:rPr>
+          <w:rStyle w:val="NormalTok"/>
+        </w:rPr>
+        <w:t xml:space="preserve"> onError) </w:t>
       </w:r>
       <w:r>
         <w:rPr>
@@ -4034,7 +4170,16 @@
         <w:rPr>
           <w:rStyle w:val="NormalTok"/>
         </w:rPr>
-        <w:t xml:space="preserve"> </w:t>
+        <w:t xml:space="preserve"> {</w:t>
+      </w:r>
+      <w:r>
+        <w:br/>
+      </w:r>
+      <w:r>
+        <w:rPr>
+          <w:rStyle w:val="NormalTok"/>
+        </w:rPr>
+        <w:t xml:space="preserve">    </w:t>
       </w:r>
       <w:r>
         <w:rPr>
@@ -4052,6 +4197,51 @@
         <w:rPr>
           <w:rStyle w:val="OperatorTok"/>
         </w:rPr>
+        <w:t xml:space="preserve">.</w:t>
+      </w:r>
+      <w:r>
+        <w:rPr>
+          <w:rStyle w:val="FunctionTok"/>
+        </w:rPr>
+        <w:t xml:space="preserve">then</w:t>
+      </w:r>
+      <w:r>
+        <w:rPr>
+          <w:rStyle w:val="NormalTok"/>
+        </w:rPr>
+        <w:t xml:space="preserve">(onLoad)</w:t>
+      </w:r>
+      <w:r>
+        <w:rPr>
+          <w:rStyle w:val="OperatorTok"/>
+        </w:rPr>
+        <w:t xml:space="preserve">.</w:t>
+      </w:r>
+      <w:r>
+        <w:rPr>
+          <w:rStyle w:val="FunctionTok"/>
+        </w:rPr>
+        <w:t xml:space="preserve">catch</w:t>
+      </w:r>
+      <w:r>
+        <w:rPr>
+          <w:rStyle w:val="NormalTok"/>
+        </w:rPr>
+        <w:t xml:space="preserve">(onError)</w:t>
+      </w:r>
+      <w:r>
+        <w:br/>
+      </w:r>
+      <w:r>
+        <w:rPr>
+          <w:rStyle w:val="NormalTok"/>
+        </w:rPr>
+        <w:t xml:space="preserve">  }</w:t>
+      </w:r>
+      <w:r>
+        <w:rPr>
+          <w:rStyle w:val="OperatorTok"/>
+        </w:rPr>
         <w:t xml:space="preserve">,</w:t>
       </w:r>
       <w:r>
@@ -4173,7 +4363,225 @@
       </w:r>
     </w:p>
     <w:bookmarkEnd w:id="40"/>
-    <w:bookmarkStart w:id="41" w:name="三种模式"/>
+    <w:bookmarkStart w:id="41" w:name="微信兼容修补重要"/>
+    <w:p>
+      <w:pPr>
+        <w:pStyle w:val="Heading3"/>
+      </w:pPr>
+      <w:r>
+        <w:t xml:space="preserve">微信兼容修补（重要）</w:t>
+      </w:r>
+    </w:p>
+    <w:p>
+      <w:pPr>
+        <w:pStyle w:val="FirstParagraph"/>
+      </w:pPr>
+      <w:r>
+        <w:t xml:space="preserve">内置的</w:t>
+      </w:r>
+      <w:r>
+        <w:t xml:space="preserve"> </w:t>
+      </w:r>
+      <w:r>
+        <w:rPr>
+          <w:rStyle w:val="VerbatimChar"/>
+        </w:rPr>
+        <w:t xml:space="preserve">vendor/hanzi-writer/</w:t>
+      </w:r>
+      <w:r>
+        <w:t xml:space="preserve"> </w:t>
+      </w:r>
+      <w:r>
+        <w:t xml:space="preserve">做了两处兼容处理，源码版不具备：</w:t>
+      </w:r>
+    </w:p>
+    <w:p>
+      <w:pPr>
+        <w:numPr>
+          <w:ilvl w:val="0"/>
+          <w:numId w:val="1010"/>
+        </w:numPr>
+        <w:pStyle w:val="Compact"/>
+      </w:pPr>
+      <w:r>
+        <w:rPr>
+          <w:bCs/>
+          <w:b/>
+        </w:rPr>
+        <w:t xml:space="preserve">Path2D</w:t>
+      </w:r>
+      <w:r>
+        <w:t xml:space="preserve">：新版基础库暴露全局</w:t>
+      </w:r>
+      <w:r>
+        <w:t xml:space="preserve"> </w:t>
+      </w:r>
+      <w:r>
+        <w:rPr>
+          <w:rStyle w:val="VerbatimChar"/>
+        </w:rPr>
+        <w:t xml:space="preserve">Path2D</w:t>
+      </w:r>
+      <w:r>
+        <w:t xml:space="preserve">，但</w:t>
+      </w:r>
+      <w:r>
+        <w:t xml:space="preserve"> </w:t>
+      </w:r>
+      <w:r>
+        <w:rPr>
+          <w:rStyle w:val="VerbatimChar"/>
+        </w:rPr>
+        <w:t xml:space="preserve">new Path2D(pathString)</w:t>
+      </w:r>
+      <w:r>
+        <w:t xml:space="preserve"> </w:t>
+      </w:r>
+      <w:r>
+        <w:t xml:space="preserve">在小程序不可用，会使</w:t>
+      </w:r>
+      <w:r>
+        <w:t xml:space="preserve"> </w:t>
+      </w:r>
+      <w:r>
+        <w:rPr>
+          <w:rStyle w:val="VerbatimChar"/>
+        </w:rPr>
+        <w:t xml:space="preserve">ctx.clip(空路径)</w:t>
+      </w:r>
+      <w:r>
+        <w:t xml:space="preserve"> </w:t>
+      </w:r>
+      <w:r>
+        <w:t xml:space="preserve">裁掉整字（静默空白）。已强制走微信兼容分支（先</w:t>
+      </w:r>
+      <w:r>
+        <w:t xml:space="preserve"> </w:t>
+      </w:r>
+      <w:r>
+        <w:rPr>
+          <w:rStyle w:val="VerbatimChar"/>
+        </w:rPr>
+        <w:t xml:space="preserve">stroke</w:t>
+      </w:r>
+      <w:r>
+        <w:t xml:space="preserve"> </w:t>
+      </w:r>
+      <w:r>
+        <w:t xml:space="preserve">再</w:t>
+      </w:r>
+      <w:r>
+        <w:t xml:space="preserve"> </w:t>
+      </w:r>
+      <w:r>
+        <w:rPr>
+          <w:rStyle w:val="VerbatimChar"/>
+        </w:rPr>
+        <w:t xml:space="preserve">clip</w:t>
+      </w:r>
+      <w:r>
+        <w:t xml:space="preserve">）。</w:t>
+      </w:r>
+    </w:p>
+    <w:p>
+      <w:pPr>
+        <w:numPr>
+          <w:ilvl w:val="0"/>
+          <w:numId w:val="1010"/>
+        </w:numPr>
+        <w:pStyle w:val="Compact"/>
+      </w:pPr>
+      <w:r>
+        <w:rPr>
+          <w:bCs/>
+          <w:b/>
+        </w:rPr>
+        <w:t xml:space="preserve">全局解析</w:t>
+      </w:r>
+      <w:r>
+        <w:t xml:space="preserve">：内核的 webpack 全局注入使用</w:t>
+      </w:r>
+      <w:r>
+        <w:t xml:space="preserve"> </w:t>
+      </w:r>
+      <w:r>
+        <w:rPr>
+          <w:rStyle w:val="VerbatimChar"/>
+        </w:rPr>
+        <w:t xml:space="preserve">eval</w:t>
+      </w:r>
+      <w:r>
+        <w:t xml:space="preserve">/</w:t>
+      </w:r>
+      <w:r>
+        <w:rPr>
+          <w:rStyle w:val="VerbatimChar"/>
+        </w:rPr>
+        <w:t xml:space="preserve">Function</w:t>
+      </w:r>
+      <w:r>
+        <w:t xml:space="preserve">，小程序沙箱禁止；已替换为</w:t>
+      </w:r>
+      <w:r>
+        <w:t xml:space="preserve"> </w:t>
+      </w:r>
+      <w:r>
+        <w:rPr>
+          <w:rStyle w:val="VerbatimChar"/>
+        </w:rPr>
+        <w:t xml:space="preserve">globalThis/window/self</w:t>
+      </w:r>
+      <w:r>
+        <w:t xml:space="preserve"> </w:t>
+      </w:r>
+      <w:r>
+        <w:t xml:space="preserve">安全解析。</w:t>
+      </w:r>
+    </w:p>
+    <w:bookmarkEnd w:id="41"/>
+    <w:bookmarkStart w:id="42" w:name="画布就绪竞态"/>
+    <w:p>
+      <w:pPr>
+        <w:pStyle w:val="Heading3"/>
+      </w:pPr>
+      <w:r>
+        <w:t xml:space="preserve">画布就绪竞态</w:t>
+      </w:r>
+    </w:p>
+    <w:p>
+      <w:pPr>
+        <w:pStyle w:val="FirstParagraph"/>
+      </w:pPr>
+      <w:r>
+        <w:t xml:space="preserve">组件内部异步获取画布上下文，而字库可能（从缓存）立即返回；练字页在把数据交给 Hanzi Writer 前会等待画布节点就绪（</w:t>
+      </w:r>
+      <w:r>
+        <w:rPr>
+          <w:rStyle w:val="VerbatimChar"/>
+        </w:rPr>
+        <w:t xml:space="preserve">waitForCanvas</w:t>
+      </w:r>
+      <w:r>
+        <w:t xml:space="preserve">），否则首帧会因</w:t>
+      </w:r>
+      <w:r>
+        <w:t xml:space="preserve"> </w:t>
+      </w:r>
+      <w:r>
+        <w:rPr>
+          <w:rStyle w:val="VerbatimChar"/>
+        </w:rPr>
+        <w:t xml:space="preserve">ctx</w:t>
+      </w:r>
+      <w:r>
+        <w:t xml:space="preserve"> </w:t>
+      </w:r>
+      <w:r>
+        <w:t xml:space="preserve">未就绪而抛错并中断动画。</w:t>
+      </w:r>
+    </w:p>
+    <w:bookmarkEnd w:id="42"/>
+    <w:bookmarkStart w:id="43" w:name="三种模式"/>
     <w:p>
       <w:pPr>
         <w:pStyle w:val="Heading3"/>
@@ -4371,7 +4779,7 @@
       <w:pPr>
         <w:numPr>
           <w:ilvl w:val="0"/>
-          <w:numId w:val="1010"/>
+          <w:numId w:val="1011"/>
         </w:numPr>
         <w:pStyle w:val="Compact"/>
       </w:pPr>
@@ -4389,7 +4797,7 @@
       <w:pPr>
         <w:numPr>
           <w:ilvl w:val="0"/>
-          <w:numId w:val="1010"/>
+          <w:numId w:val="1011"/>
         </w:numPr>
         <w:pStyle w:val="Compact"/>
       </w:pPr>
@@ -4452,7 +4860,7 @@
       <w:pPr>
         <w:numPr>
           <w:ilvl w:val="0"/>
-          <w:numId w:val="1010"/>
+          <w:numId w:val="1011"/>
         </w:numPr>
         <w:pStyle w:val="Compact"/>
       </w:pPr>
@@ -4470,7 +4878,7 @@
       <w:pPr>
         <w:numPr>
           <w:ilvl w:val="0"/>
-          <w:numId w:val="1010"/>
+          <w:numId w:val="1011"/>
         </w:numPr>
         <w:pStyle w:val="Compact"/>
       </w:pPr>
@@ -4522,10 +4930,10 @@
         <w:t xml:space="preserve">重置状态，避免残留。</w:t>
       </w:r>
     </w:p>
-    <w:bookmarkEnd w:id="41"/>
-    <w:bookmarkEnd w:id="42"/>
     <w:bookmarkEnd w:id="43"/>
-    <w:bookmarkStart w:id="48" w:name="页面开发说明"/>
+    <w:bookmarkEnd w:id="44"/>
+    <w:bookmarkEnd w:id="45"/>
+    <w:bookmarkStart w:id="50" w:name="页面开发说明"/>
     <w:p>
       <w:pPr>
         <w:pStyle w:val="Heading1"/>
@@ -4534,7 +4942,7 @@
         <w:t xml:space="preserve">7. 页面开发说明</w:t>
       </w:r>
     </w:p>
-    <w:bookmarkStart w:id="44" w:name="首页-pagesindex"/>
+    <w:bookmarkStart w:id="46" w:name="首页-pagesindex"/>
     <w:p>
       <w:pPr>
         <w:pStyle w:val="Heading2"/>
@@ -4547,7 +4955,7 @@
       <w:pPr>
         <w:numPr>
           <w:ilvl w:val="0"/>
-          <w:numId w:val="1011"/>
+          <w:numId w:val="1012"/>
         </w:numPr>
         <w:pStyle w:val="Compact"/>
       </w:pPr>
@@ -4592,7 +5000,7 @@
       <w:pPr>
         <w:numPr>
           <w:ilvl w:val="0"/>
-          <w:numId w:val="1011"/>
+          <w:numId w:val="1012"/>
         </w:numPr>
         <w:pStyle w:val="Compact"/>
       </w:pPr>
@@ -4604,7 +5012,7 @@
       <w:pPr>
         <w:numPr>
           <w:ilvl w:val="0"/>
-          <w:numId w:val="1011"/>
+          <w:numId w:val="1012"/>
         </w:numPr>
         <w:pStyle w:val="Compact"/>
       </w:pPr>
@@ -4628,7 +5036,7 @@
       <w:pPr>
         <w:numPr>
           <w:ilvl w:val="0"/>
-          <w:numId w:val="1011"/>
+          <w:numId w:val="1012"/>
         </w:numPr>
         <w:pStyle w:val="Compact"/>
       </w:pPr>
@@ -4648,8 +5056,8 @@
         <w:t xml:space="preserve">。</w:t>
       </w:r>
     </w:p>
-    <w:bookmarkEnd w:id="44"/>
-    <w:bookmarkStart w:id="45" w:name="字库页-pagescategory"/>
+    <w:bookmarkEnd w:id="46"/>
+    <w:bookmarkStart w:id="47" w:name="字库页-pagescategory"/>
     <w:p>
       <w:pPr>
         <w:pStyle w:val="Heading2"/>
@@ -4662,7 +5070,7 @@
       <w:pPr>
         <w:numPr>
           <w:ilvl w:val="0"/>
-          <w:numId w:val="1012"/>
+          <w:numId w:val="1013"/>
         </w:numPr>
         <w:pStyle w:val="Compact"/>
       </w:pPr>
@@ -4713,7 +5121,7 @@
       <w:pPr>
         <w:numPr>
           <w:ilvl w:val="0"/>
-          <w:numId w:val="1012"/>
+          <w:numId w:val="1013"/>
         </w:numPr>
         <w:pStyle w:val="Compact"/>
       </w:pPr>
@@ -4736,8 +5144,8 @@
         <w:t xml:space="preserve">并进入练字页，索引为被点击字的位置。</w:t>
       </w:r>
     </w:p>
-    <w:bookmarkEnd w:id="45"/>
-    <w:bookmarkStart w:id="46" w:name="练字页-pagespractice"/>
+    <w:bookmarkEnd w:id="47"/>
+    <w:bookmarkStart w:id="48" w:name="练字页-pagespractice"/>
     <w:p>
       <w:pPr>
         <w:pStyle w:val="Heading2"/>
@@ -4750,7 +5158,7 @@
       <w:pPr>
         <w:numPr>
           <w:ilvl w:val="0"/>
-          <w:numId w:val="1013"/>
+          <w:numId w:val="1014"/>
         </w:numPr>
         <w:pStyle w:val="Compact"/>
       </w:pPr>
@@ -4798,7 +5206,7 @@
       <w:pPr>
         <w:numPr>
           <w:ilvl w:val="0"/>
-          <w:numId w:val="1013"/>
+          <w:numId w:val="1014"/>
         </w:numPr>
         <w:pStyle w:val="Compact"/>
       </w:pPr>
@@ -4810,7 +5218,7 @@
       <w:pPr>
         <w:numPr>
           <w:ilvl w:val="0"/>
-          <w:numId w:val="1013"/>
+          <w:numId w:val="1014"/>
         </w:numPr>
         <w:pStyle w:val="Compact"/>
       </w:pPr>
@@ -4833,8 +5241,8 @@
         <w:t xml:space="preserve">再重建 writer。</w:t>
       </w:r>
     </w:p>
-    <w:bookmarkEnd w:id="46"/>
-    <w:bookmarkStart w:id="47" w:name="我的页-pagesprofile"/>
+    <w:bookmarkEnd w:id="48"/>
+    <w:bookmarkStart w:id="49" w:name="我的页-pagesprofile"/>
     <w:p>
       <w:pPr>
         <w:pStyle w:val="Heading2"/>
@@ -4847,7 +5255,7 @@
       <w:pPr>
         <w:numPr>
           <w:ilvl w:val="0"/>
-          <w:numId w:val="1014"/>
+          <w:numId w:val="1015"/>
         </w:numPr>
         <w:pStyle w:val="Compact"/>
       </w:pPr>
@@ -4868,7 +5276,7 @@
       <w:pPr>
         <w:numPr>
           <w:ilvl w:val="0"/>
-          <w:numId w:val="1014"/>
+          <w:numId w:val="1015"/>
         </w:numPr>
         <w:pStyle w:val="Compact"/>
       </w:pPr>
@@ -4880,7 +5288,7 @@
       <w:pPr>
         <w:numPr>
           <w:ilvl w:val="0"/>
-          <w:numId w:val="1014"/>
+          <w:numId w:val="1015"/>
         </w:numPr>
         <w:pStyle w:val="Compact"/>
       </w:pPr>
@@ -4888,9 +5296,9 @@
         <w:t xml:space="preserve">提供清空收藏 / 清空记录（带确认弹窗）。</w:t>
       </w:r>
     </w:p>
-    <w:bookmarkEnd w:id="47"/>
-    <w:bookmarkEnd w:id="48"/>
-    <w:bookmarkStart w:id="49" w:name="笔画数据结构"/>
+    <w:bookmarkEnd w:id="49"/>
+    <w:bookmarkEnd w:id="50"/>
+    <w:bookmarkStart w:id="51" w:name="笔画数据结构"/>
     <w:p>
       <w:pPr>
         <w:pStyle w:val="Heading1"/>
@@ -5122,8 +5530,8 @@
         <w:t xml:space="preserve">数据来源：Make Me A Hanzi，经 chanind 微调；许可为 Arphic Public License。</w:t>
       </w:r>
     </w:p>
-    <w:bookmarkEnd w:id="49"/>
-    <w:bookmarkStart w:id="53" w:name="包体与性能"/>
+    <w:bookmarkEnd w:id="51"/>
+    <w:bookmarkStart w:id="55" w:name="包体与性能"/>
     <w:p>
       <w:pPr>
         <w:pStyle w:val="Heading1"/>
@@ -5132,7 +5540,7 @@
         <w:t xml:space="preserve">9. 包体与性能</w:t>
       </w:r>
     </w:p>
-    <w:bookmarkStart w:id="50" w:name="微信包体限制"/>
+    <w:bookmarkStart w:id="52" w:name="微信包体限制"/>
     <w:p>
       <w:pPr>
         <w:pStyle w:val="Heading2"/>
@@ -5145,7 +5553,7 @@
       <w:pPr>
         <w:numPr>
           <w:ilvl w:val="0"/>
-          <w:numId w:val="1015"/>
+          <w:numId w:val="1016"/>
         </w:numPr>
         <w:pStyle w:val="Compact"/>
       </w:pPr>
@@ -5157,7 +5565,7 @@
       <w:pPr>
         <w:numPr>
           <w:ilvl w:val="0"/>
-          <w:numId w:val="1015"/>
+          <w:numId w:val="1016"/>
         </w:numPr>
         <w:pStyle w:val="Compact"/>
       </w:pPr>
@@ -5169,7 +5577,7 @@
       <w:pPr>
         <w:numPr>
           <w:ilvl w:val="0"/>
-          <w:numId w:val="1015"/>
+          <w:numId w:val="1016"/>
         </w:numPr>
         <w:pStyle w:val="Compact"/>
       </w:pPr>
@@ -5177,8 +5585,8 @@
         <w:t xml:space="preserve">所有分包合计 ≤ 20MB</w:t>
       </w:r>
     </w:p>
-    <w:bookmarkEnd w:id="50"/>
-    <w:bookmarkStart w:id="51" w:name="为什么不能全量内置字库"/>
+    <w:bookmarkEnd w:id="52"/>
+    <w:bookmarkStart w:id="53" w:name="为什么不能全量内置字库"/>
     <w:p>
       <w:pPr>
         <w:pStyle w:val="Heading2"/>
@@ -5195,8 +5603,8 @@
         <w:t xml:space="preserve">全量约 9000+ 字，总体积十几 MB 以上，会突破主包/分包限制，且首次下载体验差。</w:t>
       </w:r>
     </w:p>
-    <w:bookmarkEnd w:id="51"/>
-    <w:bookmarkStart w:id="52" w:name="优化策略"/>
+    <w:bookmarkEnd w:id="53"/>
+    <w:bookmarkStart w:id="54" w:name="优化策略"/>
     <w:p>
       <w:pPr>
         <w:pStyle w:val="Heading2"/>
@@ -5209,7 +5617,7 @@
       <w:pPr>
         <w:numPr>
           <w:ilvl w:val="0"/>
-          <w:numId w:val="1016"/>
+          <w:numId w:val="1017"/>
         </w:numPr>
         <w:pStyle w:val="Compact"/>
       </w:pPr>
@@ -5228,7 +5636,7 @@
       <w:pPr>
         <w:numPr>
           <w:ilvl w:val="0"/>
-          <w:numId w:val="1016"/>
+          <w:numId w:val="1017"/>
         </w:numPr>
         <w:pStyle w:val="Compact"/>
       </w:pPr>
@@ -5256,7 +5664,7 @@
       <w:pPr>
         <w:numPr>
           <w:ilvl w:val="0"/>
-          <w:numId w:val="1016"/>
+          <w:numId w:val="1017"/>
         </w:numPr>
         <w:pStyle w:val="Compact"/>
       </w:pPr>
@@ -5275,7 +5683,7 @@
       <w:pPr>
         <w:numPr>
           <w:ilvl w:val="0"/>
-          <w:numId w:val="1016"/>
+          <w:numId w:val="1017"/>
         </w:numPr>
         <w:pStyle w:val="Compact"/>
       </w:pPr>
@@ -5294,17 +5702,29 @@
       <w:pPr>
         <w:numPr>
           <w:ilvl w:val="0"/>
-          <w:numId w:val="1016"/>
-        </w:numPr>
-        <w:pStyle w:val="Compact"/>
-      </w:pPr>
-      <w:r>
-        <w:t xml:space="preserve">插件（npm 组件）代码不占主包体积。</w:t>
-      </w:r>
-    </w:p>
-    <w:bookmarkEnd w:id="52"/>
-    <w:bookmarkEnd w:id="53"/>
-    <w:bookmarkStart w:id="54" w:name="合规与变现"/>
+          <w:numId w:val="1017"/>
+        </w:numPr>
+        <w:pStyle w:val="Compact"/>
+      </w:pPr>
+      <w:r>
+        <w:t xml:space="preserve">组件与内核已内置在源码</w:t>
+      </w:r>
+      <w:r>
+        <w:t xml:space="preserve"> </w:t>
+      </w:r>
+      <w:r>
+        <w:rPr>
+          <w:rStyle w:val="VerbatimChar"/>
+        </w:rPr>
+        <w:t xml:space="preserve">vendor/</w:t>
+      </w:r>
+      <w:r>
+        <w:t xml:space="preserve">，不占 npm 构建环节。</w:t>
+      </w:r>
+    </w:p>
+    <w:bookmarkEnd w:id="54"/>
+    <w:bookmarkEnd w:id="55"/>
+    <w:bookmarkStart w:id="56" w:name="合规与变现"/>
     <w:p>
       <w:pPr>
         <w:pStyle w:val="Heading1"/>
@@ -5484,8 +5904,8 @@
         </w:tc>
       </w:tr>
     </w:tbl>
-    <w:bookmarkEnd w:id="54"/>
-    <w:bookmarkStart w:id="58" w:name="测试上线发布与真机调试清单"/>
+    <w:bookmarkEnd w:id="56"/>
+    <w:bookmarkStart w:id="60" w:name="测试上线发布与真机调试清单"/>
     <w:p>
       <w:pPr>
         <w:pStyle w:val="Heading1"/>
@@ -5494,7 +5914,7 @@
         <w:t xml:space="preserve">11. 测试、上线发布与真机调试清单</w:t>
       </w:r>
     </w:p>
-    <w:bookmarkStart w:id="55" w:name="本地功能验证"/>
+    <w:bookmarkStart w:id="57" w:name="本地功能验证"/>
     <w:p>
       <w:pPr>
         <w:pStyle w:val="Heading2"/>
@@ -5507,7 +5927,113 @@
       <w:pPr>
         <w:numPr>
           <w:ilvl w:val="0"/>
-          <w:numId w:val="1017"/>
+          <w:numId w:val="1018"/>
+        </w:numPr>
+        <w:pStyle w:val="Compact"/>
+      </w:pPr>
+      <w:r>
+        <w:t xml:space="preserve">☐ 用开发者工具打开项目能直接编译（无需构建 npm）。</w:t>
+      </w:r>
+    </w:p>
+    <w:p>
+      <w:pPr>
+        <w:numPr>
+          <w:ilvl w:val="0"/>
+          <w:numId w:val="1018"/>
+        </w:numPr>
+        <w:pStyle w:val="Compact"/>
+      </w:pPr>
+      <w:r>
+        <w:t xml:space="preserve">☐ 首页每日一字正常显示；搜索「永」可进入练字页。</w:t>
+      </w:r>
+    </w:p>
+    <w:p>
+      <w:pPr>
+        <w:numPr>
+          <w:ilvl w:val="0"/>
+          <w:numId w:val="1018"/>
+        </w:numPr>
+        <w:pStyle w:val="Compact"/>
+      </w:pPr>
+      <w:r>
+        <w:t xml:space="preserve">☐ 分类页点击汉字能进入练字页并定位到对应字。</w:t>
+      </w:r>
+    </w:p>
+    <w:p>
+      <w:pPr>
+        <w:numPr>
+          <w:ilvl w:val="0"/>
+          <w:numId w:val="1018"/>
+        </w:numPr>
+        <w:pStyle w:val="Compact"/>
+      </w:pPr>
+      <w:r>
+        <w:t xml:space="preserve">☐ 三种模式：演示播放动画、描红可跟写、测验能判定。</w:t>
+      </w:r>
+    </w:p>
+    <w:p>
+      <w:pPr>
+        <w:numPr>
+          <w:ilvl w:val="0"/>
+          <w:numId w:val="1018"/>
+        </w:numPr>
+        <w:pStyle w:val="Compact"/>
+      </w:pPr>
+      <w:r>
+        <w:t xml:space="preserve">☐ 田字格显示/隐藏正常。</w:t>
+      </w:r>
+    </w:p>
+    <w:p>
+      <w:pPr>
+        <w:numPr>
+          <w:ilvl w:val="0"/>
+          <w:numId w:val="1018"/>
+        </w:numPr>
+        <w:pStyle w:val="Compact"/>
+      </w:pPr>
+      <w:r>
+        <w:t xml:space="preserve">☐ 收藏与练习记录在「我的」页正确统计。</w:t>
+      </w:r>
+    </w:p>
+    <w:p>
+      <w:pPr>
+        <w:numPr>
+          <w:ilvl w:val="0"/>
+          <w:numId w:val="1018"/>
+        </w:numPr>
+        <w:pStyle w:val="Compact"/>
+      </w:pPr>
+      <w:r>
+        <w:t xml:space="preserve">☐ 断网后再次进入已练过的字仍可显示（缓存生效）。</w:t>
+      </w:r>
+    </w:p>
+    <w:p>
+      <w:pPr>
+        <w:numPr>
+          <w:ilvl w:val="0"/>
+          <w:numId w:val="1018"/>
+        </w:numPr>
+        <w:pStyle w:val="Compact"/>
+      </w:pPr>
+      <w:r>
+        <w:t xml:space="preserve">☐ 主包体积在限制范围内。</w:t>
+      </w:r>
+    </w:p>
+    <w:bookmarkEnd w:id="57"/>
+    <w:bookmarkStart w:id="58" w:name="上线发布检查"/>
+    <w:p>
+      <w:pPr>
+        <w:pStyle w:val="Heading2"/>
+      </w:pPr>
+      <w:r>
+        <w:t xml:space="preserve">11.2 上线发布检查</w:t>
+      </w:r>
+    </w:p>
+    <w:p>
+      <w:pPr>
+        <w:numPr>
+          <w:ilvl w:val="0"/>
+          <w:numId w:val="1019"/>
         </w:numPr>
         <w:pStyle w:val="Compact"/>
       </w:pPr>
@@ -5521,139 +6047,6 @@
         <w:rPr>
           <w:rStyle w:val="VerbatimChar"/>
         </w:rPr>
-        <w:t xml:space="preserve">npm install</w:t>
-      </w:r>
-      <w:r>
-        <w:t xml:space="preserve"> </w:t>
-      </w:r>
-      <w:r>
-        <w:t xml:space="preserve">成功且生成</w:t>
-      </w:r>
-      <w:r>
-        <w:t xml:space="preserve"> </w:t>
-      </w:r>
-      <w:r>
-        <w:rPr>
-          <w:rStyle w:val="VerbatimChar"/>
-        </w:rPr>
-        <w:t xml:space="preserve">miniprogram_npm/</w:t>
-      </w:r>
-      <w:r>
-        <w:t xml:space="preserve">。</w:t>
-      </w:r>
-    </w:p>
-    <w:p>
-      <w:pPr>
-        <w:numPr>
-          <w:ilvl w:val="0"/>
-          <w:numId w:val="1017"/>
-        </w:numPr>
-        <w:pStyle w:val="Compact"/>
-      </w:pPr>
-      <w:r>
-        <w:t xml:space="preserve">☐ 首页每日一字正常显示；搜索「永」可进入练字页。</w:t>
-      </w:r>
-    </w:p>
-    <w:p>
-      <w:pPr>
-        <w:numPr>
-          <w:ilvl w:val="0"/>
-          <w:numId w:val="1017"/>
-        </w:numPr>
-        <w:pStyle w:val="Compact"/>
-      </w:pPr>
-      <w:r>
-        <w:t xml:space="preserve">☐ 分类页点击汉字能进入练字页并定位到对应字。</w:t>
-      </w:r>
-    </w:p>
-    <w:p>
-      <w:pPr>
-        <w:numPr>
-          <w:ilvl w:val="0"/>
-          <w:numId w:val="1017"/>
-        </w:numPr>
-        <w:pStyle w:val="Compact"/>
-      </w:pPr>
-      <w:r>
-        <w:t xml:space="preserve">☐ 三种模式：演示播放动画、描红可跟写、测验能判定。</w:t>
-      </w:r>
-    </w:p>
-    <w:p>
-      <w:pPr>
-        <w:numPr>
-          <w:ilvl w:val="0"/>
-          <w:numId w:val="1017"/>
-        </w:numPr>
-        <w:pStyle w:val="Compact"/>
-      </w:pPr>
-      <w:r>
-        <w:t xml:space="preserve">☐ 田字格显示/隐藏正常。</w:t>
-      </w:r>
-    </w:p>
-    <w:p>
-      <w:pPr>
-        <w:numPr>
-          <w:ilvl w:val="0"/>
-          <w:numId w:val="1017"/>
-        </w:numPr>
-        <w:pStyle w:val="Compact"/>
-      </w:pPr>
-      <w:r>
-        <w:t xml:space="preserve">☐ 收藏与练习记录在「我的」页正确统计。</w:t>
-      </w:r>
-    </w:p>
-    <w:p>
-      <w:pPr>
-        <w:numPr>
-          <w:ilvl w:val="0"/>
-          <w:numId w:val="1017"/>
-        </w:numPr>
-        <w:pStyle w:val="Compact"/>
-      </w:pPr>
-      <w:r>
-        <w:t xml:space="preserve">☐ 断网后再次进入已练过的字仍可显示（缓存生效）。</w:t>
-      </w:r>
-    </w:p>
-    <w:p>
-      <w:pPr>
-        <w:numPr>
-          <w:ilvl w:val="0"/>
-          <w:numId w:val="1017"/>
-        </w:numPr>
-        <w:pStyle w:val="Compact"/>
-      </w:pPr>
-      <w:r>
-        <w:t xml:space="preserve">☐ 主包体积在限制范围内。</w:t>
-      </w:r>
-    </w:p>
-    <w:bookmarkEnd w:id="55"/>
-    <w:bookmarkStart w:id="56" w:name="上线发布检查"/>
-    <w:p>
-      <w:pPr>
-        <w:pStyle w:val="Heading2"/>
-      </w:pPr>
-      <w:r>
-        <w:t xml:space="preserve">11.2 上线发布检查</w:t>
-      </w:r>
-    </w:p>
-    <w:p>
-      <w:pPr>
-        <w:numPr>
-          <w:ilvl w:val="0"/>
-          <w:numId w:val="1018"/>
-        </w:numPr>
-        <w:pStyle w:val="Compact"/>
-      </w:pPr>
-      <w:r>
-        <w:t xml:space="preserve">☐</w:t>
-      </w:r>
-      <w:r>
-        <w:t xml:space="preserve"> </w:t>
-      </w:r>
-      <w:r>
-        <w:rPr>
-          <w:rStyle w:val="VerbatimChar"/>
-        </w:rPr>
         <w:t xml:space="preserve">project.config.json</w:t>
       </w:r>
       <w:r>
@@ -5682,7 +6075,7 @@
       <w:pPr>
         <w:numPr>
           <w:ilvl w:val="0"/>
-          <w:numId w:val="1018"/>
+          <w:numId w:val="1019"/>
         </w:numPr>
         <w:pStyle w:val="Compact"/>
       </w:pPr>
@@ -5722,7 +6115,7 @@
       <w:pPr>
         <w:numPr>
           <w:ilvl w:val="0"/>
-          <w:numId w:val="1018"/>
+          <w:numId w:val="1019"/>
         </w:numPr>
         <w:pStyle w:val="Compact"/>
       </w:pPr>
@@ -5734,7 +6127,7 @@
       <w:pPr>
         <w:numPr>
           <w:ilvl w:val="0"/>
-          <w:numId w:val="1018"/>
+          <w:numId w:val="1019"/>
         </w:numPr>
         <w:pStyle w:val="Compact"/>
       </w:pPr>
@@ -5746,7 +6139,7 @@
       <w:pPr>
         <w:numPr>
           <w:ilvl w:val="0"/>
-          <w:numId w:val="1018"/>
+          <w:numId w:val="1019"/>
         </w:numPr>
         <w:pStyle w:val="Compact"/>
       </w:pPr>
@@ -5758,7 +6151,7 @@
       <w:pPr>
         <w:numPr>
           <w:ilvl w:val="0"/>
-          <w:numId w:val="1018"/>
+          <w:numId w:val="1019"/>
         </w:numPr>
         <w:pStyle w:val="Compact"/>
       </w:pPr>
@@ -5770,7 +6163,7 @@
       <w:pPr>
         <w:numPr>
           <w:ilvl w:val="0"/>
-          <w:numId w:val="1018"/>
+          <w:numId w:val="1019"/>
         </w:numPr>
         <w:pStyle w:val="Compact"/>
       </w:pPr>
@@ -5778,8 +6171,8 @@
         <w:t xml:space="preserve">☐ 上传体验版/正式版后，主包/分包体积与预览二维码均正常。</w:t>
       </w:r>
     </w:p>
-    <w:bookmarkEnd w:id="56"/>
-    <w:bookmarkStart w:id="57" w:name="linux-真机预览排查清单"/>
+    <w:bookmarkEnd w:id="58"/>
+    <w:bookmarkStart w:id="59" w:name="linux-真机预览排查清单"/>
     <w:p>
       <w:pPr>
         <w:pStyle w:val="Heading2"/>
@@ -5792,7 +6185,7 @@
       <w:pPr>
         <w:numPr>
           <w:ilvl w:val="0"/>
-          <w:numId w:val="1019"/>
+          <w:numId w:val="1020"/>
         </w:numPr>
         <w:pStyle w:val="Compact"/>
       </w:pPr>
@@ -5816,210 +6209,198 @@
       <w:pPr>
         <w:numPr>
           <w:ilvl w:val="0"/>
-          <w:numId w:val="1019"/>
-        </w:numPr>
-        <w:pStyle w:val="Compact"/>
-      </w:pPr>
-      <w:r>
-        <w:t xml:space="preserve">☐ 「工具 → 构建 npm」成功生成</w:t>
-      </w:r>
-      <w:r>
-        <w:t xml:space="preserve"> </w:t>
-      </w:r>
-      <w:r>
-        <w:rPr>
-          <w:rStyle w:val="VerbatimChar"/>
-        </w:rPr>
-        <w:t xml:space="preserve">miniprogram_npm/</w:t>
+          <w:numId w:val="1020"/>
+        </w:numPr>
+        <w:pStyle w:val="Compact"/>
+      </w:pPr>
+      <w:r>
+        <w:t xml:space="preserve">☐ 直接编译成功（组件已内置，无需构建 npm）。</w:t>
+      </w:r>
+    </w:p>
+    <w:p>
+      <w:pPr>
+        <w:numPr>
+          <w:ilvl w:val="0"/>
+          <w:numId w:val="1020"/>
+        </w:numPr>
+        <w:pStyle w:val="Compact"/>
+      </w:pPr>
+      <w:r>
+        <w:t xml:space="preserve">☐ 模拟器中能播放笔顺动画、切换描红与测验。</w:t>
+      </w:r>
+    </w:p>
+    <w:p>
+      <w:pPr>
+        <w:numPr>
+          <w:ilvl w:val="0"/>
+          <w:numId w:val="1020"/>
+        </w:numPr>
+        <w:pStyle w:val="Compact"/>
+      </w:pPr>
+      <w:r>
+        <w:t xml:space="preserve">☐ 真机预览二维码可被微信扫描并进入首页。</w:t>
+      </w:r>
+    </w:p>
+    <w:p>
+      <w:pPr>
+        <w:numPr>
+          <w:ilvl w:val="0"/>
+          <w:numId w:val="1020"/>
+        </w:numPr>
+        <w:pStyle w:val="Compact"/>
+      </w:pPr>
+      <w:r>
+        <w:t xml:space="preserve">☐ 真机点击「每日一字」能加载字库（网络与域名白名单正常）。</w:t>
+      </w:r>
+    </w:p>
+    <w:p>
+      <w:pPr>
+        <w:numPr>
+          <w:ilvl w:val="0"/>
+          <w:numId w:val="1020"/>
+        </w:numPr>
+        <w:pStyle w:val="Compact"/>
+      </w:pPr>
+      <w:r>
+        <w:t xml:space="preserve">☐ 断网后重进已练过的字仍能显示（本地缓存生效）。</w:t>
+      </w:r>
+    </w:p>
+    <w:p>
+      <w:pPr>
+        <w:numPr>
+          <w:ilvl w:val="0"/>
+          <w:numId w:val="1020"/>
+        </w:numPr>
+        <w:pStyle w:val="Compact"/>
+      </w:pPr>
+      <w:r>
+        <w:t xml:space="preserve">☐ 真机调试面板无</w:t>
+      </w:r>
+      <w:r>
+        <w:t xml:space="preserve"> </w:t>
+      </w:r>
+      <w:r>
+        <w:rPr>
+          <w:rStyle w:val="VerbatimChar"/>
+        </w:rPr>
+        <w:t xml:space="preserve">hanzi-writer-view</w:t>
+      </w:r>
+      <w:r>
+        <w:t xml:space="preserve"> </w:t>
+      </w:r>
+      <w:r>
+        <w:t xml:space="preserve">组件未找到的报错。</w:t>
+      </w:r>
+    </w:p>
+    <w:p>
+      <w:pPr>
+        <w:numPr>
+          <w:ilvl w:val="0"/>
+          <w:numId w:val="1020"/>
+        </w:numPr>
+        <w:pStyle w:val="Compact"/>
+      </w:pPr>
+      <w:r>
+        <w:t xml:space="preserve">☐ 备用方案：Linux 工具不可用/受限时，可在 Windows/macOS 官方工具中打开同一仓库继续开发。</w:t>
+      </w:r>
+    </w:p>
+    <w:bookmarkEnd w:id="59"/>
+    <w:bookmarkEnd w:id="60"/>
+    <w:bookmarkStart w:id="61" w:name="后续迭代路线图"/>
+    <w:p>
+      <w:pPr>
+        <w:pStyle w:val="Heading1"/>
+      </w:pPr>
+      <w:r>
+        <w:t xml:space="preserve">12. 后续迭代路线图</w:t>
+      </w:r>
+    </w:p>
+    <w:p>
+      <w:pPr>
+        <w:numPr>
+          <w:ilvl w:val="0"/>
+          <w:numId w:val="1021"/>
+        </w:numPr>
+        <w:pStyle w:val="Compact"/>
+      </w:pPr>
+      <w:r>
+        <w:t xml:space="preserve">字帖生成 / 导出打印。</w:t>
+      </w:r>
+    </w:p>
+    <w:p>
+      <w:pPr>
+        <w:numPr>
+          <w:ilvl w:val="0"/>
+          <w:numId w:val="1021"/>
+        </w:numPr>
+        <w:pStyle w:val="Compact"/>
+      </w:pPr>
+      <w:r>
+        <w:t xml:space="preserve">拍照识别手写汉字并评分。</w:t>
+      </w:r>
+    </w:p>
+    <w:p>
+      <w:pPr>
+        <w:numPr>
+          <w:ilvl w:val="0"/>
+          <w:numId w:val="1021"/>
+        </w:numPr>
+        <w:pStyle w:val="Compact"/>
+      </w:pPr>
+      <w:r>
+        <w:t xml:space="preserve">微信云开发同步多端练习记录。</w:t>
+      </w:r>
+    </w:p>
+    <w:p>
+      <w:pPr>
+        <w:numPr>
+          <w:ilvl w:val="0"/>
+          <w:numId w:val="1021"/>
+        </w:numPr>
+        <w:pStyle w:val="Compact"/>
+      </w:pPr>
+      <w:r>
+        <w:t xml:space="preserve">接入流量主广告。</w:t>
+      </w:r>
+    </w:p>
+    <w:p>
+      <w:pPr>
+        <w:numPr>
+          <w:ilvl w:val="0"/>
+          <w:numId w:val="1021"/>
+        </w:numPr>
+        <w:pStyle w:val="Compact"/>
+      </w:pPr>
+      <w:r>
+        <w:t xml:space="preserve">笔画数据接入自有云存储，进一步优化首屏加载。</w:t>
+      </w:r>
+    </w:p>
+    <w:p>
+      <w:pPr>
+        <w:numPr>
+          <w:ilvl w:val="0"/>
+          <w:numId w:val="1021"/>
+        </w:numPr>
+        <w:pStyle w:val="Compact"/>
+      </w:pPr>
+      <w:r>
+        <w:t xml:space="preserve">如确定跨端，迁移至 uni-app +</w:t>
+      </w:r>
+      <w:r>
+        <w:t xml:space="preserve"> </w:t>
+      </w:r>
+      <w:r>
+        <w:rPr>
+          <w:rStyle w:val="VerbatimChar"/>
+        </w:rPr>
+        <w:t xml:space="preserve">lime-hanzi-writer</w:t>
       </w:r>
       <w:r>
         <w:t xml:space="preserve">。</w:t>
       </w:r>
     </w:p>
-    <w:p>
-      <w:pPr>
-        <w:numPr>
-          <w:ilvl w:val="0"/>
-          <w:numId w:val="1019"/>
-        </w:numPr>
-        <w:pStyle w:val="Compact"/>
-      </w:pPr>
-      <w:r>
-        <w:t xml:space="preserve">☐ 模拟器中能播放笔顺动画、切换描红与测验。</w:t>
-      </w:r>
-    </w:p>
-    <w:p>
-      <w:pPr>
-        <w:numPr>
-          <w:ilvl w:val="0"/>
-          <w:numId w:val="1019"/>
-        </w:numPr>
-        <w:pStyle w:val="Compact"/>
-      </w:pPr>
-      <w:r>
-        <w:t xml:space="preserve">☐ 真机预览二维码可被微信扫描并进入首页。</w:t>
-      </w:r>
-    </w:p>
-    <w:p>
-      <w:pPr>
-        <w:numPr>
-          <w:ilvl w:val="0"/>
-          <w:numId w:val="1019"/>
-        </w:numPr>
-        <w:pStyle w:val="Compact"/>
-      </w:pPr>
-      <w:r>
-        <w:t xml:space="preserve">☐ 真机点击「每日一字」能加载字库（网络与域名白名单正常）。</w:t>
-      </w:r>
-    </w:p>
-    <w:p>
-      <w:pPr>
-        <w:numPr>
-          <w:ilvl w:val="0"/>
-          <w:numId w:val="1019"/>
-        </w:numPr>
-        <w:pStyle w:val="Compact"/>
-      </w:pPr>
-      <w:r>
-        <w:t xml:space="preserve">☐ 断网后重进已练过的字仍能显示（本地缓存生效）。</w:t>
-      </w:r>
-    </w:p>
-    <w:p>
-      <w:pPr>
-        <w:numPr>
-          <w:ilvl w:val="0"/>
-          <w:numId w:val="1019"/>
-        </w:numPr>
-        <w:pStyle w:val="Compact"/>
-      </w:pPr>
-      <w:r>
-        <w:t xml:space="preserve">☐ 真机调试面板无</w:t>
-      </w:r>
-      <w:r>
-        <w:t xml:space="preserve"> </w:t>
-      </w:r>
-      <w:r>
-        <w:rPr>
-          <w:rStyle w:val="VerbatimChar"/>
-        </w:rPr>
-        <w:t xml:space="preserve">hanzi-writer-view</w:t>
-      </w:r>
-      <w:r>
-        <w:t xml:space="preserve"> </w:t>
-      </w:r>
-      <w:r>
-        <w:t xml:space="preserve">组件未找到的报错。</w:t>
-      </w:r>
-    </w:p>
-    <w:p>
-      <w:pPr>
-        <w:numPr>
-          <w:ilvl w:val="0"/>
-          <w:numId w:val="1019"/>
-        </w:numPr>
-        <w:pStyle w:val="Compact"/>
-      </w:pPr>
-      <w:r>
-        <w:t xml:space="preserve">☐ 备用方案：Linux 工具不可用/受限时，可在 Windows/macOS 官方工具中打开同一仓库继续开发。</w:t>
-      </w:r>
-    </w:p>
-    <w:bookmarkEnd w:id="57"/>
-    <w:bookmarkEnd w:id="58"/>
-    <w:bookmarkStart w:id="59" w:name="后续迭代路线图"/>
-    <w:p>
-      <w:pPr>
-        <w:pStyle w:val="Heading1"/>
-      </w:pPr>
-      <w:r>
-        <w:t xml:space="preserve">12. 后续迭代路线图</w:t>
-      </w:r>
-    </w:p>
-    <w:p>
-      <w:pPr>
-        <w:numPr>
-          <w:ilvl w:val="0"/>
-          <w:numId w:val="1020"/>
-        </w:numPr>
-        <w:pStyle w:val="Compact"/>
-      </w:pPr>
-      <w:r>
-        <w:t xml:space="preserve">字帖生成 / 导出打印。</w:t>
-      </w:r>
-    </w:p>
-    <w:p>
-      <w:pPr>
-        <w:numPr>
-          <w:ilvl w:val="0"/>
-          <w:numId w:val="1020"/>
-        </w:numPr>
-        <w:pStyle w:val="Compact"/>
-      </w:pPr>
-      <w:r>
-        <w:t xml:space="preserve">拍照识别手写汉字并评分。</w:t>
-      </w:r>
-    </w:p>
-    <w:p>
-      <w:pPr>
-        <w:numPr>
-          <w:ilvl w:val="0"/>
-          <w:numId w:val="1020"/>
-        </w:numPr>
-        <w:pStyle w:val="Compact"/>
-      </w:pPr>
-      <w:r>
-        <w:t xml:space="preserve">微信云开发同步多端练习记录。</w:t>
-      </w:r>
-    </w:p>
-    <w:p>
-      <w:pPr>
-        <w:numPr>
-          <w:ilvl w:val="0"/>
-          <w:numId w:val="1020"/>
-        </w:numPr>
-        <w:pStyle w:val="Compact"/>
-      </w:pPr>
-      <w:r>
-        <w:t xml:space="preserve">接入流量主广告。</w:t>
-      </w:r>
-    </w:p>
-    <w:p>
-      <w:pPr>
-        <w:numPr>
-          <w:ilvl w:val="0"/>
-          <w:numId w:val="1020"/>
-        </w:numPr>
-        <w:pStyle w:val="Compact"/>
-      </w:pPr>
-      <w:r>
-        <w:t xml:space="preserve">笔画数据接入自有云存储，进一步优化首屏加载。</w:t>
-      </w:r>
-    </w:p>
-    <w:p>
-      <w:pPr>
-        <w:numPr>
-          <w:ilvl w:val="0"/>
-          <w:numId w:val="1020"/>
-        </w:numPr>
-        <w:pStyle w:val="Compact"/>
-      </w:pPr>
-      <w:r>
-        <w:t xml:space="preserve">如确定跨端，迁移至 uni-app +</w:t>
-      </w:r>
-      <w:r>
-        <w:t xml:space="preserve"> </w:t>
-      </w:r>
-      <w:r>
-        <w:rPr>
-          <w:rStyle w:val="VerbatimChar"/>
-        </w:rPr>
-        <w:t xml:space="preserve">lime-hanzi-writer</w:t>
-      </w:r>
-      <w:r>
-        <w:t xml:space="preserve">。</w:t>
-      </w:r>
-    </w:p>
-    <w:bookmarkEnd w:id="59"/>
-    <w:bookmarkStart w:id="60" w:name="常见问题faq"/>
+    <w:bookmarkEnd w:id="61"/>
+    <w:bookmarkStart w:id="62" w:name="常见问题faq"/>
     <w:p>
       <w:pPr>
         <w:pStyle w:val="Heading1"/>
@@ -6070,50 +6451,214 @@
           <w:bCs/>
           <w:b/>
         </w:rPr>
-        <w:t xml:space="preserve">Q2：</w:t>
-      </w:r>
-      <w:r>
-        <w:rPr>
-          <w:rStyle w:val="VerbatimChar"/>
+        <w:t xml:space="preserve">Q2：练字页画布空白 / 没有字？</w:t>
+      </w:r>
+      <w:r>
+        <w:t xml:space="preserve"> </w:t>
+      </w:r>
+      <w:r>
+        <w:t xml:space="preserve">A：内置组件已修补两个已知坑：新版基础库的</w:t>
+      </w:r>
+      <w:r>
+        <w:t xml:space="preserve"> </w:t>
+      </w:r>
+      <w:r>
+        <w:rPr>
+          <w:rStyle w:val="VerbatimChar"/>
+        </w:rPr>
+        <w:t xml:space="preserve">Path2D</w:t>
+      </w:r>
+      <w:r>
+        <w:t xml:space="preserve"> </w:t>
+      </w:r>
+      <w:r>
+        <w:t xml:space="preserve">与画布就绪竞态。若自行替换为官方</w:t>
+      </w:r>
+      <w:r>
+        <w:t xml:space="preserve"> </w:t>
+      </w:r>
+      <w:r>
+        <w:rPr>
+          <w:rStyle w:val="VerbatimChar"/>
+        </w:rPr>
+        <w:t xml:space="preserve">hanzi-writer-miniprogram</w:t>
+      </w:r>
+      <w:r>
+        <w:t xml:space="preserve"> </w:t>
+      </w:r>
+      <w:r>
+        <w:t xml:space="preserve">npm 包，需注意</w:t>
+      </w:r>
+      <w:r>
+        <w:t xml:space="preserve"> </w:t>
+      </w:r>
+      <w:r>
+        <w:rPr>
+          <w:rStyle w:val="VerbatimChar"/>
+        </w:rPr>
+        <w:t xml:space="preserve">charDataLoader</w:t>
+      </w:r>
+      <w:r>
+        <w:t xml:space="preserve"> </w:t>
+      </w:r>
+      <w:r>
+        <w:t xml:space="preserve">必须用回调式且不返回值，并等待画布就绪。</w:t>
+      </w:r>
+    </w:p>
+    <w:p>
+      <w:pPr>
+        <w:pStyle w:val="BodyText"/>
+      </w:pPr>
+      <w:r>
+        <w:rPr>
           <w:bCs/>
           <w:b/>
         </w:rPr>
-        <w:t xml:space="preserve">hanzi-writer-view</w:t>
-      </w:r>
+        <w:t xml:space="preserve">Q3：包体超限？</w:t>
+      </w:r>
+      <w:r>
+        <w:t xml:space="preserve"> </w:t>
+      </w:r>
+      <w:r>
+        <w:t xml:space="preserve">A：不要把全量字库放进主包。使用默认的按需加载 + 缓存策略，或改用分包。</w:t>
+      </w:r>
+    </w:p>
+    <w:p>
+      <w:pPr>
+        <w:pStyle w:val="BodyText"/>
+      </w:pPr>
       <w:r>
         <w:rPr>
           <w:bCs/>
           <w:b/>
         </w:rPr>
-        <w:t xml:space="preserve"> </w:t>
-      </w:r>
+        <w:t xml:space="preserve">Q4：如何离线内置部分常用字？</w:t>
+      </w:r>
+      <w:r>
+        <w:t xml:space="preserve"> </w:t>
+      </w:r>
+      <w:r>
+        <w:t xml:space="preserve">A：安装</w:t>
+      </w:r>
+      <w:r>
+        <w:t xml:space="preserve"> </w:t>
+      </w:r>
+      <w:r>
+        <w:rPr>
+          <w:rStyle w:val="VerbatimChar"/>
+        </w:rPr>
+        <w:t xml:space="preserve">hanzi-writer-data</w:t>
+      </w:r>
+      <w:r>
+        <w:t xml:space="preserve"> </w:t>
+      </w:r>
+      <w:r>
+        <w:t xml:space="preserve">后，在</w:t>
+      </w:r>
+      <w:r>
+        <w:t xml:space="preserve"> </w:t>
+      </w:r>
+      <w:r>
+        <w:rPr>
+          <w:rStyle w:val="VerbatimChar"/>
+        </w:rPr>
+        <w:t xml:space="preserve">data/embedded.js</w:t>
+      </w:r>
+      <w:r>
+        <w:t xml:space="preserve"> </w:t>
+      </w:r>
+      <w:r>
+        <w:t xml:space="preserve">中</w:t>
+      </w:r>
+      <w:r>
+        <w:t xml:space="preserve"> </w:t>
+      </w:r>
+      <w:r>
+        <w:rPr>
+          <w:rStyle w:val="VerbatimChar"/>
+        </w:rPr>
+        <w:t xml:space="preserve">require('hanzi-writer-data/我')</w:t>
+      </w:r>
+      <w:r>
+        <w:t xml:space="preserve"> </w:t>
+      </w:r>
+      <w:r>
+        <w:t xml:space="preserve">预置少量高频字，注意控制包体。</w:t>
+      </w:r>
+    </w:p>
+    <w:p>
+      <w:pPr>
+        <w:pStyle w:val="BodyText"/>
+      </w:pPr>
       <w:r>
         <w:rPr>
           <w:bCs/>
           <w:b/>
         </w:rPr>
-        <w:t xml:space="preserve">组件找不到？</w:t>
-      </w:r>
-      <w:r>
-        <w:t xml:space="preserve"> </w:t>
-      </w:r>
-      <w:r>
-        <w:t xml:space="preserve">A：未构建 npm。执行「工具 → 构建 npm」生成</w:t>
-      </w:r>
-      <w:r>
-        <w:t xml:space="preserve"> </w:t>
-      </w:r>
-      <w:r>
-        <w:rPr>
-          <w:rStyle w:val="VerbatimChar"/>
-        </w:rPr>
-        <w:t xml:space="preserve">miniprogram_npm/</w:t>
-      </w:r>
-      <w:r>
-        <w:t xml:space="preserve"> </w:t>
-      </w:r>
-      <w:r>
-        <w:t xml:space="preserve">后重试。</w:t>
+        <w:t xml:space="preserve">Q5：如何替换数据源？</w:t>
+      </w:r>
+      <w:r>
+        <w:t xml:space="preserve"> </w:t>
+      </w:r>
+      <w:r>
+        <w:t xml:space="preserve">A：修改</w:t>
+      </w:r>
+      <w:r>
+        <w:t xml:space="preserve"> </w:t>
+      </w:r>
+      <w:r>
+        <w:rPr>
+          <w:rStyle w:val="VerbatimChar"/>
+        </w:rPr>
+        <w:t xml:space="preserve">utils/config.js</w:t>
+      </w:r>
+      <w:r>
+        <w:t xml:space="preserve"> </w:t>
+      </w:r>
+      <w:r>
+        <w:t xml:space="preserve">的</w:t>
+      </w:r>
+      <w:r>
+        <w:t xml:space="preserve"> </w:t>
+      </w:r>
+      <w:r>
+        <w:rPr>
+          <w:rStyle w:val="VerbatimChar"/>
+        </w:rPr>
+        <w:t xml:space="preserve">charDataCDN</w:t>
+      </w:r>
+      <w:r>
+        <w:t xml:space="preserve">，或改写</w:t>
+      </w:r>
+      <w:r>
+        <w:t xml:space="preserve"> </w:t>
+      </w:r>
+      <w:r>
+        <w:rPr>
+          <w:rStyle w:val="VerbatimChar"/>
+        </w:rPr>
+        <w:t xml:space="preserve">utils/charData.js</w:t>
+      </w:r>
+      <w:r>
+        <w:t xml:space="preserve"> </w:t>
+      </w:r>
+      <w:r>
+        <w:t xml:space="preserve">的</w:t>
+      </w:r>
+      <w:r>
+        <w:t xml:space="preserve"> </w:t>
+      </w:r>
+      <w:r>
+        <w:rPr>
+          <w:rStyle w:val="VerbatimChar"/>
+        </w:rPr>
+        <w:t xml:space="preserve">fetchRemote</w:t>
+      </w:r>
+      <w:r>
+        <w:t xml:space="preserve"> </w:t>
+      </w:r>
+      <w:r>
+        <w:t xml:space="preserve">走云存储。</w:t>
       </w:r>
     </w:p>
     <w:p>
@@ -6125,156 +6670,6 @@
           <w:bCs/>
           <w:b/>
         </w:rPr>
-        <w:t xml:space="preserve">Q3：包体超限？</w:t>
-      </w:r>
-      <w:r>
-        <w:t xml:space="preserve"> </w:t>
-      </w:r>
-      <w:r>
-        <w:t xml:space="preserve">A：不要把全量字库放进主包。使用默认的按需加载 + 缓存策略，或改用分包。</w:t>
-      </w:r>
-    </w:p>
-    <w:p>
-      <w:pPr>
-        <w:pStyle w:val="BodyText"/>
-      </w:pPr>
-      <w:r>
-        <w:rPr>
-          <w:bCs/>
-          <w:b/>
-        </w:rPr>
-        <w:t xml:space="preserve">Q4：如何离线内置部分常用字？</w:t>
-      </w:r>
-      <w:r>
-        <w:t xml:space="preserve"> </w:t>
-      </w:r>
-      <w:r>
-        <w:t xml:space="preserve">A：</w:t>
-      </w:r>
-      <w:r>
-        <w:rPr>
-          <w:rStyle w:val="VerbatimChar"/>
-        </w:rPr>
-        <w:t xml:space="preserve">npm install hanzi-writer-data</w:t>
-      </w:r>
-      <w:r>
-        <w:t xml:space="preserve">，在</w:t>
-      </w:r>
-      <w:r>
-        <w:t xml:space="preserve"> </w:t>
-      </w:r>
-      <w:r>
-        <w:rPr>
-          <w:rStyle w:val="VerbatimChar"/>
-        </w:rPr>
-        <w:t xml:space="preserve">data/embedded.js</w:t>
-      </w:r>
-      <w:r>
-        <w:t xml:space="preserve"> </w:t>
-      </w:r>
-      <w:r>
-        <w:t xml:space="preserve">中</w:t>
-      </w:r>
-      <w:r>
-        <w:t xml:space="preserve"> </w:t>
-      </w:r>
-      <w:r>
-        <w:rPr>
-          <w:rStyle w:val="VerbatimChar"/>
-        </w:rPr>
-        <w:t xml:space="preserve">require('hanzi-writer-data/我')</w:t>
-      </w:r>
-      <w:r>
-        <w:t xml:space="preserve"> </w:t>
-      </w:r>
-      <w:r>
-        <w:t xml:space="preserve">预置少量高频字，注意控制包体。</w:t>
-      </w:r>
-    </w:p>
-    <w:p>
-      <w:pPr>
-        <w:pStyle w:val="BodyText"/>
-      </w:pPr>
-      <w:r>
-        <w:rPr>
-          <w:bCs/>
-          <w:b/>
-        </w:rPr>
-        <w:t xml:space="preserve">Q5：如何替换数据源？</w:t>
-      </w:r>
-      <w:r>
-        <w:t xml:space="preserve"> </w:t>
-      </w:r>
-      <w:r>
-        <w:t xml:space="preserve">A：修改</w:t>
-      </w:r>
-      <w:r>
-        <w:t xml:space="preserve"> </w:t>
-      </w:r>
-      <w:r>
-        <w:rPr>
-          <w:rStyle w:val="VerbatimChar"/>
-        </w:rPr>
-        <w:t xml:space="preserve">utils/config.js</w:t>
-      </w:r>
-      <w:r>
-        <w:t xml:space="preserve"> </w:t>
-      </w:r>
-      <w:r>
-        <w:t xml:space="preserve">的</w:t>
-      </w:r>
-      <w:r>
-        <w:t xml:space="preserve"> </w:t>
-      </w:r>
-      <w:r>
-        <w:rPr>
-          <w:rStyle w:val="VerbatimChar"/>
-        </w:rPr>
-        <w:t xml:space="preserve">charDataCDN</w:t>
-      </w:r>
-      <w:r>
-        <w:t xml:space="preserve">，或改写</w:t>
-      </w:r>
-      <w:r>
-        <w:t xml:space="preserve"> </w:t>
-      </w:r>
-      <w:r>
-        <w:rPr>
-          <w:rStyle w:val="VerbatimChar"/>
-        </w:rPr>
-        <w:t xml:space="preserve">utils/charData.js</w:t>
-      </w:r>
-      <w:r>
-        <w:t xml:space="preserve"> </w:t>
-      </w:r>
-      <w:r>
-        <w:t xml:space="preserve">的</w:t>
-      </w:r>
-      <w:r>
-        <w:t xml:space="preserve"> </w:t>
-      </w:r>
-      <w:r>
-        <w:rPr>
-          <w:rStyle w:val="VerbatimChar"/>
-        </w:rPr>
-        <w:t xml:space="preserve">fetchRemote</w:t>
-      </w:r>
-      <w:r>
-        <w:t xml:space="preserve"> </w:t>
-      </w:r>
-      <w:r>
-        <w:t xml:space="preserve">走云存储。</w:t>
-      </w:r>
-    </w:p>
-    <w:p>
-      <w:pPr>
-        <w:pStyle w:val="BodyText"/>
-      </w:pPr>
-      <w:r>
-        <w:rPr>
-          <w:bCs/>
-          <w:b/>
-        </w:rPr>
         <w:t xml:space="preserve">Q6：Linux 上怎么安装微信开发者工具？</w:t>
       </w:r>
       <w:r>
@@ -6332,8 +6727,8 @@
         <w:t xml:space="preserve">）。详见 3.4 节。</w:t>
       </w:r>
     </w:p>
-    <w:bookmarkEnd w:id="60"/>
-    <w:bookmarkStart w:id="61" w:name="开源协议"/>
+    <w:bookmarkEnd w:id="62"/>
+    <w:bookmarkStart w:id="63" w:name="开源协议"/>
     <w:p>
       <w:pPr>
         <w:pStyle w:val="Heading1"/>
@@ -6346,7 +6741,7 @@
       <w:pPr>
         <w:numPr>
           <w:ilvl w:val="0"/>
-          <w:numId w:val="1021"/>
+          <w:numId w:val="1022"/>
         </w:numPr>
         <w:pStyle w:val="Compact"/>
       </w:pPr>
@@ -6370,7 +6765,7 @@
       <w:pPr>
         <w:numPr>
           <w:ilvl w:val="0"/>
-          <w:numId w:val="1021"/>
+          <w:numId w:val="1022"/>
         </w:numPr>
         <w:pStyle w:val="Compact"/>
       </w:pPr>
@@ -6382,7 +6777,7 @@
       <w:pPr>
         <w:numPr>
           <w:ilvl w:val="0"/>
-          <w:numId w:val="1021"/>
+          <w:numId w:val="1022"/>
         </w:numPr>
         <w:pStyle w:val="Compact"/>
       </w:pPr>
@@ -6390,7 +6785,7 @@
         <w:t xml:space="preserve">笔画数据 Hanzi Writer Data：Make Me A Hanzi / Arphic Public License。</w:t>
       </w:r>
     </w:p>
-    <w:bookmarkEnd w:id="61"/>
+    <w:bookmarkEnd w:id="63"/>
     <w:sectPr/>
   </w:body>
 </w:document>
@@ -6770,24 +7165,6 @@
     </w:lvlOverride>
   </w:num>
   <w:num w:numId="1010">
-    <w:abstractNumId w:val="991"/>
-  </w:num>
-  <w:num w:numId="1011">
-    <w:abstractNumId w:val="991"/>
-  </w:num>
-  <w:num w:numId="1012">
-    <w:abstractNumId w:val="991"/>
-  </w:num>
-  <w:num w:numId="1013">
-    <w:abstractNumId w:val="991"/>
-  </w:num>
-  <w:num w:numId="1014">
-    <w:abstractNumId w:val="991"/>
-  </w:num>
-  <w:num w:numId="1015">
-    <w:abstractNumId w:val="991"/>
-  </w:num>
-  <w:num w:numId="1016">
     <w:abstractNumId w:val="99411"/>
     <w:lvlOverride w:ilvl="0">
       <w:startOverride w:val="1"/>
@@ -6817,16 +7194,25 @@
       <w:startOverride w:val="1"/>
     </w:lvlOverride>
   </w:num>
-  <w:num w:numId="1017">
+  <w:num w:numId="1011">
     <w:abstractNumId w:val="991"/>
   </w:num>
-  <w:num w:numId="1018">
+  <w:num w:numId="1012">
     <w:abstractNumId w:val="991"/>
   </w:num>
-  <w:num w:numId="1019">
+  <w:num w:numId="1013">
     <w:abstractNumId w:val="991"/>
   </w:num>
-  <w:num w:numId="1020">
+  <w:num w:numId="1014">
+    <w:abstractNumId w:val="991"/>
+  </w:num>
+  <w:num w:numId="1015">
+    <w:abstractNumId w:val="991"/>
+  </w:num>
+  <w:num w:numId="1016">
+    <w:abstractNumId w:val="991"/>
+  </w:num>
+  <w:num w:numId="1017">
     <w:abstractNumId w:val="99411"/>
     <w:lvlOverride w:ilvl="0">
       <w:startOverride w:val="1"/>
@@ -6856,7 +7242,46 @@
       <w:startOverride w:val="1"/>
     </w:lvlOverride>
   </w:num>
+  <w:num w:numId="1018">
+    <w:abstractNumId w:val="991"/>
+  </w:num>
+  <w:num w:numId="1019">
+    <w:abstractNumId w:val="991"/>
+  </w:num>
+  <w:num w:numId="1020">
+    <w:abstractNumId w:val="991"/>
+  </w:num>
   <w:num w:numId="1021">
+    <w:abstractNumId w:val="99411"/>
+    <w:lvlOverride w:ilvl="0">
+      <w:startOverride w:val="1"/>
+    </w:lvlOverride>
+    <w:lvlOverride w:ilvl="1">
+      <w:startOverride w:val="1"/>
+    </w:lvlOverride>
+    <w:lvlOverride w:ilvl="2">
+      <w:startOverride w:val="1"/>
+    </w:lvlOverride>
+    <w:lvlOverride w:ilvl="3">
+      <w:startOverride w:val="1"/>
+    </w:lvlOverride>
+    <w:lvlOverride w:ilvl="4">
+      <w:startOverride w:val="1"/>
+    </w:lvlOverride>
+    <w:lvlOverride w:ilvl="5">
+      <w:startOverride w:val="1"/>
+    </w:lvlOverride>
+    <w:lvlOverride w:ilvl="6">
+      <w:startOverride w:val="1"/>
+    </w:lvlOverride>
+    <w:lvlOverride w:ilvl="7">
+      <w:startOverride w:val="1"/>
+    </w:lvlOverride>
+    <w:lvlOverride w:ilvl="8">
+      <w:startOverride w:val="1"/>
+    </w:lvlOverride>
+  </w:num>
+  <w:num w:numId="1022">
     <w:abstractNumId w:val="991"/>
   </w:num>
 </w:numbering>

--- a/docs/开发文档.docx
+++ b/docs/开发文档.docx
@@ -175,10 +175,124 @@
           <w:bCs/>
           <w:b/>
         </w:rPr>
-        <w:t xml:space="preserve">田字格辅助</w:t>
-      </w:r>
-      <w:r>
-        <w:t xml:space="preserve">：提供田字格背景，帮助把握字形结构。</w:t>
+        <w:t xml:space="preserve">多格子样式</w:t>
+      </w:r>
+      <w:r>
+        <w:t xml:space="preserve">：田字格 / 米字格 / 回宫格 / 横线格 / 无格，可切换并记忆。</w:t>
+      </w:r>
+    </w:p>
+    <w:p>
+      <w:pPr>
+        <w:numPr>
+          <w:ilvl w:val="0"/>
+          <w:numId w:val="1001"/>
+        </w:numPr>
+        <w:pStyle w:val="Compact"/>
+      </w:pPr>
+      <w:r>
+        <w:rPr>
+          <w:bCs/>
+          <w:b/>
+        </w:rPr>
+        <w:t xml:space="preserve">汉字详情</w:t>
+      </w:r>
+      <w:r>
+        <w:t xml:space="preserve">：拼音、部首、笔画数、结构、组词、释义（本地小字典）。</w:t>
+      </w:r>
+    </w:p>
+    <w:p>
+      <w:pPr>
+        <w:numPr>
+          <w:ilvl w:val="0"/>
+          <w:numId w:val="1001"/>
+        </w:numPr>
+        <w:pStyle w:val="Compact"/>
+      </w:pPr>
+      <w:r>
+        <w:rPr>
+          <w:bCs/>
+          <w:b/>
+        </w:rPr>
+        <w:t xml:space="preserve">每日打卡</w:t>
+      </w:r>
+      <w:r>
+        <w:t xml:space="preserve">：连续打卡天数、最近 7 天、累计天数。</w:t>
+      </w:r>
+    </w:p>
+    <w:p>
+      <w:pPr>
+        <w:numPr>
+          <w:ilvl w:val="0"/>
+          <w:numId w:val="1001"/>
+        </w:numPr>
+        <w:pStyle w:val="Compact"/>
+      </w:pPr>
+      <w:r>
+        <w:rPr>
+          <w:bCs/>
+          <w:b/>
+        </w:rPr>
+        <w:t xml:space="preserve">字帖生成与导出</w:t>
+      </w:r>
+      <w:r>
+        <w:t xml:space="preserve">：按来源（当前字表 / 收藏 / 模板 / 自选）生成字帖，导出保存或分享。</w:t>
+      </w:r>
+    </w:p>
+    <w:p>
+      <w:pPr>
+        <w:numPr>
+          <w:ilvl w:val="0"/>
+          <w:numId w:val="1001"/>
+        </w:numPr>
+        <w:pStyle w:val="Compact"/>
+      </w:pPr>
+      <w:r>
+        <w:rPr>
+          <w:bCs/>
+          <w:b/>
+        </w:rPr>
+        <w:t xml:space="preserve">字帖模板</w:t>
+      </w:r>
+      <w:r>
+        <w:t xml:space="preserve">：静夜思、春晓、咏柳、百家姓、弟子规、成语等。</w:t>
+      </w:r>
+    </w:p>
+    <w:p>
+      <w:pPr>
+        <w:numPr>
+          <w:ilvl w:val="0"/>
+          <w:numId w:val="1001"/>
+        </w:numPr>
+        <w:pStyle w:val="Compact"/>
+      </w:pPr>
+      <w:r>
+        <w:rPr>
+          <w:bCs/>
+          <w:b/>
+        </w:rPr>
+        <w:t xml:space="preserve">分享海报</w:t>
+      </w:r>
+      <w:r>
+        <w:t xml:space="preserve">：生成练习成果海报并保存 / 分享。</w:t>
+      </w:r>
+    </w:p>
+    <w:p>
+      <w:pPr>
+        <w:numPr>
+          <w:ilvl w:val="0"/>
+          <w:numId w:val="1001"/>
+        </w:numPr>
+        <w:pStyle w:val="Compact"/>
+      </w:pPr>
+      <w:r>
+        <w:rPr>
+          <w:bCs/>
+          <w:b/>
+        </w:rPr>
+        <w:t xml:space="preserve">朗读发音</w:t>
+      </w:r>
+      <w:r>
+        <w:t xml:space="preserve">：调用 TTS 音源朗读当前汉字。</w:t>
       </w:r>
     </w:p>
     <w:p>
@@ -1407,6 +1521,24 @@
         <w:rPr>
           <w:rStyle w:val="VerbatimChar"/>
         </w:rPr>
+        <w:t xml:space="preserve">│   ├── charInfo.js             # 本地小字典（拼音/部首/结构/组词/释义）</w:t>
+      </w:r>
+      <w:r>
+        <w:br/>
+      </w:r>
+      <w:r>
+        <w:rPr>
+          <w:rStyle w:val="VerbatimChar"/>
+        </w:rPr>
+        <w:t xml:space="preserve">│   ├── templates.js            # 字帖模板（古诗/蒙学/成语）</w:t>
+      </w:r>
+      <w:r>
+        <w:br/>
+      </w:r>
+      <w:r>
+        <w:rPr>
+          <w:rStyle w:val="VerbatimChar"/>
+        </w:rPr>
         <w:t xml:space="preserve">│   └── embedded.js             # 可选：内置笔画数据（默认空）</w:t>
       </w:r>
       <w:r>
@@ -1425,7 +1557,7 @@
         <w:rPr>
           <w:rStyle w:val="VerbatimChar"/>
         </w:rPr>
-        <w:t xml:space="preserve">│   ├── config.js               # 全局配置（CDN 地址等）</w:t>
+        <w:t xml:space="preserve">│   ├── config.js               # 全局配置（CDN、TTS 音源等）</w:t>
       </w:r>
       <w:r>
         <w:br/>
@@ -1443,7 +1575,7 @@
         <w:rPr>
           <w:rStyle w:val="VerbatimChar"/>
         </w:rPr>
-        <w:t xml:space="preserve">│   └── storage.js              # 练习记录与收藏</w:t>
+        <w:t xml:space="preserve">│   └── storage.js              # 记录/收藏/偏好/每日打卡</w:t>
       </w:r>
       <w:r>
         <w:br/>
@@ -1479,7 +1611,7 @@
         <w:rPr>
           <w:rStyle w:val="VerbatimChar"/>
         </w:rPr>
-        <w:t xml:space="preserve">    ├── index/                  # 首页</w:t>
+        <w:t xml:space="preserve">    ├── index/                  # 首页：搜索、每日一字、分类、快捷入口</w:t>
       </w:r>
       <w:r>
         <w:br/>
@@ -1497,7 +1629,7 @@
         <w:rPr>
           <w:rStyle w:val="VerbatimChar"/>
         </w:rPr>
-        <w:t xml:space="preserve">    ├── practice/               # 练字（核心页）</w:t>
+        <w:t xml:space="preserve">    ├── practice/               # 练字：演示/描红/测验 + 格子/详情/朗读/海报/字帖</w:t>
       </w:r>
       <w:r>
         <w:br/>
@@ -1506,7 +1638,25 @@
         <w:rPr>
           <w:rStyle w:val="VerbatimChar"/>
         </w:rPr>
-        <w:t xml:space="preserve">    └── profile/                # 我的</w:t>
+        <w:t xml:space="preserve">    ├── worksheet/              # 字帖生成与导出</w:t>
+      </w:r>
+      <w:r>
+        <w:br/>
+      </w:r>
+      <w:r>
+        <w:rPr>
+          <w:rStyle w:val="VerbatimChar"/>
+        </w:rPr>
+        <w:t xml:space="preserve">    ├── poster/                 # 练习海报生成与分享</w:t>
+      </w:r>
+      <w:r>
+        <w:br/>
+      </w:r>
+      <w:r>
+        <w:rPr>
+          <w:rStyle w:val="VerbatimChar"/>
+        </w:rPr>
+        <w:t xml:space="preserve">    └── profile/                # 我的：打卡、统计、收藏、记录</w:t>
       </w:r>
     </w:p>
     <w:bookmarkEnd w:id="30"/>
@@ -4933,7 +5083,7 @@
     <w:bookmarkEnd w:id="43"/>
     <w:bookmarkEnd w:id="44"/>
     <w:bookmarkEnd w:id="45"/>
-    <w:bookmarkStart w:id="50" w:name="页面开发说明"/>
+    <w:bookmarkStart w:id="52" w:name="页面开发说明"/>
     <w:p>
       <w:pPr>
         <w:pStyle w:val="Heading1"/>
@@ -5054,6 +5204,18 @@
       </w:r>
       <w:r>
         <w:t xml:space="preserve">。</w:t>
+      </w:r>
+    </w:p>
+    <w:p>
+      <w:pPr>
+        <w:numPr>
+          <w:ilvl w:val="0"/>
+          <w:numId w:val="1012"/>
+        </w:numPr>
+        <w:pStyle w:val="Compact"/>
+      </w:pPr>
+      <w:r>
+        <w:t xml:space="preserve">快捷入口：生成字帖、练习海报。</w:t>
       </w:r>
     </w:p>
     <w:bookmarkEnd w:id="46"/>
@@ -5144,6 +5306,45 @@
         <w:t xml:space="preserve">并进入练字页，索引为被点击字的位置。</w:t>
       </w:r>
     </w:p>
+    <w:p>
+      <w:pPr>
+        <w:numPr>
+          <w:ilvl w:val="0"/>
+          <w:numId w:val="1013"/>
+        </w:numPr>
+        <w:pStyle w:val="Compact"/>
+      </w:pPr>
+      <w:r>
+        <w:t xml:space="preserve">方格用</w:t>
+      </w:r>
+      <w:r>
+        <w:t xml:space="preserve"> </w:t>
+      </w:r>
+      <w:r>
+        <w:rPr>
+          <w:rStyle w:val="VerbatimChar"/>
+        </w:rPr>
+        <w:t xml:space="preserve">padding-bottom</w:t>
+      </w:r>
+      <w:r>
+        <w:t xml:space="preserve"> </w:t>
+      </w:r>
+      <w:r>
+        <w:t xml:space="preserve">百分比方案实现正方形（不依赖</w:t>
+      </w:r>
+      <w:r>
+        <w:t xml:space="preserve"> </w:t>
+      </w:r>
+      <w:r>
+        <w:rPr>
+          <w:rStyle w:val="VerbatimChar"/>
+        </w:rPr>
+        <w:t xml:space="preserve">aspect-ratio</w:t>
+      </w:r>
+      <w:r>
+        <w:t xml:space="preserve">）。</w:t>
+      </w:r>
+    </w:p>
     <w:bookmarkEnd w:id="47"/>
     <w:bookmarkStart w:id="48" w:name="练字页-pagespractice"/>
     <w:p>
@@ -5175,7 +5376,7 @@
         <w:t xml:space="preserve"> </w:t>
       </w:r>
       <w:r>
-        <w:t xml:space="preserve">读取列表/索引并记录一次练习；</w:t>
+        <w:t xml:space="preserve">读取列表/索引、记录一次练习、写入今日打卡；</w:t>
       </w:r>
       <w:r>
         <w:rPr>
@@ -5199,7 +5400,7 @@
         <w:t xml:space="preserve"> </w:t>
       </w:r>
       <w:r>
-        <w:t xml:space="preserve">销毁。</w:t>
+        <w:t xml:space="preserve">释放。</w:t>
       </w:r>
     </w:p>
     <w:p>
@@ -5211,7 +5412,7 @@
         <w:pStyle w:val="Compact"/>
       </w:pPr>
       <w:r>
-        <w:t xml:space="preserve">交互：模式切换、上一个/下一个、再写一遍、显示/隐藏田字格、收藏。</w:t>
+        <w:t xml:space="preserve">交互：模式切换（演示/描红/测验）、格子样式切换、上一个/下一个、再写一遍、收藏、朗读、海报、字帖。</w:t>
       </w:r>
     </w:p>
     <w:p>
@@ -5223,32 +5424,143 @@
         <w:pStyle w:val="Compact"/>
       </w:pPr>
       <w:r>
-        <w:t xml:space="preserve">切换汉字时先</w:t>
-      </w:r>
-      <w:r>
-        <w:t xml:space="preserve"> </w:t>
-      </w:r>
-      <w:r>
-        <w:rPr>
-          <w:rStyle w:val="VerbatimChar"/>
-        </w:rPr>
-        <w:t xml:space="preserve">addRecord</w:t>
-      </w:r>
-      <w:r>
-        <w:t xml:space="preserve"> </w:t>
-      </w:r>
-      <w:r>
-        <w:t xml:space="preserve">再重建 writer。</w:t>
+        <w:rPr>
+          <w:rStyle w:val="VerbatimChar"/>
+        </w:rPr>
+        <w:t xml:space="preserve">charDataLoader</w:t>
+      </w:r>
+      <w:r>
+        <w:t xml:space="preserve"> </w:t>
+      </w:r>
+      <w:r>
+        <w:t xml:space="preserve">为回调式</w:t>
+      </w:r>
+      <w:r>
+        <w:t xml:space="preserve"> </w:t>
+      </w:r>
+      <w:r>
+        <w:rPr>
+          <w:rStyle w:val="VerbatimChar"/>
+        </w:rPr>
+        <w:t xml:space="preserve">(char, onLoad, onError)</w:t>
+      </w:r>
+      <w:r>
+        <w:t xml:space="preserve"> </w:t>
+      </w:r>
+      <w:r>
+        <w:t xml:space="preserve">且不返回值；加载前</w:t>
+      </w:r>
+      <w:r>
+        <w:t xml:space="preserve"> </w:t>
+      </w:r>
+      <w:r>
+        <w:rPr>
+          <w:rStyle w:val="VerbatimChar"/>
+        </w:rPr>
+        <w:t xml:space="preserve">waitForCanvas()</w:t>
+      </w:r>
+      <w:r>
+        <w:t xml:space="preserve"> </w:t>
+      </w:r>
+      <w:r>
+        <w:t xml:space="preserve">等待画布就绪。</w:t>
+      </w:r>
+    </w:p>
+    <w:p>
+      <w:pPr>
+        <w:numPr>
+          <w:ilvl w:val="0"/>
+          <w:numId w:val="1014"/>
+        </w:numPr>
+        <w:pStyle w:val="Compact"/>
+      </w:pPr>
+      <w:r>
+        <w:t xml:space="preserve">汉字详情：</w:t>
+      </w:r>
+      <w:r>
+        <w:rPr>
+          <w:rStyle w:val="VerbatimChar"/>
+        </w:rPr>
+        <w:t xml:space="preserve">data/charInfo.js</w:t>
+      </w:r>
+      <w:r>
+        <w:t xml:space="preserve"> </w:t>
+      </w:r>
+      <w:r>
+        <w:t xml:space="preserve">提供拼音/部首/结构/组词/释义，笔画数取笔画数据</w:t>
+      </w:r>
+      <w:r>
+        <w:t xml:space="preserve"> </w:t>
+      </w:r>
+      <w:r>
+        <w:rPr>
+          <w:rStyle w:val="VerbatimChar"/>
+        </w:rPr>
+        <w:t xml:space="preserve">strokes.length</w:t>
+      </w:r>
+      <w:r>
+        <w:t xml:space="preserve">。</w:t>
+      </w:r>
+    </w:p>
+    <w:p>
+      <w:pPr>
+        <w:numPr>
+          <w:ilvl w:val="0"/>
+          <w:numId w:val="1014"/>
+        </w:numPr>
+        <w:pStyle w:val="Compact"/>
+      </w:pPr>
+      <w:r>
+        <w:t xml:space="preserve">朗读：</w:t>
+      </w:r>
+      <w:r>
+        <w:rPr>
+          <w:rStyle w:val="VerbatimChar"/>
+        </w:rPr>
+        <w:t xml:space="preserve">utils/config.js</w:t>
+      </w:r>
+      <w:r>
+        <w:t xml:space="preserve"> </w:t>
+      </w:r>
+      <w:r>
+        <w:t xml:space="preserve">的</w:t>
+      </w:r>
+      <w:r>
+        <w:t xml:space="preserve"> </w:t>
+      </w:r>
+      <w:r>
+        <w:rPr>
+          <w:rStyle w:val="VerbatimChar"/>
+        </w:rPr>
+        <w:t xml:space="preserve">tts.url</w:t>
+      </w:r>
+      <w:r>
+        <w:t xml:space="preserve"> </w:t>
+      </w:r>
+      <w:r>
+        <w:t xml:space="preserve">拼接音源，</w:t>
+      </w:r>
+      <w:r>
+        <w:rPr>
+          <w:rStyle w:val="VerbatimChar"/>
+        </w:rPr>
+        <w:t xml:space="preserve">wx.createInnerAudioContext</w:t>
+      </w:r>
+      <w:r>
+        <w:t xml:space="preserve"> </w:t>
+      </w:r>
+      <w:r>
+        <w:t xml:space="preserve">播放，失败时提示。</w:t>
       </w:r>
     </w:p>
     <w:bookmarkEnd w:id="48"/>
-    <w:bookmarkStart w:id="49" w:name="我的页-pagesprofile"/>
+    <w:bookmarkStart w:id="49" w:name="字帖生成页-pagesworksheet"/>
     <w:p>
       <w:pPr>
         <w:pStyle w:val="Heading2"/>
       </w:pPr>
       <w:r>
-        <w:t xml:space="preserve">7.4 我的页 pages/profile</w:t>
+        <w:t xml:space="preserve">7.4 字帖生成页 pages/worksheet</w:t>
       </w:r>
     </w:p>
     <w:p>
@@ -5260,6 +5572,179 @@
         <w:pStyle w:val="Compact"/>
       </w:pPr>
       <w:r>
+        <w:t xml:space="preserve">来源：当前字表 / 我的收藏 / 字帖模板 / 自选汉字（</w:t>
+      </w:r>
+      <w:r>
+        <w:rPr>
+          <w:rStyle w:val="VerbatimChar"/>
+        </w:rPr>
+        <w:t xml:space="preserve">data/templates.js</w:t>
+      </w:r>
+      <w:r>
+        <w:t xml:space="preserve">）。</w:t>
+      </w:r>
+    </w:p>
+    <w:p>
+      <w:pPr>
+        <w:numPr>
+          <w:ilvl w:val="0"/>
+          <w:numId w:val="1015"/>
+        </w:numPr>
+        <w:pStyle w:val="Compact"/>
+      </w:pPr>
+      <w:r>
+        <w:t xml:space="preserve">参数：格子样式、列数、行数。</w:t>
+      </w:r>
+    </w:p>
+    <w:p>
+      <w:pPr>
+        <w:numPr>
+          <w:ilvl w:val="0"/>
+          <w:numId w:val="1015"/>
+        </w:numPr>
+        <w:pStyle w:val="Compact"/>
+      </w:pPr>
+      <w:r>
+        <w:t xml:space="preserve">使用</w:t>
+      </w:r>
+      <w:r>
+        <w:t xml:space="preserve"> </w:t>
+      </w:r>
+      <w:r>
+        <w:rPr>
+          <w:rStyle w:val="VerbatimChar"/>
+        </w:rPr>
+        <w:t xml:space="preserve">&lt;canvas type="2d"&gt;</w:t>
+      </w:r>
+      <w:r>
+        <w:t xml:space="preserve"> </w:t>
+      </w:r>
+      <w:r>
+        <w:t xml:space="preserve">绘制：标题、日期、格子、范字（首行深色、其余浅色描红）。</w:t>
+      </w:r>
+    </w:p>
+    <w:p>
+      <w:pPr>
+        <w:numPr>
+          <w:ilvl w:val="0"/>
+          <w:numId w:val="1015"/>
+        </w:numPr>
+        <w:pStyle w:val="Compact"/>
+      </w:pPr>
+      <w:r>
+        <w:t xml:space="preserve">导出：</w:t>
+      </w:r>
+      <w:r>
+        <w:rPr>
+          <w:rStyle w:val="VerbatimChar"/>
+        </w:rPr>
+        <w:t xml:space="preserve">wx.canvasToTempFilePath</w:t>
+      </w:r>
+      <w:r>
+        <w:t xml:space="preserve"> </w:t>
+      </w:r>
+      <w:r>
+        <w:t xml:space="preserve">→</w:t>
+      </w:r>
+      <w:r>
+        <w:t xml:space="preserve"> </w:t>
+      </w:r>
+      <w:r>
+        <w:rPr>
+          <w:rStyle w:val="VerbatimChar"/>
+        </w:rPr>
+        <w:t xml:space="preserve">wx.saveImageToPhotosAlbum</w:t>
+      </w:r>
+      <w:r>
+        <w:t xml:space="preserve"> </w:t>
+      </w:r>
+      <w:r>
+        <w:t xml:space="preserve">保存 /</w:t>
+      </w:r>
+      <w:r>
+        <w:t xml:space="preserve"> </w:t>
+      </w:r>
+      <w:r>
+        <w:rPr>
+          <w:rStyle w:val="VerbatimChar"/>
+        </w:rPr>
+        <w:t xml:space="preserve">wx.showShareImageMenu</w:t>
+      </w:r>
+      <w:r>
+        <w:t xml:space="preserve"> </w:t>
+      </w:r>
+      <w:r>
+        <w:t xml:space="preserve">分享。</w:t>
+      </w:r>
+    </w:p>
+    <w:bookmarkEnd w:id="49"/>
+    <w:bookmarkStart w:id="50" w:name="海报页-pagesposter"/>
+    <w:p>
+      <w:pPr>
+        <w:pStyle w:val="Heading2"/>
+      </w:pPr>
+      <w:r>
+        <w:t xml:space="preserve">7.5 海报页 pages/poster</w:t>
+      </w:r>
+    </w:p>
+    <w:p>
+      <w:pPr>
+        <w:numPr>
+          <w:ilvl w:val="0"/>
+          <w:numId w:val="1016"/>
+        </w:numPr>
+        <w:pStyle w:val="Compact"/>
+      </w:pPr>
+      <w:r>
+        <w:t xml:space="preserve">绘制 App 名、田字格大字、拼音、打卡/练习统计。</w:t>
+      </w:r>
+    </w:p>
+    <w:p>
+      <w:pPr>
+        <w:numPr>
+          <w:ilvl w:val="0"/>
+          <w:numId w:val="1016"/>
+        </w:numPr>
+        <w:pStyle w:val="Compact"/>
+      </w:pPr>
+      <w:r>
+        <w:t xml:space="preserve">同样使用</w:t>
+      </w:r>
+      <w:r>
+        <w:t xml:space="preserve"> </w:t>
+      </w:r>
+      <w:r>
+        <w:rPr>
+          <w:rStyle w:val="VerbatimChar"/>
+        </w:rPr>
+        <w:t xml:space="preserve">canvas 2d</w:t>
+      </w:r>
+      <w:r>
+        <w:t xml:space="preserve"> </w:t>
+      </w:r>
+      <w:r>
+        <w:t xml:space="preserve">生成图片并保存 / 分享。</w:t>
+      </w:r>
+    </w:p>
+    <w:bookmarkEnd w:id="50"/>
+    <w:bookmarkStart w:id="51" w:name="我的页-pagesprofile"/>
+    <w:p>
+      <w:pPr>
+        <w:pStyle w:val="Heading2"/>
+      </w:pPr>
+      <w:r>
+        <w:t xml:space="preserve">7.6 我的页 pages/profile</w:t>
+      </w:r>
+    </w:p>
+    <w:p>
+      <w:pPr>
+        <w:numPr>
+          <w:ilvl w:val="0"/>
+          <w:numId w:val="1017"/>
+        </w:numPr>
+        <w:pStyle w:val="Compact"/>
+      </w:pPr>
+      <w:r>
         <w:rPr>
           <w:rStyle w:val="VerbatimChar"/>
         </w:rPr>
@@ -5269,26 +5754,38 @@
         <w:t xml:space="preserve"> </w:t>
       </w:r>
       <w:r>
-        <w:t xml:space="preserve">刷新统计、收藏、最近练习（最多 50 条）。</w:t>
-      </w:r>
-    </w:p>
-    <w:p>
-      <w:pPr>
-        <w:numPr>
-          <w:ilvl w:val="0"/>
-          <w:numId w:val="1015"/>
-        </w:numPr>
-        <w:pStyle w:val="Compact"/>
-      </w:pPr>
-      <w:r>
-        <w:t xml:space="preserve">支持从收藏/记录点击汉字直接进入练字页。</w:t>
-      </w:r>
-    </w:p>
-    <w:p>
-      <w:pPr>
-        <w:numPr>
-          <w:ilvl w:val="0"/>
-          <w:numId w:val="1015"/>
+        <w:t xml:space="preserve">刷新统计、打卡、收藏、最近练习（最多 50 条）。</w:t>
+      </w:r>
+    </w:p>
+    <w:p>
+      <w:pPr>
+        <w:numPr>
+          <w:ilvl w:val="0"/>
+          <w:numId w:val="1017"/>
+        </w:numPr>
+        <w:pStyle w:val="Compact"/>
+      </w:pPr>
+      <w:r>
+        <w:t xml:space="preserve">打卡卡片：连续天数、最近 7 天、累计天数。</w:t>
+      </w:r>
+    </w:p>
+    <w:p>
+      <w:pPr>
+        <w:numPr>
+          <w:ilvl w:val="0"/>
+          <w:numId w:val="1017"/>
+        </w:numPr>
+        <w:pStyle w:val="Compact"/>
+      </w:pPr>
+      <w:r>
+        <w:t xml:space="preserve">支持从收藏/记录点击汉字进入练字页；提供生成海报 / 收藏生成字帖入口。</w:t>
+      </w:r>
+    </w:p>
+    <w:p>
+      <w:pPr>
+        <w:numPr>
+          <w:ilvl w:val="0"/>
+          <w:numId w:val="1017"/>
         </w:numPr>
         <w:pStyle w:val="Compact"/>
       </w:pPr>
@@ -5296,9 +5793,9 @@
         <w:t xml:space="preserve">提供清空收藏 / 清空记录（带确认弹窗）。</w:t>
       </w:r>
     </w:p>
-    <w:bookmarkEnd w:id="49"/>
-    <w:bookmarkEnd w:id="50"/>
-    <w:bookmarkStart w:id="51" w:name="笔画数据结构"/>
+    <w:bookmarkEnd w:id="51"/>
+    <w:bookmarkEnd w:id="52"/>
+    <w:bookmarkStart w:id="53" w:name="笔画数据结构"/>
     <w:p>
       <w:pPr>
         <w:pStyle w:val="Heading1"/>
@@ -5530,8 +6027,8 @@
         <w:t xml:space="preserve">数据来源：Make Me A Hanzi，经 chanind 微调；许可为 Arphic Public License。</w:t>
       </w:r>
     </w:p>
-    <w:bookmarkEnd w:id="51"/>
-    <w:bookmarkStart w:id="55" w:name="包体与性能"/>
+    <w:bookmarkEnd w:id="53"/>
+    <w:bookmarkStart w:id="57" w:name="包体与性能"/>
     <w:p>
       <w:pPr>
         <w:pStyle w:val="Heading1"/>
@@ -5540,7 +6037,7 @@
         <w:t xml:space="preserve">9. 包体与性能</w:t>
       </w:r>
     </w:p>
-    <w:bookmarkStart w:id="52" w:name="微信包体限制"/>
+    <w:bookmarkStart w:id="54" w:name="微信包体限制"/>
     <w:p>
       <w:pPr>
         <w:pStyle w:val="Heading2"/>
@@ -5553,7 +6050,7 @@
       <w:pPr>
         <w:numPr>
           <w:ilvl w:val="0"/>
-          <w:numId w:val="1016"/>
+          <w:numId w:val="1018"/>
         </w:numPr>
         <w:pStyle w:val="Compact"/>
       </w:pPr>
@@ -5565,7 +6062,7 @@
       <w:pPr>
         <w:numPr>
           <w:ilvl w:val="0"/>
-          <w:numId w:val="1016"/>
+          <w:numId w:val="1018"/>
         </w:numPr>
         <w:pStyle w:val="Compact"/>
       </w:pPr>
@@ -5577,7 +6074,7 @@
       <w:pPr>
         <w:numPr>
           <w:ilvl w:val="0"/>
-          <w:numId w:val="1016"/>
+          <w:numId w:val="1018"/>
         </w:numPr>
         <w:pStyle w:val="Compact"/>
       </w:pPr>
@@ -5585,8 +6082,8 @@
         <w:t xml:space="preserve">所有分包合计 ≤ 20MB</w:t>
       </w:r>
     </w:p>
-    <w:bookmarkEnd w:id="52"/>
-    <w:bookmarkStart w:id="53" w:name="为什么不能全量内置字库"/>
+    <w:bookmarkEnd w:id="54"/>
+    <w:bookmarkStart w:id="55" w:name="为什么不能全量内置字库"/>
     <w:p>
       <w:pPr>
         <w:pStyle w:val="Heading2"/>
@@ -5603,8 +6100,8 @@
         <w:t xml:space="preserve">全量约 9000+ 字，总体积十几 MB 以上，会突破主包/分包限制，且首次下载体验差。</w:t>
       </w:r>
     </w:p>
-    <w:bookmarkEnd w:id="53"/>
-    <w:bookmarkStart w:id="54" w:name="优化策略"/>
+    <w:bookmarkEnd w:id="55"/>
+    <w:bookmarkStart w:id="56" w:name="优化策略"/>
     <w:p>
       <w:pPr>
         <w:pStyle w:val="Heading2"/>
@@ -5617,7 +6114,7 @@
       <w:pPr>
         <w:numPr>
           <w:ilvl w:val="0"/>
-          <w:numId w:val="1017"/>
+          <w:numId w:val="1019"/>
         </w:numPr>
         <w:pStyle w:val="Compact"/>
       </w:pPr>
@@ -5636,7 +6133,7 @@
       <w:pPr>
         <w:numPr>
           <w:ilvl w:val="0"/>
-          <w:numId w:val="1017"/>
+          <w:numId w:val="1019"/>
         </w:numPr>
         <w:pStyle w:val="Compact"/>
       </w:pPr>
@@ -5664,7 +6161,7 @@
       <w:pPr>
         <w:numPr>
           <w:ilvl w:val="0"/>
-          <w:numId w:val="1017"/>
+          <w:numId w:val="1019"/>
         </w:numPr>
         <w:pStyle w:val="Compact"/>
       </w:pPr>
@@ -5683,7 +6180,7 @@
       <w:pPr>
         <w:numPr>
           <w:ilvl w:val="0"/>
-          <w:numId w:val="1017"/>
+          <w:numId w:val="1019"/>
         </w:numPr>
         <w:pStyle w:val="Compact"/>
       </w:pPr>
@@ -5702,7 +6199,7 @@
       <w:pPr>
         <w:numPr>
           <w:ilvl w:val="0"/>
-          <w:numId w:val="1017"/>
+          <w:numId w:val="1019"/>
         </w:numPr>
         <w:pStyle w:val="Compact"/>
       </w:pPr>
@@ -5722,9 +6219,9 @@
         <w:t xml:space="preserve">，不占 npm 构建环节。</w:t>
       </w:r>
     </w:p>
-    <w:bookmarkEnd w:id="54"/>
-    <w:bookmarkEnd w:id="55"/>
-    <w:bookmarkStart w:id="56" w:name="合规与变现"/>
+    <w:bookmarkEnd w:id="56"/>
+    <w:bookmarkEnd w:id="57"/>
+    <w:bookmarkStart w:id="58" w:name="合规与变现"/>
     <w:p>
       <w:pPr>
         <w:pStyle w:val="Heading1"/>
@@ -5904,8 +6401,8 @@
         </w:tc>
       </w:tr>
     </w:tbl>
-    <w:bookmarkEnd w:id="56"/>
-    <w:bookmarkStart w:id="60" w:name="测试上线发布与真机调试清单"/>
+    <w:bookmarkEnd w:id="58"/>
+    <w:bookmarkStart w:id="62" w:name="测试上线发布与真机调试清单"/>
     <w:p>
       <w:pPr>
         <w:pStyle w:val="Heading1"/>
@@ -5914,7 +6411,7 @@
         <w:t xml:space="preserve">11. 测试、上线发布与真机调试清单</w:t>
       </w:r>
     </w:p>
-    <w:bookmarkStart w:id="57" w:name="本地功能验证"/>
+    <w:bookmarkStart w:id="59" w:name="本地功能验证"/>
     <w:p>
       <w:pPr>
         <w:pStyle w:val="Heading2"/>
@@ -5927,7 +6424,7 @@
       <w:pPr>
         <w:numPr>
           <w:ilvl w:val="0"/>
-          <w:numId w:val="1018"/>
+          <w:numId w:val="1020"/>
         </w:numPr>
         <w:pStyle w:val="Compact"/>
       </w:pPr>
@@ -5939,7 +6436,7 @@
       <w:pPr>
         <w:numPr>
           <w:ilvl w:val="0"/>
-          <w:numId w:val="1018"/>
+          <w:numId w:val="1020"/>
         </w:numPr>
         <w:pStyle w:val="Compact"/>
       </w:pPr>
@@ -5951,7 +6448,7 @@
       <w:pPr>
         <w:numPr>
           <w:ilvl w:val="0"/>
-          <w:numId w:val="1018"/>
+          <w:numId w:val="1020"/>
         </w:numPr>
         <w:pStyle w:val="Compact"/>
       </w:pPr>
@@ -5963,7 +6460,7 @@
       <w:pPr>
         <w:numPr>
           <w:ilvl w:val="0"/>
-          <w:numId w:val="1018"/>
+          <w:numId w:val="1020"/>
         </w:numPr>
         <w:pStyle w:val="Compact"/>
       </w:pPr>
@@ -5975,7 +6472,7 @@
       <w:pPr>
         <w:numPr>
           <w:ilvl w:val="0"/>
-          <w:numId w:val="1018"/>
+          <w:numId w:val="1020"/>
         </w:numPr>
         <w:pStyle w:val="Compact"/>
       </w:pPr>
@@ -5987,7 +6484,7 @@
       <w:pPr>
         <w:numPr>
           <w:ilvl w:val="0"/>
-          <w:numId w:val="1018"/>
+          <w:numId w:val="1020"/>
         </w:numPr>
         <w:pStyle w:val="Compact"/>
       </w:pPr>
@@ -5999,7 +6496,7 @@
       <w:pPr>
         <w:numPr>
           <w:ilvl w:val="0"/>
-          <w:numId w:val="1018"/>
+          <w:numId w:val="1020"/>
         </w:numPr>
         <w:pStyle w:val="Compact"/>
       </w:pPr>
@@ -6011,7 +6508,7 @@
       <w:pPr>
         <w:numPr>
           <w:ilvl w:val="0"/>
-          <w:numId w:val="1018"/>
+          <w:numId w:val="1020"/>
         </w:numPr>
         <w:pStyle w:val="Compact"/>
       </w:pPr>
@@ -6019,8 +6516,8 @@
         <w:t xml:space="preserve">☐ 主包体积在限制范围内。</w:t>
       </w:r>
     </w:p>
-    <w:bookmarkEnd w:id="57"/>
-    <w:bookmarkStart w:id="58" w:name="上线发布检查"/>
+    <w:bookmarkEnd w:id="59"/>
+    <w:bookmarkStart w:id="60" w:name="上线发布检查"/>
     <w:p>
       <w:pPr>
         <w:pStyle w:val="Heading2"/>
@@ -6033,7 +6530,7 @@
       <w:pPr>
         <w:numPr>
           <w:ilvl w:val="0"/>
-          <w:numId w:val="1019"/>
+          <w:numId w:val="1021"/>
         </w:numPr>
         <w:pStyle w:val="Compact"/>
       </w:pPr>
@@ -6075,7 +6572,7 @@
       <w:pPr>
         <w:numPr>
           <w:ilvl w:val="0"/>
-          <w:numId w:val="1019"/>
+          <w:numId w:val="1021"/>
         </w:numPr>
         <w:pStyle w:val="Compact"/>
       </w:pPr>
@@ -6115,7 +6612,7 @@
       <w:pPr>
         <w:numPr>
           <w:ilvl w:val="0"/>
-          <w:numId w:val="1019"/>
+          <w:numId w:val="1021"/>
         </w:numPr>
         <w:pStyle w:val="Compact"/>
       </w:pPr>
@@ -6127,7 +6624,7 @@
       <w:pPr>
         <w:numPr>
           <w:ilvl w:val="0"/>
-          <w:numId w:val="1019"/>
+          <w:numId w:val="1021"/>
         </w:numPr>
         <w:pStyle w:val="Compact"/>
       </w:pPr>
@@ -6139,7 +6636,7 @@
       <w:pPr>
         <w:numPr>
           <w:ilvl w:val="0"/>
-          <w:numId w:val="1019"/>
+          <w:numId w:val="1021"/>
         </w:numPr>
         <w:pStyle w:val="Compact"/>
       </w:pPr>
@@ -6151,7 +6648,7 @@
       <w:pPr>
         <w:numPr>
           <w:ilvl w:val="0"/>
-          <w:numId w:val="1019"/>
+          <w:numId w:val="1021"/>
         </w:numPr>
         <w:pStyle w:val="Compact"/>
       </w:pPr>
@@ -6163,7 +6660,7 @@
       <w:pPr>
         <w:numPr>
           <w:ilvl w:val="0"/>
-          <w:numId w:val="1019"/>
+          <w:numId w:val="1021"/>
         </w:numPr>
         <w:pStyle w:val="Compact"/>
       </w:pPr>
@@ -6171,8 +6668,8 @@
         <w:t xml:space="preserve">☐ 上传体验版/正式版后，主包/分包体积与预览二维码均正常。</w:t>
       </w:r>
     </w:p>
-    <w:bookmarkEnd w:id="58"/>
-    <w:bookmarkStart w:id="59" w:name="linux-真机预览排查清单"/>
+    <w:bookmarkEnd w:id="60"/>
+    <w:bookmarkStart w:id="61" w:name="linux-真机预览排查清单"/>
     <w:p>
       <w:pPr>
         <w:pStyle w:val="Heading2"/>
@@ -6185,7 +6682,7 @@
       <w:pPr>
         <w:numPr>
           <w:ilvl w:val="0"/>
-          <w:numId w:val="1020"/>
+          <w:numId w:val="1022"/>
         </w:numPr>
         <w:pStyle w:val="Compact"/>
       </w:pPr>
@@ -6209,7 +6706,7 @@
       <w:pPr>
         <w:numPr>
           <w:ilvl w:val="0"/>
-          <w:numId w:val="1020"/>
+          <w:numId w:val="1022"/>
         </w:numPr>
         <w:pStyle w:val="Compact"/>
       </w:pPr>
@@ -6221,7 +6718,7 @@
       <w:pPr>
         <w:numPr>
           <w:ilvl w:val="0"/>
-          <w:numId w:val="1020"/>
+          <w:numId w:val="1022"/>
         </w:numPr>
         <w:pStyle w:val="Compact"/>
       </w:pPr>
@@ -6233,7 +6730,7 @@
       <w:pPr>
         <w:numPr>
           <w:ilvl w:val="0"/>
-          <w:numId w:val="1020"/>
+          <w:numId w:val="1022"/>
         </w:numPr>
         <w:pStyle w:val="Compact"/>
       </w:pPr>
@@ -6245,7 +6742,7 @@
       <w:pPr>
         <w:numPr>
           <w:ilvl w:val="0"/>
-          <w:numId w:val="1020"/>
+          <w:numId w:val="1022"/>
         </w:numPr>
         <w:pStyle w:val="Compact"/>
       </w:pPr>
@@ -6257,7 +6754,7 @@
       <w:pPr>
         <w:numPr>
           <w:ilvl w:val="0"/>
-          <w:numId w:val="1020"/>
+          <w:numId w:val="1022"/>
         </w:numPr>
         <w:pStyle w:val="Compact"/>
       </w:pPr>
@@ -6269,7 +6766,7 @@
       <w:pPr>
         <w:numPr>
           <w:ilvl w:val="0"/>
-          <w:numId w:val="1020"/>
+          <w:numId w:val="1022"/>
         </w:numPr>
         <w:pStyle w:val="Compact"/>
       </w:pPr>
@@ -6296,7 +6793,7 @@
       <w:pPr>
         <w:numPr>
           <w:ilvl w:val="0"/>
-          <w:numId w:val="1020"/>
+          <w:numId w:val="1022"/>
         </w:numPr>
         <w:pStyle w:val="Compact"/>
       </w:pPr>
@@ -6304,9 +6801,9 @@
         <w:t xml:space="preserve">☐ 备用方案：Linux 工具不可用/受限时，可在 Windows/macOS 官方工具中打开同一仓库继续开发。</w:t>
       </w:r>
     </w:p>
-    <w:bookmarkEnd w:id="59"/>
-    <w:bookmarkEnd w:id="60"/>
-    <w:bookmarkStart w:id="61" w:name="后续迭代路线图"/>
+    <w:bookmarkEnd w:id="61"/>
+    <w:bookmarkEnd w:id="62"/>
+    <w:bookmarkStart w:id="63" w:name="后续迭代路线图"/>
     <w:p>
       <w:pPr>
         <w:pStyle w:val="Heading1"/>
@@ -6319,7 +6816,7 @@
       <w:pPr>
         <w:numPr>
           <w:ilvl w:val="0"/>
-          <w:numId w:val="1021"/>
+          <w:numId w:val="1023"/>
         </w:numPr>
         <w:pStyle w:val="Compact"/>
       </w:pPr>
@@ -6331,7 +6828,7 @@
       <w:pPr>
         <w:numPr>
           <w:ilvl w:val="0"/>
-          <w:numId w:val="1021"/>
+          <w:numId w:val="1023"/>
         </w:numPr>
         <w:pStyle w:val="Compact"/>
       </w:pPr>
@@ -6343,7 +6840,7 @@
       <w:pPr>
         <w:numPr>
           <w:ilvl w:val="0"/>
-          <w:numId w:val="1021"/>
+          <w:numId w:val="1023"/>
         </w:numPr>
         <w:pStyle w:val="Compact"/>
       </w:pPr>
@@ -6355,7 +6852,7 @@
       <w:pPr>
         <w:numPr>
           <w:ilvl w:val="0"/>
-          <w:numId w:val="1021"/>
+          <w:numId w:val="1023"/>
         </w:numPr>
         <w:pStyle w:val="Compact"/>
       </w:pPr>
@@ -6367,7 +6864,7 @@
       <w:pPr>
         <w:numPr>
           <w:ilvl w:val="0"/>
-          <w:numId w:val="1021"/>
+          <w:numId w:val="1023"/>
         </w:numPr>
         <w:pStyle w:val="Compact"/>
       </w:pPr>
@@ -6379,7 +6876,7 @@
       <w:pPr>
         <w:numPr>
           <w:ilvl w:val="0"/>
-          <w:numId w:val="1021"/>
+          <w:numId w:val="1023"/>
         </w:numPr>
         <w:pStyle w:val="Compact"/>
       </w:pPr>
@@ -6399,8 +6896,8 @@
         <w:t xml:space="preserve">。</w:t>
       </w:r>
     </w:p>
-    <w:bookmarkEnd w:id="61"/>
-    <w:bookmarkStart w:id="62" w:name="常见问题faq"/>
+    <w:bookmarkEnd w:id="63"/>
+    <w:bookmarkStart w:id="64" w:name="常见问题faq"/>
     <w:p>
       <w:pPr>
         <w:pStyle w:val="Heading1"/>
@@ -6727,8 +7224,8 @@
         <w:t xml:space="preserve">）。详见 3.4 节。</w:t>
       </w:r>
     </w:p>
-    <w:bookmarkEnd w:id="62"/>
-    <w:bookmarkStart w:id="63" w:name="开源协议"/>
+    <w:bookmarkEnd w:id="64"/>
+    <w:bookmarkStart w:id="65" w:name="开源协议"/>
     <w:p>
       <w:pPr>
         <w:pStyle w:val="Heading1"/>
@@ -6741,7 +7238,7 @@
       <w:pPr>
         <w:numPr>
           <w:ilvl w:val="0"/>
-          <w:numId w:val="1022"/>
+          <w:numId w:val="1024"/>
         </w:numPr>
         <w:pStyle w:val="Compact"/>
       </w:pPr>
@@ -6765,7 +7262,7 @@
       <w:pPr>
         <w:numPr>
           <w:ilvl w:val="0"/>
-          <w:numId w:val="1022"/>
+          <w:numId w:val="1024"/>
         </w:numPr>
         <w:pStyle w:val="Compact"/>
       </w:pPr>
@@ -6777,7 +7274,7 @@
       <w:pPr>
         <w:numPr>
           <w:ilvl w:val="0"/>
-          <w:numId w:val="1022"/>
+          <w:numId w:val="1024"/>
         </w:numPr>
         <w:pStyle w:val="Compact"/>
       </w:pPr>
@@ -6785,7 +7282,7 @@
         <w:t xml:space="preserve">笔画数据 Hanzi Writer Data：Make Me A Hanzi / Arphic Public License。</w:t>
       </w:r>
     </w:p>
-    <w:bookmarkEnd w:id="63"/>
+    <w:bookmarkEnd w:id="65"/>
     <w:sectPr/>
   </w:body>
 </w:document>
@@ -7213,6 +7710,12 @@
     <w:abstractNumId w:val="991"/>
   </w:num>
   <w:num w:numId="1017">
+    <w:abstractNumId w:val="991"/>
+  </w:num>
+  <w:num w:numId="1018">
+    <w:abstractNumId w:val="991"/>
+  </w:num>
+  <w:num w:numId="1019">
     <w:abstractNumId w:val="99411"/>
     <w:lvlOverride w:ilvl="0">
       <w:startOverride w:val="1"/>
@@ -7242,16 +7745,16 @@
       <w:startOverride w:val="1"/>
     </w:lvlOverride>
   </w:num>
-  <w:num w:numId="1018">
-    <w:abstractNumId w:val="991"/>
-  </w:num>
-  <w:num w:numId="1019">
-    <w:abstractNumId w:val="991"/>
-  </w:num>
   <w:num w:numId="1020">
     <w:abstractNumId w:val="991"/>
   </w:num>
   <w:num w:numId="1021">
+    <w:abstractNumId w:val="991"/>
+  </w:num>
+  <w:num w:numId="1022">
+    <w:abstractNumId w:val="991"/>
+  </w:num>
+  <w:num w:numId="1023">
     <w:abstractNumId w:val="99411"/>
     <w:lvlOverride w:ilvl="0">
       <w:startOverride w:val="1"/>
@@ -7281,7 +7784,7 @@
       <w:startOverride w:val="1"/>
     </w:lvlOverride>
   </w:num>
-  <w:num w:numId="1022">
+  <w:num w:numId="1024">
     <w:abstractNumId w:val="991"/>
   </w:num>
 </w:numbering>

--- a/docs/开发文档.docx
+++ b/docs/开发文档.docx
@@ -1476,15 +1476,6 @@
         <w:rPr>
           <w:rStyle w:val="VerbatimChar"/>
         </w:rPr>
-        <w:t xml:space="preserve">├── package.json                # 项目元信息（无 npm 依赖）</w:t>
-      </w:r>
-      <w:r>
-        <w:br/>
-      </w:r>
-      <w:r>
-        <w:rPr>
-          <w:rStyle w:val="VerbatimChar"/>
-        </w:rPr>
         <w:t xml:space="preserve">├── README.md                   # 项目说明</w:t>
       </w:r>
       <w:r>
@@ -6937,6 +6928,85 @@
       </w:r>
       <w:r>
         <w:t xml:space="preserve">加入 request 合法域名。</w:t>
+      </w:r>
+    </w:p>
+    <w:p>
+      <w:pPr>
+        <w:pStyle w:val="BodyText"/>
+      </w:pPr>
+      <w:r>
+        <w:rPr>
+          <w:bCs/>
+          <w:b/>
+        </w:rPr>
+        <w:t xml:space="preserve">Q1.1：提示「NPM packages not found」？</w:t>
+      </w:r>
+      <w:r>
+        <w:t xml:space="preserve"> </w:t>
+      </w:r>
+      <w:r>
+        <w:t xml:space="preserve">A：本项目组件已内置在</w:t>
+      </w:r>
+      <w:r>
+        <w:t xml:space="preserve"> </w:t>
+      </w:r>
+      <w:r>
+        <w:rPr>
+          <w:rStyle w:val="VerbatimChar"/>
+        </w:rPr>
+        <w:t xml:space="preserve">vendor/</w:t>
+      </w:r>
+      <w:r>
+        <w:t xml:space="preserve">，</w:t>
+      </w:r>
+      <w:r>
+        <w:rPr>
+          <w:bCs/>
+          <w:b/>
+        </w:rPr>
+        <w:t xml:space="preserve">不需要也不应</w:t>
+      </w:r>
+      <w:r>
+        <w:t xml:space="preserve">执行「构建 npm」。该提示通常是因为点了「工具 → 构建 npm」或仓库残留了</w:t>
+      </w:r>
+      <w:r>
+        <w:t xml:space="preserve"> </w:t>
+      </w:r>
+      <w:r>
+        <w:rPr>
+          <w:rStyle w:val="VerbatimChar"/>
+        </w:rPr>
+        <w:t xml:space="preserve">package.json</w:t>
+      </w:r>
+      <w:r>
+        <w:t xml:space="preserve"> </w:t>
+      </w:r>
+      <w:r>
+        <w:t xml:space="preserve">/</w:t>
+      </w:r>
+      <w:r>
+        <w:t xml:space="preserve"> </w:t>
+      </w:r>
+      <w:r>
+        <w:rPr>
+          <w:rStyle w:val="VerbatimChar"/>
+        </w:rPr>
+        <w:t xml:space="preserve">node_modules</w:t>
+      </w:r>
+      <w:r>
+        <w:t xml:space="preserve">。删除它们后直接「编译」即可（本项目已不含</w:t>
+      </w:r>
+      <w:r>
+        <w:t xml:space="preserve"> </w:t>
+      </w:r>
+      <w:r>
+        <w:rPr>
+          <w:rStyle w:val="VerbatimChar"/>
+        </w:rPr>
+        <w:t xml:space="preserve">package.json</w:t>
+      </w:r>
+      <w:r>
+        <w:t xml:space="preserve">）。</w:t>
       </w:r>
     </w:p>
     <w:p>

--- a/docs/开发文档.docx
+++ b/docs/开发文档.docx
@@ -1611,7 +1611,16 @@
         <w:rPr>
           <w:rStyle w:val="VerbatimChar"/>
         </w:rPr>
-        <w:t xml:space="preserve">    ├── category/               # 字库列表</w:t>
+        <w:t xml:space="preserve">    ├── library/                # 字库 tab：分类列表</w:t>
+      </w:r>
+      <w:r>
+        <w:br/>
+      </w:r>
+      <w:r>
+        <w:rPr>
+          <w:rStyle w:val="VerbatimChar"/>
+        </w:rPr>
+        <w:t xml:space="preserve">    ├── category/               # 分类内汉字网格（普通页，navigateTo 进入）</w:t>
       </w:r>
       <w:r>
         <w:br/>
@@ -1672,7 +1681,7 @@
     <w:tbl>
       <w:tblPr>
         <w:tblStyle w:val="Table"/>
-        <w:tblW w:type="auto" w:w="0"/>
+        <w:tblW w:type="pct" w:w="5000"/>
         <w:tblLook w:firstRow="1" w:lastRow="0" w:firstColumn="0" w:lastColumn="0" w:noHBand="0" w:noVBand="0" w:val="0020"/>
         <w:jc w:val="start"/>
       </w:tblPr>
@@ -1783,7 +1792,7 @@
               <w:jc w:val="left"/>
             </w:pPr>
             <w:r>
-              <w:t xml:space="preserve">搜索、每日一字、分类入口</w:t>
+              <w:t xml:space="preserve">搜索、每日一字、分类入口、快捷入口</w:t>
             </w:r>
           </w:p>
         </w:tc>
@@ -1798,6 +1807,59 @@
             </w:pPr>
             <w:r>
               <w:t xml:space="preserve">字库</w:t>
+            </w:r>
+          </w:p>
+        </w:tc>
+        <w:tc>
+          <w:tcPr/>
+          <w:p>
+            <w:pPr>
+              <w:pStyle w:val="Compact"/>
+              <w:jc w:val="left"/>
+            </w:pPr>
+            <w:r>
+              <w:rPr>
+                <w:rStyle w:val="VerbatimChar"/>
+              </w:rPr>
+              <w:t xml:space="preserve">pages/library/library</w:t>
+            </w:r>
+          </w:p>
+        </w:tc>
+        <w:tc>
+          <w:tcPr/>
+          <w:p>
+            <w:pPr>
+              <w:pStyle w:val="Compact"/>
+              <w:jc w:val="left"/>
+            </w:pPr>
+            <w:r>
+              <w:t xml:space="preserve">tabBar</w:t>
+            </w:r>
+          </w:p>
+        </w:tc>
+        <w:tc>
+          <w:tcPr/>
+          <w:p>
+            <w:pPr>
+              <w:pStyle w:val="Compact"/>
+              <w:jc w:val="left"/>
+            </w:pPr>
+            <w:r>
+              <w:t xml:space="preserve">分类列表</w:t>
+            </w:r>
+          </w:p>
+        </w:tc>
+      </w:tr>
+      <w:tr>
+        <w:tc>
+          <w:tcPr/>
+          <w:p>
+            <w:pPr>
+              <w:pStyle w:val="Compact"/>
+              <w:jc w:val="left"/>
+            </w:pPr>
+            <w:r>
+              <w:t xml:space="preserve">分类</w:t>
             </w:r>
           </w:p>
         </w:tc>
@@ -1824,19 +1886,43 @@
               <w:jc w:val="left"/>
             </w:pPr>
             <w:r>
-              <w:t xml:space="preserve">tabBar</w:t>
-            </w:r>
-          </w:p>
-        </w:tc>
-        <w:tc>
-          <w:tcPr/>
-          <w:p>
-            <w:pPr>
-              <w:pStyle w:val="Compact"/>
-              <w:jc w:val="left"/>
-            </w:pPr>
-            <w:r>
-              <w:t xml:space="preserve">按分类展示汉字网格</w:t>
+              <w:t xml:space="preserve">普通页</w:t>
+            </w:r>
+          </w:p>
+        </w:tc>
+        <w:tc>
+          <w:tcPr/>
+          <w:p>
+            <w:pPr>
+              <w:pStyle w:val="Compact"/>
+              <w:jc w:val="left"/>
+            </w:pPr>
+            <w:r>
+              <w:t xml:space="preserve">按分类展示汉字网格（</w:t>
+            </w:r>
+            <w:r>
+              <w:rPr>
+                <w:rStyle w:val="VerbatimChar"/>
+              </w:rPr>
+              <w:t xml:space="preserve">navigateTo</w:t>
+            </w:r>
+            <w:r>
+              <w:t xml:space="preserve"> </w:t>
+            </w:r>
+            <w:r>
+              <w:t xml:space="preserve">进入，可带</w:t>
+            </w:r>
+            <w:r>
+              <w:t xml:space="preserve"> </w:t>
+            </w:r>
+            <w:r>
+              <w:rPr>
+                <w:rStyle w:val="VerbatimChar"/>
+              </w:rPr>
+              <w:t xml:space="preserve">key</w:t>
+            </w:r>
+            <w:r>
+              <w:t xml:space="preserve">）</w:t>
             </w:r>
           </w:p>
         </w:tc>
@@ -1903,6 +1989,112 @@
               <w:jc w:val="left"/>
             </w:pPr>
             <w:r>
+              <w:t xml:space="preserve">字帖</w:t>
+            </w:r>
+          </w:p>
+        </w:tc>
+        <w:tc>
+          <w:tcPr/>
+          <w:p>
+            <w:pPr>
+              <w:pStyle w:val="Compact"/>
+              <w:jc w:val="left"/>
+            </w:pPr>
+            <w:r>
+              <w:rPr>
+                <w:rStyle w:val="VerbatimChar"/>
+              </w:rPr>
+              <w:t xml:space="preserve">pages/worksheet/worksheet</w:t>
+            </w:r>
+          </w:p>
+        </w:tc>
+        <w:tc>
+          <w:tcPr/>
+          <w:p>
+            <w:pPr>
+              <w:pStyle w:val="Compact"/>
+              <w:jc w:val="left"/>
+            </w:pPr>
+            <w:r>
+              <w:t xml:space="preserve">普通页</w:t>
+            </w:r>
+          </w:p>
+        </w:tc>
+        <w:tc>
+          <w:tcPr/>
+          <w:p>
+            <w:pPr>
+              <w:pStyle w:val="Compact"/>
+              <w:jc w:val="left"/>
+            </w:pPr>
+            <w:r>
+              <w:t xml:space="preserve">生成字帖并导出</w:t>
+            </w:r>
+          </w:p>
+        </w:tc>
+      </w:tr>
+      <w:tr>
+        <w:tc>
+          <w:tcPr/>
+          <w:p>
+            <w:pPr>
+              <w:pStyle w:val="Compact"/>
+              <w:jc w:val="left"/>
+            </w:pPr>
+            <w:r>
+              <w:t xml:space="preserve">海报</w:t>
+            </w:r>
+          </w:p>
+        </w:tc>
+        <w:tc>
+          <w:tcPr/>
+          <w:p>
+            <w:pPr>
+              <w:pStyle w:val="Compact"/>
+              <w:jc w:val="left"/>
+            </w:pPr>
+            <w:r>
+              <w:rPr>
+                <w:rStyle w:val="VerbatimChar"/>
+              </w:rPr>
+              <w:t xml:space="preserve">pages/poster/poster</w:t>
+            </w:r>
+          </w:p>
+        </w:tc>
+        <w:tc>
+          <w:tcPr/>
+          <w:p>
+            <w:pPr>
+              <w:pStyle w:val="Compact"/>
+              <w:jc w:val="left"/>
+            </w:pPr>
+            <w:r>
+              <w:t xml:space="preserve">普通页</w:t>
+            </w:r>
+          </w:p>
+        </w:tc>
+        <w:tc>
+          <w:tcPr/>
+          <w:p>
+            <w:pPr>
+              <w:pStyle w:val="Compact"/>
+              <w:jc w:val="left"/>
+            </w:pPr>
+            <w:r>
+              <w:t xml:space="preserve">生成练习海报</w:t>
+            </w:r>
+          </w:p>
+        </w:tc>
+      </w:tr>
+      <w:tr>
+        <w:tc>
+          <w:tcPr/>
+          <w:p>
+            <w:pPr>
+              <w:pStyle w:val="Compact"/>
+              <w:jc w:val="left"/>
+            </w:pPr>
+            <w:r>
               <w:t xml:space="preserve">我的</w:t>
             </w:r>
           </w:p>
@@ -1942,7 +2134,7 @@
               <w:jc w:val="left"/>
             </w:pPr>
             <w:r>
-              <w:t xml:space="preserve">统计、收藏、最近练习</w:t>
+              <w:t xml:space="preserve">打卡、统计、收藏、最近练习</w:t>
             </w:r>
           </w:p>
         </w:tc>
@@ -1950,7 +2142,87 @@
     </w:tbl>
     <w:p>
       <w:pPr>
-        <w:pStyle w:val="BodyText"/>
+        <w:pStyle w:val="BlockText"/>
+      </w:pPr>
+      <w:r>
+        <w:t xml:space="preserve">注意：tabBar 页面必须用</w:t>
+      </w:r>
+      <w:r>
+        <w:t xml:space="preserve"> </w:t>
+      </w:r>
+      <w:r>
+        <w:rPr>
+          <w:rStyle w:val="VerbatimChar"/>
+        </w:rPr>
+        <w:t xml:space="preserve">wx.switchTab</w:t>
+      </w:r>
+      <w:r>
+        <w:t xml:space="preserve"> </w:t>
+      </w:r>
+      <w:r>
+        <w:t xml:space="preserve">跳转且不能带参数；</w:t>
+      </w:r>
+      <w:r>
+        <w:rPr>
+          <w:rStyle w:val="VerbatimChar"/>
+        </w:rPr>
+        <w:t xml:space="preserve">wx.navigateTo</w:t>
+      </w:r>
+      <w:r>
+        <w:t xml:space="preserve"> </w:t>
+      </w:r>
+      <w:r>
+        <w:t xml:space="preserve">无法打开 tabBar 页面。因此「分类页」作为普通页，由</w:t>
+      </w:r>
+      <w:r>
+        <w:t xml:space="preserve"> </w:t>
+      </w:r>
+      <w:r>
+        <w:rPr>
+          <w:rStyle w:val="VerbatimChar"/>
+        </w:rPr>
+        <w:t xml:space="preserve">library</w:t>
+      </w:r>
+      <w:r>
+        <w:t xml:space="preserve"> </w:t>
+      </w:r>
+      <w:r>
+        <w:t xml:space="preserve">/</w:t>
+      </w:r>
+      <w:r>
+        <w:t xml:space="preserve"> </w:t>
+      </w:r>
+      <w:r>
+        <w:rPr>
+          <w:rStyle w:val="VerbatimChar"/>
+        </w:rPr>
+        <w:t xml:space="preserve">index</w:t>
+      </w:r>
+      <w:r>
+        <w:t xml:space="preserve"> </w:t>
+      </w:r>
+      <w:r>
+        <w:t xml:space="preserve">通过</w:t>
+      </w:r>
+      <w:r>
+        <w:t xml:space="preserve"> </w:t>
+      </w:r>
+      <w:r>
+        <w:rPr>
+          <w:rStyle w:val="VerbatimChar"/>
+        </w:rPr>
+        <w:t xml:space="preserve">navigateTo</w:t>
+      </w:r>
+      <w:r>
+        <w:t xml:space="preserve"> </w:t>
+      </w:r>
+      <w:r>
+        <w:t xml:space="preserve">打开。</w:t>
+      </w:r>
+    </w:p>
+    <w:p>
+      <w:pPr>
+        <w:pStyle w:val="FirstParagraph"/>
       </w:pPr>
       <w:r>
         <w:t xml:space="preserve">页面间传参策略：</w:t>

--- a/docs/开发文档.docx
+++ b/docs/开发文档.docx
@@ -270,6 +270,44 @@
           <w:bCs/>
           <w:b/>
         </w:rPr>
+        <w:t xml:space="preserve">成语练字</w:t>
+      </w:r>
+      <w:r>
+        <w:t xml:space="preserve">：常用四字成语（拼音 + 释义），按字练习。</w:t>
+      </w:r>
+    </w:p>
+    <w:p>
+      <w:pPr>
+        <w:numPr>
+          <w:ilvl w:val="0"/>
+          <w:numId w:val="1001"/>
+        </w:numPr>
+        <w:pStyle w:val="Compact"/>
+      </w:pPr>
+      <w:r>
+        <w:rPr>
+          <w:bCs/>
+          <w:b/>
+        </w:rPr>
+        <w:t xml:space="preserve">生字本</w:t>
+      </w:r>
+      <w:r>
+        <w:t xml:space="preserve">：描红 / 测验中写错的字自动收录，便于重点复习。</w:t>
+      </w:r>
+    </w:p>
+    <w:p>
+      <w:pPr>
+        <w:numPr>
+          <w:ilvl w:val="0"/>
+          <w:numId w:val="1001"/>
+        </w:numPr>
+        <w:pStyle w:val="Compact"/>
+      </w:pPr>
+      <w:r>
+        <w:rPr>
+          <w:bCs/>
+          <w:b/>
+        </w:rPr>
         <w:t xml:space="preserve">分享海报</w:t>
       </w:r>
       <w:r>
@@ -1530,6 +1568,15 @@
         <w:rPr>
           <w:rStyle w:val="VerbatimChar"/>
         </w:rPr>
+        <w:t xml:space="preserve">│   ├── idioms.js               # 成语练字数据</w:t>
+      </w:r>
+      <w:r>
+        <w:br/>
+      </w:r>
+      <w:r>
+        <w:rPr>
+          <w:rStyle w:val="VerbatimChar"/>
+        </w:rPr>
         <w:t xml:space="preserve">│   └── embedded.js             # 可选：内置笔画数据（默认空）</w:t>
       </w:r>
       <w:r>
@@ -1630,6 +1677,24 @@
           <w:rStyle w:val="VerbatimChar"/>
         </w:rPr>
         <w:t xml:space="preserve">    ├── practice/               # 练字：演示/描红/测验 + 格子/详情/朗读/海报/字帖</w:t>
+      </w:r>
+      <w:r>
+        <w:br/>
+      </w:r>
+      <w:r>
+        <w:rPr>
+          <w:rStyle w:val="VerbatimChar"/>
+        </w:rPr>
+        <w:t xml:space="preserve">    ├── idiom/                  # 成语练字（拼音/释义 + 按字练习）</w:t>
+      </w:r>
+      <w:r>
+        <w:br/>
+      </w:r>
+      <w:r>
+        <w:rPr>
+          <w:rStyle w:val="VerbatimChar"/>
+        </w:rPr>
+        <w:t xml:space="preserve">    ├── weak/                   # 生字本（错字复习）</w:t>
       </w:r>
       <w:r>
         <w:br/>
@@ -1976,6 +2041,112 @@
             </w:pPr>
             <w:r>
               <w:t xml:space="preserve">演示 / 描红 / 测验</w:t>
+            </w:r>
+          </w:p>
+        </w:tc>
+      </w:tr>
+      <w:tr>
+        <w:tc>
+          <w:tcPr/>
+          <w:p>
+            <w:pPr>
+              <w:pStyle w:val="Compact"/>
+              <w:jc w:val="left"/>
+            </w:pPr>
+            <w:r>
+              <w:t xml:space="preserve">成语</w:t>
+            </w:r>
+          </w:p>
+        </w:tc>
+        <w:tc>
+          <w:tcPr/>
+          <w:p>
+            <w:pPr>
+              <w:pStyle w:val="Compact"/>
+              <w:jc w:val="left"/>
+            </w:pPr>
+            <w:r>
+              <w:rPr>
+                <w:rStyle w:val="VerbatimChar"/>
+              </w:rPr>
+              <w:t xml:space="preserve">pages/idiom/idiom</w:t>
+            </w:r>
+          </w:p>
+        </w:tc>
+        <w:tc>
+          <w:tcPr/>
+          <w:p>
+            <w:pPr>
+              <w:pStyle w:val="Compact"/>
+              <w:jc w:val="left"/>
+            </w:pPr>
+            <w:r>
+              <w:t xml:space="preserve">普通页</w:t>
+            </w:r>
+          </w:p>
+        </w:tc>
+        <w:tc>
+          <w:tcPr/>
+          <w:p>
+            <w:pPr>
+              <w:pStyle w:val="Compact"/>
+              <w:jc w:val="left"/>
+            </w:pPr>
+            <w:r>
+              <w:t xml:space="preserve">成语拼音/释义，按字练习</w:t>
+            </w:r>
+          </w:p>
+        </w:tc>
+      </w:tr>
+      <w:tr>
+        <w:tc>
+          <w:tcPr/>
+          <w:p>
+            <w:pPr>
+              <w:pStyle w:val="Compact"/>
+              <w:jc w:val="left"/>
+            </w:pPr>
+            <w:r>
+              <w:t xml:space="preserve">生字本</w:t>
+            </w:r>
+          </w:p>
+        </w:tc>
+        <w:tc>
+          <w:tcPr/>
+          <w:p>
+            <w:pPr>
+              <w:pStyle w:val="Compact"/>
+              <w:jc w:val="left"/>
+            </w:pPr>
+            <w:r>
+              <w:rPr>
+                <w:rStyle w:val="VerbatimChar"/>
+              </w:rPr>
+              <w:t xml:space="preserve">pages/weak/weak</w:t>
+            </w:r>
+          </w:p>
+        </w:tc>
+        <w:tc>
+          <w:tcPr/>
+          <w:p>
+            <w:pPr>
+              <w:pStyle w:val="Compact"/>
+              <w:jc w:val="left"/>
+            </w:pPr>
+            <w:r>
+              <w:t xml:space="preserve">普通页</w:t>
+            </w:r>
+          </w:p>
+        </w:tc>
+        <w:tc>
+          <w:tcPr/>
+          <w:p>
+            <w:pPr>
+              <w:pStyle w:val="Compact"/>
+              <w:jc w:val="left"/>
+            </w:pPr>
+            <w:r>
+              <w:t xml:space="preserve">错字复习</w:t>
             </w:r>
           </w:p>
         </w:tc>

--- a/docs/开发文档.docx
+++ b/docs/开发文档.docx
@@ -308,6 +308,44 @@
           <w:bCs/>
           <w:b/>
         </w:rPr>
+        <w:t xml:space="preserve">自由书写画板</w:t>
+      </w:r>
+      <w:r>
+        <w:t xml:space="preserve">：手指书写，支持范字临摹、田字格、撤销、颜色/粗细、保存图片。</w:t>
+      </w:r>
+    </w:p>
+    <w:p>
+      <w:pPr>
+        <w:numPr>
+          <w:ilvl w:val="0"/>
+          <w:numId w:val="1001"/>
+        </w:numPr>
+        <w:pStyle w:val="Compact"/>
+      </w:pPr>
+      <w:r>
+        <w:rPr>
+          <w:bCs/>
+          <w:b/>
+        </w:rPr>
+        <w:t xml:space="preserve">练习轨迹</w:t>
+      </w:r>
+      <w:r>
+        <w:t xml:space="preserve">：把书写作品加入轨迹记录，可预览 / 删除 / 清空。</w:t>
+      </w:r>
+    </w:p>
+    <w:p>
+      <w:pPr>
+        <w:numPr>
+          <w:ilvl w:val="0"/>
+          <w:numId w:val="1001"/>
+        </w:numPr>
+        <w:pStyle w:val="Compact"/>
+      </w:pPr>
+      <w:r>
+        <w:rPr>
+          <w:bCs/>
+          <w:b/>
+        </w:rPr>
         <w:t xml:space="preserve">分享海报</w:t>
       </w:r>
       <w:r>
@@ -1713,6 +1751,24 @@
           <w:rStyle w:val="VerbatimChar"/>
         </w:rPr>
         <w:t xml:space="preserve">    ├── poster/                 # 练习海报生成与分享</w:t>
+      </w:r>
+      <w:r>
+        <w:br/>
+      </w:r>
+      <w:r>
+        <w:rPr>
+          <w:rStyle w:val="VerbatimChar"/>
+        </w:rPr>
+        <w:t xml:space="preserve">    ├── scribe/                 # 自由书写画板</w:t>
+      </w:r>
+      <w:r>
+        <w:br/>
+      </w:r>
+      <w:r>
+        <w:rPr>
+          <w:rStyle w:val="VerbatimChar"/>
+        </w:rPr>
+        <w:t xml:space="preserve">    ├── traj/                   # 练习轨迹（作品记录）</w:t>
       </w:r>
       <w:r>
         <w:br/>
@@ -2253,6 +2309,112 @@
             </w:pPr>
             <w:r>
               <w:t xml:space="preserve">生成练习海报</w:t>
+            </w:r>
+          </w:p>
+        </w:tc>
+      </w:tr>
+      <w:tr>
+        <w:tc>
+          <w:tcPr/>
+          <w:p>
+            <w:pPr>
+              <w:pStyle w:val="Compact"/>
+              <w:jc w:val="left"/>
+            </w:pPr>
+            <w:r>
+              <w:t xml:space="preserve">书写</w:t>
+            </w:r>
+          </w:p>
+        </w:tc>
+        <w:tc>
+          <w:tcPr/>
+          <w:p>
+            <w:pPr>
+              <w:pStyle w:val="Compact"/>
+              <w:jc w:val="left"/>
+            </w:pPr>
+            <w:r>
+              <w:rPr>
+                <w:rStyle w:val="VerbatimChar"/>
+              </w:rPr>
+              <w:t xml:space="preserve">pages/scribe/scribe</w:t>
+            </w:r>
+          </w:p>
+        </w:tc>
+        <w:tc>
+          <w:tcPr/>
+          <w:p>
+            <w:pPr>
+              <w:pStyle w:val="Compact"/>
+              <w:jc w:val="left"/>
+            </w:pPr>
+            <w:r>
+              <w:t xml:space="preserve">普通页</w:t>
+            </w:r>
+          </w:p>
+        </w:tc>
+        <w:tc>
+          <w:tcPr/>
+          <w:p>
+            <w:pPr>
+              <w:pStyle w:val="Compact"/>
+              <w:jc w:val="left"/>
+            </w:pPr>
+            <w:r>
+              <w:t xml:space="preserve">自由书写画板</w:t>
+            </w:r>
+          </w:p>
+        </w:tc>
+      </w:tr>
+      <w:tr>
+        <w:tc>
+          <w:tcPr/>
+          <w:p>
+            <w:pPr>
+              <w:pStyle w:val="Compact"/>
+              <w:jc w:val="left"/>
+            </w:pPr>
+            <w:r>
+              <w:t xml:space="preserve">轨迹</w:t>
+            </w:r>
+          </w:p>
+        </w:tc>
+        <w:tc>
+          <w:tcPr/>
+          <w:p>
+            <w:pPr>
+              <w:pStyle w:val="Compact"/>
+              <w:jc w:val="left"/>
+            </w:pPr>
+            <w:r>
+              <w:rPr>
+                <w:rStyle w:val="VerbatimChar"/>
+              </w:rPr>
+              <w:t xml:space="preserve">pages/traj/traj</w:t>
+            </w:r>
+          </w:p>
+        </w:tc>
+        <w:tc>
+          <w:tcPr/>
+          <w:p>
+            <w:pPr>
+              <w:pStyle w:val="Compact"/>
+              <w:jc w:val="left"/>
+            </w:pPr>
+            <w:r>
+              <w:t xml:space="preserve">普通页</w:t>
+            </w:r>
+          </w:p>
+        </w:tc>
+        <w:tc>
+          <w:tcPr/>
+          <w:p>
+            <w:pPr>
+              <w:pStyle w:val="Compact"/>
+              <w:jc w:val="left"/>
+            </w:pPr>
+            <w:r>
+              <w:t xml:space="preserve">练习轨迹作品记录</w:t>
             </w:r>
           </w:p>
         </w:tc>

--- a/docs/开发文档.docx
+++ b/docs/开发文档.docx
@@ -392,6 +392,25 @@
     </w:p>
     <w:p>
       <w:pPr>
+        <w:numPr>
+          <w:ilvl w:val="0"/>
+          <w:numId w:val="1001"/>
+        </w:numPr>
+        <w:pStyle w:val="Compact"/>
+      </w:pPr>
+      <w:r>
+        <w:rPr>
+          <w:bCs/>
+          <w:b/>
+        </w:rPr>
+        <w:t xml:space="preserve">教材同步字库</w:t>
+      </w:r>
+      <w:r>
+        <w:t xml:space="preserve">：部编版（统编版）1–6 年级识字表/写字表，按「册 → 单元 → 课」浏览、练本课、生成本课字帖。</w:t>
+      </w:r>
+    </w:p>
+    <w:p>
+      <w:pPr>
         <w:pStyle w:val="FirstParagraph"/>
       </w:pPr>
       <w:r>
@@ -1670,6 +1689,42 @@
           <w:rStyle w:val="VerbatimChar"/>
         </w:rPr>
         <w:t xml:space="preserve">│   └── hanzi-writer/           # 内置的 hanzi-writer + 小程序组件（免构建）</w:t>
+      </w:r>
+      <w:r>
+        <w:br/>
+      </w:r>
+      <w:r>
+        <w:rPr>
+          <w:rStyle w:val="VerbatimChar"/>
+        </w:rPr>
+        <w:t xml:space="preserve">├── packages/</w:t>
+      </w:r>
+      <w:r>
+        <w:br/>
+      </w:r>
+      <w:r>
+        <w:rPr>
+          <w:rStyle w:val="VerbatimChar"/>
+        </w:rPr>
+        <w:t xml:space="preserve">│   └── textbook/               # 教材同步分包（部编版 1-6 年级字库）</w:t>
+      </w:r>
+      <w:r>
+        <w:br/>
+      </w:r>
+      <w:r>
+        <w:rPr>
+          <w:rStyle w:val="VerbatimChar"/>
+        </w:rPr>
+        <w:t xml:space="preserve">│       ├── data/textbook.js    # 册/单元/课 + 识字表/写字表/例词（生成）</w:t>
+      </w:r>
+      <w:r>
+        <w:br/>
+      </w:r>
+      <w:r>
+        <w:rPr>
+          <w:rStyle w:val="VerbatimChar"/>
+        </w:rPr>
+        <w:t xml:space="preserve">│       └── pages/textbook/     # 教材同步浏览页</w:t>
       </w:r>
       <w:r>
         <w:br/>
@@ -2057,6 +2112,59 @@
               <w:jc w:val="left"/>
             </w:pPr>
             <w:r>
+              <w:t xml:space="preserve">教材同步</w:t>
+            </w:r>
+          </w:p>
+        </w:tc>
+        <w:tc>
+          <w:tcPr/>
+          <w:p>
+            <w:pPr>
+              <w:pStyle w:val="Compact"/>
+              <w:jc w:val="left"/>
+            </w:pPr>
+            <w:r>
+              <w:rPr>
+                <w:rStyle w:val="VerbatimChar"/>
+              </w:rPr>
+              <w:t xml:space="preserve">packages/textbook/pages/textbook/textbook</w:t>
+            </w:r>
+          </w:p>
+        </w:tc>
+        <w:tc>
+          <w:tcPr/>
+          <w:p>
+            <w:pPr>
+              <w:pStyle w:val="Compact"/>
+              <w:jc w:val="left"/>
+            </w:pPr>
+            <w:r>
+              <w:t xml:space="preserve">分包</w:t>
+            </w:r>
+          </w:p>
+        </w:tc>
+        <w:tc>
+          <w:tcPr/>
+          <w:p>
+            <w:pPr>
+              <w:pStyle w:val="Compact"/>
+              <w:jc w:val="left"/>
+            </w:pPr>
+            <w:r>
+              <w:t xml:space="preserve">部编版 1-6 年级识字/写字表浏览与练习</w:t>
+            </w:r>
+          </w:p>
+        </w:tc>
+      </w:tr>
+      <w:tr>
+        <w:tc>
+          <w:tcPr/>
+          <w:p>
+            <w:pPr>
+              <w:pStyle w:val="Compact"/>
+              <w:jc w:val="left"/>
+            </w:pPr>
+            <w:r>
               <w:t xml:space="preserve">练字</w:t>
             </w:r>
           </w:p>
@@ -5679,7 +5787,7 @@
     <w:bookmarkEnd w:id="43"/>
     <w:bookmarkEnd w:id="44"/>
     <w:bookmarkEnd w:id="45"/>
-    <w:bookmarkStart w:id="52" w:name="页面开发说明"/>
+    <w:bookmarkStart w:id="53" w:name="页面开发说明"/>
     <w:p>
       <w:pPr>
         <w:pStyle w:val="Heading1"/>
@@ -6390,8 +6498,875 @@
       </w:r>
     </w:p>
     <w:bookmarkEnd w:id="51"/>
+    <w:bookmarkStart w:id="52" w:name="教材同步分包-packagestextbook"/>
+    <w:p>
+      <w:pPr>
+        <w:pStyle w:val="Heading2"/>
+      </w:pPr>
+      <w:r>
+        <w:t xml:space="preserve">7.7 教材同步分包 packages/textbook</w:t>
+      </w:r>
+    </w:p>
+    <w:p>
+      <w:pPr>
+        <w:numPr>
+          <w:ilvl w:val="0"/>
+          <w:numId w:val="1018"/>
+        </w:numPr>
+      </w:pPr>
+      <w:r>
+        <w:rPr>
+          <w:bCs/>
+          <w:b/>
+        </w:rPr>
+        <w:t xml:space="preserve">数据来源</w:t>
+      </w:r>
+      <w:r>
+        <w:t xml:space="preserve">：部编版（统编版）小学语文 1–6 年级 12 册，转换自开源数据集</w:t>
+      </w:r>
+      <w:r>
+        <w:t xml:space="preserve"> </w:t>
+      </w:r>
+      <w:r>
+        <w:rPr>
+          <w:rStyle w:val="VerbatimChar"/>
+        </w:rPr>
+        <w:t xml:space="preserve">fsiceangel/zishi</w:t>
+      </w:r>
+      <w:r>
+        <w:t xml:space="preserve">（</w:t>
+      </w:r>
+      <w:r>
+        <w:rPr>
+          <w:rStyle w:val="VerbatimChar"/>
+        </w:rPr>
+        <w:t xml:space="preserve">volumes.json</w:t>
+      </w:r>
+      <w:r>
+        <w:t xml:space="preserve"> </w:t>
+      </w:r>
+      <w:r>
+        <w:t xml:space="preserve">/</w:t>
+      </w:r>
+      <w:r>
+        <w:t xml:space="preserve"> </w:t>
+      </w:r>
+      <w:r>
+        <w:rPr>
+          <w:rStyle w:val="VerbatimChar"/>
+        </w:rPr>
+        <w:t xml:space="preserve">meta.json</w:t>
+      </w:r>
+      <w:r>
+        <w:t xml:space="preserve">）。</w:t>
+      </w:r>
+    </w:p>
+    <w:p>
+      <w:pPr>
+        <w:numPr>
+          <w:ilvl w:val="0"/>
+          <w:numId w:val="1018"/>
+        </w:numPr>
+      </w:pPr>
+      <w:r>
+        <w:rPr>
+          <w:bCs/>
+          <w:b/>
+        </w:rPr>
+        <w:t xml:space="preserve">规模</w:t>
+      </w:r>
+      <w:r>
+        <w:t xml:space="preserve">：识字表 3000、写字表 2500，去重 2999 字；395 节课。</w:t>
+      </w:r>
+    </w:p>
+    <w:p>
+      <w:pPr>
+        <w:numPr>
+          <w:ilvl w:val="0"/>
+          <w:numId w:val="1018"/>
+        </w:numPr>
+      </w:pPr>
+      <w:r>
+        <w:rPr>
+          <w:bCs/>
+          <w:b/>
+        </w:rPr>
+        <w:t xml:space="preserve">数据文件</w:t>
+      </w:r>
+      <w:r>
+        <w:t xml:space="preserve">：</w:t>
+      </w:r>
+      <w:r>
+        <w:rPr>
+          <w:rStyle w:val="VerbatimChar"/>
+        </w:rPr>
+        <w:t xml:space="preserve">packages/textbook/data/textbook.js</w:t>
+      </w:r>
+      <w:r>
+        <w:t xml:space="preserve">（约 69KB，生成；仅存字符与分组，不含笔画数据）。</w:t>
+      </w:r>
+    </w:p>
+    <w:p>
+      <w:pPr>
+        <w:numPr>
+          <w:ilvl w:val="0"/>
+          <w:numId w:val="1018"/>
+        </w:numPr>
+      </w:pPr>
+      <w:r>
+        <w:rPr>
+          <w:bCs/>
+          <w:b/>
+        </w:rPr>
+        <w:t xml:space="preserve">结构</w:t>
+      </w:r>
+      <w:r>
+        <w:t xml:space="preserve">：</w:t>
+      </w:r>
+    </w:p>
+    <w:p>
+      <w:pPr>
+        <w:numPr>
+          <w:ilvl w:val="0"/>
+          <w:numId w:val="1000"/>
+        </w:numPr>
+        <w:pStyle w:val="SourceCode"/>
+      </w:pPr>
+      <w:r>
+        <w:rPr>
+          <w:rStyle w:val="NormalTok"/>
+        </w:rPr>
+        <w:t xml:space="preserve">{</w:t>
+      </w:r>
+      <w:r>
+        <w:br/>
+      </w:r>
+      <w:r>
+        <w:rPr>
+          <w:rStyle w:val="NormalTok"/>
+        </w:rPr>
+        <w:t xml:space="preserve">  </w:t>
+      </w:r>
+      <w:r>
+        <w:rPr>
+          <w:rStyle w:val="DataTypeTok"/>
+        </w:rPr>
+        <w:t xml:space="preserve">books</w:t>
+      </w:r>
+      <w:r>
+        <w:rPr>
+          <w:rStyle w:val="OperatorTok"/>
+        </w:rPr>
+        <w:t xml:space="preserve">:</w:t>
+      </w:r>
+      <w:r>
+        <w:rPr>
+          <w:rStyle w:val="NormalTok"/>
+        </w:rPr>
+        <w:t xml:space="preserve"> [</w:t>
+      </w:r>
+      <w:r>
+        <w:br/>
+      </w:r>
+      <w:r>
+        <w:rPr>
+          <w:rStyle w:val="NormalTok"/>
+        </w:rPr>
+        <w:t xml:space="preserve">    { </w:t>
+      </w:r>
+      <w:r>
+        <w:rPr>
+          <w:rStyle w:val="DataTypeTok"/>
+        </w:rPr>
+        <w:t xml:space="preserve">id</w:t>
+      </w:r>
+      <w:r>
+        <w:rPr>
+          <w:rStyle w:val="OperatorTok"/>
+        </w:rPr>
+        <w:t xml:space="preserve">:</w:t>
+      </w:r>
+      <w:r>
+        <w:rPr>
+          <w:rStyle w:val="StringTok"/>
+        </w:rPr>
+        <w:t xml:space="preserve">'1a'</w:t>
+      </w:r>
+      <w:r>
+        <w:rPr>
+          <w:rStyle w:val="OperatorTok"/>
+        </w:rPr>
+        <w:t xml:space="preserve">,</w:t>
+      </w:r>
+      <w:r>
+        <w:rPr>
+          <w:rStyle w:val="NormalTok"/>
+        </w:rPr>
+        <w:t xml:space="preserve"> </w:t>
+      </w:r>
+      <w:r>
+        <w:rPr>
+          <w:rStyle w:val="DataTypeTok"/>
+        </w:rPr>
+        <w:t xml:space="preserve">name</w:t>
+      </w:r>
+      <w:r>
+        <w:rPr>
+          <w:rStyle w:val="OperatorTok"/>
+        </w:rPr>
+        <w:t xml:space="preserve">:</w:t>
+      </w:r>
+      <w:r>
+        <w:rPr>
+          <w:rStyle w:val="StringTok"/>
+        </w:rPr>
+        <w:t xml:space="preserve">'一年级上册'</w:t>
+      </w:r>
+      <w:r>
+        <w:rPr>
+          <w:rStyle w:val="OperatorTok"/>
+        </w:rPr>
+        <w:t xml:space="preserve">,</w:t>
+      </w:r>
+      <w:r>
+        <w:rPr>
+          <w:rStyle w:val="NormalTok"/>
+        </w:rPr>
+        <w:t xml:space="preserve"> </w:t>
+      </w:r>
+      <w:r>
+        <w:rPr>
+          <w:rStyle w:val="DataTypeTok"/>
+        </w:rPr>
+        <w:t xml:space="preserve">short</w:t>
+      </w:r>
+      <w:r>
+        <w:rPr>
+          <w:rStyle w:val="OperatorTok"/>
+        </w:rPr>
+        <w:t xml:space="preserve">:</w:t>
+      </w:r>
+      <w:r>
+        <w:rPr>
+          <w:rStyle w:val="StringTok"/>
+        </w:rPr>
+        <w:t xml:space="preserve">'一上'</w:t>
+      </w:r>
+      <w:r>
+        <w:rPr>
+          <w:rStyle w:val="OperatorTok"/>
+        </w:rPr>
+        <w:t xml:space="preserve">,</w:t>
+      </w:r>
+      <w:r>
+        <w:rPr>
+          <w:rStyle w:val="NormalTok"/>
+        </w:rPr>
+        <w:t xml:space="preserve"> </w:t>
+      </w:r>
+      <w:r>
+        <w:rPr>
+          <w:rStyle w:val="DataTypeTok"/>
+        </w:rPr>
+        <w:t xml:space="preserve">grade</w:t>
+      </w:r>
+      <w:r>
+        <w:rPr>
+          <w:rStyle w:val="OperatorTok"/>
+        </w:rPr>
+        <w:t xml:space="preserve">:</w:t>
+      </w:r>
+      <w:r>
+        <w:rPr>
+          <w:rStyle w:val="DecValTok"/>
+        </w:rPr>
+        <w:t xml:space="preserve">1</w:t>
+      </w:r>
+      <w:r>
+        <w:rPr>
+          <w:rStyle w:val="OperatorTok"/>
+        </w:rPr>
+        <w:t xml:space="preserve">,</w:t>
+      </w:r>
+      <w:r>
+        <w:rPr>
+          <w:rStyle w:val="NormalTok"/>
+        </w:rPr>
+        <w:t xml:space="preserve"> </w:t>
+      </w:r>
+      <w:r>
+        <w:rPr>
+          <w:rStyle w:val="DataTypeTok"/>
+        </w:rPr>
+        <w:t xml:space="preserve">term</w:t>
+      </w:r>
+      <w:r>
+        <w:rPr>
+          <w:rStyle w:val="OperatorTok"/>
+        </w:rPr>
+        <w:t xml:space="preserve">:</w:t>
+      </w:r>
+      <w:r>
+        <w:rPr>
+          <w:rStyle w:val="DecValTok"/>
+        </w:rPr>
+        <w:t xml:space="preserve">1</w:t>
+      </w:r>
+      <w:r>
+        <w:rPr>
+          <w:rStyle w:val="OperatorTok"/>
+        </w:rPr>
+        <w:t xml:space="preserve">,</w:t>
+      </w:r>
+      <w:r>
+        <w:br/>
+      </w:r>
+      <w:r>
+        <w:rPr>
+          <w:rStyle w:val="NormalTok"/>
+        </w:rPr>
+        <w:t xml:space="preserve">      </w:t>
+      </w:r>
+      <w:r>
+        <w:rPr>
+          <w:rStyle w:val="DataTypeTok"/>
+        </w:rPr>
+        <w:t xml:space="preserve">shiziCount</w:t>
+      </w:r>
+      <w:r>
+        <w:rPr>
+          <w:rStyle w:val="OperatorTok"/>
+        </w:rPr>
+        <w:t xml:space="preserve">:</w:t>
+      </w:r>
+      <w:r>
+        <w:rPr>
+          <w:rStyle w:val="DecValTok"/>
+        </w:rPr>
+        <w:t xml:space="preserve">300</w:t>
+      </w:r>
+      <w:r>
+        <w:rPr>
+          <w:rStyle w:val="OperatorTok"/>
+        </w:rPr>
+        <w:t xml:space="preserve">,</w:t>
+      </w:r>
+      <w:r>
+        <w:rPr>
+          <w:rStyle w:val="NormalTok"/>
+        </w:rPr>
+        <w:t xml:space="preserve"> </w:t>
+      </w:r>
+      <w:r>
+        <w:rPr>
+          <w:rStyle w:val="DataTypeTok"/>
+        </w:rPr>
+        <w:t xml:space="preserve">xieziCount</w:t>
+      </w:r>
+      <w:r>
+        <w:rPr>
+          <w:rStyle w:val="OperatorTok"/>
+        </w:rPr>
+        <w:t xml:space="preserve">:</w:t>
+      </w:r>
+      <w:r>
+        <w:rPr>
+          <w:rStyle w:val="DecValTok"/>
+        </w:rPr>
+        <w:t xml:space="preserve">100</w:t>
+      </w:r>
+      <w:r>
+        <w:rPr>
+          <w:rStyle w:val="OperatorTok"/>
+        </w:rPr>
+        <w:t xml:space="preserve">,</w:t>
+      </w:r>
+      <w:r>
+        <w:br/>
+      </w:r>
+      <w:r>
+        <w:rPr>
+          <w:rStyle w:val="NormalTok"/>
+        </w:rPr>
+        <w:t xml:space="preserve">      </w:t>
+      </w:r>
+      <w:r>
+        <w:rPr>
+          <w:rStyle w:val="DataTypeTok"/>
+        </w:rPr>
+        <w:t xml:space="preserve">units</w:t>
+      </w:r>
+      <w:r>
+        <w:rPr>
+          <w:rStyle w:val="OperatorTok"/>
+        </w:rPr>
+        <w:t xml:space="preserve">:</w:t>
+      </w:r>
+      <w:r>
+        <w:rPr>
+          <w:rStyle w:val="NormalTok"/>
+        </w:rPr>
+        <w:t xml:space="preserve"> [ { </w:t>
+      </w:r>
+      <w:r>
+        <w:rPr>
+          <w:rStyle w:val="DataTypeTok"/>
+        </w:rPr>
+        <w:t xml:space="preserve">title</w:t>
+      </w:r>
+      <w:r>
+        <w:rPr>
+          <w:rStyle w:val="OperatorTok"/>
+        </w:rPr>
+        <w:t xml:space="preserve">:</w:t>
+      </w:r>
+      <w:r>
+        <w:rPr>
+          <w:rStyle w:val="StringTok"/>
+        </w:rPr>
+        <w:t xml:space="preserve">'第一单元'</w:t>
+      </w:r>
+      <w:r>
+        <w:rPr>
+          <w:rStyle w:val="OperatorTok"/>
+        </w:rPr>
+        <w:t xml:space="preserve">,</w:t>
+      </w:r>
+      <w:r>
+        <w:rPr>
+          <w:rStyle w:val="NormalTok"/>
+        </w:rPr>
+        <w:t xml:space="preserve"> </w:t>
+      </w:r>
+      <w:r>
+        <w:rPr>
+          <w:rStyle w:val="DataTypeTok"/>
+        </w:rPr>
+        <w:t xml:space="preserve">theme</w:t>
+      </w:r>
+      <w:r>
+        <w:rPr>
+          <w:rStyle w:val="OperatorTok"/>
+        </w:rPr>
+        <w:t xml:space="preserve">:</w:t>
+      </w:r>
+      <w:r>
+        <w:rPr>
+          <w:rStyle w:val="StringTok"/>
+        </w:rPr>
+        <w:t xml:space="preserve">'识字'</w:t>
+      </w:r>
+      <w:r>
+        <w:rPr>
+          <w:rStyle w:val="OperatorTok"/>
+        </w:rPr>
+        <w:t xml:space="preserve">,</w:t>
+      </w:r>
+      <w:r>
+        <w:rPr>
+          <w:rStyle w:val="NormalTok"/>
+        </w:rPr>
+        <w:t xml:space="preserve"> </w:t>
+      </w:r>
+      <w:r>
+        <w:rPr>
+          <w:rStyle w:val="DataTypeTok"/>
+        </w:rPr>
+        <w:t xml:space="preserve">lessons</w:t>
+      </w:r>
+      <w:r>
+        <w:rPr>
+          <w:rStyle w:val="OperatorTok"/>
+        </w:rPr>
+        <w:t xml:space="preserve">:</w:t>
+      </w:r>
+      <w:r>
+        <w:rPr>
+          <w:rStyle w:val="NormalTok"/>
+        </w:rPr>
+        <w:t xml:space="preserve">[</w:t>
+      </w:r>
+      <w:r>
+        <w:rPr>
+          <w:rStyle w:val="StringTok"/>
+        </w:rPr>
+        <w:t xml:space="preserve">'1a-s1'</w:t>
+      </w:r>
+      <w:r>
+        <w:rPr>
+          <w:rStyle w:val="OperatorTok"/>
+        </w:rPr>
+        <w:t xml:space="preserve">,</w:t>
+      </w:r>
+      <w:r>
+        <w:rPr>
+          <w:rStyle w:val="NormalTok"/>
+        </w:rPr>
+        <w:t xml:space="preserve"> </w:t>
+      </w:r>
+      <w:r>
+        <w:rPr>
+          <w:rStyle w:val="OperatorTok"/>
+        </w:rPr>
+        <w:t xml:space="preserve">...</w:t>
+      </w:r>
+      <w:r>
+        <w:rPr>
+          <w:rStyle w:val="NormalTok"/>
+        </w:rPr>
+        <w:t xml:space="preserve">] } ] }</w:t>
+      </w:r>
+      <w:r>
+        <w:br/>
+      </w:r>
+      <w:r>
+        <w:rPr>
+          <w:rStyle w:val="NormalTok"/>
+        </w:rPr>
+        <w:t xml:space="preserve">  ]</w:t>
+      </w:r>
+      <w:r>
+        <w:rPr>
+          <w:rStyle w:val="OperatorTok"/>
+        </w:rPr>
+        <w:t xml:space="preserve">,</w:t>
+      </w:r>
+      <w:r>
+        <w:br/>
+      </w:r>
+      <w:r>
+        <w:rPr>
+          <w:rStyle w:val="NormalTok"/>
+        </w:rPr>
+        <w:t xml:space="preserve">  </w:t>
+      </w:r>
+      <w:r>
+        <w:rPr>
+          <w:rStyle w:val="DataTypeTok"/>
+        </w:rPr>
+        <w:t xml:space="preserve">lessons</w:t>
+      </w:r>
+      <w:r>
+        <w:rPr>
+          <w:rStyle w:val="OperatorTok"/>
+        </w:rPr>
+        <w:t xml:space="preserve">:</w:t>
+      </w:r>
+      <w:r>
+        <w:rPr>
+          <w:rStyle w:val="NormalTok"/>
+        </w:rPr>
+        <w:t xml:space="preserve"> {</w:t>
+      </w:r>
+      <w:r>
+        <w:br/>
+      </w:r>
+      <w:r>
+        <w:rPr>
+          <w:rStyle w:val="NormalTok"/>
+        </w:rPr>
+        <w:t xml:space="preserve">    </w:t>
+      </w:r>
+      <w:r>
+        <w:rPr>
+          <w:rStyle w:val="StringTok"/>
+        </w:rPr>
+        <w:t xml:space="preserve">'1a-s2'</w:t>
+      </w:r>
+      <w:r>
+        <w:rPr>
+          <w:rStyle w:val="OperatorTok"/>
+        </w:rPr>
+        <w:t xml:space="preserve">:</w:t>
+      </w:r>
+      <w:r>
+        <w:rPr>
+          <w:rStyle w:val="NormalTok"/>
+        </w:rPr>
+        <w:t xml:space="preserve"> { </w:t>
+      </w:r>
+      <w:r>
+        <w:rPr>
+          <w:rStyle w:val="DataTypeTok"/>
+        </w:rPr>
+        <w:t xml:space="preserve">title</w:t>
+      </w:r>
+      <w:r>
+        <w:rPr>
+          <w:rStyle w:val="OperatorTok"/>
+        </w:rPr>
+        <w:t xml:space="preserve">:</w:t>
+      </w:r>
+      <w:r>
+        <w:rPr>
+          <w:rStyle w:val="StringTok"/>
+        </w:rPr>
+        <w:t xml:space="preserve">'金木水火土'</w:t>
+      </w:r>
+      <w:r>
+        <w:rPr>
+          <w:rStyle w:val="OperatorTok"/>
+        </w:rPr>
+        <w:t xml:space="preserve">,</w:t>
+      </w:r>
+      <w:r>
+        <w:rPr>
+          <w:rStyle w:val="NormalTok"/>
+        </w:rPr>
+        <w:t xml:space="preserve"> </w:t>
+      </w:r>
+      <w:r>
+        <w:rPr>
+          <w:rStyle w:val="DataTypeTok"/>
+        </w:rPr>
+        <w:t xml:space="preserve">kind</w:t>
+      </w:r>
+      <w:r>
+        <w:rPr>
+          <w:rStyle w:val="OperatorTok"/>
+        </w:rPr>
+        <w:t xml:space="preserve">:</w:t>
+      </w:r>
+      <w:r>
+        <w:rPr>
+          <w:rStyle w:val="StringTok"/>
+        </w:rPr>
+        <w:t xml:space="preserve">'识字'</w:t>
+      </w:r>
+      <w:r>
+        <w:rPr>
+          <w:rStyle w:val="OperatorTok"/>
+        </w:rPr>
+        <w:t xml:space="preserve">,</w:t>
+      </w:r>
+      <w:r>
+        <w:rPr>
+          <w:rStyle w:val="NormalTok"/>
+        </w:rPr>
+        <w:t xml:space="preserve"> </w:t>
+      </w:r>
+      <w:r>
+        <w:rPr>
+          <w:rStyle w:val="DataTypeTok"/>
+        </w:rPr>
+        <w:t xml:space="preserve">shizi</w:t>
+      </w:r>
+      <w:r>
+        <w:rPr>
+          <w:rStyle w:val="OperatorTok"/>
+        </w:rPr>
+        <w:t xml:space="preserve">:</w:t>
+      </w:r>
+      <w:r>
+        <w:rPr>
+          <w:rStyle w:val="NormalTok"/>
+        </w:rPr>
+        <w:t xml:space="preserve">[</w:t>
+      </w:r>
+      <w:r>
+        <w:rPr>
+          <w:rStyle w:val="OperatorTok"/>
+        </w:rPr>
+        <w:t xml:space="preserve">...</w:t>
+      </w:r>
+      <w:r>
+        <w:rPr>
+          <w:rStyle w:val="NormalTok"/>
+        </w:rPr>
+        <w:t xml:space="preserve">]</w:t>
+      </w:r>
+      <w:r>
+        <w:rPr>
+          <w:rStyle w:val="OperatorTok"/>
+        </w:rPr>
+        <w:t xml:space="preserve">,</w:t>
+      </w:r>
+      <w:r>
+        <w:rPr>
+          <w:rStyle w:val="NormalTok"/>
+        </w:rPr>
+        <w:t xml:space="preserve"> </w:t>
+      </w:r>
+      <w:r>
+        <w:rPr>
+          <w:rStyle w:val="DataTypeTok"/>
+        </w:rPr>
+        <w:t xml:space="preserve">xiezi</w:t>
+      </w:r>
+      <w:r>
+        <w:rPr>
+          <w:rStyle w:val="OperatorTok"/>
+        </w:rPr>
+        <w:t xml:space="preserve">:</w:t>
+      </w:r>
+      <w:r>
+        <w:rPr>
+          <w:rStyle w:val="NormalTok"/>
+        </w:rPr>
+        <w:t xml:space="preserve">[</w:t>
+      </w:r>
+      <w:r>
+        <w:rPr>
+          <w:rStyle w:val="OperatorTok"/>
+        </w:rPr>
+        <w:t xml:space="preserve">...</w:t>
+      </w:r>
+      <w:r>
+        <w:rPr>
+          <w:rStyle w:val="NormalTok"/>
+        </w:rPr>
+        <w:t xml:space="preserve">]</w:t>
+      </w:r>
+      <w:r>
+        <w:rPr>
+          <w:rStyle w:val="OperatorTok"/>
+        </w:rPr>
+        <w:t xml:space="preserve">,</w:t>
+      </w:r>
+      <w:r>
+        <w:rPr>
+          <w:rStyle w:val="NormalTok"/>
+        </w:rPr>
+        <w:t xml:space="preserve"> </w:t>
+      </w:r>
+      <w:r>
+        <w:rPr>
+          <w:rStyle w:val="DataTypeTok"/>
+        </w:rPr>
+        <w:t xml:space="preserve">words</w:t>
+      </w:r>
+      <w:r>
+        <w:rPr>
+          <w:rStyle w:val="OperatorTok"/>
+        </w:rPr>
+        <w:t xml:space="preserve">:</w:t>
+      </w:r>
+      <w:r>
+        <w:rPr>
+          <w:rStyle w:val="NormalTok"/>
+        </w:rPr>
+        <w:t xml:space="preserve">[</w:t>
+      </w:r>
+      <w:r>
+        <w:rPr>
+          <w:rStyle w:val="OperatorTok"/>
+        </w:rPr>
+        <w:t xml:space="preserve">...</w:t>
+      </w:r>
+      <w:r>
+        <w:rPr>
+          <w:rStyle w:val="NormalTok"/>
+        </w:rPr>
+        <w:t xml:space="preserve">] }</w:t>
+      </w:r>
+      <w:r>
+        <w:br/>
+      </w:r>
+      <w:r>
+        <w:rPr>
+          <w:rStyle w:val="NormalTok"/>
+        </w:rPr>
+        <w:t xml:space="preserve">  }</w:t>
+      </w:r>
+      <w:r>
+        <w:br/>
+      </w:r>
+      <w:r>
+        <w:rPr>
+          <w:rStyle w:val="NormalTok"/>
+        </w:rPr>
+        <w:t xml:space="preserve">}</w:t>
+      </w:r>
+    </w:p>
+    <w:p>
+      <w:pPr>
+        <w:numPr>
+          <w:ilvl w:val="0"/>
+          <w:numId w:val="1018"/>
+        </w:numPr>
+      </w:pPr>
+      <w:r>
+        <w:rPr>
+          <w:bCs/>
+          <w:b/>
+        </w:rPr>
+        <w:t xml:space="preserve">分包</w:t>
+      </w:r>
+      <w:r>
+        <w:t xml:space="preserve">：在</w:t>
+      </w:r>
+      <w:r>
+        <w:t xml:space="preserve"> </w:t>
+      </w:r>
+      <w:r>
+        <w:rPr>
+          <w:rStyle w:val="VerbatimChar"/>
+        </w:rPr>
+        <w:t xml:space="preserve">app.json</w:t>
+      </w:r>
+      <w:r>
+        <w:t xml:space="preserve"> </w:t>
+      </w:r>
+      <w:r>
+        <w:t xml:space="preserve">的</w:t>
+      </w:r>
+      <w:r>
+        <w:t xml:space="preserve"> </w:t>
+      </w:r>
+      <w:r>
+        <w:rPr>
+          <w:rStyle w:val="VerbatimChar"/>
+        </w:rPr>
+        <w:t xml:space="preserve">subPackages</w:t>
+      </w:r>
+      <w:r>
+        <w:t xml:space="preserve"> </w:t>
+      </w:r>
+      <w:r>
+        <w:t xml:space="preserve">中声明，</w:t>
+      </w:r>
+      <w:r>
+        <w:rPr>
+          <w:rStyle w:val="VerbatimChar"/>
+        </w:rPr>
+        <w:t xml:space="preserve">preloadRule</w:t>
+      </w:r>
+      <w:r>
+        <w:t xml:space="preserve"> </w:t>
+      </w:r>
+      <w:r>
+        <w:t xml:space="preserve">在进入字库页时预下载，避免撑大主包。</w:t>
+      </w:r>
+    </w:p>
+    <w:p>
+      <w:pPr>
+        <w:numPr>
+          <w:ilvl w:val="0"/>
+          <w:numId w:val="1018"/>
+        </w:numPr>
+      </w:pPr>
+      <w:r>
+        <w:rPr>
+          <w:bCs/>
+          <w:b/>
+        </w:rPr>
+        <w:t xml:space="preserve">页面能力</w:t>
+      </w:r>
+      <w:r>
+        <w:t xml:space="preserve">：选册 → 识字/写字切换 → 单元/课列表 → 课内字网格（点击练字）、例词（点击练词）、练本课、本课字帖。</w:t>
+      </w:r>
+    </w:p>
+    <w:p>
+      <w:pPr>
+        <w:pStyle w:val="BlockText"/>
+      </w:pPr>
+      <w:r>
+        <w:t xml:space="preserve">数据许可：该数据集未声明 LICENSE，字表/拼音属事实性数据。正式发布前请自行核对或与作者确认授权。</w:t>
+      </w:r>
+    </w:p>
     <w:bookmarkEnd w:id="52"/>
-    <w:bookmarkStart w:id="53" w:name="笔画数据结构"/>
+    <w:bookmarkEnd w:id="53"/>
+    <w:bookmarkStart w:id="54" w:name="笔画数据结构"/>
     <w:p>
       <w:pPr>
         <w:pStyle w:val="Heading1"/>
@@ -6623,8 +7598,8 @@
         <w:t xml:space="preserve">数据来源：Make Me A Hanzi，经 chanind 微调；许可为 Arphic Public License。</w:t>
       </w:r>
     </w:p>
-    <w:bookmarkEnd w:id="53"/>
-    <w:bookmarkStart w:id="57" w:name="包体与性能"/>
+    <w:bookmarkEnd w:id="54"/>
+    <w:bookmarkStart w:id="58" w:name="包体与性能"/>
     <w:p>
       <w:pPr>
         <w:pStyle w:val="Heading1"/>
@@ -6633,7 +7608,7 @@
         <w:t xml:space="preserve">9. 包体与性能</w:t>
       </w:r>
     </w:p>
-    <w:bookmarkStart w:id="54" w:name="微信包体限制"/>
+    <w:bookmarkStart w:id="55" w:name="微信包体限制"/>
     <w:p>
       <w:pPr>
         <w:pStyle w:val="Heading2"/>
@@ -6646,7 +7621,7 @@
       <w:pPr>
         <w:numPr>
           <w:ilvl w:val="0"/>
-          <w:numId w:val="1018"/>
+          <w:numId w:val="1019"/>
         </w:numPr>
         <w:pStyle w:val="Compact"/>
       </w:pPr>
@@ -6658,7 +7633,7 @@
       <w:pPr>
         <w:numPr>
           <w:ilvl w:val="0"/>
-          <w:numId w:val="1018"/>
+          <w:numId w:val="1019"/>
         </w:numPr>
         <w:pStyle w:val="Compact"/>
       </w:pPr>
@@ -6670,7 +7645,7 @@
       <w:pPr>
         <w:numPr>
           <w:ilvl w:val="0"/>
-          <w:numId w:val="1018"/>
+          <w:numId w:val="1019"/>
         </w:numPr>
         <w:pStyle w:val="Compact"/>
       </w:pPr>
@@ -6678,8 +7653,8 @@
         <w:t xml:space="preserve">所有分包合计 ≤ 20MB</w:t>
       </w:r>
     </w:p>
-    <w:bookmarkEnd w:id="54"/>
-    <w:bookmarkStart w:id="55" w:name="为什么不能全量内置字库"/>
+    <w:bookmarkEnd w:id="55"/>
+    <w:bookmarkStart w:id="56" w:name="为什么不能全量内置字库"/>
     <w:p>
       <w:pPr>
         <w:pStyle w:val="Heading2"/>
@@ -6696,8 +7671,8 @@
         <w:t xml:space="preserve">全量约 9000+ 字，总体积十几 MB 以上，会突破主包/分包限制，且首次下载体验差。</w:t>
       </w:r>
     </w:p>
-    <w:bookmarkEnd w:id="55"/>
-    <w:bookmarkStart w:id="56" w:name="优化策略"/>
+    <w:bookmarkEnd w:id="56"/>
+    <w:bookmarkStart w:id="57" w:name="优化策略"/>
     <w:p>
       <w:pPr>
         <w:pStyle w:val="Heading2"/>
@@ -6710,7 +7685,7 @@
       <w:pPr>
         <w:numPr>
           <w:ilvl w:val="0"/>
-          <w:numId w:val="1019"/>
+          <w:numId w:val="1020"/>
         </w:numPr>
         <w:pStyle w:val="Compact"/>
       </w:pPr>
@@ -6729,7 +7704,7 @@
       <w:pPr>
         <w:numPr>
           <w:ilvl w:val="0"/>
-          <w:numId w:val="1019"/>
+          <w:numId w:val="1020"/>
         </w:numPr>
         <w:pStyle w:val="Compact"/>
       </w:pPr>
@@ -6757,7 +7732,7 @@
       <w:pPr>
         <w:numPr>
           <w:ilvl w:val="0"/>
-          <w:numId w:val="1019"/>
+          <w:numId w:val="1020"/>
         </w:numPr>
         <w:pStyle w:val="Compact"/>
       </w:pPr>
@@ -6776,7 +7751,7 @@
       <w:pPr>
         <w:numPr>
           <w:ilvl w:val="0"/>
-          <w:numId w:val="1019"/>
+          <w:numId w:val="1020"/>
         </w:numPr>
         <w:pStyle w:val="Compact"/>
       </w:pPr>
@@ -6795,7 +7770,7 @@
       <w:pPr>
         <w:numPr>
           <w:ilvl w:val="0"/>
-          <w:numId w:val="1019"/>
+          <w:numId w:val="1020"/>
         </w:numPr>
         <w:pStyle w:val="Compact"/>
       </w:pPr>
@@ -6815,9 +7790,9 @@
         <w:t xml:space="preserve">，不占 npm 构建环节。</w:t>
       </w:r>
     </w:p>
-    <w:bookmarkEnd w:id="56"/>
     <w:bookmarkEnd w:id="57"/>
-    <w:bookmarkStart w:id="58" w:name="合规与变现"/>
+    <w:bookmarkEnd w:id="58"/>
+    <w:bookmarkStart w:id="59" w:name="合规与变现"/>
     <w:p>
       <w:pPr>
         <w:pStyle w:val="Heading1"/>
@@ -6997,8 +7972,8 @@
         </w:tc>
       </w:tr>
     </w:tbl>
-    <w:bookmarkEnd w:id="58"/>
-    <w:bookmarkStart w:id="62" w:name="测试上线发布与真机调试清单"/>
+    <w:bookmarkEnd w:id="59"/>
+    <w:bookmarkStart w:id="63" w:name="测试上线发布与真机调试清单"/>
     <w:p>
       <w:pPr>
         <w:pStyle w:val="Heading1"/>
@@ -7007,7 +7982,7 @@
         <w:t xml:space="preserve">11. 测试、上线发布与真机调试清单</w:t>
       </w:r>
     </w:p>
-    <w:bookmarkStart w:id="59" w:name="本地功能验证"/>
+    <w:bookmarkStart w:id="60" w:name="本地功能验证"/>
     <w:p>
       <w:pPr>
         <w:pStyle w:val="Heading2"/>
@@ -7020,7 +7995,7 @@
       <w:pPr>
         <w:numPr>
           <w:ilvl w:val="0"/>
-          <w:numId w:val="1020"/>
+          <w:numId w:val="1021"/>
         </w:numPr>
         <w:pStyle w:val="Compact"/>
       </w:pPr>
@@ -7032,7 +8007,7 @@
       <w:pPr>
         <w:numPr>
           <w:ilvl w:val="0"/>
-          <w:numId w:val="1020"/>
+          <w:numId w:val="1021"/>
         </w:numPr>
         <w:pStyle w:val="Compact"/>
       </w:pPr>
@@ -7044,7 +8019,7 @@
       <w:pPr>
         <w:numPr>
           <w:ilvl w:val="0"/>
-          <w:numId w:val="1020"/>
+          <w:numId w:val="1021"/>
         </w:numPr>
         <w:pStyle w:val="Compact"/>
       </w:pPr>
@@ -7056,7 +8031,7 @@
       <w:pPr>
         <w:numPr>
           <w:ilvl w:val="0"/>
-          <w:numId w:val="1020"/>
+          <w:numId w:val="1021"/>
         </w:numPr>
         <w:pStyle w:val="Compact"/>
       </w:pPr>
@@ -7068,7 +8043,7 @@
       <w:pPr>
         <w:numPr>
           <w:ilvl w:val="0"/>
-          <w:numId w:val="1020"/>
+          <w:numId w:val="1021"/>
         </w:numPr>
         <w:pStyle w:val="Compact"/>
       </w:pPr>
@@ -7080,7 +8055,7 @@
       <w:pPr>
         <w:numPr>
           <w:ilvl w:val="0"/>
-          <w:numId w:val="1020"/>
+          <w:numId w:val="1021"/>
         </w:numPr>
         <w:pStyle w:val="Compact"/>
       </w:pPr>
@@ -7092,7 +8067,7 @@
       <w:pPr>
         <w:numPr>
           <w:ilvl w:val="0"/>
-          <w:numId w:val="1020"/>
+          <w:numId w:val="1021"/>
         </w:numPr>
         <w:pStyle w:val="Compact"/>
       </w:pPr>
@@ -7104,7 +8079,7 @@
       <w:pPr>
         <w:numPr>
           <w:ilvl w:val="0"/>
-          <w:numId w:val="1020"/>
+          <w:numId w:val="1021"/>
         </w:numPr>
         <w:pStyle w:val="Compact"/>
       </w:pPr>
@@ -7112,8 +8087,8 @@
         <w:t xml:space="preserve">☐ 主包体积在限制范围内。</w:t>
       </w:r>
     </w:p>
-    <w:bookmarkEnd w:id="59"/>
-    <w:bookmarkStart w:id="60" w:name="上线发布检查"/>
+    <w:bookmarkEnd w:id="60"/>
+    <w:bookmarkStart w:id="61" w:name="上线发布检查"/>
     <w:p>
       <w:pPr>
         <w:pStyle w:val="Heading2"/>
@@ -7126,7 +8101,7 @@
       <w:pPr>
         <w:numPr>
           <w:ilvl w:val="0"/>
-          <w:numId w:val="1021"/>
+          <w:numId w:val="1022"/>
         </w:numPr>
         <w:pStyle w:val="Compact"/>
       </w:pPr>
@@ -7168,7 +8143,7 @@
       <w:pPr>
         <w:numPr>
           <w:ilvl w:val="0"/>
-          <w:numId w:val="1021"/>
+          <w:numId w:val="1022"/>
         </w:numPr>
         <w:pStyle w:val="Compact"/>
       </w:pPr>
@@ -7208,7 +8183,7 @@
       <w:pPr>
         <w:numPr>
           <w:ilvl w:val="0"/>
-          <w:numId w:val="1021"/>
+          <w:numId w:val="1022"/>
         </w:numPr>
         <w:pStyle w:val="Compact"/>
       </w:pPr>
@@ -7220,7 +8195,7 @@
       <w:pPr>
         <w:numPr>
           <w:ilvl w:val="0"/>
-          <w:numId w:val="1021"/>
+          <w:numId w:val="1022"/>
         </w:numPr>
         <w:pStyle w:val="Compact"/>
       </w:pPr>
@@ -7232,7 +8207,7 @@
       <w:pPr>
         <w:numPr>
           <w:ilvl w:val="0"/>
-          <w:numId w:val="1021"/>
+          <w:numId w:val="1022"/>
         </w:numPr>
         <w:pStyle w:val="Compact"/>
       </w:pPr>
@@ -7244,7 +8219,7 @@
       <w:pPr>
         <w:numPr>
           <w:ilvl w:val="0"/>
-          <w:numId w:val="1021"/>
+          <w:numId w:val="1022"/>
         </w:numPr>
         <w:pStyle w:val="Compact"/>
       </w:pPr>
@@ -7256,7 +8231,7 @@
       <w:pPr>
         <w:numPr>
           <w:ilvl w:val="0"/>
-          <w:numId w:val="1021"/>
+          <w:numId w:val="1022"/>
         </w:numPr>
         <w:pStyle w:val="Compact"/>
       </w:pPr>
@@ -7264,8 +8239,8 @@
         <w:t xml:space="preserve">☐ 上传体验版/正式版后，主包/分包体积与预览二维码均正常。</w:t>
       </w:r>
     </w:p>
-    <w:bookmarkEnd w:id="60"/>
-    <w:bookmarkStart w:id="61" w:name="linux-真机预览排查清单"/>
+    <w:bookmarkEnd w:id="61"/>
+    <w:bookmarkStart w:id="62" w:name="linux-真机预览排查清单"/>
     <w:p>
       <w:pPr>
         <w:pStyle w:val="Heading2"/>
@@ -7278,7 +8253,7 @@
       <w:pPr>
         <w:numPr>
           <w:ilvl w:val="0"/>
-          <w:numId w:val="1022"/>
+          <w:numId w:val="1023"/>
         </w:numPr>
         <w:pStyle w:val="Compact"/>
       </w:pPr>
@@ -7302,7 +8277,7 @@
       <w:pPr>
         <w:numPr>
           <w:ilvl w:val="0"/>
-          <w:numId w:val="1022"/>
+          <w:numId w:val="1023"/>
         </w:numPr>
         <w:pStyle w:val="Compact"/>
       </w:pPr>
@@ -7314,7 +8289,7 @@
       <w:pPr>
         <w:numPr>
           <w:ilvl w:val="0"/>
-          <w:numId w:val="1022"/>
+          <w:numId w:val="1023"/>
         </w:numPr>
         <w:pStyle w:val="Compact"/>
       </w:pPr>
@@ -7326,7 +8301,7 @@
       <w:pPr>
         <w:numPr>
           <w:ilvl w:val="0"/>
-          <w:numId w:val="1022"/>
+          <w:numId w:val="1023"/>
         </w:numPr>
         <w:pStyle w:val="Compact"/>
       </w:pPr>
@@ -7338,7 +8313,7 @@
       <w:pPr>
         <w:numPr>
           <w:ilvl w:val="0"/>
-          <w:numId w:val="1022"/>
+          <w:numId w:val="1023"/>
         </w:numPr>
         <w:pStyle w:val="Compact"/>
       </w:pPr>
@@ -7350,7 +8325,7 @@
       <w:pPr>
         <w:numPr>
           <w:ilvl w:val="0"/>
-          <w:numId w:val="1022"/>
+          <w:numId w:val="1023"/>
         </w:numPr>
         <w:pStyle w:val="Compact"/>
       </w:pPr>
@@ -7362,7 +8337,7 @@
       <w:pPr>
         <w:numPr>
           <w:ilvl w:val="0"/>
-          <w:numId w:val="1022"/>
+          <w:numId w:val="1023"/>
         </w:numPr>
         <w:pStyle w:val="Compact"/>
       </w:pPr>
@@ -7389,7 +8364,7 @@
       <w:pPr>
         <w:numPr>
           <w:ilvl w:val="0"/>
-          <w:numId w:val="1022"/>
+          <w:numId w:val="1023"/>
         </w:numPr>
         <w:pStyle w:val="Compact"/>
       </w:pPr>
@@ -7397,9 +8372,9 @@
         <w:t xml:space="preserve">☐ 备用方案：Linux 工具不可用/受限时，可在 Windows/macOS 官方工具中打开同一仓库继续开发。</w:t>
       </w:r>
     </w:p>
-    <w:bookmarkEnd w:id="61"/>
     <w:bookmarkEnd w:id="62"/>
-    <w:bookmarkStart w:id="63" w:name="后续迭代路线图"/>
+    <w:bookmarkEnd w:id="63"/>
+    <w:bookmarkStart w:id="64" w:name="后续迭代路线图"/>
     <w:p>
       <w:pPr>
         <w:pStyle w:val="Heading1"/>
@@ -7412,7 +8387,7 @@
       <w:pPr>
         <w:numPr>
           <w:ilvl w:val="0"/>
-          <w:numId w:val="1023"/>
+          <w:numId w:val="1024"/>
         </w:numPr>
         <w:pStyle w:val="Compact"/>
       </w:pPr>
@@ -7424,7 +8399,7 @@
       <w:pPr>
         <w:numPr>
           <w:ilvl w:val="0"/>
-          <w:numId w:val="1023"/>
+          <w:numId w:val="1024"/>
         </w:numPr>
         <w:pStyle w:val="Compact"/>
       </w:pPr>
@@ -7436,7 +8411,7 @@
       <w:pPr>
         <w:numPr>
           <w:ilvl w:val="0"/>
-          <w:numId w:val="1023"/>
+          <w:numId w:val="1024"/>
         </w:numPr>
         <w:pStyle w:val="Compact"/>
       </w:pPr>
@@ -7448,7 +8423,7 @@
       <w:pPr>
         <w:numPr>
           <w:ilvl w:val="0"/>
-          <w:numId w:val="1023"/>
+          <w:numId w:val="1024"/>
         </w:numPr>
         <w:pStyle w:val="Compact"/>
       </w:pPr>
@@ -7460,7 +8435,7 @@
       <w:pPr>
         <w:numPr>
           <w:ilvl w:val="0"/>
-          <w:numId w:val="1023"/>
+          <w:numId w:val="1024"/>
         </w:numPr>
         <w:pStyle w:val="Compact"/>
       </w:pPr>
@@ -7472,7 +8447,7 @@
       <w:pPr>
         <w:numPr>
           <w:ilvl w:val="0"/>
-          <w:numId w:val="1023"/>
+          <w:numId w:val="1024"/>
         </w:numPr>
         <w:pStyle w:val="Compact"/>
       </w:pPr>
@@ -7492,8 +8467,8 @@
         <w:t xml:space="preserve">。</w:t>
       </w:r>
     </w:p>
-    <w:bookmarkEnd w:id="63"/>
-    <w:bookmarkStart w:id="64" w:name="常见问题faq"/>
+    <w:bookmarkEnd w:id="64"/>
+    <w:bookmarkStart w:id="65" w:name="常见问题faq"/>
     <w:p>
       <w:pPr>
         <w:pStyle w:val="Heading1"/>
@@ -7899,8 +8874,8 @@
         <w:t xml:space="preserve">）。详见 3.4 节。</w:t>
       </w:r>
     </w:p>
-    <w:bookmarkEnd w:id="64"/>
-    <w:bookmarkStart w:id="65" w:name="开源协议"/>
+    <w:bookmarkEnd w:id="65"/>
+    <w:bookmarkStart w:id="66" w:name="开源协议"/>
     <w:p>
       <w:pPr>
         <w:pStyle w:val="Heading1"/>
@@ -7913,7 +8888,7 @@
       <w:pPr>
         <w:numPr>
           <w:ilvl w:val="0"/>
-          <w:numId w:val="1024"/>
+          <w:numId w:val="1025"/>
         </w:numPr>
         <w:pStyle w:val="Compact"/>
       </w:pPr>
@@ -7937,7 +8912,7 @@
       <w:pPr>
         <w:numPr>
           <w:ilvl w:val="0"/>
-          <w:numId w:val="1024"/>
+          <w:numId w:val="1025"/>
         </w:numPr>
         <w:pStyle w:val="Compact"/>
       </w:pPr>
@@ -7949,7 +8924,7 @@
       <w:pPr>
         <w:numPr>
           <w:ilvl w:val="0"/>
-          <w:numId w:val="1024"/>
+          <w:numId w:val="1025"/>
         </w:numPr>
         <w:pStyle w:val="Compact"/>
       </w:pPr>
@@ -7957,7 +8932,7 @@
         <w:t xml:space="preserve">笔画数据 Hanzi Writer Data：Make Me A Hanzi / Arphic Public License。</w:t>
       </w:r>
     </w:p>
-    <w:bookmarkEnd w:id="65"/>
+    <w:bookmarkEnd w:id="66"/>
     <w:sectPr/>
   </w:body>
 </w:document>
@@ -8391,6 +9366,9 @@
     <w:abstractNumId w:val="991"/>
   </w:num>
   <w:num w:numId="1019">
+    <w:abstractNumId w:val="991"/>
+  </w:num>
+  <w:num w:numId="1020">
     <w:abstractNumId w:val="99411"/>
     <w:lvlOverride w:ilvl="0">
       <w:startOverride w:val="1"/>
@@ -8420,9 +9398,6 @@
       <w:startOverride w:val="1"/>
     </w:lvlOverride>
   </w:num>
-  <w:num w:numId="1020">
-    <w:abstractNumId w:val="991"/>
-  </w:num>
   <w:num w:numId="1021">
     <w:abstractNumId w:val="991"/>
   </w:num>
@@ -8430,6 +9405,9 @@
     <w:abstractNumId w:val="991"/>
   </w:num>
   <w:num w:numId="1023">
+    <w:abstractNumId w:val="991"/>
+  </w:num>
+  <w:num w:numId="1024">
     <w:abstractNumId w:val="99411"/>
     <w:lvlOverride w:ilvl="0">
       <w:startOverride w:val="1"/>
@@ -8459,7 +9437,7 @@
       <w:startOverride w:val="1"/>
     </w:lvlOverride>
   </w:num>
-  <w:num w:numId="1024">
+  <w:num w:numId="1025">
     <w:abstractNumId w:val="991"/>
   </w:num>
 </w:numbering>

--- a/docs/开发文档.docx
+++ b/docs/开发文档.docx
@@ -411,6 +411,25 @@
     </w:p>
     <w:p>
       <w:pPr>
+        <w:numPr>
+          <w:ilvl w:val="0"/>
+          <w:numId w:val="1001"/>
+        </w:numPr>
+        <w:pStyle w:val="Compact"/>
+      </w:pPr>
+      <w:r>
+        <w:rPr>
+          <w:bCs/>
+          <w:b/>
+        </w:rPr>
+        <w:t xml:space="preserve">教材听写</w:t>
+      </w:r>
+      <w:r>
+        <w:t xml:space="preserve">：按课/按册听写测试（看拼音选字、TTS 朗读、计分，错字进入生字本）。</w:t>
+      </w:r>
+    </w:p>
+    <w:p>
+      <w:pPr>
         <w:pStyle w:val="FirstParagraph"/>
       </w:pPr>
       <w:r>
@@ -1724,7 +1743,16 @@
         <w:rPr>
           <w:rStyle w:val="VerbatimChar"/>
         </w:rPr>
-        <w:t xml:space="preserve">│       └── pages/textbook/     # 教材同步浏览页</w:t>
+        <w:t xml:space="preserve">│       ├── data/pinyin.js      # 2999 字拼音表（生成）</w:t>
+      </w:r>
+      <w:r>
+        <w:br/>
+      </w:r>
+      <w:r>
+        <w:rPr>
+          <w:rStyle w:val="VerbatimChar"/>
+        </w:rPr>
+        <w:t xml:space="preserve">│       └── pages/              # textbook 浏览页 + dictation 听写页</w:t>
       </w:r>
       <w:r>
         <w:br/>
@@ -7354,6 +7382,60 @@
       </w:r>
       <w:r>
         <w:t xml:space="preserve">：选册 → 识字/写字切换 → 单元/课列表 → 课内字网格（点击练字）、例词（点击练词）、练本课、本课字帖。</w:t>
+      </w:r>
+    </w:p>
+    <w:p>
+      <w:pPr>
+        <w:numPr>
+          <w:ilvl w:val="0"/>
+          <w:numId w:val="1018"/>
+        </w:numPr>
+      </w:pPr>
+      <w:r>
+        <w:rPr>
+          <w:bCs/>
+          <w:b/>
+        </w:rPr>
+        <w:t xml:space="preserve">听写</w:t>
+      </w:r>
+      <w:r>
+        <w:t xml:space="preserve">：</w:t>
+      </w:r>
+      <w:r>
+        <w:rPr>
+          <w:rStyle w:val="VerbatimChar"/>
+        </w:rPr>
+        <w:t xml:space="preserve">packages/textbook/pages/dictation</w:t>
+      </w:r>
+      <w:r>
+        <w:t xml:space="preserve"> </w:t>
+      </w:r>
+      <w:r>
+        <w:t xml:space="preserve">—— 看拼音选字，TTS 朗读，计分；答错的字进入生字本。支持「听写本课」与「听写本册」。拼音来自</w:t>
+      </w:r>
+      <w:r>
+        <w:t xml:space="preserve"> </w:t>
+      </w:r>
+      <w:r>
+        <w:rPr>
+          <w:rStyle w:val="VerbatimChar"/>
+        </w:rPr>
+        <w:t xml:space="preserve">data/pinyin.js</w:t>
+      </w:r>
+      <w:r>
+        <w:t xml:space="preserve">（2999 字，生成自同一数据集</w:t>
+      </w:r>
+      <w:r>
+        <w:t xml:space="preserve"> </w:t>
+      </w:r>
+      <w:r>
+        <w:rPr>
+          <w:rStyle w:val="VerbatimChar"/>
+        </w:rPr>
+        <w:t xml:space="preserve">chars.json</w:t>
+      </w:r>
+      <w:r>
+        <w:t xml:space="preserve">）。</w:t>
       </w:r>
     </w:p>
     <w:p>

--- a/docs/开发文档.docx
+++ b/docs/开发文档.docx
@@ -1653,6 +1653,24 @@
         <w:rPr>
           <w:rStyle w:val="VerbatimChar"/>
         </w:rPr>
+        <w:t xml:space="preserve">│   ├── textbook.js             # 部编版 1-6 年级字库（册/单元/课，生成）</w:t>
+      </w:r>
+      <w:r>
+        <w:br/>
+      </w:r>
+      <w:r>
+        <w:rPr>
+          <w:rStyle w:val="VerbatimChar"/>
+        </w:rPr>
+        <w:t xml:space="preserve">│   ├── textbookPinyin.js       # 教材 2999 字拼音表（生成）</w:t>
+      </w:r>
+      <w:r>
+        <w:br/>
+      </w:r>
+      <w:r>
+        <w:rPr>
+          <w:rStyle w:val="VerbatimChar"/>
+        </w:rPr>
         <w:t xml:space="preserve">│   └── embedded.js             # 可选：内置笔画数据（默认空）</w:t>
       </w:r>
       <w:r>
@@ -1689,7 +1707,7 @@
         <w:rPr>
           <w:rStyle w:val="VerbatimChar"/>
         </w:rPr>
-        <w:t xml:space="preserve">│   └── storage.js              # 记录/收藏/偏好/每日打卡</w:t>
+        <w:t xml:space="preserve">│   └── storage.js              # 记录/收藏/偏好/打卡/轨迹</w:t>
       </w:r>
       <w:r>
         <w:br/>
@@ -1716,7 +1734,7 @@
         <w:rPr>
           <w:rStyle w:val="VerbatimChar"/>
         </w:rPr>
-        <w:t xml:space="preserve">├── packages/</w:t>
+        <w:t xml:space="preserve">└── pages/</w:t>
       </w:r>
       <w:r>
         <w:br/>
@@ -1725,7 +1743,7 @@
         <w:rPr>
           <w:rStyle w:val="VerbatimChar"/>
         </w:rPr>
-        <w:t xml:space="preserve">│   └── textbook/               # 教材同步分包（部编版 1-6 年级字库）</w:t>
+        <w:t xml:space="preserve">    ├── index/                  # 首页：搜索、每日一字、今日一课、分类、快捷入口</w:t>
       </w:r>
       <w:r>
         <w:br/>
@@ -1734,7 +1752,7 @@
         <w:rPr>
           <w:rStyle w:val="VerbatimChar"/>
         </w:rPr>
-        <w:t xml:space="preserve">│       ├── data/textbook.js    # 册/单元/课 + 识字表/写字表/例词（生成）</w:t>
+        <w:t xml:space="preserve">    ├── library/                # 字库 tab：分类列表</w:t>
       </w:r>
       <w:r>
         <w:br/>
@@ -1743,7 +1761,7 @@
         <w:rPr>
           <w:rStyle w:val="VerbatimChar"/>
         </w:rPr>
-        <w:t xml:space="preserve">│       ├── data/pinyin.js      # 2999 字拼音表（生成）</w:t>
+        <w:t xml:space="preserve">    ├── category/               # 分类内汉字网格（普通页，navigateTo 进入）</w:t>
       </w:r>
       <w:r>
         <w:br/>
@@ -1752,7 +1770,7 @@
         <w:rPr>
           <w:rStyle w:val="VerbatimChar"/>
         </w:rPr>
-        <w:t xml:space="preserve">│       └── pages/              # textbook 浏览页 + dictation 听写页</w:t>
+        <w:t xml:space="preserve">    ├── practice/               # 练字：演示/描红/测验 + 格子/详情/朗读/海报/字帖</w:t>
       </w:r>
       <w:r>
         <w:br/>
@@ -1761,7 +1779,7 @@
         <w:rPr>
           <w:rStyle w:val="VerbatimChar"/>
         </w:rPr>
-        <w:t xml:space="preserve">└── pages/</w:t>
+        <w:t xml:space="preserve">    ├── idiom/                  # 成语练字（拼音/释义 + 按字练习）</w:t>
       </w:r>
       <w:r>
         <w:br/>
@@ -1770,7 +1788,7 @@
         <w:rPr>
           <w:rStyle w:val="VerbatimChar"/>
         </w:rPr>
-        <w:t xml:space="preserve">    ├── index/                  # 首页：搜索、每日一字、分类、快捷入口</w:t>
+        <w:t xml:space="preserve">    ├── textbook/               # 教材同步：册→单元→课浏览</w:t>
       </w:r>
       <w:r>
         <w:br/>
@@ -1779,34 +1797,7 @@
         <w:rPr>
           <w:rStyle w:val="VerbatimChar"/>
         </w:rPr>
-        <w:t xml:space="preserve">    ├── library/                # 字库 tab：分类列表</w:t>
-      </w:r>
-      <w:r>
-        <w:br/>
-      </w:r>
-      <w:r>
-        <w:rPr>
-          <w:rStyle w:val="VerbatimChar"/>
-        </w:rPr>
-        <w:t xml:space="preserve">    ├── category/               # 分类内汉字网格（普通页，navigateTo 进入）</w:t>
-      </w:r>
-      <w:r>
-        <w:br/>
-      </w:r>
-      <w:r>
-        <w:rPr>
-          <w:rStyle w:val="VerbatimChar"/>
-        </w:rPr>
-        <w:t xml:space="preserve">    ├── practice/               # 练字：演示/描红/测验 + 格子/详情/朗读/海报/字帖</w:t>
-      </w:r>
-      <w:r>
-        <w:br/>
-      </w:r>
-      <w:r>
-        <w:rPr>
-          <w:rStyle w:val="VerbatimChar"/>
-        </w:rPr>
-        <w:t xml:space="preserve">    ├── idiom/                  # 成语练字（拼音/释义 + 按字练习）</w:t>
+        <w:t xml:space="preserve">    ├── dictation/              # 教材听写测试</w:t>
       </w:r>
       <w:r>
         <w:br/>
@@ -2155,19 +2146,19 @@
               <w:rPr>
                 <w:rStyle w:val="VerbatimChar"/>
               </w:rPr>
-              <w:t xml:space="preserve">packages/textbook/pages/textbook/textbook</w:t>
-            </w:r>
-          </w:p>
-        </w:tc>
-        <w:tc>
-          <w:tcPr/>
-          <w:p>
-            <w:pPr>
-              <w:pStyle w:val="Compact"/>
-              <w:jc w:val="left"/>
-            </w:pPr>
-            <w:r>
-              <w:t xml:space="preserve">分包</w:t>
+              <w:t xml:space="preserve">pages/textbook/textbook</w:t>
+            </w:r>
+          </w:p>
+        </w:tc>
+        <w:tc>
+          <w:tcPr/>
+          <w:p>
+            <w:pPr>
+              <w:pStyle w:val="Compact"/>
+              <w:jc w:val="left"/>
+            </w:pPr>
+            <w:r>
+              <w:t xml:space="preserve">普通页</w:t>
             </w:r>
           </w:p>
         </w:tc>
@@ -2180,6 +2171,59 @@
             </w:pPr>
             <w:r>
               <w:t xml:space="preserve">部编版 1-6 年级识字/写字表浏览与练习</w:t>
+            </w:r>
+          </w:p>
+        </w:tc>
+      </w:tr>
+      <w:tr>
+        <w:tc>
+          <w:tcPr/>
+          <w:p>
+            <w:pPr>
+              <w:pStyle w:val="Compact"/>
+              <w:jc w:val="left"/>
+            </w:pPr>
+            <w:r>
+              <w:t xml:space="preserve">听写</w:t>
+            </w:r>
+          </w:p>
+        </w:tc>
+        <w:tc>
+          <w:tcPr/>
+          <w:p>
+            <w:pPr>
+              <w:pStyle w:val="Compact"/>
+              <w:jc w:val="left"/>
+            </w:pPr>
+            <w:r>
+              <w:rPr>
+                <w:rStyle w:val="VerbatimChar"/>
+              </w:rPr>
+              <w:t xml:space="preserve">pages/dictation/dictation</w:t>
+            </w:r>
+          </w:p>
+        </w:tc>
+        <w:tc>
+          <w:tcPr/>
+          <w:p>
+            <w:pPr>
+              <w:pStyle w:val="Compact"/>
+              <w:jc w:val="left"/>
+            </w:pPr>
+            <w:r>
+              <w:t xml:space="preserve">普通页</w:t>
+            </w:r>
+          </w:p>
+        </w:tc>
+        <w:tc>
+          <w:tcPr/>
+          <w:p>
+            <w:pPr>
+              <w:pStyle w:val="Compact"/>
+              <w:jc w:val="left"/>
+            </w:pPr>
+            <w:r>
+              <w:t xml:space="preserve">教材听写测试</w:t>
             </w:r>
           </w:p>
         </w:tc>
@@ -6526,13 +6570,13 @@
       </w:r>
     </w:p>
     <w:bookmarkEnd w:id="51"/>
-    <w:bookmarkStart w:id="52" w:name="教材同步分包-packagestextbook"/>
+    <w:bookmarkStart w:id="52" w:name="教材同步字库部编版-1-6-年级"/>
     <w:p>
       <w:pPr>
         <w:pStyle w:val="Heading2"/>
       </w:pPr>
       <w:r>
-        <w:t xml:space="preserve">7.7 教材同步分包 packages/textbook</w:t>
+        <w:t xml:space="preserve">7.7 教材同步字库（部编版 1-6 年级）</w:t>
       </w:r>
     </w:p>
     <w:p>
@@ -6586,6 +6630,21 @@
         <w:t xml:space="preserve">meta.json</w:t>
       </w:r>
       <w:r>
+        <w:t xml:space="preserve"> </w:t>
+      </w:r>
+      <w:r>
+        <w:t xml:space="preserve">/</w:t>
+      </w:r>
+      <w:r>
+        <w:t xml:space="preserve"> </w:t>
+      </w:r>
+      <w:r>
+        <w:rPr>
+          <w:rStyle w:val="VerbatimChar"/>
+        </w:rPr>
+        <w:t xml:space="preserve">chars.json</w:t>
+      </w:r>
+      <w:r>
         <w:t xml:space="preserve">）。</w:t>
       </w:r>
     </w:p>
@@ -6622,16 +6681,43 @@
         <w:t xml:space="preserve">数据文件</w:t>
       </w:r>
       <w:r>
-        <w:t xml:space="preserve">：</w:t>
-      </w:r>
-      <w:r>
-        <w:rPr>
-          <w:rStyle w:val="VerbatimChar"/>
-        </w:rPr>
-        <w:t xml:space="preserve">packages/textbook/data/textbook.js</w:t>
-      </w:r>
-      <w:r>
-        <w:t xml:space="preserve">（约 69KB，生成；仅存字符与分组，不含笔画数据）。</w:t>
+        <w:t xml:space="preserve">（主包，约 99KB，生成；仅存字符/拼音与分组，不含笔画数据）：</w:t>
+      </w:r>
+    </w:p>
+    <w:p>
+      <w:pPr>
+        <w:numPr>
+          <w:ilvl w:val="1"/>
+          <w:numId w:val="1019"/>
+        </w:numPr>
+        <w:pStyle w:val="Compact"/>
+      </w:pPr>
+      <w:r>
+        <w:rPr>
+          <w:rStyle w:val="VerbatimChar"/>
+        </w:rPr>
+        <w:t xml:space="preserve">data/textbook.js</w:t>
+      </w:r>
+      <w:r>
+        <w:t xml:space="preserve">：册/单元/课 + 识字表/写字表/例词</w:t>
+      </w:r>
+    </w:p>
+    <w:p>
+      <w:pPr>
+        <w:numPr>
+          <w:ilvl w:val="1"/>
+          <w:numId w:val="1019"/>
+        </w:numPr>
+        <w:pStyle w:val="Compact"/>
+      </w:pPr>
+      <w:r>
+        <w:rPr>
+          <w:rStyle w:val="VerbatimChar"/>
+        </w:rPr>
+        <w:t xml:space="preserve">data/textbookPinyin.js</w:t>
+      </w:r>
+      <w:r>
+        <w:t xml:space="preserve">：2999 字拼音表</w:t>
       </w:r>
     </w:p>
     <w:p>
@@ -7318,52 +7404,10 @@
           <w:bCs/>
           <w:b/>
         </w:rPr>
-        <w:t xml:space="preserve">分包</w:t>
-      </w:r>
-      <w:r>
-        <w:t xml:space="preserve">：在</w:t>
-      </w:r>
-      <w:r>
-        <w:t xml:space="preserve"> </w:t>
-      </w:r>
-      <w:r>
-        <w:rPr>
-          <w:rStyle w:val="VerbatimChar"/>
-        </w:rPr>
-        <w:t xml:space="preserve">app.json</w:t>
-      </w:r>
-      <w:r>
-        <w:t xml:space="preserve"> </w:t>
-      </w:r>
-      <w:r>
-        <w:t xml:space="preserve">的</w:t>
-      </w:r>
-      <w:r>
-        <w:t xml:space="preserve"> </w:t>
-      </w:r>
-      <w:r>
-        <w:rPr>
-          <w:rStyle w:val="VerbatimChar"/>
-        </w:rPr>
-        <w:t xml:space="preserve">subPackages</w:t>
-      </w:r>
-      <w:r>
-        <w:t xml:space="preserve"> </w:t>
-      </w:r>
-      <w:r>
-        <w:t xml:space="preserve">中声明，</w:t>
-      </w:r>
-      <w:r>
-        <w:rPr>
-          <w:rStyle w:val="VerbatimChar"/>
-        </w:rPr>
-        <w:t xml:space="preserve">preloadRule</w:t>
-      </w:r>
-      <w:r>
-        <w:t xml:space="preserve"> </w:t>
-      </w:r>
-      <w:r>
-        <w:t xml:space="preserve">在进入字库页时预下载，避免撑大主包。</w:t>
+        <w:t xml:space="preserve">放在主包的原因</w:t>
+      </w:r>
+      <w:r>
+        <w:t xml:space="preserve">：约 99KB，远低于主包 2MB 上限；且首页需要读取它来渲染「今日一课」与年级入口（主包不能引用分包数据）。因此不再使用分包。</w:t>
       </w:r>
     </w:p>
     <w:p>
@@ -7378,10 +7422,10 @@
           <w:bCs/>
           <w:b/>
         </w:rPr>
-        <w:t xml:space="preserve">页面能力</w:t>
-      </w:r>
-      <w:r>
-        <w:t xml:space="preserve">：选册 → 识字/写字切换 → 单元/课列表 → 课内字网格（点击练字）、例词（点击练词）、练本课、本课字帖。</w:t>
+        <w:t xml:space="preserve">首页联动</w:t>
+      </w:r>
+      <w:r>
+        <w:t xml:space="preserve">：首页「今日一课」按日期从 395 课里轮换一课的识字/写字字表；年级 chips 直达对应册。</w:t>
       </w:r>
     </w:p>
     <w:p>
@@ -7396,46 +7440,61 @@
           <w:bCs/>
           <w:b/>
         </w:rPr>
-        <w:t xml:space="preserve">听写</w:t>
-      </w:r>
-      <w:r>
-        <w:t xml:space="preserve">：</w:t>
-      </w:r>
-      <w:r>
-        <w:rPr>
-          <w:rStyle w:val="VerbatimChar"/>
-        </w:rPr>
-        <w:t xml:space="preserve">packages/textbook/pages/dictation</w:t>
-      </w:r>
-      <w:r>
-        <w:t xml:space="preserve"> </w:t>
-      </w:r>
-      <w:r>
-        <w:t xml:space="preserve">—— 看拼音选字，TTS 朗读，计分；答错的字进入生字本。支持「听写本课」与「听写本册」。拼音来自</w:t>
-      </w:r>
-      <w:r>
-        <w:t xml:space="preserve"> </w:t>
-      </w:r>
-      <w:r>
-        <w:rPr>
-          <w:rStyle w:val="VerbatimChar"/>
-        </w:rPr>
-        <w:t xml:space="preserve">data/pinyin.js</w:t>
-      </w:r>
-      <w:r>
-        <w:t xml:space="preserve">（2999 字，生成自同一数据集</w:t>
-      </w:r>
-      <w:r>
-        <w:t xml:space="preserve"> </w:t>
-      </w:r>
-      <w:r>
-        <w:rPr>
-          <w:rStyle w:val="VerbatimChar"/>
-        </w:rPr>
-        <w:t xml:space="preserve">chars.json</w:t>
-      </w:r>
-      <w:r>
-        <w:t xml:space="preserve">）。</w:t>
+        <w:t xml:space="preserve">浏览页</w:t>
+      </w:r>
+      <w:r>
+        <w:t xml:space="preserve"> </w:t>
+      </w:r>
+      <w:r>
+        <w:rPr>
+          <w:rStyle w:val="VerbatimChar"/>
+        </w:rPr>
+        <w:t xml:space="preserve">pages/textbook</w:t>
+      </w:r>
+      <w:r>
+        <w:t xml:space="preserve">：选册（支持</w:t>
+      </w:r>
+      <w:r>
+        <w:t xml:space="preserve"> </w:t>
+      </w:r>
+      <w:r>
+        <w:rPr>
+          <w:rStyle w:val="VerbatimChar"/>
+        </w:rPr>
+        <w:t xml:space="preserve">?book=1a</w:t>
+      </w:r>
+      <w:r>
+        <w:t xml:space="preserve"> </w:t>
+      </w:r>
+      <w:r>
+        <w:t xml:space="preserve">直达）→ 识字/写字切换 → 单元/课列表 → 课内字网格（点击练字）、例词（点击练词）、练本课、本课字帖。</w:t>
+      </w:r>
+    </w:p>
+    <w:p>
+      <w:pPr>
+        <w:numPr>
+          <w:ilvl w:val="0"/>
+          <w:numId w:val="1018"/>
+        </w:numPr>
+      </w:pPr>
+      <w:r>
+        <w:rPr>
+          <w:bCs/>
+          <w:b/>
+        </w:rPr>
+        <w:t xml:space="preserve">听写页</w:t>
+      </w:r>
+      <w:r>
+        <w:t xml:space="preserve"> </w:t>
+      </w:r>
+      <w:r>
+        <w:rPr>
+          <w:rStyle w:val="VerbatimChar"/>
+        </w:rPr>
+        <w:t xml:space="preserve">pages/dictation</w:t>
+      </w:r>
+      <w:r>
+        <w:t xml:space="preserve">：看拼音选字，TTS 朗读，计分；答错的字进入生字本。支持「听写本课」与「听写本册」。</w:t>
       </w:r>
     </w:p>
     <w:p>
@@ -7703,7 +7762,7 @@
       <w:pPr>
         <w:numPr>
           <w:ilvl w:val="0"/>
-          <w:numId w:val="1019"/>
+          <w:numId w:val="1020"/>
         </w:numPr>
         <w:pStyle w:val="Compact"/>
       </w:pPr>
@@ -7715,7 +7774,7 @@
       <w:pPr>
         <w:numPr>
           <w:ilvl w:val="0"/>
-          <w:numId w:val="1019"/>
+          <w:numId w:val="1020"/>
         </w:numPr>
         <w:pStyle w:val="Compact"/>
       </w:pPr>
@@ -7727,7 +7786,7 @@
       <w:pPr>
         <w:numPr>
           <w:ilvl w:val="0"/>
-          <w:numId w:val="1019"/>
+          <w:numId w:val="1020"/>
         </w:numPr>
         <w:pStyle w:val="Compact"/>
       </w:pPr>
@@ -7767,7 +7826,7 @@
       <w:pPr>
         <w:numPr>
           <w:ilvl w:val="0"/>
-          <w:numId w:val="1020"/>
+          <w:numId w:val="1021"/>
         </w:numPr>
         <w:pStyle w:val="Compact"/>
       </w:pPr>
@@ -7786,7 +7845,7 @@
       <w:pPr>
         <w:numPr>
           <w:ilvl w:val="0"/>
-          <w:numId w:val="1020"/>
+          <w:numId w:val="1021"/>
         </w:numPr>
         <w:pStyle w:val="Compact"/>
       </w:pPr>
@@ -7814,7 +7873,7 @@
       <w:pPr>
         <w:numPr>
           <w:ilvl w:val="0"/>
-          <w:numId w:val="1020"/>
+          <w:numId w:val="1021"/>
         </w:numPr>
         <w:pStyle w:val="Compact"/>
       </w:pPr>
@@ -7833,7 +7892,7 @@
       <w:pPr>
         <w:numPr>
           <w:ilvl w:val="0"/>
-          <w:numId w:val="1020"/>
+          <w:numId w:val="1021"/>
         </w:numPr>
         <w:pStyle w:val="Compact"/>
       </w:pPr>
@@ -7852,7 +7911,7 @@
       <w:pPr>
         <w:numPr>
           <w:ilvl w:val="0"/>
-          <w:numId w:val="1020"/>
+          <w:numId w:val="1021"/>
         </w:numPr>
         <w:pStyle w:val="Compact"/>
       </w:pPr>
@@ -8077,7 +8136,7 @@
       <w:pPr>
         <w:numPr>
           <w:ilvl w:val="0"/>
-          <w:numId w:val="1021"/>
+          <w:numId w:val="1022"/>
         </w:numPr>
         <w:pStyle w:val="Compact"/>
       </w:pPr>
@@ -8089,7 +8148,7 @@
       <w:pPr>
         <w:numPr>
           <w:ilvl w:val="0"/>
-          <w:numId w:val="1021"/>
+          <w:numId w:val="1022"/>
         </w:numPr>
         <w:pStyle w:val="Compact"/>
       </w:pPr>
@@ -8101,7 +8160,7 @@
       <w:pPr>
         <w:numPr>
           <w:ilvl w:val="0"/>
-          <w:numId w:val="1021"/>
+          <w:numId w:val="1022"/>
         </w:numPr>
         <w:pStyle w:val="Compact"/>
       </w:pPr>
@@ -8113,7 +8172,7 @@
       <w:pPr>
         <w:numPr>
           <w:ilvl w:val="0"/>
-          <w:numId w:val="1021"/>
+          <w:numId w:val="1022"/>
         </w:numPr>
         <w:pStyle w:val="Compact"/>
       </w:pPr>
@@ -8125,7 +8184,7 @@
       <w:pPr>
         <w:numPr>
           <w:ilvl w:val="0"/>
-          <w:numId w:val="1021"/>
+          <w:numId w:val="1022"/>
         </w:numPr>
         <w:pStyle w:val="Compact"/>
       </w:pPr>
@@ -8137,7 +8196,7 @@
       <w:pPr>
         <w:numPr>
           <w:ilvl w:val="0"/>
-          <w:numId w:val="1021"/>
+          <w:numId w:val="1022"/>
         </w:numPr>
         <w:pStyle w:val="Compact"/>
       </w:pPr>
@@ -8149,7 +8208,7 @@
       <w:pPr>
         <w:numPr>
           <w:ilvl w:val="0"/>
-          <w:numId w:val="1021"/>
+          <w:numId w:val="1022"/>
         </w:numPr>
         <w:pStyle w:val="Compact"/>
       </w:pPr>
@@ -8161,7 +8220,7 @@
       <w:pPr>
         <w:numPr>
           <w:ilvl w:val="0"/>
-          <w:numId w:val="1021"/>
+          <w:numId w:val="1022"/>
         </w:numPr>
         <w:pStyle w:val="Compact"/>
       </w:pPr>
@@ -8183,7 +8242,7 @@
       <w:pPr>
         <w:numPr>
           <w:ilvl w:val="0"/>
-          <w:numId w:val="1022"/>
+          <w:numId w:val="1023"/>
         </w:numPr>
         <w:pStyle w:val="Compact"/>
       </w:pPr>
@@ -8225,7 +8284,7 @@
       <w:pPr>
         <w:numPr>
           <w:ilvl w:val="0"/>
-          <w:numId w:val="1022"/>
+          <w:numId w:val="1023"/>
         </w:numPr>
         <w:pStyle w:val="Compact"/>
       </w:pPr>
@@ -8265,7 +8324,7 @@
       <w:pPr>
         <w:numPr>
           <w:ilvl w:val="0"/>
-          <w:numId w:val="1022"/>
+          <w:numId w:val="1023"/>
         </w:numPr>
         <w:pStyle w:val="Compact"/>
       </w:pPr>
@@ -8277,7 +8336,7 @@
       <w:pPr>
         <w:numPr>
           <w:ilvl w:val="0"/>
-          <w:numId w:val="1022"/>
+          <w:numId w:val="1023"/>
         </w:numPr>
         <w:pStyle w:val="Compact"/>
       </w:pPr>
@@ -8289,7 +8348,7 @@
       <w:pPr>
         <w:numPr>
           <w:ilvl w:val="0"/>
-          <w:numId w:val="1022"/>
+          <w:numId w:val="1023"/>
         </w:numPr>
         <w:pStyle w:val="Compact"/>
       </w:pPr>
@@ -8301,7 +8360,7 @@
       <w:pPr>
         <w:numPr>
           <w:ilvl w:val="0"/>
-          <w:numId w:val="1022"/>
+          <w:numId w:val="1023"/>
         </w:numPr>
         <w:pStyle w:val="Compact"/>
       </w:pPr>
@@ -8313,7 +8372,7 @@
       <w:pPr>
         <w:numPr>
           <w:ilvl w:val="0"/>
-          <w:numId w:val="1022"/>
+          <w:numId w:val="1023"/>
         </w:numPr>
         <w:pStyle w:val="Compact"/>
       </w:pPr>
@@ -8335,7 +8394,7 @@
       <w:pPr>
         <w:numPr>
           <w:ilvl w:val="0"/>
-          <w:numId w:val="1023"/>
+          <w:numId w:val="1024"/>
         </w:numPr>
         <w:pStyle w:val="Compact"/>
       </w:pPr>
@@ -8359,7 +8418,7 @@
       <w:pPr>
         <w:numPr>
           <w:ilvl w:val="0"/>
-          <w:numId w:val="1023"/>
+          <w:numId w:val="1024"/>
         </w:numPr>
         <w:pStyle w:val="Compact"/>
       </w:pPr>
@@ -8371,7 +8430,7 @@
       <w:pPr>
         <w:numPr>
           <w:ilvl w:val="0"/>
-          <w:numId w:val="1023"/>
+          <w:numId w:val="1024"/>
         </w:numPr>
         <w:pStyle w:val="Compact"/>
       </w:pPr>
@@ -8383,7 +8442,7 @@
       <w:pPr>
         <w:numPr>
           <w:ilvl w:val="0"/>
-          <w:numId w:val="1023"/>
+          <w:numId w:val="1024"/>
         </w:numPr>
         <w:pStyle w:val="Compact"/>
       </w:pPr>
@@ -8395,7 +8454,7 @@
       <w:pPr>
         <w:numPr>
           <w:ilvl w:val="0"/>
-          <w:numId w:val="1023"/>
+          <w:numId w:val="1024"/>
         </w:numPr>
         <w:pStyle w:val="Compact"/>
       </w:pPr>
@@ -8407,7 +8466,7 @@
       <w:pPr>
         <w:numPr>
           <w:ilvl w:val="0"/>
-          <w:numId w:val="1023"/>
+          <w:numId w:val="1024"/>
         </w:numPr>
         <w:pStyle w:val="Compact"/>
       </w:pPr>
@@ -8419,7 +8478,7 @@
       <w:pPr>
         <w:numPr>
           <w:ilvl w:val="0"/>
-          <w:numId w:val="1023"/>
+          <w:numId w:val="1024"/>
         </w:numPr>
         <w:pStyle w:val="Compact"/>
       </w:pPr>
@@ -8446,7 +8505,7 @@
       <w:pPr>
         <w:numPr>
           <w:ilvl w:val="0"/>
-          <w:numId w:val="1023"/>
+          <w:numId w:val="1024"/>
         </w:numPr>
         <w:pStyle w:val="Compact"/>
       </w:pPr>
@@ -8469,7 +8528,7 @@
       <w:pPr>
         <w:numPr>
           <w:ilvl w:val="0"/>
-          <w:numId w:val="1024"/>
+          <w:numId w:val="1025"/>
         </w:numPr>
         <w:pStyle w:val="Compact"/>
       </w:pPr>
@@ -8481,7 +8540,7 @@
       <w:pPr>
         <w:numPr>
           <w:ilvl w:val="0"/>
-          <w:numId w:val="1024"/>
+          <w:numId w:val="1025"/>
         </w:numPr>
         <w:pStyle w:val="Compact"/>
       </w:pPr>
@@ -8493,7 +8552,7 @@
       <w:pPr>
         <w:numPr>
           <w:ilvl w:val="0"/>
-          <w:numId w:val="1024"/>
+          <w:numId w:val="1025"/>
         </w:numPr>
         <w:pStyle w:val="Compact"/>
       </w:pPr>
@@ -8505,7 +8564,7 @@
       <w:pPr>
         <w:numPr>
           <w:ilvl w:val="0"/>
-          <w:numId w:val="1024"/>
+          <w:numId w:val="1025"/>
         </w:numPr>
         <w:pStyle w:val="Compact"/>
       </w:pPr>
@@ -8517,7 +8576,7 @@
       <w:pPr>
         <w:numPr>
           <w:ilvl w:val="0"/>
-          <w:numId w:val="1024"/>
+          <w:numId w:val="1025"/>
         </w:numPr>
         <w:pStyle w:val="Compact"/>
       </w:pPr>
@@ -8529,7 +8588,7 @@
       <w:pPr>
         <w:numPr>
           <w:ilvl w:val="0"/>
-          <w:numId w:val="1024"/>
+          <w:numId w:val="1025"/>
         </w:numPr>
         <w:pStyle w:val="Compact"/>
       </w:pPr>
@@ -8970,7 +9029,7 @@
       <w:pPr>
         <w:numPr>
           <w:ilvl w:val="0"/>
-          <w:numId w:val="1025"/>
+          <w:numId w:val="1026"/>
         </w:numPr>
         <w:pStyle w:val="Compact"/>
       </w:pPr>
@@ -8994,7 +9053,7 @@
       <w:pPr>
         <w:numPr>
           <w:ilvl w:val="0"/>
-          <w:numId w:val="1025"/>
+          <w:numId w:val="1026"/>
         </w:numPr>
         <w:pStyle w:val="Compact"/>
       </w:pPr>
@@ -9006,7 +9065,7 @@
       <w:pPr>
         <w:numPr>
           <w:ilvl w:val="0"/>
-          <w:numId w:val="1025"/>
+          <w:numId w:val="1026"/>
         </w:numPr>
         <w:pStyle w:val="Compact"/>
       </w:pPr>
@@ -9451,6 +9510,9 @@
     <w:abstractNumId w:val="991"/>
   </w:num>
   <w:num w:numId="1020">
+    <w:abstractNumId w:val="991"/>
+  </w:num>
+  <w:num w:numId="1021">
     <w:abstractNumId w:val="99411"/>
     <w:lvlOverride w:ilvl="0">
       <w:startOverride w:val="1"/>
@@ -9480,9 +9542,6 @@
       <w:startOverride w:val="1"/>
     </w:lvlOverride>
   </w:num>
-  <w:num w:numId="1021">
-    <w:abstractNumId w:val="991"/>
-  </w:num>
   <w:num w:numId="1022">
     <w:abstractNumId w:val="991"/>
   </w:num>
@@ -9490,6 +9549,9 @@
     <w:abstractNumId w:val="991"/>
   </w:num>
   <w:num w:numId="1024">
+    <w:abstractNumId w:val="991"/>
+  </w:num>
+  <w:num w:numId="1025">
     <w:abstractNumId w:val="99411"/>
     <w:lvlOverride w:ilvl="0">
       <w:startOverride w:val="1"/>
@@ -9519,7 +9581,7 @@
       <w:startOverride w:val="1"/>
     </w:lvlOverride>
   </w:num>
-  <w:num w:numId="1025">
+  <w:num w:numId="1026">
     <w:abstractNumId w:val="991"/>
   </w:num>
 </w:numbering>

--- a/docs/开发文档.docx
+++ b/docs/开发文档.docx
@@ -425,7 +425,45 @@
         <w:t xml:space="preserve">教材听写</w:t>
       </w:r>
       <w:r>
-        <w:t xml:space="preserve">：按课/按册听写测试（看拼音选字、TTS 朗读、计分，错字进入生字本）。</w:t>
+        <w:t xml:space="preserve">：按课 / 单元 / 册听写测试（看拼音选字、TTS 朗读、计分，错字进入生字本）。</w:t>
+      </w:r>
+    </w:p>
+    <w:p>
+      <w:pPr>
+        <w:numPr>
+          <w:ilvl w:val="0"/>
+          <w:numId w:val="1001"/>
+        </w:numPr>
+        <w:pStyle w:val="Compact"/>
+      </w:pPr>
+      <w:r>
+        <w:rPr>
+          <w:bCs/>
+          <w:b/>
+        </w:rPr>
+        <w:t xml:space="preserve">课本古诗</w:t>
+      </w:r>
+      <w:r>
+        <w:t xml:space="preserve">：部编版课文古诗 113 首（按册浏览、看原文、练整首、生成字帖）。</w:t>
+      </w:r>
+    </w:p>
+    <w:p>
+      <w:pPr>
+        <w:numPr>
+          <w:ilvl w:val="0"/>
+          <w:numId w:val="1001"/>
+        </w:numPr>
+        <w:pStyle w:val="Compact"/>
+      </w:pPr>
+      <w:r>
+        <w:rPr>
+          <w:bCs/>
+          <w:b/>
+        </w:rPr>
+        <w:t xml:space="preserve">首页教材联动</w:t>
+      </w:r>
+      <w:r>
+        <w:t xml:space="preserve">：今日一课（395 课轮换）、今日一诗、年级入口、最近练习。</w:t>
       </w:r>
     </w:p>
     <w:p>
@@ -1671,6 +1709,15 @@
         <w:rPr>
           <w:rStyle w:val="VerbatimChar"/>
         </w:rPr>
+        <w:t xml:space="preserve">│   ├── poems.js                # 课本古诗 113 首（生成）</w:t>
+      </w:r>
+      <w:r>
+        <w:br/>
+      </w:r>
+      <w:r>
+        <w:rPr>
+          <w:rStyle w:val="VerbatimChar"/>
+        </w:rPr>
         <w:t xml:space="preserve">│   └── embedded.js             # 可选：内置笔画数据（默认空）</w:t>
       </w:r>
       <w:r>
@@ -1797,7 +1844,16 @@
         <w:rPr>
           <w:rStyle w:val="VerbatimChar"/>
         </w:rPr>
-        <w:t xml:space="preserve">    ├── dictation/              # 教材听写测试</w:t>
+        <w:t xml:space="preserve">    ├── dictation/              # 教材听写测试（课/单元/册）</w:t>
+      </w:r>
+      <w:r>
+        <w:br/>
+      </w:r>
+      <w:r>
+        <w:rPr>
+          <w:rStyle w:val="VerbatimChar"/>
+        </w:rPr>
+        <w:t xml:space="preserve">    ├── poem/                   # 课本古诗</w:t>
       </w:r>
       <w:r>
         <w:br/>
@@ -2224,6 +2280,59 @@
             </w:pPr>
             <w:r>
               <w:t xml:space="preserve">教材听写测试</w:t>
+            </w:r>
+          </w:p>
+        </w:tc>
+      </w:tr>
+      <w:tr>
+        <w:tc>
+          <w:tcPr/>
+          <w:p>
+            <w:pPr>
+              <w:pStyle w:val="Compact"/>
+              <w:jc w:val="left"/>
+            </w:pPr>
+            <w:r>
+              <w:t xml:space="preserve">古诗</w:t>
+            </w:r>
+          </w:p>
+        </w:tc>
+        <w:tc>
+          <w:tcPr/>
+          <w:p>
+            <w:pPr>
+              <w:pStyle w:val="Compact"/>
+              <w:jc w:val="left"/>
+            </w:pPr>
+            <w:r>
+              <w:rPr>
+                <w:rStyle w:val="VerbatimChar"/>
+              </w:rPr>
+              <w:t xml:space="preserve">pages/poem/poem</w:t>
+            </w:r>
+          </w:p>
+        </w:tc>
+        <w:tc>
+          <w:tcPr/>
+          <w:p>
+            <w:pPr>
+              <w:pStyle w:val="Compact"/>
+              <w:jc w:val="left"/>
+            </w:pPr>
+            <w:r>
+              <w:t xml:space="preserve">普通页</w:t>
+            </w:r>
+          </w:p>
+        </w:tc>
+        <w:tc>
+          <w:tcPr/>
+          <w:p>
+            <w:pPr>
+              <w:pStyle w:val="Compact"/>
+              <w:jc w:val="left"/>
+            </w:pPr>
+            <w:r>
+              <w:t xml:space="preserve">课本古诗浏览/练习</w:t>
             </w:r>
           </w:p>
         </w:tc>

--- a/docs/开发文档.docx
+++ b/docs/开发文档.docx
@@ -2096,7 +2096,7 @@
               <w:jc w:val="left"/>
             </w:pPr>
             <w:r>
-              <w:t xml:space="preserve">分类列表</w:t>
+              <w:t xml:space="preserve">按教材年级 + 按主题分类</w:t>
             </w:r>
           </w:p>
         </w:tc>

--- a/docs/开发文档.docx
+++ b/docs/开发文档.docx
@@ -468,6 +468,25 @@
     </w:p>
     <w:p>
       <w:pPr>
+        <w:numPr>
+          <w:ilvl w:val="0"/>
+          <w:numId w:val="1001"/>
+        </w:numPr>
+        <w:pStyle w:val="Compact"/>
+      </w:pPr>
+      <w:r>
+        <w:rPr>
+          <w:bCs/>
+          <w:b/>
+        </w:rPr>
+        <w:t xml:space="preserve">单元/册测试卷</w:t>
+      </w:r>
+      <w:r>
+        <w:t xml:space="preserve">：看拼音选字 + 看字选拼音混合出题，计分与错题回顾，错题自动进生字本。</w:t>
+      </w:r>
+    </w:p>
+    <w:p>
+      <w:pPr>
         <w:pStyle w:val="FirstParagraph"/>
       </w:pPr>
       <w:r>
@@ -1854,6 +1873,15 @@
           <w:rStyle w:val="VerbatimChar"/>
         </w:rPr>
         <w:t xml:space="preserve">    ├── poem/                   # 课本古诗</w:t>
+      </w:r>
+      <w:r>
+        <w:br/>
+      </w:r>
+      <w:r>
+        <w:rPr>
+          <w:rStyle w:val="VerbatimChar"/>
+        </w:rPr>
+        <w:t xml:space="preserve">    ├── quiz/                   # 单元/册测试卷</w:t>
       </w:r>
       <w:r>
         <w:br/>
@@ -2333,6 +2361,59 @@
             </w:pPr>
             <w:r>
               <w:t xml:space="preserve">课本古诗浏览/练习</w:t>
+            </w:r>
+          </w:p>
+        </w:tc>
+      </w:tr>
+      <w:tr>
+        <w:tc>
+          <w:tcPr/>
+          <w:p>
+            <w:pPr>
+              <w:pStyle w:val="Compact"/>
+              <w:jc w:val="left"/>
+            </w:pPr>
+            <w:r>
+              <w:t xml:space="preserve">测试卷</w:t>
+            </w:r>
+          </w:p>
+        </w:tc>
+        <w:tc>
+          <w:tcPr/>
+          <w:p>
+            <w:pPr>
+              <w:pStyle w:val="Compact"/>
+              <w:jc w:val="left"/>
+            </w:pPr>
+            <w:r>
+              <w:rPr>
+                <w:rStyle w:val="VerbatimChar"/>
+              </w:rPr>
+              <w:t xml:space="preserve">pages/quiz/quiz</w:t>
+            </w:r>
+          </w:p>
+        </w:tc>
+        <w:tc>
+          <w:tcPr/>
+          <w:p>
+            <w:pPr>
+              <w:pStyle w:val="Compact"/>
+              <w:jc w:val="left"/>
+            </w:pPr>
+            <w:r>
+              <w:t xml:space="preserve">普通页</w:t>
+            </w:r>
+          </w:p>
+        </w:tc>
+        <w:tc>
+          <w:tcPr/>
+          <w:p>
+            <w:pPr>
+              <w:pStyle w:val="Compact"/>
+              <w:jc w:val="left"/>
+            </w:pPr>
+            <w:r>
+              <w:t xml:space="preserve">单元/册混合测试 + 错题回顾</w:t>
             </w:r>
           </w:p>
         </w:tc>

--- a/docs/开发文档.docx
+++ b/docs/开发文档.docx
@@ -1935,7 +1935,48 @@
         <w:rPr>
           <w:rStyle w:val="VerbatimChar"/>
         </w:rPr>
+        <w:t xml:space="preserve">    ├── about/                  # 关于与隐私</w:t>
+      </w:r>
+      <w:r>
+        <w:br/>
+      </w:r>
+      <w:r>
+        <w:rPr>
+          <w:rStyle w:val="VerbatimChar"/>
+        </w:rPr>
         <w:t xml:space="preserve">    └── profile/                # 我的：打卡、统计、收藏、记录</w:t>
+      </w:r>
+    </w:p>
+    <w:p>
+      <w:pPr>
+        <w:pStyle w:val="BlockText"/>
+      </w:pPr>
+      <w:r>
+        <w:t xml:space="preserve">另有</w:t>
+      </w:r>
+      <w:r>
+        <w:t xml:space="preserve"> </w:t>
+      </w:r>
+      <w:r>
+        <w:rPr>
+          <w:rStyle w:val="VerbatimChar"/>
+        </w:rPr>
+        <w:t xml:space="preserve">tools/fetch-strokes.mjs</w:t>
+      </w:r>
+      <w:r>
+        <w:t xml:space="preserve">（批量下载笔画数据用于自建托管）与</w:t>
+      </w:r>
+      <w:r>
+        <w:t xml:space="preserve"> </w:t>
+      </w:r>
+      <w:r>
+        <w:rPr>
+          <w:rStyle w:val="VerbatimChar"/>
+        </w:rPr>
+        <w:t xml:space="preserve">docs/上线指引.md</w:t>
+      </w:r>
+      <w:r>
+        <w:t xml:space="preserve">（发布流程与检查清单）。</w:t>
       </w:r>
     </w:p>
     <w:bookmarkEnd w:id="30"/>
@@ -2414,6 +2455,59 @@
             </w:pPr>
             <w:r>
               <w:t xml:space="preserve">单元/册混合测试 + 错题回顾</w:t>
+            </w:r>
+          </w:p>
+        </w:tc>
+      </w:tr>
+      <w:tr>
+        <w:tc>
+          <w:tcPr/>
+          <w:p>
+            <w:pPr>
+              <w:pStyle w:val="Compact"/>
+              <w:jc w:val="left"/>
+            </w:pPr>
+            <w:r>
+              <w:t xml:space="preserve">关于</w:t>
+            </w:r>
+          </w:p>
+        </w:tc>
+        <w:tc>
+          <w:tcPr/>
+          <w:p>
+            <w:pPr>
+              <w:pStyle w:val="Compact"/>
+              <w:jc w:val="left"/>
+            </w:pPr>
+            <w:r>
+              <w:rPr>
+                <w:rStyle w:val="VerbatimChar"/>
+              </w:rPr>
+              <w:t xml:space="preserve">pages/about/about</w:t>
+            </w:r>
+          </w:p>
+        </w:tc>
+        <w:tc>
+          <w:tcPr/>
+          <w:p>
+            <w:pPr>
+              <w:pStyle w:val="Compact"/>
+              <w:jc w:val="left"/>
+            </w:pPr>
+            <w:r>
+              <w:t xml:space="preserve">普通页</w:t>
+            </w:r>
+          </w:p>
+        </w:tc>
+        <w:tc>
+          <w:tcPr/>
+          <w:p>
+            <w:pPr>
+              <w:pStyle w:val="Compact"/>
+              <w:jc w:val="left"/>
+            </w:pPr>
+            <w:r>
+              <w:t xml:space="preserve">关于与隐私声明</w:t>
             </w:r>
           </w:p>
         </w:tc>

--- a/docs/开发文档.docx
+++ b/docs/开发文档.docx
@@ -3262,13 +3262,43 @@
         <w:t xml:space="preserve">跨页临时状态</w:t>
       </w:r>
       <w:r>
-        <w:t xml:space="preserve">：</w:t>
-      </w:r>
-      <w:r>
-        <w:rPr>
-          <w:rStyle w:val="VerbatimChar"/>
-        </w:rPr>
-        <w:t xml:space="preserve">App.globalData.practiceList</w:t>
+        <w:t xml:space="preserve">（</w:t>
+      </w:r>
+      <w:r>
+        <w:rPr>
+          <w:rStyle w:val="VerbatimChar"/>
+        </w:rPr>
+        <w:t xml:space="preserve">App.globalData</w:t>
+      </w:r>
+      <w:r>
+        <w:t xml:space="preserve">）：</w:t>
+      </w:r>
+      <w:r>
+        <w:t xml:space="preserve"> </w:t>
+      </w:r>
+      <w:r>
+        <w:t xml:space="preserve">| 键 | 用途 |</w:t>
+      </w:r>
+      <w:r>
+        <w:t xml:space="preserve"> </w:t>
+      </w:r>
+      <w:r>
+        <w:t xml:space="preserve">| — | — |</w:t>
+      </w:r>
+      <w:r>
+        <w:t xml:space="preserve"> </w:t>
+      </w:r>
+      <w:r>
+        <w:t xml:space="preserve">|</w:t>
+      </w:r>
+      <w:r>
+        <w:t xml:space="preserve"> </w:t>
+      </w:r>
+      <w:r>
+        <w:rPr>
+          <w:rStyle w:val="VerbatimChar"/>
+        </w:rPr>
+        <w:t xml:space="preserve">practiceList</w:t>
       </w:r>
       <w:r>
         <w:t xml:space="preserve"> </w:t>
@@ -3286,7 +3316,166 @@
         <w:t xml:space="preserve">practiceIndex</w:t>
       </w:r>
       <w:r>
-        <w:t xml:space="preserve">。</w:t>
+        <w:t xml:space="preserve"> </w:t>
+      </w:r>
+      <w:r>
+        <w:t xml:space="preserve">| 待练字列表与起始索引 |</w:t>
+      </w:r>
+      <w:r>
+        <w:t xml:space="preserve"> </w:t>
+      </w:r>
+      <w:r>
+        <w:t xml:space="preserve">|</w:t>
+      </w:r>
+      <w:r>
+        <w:t xml:space="preserve"> </w:t>
+      </w:r>
+      <w:r>
+        <w:rPr>
+          <w:rStyle w:val="VerbatimChar"/>
+        </w:rPr>
+        <w:t xml:space="preserve">practiceNote</w:t>
+      </w:r>
+      <w:r>
+        <w:t xml:space="preserve"> </w:t>
+      </w:r>
+      <w:r>
+        <w:t xml:space="preserve">| 练字页顶部提示条（成语/课文等） |</w:t>
+      </w:r>
+      <w:r>
+        <w:t xml:space="preserve"> </w:t>
+      </w:r>
+      <w:r>
+        <w:t xml:space="preserve">|</w:t>
+      </w:r>
+      <w:r>
+        <w:t xml:space="preserve"> </w:t>
+      </w:r>
+      <w:r>
+        <w:rPr>
+          <w:rStyle w:val="VerbatimChar"/>
+        </w:rPr>
+        <w:t xml:space="preserve">worksheetList</w:t>
+      </w:r>
+      <w:r>
+        <w:t xml:space="preserve"> </w:t>
+      </w:r>
+      <w:r>
+        <w:t xml:space="preserve">| 进入字帖页的来源字表 |</w:t>
+      </w:r>
+      <w:r>
+        <w:t xml:space="preserve"> </w:t>
+      </w:r>
+      <w:r>
+        <w:t xml:space="preserve">|</w:t>
+      </w:r>
+      <w:r>
+        <w:t xml:space="preserve"> </w:t>
+      </w:r>
+      <w:r>
+        <w:rPr>
+          <w:rStyle w:val="VerbatimChar"/>
+        </w:rPr>
+        <w:t xml:space="preserve">posterChar</w:t>
+      </w:r>
+      <w:r>
+        <w:t xml:space="preserve"> </w:t>
+      </w:r>
+      <w:r>
+        <w:t xml:space="preserve">| 进入海报页的大字 |</w:t>
+      </w:r>
+      <w:r>
+        <w:t xml:space="preserve"> </w:t>
+      </w:r>
+      <w:r>
+        <w:t xml:space="preserve">|</w:t>
+      </w:r>
+      <w:r>
+        <w:t xml:space="preserve"> </w:t>
+      </w:r>
+      <w:r>
+        <w:rPr>
+          <w:rStyle w:val="VerbatimChar"/>
+        </w:rPr>
+        <w:t xml:space="preserve">scribeChar</w:t>
+      </w:r>
+      <w:r>
+        <w:t xml:space="preserve"> </w:t>
+      </w:r>
+      <w:r>
+        <w:t xml:space="preserve">| 进入书写页的范字 |</w:t>
+      </w:r>
+      <w:r>
+        <w:t xml:space="preserve"> </w:t>
+      </w:r>
+      <w:r>
+        <w:t xml:space="preserve">|</w:t>
+      </w:r>
+      <w:r>
+        <w:t xml:space="preserve"> </w:t>
+      </w:r>
+      <w:r>
+        <w:rPr>
+          <w:rStyle w:val="VerbatimChar"/>
+        </w:rPr>
+        <w:t xml:space="preserve">dictationChars</w:t>
+      </w:r>
+      <w:r>
+        <w:t xml:space="preserve"> </w:t>
+      </w:r>
+      <w:r>
+        <w:t xml:space="preserve">/</w:t>
+      </w:r>
+      <w:r>
+        <w:t xml:space="preserve"> </w:t>
+      </w:r>
+      <w:r>
+        <w:rPr>
+          <w:rStyle w:val="VerbatimChar"/>
+        </w:rPr>
+        <w:t xml:space="preserve">dictationTitle</w:t>
+      </w:r>
+      <w:r>
+        <w:t xml:space="preserve"> </w:t>
+      </w:r>
+      <w:r>
+        <w:t xml:space="preserve">| 听写页输入 |</w:t>
+      </w:r>
+      <w:r>
+        <w:t xml:space="preserve"> </w:t>
+      </w:r>
+      <w:r>
+        <w:t xml:space="preserve">|</w:t>
+      </w:r>
+      <w:r>
+        <w:t xml:space="preserve"> </w:t>
+      </w:r>
+      <w:r>
+        <w:rPr>
+          <w:rStyle w:val="VerbatimChar"/>
+        </w:rPr>
+        <w:t xml:space="preserve">quizChars</w:t>
+      </w:r>
+      <w:r>
+        <w:t xml:space="preserve"> </w:t>
+      </w:r>
+      <w:r>
+        <w:t xml:space="preserve">/</w:t>
+      </w:r>
+      <w:r>
+        <w:t xml:space="preserve"> </w:t>
+      </w:r>
+      <w:r>
+        <w:rPr>
+          <w:rStyle w:val="VerbatimChar"/>
+        </w:rPr>
+        <w:t xml:space="preserve">quizTitle</w:t>
+      </w:r>
+      <w:r>
+        <w:t xml:space="preserve"> </w:t>
+      </w:r>
+      <w:r>
+        <w:t xml:space="preserve">| 测试卷输入 |</w:t>
       </w:r>
     </w:p>
     <w:p>
@@ -3344,7 +3533,7 @@
         <w:t xml:space="preserve">wx.setStorageSync</w:t>
       </w:r>
       <w:r>
-        <w:t xml:space="preserve">。</w:t>
+        <w:t xml:space="preserve">（记录/收藏/偏好/打卡/生字本/轨迹）。</w:t>
       </w:r>
     </w:p>
     <w:bookmarkEnd w:id="33"/>
@@ -3426,6 +3615,21 @@
       </w:r>
       <w:r>
         <w:rPr>
+          <w:rStyle w:val="CommentTok"/>
+        </w:rPr>
+        <w:t xml:space="preserve">// 笔画数据基地址（末尾不带斜杠），上线改为自有存储</w:t>
+      </w:r>
+      <w:r>
+        <w:br/>
+      </w:r>
+      <w:r>
+        <w:rPr>
+          <w:rStyle w:val="NormalTok"/>
+        </w:rPr>
+        <w:t xml:space="preserve">  </w:t>
+      </w:r>
+      <w:r>
+        <w:rPr>
           <w:rStyle w:val="DataTypeTok"/>
         </w:rPr>
         <w:t xml:space="preserve">charDataCDN</w:t>
@@ -3449,12 +3653,252 @@
         <w:t xml:space="preserve">'https://cdn.jsdelivr.net/npm/hanzi-writer-data@latest'</w:t>
       </w:r>
       <w:r>
+        <w:rPr>
+          <w:rStyle w:val="OperatorTok"/>
+        </w:rPr>
+        <w:t xml:space="preserve">,</w:t>
+      </w:r>
+      <w:r>
         <w:br/>
       </w:r>
       <w:r>
         <w:rPr>
           <w:rStyle w:val="NormalTok"/>
         </w:rPr>
+        <w:t xml:space="preserve">  </w:t>
+      </w:r>
+      <w:r>
+        <w:rPr>
+          <w:rStyle w:val="CommentTok"/>
+        </w:rPr>
+        <w:t xml:space="preserve">// 朗读开关与音源</w:t>
+      </w:r>
+      <w:r>
+        <w:br/>
+      </w:r>
+      <w:r>
+        <w:rPr>
+          <w:rStyle w:val="NormalTok"/>
+        </w:rPr>
+        <w:t xml:space="preserve">  </w:t>
+      </w:r>
+      <w:r>
+        <w:rPr>
+          <w:rStyle w:val="DataTypeTok"/>
+        </w:rPr>
+        <w:t xml:space="preserve">tts</w:t>
+      </w:r>
+      <w:r>
+        <w:rPr>
+          <w:rStyle w:val="OperatorTok"/>
+        </w:rPr>
+        <w:t xml:space="preserve">:</w:t>
+      </w:r>
+      <w:r>
+        <w:rPr>
+          <w:rStyle w:val="NormalTok"/>
+        </w:rPr>
+        <w:t xml:space="preserve"> { </w:t>
+      </w:r>
+      <w:r>
+        <w:rPr>
+          <w:rStyle w:val="DataTypeTok"/>
+        </w:rPr>
+        <w:t xml:space="preserve">enabled</w:t>
+      </w:r>
+      <w:r>
+        <w:rPr>
+          <w:rStyle w:val="OperatorTok"/>
+        </w:rPr>
+        <w:t xml:space="preserve">:</w:t>
+      </w:r>
+      <w:r>
+        <w:rPr>
+          <w:rStyle w:val="NormalTok"/>
+        </w:rPr>
+        <w:t xml:space="preserve"> </w:t>
+      </w:r>
+      <w:r>
+        <w:rPr>
+          <w:rStyle w:val="KeywordTok"/>
+        </w:rPr>
+        <w:t xml:space="preserve">true</w:t>
+      </w:r>
+      <w:r>
+        <w:rPr>
+          <w:rStyle w:val="OperatorTok"/>
+        </w:rPr>
+        <w:t xml:space="preserve">,</w:t>
+      </w:r>
+      <w:r>
+        <w:rPr>
+          <w:rStyle w:val="NormalTok"/>
+        </w:rPr>
+        <w:t xml:space="preserve"> </w:t>
+      </w:r>
+      <w:r>
+        <w:rPr>
+          <w:rStyle w:val="DataTypeTok"/>
+        </w:rPr>
+        <w:t xml:space="preserve">url</w:t>
+      </w:r>
+      <w:r>
+        <w:rPr>
+          <w:rStyle w:val="OperatorTok"/>
+        </w:rPr>
+        <w:t xml:space="preserve">:</w:t>
+      </w:r>
+      <w:r>
+        <w:rPr>
+          <w:rStyle w:val="NormalTok"/>
+        </w:rPr>
+        <w:t xml:space="preserve"> (text) </w:t>
+      </w:r>
+      <w:r>
+        <w:rPr>
+          <w:rStyle w:val="KeywordTok"/>
+        </w:rPr>
+        <w:t xml:space="preserve">=&gt;</w:t>
+      </w:r>
+      <w:r>
+        <w:rPr>
+          <w:rStyle w:val="NormalTok"/>
+        </w:rPr>
+        <w:t xml:space="preserve"> </w:t>
+      </w:r>
+      <w:r>
+        <w:rPr>
+          <w:rStyle w:val="StringTok"/>
+        </w:rPr>
+        <w:t xml:space="preserve">'...'</w:t>
+      </w:r>
+      <w:r>
+        <w:rPr>
+          <w:rStyle w:val="NormalTok"/>
+        </w:rPr>
+        <w:t xml:space="preserve"> }</w:t>
+      </w:r>
+      <w:r>
+        <w:rPr>
+          <w:rStyle w:val="OperatorTok"/>
+        </w:rPr>
+        <w:t xml:space="preserve">,</w:t>
+      </w:r>
+      <w:r>
+        <w:br/>
+      </w:r>
+      <w:r>
+        <w:rPr>
+          <w:rStyle w:val="NormalTok"/>
+        </w:rPr>
+        <w:t xml:space="preserve">  </w:t>
+      </w:r>
+      <w:r>
+        <w:rPr>
+          <w:rStyle w:val="CommentTok"/>
+        </w:rPr>
+        <w:t xml:space="preserve">// 应用信息（关于页）</w:t>
+      </w:r>
+      <w:r>
+        <w:br/>
+      </w:r>
+      <w:r>
+        <w:rPr>
+          <w:rStyle w:val="NormalTok"/>
+        </w:rPr>
+        <w:t xml:space="preserve">  </w:t>
+      </w:r>
+      <w:r>
+        <w:rPr>
+          <w:rStyle w:val="DataTypeTok"/>
+        </w:rPr>
+        <w:t xml:space="preserve">app</w:t>
+      </w:r>
+      <w:r>
+        <w:rPr>
+          <w:rStyle w:val="OperatorTok"/>
+        </w:rPr>
+        <w:t xml:space="preserve">:</w:t>
+      </w:r>
+      <w:r>
+        <w:rPr>
+          <w:rStyle w:val="NormalTok"/>
+        </w:rPr>
+        <w:t xml:space="preserve"> { </w:t>
+      </w:r>
+      <w:r>
+        <w:rPr>
+          <w:rStyle w:val="DataTypeTok"/>
+        </w:rPr>
+        <w:t xml:space="preserve">name</w:t>
+      </w:r>
+      <w:r>
+        <w:rPr>
+          <w:rStyle w:val="OperatorTok"/>
+        </w:rPr>
+        <w:t xml:space="preserve">:</w:t>
+      </w:r>
+      <w:r>
+        <w:rPr>
+          <w:rStyle w:val="NormalTok"/>
+        </w:rPr>
+        <w:t xml:space="preserve"> </w:t>
+      </w:r>
+      <w:r>
+        <w:rPr>
+          <w:rStyle w:val="StringTok"/>
+        </w:rPr>
+        <w:t xml:space="preserve">'墨学'</w:t>
+      </w:r>
+      <w:r>
+        <w:rPr>
+          <w:rStyle w:val="OperatorTok"/>
+        </w:rPr>
+        <w:t xml:space="preserve">,</w:t>
+      </w:r>
+      <w:r>
+        <w:rPr>
+          <w:rStyle w:val="NormalTok"/>
+        </w:rPr>
+        <w:t xml:space="preserve"> </w:t>
+      </w:r>
+      <w:r>
+        <w:rPr>
+          <w:rStyle w:val="DataTypeTok"/>
+        </w:rPr>
+        <w:t xml:space="preserve">version</w:t>
+      </w:r>
+      <w:r>
+        <w:rPr>
+          <w:rStyle w:val="OperatorTok"/>
+        </w:rPr>
+        <w:t xml:space="preserve">:</w:t>
+      </w:r>
+      <w:r>
+        <w:rPr>
+          <w:rStyle w:val="NormalTok"/>
+        </w:rPr>
+        <w:t xml:space="preserve"> </w:t>
+      </w:r>
+      <w:r>
+        <w:rPr>
+          <w:rStyle w:val="StringTok"/>
+        </w:rPr>
+        <w:t xml:space="preserve">'0.1.0'</w:t>
+      </w:r>
+      <w:r>
+        <w:rPr>
+          <w:rStyle w:val="NormalTok"/>
+        </w:rPr>
+        <w:t xml:space="preserve"> }</w:t>
+      </w:r>
+      <w:r>
+        <w:br/>
+      </w:r>
+      <w:r>
+        <w:rPr>
+          <w:rStyle w:val="NormalTok"/>
+        </w:rPr>
         <w:t xml:space="preserve">}</w:t>
       </w:r>
     </w:p>
@@ -3467,7 +3911,25 @@
         <w:pStyle w:val="Compact"/>
       </w:pPr>
       <w:r>
-        <w:t xml:space="preserve">如需替换为自有云存储/CDN，只需修改此地址。</w:t>
+        <w:rPr>
+          <w:rStyle w:val="VerbatimChar"/>
+        </w:rPr>
+        <w:t xml:space="preserve">charDataCDN</w:t>
+      </w:r>
+      <w:r>
+        <w:t xml:space="preserve">：替换为自有云存储/CDN 即可完成数据源本地化（配合</w:t>
+      </w:r>
+      <w:r>
+        <w:t xml:space="preserve"> </w:t>
+      </w:r>
+      <w:r>
+        <w:rPr>
+          <w:rStyle w:val="VerbatimChar"/>
+        </w:rPr>
+        <w:t xml:space="preserve">tools/fetch-strokes.mjs</w:t>
+      </w:r>
+      <w:r>
+        <w:t xml:space="preserve">）。</w:t>
       </w:r>
     </w:p>
     <w:p>
@@ -3479,7 +3941,46 @@
         <w:pStyle w:val="Compact"/>
       </w:pPr>
       <w:r>
-        <w:t xml:space="preserve">若改用微信云开发存储，可在此切换为云存储下载逻辑。</w:t>
+        <w:rPr>
+          <w:rStyle w:val="VerbatimChar"/>
+        </w:rPr>
+        <w:t xml:space="preserve">tts.enabled</w:t>
+      </w:r>
+      <w:r>
+        <w:t xml:space="preserve">：设</w:t>
+      </w:r>
+      <w:r>
+        <w:t xml:space="preserve"> </w:t>
+      </w:r>
+      <w:r>
+        <w:rPr>
+          <w:rStyle w:val="VerbatimChar"/>
+        </w:rPr>
+        <w:t xml:space="preserve">false</w:t>
+      </w:r>
+      <w:r>
+        <w:t xml:space="preserve"> </w:t>
+      </w:r>
+      <w:r>
+        <w:t xml:space="preserve">可完全关闭朗读（不请求外部）。</w:t>
+      </w:r>
+    </w:p>
+    <w:p>
+      <w:pPr>
+        <w:numPr>
+          <w:ilvl w:val="0"/>
+          <w:numId w:val="1008"/>
+        </w:numPr>
+        <w:pStyle w:val="Compact"/>
+      </w:pPr>
+      <w:r>
+        <w:rPr>
+          <w:rStyle w:val="VerbatimChar"/>
+        </w:rPr>
+        <w:t xml:space="preserve">tts.url</w:t>
+      </w:r>
+      <w:r>
+        <w:t xml:space="preserve">：自定义 TTS 音源。</w:t>
       </w:r>
     </w:p>
     <w:bookmarkEnd w:id="35"/>
@@ -4269,13 +4770,13 @@
       </w:r>
     </w:p>
     <w:bookmarkEnd w:id="36"/>
-    <w:bookmarkStart w:id="37" w:name="utilsstorage.js-记录与收藏"/>
+    <w:bookmarkStart w:id="37" w:name="utilsstorage.js-记录-收藏-偏好-打卡-生字本-轨迹"/>
     <w:p>
       <w:pPr>
         <w:pStyle w:val="Heading2"/>
       </w:pPr>
       <w:r>
-        <w:t xml:space="preserve">6.3 utils/storage.js —— 记录与收藏</w:t>
+        <w:t xml:space="preserve">6.3 utils/storage.js —— 记录 / 收藏 / 偏好 / 打卡 / 生字本 / 轨迹</w:t>
       </w:r>
     </w:p>
     <w:p>
@@ -4427,6 +4928,194 @@
           </w:p>
         </w:tc>
       </w:tr>
+      <w:tr>
+        <w:tc>
+          <w:tcPr/>
+          <w:p>
+            <w:pPr>
+              <w:pStyle w:val="Compact"/>
+              <w:jc w:val="left"/>
+            </w:pPr>
+            <w:r>
+              <w:rPr>
+                <w:rStyle w:val="VerbatimChar"/>
+              </w:rPr>
+              <w:t xml:space="preserve">hw_prefs</w:t>
+            </w:r>
+          </w:p>
+        </w:tc>
+        <w:tc>
+          <w:tcPr/>
+          <w:p>
+            <w:pPr>
+              <w:pStyle w:val="Compact"/>
+              <w:jc w:val="left"/>
+            </w:pPr>
+            <w:r>
+              <w:rPr>
+                <w:rStyle w:val="VerbatimChar"/>
+              </w:rPr>
+              <w:t xml:space="preserve">{ [key]: value }</w:t>
+            </w:r>
+          </w:p>
+        </w:tc>
+        <w:tc>
+          <w:tcPr/>
+          <w:p>
+            <w:pPr>
+              <w:pStyle w:val="Compact"/>
+              <w:jc w:val="left"/>
+            </w:pPr>
+            <w:r>
+              <w:t xml:space="preserve">偏好（如</w:t>
+            </w:r>
+            <w:r>
+              <w:t xml:space="preserve"> </w:t>
+            </w:r>
+            <w:r>
+              <w:rPr>
+                <w:rStyle w:val="VerbatimChar"/>
+              </w:rPr>
+              <w:t xml:space="preserve">gridStyle</w:t>
+            </w:r>
+            <w:r>
+              <w:t xml:space="preserve">）</w:t>
+            </w:r>
+          </w:p>
+        </w:tc>
+      </w:tr>
+      <w:tr>
+        <w:tc>
+          <w:tcPr/>
+          <w:p>
+            <w:pPr>
+              <w:pStyle w:val="Compact"/>
+              <w:jc w:val="left"/>
+            </w:pPr>
+            <w:r>
+              <w:rPr>
+                <w:rStyle w:val="VerbatimChar"/>
+              </w:rPr>
+              <w:t xml:space="preserve">hw_checkins</w:t>
+            </w:r>
+          </w:p>
+        </w:tc>
+        <w:tc>
+          <w:tcPr/>
+          <w:p>
+            <w:pPr>
+              <w:pStyle w:val="Compact"/>
+              <w:jc w:val="left"/>
+            </w:pPr>
+            <w:r>
+              <w:rPr>
+                <w:rStyle w:val="VerbatimChar"/>
+              </w:rPr>
+              <w:t xml:space="preserve">{ [YYYY-MM-DD]: count }</w:t>
+            </w:r>
+          </w:p>
+        </w:tc>
+        <w:tc>
+          <w:tcPr/>
+          <w:p>
+            <w:pPr>
+              <w:pStyle w:val="Compact"/>
+              <w:jc w:val="left"/>
+            </w:pPr>
+            <w:r>
+              <w:t xml:space="preserve">每日打卡</w:t>
+            </w:r>
+          </w:p>
+        </w:tc>
+      </w:tr>
+      <w:tr>
+        <w:tc>
+          <w:tcPr/>
+          <w:p>
+            <w:pPr>
+              <w:pStyle w:val="Compact"/>
+              <w:jc w:val="left"/>
+            </w:pPr>
+            <w:r>
+              <w:rPr>
+                <w:rStyle w:val="VerbatimChar"/>
+              </w:rPr>
+              <w:t xml:space="preserve">hw_weak</w:t>
+            </w:r>
+          </w:p>
+        </w:tc>
+        <w:tc>
+          <w:tcPr/>
+          <w:p>
+            <w:pPr>
+              <w:pStyle w:val="Compact"/>
+              <w:jc w:val="left"/>
+            </w:pPr>
+            <w:r>
+              <w:rPr>
+                <w:rStyle w:val="VerbatimChar"/>
+              </w:rPr>
+              <w:t xml:space="preserve">{ [char]: { count, lastTime } }</w:t>
+            </w:r>
+          </w:p>
+        </w:tc>
+        <w:tc>
+          <w:tcPr/>
+          <w:p>
+            <w:pPr>
+              <w:pStyle w:val="Compact"/>
+              <w:jc w:val="left"/>
+            </w:pPr>
+            <w:r>
+              <w:t xml:space="preserve">生字本（错字）</w:t>
+            </w:r>
+          </w:p>
+        </w:tc>
+      </w:tr>
+      <w:tr>
+        <w:tc>
+          <w:tcPr/>
+          <w:p>
+            <w:pPr>
+              <w:pStyle w:val="Compact"/>
+              <w:jc w:val="left"/>
+            </w:pPr>
+            <w:r>
+              <w:rPr>
+                <w:rStyle w:val="VerbatimChar"/>
+              </w:rPr>
+              <w:t xml:space="preserve">hw_trajectory</w:t>
+            </w:r>
+          </w:p>
+        </w:tc>
+        <w:tc>
+          <w:tcPr/>
+          <w:p>
+            <w:pPr>
+              <w:pStyle w:val="Compact"/>
+              <w:jc w:val="left"/>
+            </w:pPr>
+            <w:r>
+              <w:rPr>
+                <w:rStyle w:val="VerbatimChar"/>
+              </w:rPr>
+              <w:t xml:space="preserve">[{ id, char, time, path }]</w:t>
+            </w:r>
+          </w:p>
+        </w:tc>
+        <w:tc>
+          <w:tcPr/>
+          <w:p>
+            <w:pPr>
+              <w:pStyle w:val="Compact"/>
+              <w:jc w:val="left"/>
+            </w:pPr>
+            <w:r>
+              <w:t xml:space="preserve">练习轨迹（图片存用户目录）</w:t>
+            </w:r>
+          </w:p>
+        </w:tc>
+      </w:tr>
     </w:tbl>
     <w:p>
       <w:pPr>
@@ -4439,7 +5128,7 @@
     <w:tbl>
       <w:tblPr>
         <w:tblStyle w:val="Table"/>
-        <w:tblW w:type="auto" w:w="0"/>
+        <w:tblW w:type="pct" w:w="5000"/>
         <w:tblLook w:firstRow="1" w:lastRow="0" w:firstColumn="0" w:lastColumn="0" w:noHBand="0" w:noVBand="0" w:val="0020"/>
         <w:jc w:val="start"/>
       </w:tblPr>
@@ -4459,24 +5148,36 @@
               <w:jc w:val="left"/>
             </w:pPr>
             <w:r>
+              <w:t xml:space="preserve">分类</w:t>
+            </w:r>
+          </w:p>
+        </w:tc>
+        <w:tc>
+          <w:tcPr/>
+          <w:p>
+            <w:pPr>
+              <w:pStyle w:val="Compact"/>
+              <w:jc w:val="left"/>
+            </w:pPr>
+            <w:r>
               <w:t xml:space="preserve">方法</w:t>
-            </w:r>
-          </w:p>
-        </w:tc>
-        <w:tc>
-          <w:tcPr/>
-          <w:p>
-            <w:pPr>
-              <w:pStyle w:val="Compact"/>
-              <w:jc w:val="left"/>
-            </w:pPr>
-            <w:r>
-              <w:t xml:space="preserve">作用</w:t>
             </w:r>
           </w:p>
         </w:tc>
       </w:tr>
       <w:tr>
+        <w:tc>
+          <w:tcPr/>
+          <w:p>
+            <w:pPr>
+              <w:pStyle w:val="Compact"/>
+              <w:jc w:val="left"/>
+            </w:pPr>
+            <w:r>
+              <w:t xml:space="preserve">偏好</w:t>
+            </w:r>
+          </w:p>
+        </w:tc>
         <w:tc>
           <w:tcPr/>
           <w:p>
@@ -4488,53 +5189,39 @@
               <w:rPr>
                 <w:rStyle w:val="VerbatimChar"/>
               </w:rPr>
-              <w:t xml:space="preserve">getFavorites()</w:t>
-            </w:r>
-          </w:p>
-        </w:tc>
-        <w:tc>
-          <w:tcPr/>
-          <w:p>
-            <w:pPr>
-              <w:pStyle w:val="Compact"/>
-              <w:jc w:val="left"/>
-            </w:pPr>
-            <w:r>
-              <w:t xml:space="preserve">获取收藏数组</w:t>
-            </w:r>
-          </w:p>
-        </w:tc>
-      </w:tr>
-      <w:tr>
-        <w:tc>
-          <w:tcPr/>
-          <w:p>
-            <w:pPr>
-              <w:pStyle w:val="Compact"/>
-              <w:jc w:val="left"/>
-            </w:pPr>
+              <w:t xml:space="preserve">getPref(key, def)</w:t>
+            </w:r>
+            <w:r>
+              <w:t xml:space="preserve"> </w:t>
+            </w:r>
+            <w:r>
+              <w:t xml:space="preserve">/</w:t>
+            </w:r>
+            <w:r>
+              <w:t xml:space="preserve"> </w:t>
+            </w:r>
             <w:r>
               <w:rPr>
                 <w:rStyle w:val="VerbatimChar"/>
               </w:rPr>
-              <w:t xml:space="preserve">isFavorite(char)</w:t>
-            </w:r>
-          </w:p>
-        </w:tc>
-        <w:tc>
-          <w:tcPr/>
-          <w:p>
-            <w:pPr>
-              <w:pStyle w:val="Compact"/>
-              <w:jc w:val="left"/>
-            </w:pPr>
-            <w:r>
-              <w:t xml:space="preserve">是否已收藏</w:t>
+              <w:t xml:space="preserve">setPref(key, value)</w:t>
             </w:r>
           </w:p>
         </w:tc>
       </w:tr>
       <w:tr>
+        <w:tc>
+          <w:tcPr/>
+          <w:p>
+            <w:pPr>
+              <w:pStyle w:val="Compact"/>
+              <w:jc w:val="left"/>
+            </w:pPr>
+            <w:r>
+              <w:t xml:space="preserve">收藏</w:t>
+            </w:r>
+          </w:p>
+        </w:tc>
         <w:tc>
           <w:tcPr/>
           <w:p>
@@ -4546,111 +5233,395 @@
               <w:rPr>
                 <w:rStyle w:val="VerbatimChar"/>
               </w:rPr>
-              <w:t xml:space="preserve">toggleFavorite(char)</w:t>
-            </w:r>
-          </w:p>
-        </w:tc>
-        <w:tc>
-          <w:tcPr/>
-          <w:p>
-            <w:pPr>
-              <w:pStyle w:val="Compact"/>
-              <w:jc w:val="left"/>
-            </w:pPr>
-            <w:r>
-              <w:t xml:space="preserve">切换收藏，返回切换后状态</w:t>
-            </w:r>
-          </w:p>
-        </w:tc>
-      </w:tr>
-      <w:tr>
-        <w:tc>
-          <w:tcPr/>
-          <w:p>
-            <w:pPr>
-              <w:pStyle w:val="Compact"/>
-              <w:jc w:val="left"/>
-            </w:pPr>
+              <w:t xml:space="preserve">getFavorites</w:t>
+            </w:r>
+            <w:r>
+              <w:t xml:space="preserve"> </w:t>
+            </w:r>
+            <w:r>
+              <w:t xml:space="preserve">/</w:t>
+            </w:r>
+            <w:r>
+              <w:t xml:space="preserve"> </w:t>
+            </w:r>
             <w:r>
               <w:rPr>
                 <w:rStyle w:val="VerbatimChar"/>
               </w:rPr>
-              <w:t xml:space="preserve">getRecord(char)</w:t>
-            </w:r>
-          </w:p>
-        </w:tc>
-        <w:tc>
-          <w:tcPr/>
-          <w:p>
-            <w:pPr>
-              <w:pStyle w:val="Compact"/>
-              <w:jc w:val="left"/>
-            </w:pPr>
-            <w:r>
-              <w:t xml:space="preserve">单字记录</w:t>
-            </w:r>
-          </w:p>
-        </w:tc>
-      </w:tr>
-      <w:tr>
-        <w:tc>
-          <w:tcPr/>
-          <w:p>
-            <w:pPr>
-              <w:pStyle w:val="Compact"/>
-              <w:jc w:val="left"/>
-            </w:pPr>
+              <w:t xml:space="preserve">isFavorite</w:t>
+            </w:r>
+            <w:r>
+              <w:t xml:space="preserve"> </w:t>
+            </w:r>
+            <w:r>
+              <w:t xml:space="preserve">/</w:t>
+            </w:r>
+            <w:r>
+              <w:t xml:space="preserve"> </w:t>
+            </w:r>
             <w:r>
               <w:rPr>
                 <w:rStyle w:val="VerbatimChar"/>
               </w:rPr>
-              <w:t xml:space="preserve">addRecord(char)</w:t>
-            </w:r>
-          </w:p>
-        </w:tc>
-        <w:tc>
-          <w:tcPr/>
-          <w:p>
-            <w:pPr>
-              <w:pStyle w:val="Compact"/>
-              <w:jc w:val="left"/>
-            </w:pPr>
-            <w:r>
-              <w:t xml:space="preserve">练习次数 +1，返回更新后记录</w:t>
-            </w:r>
-          </w:p>
-        </w:tc>
-      </w:tr>
-      <w:tr>
-        <w:tc>
-          <w:tcPr/>
-          <w:p>
-            <w:pPr>
-              <w:pStyle w:val="Compact"/>
-              <w:jc w:val="left"/>
-            </w:pPr>
+              <w:t xml:space="preserve">toggleFavorite</w:t>
+            </w:r>
+            <w:r>
+              <w:t xml:space="preserve"> </w:t>
+            </w:r>
+            <w:r>
+              <w:t xml:space="preserve">/</w:t>
+            </w:r>
+            <w:r>
+              <w:t xml:space="preserve"> </w:t>
+            </w:r>
             <w:r>
               <w:rPr>
                 <w:rStyle w:val="VerbatimChar"/>
               </w:rPr>
-              <w:t xml:space="preserve">getRecords()</w:t>
-            </w:r>
-          </w:p>
-        </w:tc>
-        <w:tc>
-          <w:tcPr/>
-          <w:p>
-            <w:pPr>
-              <w:pStyle w:val="Compact"/>
-              <w:jc w:val="left"/>
-            </w:pPr>
-            <w:r>
-              <w:t xml:space="preserve">全部记录，按最近时间倒序</w:t>
+              <w:t xml:space="preserve">clearFavorites</w:t>
             </w:r>
           </w:p>
         </w:tc>
       </w:tr>
       <w:tr>
+        <w:tc>
+          <w:tcPr/>
+          <w:p>
+            <w:pPr>
+              <w:pStyle w:val="Compact"/>
+              <w:jc w:val="left"/>
+            </w:pPr>
+            <w:r>
+              <w:t xml:space="preserve">记录</w:t>
+            </w:r>
+          </w:p>
+        </w:tc>
+        <w:tc>
+          <w:tcPr/>
+          <w:p>
+            <w:pPr>
+              <w:pStyle w:val="Compact"/>
+              <w:jc w:val="left"/>
+            </w:pPr>
+            <w:r>
+              <w:rPr>
+                <w:rStyle w:val="VerbatimChar"/>
+              </w:rPr>
+              <w:t xml:space="preserve">getRecord</w:t>
+            </w:r>
+            <w:r>
+              <w:t xml:space="preserve"> </w:t>
+            </w:r>
+            <w:r>
+              <w:t xml:space="preserve">/</w:t>
+            </w:r>
+            <w:r>
+              <w:t xml:space="preserve"> </w:t>
+            </w:r>
+            <w:r>
+              <w:rPr>
+                <w:rStyle w:val="VerbatimChar"/>
+              </w:rPr>
+              <w:t xml:space="preserve">addRecord</w:t>
+            </w:r>
+            <w:r>
+              <w:t xml:space="preserve"> </w:t>
+            </w:r>
+            <w:r>
+              <w:t xml:space="preserve">/</w:t>
+            </w:r>
+            <w:r>
+              <w:t xml:space="preserve"> </w:t>
+            </w:r>
+            <w:r>
+              <w:rPr>
+                <w:rStyle w:val="VerbatimChar"/>
+              </w:rPr>
+              <w:t xml:space="preserve">getRecords</w:t>
+            </w:r>
+            <w:r>
+              <w:t xml:space="preserve"> </w:t>
+            </w:r>
+            <w:r>
+              <w:t xml:space="preserve">/</w:t>
+            </w:r>
+            <w:r>
+              <w:t xml:space="preserve"> </w:t>
+            </w:r>
+            <w:r>
+              <w:rPr>
+                <w:rStyle w:val="VerbatimChar"/>
+              </w:rPr>
+              <w:t xml:space="preserve">clearRecords</w:t>
+            </w:r>
+          </w:p>
+        </w:tc>
+      </w:tr>
+      <w:tr>
+        <w:tc>
+          <w:tcPr/>
+          <w:p>
+            <w:pPr>
+              <w:pStyle w:val="Compact"/>
+              <w:jc w:val="left"/>
+            </w:pPr>
+            <w:r>
+              <w:t xml:space="preserve">打卡</w:t>
+            </w:r>
+          </w:p>
+        </w:tc>
+        <w:tc>
+          <w:tcPr/>
+          <w:p>
+            <w:pPr>
+              <w:pStyle w:val="Compact"/>
+              <w:jc w:val="left"/>
+            </w:pPr>
+            <w:r>
+              <w:rPr>
+                <w:rStyle w:val="VerbatimChar"/>
+              </w:rPr>
+              <w:t xml:space="preserve">checkin()</w:t>
+            </w:r>
+            <w:r>
+              <w:t xml:space="preserve"> </w:t>
+            </w:r>
+            <w:r>
+              <w:t xml:space="preserve">/</w:t>
+            </w:r>
+            <w:r>
+              <w:t xml:space="preserve"> </w:t>
+            </w:r>
+            <w:r>
+              <w:rPr>
+                <w:rStyle w:val="VerbatimChar"/>
+              </w:rPr>
+              <w:t xml:space="preserve">getCheckinStats()</w:t>
+            </w:r>
+            <w:r>
+              <w:t xml:space="preserve">（返回</w:t>
+            </w:r>
+            <w:r>
+              <w:t xml:space="preserve"> </w:t>
+            </w:r>
+            <w:r>
+              <w:rPr>
+                <w:rStyle w:val="VerbatimChar"/>
+              </w:rPr>
+              <w:t xml:space="preserve">streak</w:t>
+            </w:r>
+            <w:r>
+              <w:t xml:space="preserve"> </w:t>
+            </w:r>
+            <w:r>
+              <w:t xml:space="preserve">/</w:t>
+            </w:r>
+            <w:r>
+              <w:t xml:space="preserve"> </w:t>
+            </w:r>
+            <w:r>
+              <w:rPr>
+                <w:rStyle w:val="VerbatimChar"/>
+              </w:rPr>
+              <w:t xml:space="preserve">totalDays</w:t>
+            </w:r>
+            <w:r>
+              <w:t xml:space="preserve"> </w:t>
+            </w:r>
+            <w:r>
+              <w:t xml:space="preserve">/</w:t>
+            </w:r>
+            <w:r>
+              <w:t xml:space="preserve"> </w:t>
+            </w:r>
+            <w:r>
+              <w:rPr>
+                <w:rStyle w:val="VerbatimChar"/>
+              </w:rPr>
+              <w:t xml:space="preserve">todayDone</w:t>
+            </w:r>
+            <w:r>
+              <w:t xml:space="preserve"> </w:t>
+            </w:r>
+            <w:r>
+              <w:t xml:space="preserve">/</w:t>
+            </w:r>
+            <w:r>
+              <w:t xml:space="preserve"> </w:t>
+            </w:r>
+            <w:r>
+              <w:rPr>
+                <w:rStyle w:val="VerbatimChar"/>
+              </w:rPr>
+              <w:t xml:space="preserve">recent[7]</w:t>
+            </w:r>
+            <w:r>
+              <w:t xml:space="preserve">）</w:t>
+            </w:r>
+          </w:p>
+        </w:tc>
+      </w:tr>
+      <w:tr>
+        <w:tc>
+          <w:tcPr/>
+          <w:p>
+            <w:pPr>
+              <w:pStyle w:val="Compact"/>
+              <w:jc w:val="left"/>
+            </w:pPr>
+            <w:r>
+              <w:t xml:space="preserve">生字本</w:t>
+            </w:r>
+          </w:p>
+        </w:tc>
+        <w:tc>
+          <w:tcPr/>
+          <w:p>
+            <w:pPr>
+              <w:pStyle w:val="Compact"/>
+              <w:jc w:val="left"/>
+            </w:pPr>
+            <w:r>
+              <w:rPr>
+                <w:rStyle w:val="VerbatimChar"/>
+              </w:rPr>
+              <w:t xml:space="preserve">getWeak()</w:t>
+            </w:r>
+            <w:r>
+              <w:t xml:space="preserve"> </w:t>
+            </w:r>
+            <w:r>
+              <w:t xml:space="preserve">/</w:t>
+            </w:r>
+            <w:r>
+              <w:t xml:space="preserve"> </w:t>
+            </w:r>
+            <w:r>
+              <w:rPr>
+                <w:rStyle w:val="VerbatimChar"/>
+              </w:rPr>
+              <w:t xml:space="preserve">addWeak(char)</w:t>
+            </w:r>
+            <w:r>
+              <w:t xml:space="preserve"> </w:t>
+            </w:r>
+            <w:r>
+              <w:t xml:space="preserve">/</w:t>
+            </w:r>
+            <w:r>
+              <w:t xml:space="preserve"> </w:t>
+            </w:r>
+            <w:r>
+              <w:rPr>
+                <w:rStyle w:val="VerbatimChar"/>
+              </w:rPr>
+              <w:t xml:space="preserve">removeWeak(char)</w:t>
+            </w:r>
+            <w:r>
+              <w:t xml:space="preserve"> </w:t>
+            </w:r>
+            <w:r>
+              <w:t xml:space="preserve">/</w:t>
+            </w:r>
+            <w:r>
+              <w:t xml:space="preserve"> </w:t>
+            </w:r>
+            <w:r>
+              <w:rPr>
+                <w:rStyle w:val="VerbatimChar"/>
+              </w:rPr>
+              <w:t xml:space="preserve">clearWeak()</w:t>
+            </w:r>
+          </w:p>
+        </w:tc>
+      </w:tr>
+      <w:tr>
+        <w:tc>
+          <w:tcPr/>
+          <w:p>
+            <w:pPr>
+              <w:pStyle w:val="Compact"/>
+              <w:jc w:val="left"/>
+            </w:pPr>
+            <w:r>
+              <w:t xml:space="preserve">轨迹</w:t>
+            </w:r>
+          </w:p>
+        </w:tc>
+        <w:tc>
+          <w:tcPr/>
+          <w:p>
+            <w:pPr>
+              <w:pStyle w:val="Compact"/>
+              <w:jc w:val="left"/>
+            </w:pPr>
+            <w:r>
+              <w:rPr>
+                <w:rStyle w:val="VerbatimChar"/>
+              </w:rPr>
+              <w:t xml:space="preserve">getTrajectory()</w:t>
+            </w:r>
+            <w:r>
+              <w:t xml:space="preserve"> </w:t>
+            </w:r>
+            <w:r>
+              <w:t xml:space="preserve">/</w:t>
+            </w:r>
+            <w:r>
+              <w:t xml:space="preserve"> </w:t>
+            </w:r>
+            <w:r>
+              <w:rPr>
+                <w:rStyle w:val="VerbatimChar"/>
+              </w:rPr>
+              <w:t xml:space="preserve">addTrajectory({char,path})</w:t>
+            </w:r>
+            <w:r>
+              <w:t xml:space="preserve"> </w:t>
+            </w:r>
+            <w:r>
+              <w:t xml:space="preserve">/</w:t>
+            </w:r>
+            <w:r>
+              <w:t xml:space="preserve"> </w:t>
+            </w:r>
+            <w:r>
+              <w:rPr>
+                <w:rStyle w:val="VerbatimChar"/>
+              </w:rPr>
+              <w:t xml:space="preserve">removeTrajectory(id)</w:t>
+            </w:r>
+            <w:r>
+              <w:t xml:space="preserve"> </w:t>
+            </w:r>
+            <w:r>
+              <w:t xml:space="preserve">/</w:t>
+            </w:r>
+            <w:r>
+              <w:t xml:space="preserve"> </w:t>
+            </w:r>
+            <w:r>
+              <w:rPr>
+                <w:rStyle w:val="VerbatimChar"/>
+              </w:rPr>
+              <w:t xml:space="preserve">clearTrajectory()</w:t>
+            </w:r>
+          </w:p>
+        </w:tc>
+      </w:tr>
+      <w:tr>
+        <w:tc>
+          <w:tcPr/>
+          <w:p>
+            <w:pPr>
+              <w:pStyle w:val="Compact"/>
+              <w:jc w:val="left"/>
+            </w:pPr>
+            <w:r>
+              <w:t xml:space="preserve">汇总</w:t>
+            </w:r>
+          </w:p>
+        </w:tc>
         <w:tc>
           <w:tcPr/>
           <w:p>
@@ -4664,17 +5635,8 @@
               </w:rPr>
               <w:t xml:space="preserve">getStats()</w:t>
             </w:r>
-          </w:p>
-        </w:tc>
-        <w:tc>
-          <w:tcPr/>
-          <w:p>
-            <w:pPr>
-              <w:pStyle w:val="Compact"/>
-              <w:jc w:val="left"/>
-            </w:pPr>
-            <w:r>
-              <w:t xml:space="preserve">汇总：</w:t>
+            <w:r>
+              <w:t xml:space="preserve">（</w:t>
             </w:r>
             <w:r>
               <w:rPr>
@@ -4712,22 +5674,20 @@
               </w:rPr>
               <w:t xml:space="preserve">favCount</w:t>
             </w:r>
-          </w:p>
-        </w:tc>
-      </w:tr>
-      <w:tr>
-        <w:tc>
-          <w:tcPr/>
-          <w:p>
-            <w:pPr>
-              <w:pStyle w:val="Compact"/>
-              <w:jc w:val="left"/>
-            </w:pPr>
+            <w:r>
+              <w:t xml:space="preserve"> </w:t>
+            </w:r>
+            <w:r>
+              <w:t xml:space="preserve">/</w:t>
+            </w:r>
+            <w:r>
+              <w:t xml:space="preserve"> </w:t>
+            </w:r>
             <w:r>
               <w:rPr>
                 <w:rStyle w:val="VerbatimChar"/>
               </w:rPr>
-              <w:t xml:space="preserve">clearRecords()</w:t>
+              <w:t xml:space="preserve">weakCount</w:t>
             </w:r>
             <w:r>
               <w:t xml:space="preserve"> </w:t>
@@ -4742,24 +5702,77 @@
               <w:rPr>
                 <w:rStyle w:val="VerbatimChar"/>
               </w:rPr>
-              <w:t xml:space="preserve">clearFavorites()</w:t>
-            </w:r>
-          </w:p>
-        </w:tc>
-        <w:tc>
-          <w:tcPr/>
-          <w:p>
-            <w:pPr>
-              <w:pStyle w:val="Compact"/>
-              <w:jc w:val="left"/>
-            </w:pPr>
-            <w:r>
-              <w:t xml:space="preserve">清空</w:t>
+              <w:t xml:space="preserve">days</w:t>
+            </w:r>
+            <w:r>
+              <w:t xml:space="preserve"> </w:t>
+            </w:r>
+            <w:r>
+              <w:t xml:space="preserve">/</w:t>
+            </w:r>
+            <w:r>
+              <w:t xml:space="preserve"> </w:t>
+            </w:r>
+            <w:r>
+              <w:rPr>
+                <w:rStyle w:val="VerbatimChar"/>
+              </w:rPr>
+              <w:t xml:space="preserve">streak</w:t>
+            </w:r>
+            <w:r>
+              <w:t xml:space="preserve">）</w:t>
             </w:r>
           </w:p>
         </w:tc>
       </w:tr>
     </w:tbl>
+    <w:p>
+      <w:pPr>
+        <w:pStyle w:val="BlockText"/>
+      </w:pPr>
+      <w:r>
+        <w:rPr>
+          <w:rStyle w:val="VerbatimChar"/>
+        </w:rPr>
+        <w:t xml:space="preserve">addTrajectory</w:t>
+      </w:r>
+      <w:r>
+        <w:t xml:space="preserve"> </w:t>
+      </w:r>
+      <w:r>
+        <w:t xml:space="preserve">会把临时图片</w:t>
+      </w:r>
+      <w:r>
+        <w:t xml:space="preserve"> </w:t>
+      </w:r>
+      <w:r>
+        <w:rPr>
+          <w:rStyle w:val="VerbatimChar"/>
+        </w:rPr>
+        <w:t xml:space="preserve">copyFile</w:t>
+      </w:r>
+      <w:r>
+        <w:t xml:space="preserve"> </w:t>
+      </w:r>
+      <w:r>
+        <w:t xml:space="preserve">到</w:t>
+      </w:r>
+      <w:r>
+        <w:t xml:space="preserve"> </w:t>
+      </w:r>
+      <w:r>
+        <w:rPr>
+          <w:rStyle w:val="VerbatimChar"/>
+        </w:rPr>
+        <w:t xml:space="preserve">wx.env.USER_DATA_PATH</w:t>
+      </w:r>
+      <w:r>
+        <w:t xml:space="preserve"> </w:t>
+      </w:r>
+      <w:r>
+        <w:t xml:space="preserve">持久化，最多保留 100 张。</w:t>
+      </w:r>
+    </w:p>
     <w:bookmarkEnd w:id="37"/>
     <w:bookmarkStart w:id="44" w:name="hanzi-writer-集成"/>
     <w:p>
@@ -6143,7 +7156,7 @@
     <w:bookmarkEnd w:id="43"/>
     <w:bookmarkEnd w:id="44"/>
     <w:bookmarkEnd w:id="45"/>
-    <w:bookmarkStart w:id="53" w:name="页面开发说明"/>
+    <w:bookmarkStart w:id="62" w:name="页面开发说明"/>
     <w:p>
       <w:pPr>
         <w:pStyle w:val="Heading1"/>
@@ -6203,7 +7216,43 @@
         <w:t xml:space="preserve">categories</w:t>
       </w:r>
       <w:r>
-        <w:t xml:space="preserve">（分类）。</w:t>
+        <w:t xml:space="preserve">（主题分类）、</w:t>
+      </w:r>
+      <w:r>
+        <w:rPr>
+          <w:rStyle w:val="VerbatimChar"/>
+        </w:rPr>
+        <w:t xml:space="preserve">dailyLesson</w:t>
+      </w:r>
+      <w:r>
+        <w:t xml:space="preserve">（今日一课）、</w:t>
+      </w:r>
+      <w:r>
+        <w:rPr>
+          <w:rStyle w:val="VerbatimChar"/>
+        </w:rPr>
+        <w:t xml:space="preserve">todayPoem</w:t>
+      </w:r>
+      <w:r>
+        <w:t xml:space="preserve">（今日一诗）、</w:t>
+      </w:r>
+      <w:r>
+        <w:rPr>
+          <w:rStyle w:val="VerbatimChar"/>
+        </w:rPr>
+        <w:t xml:space="preserve">books</w:t>
+      </w:r>
+      <w:r>
+        <w:t xml:space="preserve">（年级 chips）、</w:t>
+      </w:r>
+      <w:r>
+        <w:rPr>
+          <w:rStyle w:val="VerbatimChar"/>
+        </w:rPr>
+        <w:t xml:space="preserve">recent</w:t>
+      </w:r>
+      <w:r>
+        <w:t xml:space="preserve">（最近练习）。</w:t>
       </w:r>
     </w:p>
     <w:p>
@@ -6215,7 +7264,7 @@
         <w:pStyle w:val="Compact"/>
       </w:pPr>
       <w:r>
-        <w:t xml:space="preserve">每日一字：以「一年中的第几天 % 字池长度」选出，随日期变化。</w:t>
+        <w:t xml:space="preserve">每日一字 / 今日一课 / 今日一诗：均以「一年中的第几天」取模选出，随日期轮换。</w:t>
       </w:r>
     </w:p>
     <w:p>
@@ -6227,7 +7276,31 @@
         <w:pStyle w:val="Compact"/>
       </w:pPr>
       <w:r>
-        <w:t xml:space="preserve">搜索：输入框拆分出中文字符（正则</w:t>
+        <w:t xml:space="preserve">今日一课来自</w:t>
+      </w:r>
+      <w:r>
+        <w:t xml:space="preserve"> </w:t>
+      </w:r>
+      <w:r>
+        <w:rPr>
+          <w:rStyle w:val="VerbatimChar"/>
+        </w:rPr>
+        <w:t xml:space="preserve">data/textbook.js</w:t>
+      </w:r>
+      <w:r>
+        <w:t xml:space="preserve">（395 课轮换），可直接「练这一课」或点单字练习。</w:t>
+      </w:r>
+    </w:p>
+    <w:p>
+      <w:pPr>
+        <w:numPr>
+          <w:ilvl w:val="0"/>
+          <w:numId w:val="1012"/>
+        </w:numPr>
+        <w:pStyle w:val="Compact"/>
+      </w:pPr>
+      <w:r>
+        <w:t xml:space="preserve">搜索：拆分中文字符（正则</w:t>
       </w:r>
       <w:r>
         <w:t xml:space="preserve"> </w:t>
@@ -6239,7 +7312,7 @@
         <w:t xml:space="preserve">[\u4e00-\u9fa5]</w:t>
       </w:r>
       <w:r>
-        <w:t xml:space="preserve">），非空则进入练字页。</w:t>
+        <w:t xml:space="preserve">）后进入练字页。</w:t>
       </w:r>
     </w:p>
     <w:p>
@@ -6251,19 +7324,31 @@
         <w:pStyle w:val="Compact"/>
       </w:pPr>
       <w:r>
-        <w:t xml:space="preserve">分类入口：跳转</w:t>
-      </w:r>
-      <w:r>
-        <w:t xml:space="preserve"> </w:t>
-      </w:r>
-      <w:r>
-        <w:rPr>
-          <w:rStyle w:val="VerbatimChar"/>
-        </w:rPr>
-        <w:t xml:space="preserve">category?key=&lt;分类key&gt;</w:t>
-      </w:r>
-      <w:r>
-        <w:t xml:space="preserve">。</w:t>
+        <w:t xml:space="preserve">年级 chips / 教材同步：跳转</w:t>
+      </w:r>
+      <w:r>
+        <w:t xml:space="preserve"> </w:t>
+      </w:r>
+      <w:r>
+        <w:rPr>
+          <w:rStyle w:val="VerbatimChar"/>
+        </w:rPr>
+        <w:t xml:space="preserve">pages/textbook/textbook</w:t>
+      </w:r>
+      <w:r>
+        <w:t xml:space="preserve">（可带</w:t>
+      </w:r>
+      <w:r>
+        <w:t xml:space="preserve"> </w:t>
+      </w:r>
+      <w:r>
+        <w:rPr>
+          <w:rStyle w:val="VerbatimChar"/>
+        </w:rPr>
+        <w:t xml:space="preserve">?book=1a</w:t>
+      </w:r>
+      <w:r>
+        <w:t xml:space="preserve">）。</w:t>
       </w:r>
     </w:p>
     <w:p>
@@ -6275,17 +7360,26 @@
         <w:pStyle w:val="Compact"/>
       </w:pPr>
       <w:r>
-        <w:t xml:space="preserve">快捷入口：生成字帖、练习海报。</w:t>
+        <w:rPr>
+          <w:rStyle w:val="VerbatimChar"/>
+        </w:rPr>
+        <w:t xml:space="preserve">onShow</w:t>
+      </w:r>
+      <w:r>
+        <w:t xml:space="preserve"> </w:t>
+      </w:r>
+      <w:r>
+        <w:t xml:space="preserve">刷新「最近练习」（本地记录前 10 字）。</w:t>
       </w:r>
     </w:p>
     <w:bookmarkEnd w:id="46"/>
-    <w:bookmarkStart w:id="47" w:name="字库页-pagescategory"/>
+    <w:bookmarkStart w:id="47" w:name="字库页-pageslibrary"/>
     <w:p>
       <w:pPr>
         <w:pStyle w:val="Heading2"/>
       </w:pPr>
       <w:r>
-        <w:t xml:space="preserve">7.2 字库页 pages/category</w:t>
+        <w:t xml:space="preserve">7.2 字库页 pages/library</w:t>
       </w:r>
     </w:p>
     <w:p>
@@ -6297,711 +7391,675 @@
         <w:pStyle w:val="Compact"/>
       </w:pPr>
       <w:r>
-        <w:rPr>
-          <w:rStyle w:val="VerbatimChar"/>
-        </w:rPr>
-        <w:t xml:space="preserve">onLoad(options)</w:t>
-      </w:r>
-      <w:r>
-        <w:t xml:space="preserve"> </w:t>
-      </w:r>
-      <w:r>
-        <w:t xml:space="preserve">根据</w:t>
-      </w:r>
-      <w:r>
-        <w:t xml:space="preserve"> </w:t>
-      </w:r>
-      <w:r>
-        <w:rPr>
-          <w:rStyle w:val="VerbatimChar"/>
-        </w:rPr>
-        <w:t xml:space="preserve">key</w:t>
-      </w:r>
-      <w:r>
-        <w:t xml:space="preserve"> </w:t>
-      </w:r>
-      <w:r>
-        <w:t xml:space="preserve">从</w:t>
-      </w:r>
-      <w:r>
-        <w:t xml:space="preserve"> </w:t>
-      </w:r>
-      <w:r>
-        <w:rPr>
-          <w:rStyle w:val="VerbatimChar"/>
-        </w:rPr>
-        <w:t xml:space="preserve">data/commonChars.js</w:t>
-      </w:r>
-      <w:r>
-        <w:t xml:space="preserve"> </w:t>
-      </w:r>
-      <w:r>
-        <w:t xml:space="preserve">取分类。</w:t>
-      </w:r>
-    </w:p>
-    <w:p>
-      <w:pPr>
-        <w:numPr>
-          <w:ilvl w:val="0"/>
-          <w:numId w:val="1013"/>
-        </w:numPr>
-        <w:pStyle w:val="Compact"/>
-      </w:pPr>
-      <w:r>
-        <w:t xml:space="preserve">以 4 列网格展示汉字，点击后把整个分类列表写入</w:t>
-      </w:r>
-      <w:r>
-        <w:t xml:space="preserve"> </w:t>
-      </w:r>
-      <w:r>
-        <w:rPr>
-          <w:rStyle w:val="VerbatimChar"/>
-        </w:rPr>
-        <w:t xml:space="preserve">globalData</w:t>
-      </w:r>
-      <w:r>
-        <w:t xml:space="preserve"> </w:t>
-      </w:r>
-      <w:r>
-        <w:t xml:space="preserve">并进入练字页，索引为被点击字的位置。</w:t>
-      </w:r>
-    </w:p>
-    <w:p>
-      <w:pPr>
-        <w:numPr>
-          <w:ilvl w:val="0"/>
-          <w:numId w:val="1013"/>
-        </w:numPr>
-        <w:pStyle w:val="Compact"/>
-      </w:pPr>
-      <w:r>
-        <w:t xml:space="preserve">方格用</w:t>
-      </w:r>
-      <w:r>
-        <w:t xml:space="preserve"> </w:t>
-      </w:r>
-      <w:r>
-        <w:rPr>
-          <w:rStyle w:val="VerbatimChar"/>
-        </w:rPr>
-        <w:t xml:space="preserve">padding-bottom</w:t>
-      </w:r>
-      <w:r>
-        <w:t xml:space="preserve"> </w:t>
-      </w:r>
-      <w:r>
-        <w:t xml:space="preserve">百分比方案实现正方形（不依赖</w:t>
-      </w:r>
-      <w:r>
-        <w:t xml:space="preserve"> </w:t>
-      </w:r>
-      <w:r>
-        <w:rPr>
-          <w:rStyle w:val="VerbatimChar"/>
-        </w:rPr>
-        <w:t xml:space="preserve">aspect-ratio</w:t>
-      </w:r>
-      <w:r>
-        <w:t xml:space="preserve">）。</w:t>
-      </w:r>
-    </w:p>
-    <w:bookmarkEnd w:id="47"/>
-    <w:bookmarkStart w:id="48" w:name="练字页-pagespractice"/>
-    <w:p>
-      <w:pPr>
-        <w:pStyle w:val="Heading2"/>
-      </w:pPr>
-      <w:r>
-        <w:t xml:space="preserve">7.3 练字页 pages/practice</w:t>
-      </w:r>
-    </w:p>
-    <w:p>
-      <w:pPr>
-        <w:numPr>
-          <w:ilvl w:val="0"/>
-          <w:numId w:val="1014"/>
-        </w:numPr>
-        <w:pStyle w:val="Compact"/>
-      </w:pPr>
-      <w:r>
-        <w:t xml:space="preserve">生命周期：</w:t>
-      </w:r>
-      <w:r>
-        <w:rPr>
-          <w:rStyle w:val="VerbatimChar"/>
-        </w:rPr>
-        <w:t xml:space="preserve">onLoad</w:t>
-      </w:r>
-      <w:r>
-        <w:t xml:space="preserve"> </w:t>
-      </w:r>
-      <w:r>
-        <w:t xml:space="preserve">读取列表/索引、记录一次练习、写入今日打卡；</w:t>
-      </w:r>
-      <w:r>
-        <w:rPr>
-          <w:rStyle w:val="VerbatimChar"/>
-        </w:rPr>
-        <w:t xml:space="preserve">onReady</w:t>
-      </w:r>
-      <w:r>
-        <w:t xml:space="preserve"> </w:t>
-      </w:r>
-      <w:r>
-        <w:t xml:space="preserve">创建 writer；</w:t>
-      </w:r>
-      <w:r>
-        <w:rPr>
-          <w:rStyle w:val="VerbatimChar"/>
-        </w:rPr>
-        <w:t xml:space="preserve">onUnload</w:t>
-      </w:r>
-      <w:r>
-        <w:t xml:space="preserve"> </w:t>
-      </w:r>
-      <w:r>
-        <w:t xml:space="preserve">释放。</w:t>
-      </w:r>
-    </w:p>
-    <w:p>
-      <w:pPr>
-        <w:numPr>
-          <w:ilvl w:val="0"/>
-          <w:numId w:val="1014"/>
-        </w:numPr>
-        <w:pStyle w:val="Compact"/>
-      </w:pPr>
-      <w:r>
-        <w:t xml:space="preserve">交互：模式切换（演示/描红/测验）、格子样式切换、上一个/下一个、再写一遍、收藏、朗读、海报、字帖。</w:t>
-      </w:r>
-    </w:p>
-    <w:p>
-      <w:pPr>
-        <w:numPr>
-          <w:ilvl w:val="0"/>
-          <w:numId w:val="1014"/>
-        </w:numPr>
-        <w:pStyle w:val="Compact"/>
-      </w:pPr>
-      <w:r>
-        <w:rPr>
-          <w:rStyle w:val="VerbatimChar"/>
-        </w:rPr>
-        <w:t xml:space="preserve">charDataLoader</w:t>
-      </w:r>
-      <w:r>
-        <w:t xml:space="preserve"> </w:t>
-      </w:r>
-      <w:r>
-        <w:t xml:space="preserve">为回调式</w:t>
-      </w:r>
-      <w:r>
-        <w:t xml:space="preserve"> </w:t>
-      </w:r>
-      <w:r>
-        <w:rPr>
-          <w:rStyle w:val="VerbatimChar"/>
-        </w:rPr>
-        <w:t xml:space="preserve">(char, onLoad, onError)</w:t>
-      </w:r>
-      <w:r>
-        <w:t xml:space="preserve"> </w:t>
-      </w:r>
-      <w:r>
-        <w:t xml:space="preserve">且不返回值；加载前</w:t>
-      </w:r>
-      <w:r>
-        <w:t xml:space="preserve"> </w:t>
-      </w:r>
-      <w:r>
-        <w:rPr>
-          <w:rStyle w:val="VerbatimChar"/>
-        </w:rPr>
-        <w:t xml:space="preserve">waitForCanvas()</w:t>
-      </w:r>
-      <w:r>
-        <w:t xml:space="preserve"> </w:t>
-      </w:r>
-      <w:r>
-        <w:t xml:space="preserve">等待画布就绪。</w:t>
-      </w:r>
-    </w:p>
-    <w:p>
-      <w:pPr>
-        <w:numPr>
-          <w:ilvl w:val="0"/>
-          <w:numId w:val="1014"/>
-        </w:numPr>
-        <w:pStyle w:val="Compact"/>
-      </w:pPr>
-      <w:r>
-        <w:t xml:space="preserve">汉字详情：</w:t>
-      </w:r>
-      <w:r>
-        <w:rPr>
-          <w:rStyle w:val="VerbatimChar"/>
-        </w:rPr>
-        <w:t xml:space="preserve">data/charInfo.js</w:t>
-      </w:r>
-      <w:r>
-        <w:t xml:space="preserve"> </w:t>
-      </w:r>
-      <w:r>
-        <w:t xml:space="preserve">提供拼音/部首/结构/组词/释义，笔画数取笔画数据</w:t>
-      </w:r>
-      <w:r>
-        <w:t xml:space="preserve"> </w:t>
-      </w:r>
-      <w:r>
-        <w:rPr>
-          <w:rStyle w:val="VerbatimChar"/>
-        </w:rPr>
-        <w:t xml:space="preserve">strokes.length</w:t>
-      </w:r>
-      <w:r>
-        <w:t xml:space="preserve">。</w:t>
-      </w:r>
-    </w:p>
-    <w:p>
-      <w:pPr>
-        <w:numPr>
-          <w:ilvl w:val="0"/>
-          <w:numId w:val="1014"/>
-        </w:numPr>
-        <w:pStyle w:val="Compact"/>
-      </w:pPr>
-      <w:r>
-        <w:t xml:space="preserve">朗读：</w:t>
-      </w:r>
-      <w:r>
-        <w:rPr>
-          <w:rStyle w:val="VerbatimChar"/>
-        </w:rPr>
-        <w:t xml:space="preserve">utils/config.js</w:t>
-      </w:r>
-      <w:r>
-        <w:t xml:space="preserve"> </w:t>
-      </w:r>
-      <w:r>
-        <w:t xml:space="preserve">的</w:t>
-      </w:r>
-      <w:r>
-        <w:t xml:space="preserve"> </w:t>
-      </w:r>
-      <w:r>
-        <w:rPr>
-          <w:rStyle w:val="VerbatimChar"/>
-        </w:rPr>
-        <w:t xml:space="preserve">tts.url</w:t>
-      </w:r>
-      <w:r>
-        <w:t xml:space="preserve"> </w:t>
-      </w:r>
-      <w:r>
-        <w:t xml:space="preserve">拼接音源，</w:t>
-      </w:r>
-      <w:r>
-        <w:rPr>
-          <w:rStyle w:val="VerbatimChar"/>
-        </w:rPr>
-        <w:t xml:space="preserve">wx.createInnerAudioContext</w:t>
-      </w:r>
-      <w:r>
-        <w:t xml:space="preserve"> </w:t>
-      </w:r>
-      <w:r>
-        <w:t xml:space="preserve">播放，失败时提示。</w:t>
-      </w:r>
-    </w:p>
-    <w:bookmarkEnd w:id="48"/>
-    <w:bookmarkStart w:id="49" w:name="字帖生成页-pagesworksheet"/>
-    <w:p>
-      <w:pPr>
-        <w:pStyle w:val="Heading2"/>
-      </w:pPr>
-      <w:r>
-        <w:t xml:space="preserve">7.4 字帖生成页 pages/worksheet</w:t>
-      </w:r>
-    </w:p>
-    <w:p>
-      <w:pPr>
-        <w:numPr>
-          <w:ilvl w:val="0"/>
-          <w:numId w:val="1015"/>
-        </w:numPr>
-        <w:pStyle w:val="Compact"/>
-      </w:pPr>
-      <w:r>
-        <w:t xml:space="preserve">来源：当前字表 / 我的收藏 / 字帖模板 / 自选汉字（</w:t>
-      </w:r>
-      <w:r>
-        <w:rPr>
-          <w:rStyle w:val="VerbatimChar"/>
-        </w:rPr>
-        <w:t xml:space="preserve">data/templates.js</w:t>
-      </w:r>
-      <w:r>
-        <w:t xml:space="preserve">）。</w:t>
-      </w:r>
-    </w:p>
-    <w:p>
-      <w:pPr>
-        <w:numPr>
-          <w:ilvl w:val="0"/>
-          <w:numId w:val="1015"/>
-        </w:numPr>
-        <w:pStyle w:val="Compact"/>
-      </w:pPr>
-      <w:r>
-        <w:t xml:space="preserve">参数：格子样式、列数、行数。</w:t>
-      </w:r>
-    </w:p>
-    <w:p>
-      <w:pPr>
-        <w:numPr>
-          <w:ilvl w:val="0"/>
-          <w:numId w:val="1015"/>
-        </w:numPr>
-        <w:pStyle w:val="Compact"/>
-      </w:pPr>
-      <w:r>
-        <w:t xml:space="preserve">使用</w:t>
-      </w:r>
-      <w:r>
-        <w:t xml:space="preserve"> </w:t>
-      </w:r>
-      <w:r>
-        <w:rPr>
-          <w:rStyle w:val="VerbatimChar"/>
-        </w:rPr>
-        <w:t xml:space="preserve">&lt;canvas type="2d"&gt;</w:t>
-      </w:r>
-      <w:r>
-        <w:t xml:space="preserve"> </w:t>
-      </w:r>
-      <w:r>
-        <w:t xml:space="preserve">绘制：标题、日期、格子、范字（首行深色、其余浅色描红）。</w:t>
-      </w:r>
-    </w:p>
-    <w:p>
-      <w:pPr>
-        <w:numPr>
-          <w:ilvl w:val="0"/>
-          <w:numId w:val="1015"/>
-        </w:numPr>
-        <w:pStyle w:val="Compact"/>
-      </w:pPr>
-      <w:r>
-        <w:t xml:space="preserve">导出：</w:t>
-      </w:r>
-      <w:r>
-        <w:rPr>
-          <w:rStyle w:val="VerbatimChar"/>
-        </w:rPr>
-        <w:t xml:space="preserve">wx.canvasToTempFilePath</w:t>
-      </w:r>
-      <w:r>
-        <w:t xml:space="preserve"> </w:t>
-      </w:r>
-      <w:r>
-        <w:t xml:space="preserve">→</w:t>
-      </w:r>
-      <w:r>
-        <w:t xml:space="preserve"> </w:t>
-      </w:r>
-      <w:r>
-        <w:rPr>
-          <w:rStyle w:val="VerbatimChar"/>
-        </w:rPr>
-        <w:t xml:space="preserve">wx.saveImageToPhotosAlbum</w:t>
-      </w:r>
-      <w:r>
-        <w:t xml:space="preserve"> </w:t>
-      </w:r>
-      <w:r>
-        <w:t xml:space="preserve">保存 /</w:t>
-      </w:r>
-      <w:r>
-        <w:t xml:space="preserve"> </w:t>
-      </w:r>
-      <w:r>
-        <w:rPr>
-          <w:rStyle w:val="VerbatimChar"/>
-        </w:rPr>
-        <w:t xml:space="preserve">wx.showShareImageMenu</w:t>
-      </w:r>
-      <w:r>
-        <w:t xml:space="preserve"> </w:t>
-      </w:r>
-      <w:r>
-        <w:t xml:space="preserve">分享。</w:t>
-      </w:r>
-    </w:p>
-    <w:bookmarkEnd w:id="49"/>
-    <w:bookmarkStart w:id="50" w:name="海报页-pagesposter"/>
-    <w:p>
-      <w:pPr>
-        <w:pStyle w:val="Heading2"/>
-      </w:pPr>
-      <w:r>
-        <w:t xml:space="preserve">7.5 海报页 pages/poster</w:t>
-      </w:r>
-    </w:p>
-    <w:p>
-      <w:pPr>
-        <w:numPr>
-          <w:ilvl w:val="0"/>
-          <w:numId w:val="1016"/>
-        </w:numPr>
-        <w:pStyle w:val="Compact"/>
-      </w:pPr>
-      <w:r>
-        <w:t xml:space="preserve">绘制 App 名、田字格大字、拼音、打卡/练习统计。</w:t>
-      </w:r>
-    </w:p>
-    <w:p>
-      <w:pPr>
-        <w:numPr>
-          <w:ilvl w:val="0"/>
-          <w:numId w:val="1016"/>
-        </w:numPr>
-        <w:pStyle w:val="Compact"/>
-      </w:pPr>
-      <w:r>
-        <w:t xml:space="preserve">同样使用</w:t>
-      </w:r>
-      <w:r>
-        <w:t xml:space="preserve"> </w:t>
-      </w:r>
-      <w:r>
-        <w:rPr>
-          <w:rStyle w:val="VerbatimChar"/>
-        </w:rPr>
-        <w:t xml:space="preserve">canvas 2d</w:t>
-      </w:r>
-      <w:r>
-        <w:t xml:space="preserve"> </w:t>
-      </w:r>
-      <w:r>
-        <w:t xml:space="preserve">生成图片并保存 / 分享。</w:t>
-      </w:r>
-    </w:p>
-    <w:bookmarkEnd w:id="50"/>
-    <w:bookmarkStart w:id="51" w:name="我的页-pagesprofile"/>
-    <w:p>
-      <w:pPr>
-        <w:pStyle w:val="Heading2"/>
-      </w:pPr>
-      <w:r>
-        <w:t xml:space="preserve">7.6 我的页 pages/profile</w:t>
-      </w:r>
-    </w:p>
-    <w:p>
-      <w:pPr>
-        <w:numPr>
-          <w:ilvl w:val="0"/>
-          <w:numId w:val="1017"/>
-        </w:numPr>
-        <w:pStyle w:val="Compact"/>
-      </w:pPr>
-      <w:r>
-        <w:rPr>
-          <w:rStyle w:val="VerbatimChar"/>
-        </w:rPr>
-        <w:t xml:space="preserve">onShow</w:t>
-      </w:r>
-      <w:r>
-        <w:t xml:space="preserve"> </w:t>
-      </w:r>
-      <w:r>
-        <w:t xml:space="preserve">刷新统计、打卡、收藏、最近练习（最多 50 条）。</w:t>
-      </w:r>
-    </w:p>
-    <w:p>
-      <w:pPr>
-        <w:numPr>
-          <w:ilvl w:val="0"/>
-          <w:numId w:val="1017"/>
-        </w:numPr>
-        <w:pStyle w:val="Compact"/>
-      </w:pPr>
-      <w:r>
-        <w:t xml:space="preserve">打卡卡片：连续天数、最近 7 天、累计天数。</w:t>
-      </w:r>
-    </w:p>
-    <w:p>
-      <w:pPr>
-        <w:numPr>
-          <w:ilvl w:val="0"/>
-          <w:numId w:val="1017"/>
-        </w:numPr>
-        <w:pStyle w:val="Compact"/>
-      </w:pPr>
-      <w:r>
-        <w:t xml:space="preserve">支持从收藏/记录点击汉字进入练字页；提供生成海报 / 收藏生成字帖入口。</w:t>
-      </w:r>
-    </w:p>
-    <w:p>
-      <w:pPr>
-        <w:numPr>
-          <w:ilvl w:val="0"/>
-          <w:numId w:val="1017"/>
-        </w:numPr>
-        <w:pStyle w:val="Compact"/>
-      </w:pPr>
-      <w:r>
-        <w:t xml:space="preserve">提供清空收藏 / 清空记录（带确认弹窗）。</w:t>
-      </w:r>
-    </w:p>
-    <w:bookmarkEnd w:id="51"/>
-    <w:bookmarkStart w:id="52" w:name="教材同步字库部编版-1-6-年级"/>
-    <w:p>
-      <w:pPr>
-        <w:pStyle w:val="Heading2"/>
-      </w:pPr>
-      <w:r>
-        <w:t xml:space="preserve">7.7 教材同步字库（部编版 1-6 年级）</w:t>
-      </w:r>
-    </w:p>
-    <w:p>
-      <w:pPr>
-        <w:numPr>
-          <w:ilvl w:val="0"/>
-          <w:numId w:val="1018"/>
-        </w:numPr>
-      </w:pPr>
+        <w:t xml:space="preserve">顶部</w:t>
+      </w:r>
       <w:r>
         <w:rPr>
           <w:bCs/>
           <w:b/>
         </w:rPr>
-        <w:t xml:space="preserve">数据来源</w:t>
-      </w:r>
-      <w:r>
-        <w:t xml:space="preserve">：部编版（统编版）小学语文 1–6 年级 12 册，转换自开源数据集</w:t>
-      </w:r>
-      <w:r>
-        <w:t xml:space="preserve"> </w:t>
-      </w:r>
-      <w:r>
-        <w:rPr>
-          <w:rStyle w:val="VerbatimChar"/>
-        </w:rPr>
-        <w:t xml:space="preserve">fsiceangel/zishi</w:t>
-      </w:r>
-      <w:r>
-        <w:t xml:space="preserve">（</w:t>
-      </w:r>
-      <w:r>
-        <w:rPr>
-          <w:rStyle w:val="VerbatimChar"/>
-        </w:rPr>
-        <w:t xml:space="preserve">volumes.json</w:t>
-      </w:r>
-      <w:r>
-        <w:t xml:space="preserve"> </w:t>
-      </w:r>
-      <w:r>
-        <w:t xml:space="preserve">/</w:t>
-      </w:r>
-      <w:r>
-        <w:t xml:space="preserve"> </w:t>
-      </w:r>
-      <w:r>
-        <w:rPr>
-          <w:rStyle w:val="VerbatimChar"/>
-        </w:rPr>
-        <w:t xml:space="preserve">meta.json</w:t>
-      </w:r>
-      <w:r>
-        <w:t xml:space="preserve"> </w:t>
-      </w:r>
-      <w:r>
-        <w:t xml:space="preserve">/</w:t>
-      </w:r>
-      <w:r>
-        <w:t xml:space="preserve"> </w:t>
-      </w:r>
-      <w:r>
-        <w:rPr>
-          <w:rStyle w:val="VerbatimChar"/>
-        </w:rPr>
-        <w:t xml:space="preserve">chars.json</w:t>
-      </w:r>
-      <w:r>
-        <w:t xml:space="preserve">）。</w:t>
-      </w:r>
-    </w:p>
-    <w:p>
-      <w:pPr>
-        <w:numPr>
-          <w:ilvl w:val="0"/>
-          <w:numId w:val="1018"/>
-        </w:numPr>
-      </w:pPr>
+        <w:t xml:space="preserve">按教材</w:t>
+      </w:r>
+      <w:r>
+        <w:t xml:space="preserve">：一~六年级 × 上/下 册，点册跳</w:t>
+      </w:r>
+      <w:r>
+        <w:t xml:space="preserve"> </w:t>
+      </w:r>
+      <w:r>
+        <w:rPr>
+          <w:rStyle w:val="VerbatimChar"/>
+        </w:rPr>
+        <w:t xml:space="preserve">textbook?book=&lt;id&gt;</w:t>
+      </w:r>
+      <w:r>
+        <w:t xml:space="preserve">。</w:t>
+      </w:r>
+    </w:p>
+    <w:p>
+      <w:pPr>
+        <w:numPr>
+          <w:ilvl w:val="0"/>
+          <w:numId w:val="1013"/>
+        </w:numPr>
+        <w:pStyle w:val="Compact"/>
+      </w:pPr>
+      <w:r>
+        <w:t xml:space="preserve">中部</w:t>
+      </w:r>
       <w:r>
         <w:rPr>
           <w:bCs/>
           <w:b/>
         </w:rPr>
-        <w:t xml:space="preserve">规模</w:t>
-      </w:r>
-      <w:r>
-        <w:t xml:space="preserve">：识字表 3000、写字表 2500，去重 2999 字；395 节课。</w:t>
-      </w:r>
-    </w:p>
-    <w:p>
-      <w:pPr>
-        <w:numPr>
-          <w:ilvl w:val="0"/>
-          <w:numId w:val="1018"/>
-        </w:numPr>
-      </w:pPr>
+        <w:t xml:space="preserve">按主题</w:t>
+      </w:r>
+      <w:r>
+        <w:t xml:space="preserve">：来自</w:t>
+      </w:r>
+      <w:r>
+        <w:t xml:space="preserve"> </w:t>
+      </w:r>
+      <w:r>
+        <w:rPr>
+          <w:rStyle w:val="VerbatimChar"/>
+        </w:rPr>
+        <w:t xml:space="preserve">data/commonChars.js</w:t>
+      </w:r>
+      <w:r>
+        <w:t xml:space="preserve">，点分类跳</w:t>
+      </w:r>
+      <w:r>
+        <w:t xml:space="preserve"> </w:t>
+      </w:r>
+      <w:r>
+        <w:rPr>
+          <w:rStyle w:val="VerbatimChar"/>
+        </w:rPr>
+        <w:t xml:space="preserve">category?key=&lt;key&gt;</w:t>
+      </w:r>
+      <w:r>
+        <w:t xml:space="preserve">。</w:t>
+      </w:r>
+    </w:p>
+    <w:p>
+      <w:pPr>
+        <w:numPr>
+          <w:ilvl w:val="0"/>
+          <w:numId w:val="1013"/>
+        </w:numPr>
+        <w:pStyle w:val="Compact"/>
+      </w:pPr>
+      <w:r>
+        <w:t xml:space="preserve">底部：教材同步 / 课本古诗 / 生成字帖 / 成语练字入口。</w:t>
+      </w:r>
+    </w:p>
+    <w:bookmarkEnd w:id="47"/>
+    <w:bookmarkStart w:id="48" w:name="分类页-pagescategory"/>
+    <w:p>
+      <w:pPr>
+        <w:pStyle w:val="Heading2"/>
+      </w:pPr>
+      <w:r>
+        <w:t xml:space="preserve">7.3 分类页 pages/category</w:t>
+      </w:r>
+    </w:p>
+    <w:p>
+      <w:pPr>
+        <w:numPr>
+          <w:ilvl w:val="0"/>
+          <w:numId w:val="1014"/>
+        </w:numPr>
+        <w:pStyle w:val="Compact"/>
+      </w:pPr>
+      <w:r>
+        <w:rPr>
+          <w:rStyle w:val="VerbatimChar"/>
+        </w:rPr>
+        <w:t xml:space="preserve">onLoad(options)</w:t>
+      </w:r>
+      <w:r>
+        <w:t xml:space="preserve"> </w:t>
+      </w:r>
+      <w:r>
+        <w:t xml:space="preserve">按</w:t>
+      </w:r>
+      <w:r>
+        <w:t xml:space="preserve"> </w:t>
+      </w:r>
+      <w:r>
+        <w:rPr>
+          <w:rStyle w:val="VerbatimChar"/>
+        </w:rPr>
+        <w:t xml:space="preserve">key</w:t>
+      </w:r>
+      <w:r>
+        <w:t xml:space="preserve"> </w:t>
+      </w:r>
+      <w:r>
+        <w:t xml:space="preserve">从</w:t>
+      </w:r>
+      <w:r>
+        <w:t xml:space="preserve"> </w:t>
+      </w:r>
+      <w:r>
+        <w:rPr>
+          <w:rStyle w:val="VerbatimChar"/>
+        </w:rPr>
+        <w:t xml:space="preserve">data/commonChars.js</w:t>
+      </w:r>
+      <w:r>
+        <w:t xml:space="preserve"> </w:t>
+      </w:r>
+      <w:r>
+        <w:t xml:space="preserve">取分类。</w:t>
+      </w:r>
+    </w:p>
+    <w:p>
+      <w:pPr>
+        <w:numPr>
+          <w:ilvl w:val="0"/>
+          <w:numId w:val="1014"/>
+        </w:numPr>
+        <w:pStyle w:val="Compact"/>
+      </w:pPr>
+      <w:r>
+        <w:t xml:space="preserve">4 列网格展示汉字，点击把整个分类列表写入</w:t>
+      </w:r>
+      <w:r>
+        <w:t xml:space="preserve"> </w:t>
+      </w:r>
+      <w:r>
+        <w:rPr>
+          <w:rStyle w:val="VerbatimChar"/>
+        </w:rPr>
+        <w:t xml:space="preserve">globalData.practiceList</w:t>
+      </w:r>
+      <w:r>
+        <w:t xml:space="preserve"> </w:t>
+      </w:r>
+      <w:r>
+        <w:t xml:space="preserve">并进入练字页。</w:t>
+      </w:r>
+    </w:p>
+    <w:p>
+      <w:pPr>
+        <w:numPr>
+          <w:ilvl w:val="0"/>
+          <w:numId w:val="1014"/>
+        </w:numPr>
+        <w:pStyle w:val="Compact"/>
+      </w:pPr>
+      <w:r>
+        <w:t xml:space="preserve">方格用</w:t>
+      </w:r>
+      <w:r>
+        <w:t xml:space="preserve"> </w:t>
+      </w:r>
+      <w:r>
+        <w:rPr>
+          <w:rStyle w:val="VerbatimChar"/>
+        </w:rPr>
+        <w:t xml:space="preserve">padding-bottom</w:t>
+      </w:r>
+      <w:r>
+        <w:t xml:space="preserve"> </w:t>
+      </w:r>
+      <w:r>
+        <w:t xml:space="preserve">百分比实现正方形（不依赖</w:t>
+      </w:r>
+      <w:r>
+        <w:t xml:space="preserve"> </w:t>
+      </w:r>
+      <w:r>
+        <w:rPr>
+          <w:rStyle w:val="VerbatimChar"/>
+        </w:rPr>
+        <w:t xml:space="preserve">aspect-ratio</w:t>
+      </w:r>
+      <w:r>
+        <w:t xml:space="preserve">）。</w:t>
+      </w:r>
+    </w:p>
+    <w:bookmarkEnd w:id="48"/>
+    <w:bookmarkStart w:id="49" w:name="练字页-pagespractice"/>
+    <w:p>
+      <w:pPr>
+        <w:pStyle w:val="Heading2"/>
+      </w:pPr>
+      <w:r>
+        <w:t xml:space="preserve">7.4 练字页 pages/practice</w:t>
+      </w:r>
+    </w:p>
+    <w:p>
+      <w:pPr>
+        <w:numPr>
+          <w:ilvl w:val="0"/>
+          <w:numId w:val="1015"/>
+        </w:numPr>
+        <w:pStyle w:val="Compact"/>
+      </w:pPr>
+      <w:r>
+        <w:t xml:space="preserve">生命周期：</w:t>
+      </w:r>
+      <w:r>
+        <w:rPr>
+          <w:rStyle w:val="VerbatimChar"/>
+        </w:rPr>
+        <w:t xml:space="preserve">onLoad</w:t>
+      </w:r>
+      <w:r>
+        <w:t xml:space="preserve"> </w:t>
+      </w:r>
+      <w:r>
+        <w:t xml:space="preserve">读取列表/索引、记录一次练习、写入今日打卡、读取</w:t>
+      </w:r>
+      <w:r>
+        <w:t xml:space="preserve"> </w:t>
+      </w:r>
+      <w:r>
+        <w:rPr>
+          <w:rStyle w:val="VerbatimChar"/>
+        </w:rPr>
+        <w:t xml:space="preserve">globalData.practiceNote</w:t>
+      </w:r>
+      <w:r>
+        <w:t xml:space="preserve">（如成语/课文提示条）；</w:t>
+      </w:r>
+      <w:r>
+        <w:rPr>
+          <w:rStyle w:val="VerbatimChar"/>
+        </w:rPr>
+        <w:t xml:space="preserve">onReady</w:t>
+      </w:r>
+      <w:r>
+        <w:t xml:space="preserve"> </w:t>
+      </w:r>
+      <w:r>
+        <w:t xml:space="preserve">创建 writer；</w:t>
+      </w:r>
+      <w:r>
+        <w:rPr>
+          <w:rStyle w:val="VerbatimChar"/>
+        </w:rPr>
+        <w:t xml:space="preserve">onUnload</w:t>
+      </w:r>
+      <w:r>
+        <w:t xml:space="preserve"> </w:t>
+      </w:r>
+      <w:r>
+        <w:t xml:space="preserve">释放音频。</w:t>
+      </w:r>
+    </w:p>
+    <w:p>
+      <w:pPr>
+        <w:numPr>
+          <w:ilvl w:val="0"/>
+          <w:numId w:val="1015"/>
+        </w:numPr>
+        <w:pStyle w:val="Compact"/>
+      </w:pPr>
+      <w:r>
+        <w:t xml:space="preserve">交互：模式（演示/描红/测验）、多格子样式（田/米/回宫/横线/无）、上一个/下一个（循环）、再写一遍、收藏、朗读、书写、海报、字帖。</w:t>
+      </w:r>
+    </w:p>
+    <w:p>
+      <w:pPr>
+        <w:numPr>
+          <w:ilvl w:val="0"/>
+          <w:numId w:val="1015"/>
+        </w:numPr>
+        <w:pStyle w:val="Compact"/>
+      </w:pPr>
+      <w:r>
+        <w:rPr>
+          <w:rStyle w:val="VerbatimChar"/>
+        </w:rPr>
+        <w:t xml:space="preserve">charDataLoader</w:t>
+      </w:r>
+      <w:r>
+        <w:t xml:space="preserve"> </w:t>
+      </w:r>
+      <w:r>
+        <w:t xml:space="preserve">为回调式</w:t>
+      </w:r>
+      <w:r>
+        <w:t xml:space="preserve"> </w:t>
+      </w:r>
+      <w:r>
+        <w:rPr>
+          <w:rStyle w:val="VerbatimChar"/>
+        </w:rPr>
+        <w:t xml:space="preserve">(char, onLoad, onError)</w:t>
+      </w:r>
+      <w:r>
+        <w:t xml:space="preserve"> </w:t>
+      </w:r>
+      <w:r>
+        <w:t xml:space="preserve">且不返回值；加载前</w:t>
+      </w:r>
+      <w:r>
+        <w:t xml:space="preserve"> </w:t>
+      </w:r>
+      <w:r>
+        <w:rPr>
+          <w:rStyle w:val="VerbatimChar"/>
+        </w:rPr>
+        <w:t xml:space="preserve">waitForCanvas()</w:t>
+      </w:r>
+      <w:r>
+        <w:t xml:space="preserve"> </w:t>
+      </w:r>
+      <w:r>
+        <w:t xml:space="preserve">等待画布就绪。</w:t>
+      </w:r>
+    </w:p>
+    <w:p>
+      <w:pPr>
+        <w:numPr>
+          <w:ilvl w:val="0"/>
+          <w:numId w:val="1015"/>
+        </w:numPr>
+        <w:pStyle w:val="Compact"/>
+      </w:pPr>
+      <w:r>
+        <w:t xml:space="preserve">汉字详情：</w:t>
+      </w:r>
+      <w:r>
+        <w:rPr>
+          <w:rStyle w:val="VerbatimChar"/>
+        </w:rPr>
+        <w:t xml:space="preserve">data/charInfo.js</w:t>
+      </w:r>
+      <w:r>
+        <w:t xml:space="preserve"> </w:t>
+      </w:r>
+      <w:r>
+        <w:t xml:space="preserve">提供拼音/部首/结构/组词/释义；笔画数取自笔画数据</w:t>
+      </w:r>
+      <w:r>
+        <w:t xml:space="preserve"> </w:t>
+      </w:r>
+      <w:r>
+        <w:rPr>
+          <w:rStyle w:val="VerbatimChar"/>
+        </w:rPr>
+        <w:t xml:space="preserve">strokes.length</w:t>
+      </w:r>
+      <w:r>
+        <w:t xml:space="preserve">；组词可点击练习。</w:t>
+      </w:r>
+    </w:p>
+    <w:p>
+      <w:pPr>
+        <w:numPr>
+          <w:ilvl w:val="0"/>
+          <w:numId w:val="1015"/>
+        </w:numPr>
+        <w:pStyle w:val="Compact"/>
+      </w:pPr>
+      <w:r>
+        <w:t xml:space="preserve">测验 / 描红：</w:t>
+      </w:r>
+      <w:r>
+        <w:rPr>
+          <w:rStyle w:val="VerbatimChar"/>
+        </w:rPr>
+        <w:t xml:space="preserve">quiz({ onMistake, onComplete })</w:t>
+      </w:r>
+      <w:r>
+        <w:t xml:space="preserve"> </w:t>
+      </w:r>
+      <w:r>
+        <w:t xml:space="preserve">—— 写错的字进入</w:t>
+      </w:r>
       <w:r>
         <w:rPr>
           <w:bCs/>
           <w:b/>
         </w:rPr>
-        <w:t xml:space="preserve">数据文件</w:t>
-      </w:r>
-      <w:r>
-        <w:t xml:space="preserve">（主包，约 99KB，生成；仅存字符/拼音与分组，不含笔画数据）：</w:t>
-      </w:r>
-    </w:p>
-    <w:p>
-      <w:pPr>
-        <w:numPr>
-          <w:ilvl w:val="1"/>
-          <w:numId w:val="1019"/>
-        </w:numPr>
-        <w:pStyle w:val="Compact"/>
-      </w:pPr>
-      <w:r>
-        <w:rPr>
-          <w:rStyle w:val="VerbatimChar"/>
-        </w:rPr>
-        <w:t xml:space="preserve">data/textbook.js</w:t>
-      </w:r>
-      <w:r>
-        <w:t xml:space="preserve">：册/单元/课 + 识字表/写字表/例词</w:t>
-      </w:r>
-    </w:p>
-    <w:p>
-      <w:pPr>
-        <w:numPr>
-          <w:ilvl w:val="1"/>
-          <w:numId w:val="1019"/>
-        </w:numPr>
-        <w:pStyle w:val="Compact"/>
-      </w:pPr>
-      <w:r>
-        <w:rPr>
-          <w:rStyle w:val="VerbatimChar"/>
-        </w:rPr>
-        <w:t xml:space="preserve">data/textbookPinyin.js</w:t>
-      </w:r>
-      <w:r>
-        <w:t xml:space="preserve">：2999 字拼音表</w:t>
+        <w:t xml:space="preserve">生字本</w:t>
+      </w:r>
+      <w:r>
+        <w:t xml:space="preserve">（</w:t>
+      </w:r>
+      <w:r>
+        <w:rPr>
+          <w:rStyle w:val="VerbatimChar"/>
+        </w:rPr>
+        <w:t xml:space="preserve">storage.addWeak</w:t>
+      </w:r>
+      <w:r>
+        <w:t xml:space="preserve">）。</w:t>
+      </w:r>
+    </w:p>
+    <w:p>
+      <w:pPr>
+        <w:numPr>
+          <w:ilvl w:val="0"/>
+          <w:numId w:val="1015"/>
+        </w:numPr>
+        <w:pStyle w:val="Compact"/>
+      </w:pPr>
+      <w:r>
+        <w:t xml:space="preserve">朗读：</w:t>
+      </w:r>
+      <w:r>
+        <w:rPr>
+          <w:rStyle w:val="VerbatimChar"/>
+        </w:rPr>
+        <w:t xml:space="preserve">config.tts</w:t>
+      </w:r>
+      <w:r>
+        <w:t xml:space="preserve">（含</w:t>
+      </w:r>
+      <w:r>
+        <w:t xml:space="preserve"> </w:t>
+      </w:r>
+      <w:r>
+        <w:rPr>
+          <w:rStyle w:val="VerbatimChar"/>
+        </w:rPr>
+        <w:t xml:space="preserve">enabled</w:t>
+      </w:r>
+      <w:r>
+        <w:t xml:space="preserve"> </w:t>
+      </w:r>
+      <w:r>
+        <w:t xml:space="preserve">开关）拼接音源，</w:t>
+      </w:r>
+      <w:r>
+        <w:rPr>
+          <w:rStyle w:val="VerbatimChar"/>
+        </w:rPr>
+        <w:t xml:space="preserve">wx.createInnerAudioContext</w:t>
+      </w:r>
+      <w:r>
+        <w:t xml:space="preserve"> </w:t>
+      </w:r>
+      <w:r>
+        <w:t xml:space="preserve">播放。</w:t>
+      </w:r>
+    </w:p>
+    <w:bookmarkEnd w:id="49"/>
+    <w:bookmarkStart w:id="50" w:name="字帖生成页-pagesworksheet"/>
+    <w:p>
+      <w:pPr>
+        <w:pStyle w:val="Heading2"/>
+      </w:pPr>
+      <w:r>
+        <w:t xml:space="preserve">7.5 字帖生成页 pages/worksheet</w:t>
+      </w:r>
+    </w:p>
+    <w:p>
+      <w:pPr>
+        <w:numPr>
+          <w:ilvl w:val="0"/>
+          <w:numId w:val="1016"/>
+        </w:numPr>
+        <w:pStyle w:val="Compact"/>
+      </w:pPr>
+      <w:r>
+        <w:t xml:space="preserve">来源：当前字表 / 我的收藏 / 字帖模板 / 自选汉字（</w:t>
+      </w:r>
+      <w:r>
+        <w:rPr>
+          <w:rStyle w:val="VerbatimChar"/>
+        </w:rPr>
+        <w:t xml:space="preserve">data/templates.js</w:t>
+      </w:r>
+      <w:r>
+        <w:t xml:space="preserve">）。</w:t>
+      </w:r>
+    </w:p>
+    <w:p>
+      <w:pPr>
+        <w:numPr>
+          <w:ilvl w:val="0"/>
+          <w:numId w:val="1016"/>
+        </w:numPr>
+        <w:pStyle w:val="Compact"/>
+      </w:pPr>
+      <w:r>
+        <w:t xml:space="preserve">参数：格子样式、列数、行数。</w:t>
+      </w:r>
+    </w:p>
+    <w:p>
+      <w:pPr>
+        <w:numPr>
+          <w:ilvl w:val="0"/>
+          <w:numId w:val="1016"/>
+        </w:numPr>
+        <w:pStyle w:val="Compact"/>
+      </w:pPr>
+      <w:r>
+        <w:rPr>
+          <w:rStyle w:val="VerbatimChar"/>
+        </w:rPr>
+        <w:t xml:space="preserve">&lt;canvas type="2d"&gt;</w:t>
+      </w:r>
+      <w:r>
+        <w:t xml:space="preserve"> </w:t>
+      </w:r>
+      <w:r>
+        <w:t xml:space="preserve">绘制：标题、日期、格子、范字（首行深色、其余浅色描红）。</w:t>
+      </w:r>
+    </w:p>
+    <w:p>
+      <w:pPr>
+        <w:numPr>
+          <w:ilvl w:val="0"/>
+          <w:numId w:val="1016"/>
+        </w:numPr>
+        <w:pStyle w:val="Compact"/>
+      </w:pPr>
+      <w:r>
+        <w:t xml:space="preserve">导出：</w:t>
+      </w:r>
+      <w:r>
+        <w:rPr>
+          <w:rStyle w:val="VerbatimChar"/>
+        </w:rPr>
+        <w:t xml:space="preserve">wx.canvasToTempFilePath</w:t>
+      </w:r>
+      <w:r>
+        <w:t xml:space="preserve"> </w:t>
+      </w:r>
+      <w:r>
+        <w:t xml:space="preserve">→</w:t>
+      </w:r>
+      <w:r>
+        <w:t xml:space="preserve"> </w:t>
+      </w:r>
+      <w:r>
+        <w:rPr>
+          <w:rStyle w:val="VerbatimChar"/>
+        </w:rPr>
+        <w:t xml:space="preserve">wx.saveImageToPhotosAlbum</w:t>
+      </w:r>
+      <w:r>
+        <w:t xml:space="preserve"> </w:t>
+      </w:r>
+      <w:r>
+        <w:t xml:space="preserve">保存 /</w:t>
+      </w:r>
+      <w:r>
+        <w:t xml:space="preserve"> </w:t>
+      </w:r>
+      <w:r>
+        <w:rPr>
+          <w:rStyle w:val="VerbatimChar"/>
+        </w:rPr>
+        <w:t xml:space="preserve">wx.showShareImageMenu</w:t>
+      </w:r>
+      <w:r>
+        <w:t xml:space="preserve"> </w:t>
+      </w:r>
+      <w:r>
+        <w:t xml:space="preserve">分享。</w:t>
+      </w:r>
+    </w:p>
+    <w:bookmarkEnd w:id="50"/>
+    <w:bookmarkStart w:id="51" w:name="海报页-pagesposter"/>
+    <w:p>
+      <w:pPr>
+        <w:pStyle w:val="Heading2"/>
+      </w:pPr>
+      <w:r>
+        <w:t xml:space="preserve">7.6 海报页 pages/poster</w:t>
+      </w:r>
+    </w:p>
+    <w:p>
+      <w:pPr>
+        <w:numPr>
+          <w:ilvl w:val="0"/>
+          <w:numId w:val="1017"/>
+        </w:numPr>
+        <w:pStyle w:val="Compact"/>
+      </w:pPr>
+      <w:r>
+        <w:t xml:space="preserve">绘制 App 名、田字格大字、拼音、打卡/练习统计；</w:t>
+      </w:r>
+      <w:r>
+        <w:rPr>
+          <w:rStyle w:val="VerbatimChar"/>
+        </w:rPr>
+        <w:t xml:space="preserve">canvas 2d</w:t>
+      </w:r>
+      <w:r>
+        <w:t xml:space="preserve"> </w:t>
+      </w:r>
+      <w:r>
+        <w:t xml:space="preserve">生成图片并保存 / 分享。</w:t>
+      </w:r>
+    </w:p>
+    <w:p>
+      <w:pPr>
+        <w:numPr>
+          <w:ilvl w:val="0"/>
+          <w:numId w:val="1017"/>
+        </w:numPr>
+        <w:pStyle w:val="Compact"/>
+      </w:pPr>
+      <w:r>
+        <w:t xml:space="preserve">大字与拼音来自</w:t>
+      </w:r>
+      <w:r>
+        <w:t xml:space="preserve"> </w:t>
+      </w:r>
+      <w:r>
+        <w:rPr>
+          <w:rStyle w:val="VerbatimChar"/>
+        </w:rPr>
+        <w:t xml:space="preserve">globalData.posterChar</w:t>
+      </w:r>
+      <w:r>
+        <w:t xml:space="preserve"> </w:t>
+      </w:r>
+      <w:r>
+        <w:t xml:space="preserve">与</w:t>
+      </w:r>
+      <w:r>
+        <w:t xml:space="preserve"> </w:t>
+      </w:r>
+      <w:r>
+        <w:rPr>
+          <w:rStyle w:val="VerbatimChar"/>
+        </w:rPr>
+        <w:t xml:space="preserve">data/charInfo.js</w:t>
+      </w:r>
+      <w:r>
+        <w:t xml:space="preserve">。</w:t>
+      </w:r>
+    </w:p>
+    <w:bookmarkEnd w:id="51"/>
+    <w:bookmarkStart w:id="52" w:name="我的页-pagesprofile"/>
+    <w:p>
+      <w:pPr>
+        <w:pStyle w:val="Heading2"/>
+      </w:pPr>
+      <w:r>
+        <w:t xml:space="preserve">7.7 我的页 pages/profile</w:t>
       </w:r>
     </w:p>
     <w:p>
@@ -7010,706 +8068,73 @@
           <w:ilvl w:val="0"/>
           <w:numId w:val="1018"/>
         </w:numPr>
-      </w:pPr>
+        <w:pStyle w:val="Compact"/>
+      </w:pPr>
+      <w:r>
+        <w:rPr>
+          <w:rStyle w:val="VerbatimChar"/>
+        </w:rPr>
+        <w:t xml:space="preserve">onShow</w:t>
+      </w:r>
+      <w:r>
+        <w:t xml:space="preserve"> </w:t>
+      </w:r>
+      <w:r>
+        <w:t xml:space="preserve">刷新统计、打卡、收藏、最近练习（最多 50 条）。</w:t>
+      </w:r>
+    </w:p>
+    <w:p>
+      <w:pPr>
+        <w:numPr>
+          <w:ilvl w:val="0"/>
+          <w:numId w:val="1018"/>
+        </w:numPr>
+        <w:pStyle w:val="Compact"/>
+      </w:pPr>
+      <w:r>
+        <w:t xml:space="preserve">打卡卡片：连续天数、最近 7 天、累计天数。</w:t>
+      </w:r>
+    </w:p>
+    <w:p>
+      <w:pPr>
+        <w:numPr>
+          <w:ilvl w:val="0"/>
+          <w:numId w:val="1018"/>
+        </w:numPr>
+        <w:pStyle w:val="Compact"/>
+      </w:pPr>
+      <w:r>
+        <w:t xml:space="preserve">入口：生成练习海报、收藏生成字帖、</w:t>
+      </w:r>
       <w:r>
         <w:rPr>
           <w:bCs/>
           <w:b/>
         </w:rPr>
-        <w:t xml:space="preserve">结构</w:t>
-      </w:r>
-      <w:r>
-        <w:t xml:space="preserve">：</w:t>
-      </w:r>
-    </w:p>
-    <w:p>
-      <w:pPr>
-        <w:numPr>
-          <w:ilvl w:val="0"/>
-          <w:numId w:val="1000"/>
-        </w:numPr>
-        <w:pStyle w:val="SourceCode"/>
-      </w:pPr>
-      <w:r>
-        <w:rPr>
-          <w:rStyle w:val="NormalTok"/>
-        </w:rPr>
-        <w:t xml:space="preserve">{</w:t>
-      </w:r>
-      <w:r>
-        <w:br/>
-      </w:r>
-      <w:r>
-        <w:rPr>
-          <w:rStyle w:val="NormalTok"/>
-        </w:rPr>
-        <w:t xml:space="preserve">  </w:t>
-      </w:r>
-      <w:r>
-        <w:rPr>
-          <w:rStyle w:val="DataTypeTok"/>
-        </w:rPr>
-        <w:t xml:space="preserve">books</w:t>
-      </w:r>
-      <w:r>
-        <w:rPr>
-          <w:rStyle w:val="OperatorTok"/>
-        </w:rPr>
-        <w:t xml:space="preserve">:</w:t>
-      </w:r>
-      <w:r>
-        <w:rPr>
-          <w:rStyle w:val="NormalTok"/>
-        </w:rPr>
-        <w:t xml:space="preserve"> [</w:t>
-      </w:r>
-      <w:r>
-        <w:br/>
-      </w:r>
-      <w:r>
-        <w:rPr>
-          <w:rStyle w:val="NormalTok"/>
-        </w:rPr>
-        <w:t xml:space="preserve">    { </w:t>
-      </w:r>
-      <w:r>
-        <w:rPr>
-          <w:rStyle w:val="DataTypeTok"/>
-        </w:rPr>
-        <w:t xml:space="preserve">id</w:t>
-      </w:r>
-      <w:r>
-        <w:rPr>
-          <w:rStyle w:val="OperatorTok"/>
-        </w:rPr>
-        <w:t xml:space="preserve">:</w:t>
-      </w:r>
-      <w:r>
-        <w:rPr>
-          <w:rStyle w:val="StringTok"/>
-        </w:rPr>
-        <w:t xml:space="preserve">'1a'</w:t>
-      </w:r>
-      <w:r>
-        <w:rPr>
-          <w:rStyle w:val="OperatorTok"/>
-        </w:rPr>
-        <w:t xml:space="preserve">,</w:t>
-      </w:r>
-      <w:r>
-        <w:rPr>
-          <w:rStyle w:val="NormalTok"/>
-        </w:rPr>
-        <w:t xml:space="preserve"> </w:t>
-      </w:r>
-      <w:r>
-        <w:rPr>
-          <w:rStyle w:val="DataTypeTok"/>
-        </w:rPr>
-        <w:t xml:space="preserve">name</w:t>
-      </w:r>
-      <w:r>
-        <w:rPr>
-          <w:rStyle w:val="OperatorTok"/>
-        </w:rPr>
-        <w:t xml:space="preserve">:</w:t>
-      </w:r>
-      <w:r>
-        <w:rPr>
-          <w:rStyle w:val="StringTok"/>
-        </w:rPr>
-        <w:t xml:space="preserve">'一年级上册'</w:t>
-      </w:r>
-      <w:r>
-        <w:rPr>
-          <w:rStyle w:val="OperatorTok"/>
-        </w:rPr>
-        <w:t xml:space="preserve">,</w:t>
-      </w:r>
-      <w:r>
-        <w:rPr>
-          <w:rStyle w:val="NormalTok"/>
-        </w:rPr>
-        <w:t xml:space="preserve"> </w:t>
-      </w:r>
-      <w:r>
-        <w:rPr>
-          <w:rStyle w:val="DataTypeTok"/>
-        </w:rPr>
-        <w:t xml:space="preserve">short</w:t>
-      </w:r>
-      <w:r>
-        <w:rPr>
-          <w:rStyle w:val="OperatorTok"/>
-        </w:rPr>
-        <w:t xml:space="preserve">:</w:t>
-      </w:r>
-      <w:r>
-        <w:rPr>
-          <w:rStyle w:val="StringTok"/>
-        </w:rPr>
-        <w:t xml:space="preserve">'一上'</w:t>
-      </w:r>
-      <w:r>
-        <w:rPr>
-          <w:rStyle w:val="OperatorTok"/>
-        </w:rPr>
-        <w:t xml:space="preserve">,</w:t>
-      </w:r>
-      <w:r>
-        <w:rPr>
-          <w:rStyle w:val="NormalTok"/>
-        </w:rPr>
-        <w:t xml:space="preserve"> </w:t>
-      </w:r>
-      <w:r>
-        <w:rPr>
-          <w:rStyle w:val="DataTypeTok"/>
-        </w:rPr>
-        <w:t xml:space="preserve">grade</w:t>
-      </w:r>
-      <w:r>
-        <w:rPr>
-          <w:rStyle w:val="OperatorTok"/>
-        </w:rPr>
-        <w:t xml:space="preserve">:</w:t>
-      </w:r>
-      <w:r>
-        <w:rPr>
-          <w:rStyle w:val="DecValTok"/>
-        </w:rPr>
-        <w:t xml:space="preserve">1</w:t>
-      </w:r>
-      <w:r>
-        <w:rPr>
-          <w:rStyle w:val="OperatorTok"/>
-        </w:rPr>
-        <w:t xml:space="preserve">,</w:t>
-      </w:r>
-      <w:r>
-        <w:rPr>
-          <w:rStyle w:val="NormalTok"/>
-        </w:rPr>
-        <w:t xml:space="preserve"> </w:t>
-      </w:r>
-      <w:r>
-        <w:rPr>
-          <w:rStyle w:val="DataTypeTok"/>
-        </w:rPr>
-        <w:t xml:space="preserve">term</w:t>
-      </w:r>
-      <w:r>
-        <w:rPr>
-          <w:rStyle w:val="OperatorTok"/>
-        </w:rPr>
-        <w:t xml:space="preserve">:</w:t>
-      </w:r>
-      <w:r>
-        <w:rPr>
-          <w:rStyle w:val="DecValTok"/>
-        </w:rPr>
-        <w:t xml:space="preserve">1</w:t>
-      </w:r>
-      <w:r>
-        <w:rPr>
-          <w:rStyle w:val="OperatorTok"/>
-        </w:rPr>
-        <w:t xml:space="preserve">,</w:t>
-      </w:r>
-      <w:r>
-        <w:br/>
-      </w:r>
-      <w:r>
-        <w:rPr>
-          <w:rStyle w:val="NormalTok"/>
-        </w:rPr>
-        <w:t xml:space="preserve">      </w:t>
-      </w:r>
-      <w:r>
-        <w:rPr>
-          <w:rStyle w:val="DataTypeTok"/>
-        </w:rPr>
-        <w:t xml:space="preserve">shiziCount</w:t>
-      </w:r>
-      <w:r>
-        <w:rPr>
-          <w:rStyle w:val="OperatorTok"/>
-        </w:rPr>
-        <w:t xml:space="preserve">:</w:t>
-      </w:r>
-      <w:r>
-        <w:rPr>
-          <w:rStyle w:val="DecValTok"/>
-        </w:rPr>
-        <w:t xml:space="preserve">300</w:t>
-      </w:r>
-      <w:r>
-        <w:rPr>
-          <w:rStyle w:val="OperatorTok"/>
-        </w:rPr>
-        <w:t xml:space="preserve">,</w:t>
-      </w:r>
-      <w:r>
-        <w:rPr>
-          <w:rStyle w:val="NormalTok"/>
-        </w:rPr>
-        <w:t xml:space="preserve"> </w:t>
-      </w:r>
-      <w:r>
-        <w:rPr>
-          <w:rStyle w:val="DataTypeTok"/>
-        </w:rPr>
-        <w:t xml:space="preserve">xieziCount</w:t>
-      </w:r>
-      <w:r>
-        <w:rPr>
-          <w:rStyle w:val="OperatorTok"/>
-        </w:rPr>
-        <w:t xml:space="preserve">:</w:t>
-      </w:r>
-      <w:r>
-        <w:rPr>
-          <w:rStyle w:val="DecValTok"/>
-        </w:rPr>
-        <w:t xml:space="preserve">100</w:t>
-      </w:r>
-      <w:r>
-        <w:rPr>
-          <w:rStyle w:val="OperatorTok"/>
-        </w:rPr>
-        <w:t xml:space="preserve">,</w:t>
-      </w:r>
-      <w:r>
-        <w:br/>
-      </w:r>
-      <w:r>
-        <w:rPr>
-          <w:rStyle w:val="NormalTok"/>
-        </w:rPr>
-        <w:t xml:space="preserve">      </w:t>
-      </w:r>
-      <w:r>
-        <w:rPr>
-          <w:rStyle w:val="DataTypeTok"/>
-        </w:rPr>
-        <w:t xml:space="preserve">units</w:t>
-      </w:r>
-      <w:r>
-        <w:rPr>
-          <w:rStyle w:val="OperatorTok"/>
-        </w:rPr>
-        <w:t xml:space="preserve">:</w:t>
-      </w:r>
-      <w:r>
-        <w:rPr>
-          <w:rStyle w:val="NormalTok"/>
-        </w:rPr>
-        <w:t xml:space="preserve"> [ { </w:t>
-      </w:r>
-      <w:r>
-        <w:rPr>
-          <w:rStyle w:val="DataTypeTok"/>
-        </w:rPr>
-        <w:t xml:space="preserve">title</w:t>
-      </w:r>
-      <w:r>
-        <w:rPr>
-          <w:rStyle w:val="OperatorTok"/>
-        </w:rPr>
-        <w:t xml:space="preserve">:</w:t>
-      </w:r>
-      <w:r>
-        <w:rPr>
-          <w:rStyle w:val="StringTok"/>
-        </w:rPr>
-        <w:t xml:space="preserve">'第一单元'</w:t>
-      </w:r>
-      <w:r>
-        <w:rPr>
-          <w:rStyle w:val="OperatorTok"/>
-        </w:rPr>
-        <w:t xml:space="preserve">,</w:t>
-      </w:r>
-      <w:r>
-        <w:rPr>
-          <w:rStyle w:val="NormalTok"/>
-        </w:rPr>
-        <w:t xml:space="preserve"> </w:t>
-      </w:r>
-      <w:r>
-        <w:rPr>
-          <w:rStyle w:val="DataTypeTok"/>
-        </w:rPr>
-        <w:t xml:space="preserve">theme</w:t>
-      </w:r>
-      <w:r>
-        <w:rPr>
-          <w:rStyle w:val="OperatorTok"/>
-        </w:rPr>
-        <w:t xml:space="preserve">:</w:t>
-      </w:r>
-      <w:r>
-        <w:rPr>
-          <w:rStyle w:val="StringTok"/>
-        </w:rPr>
-        <w:t xml:space="preserve">'识字'</w:t>
-      </w:r>
-      <w:r>
-        <w:rPr>
-          <w:rStyle w:val="OperatorTok"/>
-        </w:rPr>
-        <w:t xml:space="preserve">,</w:t>
-      </w:r>
-      <w:r>
-        <w:rPr>
-          <w:rStyle w:val="NormalTok"/>
-        </w:rPr>
-        <w:t xml:space="preserve"> </w:t>
-      </w:r>
-      <w:r>
-        <w:rPr>
-          <w:rStyle w:val="DataTypeTok"/>
-        </w:rPr>
-        <w:t xml:space="preserve">lessons</w:t>
-      </w:r>
-      <w:r>
-        <w:rPr>
-          <w:rStyle w:val="OperatorTok"/>
-        </w:rPr>
-        <w:t xml:space="preserve">:</w:t>
-      </w:r>
-      <w:r>
-        <w:rPr>
-          <w:rStyle w:val="NormalTok"/>
-        </w:rPr>
-        <w:t xml:space="preserve">[</w:t>
-      </w:r>
-      <w:r>
-        <w:rPr>
-          <w:rStyle w:val="StringTok"/>
-        </w:rPr>
-        <w:t xml:space="preserve">'1a-s1'</w:t>
-      </w:r>
-      <w:r>
-        <w:rPr>
-          <w:rStyle w:val="OperatorTok"/>
-        </w:rPr>
-        <w:t xml:space="preserve">,</w:t>
-      </w:r>
-      <w:r>
-        <w:rPr>
-          <w:rStyle w:val="NormalTok"/>
-        </w:rPr>
-        <w:t xml:space="preserve"> </w:t>
-      </w:r>
-      <w:r>
-        <w:rPr>
-          <w:rStyle w:val="OperatorTok"/>
-        </w:rPr>
-        <w:t xml:space="preserve">...</w:t>
-      </w:r>
-      <w:r>
-        <w:rPr>
-          <w:rStyle w:val="NormalTok"/>
-        </w:rPr>
-        <w:t xml:space="preserve">] } ] }</w:t>
-      </w:r>
-      <w:r>
-        <w:br/>
-      </w:r>
-      <w:r>
-        <w:rPr>
-          <w:rStyle w:val="NormalTok"/>
-        </w:rPr>
-        <w:t xml:space="preserve">  ]</w:t>
-      </w:r>
-      <w:r>
-        <w:rPr>
-          <w:rStyle w:val="OperatorTok"/>
-        </w:rPr>
-        <w:t xml:space="preserve">,</w:t>
-      </w:r>
-      <w:r>
-        <w:br/>
-      </w:r>
-      <w:r>
-        <w:rPr>
-          <w:rStyle w:val="NormalTok"/>
-        </w:rPr>
-        <w:t xml:space="preserve">  </w:t>
-      </w:r>
-      <w:r>
-        <w:rPr>
-          <w:rStyle w:val="DataTypeTok"/>
-        </w:rPr>
-        <w:t xml:space="preserve">lessons</w:t>
-      </w:r>
-      <w:r>
-        <w:rPr>
-          <w:rStyle w:val="OperatorTok"/>
-        </w:rPr>
-        <w:t xml:space="preserve">:</w:t>
-      </w:r>
-      <w:r>
-        <w:rPr>
-          <w:rStyle w:val="NormalTok"/>
-        </w:rPr>
-        <w:t xml:space="preserve"> {</w:t>
-      </w:r>
-      <w:r>
-        <w:br/>
-      </w:r>
-      <w:r>
-        <w:rPr>
-          <w:rStyle w:val="NormalTok"/>
-        </w:rPr>
-        <w:t xml:space="preserve">    </w:t>
-      </w:r>
-      <w:r>
-        <w:rPr>
-          <w:rStyle w:val="StringTok"/>
-        </w:rPr>
-        <w:t xml:space="preserve">'1a-s2'</w:t>
-      </w:r>
-      <w:r>
-        <w:rPr>
-          <w:rStyle w:val="OperatorTok"/>
-        </w:rPr>
-        <w:t xml:space="preserve">:</w:t>
-      </w:r>
-      <w:r>
-        <w:rPr>
-          <w:rStyle w:val="NormalTok"/>
-        </w:rPr>
-        <w:t xml:space="preserve"> { </w:t>
-      </w:r>
-      <w:r>
-        <w:rPr>
-          <w:rStyle w:val="DataTypeTok"/>
-        </w:rPr>
-        <w:t xml:space="preserve">title</w:t>
-      </w:r>
-      <w:r>
-        <w:rPr>
-          <w:rStyle w:val="OperatorTok"/>
-        </w:rPr>
-        <w:t xml:space="preserve">:</w:t>
-      </w:r>
-      <w:r>
-        <w:rPr>
-          <w:rStyle w:val="StringTok"/>
-        </w:rPr>
-        <w:t xml:space="preserve">'金木水火土'</w:t>
-      </w:r>
-      <w:r>
-        <w:rPr>
-          <w:rStyle w:val="OperatorTok"/>
-        </w:rPr>
-        <w:t xml:space="preserve">,</w:t>
-      </w:r>
-      <w:r>
-        <w:rPr>
-          <w:rStyle w:val="NormalTok"/>
-        </w:rPr>
-        <w:t xml:space="preserve"> </w:t>
-      </w:r>
-      <w:r>
-        <w:rPr>
-          <w:rStyle w:val="DataTypeTok"/>
-        </w:rPr>
-        <w:t xml:space="preserve">kind</w:t>
-      </w:r>
-      <w:r>
-        <w:rPr>
-          <w:rStyle w:val="OperatorTok"/>
-        </w:rPr>
-        <w:t xml:space="preserve">:</w:t>
-      </w:r>
-      <w:r>
-        <w:rPr>
-          <w:rStyle w:val="StringTok"/>
-        </w:rPr>
-        <w:t xml:space="preserve">'识字'</w:t>
-      </w:r>
-      <w:r>
-        <w:rPr>
-          <w:rStyle w:val="OperatorTok"/>
-        </w:rPr>
-        <w:t xml:space="preserve">,</w:t>
-      </w:r>
-      <w:r>
-        <w:rPr>
-          <w:rStyle w:val="NormalTok"/>
-        </w:rPr>
-        <w:t xml:space="preserve"> </w:t>
-      </w:r>
-      <w:r>
-        <w:rPr>
-          <w:rStyle w:val="DataTypeTok"/>
-        </w:rPr>
-        <w:t xml:space="preserve">shizi</w:t>
-      </w:r>
-      <w:r>
-        <w:rPr>
-          <w:rStyle w:val="OperatorTok"/>
-        </w:rPr>
-        <w:t xml:space="preserve">:</w:t>
-      </w:r>
-      <w:r>
-        <w:rPr>
-          <w:rStyle w:val="NormalTok"/>
-        </w:rPr>
-        <w:t xml:space="preserve">[</w:t>
-      </w:r>
-      <w:r>
-        <w:rPr>
-          <w:rStyle w:val="OperatorTok"/>
-        </w:rPr>
-        <w:t xml:space="preserve">...</w:t>
-      </w:r>
-      <w:r>
-        <w:rPr>
-          <w:rStyle w:val="NormalTok"/>
-        </w:rPr>
-        <w:t xml:space="preserve">]</w:t>
-      </w:r>
-      <w:r>
-        <w:rPr>
-          <w:rStyle w:val="OperatorTok"/>
-        </w:rPr>
-        <w:t xml:space="preserve">,</w:t>
-      </w:r>
-      <w:r>
-        <w:rPr>
-          <w:rStyle w:val="NormalTok"/>
-        </w:rPr>
-        <w:t xml:space="preserve"> </w:t>
-      </w:r>
-      <w:r>
-        <w:rPr>
-          <w:rStyle w:val="DataTypeTok"/>
-        </w:rPr>
-        <w:t xml:space="preserve">xiezi</w:t>
-      </w:r>
-      <w:r>
-        <w:rPr>
-          <w:rStyle w:val="OperatorTok"/>
-        </w:rPr>
-        <w:t xml:space="preserve">:</w:t>
-      </w:r>
-      <w:r>
-        <w:rPr>
-          <w:rStyle w:val="NormalTok"/>
-        </w:rPr>
-        <w:t xml:space="preserve">[</w:t>
-      </w:r>
-      <w:r>
-        <w:rPr>
-          <w:rStyle w:val="OperatorTok"/>
-        </w:rPr>
-        <w:t xml:space="preserve">...</w:t>
-      </w:r>
-      <w:r>
-        <w:rPr>
-          <w:rStyle w:val="NormalTok"/>
-        </w:rPr>
-        <w:t xml:space="preserve">]</w:t>
-      </w:r>
-      <w:r>
-        <w:rPr>
-          <w:rStyle w:val="OperatorTok"/>
-        </w:rPr>
-        <w:t xml:space="preserve">,</w:t>
-      </w:r>
-      <w:r>
-        <w:rPr>
-          <w:rStyle w:val="NormalTok"/>
-        </w:rPr>
-        <w:t xml:space="preserve"> </w:t>
-      </w:r>
-      <w:r>
-        <w:rPr>
-          <w:rStyle w:val="DataTypeTok"/>
-        </w:rPr>
-        <w:t xml:space="preserve">words</w:t>
-      </w:r>
-      <w:r>
-        <w:rPr>
-          <w:rStyle w:val="OperatorTok"/>
-        </w:rPr>
-        <w:t xml:space="preserve">:</w:t>
-      </w:r>
-      <w:r>
-        <w:rPr>
-          <w:rStyle w:val="NormalTok"/>
-        </w:rPr>
-        <w:t xml:space="preserve">[</w:t>
-      </w:r>
-      <w:r>
-        <w:rPr>
-          <w:rStyle w:val="OperatorTok"/>
-        </w:rPr>
-        <w:t xml:space="preserve">...</w:t>
-      </w:r>
-      <w:r>
-        <w:rPr>
-          <w:rStyle w:val="NormalTok"/>
-        </w:rPr>
-        <w:t xml:space="preserve">] }</w:t>
-      </w:r>
-      <w:r>
-        <w:br/>
-      </w:r>
-      <w:r>
-        <w:rPr>
-          <w:rStyle w:val="NormalTok"/>
-        </w:rPr>
-        <w:t xml:space="preserve">  }</w:t>
-      </w:r>
-      <w:r>
-        <w:br/>
-      </w:r>
-      <w:r>
-        <w:rPr>
-          <w:rStyle w:val="NormalTok"/>
-        </w:rPr>
-        <w:t xml:space="preserve">}</w:t>
-      </w:r>
-    </w:p>
-    <w:p>
-      <w:pPr>
-        <w:numPr>
-          <w:ilvl w:val="0"/>
-          <w:numId w:val="1018"/>
-        </w:numPr>
-      </w:pPr>
+        <w:t xml:space="preserve">生字本</w:t>
+      </w:r>
+      <w:r>
+        <w:t xml:space="preserve">、</w:t>
+      </w:r>
       <w:r>
         <w:rPr>
           <w:bCs/>
           <w:b/>
         </w:rPr>
-        <w:t xml:space="preserve">放在主包的原因</w:t>
-      </w:r>
-      <w:r>
-        <w:t xml:space="preserve">：约 99KB，远低于主包 2MB 上限；且首页需要读取它来渲染「今日一课」与年级入口（主包不能引用分包数据）。因此不再使用分包。</w:t>
-      </w:r>
-    </w:p>
-    <w:p>
-      <w:pPr>
-        <w:numPr>
-          <w:ilvl w:val="0"/>
-          <w:numId w:val="1018"/>
-        </w:numPr>
-      </w:pPr>
+        <w:t xml:space="preserve">练习轨迹</w:t>
+      </w:r>
+      <w:r>
+        <w:t xml:space="preserve">、</w:t>
+      </w:r>
       <w:r>
         <w:rPr>
           <w:bCs/>
           <w:b/>
         </w:rPr>
-        <w:t xml:space="preserve">首页联动</w:t>
-      </w:r>
-      <w:r>
-        <w:t xml:space="preserve">：首页「今日一课」按日期从 395 课里轮换一课的识字/写字字表；年级 chips 直达对应册。</w:t>
+        <w:t xml:space="preserve">关于与隐私</w:t>
+      </w:r>
+      <w:r>
+        <w:t xml:space="preserve">。</w:t>
       </w:r>
     </w:p>
     <w:p>
@@ -7717,6 +8142,28 @@
         <w:numPr>
           <w:ilvl w:val="0"/>
           <w:numId w:val="1018"/>
+        </w:numPr>
+        <w:pStyle w:val="Compact"/>
+      </w:pPr>
+      <w:r>
+        <w:t xml:space="preserve">清空收藏 / 记录（带确认弹窗）。</w:t>
+      </w:r>
+    </w:p>
+    <w:bookmarkEnd w:id="52"/>
+    <w:bookmarkStart w:id="53" w:name="教材同步字库-pagestextbook"/>
+    <w:p>
+      <w:pPr>
+        <w:pStyle w:val="Heading2"/>
+      </w:pPr>
+      <w:r>
+        <w:t xml:space="preserve">7.8 教材同步字库 pages/textbook</w:t>
+      </w:r>
+    </w:p>
+    <w:p>
+      <w:pPr>
+        <w:numPr>
+          <w:ilvl w:val="0"/>
+          <w:numId w:val="1019"/>
         </w:numPr>
       </w:pPr>
       <w:r>
@@ -7724,41 +8171,68 @@
           <w:bCs/>
           <w:b/>
         </w:rPr>
-        <w:t xml:space="preserve">浏览页</w:t>
-      </w:r>
-      <w:r>
-        <w:t xml:space="preserve"> </w:t>
-      </w:r>
-      <w:r>
-        <w:rPr>
-          <w:rStyle w:val="VerbatimChar"/>
-        </w:rPr>
-        <w:t xml:space="preserve">pages/textbook</w:t>
-      </w:r>
-      <w:r>
-        <w:t xml:space="preserve">：选册（支持</w:t>
-      </w:r>
-      <w:r>
-        <w:t xml:space="preserve"> </w:t>
-      </w:r>
-      <w:r>
-        <w:rPr>
-          <w:rStyle w:val="VerbatimChar"/>
-        </w:rPr>
-        <w:t xml:space="preserve">?book=1a</w:t>
-      </w:r>
-      <w:r>
-        <w:t xml:space="preserve"> </w:t>
-      </w:r>
-      <w:r>
-        <w:t xml:space="preserve">直达）→ 识字/写字切换 → 单元/课列表 → 课内字网格（点击练字）、例词（点击练词）、练本课、本课字帖。</w:t>
-      </w:r>
-    </w:p>
-    <w:p>
-      <w:pPr>
-        <w:numPr>
-          <w:ilvl w:val="0"/>
-          <w:numId w:val="1018"/>
+        <w:t xml:space="preserve">数据来源</w:t>
+      </w:r>
+      <w:r>
+        <w:t xml:space="preserve">：部编版（统编版）小学语文 1–6 年级 12 册，转换自开源数据集</w:t>
+      </w:r>
+      <w:r>
+        <w:t xml:space="preserve"> </w:t>
+      </w:r>
+      <w:r>
+        <w:rPr>
+          <w:rStyle w:val="VerbatimChar"/>
+        </w:rPr>
+        <w:t xml:space="preserve">fsiceangel/zishi</w:t>
+      </w:r>
+      <w:r>
+        <w:t xml:space="preserve">（</w:t>
+      </w:r>
+      <w:r>
+        <w:rPr>
+          <w:rStyle w:val="VerbatimChar"/>
+        </w:rPr>
+        <w:t xml:space="preserve">volumes.json</w:t>
+      </w:r>
+      <w:r>
+        <w:t xml:space="preserve"> </w:t>
+      </w:r>
+      <w:r>
+        <w:t xml:space="preserve">/</w:t>
+      </w:r>
+      <w:r>
+        <w:t xml:space="preserve"> </w:t>
+      </w:r>
+      <w:r>
+        <w:rPr>
+          <w:rStyle w:val="VerbatimChar"/>
+        </w:rPr>
+        <w:t xml:space="preserve">meta.json</w:t>
+      </w:r>
+      <w:r>
+        <w:t xml:space="preserve"> </w:t>
+      </w:r>
+      <w:r>
+        <w:t xml:space="preserve">/</w:t>
+      </w:r>
+      <w:r>
+        <w:t xml:space="preserve"> </w:t>
+      </w:r>
+      <w:r>
+        <w:rPr>
+          <w:rStyle w:val="VerbatimChar"/>
+        </w:rPr>
+        <w:t xml:space="preserve">chars.json</w:t>
+      </w:r>
+      <w:r>
+        <w:t xml:space="preserve">）。</w:t>
+      </w:r>
+    </w:p>
+    <w:p>
+      <w:pPr>
+        <w:numPr>
+          <w:ilvl w:val="0"/>
+          <w:numId w:val="1019"/>
         </w:numPr>
       </w:pPr>
       <w:r>
@@ -7766,19 +8240,1166 @@
           <w:bCs/>
           <w:b/>
         </w:rPr>
-        <w:t xml:space="preserve">听写页</w:t>
-      </w:r>
-      <w:r>
-        <w:t xml:space="preserve"> </w:t>
-      </w:r>
-      <w:r>
-        <w:rPr>
-          <w:rStyle w:val="VerbatimChar"/>
-        </w:rPr>
-        <w:t xml:space="preserve">pages/dictation</w:t>
-      </w:r>
-      <w:r>
-        <w:t xml:space="preserve">：看拼音选字，TTS 朗读，计分；答错的字进入生字本。支持「听写本课」与「听写本册」。</w:t>
+        <w:t xml:space="preserve">规模</w:t>
+      </w:r>
+      <w:r>
+        <w:t xml:space="preserve">：识字表 3000、写字表 2500，去重 2999 字；395 节课。</w:t>
+      </w:r>
+    </w:p>
+    <w:p>
+      <w:pPr>
+        <w:numPr>
+          <w:ilvl w:val="0"/>
+          <w:numId w:val="1019"/>
+        </w:numPr>
+      </w:pPr>
+      <w:r>
+        <w:rPr>
+          <w:bCs/>
+          <w:b/>
+        </w:rPr>
+        <w:t xml:space="preserve">数据文件</w:t>
+      </w:r>
+      <w:r>
+        <w:t xml:space="preserve">（主包，约 99KB，生成；仅存字符/拼音与分组，不含笔画数据）：</w:t>
+      </w:r>
+    </w:p>
+    <w:p>
+      <w:pPr>
+        <w:numPr>
+          <w:ilvl w:val="1"/>
+          <w:numId w:val="1020"/>
+        </w:numPr>
+        <w:pStyle w:val="Compact"/>
+      </w:pPr>
+      <w:r>
+        <w:rPr>
+          <w:rStyle w:val="VerbatimChar"/>
+        </w:rPr>
+        <w:t xml:space="preserve">data/textbook.js</w:t>
+      </w:r>
+      <w:r>
+        <w:t xml:space="preserve">：册/单元/课 + 识字表/写字表/例词</w:t>
+      </w:r>
+    </w:p>
+    <w:p>
+      <w:pPr>
+        <w:numPr>
+          <w:ilvl w:val="1"/>
+          <w:numId w:val="1020"/>
+        </w:numPr>
+        <w:pStyle w:val="Compact"/>
+      </w:pPr>
+      <w:r>
+        <w:rPr>
+          <w:rStyle w:val="VerbatimChar"/>
+        </w:rPr>
+        <w:t xml:space="preserve">data/textbookPinyin.js</w:t>
+      </w:r>
+      <w:r>
+        <w:t xml:space="preserve">：2999 字拼音表</w:t>
+      </w:r>
+    </w:p>
+    <w:p>
+      <w:pPr>
+        <w:numPr>
+          <w:ilvl w:val="0"/>
+          <w:numId w:val="1019"/>
+        </w:numPr>
+      </w:pPr>
+      <w:r>
+        <w:rPr>
+          <w:bCs/>
+          <w:b/>
+        </w:rPr>
+        <w:t xml:space="preserve">结构</w:t>
+      </w:r>
+      <w:r>
+        <w:t xml:space="preserve">：</w:t>
+      </w:r>
+    </w:p>
+    <w:p>
+      <w:pPr>
+        <w:numPr>
+          <w:ilvl w:val="0"/>
+          <w:numId w:val="1000"/>
+        </w:numPr>
+        <w:pStyle w:val="SourceCode"/>
+      </w:pPr>
+      <w:r>
+        <w:rPr>
+          <w:rStyle w:val="NormalTok"/>
+        </w:rPr>
+        <w:t xml:space="preserve">{</w:t>
+      </w:r>
+      <w:r>
+        <w:br/>
+      </w:r>
+      <w:r>
+        <w:rPr>
+          <w:rStyle w:val="NormalTok"/>
+        </w:rPr>
+        <w:t xml:space="preserve">  </w:t>
+      </w:r>
+      <w:r>
+        <w:rPr>
+          <w:rStyle w:val="DataTypeTok"/>
+        </w:rPr>
+        <w:t xml:space="preserve">books</w:t>
+      </w:r>
+      <w:r>
+        <w:rPr>
+          <w:rStyle w:val="OperatorTok"/>
+        </w:rPr>
+        <w:t xml:space="preserve">:</w:t>
+      </w:r>
+      <w:r>
+        <w:rPr>
+          <w:rStyle w:val="NormalTok"/>
+        </w:rPr>
+        <w:t xml:space="preserve"> [</w:t>
+      </w:r>
+      <w:r>
+        <w:br/>
+      </w:r>
+      <w:r>
+        <w:rPr>
+          <w:rStyle w:val="NormalTok"/>
+        </w:rPr>
+        <w:t xml:space="preserve">    { </w:t>
+      </w:r>
+      <w:r>
+        <w:rPr>
+          <w:rStyle w:val="DataTypeTok"/>
+        </w:rPr>
+        <w:t xml:space="preserve">id</w:t>
+      </w:r>
+      <w:r>
+        <w:rPr>
+          <w:rStyle w:val="OperatorTok"/>
+        </w:rPr>
+        <w:t xml:space="preserve">:</w:t>
+      </w:r>
+      <w:r>
+        <w:rPr>
+          <w:rStyle w:val="StringTok"/>
+        </w:rPr>
+        <w:t xml:space="preserve">'1a'</w:t>
+      </w:r>
+      <w:r>
+        <w:rPr>
+          <w:rStyle w:val="OperatorTok"/>
+        </w:rPr>
+        <w:t xml:space="preserve">,</w:t>
+      </w:r>
+      <w:r>
+        <w:rPr>
+          <w:rStyle w:val="NormalTok"/>
+        </w:rPr>
+        <w:t xml:space="preserve"> </w:t>
+      </w:r>
+      <w:r>
+        <w:rPr>
+          <w:rStyle w:val="DataTypeTok"/>
+        </w:rPr>
+        <w:t xml:space="preserve">name</w:t>
+      </w:r>
+      <w:r>
+        <w:rPr>
+          <w:rStyle w:val="OperatorTok"/>
+        </w:rPr>
+        <w:t xml:space="preserve">:</w:t>
+      </w:r>
+      <w:r>
+        <w:rPr>
+          <w:rStyle w:val="StringTok"/>
+        </w:rPr>
+        <w:t xml:space="preserve">'一年级上册'</w:t>
+      </w:r>
+      <w:r>
+        <w:rPr>
+          <w:rStyle w:val="OperatorTok"/>
+        </w:rPr>
+        <w:t xml:space="preserve">,</w:t>
+      </w:r>
+      <w:r>
+        <w:rPr>
+          <w:rStyle w:val="NormalTok"/>
+        </w:rPr>
+        <w:t xml:space="preserve"> </w:t>
+      </w:r>
+      <w:r>
+        <w:rPr>
+          <w:rStyle w:val="DataTypeTok"/>
+        </w:rPr>
+        <w:t xml:space="preserve">short</w:t>
+      </w:r>
+      <w:r>
+        <w:rPr>
+          <w:rStyle w:val="OperatorTok"/>
+        </w:rPr>
+        <w:t xml:space="preserve">:</w:t>
+      </w:r>
+      <w:r>
+        <w:rPr>
+          <w:rStyle w:val="StringTok"/>
+        </w:rPr>
+        <w:t xml:space="preserve">'一上'</w:t>
+      </w:r>
+      <w:r>
+        <w:rPr>
+          <w:rStyle w:val="OperatorTok"/>
+        </w:rPr>
+        <w:t xml:space="preserve">,</w:t>
+      </w:r>
+      <w:r>
+        <w:rPr>
+          <w:rStyle w:val="NormalTok"/>
+        </w:rPr>
+        <w:t xml:space="preserve"> </w:t>
+      </w:r>
+      <w:r>
+        <w:rPr>
+          <w:rStyle w:val="DataTypeTok"/>
+        </w:rPr>
+        <w:t xml:space="preserve">grade</w:t>
+      </w:r>
+      <w:r>
+        <w:rPr>
+          <w:rStyle w:val="OperatorTok"/>
+        </w:rPr>
+        <w:t xml:space="preserve">:</w:t>
+      </w:r>
+      <w:r>
+        <w:rPr>
+          <w:rStyle w:val="DecValTok"/>
+        </w:rPr>
+        <w:t xml:space="preserve">1</w:t>
+      </w:r>
+      <w:r>
+        <w:rPr>
+          <w:rStyle w:val="OperatorTok"/>
+        </w:rPr>
+        <w:t xml:space="preserve">,</w:t>
+      </w:r>
+      <w:r>
+        <w:rPr>
+          <w:rStyle w:val="NormalTok"/>
+        </w:rPr>
+        <w:t xml:space="preserve"> </w:t>
+      </w:r>
+      <w:r>
+        <w:rPr>
+          <w:rStyle w:val="DataTypeTok"/>
+        </w:rPr>
+        <w:t xml:space="preserve">term</w:t>
+      </w:r>
+      <w:r>
+        <w:rPr>
+          <w:rStyle w:val="OperatorTok"/>
+        </w:rPr>
+        <w:t xml:space="preserve">:</w:t>
+      </w:r>
+      <w:r>
+        <w:rPr>
+          <w:rStyle w:val="DecValTok"/>
+        </w:rPr>
+        <w:t xml:space="preserve">1</w:t>
+      </w:r>
+      <w:r>
+        <w:rPr>
+          <w:rStyle w:val="OperatorTok"/>
+        </w:rPr>
+        <w:t xml:space="preserve">,</w:t>
+      </w:r>
+      <w:r>
+        <w:br/>
+      </w:r>
+      <w:r>
+        <w:rPr>
+          <w:rStyle w:val="NormalTok"/>
+        </w:rPr>
+        <w:t xml:space="preserve">      </w:t>
+      </w:r>
+      <w:r>
+        <w:rPr>
+          <w:rStyle w:val="DataTypeTok"/>
+        </w:rPr>
+        <w:t xml:space="preserve">shiziCount</w:t>
+      </w:r>
+      <w:r>
+        <w:rPr>
+          <w:rStyle w:val="OperatorTok"/>
+        </w:rPr>
+        <w:t xml:space="preserve">:</w:t>
+      </w:r>
+      <w:r>
+        <w:rPr>
+          <w:rStyle w:val="DecValTok"/>
+        </w:rPr>
+        <w:t xml:space="preserve">300</w:t>
+      </w:r>
+      <w:r>
+        <w:rPr>
+          <w:rStyle w:val="OperatorTok"/>
+        </w:rPr>
+        <w:t xml:space="preserve">,</w:t>
+      </w:r>
+      <w:r>
+        <w:rPr>
+          <w:rStyle w:val="NormalTok"/>
+        </w:rPr>
+        <w:t xml:space="preserve"> </w:t>
+      </w:r>
+      <w:r>
+        <w:rPr>
+          <w:rStyle w:val="DataTypeTok"/>
+        </w:rPr>
+        <w:t xml:space="preserve">xieziCount</w:t>
+      </w:r>
+      <w:r>
+        <w:rPr>
+          <w:rStyle w:val="OperatorTok"/>
+        </w:rPr>
+        <w:t xml:space="preserve">:</w:t>
+      </w:r>
+      <w:r>
+        <w:rPr>
+          <w:rStyle w:val="DecValTok"/>
+        </w:rPr>
+        <w:t xml:space="preserve">100</w:t>
+      </w:r>
+      <w:r>
+        <w:rPr>
+          <w:rStyle w:val="OperatorTok"/>
+        </w:rPr>
+        <w:t xml:space="preserve">,</w:t>
+      </w:r>
+      <w:r>
+        <w:br/>
+      </w:r>
+      <w:r>
+        <w:rPr>
+          <w:rStyle w:val="NormalTok"/>
+        </w:rPr>
+        <w:t xml:space="preserve">      </w:t>
+      </w:r>
+      <w:r>
+        <w:rPr>
+          <w:rStyle w:val="DataTypeTok"/>
+        </w:rPr>
+        <w:t xml:space="preserve">units</w:t>
+      </w:r>
+      <w:r>
+        <w:rPr>
+          <w:rStyle w:val="OperatorTok"/>
+        </w:rPr>
+        <w:t xml:space="preserve">:</w:t>
+      </w:r>
+      <w:r>
+        <w:rPr>
+          <w:rStyle w:val="NormalTok"/>
+        </w:rPr>
+        <w:t xml:space="preserve"> [ { </w:t>
+      </w:r>
+      <w:r>
+        <w:rPr>
+          <w:rStyle w:val="DataTypeTok"/>
+        </w:rPr>
+        <w:t xml:space="preserve">title</w:t>
+      </w:r>
+      <w:r>
+        <w:rPr>
+          <w:rStyle w:val="OperatorTok"/>
+        </w:rPr>
+        <w:t xml:space="preserve">:</w:t>
+      </w:r>
+      <w:r>
+        <w:rPr>
+          <w:rStyle w:val="StringTok"/>
+        </w:rPr>
+        <w:t xml:space="preserve">'第一单元'</w:t>
+      </w:r>
+      <w:r>
+        <w:rPr>
+          <w:rStyle w:val="OperatorTok"/>
+        </w:rPr>
+        <w:t xml:space="preserve">,</w:t>
+      </w:r>
+      <w:r>
+        <w:rPr>
+          <w:rStyle w:val="NormalTok"/>
+        </w:rPr>
+        <w:t xml:space="preserve"> </w:t>
+      </w:r>
+      <w:r>
+        <w:rPr>
+          <w:rStyle w:val="DataTypeTok"/>
+        </w:rPr>
+        <w:t xml:space="preserve">theme</w:t>
+      </w:r>
+      <w:r>
+        <w:rPr>
+          <w:rStyle w:val="OperatorTok"/>
+        </w:rPr>
+        <w:t xml:space="preserve">:</w:t>
+      </w:r>
+      <w:r>
+        <w:rPr>
+          <w:rStyle w:val="StringTok"/>
+        </w:rPr>
+        <w:t xml:space="preserve">'识字'</w:t>
+      </w:r>
+      <w:r>
+        <w:rPr>
+          <w:rStyle w:val="OperatorTok"/>
+        </w:rPr>
+        <w:t xml:space="preserve">,</w:t>
+      </w:r>
+      <w:r>
+        <w:rPr>
+          <w:rStyle w:val="NormalTok"/>
+        </w:rPr>
+        <w:t xml:space="preserve"> </w:t>
+      </w:r>
+      <w:r>
+        <w:rPr>
+          <w:rStyle w:val="DataTypeTok"/>
+        </w:rPr>
+        <w:t xml:space="preserve">lessons</w:t>
+      </w:r>
+      <w:r>
+        <w:rPr>
+          <w:rStyle w:val="OperatorTok"/>
+        </w:rPr>
+        <w:t xml:space="preserve">:</w:t>
+      </w:r>
+      <w:r>
+        <w:rPr>
+          <w:rStyle w:val="NormalTok"/>
+        </w:rPr>
+        <w:t xml:space="preserve">[</w:t>
+      </w:r>
+      <w:r>
+        <w:rPr>
+          <w:rStyle w:val="StringTok"/>
+        </w:rPr>
+        <w:t xml:space="preserve">'1a-s1'</w:t>
+      </w:r>
+      <w:r>
+        <w:rPr>
+          <w:rStyle w:val="OperatorTok"/>
+        </w:rPr>
+        <w:t xml:space="preserve">,</w:t>
+      </w:r>
+      <w:r>
+        <w:rPr>
+          <w:rStyle w:val="NormalTok"/>
+        </w:rPr>
+        <w:t xml:space="preserve"> </w:t>
+      </w:r>
+      <w:r>
+        <w:rPr>
+          <w:rStyle w:val="OperatorTok"/>
+        </w:rPr>
+        <w:t xml:space="preserve">...</w:t>
+      </w:r>
+      <w:r>
+        <w:rPr>
+          <w:rStyle w:val="NormalTok"/>
+        </w:rPr>
+        <w:t xml:space="preserve">] } ] }</w:t>
+      </w:r>
+      <w:r>
+        <w:br/>
+      </w:r>
+      <w:r>
+        <w:rPr>
+          <w:rStyle w:val="NormalTok"/>
+        </w:rPr>
+        <w:t xml:space="preserve">  ]</w:t>
+      </w:r>
+      <w:r>
+        <w:rPr>
+          <w:rStyle w:val="OperatorTok"/>
+        </w:rPr>
+        <w:t xml:space="preserve">,</w:t>
+      </w:r>
+      <w:r>
+        <w:br/>
+      </w:r>
+      <w:r>
+        <w:rPr>
+          <w:rStyle w:val="NormalTok"/>
+        </w:rPr>
+        <w:t xml:space="preserve">  </w:t>
+      </w:r>
+      <w:r>
+        <w:rPr>
+          <w:rStyle w:val="DataTypeTok"/>
+        </w:rPr>
+        <w:t xml:space="preserve">lessons</w:t>
+      </w:r>
+      <w:r>
+        <w:rPr>
+          <w:rStyle w:val="OperatorTok"/>
+        </w:rPr>
+        <w:t xml:space="preserve">:</w:t>
+      </w:r>
+      <w:r>
+        <w:rPr>
+          <w:rStyle w:val="NormalTok"/>
+        </w:rPr>
+        <w:t xml:space="preserve"> {</w:t>
+      </w:r>
+      <w:r>
+        <w:br/>
+      </w:r>
+      <w:r>
+        <w:rPr>
+          <w:rStyle w:val="NormalTok"/>
+        </w:rPr>
+        <w:t xml:space="preserve">    </w:t>
+      </w:r>
+      <w:r>
+        <w:rPr>
+          <w:rStyle w:val="StringTok"/>
+        </w:rPr>
+        <w:t xml:space="preserve">'1a-s2'</w:t>
+      </w:r>
+      <w:r>
+        <w:rPr>
+          <w:rStyle w:val="OperatorTok"/>
+        </w:rPr>
+        <w:t xml:space="preserve">:</w:t>
+      </w:r>
+      <w:r>
+        <w:rPr>
+          <w:rStyle w:val="NormalTok"/>
+        </w:rPr>
+        <w:t xml:space="preserve"> { </w:t>
+      </w:r>
+      <w:r>
+        <w:rPr>
+          <w:rStyle w:val="DataTypeTok"/>
+        </w:rPr>
+        <w:t xml:space="preserve">title</w:t>
+      </w:r>
+      <w:r>
+        <w:rPr>
+          <w:rStyle w:val="OperatorTok"/>
+        </w:rPr>
+        <w:t xml:space="preserve">:</w:t>
+      </w:r>
+      <w:r>
+        <w:rPr>
+          <w:rStyle w:val="StringTok"/>
+        </w:rPr>
+        <w:t xml:space="preserve">'金木水火土'</w:t>
+      </w:r>
+      <w:r>
+        <w:rPr>
+          <w:rStyle w:val="OperatorTok"/>
+        </w:rPr>
+        <w:t xml:space="preserve">,</w:t>
+      </w:r>
+      <w:r>
+        <w:rPr>
+          <w:rStyle w:val="NormalTok"/>
+        </w:rPr>
+        <w:t xml:space="preserve"> </w:t>
+      </w:r>
+      <w:r>
+        <w:rPr>
+          <w:rStyle w:val="DataTypeTok"/>
+        </w:rPr>
+        <w:t xml:space="preserve">kind</w:t>
+      </w:r>
+      <w:r>
+        <w:rPr>
+          <w:rStyle w:val="OperatorTok"/>
+        </w:rPr>
+        <w:t xml:space="preserve">:</w:t>
+      </w:r>
+      <w:r>
+        <w:rPr>
+          <w:rStyle w:val="StringTok"/>
+        </w:rPr>
+        <w:t xml:space="preserve">'识字'</w:t>
+      </w:r>
+      <w:r>
+        <w:rPr>
+          <w:rStyle w:val="OperatorTok"/>
+        </w:rPr>
+        <w:t xml:space="preserve">,</w:t>
+      </w:r>
+      <w:r>
+        <w:rPr>
+          <w:rStyle w:val="NormalTok"/>
+        </w:rPr>
+        <w:t xml:space="preserve"> </w:t>
+      </w:r>
+      <w:r>
+        <w:rPr>
+          <w:rStyle w:val="DataTypeTok"/>
+        </w:rPr>
+        <w:t xml:space="preserve">shizi</w:t>
+      </w:r>
+      <w:r>
+        <w:rPr>
+          <w:rStyle w:val="OperatorTok"/>
+        </w:rPr>
+        <w:t xml:space="preserve">:</w:t>
+      </w:r>
+      <w:r>
+        <w:rPr>
+          <w:rStyle w:val="NormalTok"/>
+        </w:rPr>
+        <w:t xml:space="preserve">[</w:t>
+      </w:r>
+      <w:r>
+        <w:rPr>
+          <w:rStyle w:val="OperatorTok"/>
+        </w:rPr>
+        <w:t xml:space="preserve">...</w:t>
+      </w:r>
+      <w:r>
+        <w:rPr>
+          <w:rStyle w:val="NormalTok"/>
+        </w:rPr>
+        <w:t xml:space="preserve">]</w:t>
+      </w:r>
+      <w:r>
+        <w:rPr>
+          <w:rStyle w:val="OperatorTok"/>
+        </w:rPr>
+        <w:t xml:space="preserve">,</w:t>
+      </w:r>
+      <w:r>
+        <w:rPr>
+          <w:rStyle w:val="NormalTok"/>
+        </w:rPr>
+        <w:t xml:space="preserve"> </w:t>
+      </w:r>
+      <w:r>
+        <w:rPr>
+          <w:rStyle w:val="DataTypeTok"/>
+        </w:rPr>
+        <w:t xml:space="preserve">xiezi</w:t>
+      </w:r>
+      <w:r>
+        <w:rPr>
+          <w:rStyle w:val="OperatorTok"/>
+        </w:rPr>
+        <w:t xml:space="preserve">:</w:t>
+      </w:r>
+      <w:r>
+        <w:rPr>
+          <w:rStyle w:val="NormalTok"/>
+        </w:rPr>
+        <w:t xml:space="preserve">[</w:t>
+      </w:r>
+      <w:r>
+        <w:rPr>
+          <w:rStyle w:val="OperatorTok"/>
+        </w:rPr>
+        <w:t xml:space="preserve">...</w:t>
+      </w:r>
+      <w:r>
+        <w:rPr>
+          <w:rStyle w:val="NormalTok"/>
+        </w:rPr>
+        <w:t xml:space="preserve">]</w:t>
+      </w:r>
+      <w:r>
+        <w:rPr>
+          <w:rStyle w:val="OperatorTok"/>
+        </w:rPr>
+        <w:t xml:space="preserve">,</w:t>
+      </w:r>
+      <w:r>
+        <w:rPr>
+          <w:rStyle w:val="NormalTok"/>
+        </w:rPr>
+        <w:t xml:space="preserve"> </w:t>
+      </w:r>
+      <w:r>
+        <w:rPr>
+          <w:rStyle w:val="DataTypeTok"/>
+        </w:rPr>
+        <w:t xml:space="preserve">words</w:t>
+      </w:r>
+      <w:r>
+        <w:rPr>
+          <w:rStyle w:val="OperatorTok"/>
+        </w:rPr>
+        <w:t xml:space="preserve">:</w:t>
+      </w:r>
+      <w:r>
+        <w:rPr>
+          <w:rStyle w:val="NormalTok"/>
+        </w:rPr>
+        <w:t xml:space="preserve">[</w:t>
+      </w:r>
+      <w:r>
+        <w:rPr>
+          <w:rStyle w:val="OperatorTok"/>
+        </w:rPr>
+        <w:t xml:space="preserve">...</w:t>
+      </w:r>
+      <w:r>
+        <w:rPr>
+          <w:rStyle w:val="NormalTok"/>
+        </w:rPr>
+        <w:t xml:space="preserve">] }</w:t>
+      </w:r>
+      <w:r>
+        <w:br/>
+      </w:r>
+      <w:r>
+        <w:rPr>
+          <w:rStyle w:val="NormalTok"/>
+        </w:rPr>
+        <w:t xml:space="preserve">  }</w:t>
+      </w:r>
+      <w:r>
+        <w:br/>
+      </w:r>
+      <w:r>
+        <w:rPr>
+          <w:rStyle w:val="NormalTok"/>
+        </w:rPr>
+        <w:t xml:space="preserve">}</w:t>
+      </w:r>
+    </w:p>
+    <w:p>
+      <w:pPr>
+        <w:numPr>
+          <w:ilvl w:val="0"/>
+          <w:numId w:val="1019"/>
+        </w:numPr>
+      </w:pPr>
+      <w:r>
+        <w:rPr>
+          <w:bCs/>
+          <w:b/>
+        </w:rPr>
+        <w:t xml:space="preserve">放在主包的原因</w:t>
+      </w:r>
+      <w:r>
+        <w:t xml:space="preserve">：约 99KB，远低于主包 2MB 上限；且首页需要读取它渲染「今日一课」，而主包不能引用分包数据。因此不使用分包。</w:t>
+      </w:r>
+    </w:p>
+    <w:p>
+      <w:pPr>
+        <w:numPr>
+          <w:ilvl w:val="0"/>
+          <w:numId w:val="1019"/>
+        </w:numPr>
+      </w:pPr>
+      <w:r>
+        <w:rPr>
+          <w:bCs/>
+          <w:b/>
+        </w:rPr>
+        <w:t xml:space="preserve">交互</w:t>
+      </w:r>
+      <w:r>
+        <w:t xml:space="preserve">：选册（支持</w:t>
+      </w:r>
+      <w:r>
+        <w:t xml:space="preserve"> </w:t>
+      </w:r>
+      <w:r>
+        <w:rPr>
+          <w:rStyle w:val="VerbatimChar"/>
+        </w:rPr>
+        <w:t xml:space="preserve">?book=1a</w:t>
+      </w:r>
+      <w:r>
+        <w:t xml:space="preserve"> </w:t>
+      </w:r>
+      <w:r>
+        <w:t xml:space="preserve">直达）→ 识字/写字切换 → 单元/课列表 → 课内字网格（点单字练字）、例词（点词练词）、练本课、本课字帖；每课/单元/册提供「听写」「测试」。</w:t>
+      </w:r>
+    </w:p>
+    <w:bookmarkEnd w:id="53"/>
+    <w:bookmarkStart w:id="54" w:name="听写页-pagesdictation"/>
+    <w:p>
+      <w:pPr>
+        <w:pStyle w:val="Heading2"/>
+      </w:pPr>
+      <w:r>
+        <w:t xml:space="preserve">7.9 听写页 pages/dictation</w:t>
+      </w:r>
+    </w:p>
+    <w:p>
+      <w:pPr>
+        <w:numPr>
+          <w:ilvl w:val="0"/>
+          <w:numId w:val="1021"/>
+        </w:numPr>
+        <w:pStyle w:val="Compact"/>
+      </w:pPr>
+      <w:r>
+        <w:t xml:space="preserve">输入：</w:t>
+      </w:r>
+      <w:r>
+        <w:rPr>
+          <w:rStyle w:val="VerbatimChar"/>
+        </w:rPr>
+        <w:t xml:space="preserve">globalData.dictationChars</w:t>
+      </w:r>
+      <w:r>
+        <w:t xml:space="preserve"> </w:t>
+      </w:r>
+      <w:r>
+        <w:t xml:space="preserve">与</w:t>
+      </w:r>
+      <w:r>
+        <w:t xml:space="preserve"> </w:t>
+      </w:r>
+      <w:r>
+        <w:rPr>
+          <w:rStyle w:val="VerbatimChar"/>
+        </w:rPr>
+        <w:t xml:space="preserve">dictationTitle</w:t>
+      </w:r>
+      <w:r>
+        <w:t xml:space="preserve">（来自教材页的课/单元/册）。</w:t>
+      </w:r>
+    </w:p>
+    <w:p>
+      <w:pPr>
+        <w:numPr>
+          <w:ilvl w:val="0"/>
+          <w:numId w:val="1021"/>
+        </w:numPr>
+        <w:pStyle w:val="Compact"/>
+      </w:pPr>
+      <w:r>
+        <w:t xml:space="preserve">看拼音选字（4 选 1），自动 TTS 朗读，即时对错与计分，结束给总分；答错的字进入生字本。</w:t>
+      </w:r>
+    </w:p>
+    <w:bookmarkEnd w:id="54"/>
+    <w:bookmarkStart w:id="55" w:name="测试卷-pagesquiz"/>
+    <w:p>
+      <w:pPr>
+        <w:pStyle w:val="Heading2"/>
+      </w:pPr>
+      <w:r>
+        <w:t xml:space="preserve">7.10 测试卷 pages/quiz</w:t>
+      </w:r>
+    </w:p>
+    <w:p>
+      <w:pPr>
+        <w:numPr>
+          <w:ilvl w:val="0"/>
+          <w:numId w:val="1022"/>
+        </w:numPr>
+        <w:pStyle w:val="Compact"/>
+      </w:pPr>
+      <w:r>
+        <w:t xml:space="preserve">输入：</w:t>
+      </w:r>
+      <w:r>
+        <w:rPr>
+          <w:rStyle w:val="VerbatimChar"/>
+        </w:rPr>
+        <w:t xml:space="preserve">globalData.quizChars</w:t>
+      </w:r>
+      <w:r>
+        <w:t xml:space="preserve"> </w:t>
+      </w:r>
+      <w:r>
+        <w:t xml:space="preserve">与</w:t>
+      </w:r>
+      <w:r>
+        <w:t xml:space="preserve"> </w:t>
+      </w:r>
+      <w:r>
+        <w:rPr>
+          <w:rStyle w:val="VerbatimChar"/>
+        </w:rPr>
+        <w:t xml:space="preserve">quizTitle</w:t>
+      </w:r>
+      <w:r>
+        <w:t xml:space="preserve">。</w:t>
+      </w:r>
+    </w:p>
+    <w:p>
+      <w:pPr>
+        <w:numPr>
+          <w:ilvl w:val="0"/>
+          <w:numId w:val="1022"/>
+        </w:numPr>
+        <w:pStyle w:val="Compact"/>
+      </w:pPr>
+      <w:r>
+        <w:rPr>
+          <w:bCs/>
+          <w:b/>
+        </w:rPr>
+        <w:t xml:space="preserve">混合题型</w:t>
+      </w:r>
+      <w:r>
+        <w:t xml:space="preserve">：看拼音选字 + 看字选拼音（各约一半），随机抽 10 题。</w:t>
+      </w:r>
+    </w:p>
+    <w:p>
+      <w:pPr>
+        <w:numPr>
+          <w:ilvl w:val="0"/>
+          <w:numId w:val="1022"/>
+        </w:numPr>
+        <w:pStyle w:val="Compact"/>
+      </w:pPr>
+      <w:r>
+        <w:t xml:space="preserve">结果页列出错题，可「练错题」；错字进入生字本。</w:t>
+      </w:r>
+    </w:p>
+    <w:bookmarkEnd w:id="55"/>
+    <w:bookmarkStart w:id="56" w:name="课本古诗-pagespoem"/>
+    <w:p>
+      <w:pPr>
+        <w:pStyle w:val="Heading2"/>
+      </w:pPr>
+      <w:r>
+        <w:t xml:space="preserve">7.11 课本古诗 pages/poem</w:t>
+      </w:r>
+    </w:p>
+    <w:p>
+      <w:pPr>
+        <w:numPr>
+          <w:ilvl w:val="0"/>
+          <w:numId w:val="1023"/>
+        </w:numPr>
+        <w:pStyle w:val="Compact"/>
+      </w:pPr>
+      <w:r>
+        <w:t xml:space="preserve">数据</w:t>
+      </w:r>
+      <w:r>
+        <w:t xml:space="preserve"> </w:t>
+      </w:r>
+      <w:r>
+        <w:rPr>
+          <w:rStyle w:val="VerbatimChar"/>
+        </w:rPr>
+        <w:t xml:space="preserve">data/poems.js</w:t>
+      </w:r>
+      <w:r>
+        <w:t xml:space="preserve">（部编版课文古诗 113 首，生成）；按册浏览 → 看原文（作者/朝代/每句）→「练这首诗」（整首去重字符）或「生成字帖」。</w:t>
+      </w:r>
+    </w:p>
+    <w:bookmarkEnd w:id="56"/>
+    <w:bookmarkStart w:id="57" w:name="成语练字-pagesidiom"/>
+    <w:p>
+      <w:pPr>
+        <w:pStyle w:val="Heading2"/>
+      </w:pPr>
+      <w:r>
+        <w:t xml:space="preserve">7.12 成语练字 pages/idiom</w:t>
+      </w:r>
+    </w:p>
+    <w:p>
+      <w:pPr>
+        <w:numPr>
+          <w:ilvl w:val="0"/>
+          <w:numId w:val="1024"/>
+        </w:numPr>
+        <w:pStyle w:val="Compact"/>
+      </w:pPr>
+      <w:r>
+        <w:t xml:space="preserve">数据</w:t>
+      </w:r>
+      <w:r>
+        <w:t xml:space="preserve"> </w:t>
+      </w:r>
+      <w:r>
+        <w:rPr>
+          <w:rStyle w:val="VerbatimChar"/>
+        </w:rPr>
+        <w:t xml:space="preserve">data/idioms.js</w:t>
+      </w:r>
+      <w:r>
+        <w:t xml:space="preserve">（常用四字成语，拼音+释义）；搜索、按字练习；练字页顶部显示成语提示条。</w:t>
+      </w:r>
+    </w:p>
+    <w:bookmarkEnd w:id="57"/>
+    <w:bookmarkStart w:id="58" w:name="生字本-pagesweak"/>
+    <w:p>
+      <w:pPr>
+        <w:pStyle w:val="Heading2"/>
+      </w:pPr>
+      <w:r>
+        <w:t xml:space="preserve">7.13 生字本 pages/weak</w:t>
+      </w:r>
+    </w:p>
+    <w:p>
+      <w:pPr>
+        <w:numPr>
+          <w:ilvl w:val="0"/>
+          <w:numId w:val="1025"/>
+        </w:numPr>
+        <w:pStyle w:val="Compact"/>
+      </w:pPr>
+      <w:r>
+        <w:t xml:space="preserve">数据来自</w:t>
+      </w:r>
+      <w:r>
+        <w:t xml:space="preserve"> </w:t>
+      </w:r>
+      <w:r>
+        <w:rPr>
+          <w:rStyle w:val="VerbatimChar"/>
+        </w:rPr>
+        <w:t xml:space="preserve">storage.getWeak()</w:t>
+      </w:r>
+      <w:r>
+        <w:t xml:space="preserve">；展示错字与错误次数，支持单字练习、删除、全部练习、清空。</w:t>
+      </w:r>
+    </w:p>
+    <w:bookmarkEnd w:id="58"/>
+    <w:bookmarkStart w:id="59" w:name="自由书写-pagesscribe"/>
+    <w:p>
+      <w:pPr>
+        <w:pStyle w:val="Heading2"/>
+      </w:pPr>
+      <w:r>
+        <w:t xml:space="preserve">7.14 自由书写 pages/scribe</w:t>
+      </w:r>
+    </w:p>
+    <w:p>
+      <w:pPr>
+        <w:numPr>
+          <w:ilvl w:val="0"/>
+          <w:numId w:val="1026"/>
+        </w:numPr>
+        <w:pStyle w:val="Compact"/>
+      </w:pPr>
+      <w:r>
+        <w:rPr>
+          <w:rStyle w:val="VerbatimChar"/>
+        </w:rPr>
+        <w:t xml:space="preserve">&lt;canvas type="2d"&gt;</w:t>
+      </w:r>
+      <w:r>
+        <w:t xml:space="preserve"> </w:t>
+      </w:r>
+      <w:r>
+        <w:t xml:space="preserve">手指书写（</w:t>
+      </w:r>
+      <w:r>
+        <w:rPr>
+          <w:rStyle w:val="VerbatimChar"/>
+        </w:rPr>
+        <w:t xml:space="preserve">catchtouch*</w:t>
+      </w:r>
+      <w:r>
+        <w:t xml:space="preserve"> </w:t>
+      </w:r>
+      <w:r>
+        <w:t xml:space="preserve">防滚动）；田字格/米字范字临摹、撤销、清空、三色三粗细。</w:t>
+      </w:r>
+    </w:p>
+    <w:p>
+      <w:pPr>
+        <w:numPr>
+          <w:ilvl w:val="0"/>
+          <w:numId w:val="1026"/>
+        </w:numPr>
+        <w:pStyle w:val="Compact"/>
+      </w:pPr>
+      <w:r>
+        <w:t xml:space="preserve">保存图片到相册，或加入</w:t>
+      </w:r>
+      <w:r>
+        <w:rPr>
+          <w:bCs/>
+          <w:b/>
+        </w:rPr>
+        <w:t xml:space="preserve">练习轨迹</w:t>
+      </w:r>
+      <w:r>
+        <w:t xml:space="preserve">（</w:t>
+      </w:r>
+      <w:r>
+        <w:rPr>
+          <w:rStyle w:val="VerbatimChar"/>
+        </w:rPr>
+        <w:t xml:space="preserve">storage.addTrajectory</w:t>
+      </w:r>
+      <w:r>
+        <w:t xml:space="preserve">）。</w:t>
+      </w:r>
+    </w:p>
+    <w:bookmarkEnd w:id="59"/>
+    <w:bookmarkStart w:id="60" w:name="练习轨迹-pagestraj"/>
+    <w:p>
+      <w:pPr>
+        <w:pStyle w:val="Heading2"/>
+      </w:pPr>
+      <w:r>
+        <w:t xml:space="preserve">7.15 练习轨迹 pages/traj</w:t>
+      </w:r>
+    </w:p>
+    <w:p>
+      <w:pPr>
+        <w:numPr>
+          <w:ilvl w:val="0"/>
+          <w:numId w:val="1027"/>
+        </w:numPr>
+        <w:pStyle w:val="Compact"/>
+      </w:pPr>
+      <w:r>
+        <w:t xml:space="preserve">展示</w:t>
+      </w:r>
+      <w:r>
+        <w:t xml:space="preserve"> </w:t>
+      </w:r>
+      <w:r>
+        <w:rPr>
+          <w:rStyle w:val="VerbatimChar"/>
+        </w:rPr>
+        <w:t xml:space="preserve">storage.getTrajectory()</w:t>
+      </w:r>
+      <w:r>
+        <w:t xml:space="preserve">（图片持久化到</w:t>
+      </w:r>
+      <w:r>
+        <w:t xml:space="preserve"> </w:t>
+      </w:r>
+      <w:r>
+        <w:rPr>
+          <w:rStyle w:val="VerbatimChar"/>
+        </w:rPr>
+        <w:t xml:space="preserve">wx.env.USER_DATA_PATH</w:t>
+      </w:r>
+      <w:r>
+        <w:t xml:space="preserve">，最多 100 张），支持预览、删除、清空。</w:t>
+      </w:r>
+    </w:p>
+    <w:bookmarkEnd w:id="60"/>
+    <w:bookmarkStart w:id="61" w:name="关于-pagesabout"/>
+    <w:p>
+      <w:pPr>
+        <w:pStyle w:val="Heading2"/>
+      </w:pPr>
+      <w:r>
+        <w:t xml:space="preserve">7.16 关于 pages/about</w:t>
+      </w:r>
+    </w:p>
+    <w:p>
+      <w:pPr>
+        <w:numPr>
+          <w:ilvl w:val="0"/>
+          <w:numId w:val="1028"/>
+        </w:numPr>
+        <w:pStyle w:val="Compact"/>
+      </w:pPr>
+      <w:r>
+        <w:t xml:space="preserve">展示应用信息、隐私与权限说明、第三方/版权、联系方式；文案与上线隐私指引保持一致。</w:t>
       </w:r>
     </w:p>
     <w:p>
@@ -7786,12 +9407,12 @@
         <w:pStyle w:val="BlockText"/>
       </w:pPr>
       <w:r>
-        <w:t xml:space="preserve">数据许可：该数据集未声明 LICENSE，字表/拼音属事实性数据。正式发布前请自行核对或与作者确认授权。</w:t>
-      </w:r>
-    </w:p>
-    <w:bookmarkEnd w:id="52"/>
-    <w:bookmarkEnd w:id="53"/>
-    <w:bookmarkStart w:id="54" w:name="笔画数据结构"/>
+        <w:t xml:space="preserve">数据许可：教材字表数据集未声明 LICENSE，字表/拼音属事实性数据。正式发布前请自行核对或与作者确认授权。</w:t>
+      </w:r>
+    </w:p>
+    <w:bookmarkEnd w:id="61"/>
+    <w:bookmarkEnd w:id="62"/>
+    <w:bookmarkStart w:id="63" w:name="笔画数据结构"/>
     <w:p>
       <w:pPr>
         <w:pStyle w:val="Heading1"/>
@@ -8023,8 +9644,8 @@
         <w:t xml:space="preserve">数据来源：Make Me A Hanzi，经 chanind 微调；许可为 Arphic Public License。</w:t>
       </w:r>
     </w:p>
-    <w:bookmarkEnd w:id="54"/>
-    <w:bookmarkStart w:id="58" w:name="包体与性能"/>
+    <w:bookmarkEnd w:id="63"/>
+    <w:bookmarkStart w:id="68" w:name="包体与性能"/>
     <w:p>
       <w:pPr>
         <w:pStyle w:val="Heading1"/>
@@ -8033,7 +9654,7 @@
         <w:t xml:space="preserve">9. 包体与性能</w:t>
       </w:r>
     </w:p>
-    <w:bookmarkStart w:id="55" w:name="微信包体限制"/>
+    <w:bookmarkStart w:id="64" w:name="微信包体限制"/>
     <w:p>
       <w:pPr>
         <w:pStyle w:val="Heading2"/>
@@ -8046,7 +9667,7 @@
       <w:pPr>
         <w:numPr>
           <w:ilvl w:val="0"/>
-          <w:numId w:val="1020"/>
+          <w:numId w:val="1029"/>
         </w:numPr>
         <w:pStyle w:val="Compact"/>
       </w:pPr>
@@ -8058,7 +9679,7 @@
       <w:pPr>
         <w:numPr>
           <w:ilvl w:val="0"/>
-          <w:numId w:val="1020"/>
+          <w:numId w:val="1029"/>
         </w:numPr>
         <w:pStyle w:val="Compact"/>
       </w:pPr>
@@ -8070,7 +9691,7 @@
       <w:pPr>
         <w:numPr>
           <w:ilvl w:val="0"/>
-          <w:numId w:val="1020"/>
+          <w:numId w:val="1029"/>
         </w:numPr>
         <w:pStyle w:val="Compact"/>
       </w:pPr>
@@ -8078,8 +9699,8 @@
         <w:t xml:space="preserve">所有分包合计 ≤ 20MB</w:t>
       </w:r>
     </w:p>
-    <w:bookmarkEnd w:id="55"/>
-    <w:bookmarkStart w:id="56" w:name="为什么不能全量内置字库"/>
+    <w:bookmarkEnd w:id="64"/>
+    <w:bookmarkStart w:id="65" w:name="为什么不能全量内置字库"/>
     <w:p>
       <w:pPr>
         <w:pStyle w:val="Heading2"/>
@@ -8096,8 +9717,8 @@
         <w:t xml:space="preserve">全量约 9000+ 字，总体积十几 MB 以上，会突破主包/分包限制，且首次下载体验差。</w:t>
       </w:r>
     </w:p>
-    <w:bookmarkEnd w:id="56"/>
-    <w:bookmarkStart w:id="57" w:name="优化策略"/>
+    <w:bookmarkEnd w:id="65"/>
+    <w:bookmarkStart w:id="66" w:name="优化策略"/>
     <w:p>
       <w:pPr>
         <w:pStyle w:val="Heading2"/>
@@ -8110,7 +9731,7 @@
       <w:pPr>
         <w:numPr>
           <w:ilvl w:val="0"/>
-          <w:numId w:val="1021"/>
+          <w:numId w:val="1030"/>
         </w:numPr>
         <w:pStyle w:val="Compact"/>
       </w:pPr>
@@ -8129,7 +9750,7 @@
       <w:pPr>
         <w:numPr>
           <w:ilvl w:val="0"/>
-          <w:numId w:val="1021"/>
+          <w:numId w:val="1030"/>
         </w:numPr>
         <w:pStyle w:val="Compact"/>
       </w:pPr>
@@ -8157,7 +9778,7 @@
       <w:pPr>
         <w:numPr>
           <w:ilvl w:val="0"/>
-          <w:numId w:val="1021"/>
+          <w:numId w:val="1030"/>
         </w:numPr>
         <w:pStyle w:val="Compact"/>
       </w:pPr>
@@ -8176,7 +9797,7 @@
       <w:pPr>
         <w:numPr>
           <w:ilvl w:val="0"/>
-          <w:numId w:val="1021"/>
+          <w:numId w:val="1030"/>
         </w:numPr>
         <w:pStyle w:val="Compact"/>
       </w:pPr>
@@ -8195,7 +9816,7 @@
       <w:pPr>
         <w:numPr>
           <w:ilvl w:val="0"/>
-          <w:numId w:val="1021"/>
+          <w:numId w:val="1030"/>
         </w:numPr>
         <w:pStyle w:val="Compact"/>
       </w:pPr>
@@ -8215,9 +9836,258 @@
         <w:t xml:space="preserve">，不占 npm 构建环节。</w:t>
       </w:r>
     </w:p>
-    <w:bookmarkEnd w:id="57"/>
-    <w:bookmarkEnd w:id="58"/>
-    <w:bookmarkStart w:id="59" w:name="合规与变现"/>
+    <w:bookmarkEnd w:id="66"/>
+    <w:bookmarkStart w:id="67" w:name="当前主包体积构成参考"/>
+    <w:p>
+      <w:pPr>
+        <w:pStyle w:val="Heading2"/>
+      </w:pPr>
+      <w:r>
+        <w:t xml:space="preserve">9.4 当前主包体积构成（参考）</w:t>
+      </w:r>
+    </w:p>
+    <w:tbl>
+      <w:tblPr>
+        <w:tblStyle w:val="Table"/>
+        <w:tblW w:type="pct" w:w="5000"/>
+        <w:tblLook w:firstRow="1" w:lastRow="0" w:firstColumn="0" w:lastColumn="0" w:noHBand="0" w:noVBand="0" w:val="0020"/>
+        <w:jc w:val="start"/>
+      </w:tblPr>
+      <w:tblGrid>
+        <w:gridCol w:w="3960"/>
+        <w:gridCol w:w="3960"/>
+      </w:tblGrid>
+      <w:tr>
+        <w:trPr>
+          <w:tblHeader w:val="true"/>
+        </w:trPr>
+        <w:tc>
+          <w:tcPr/>
+          <w:p>
+            <w:pPr>
+              <w:pStyle w:val="Compact"/>
+              <w:jc w:val="left"/>
+            </w:pPr>
+            <w:r>
+              <w:t xml:space="preserve">部分</w:t>
+            </w:r>
+          </w:p>
+        </w:tc>
+        <w:tc>
+          <w:tcPr/>
+          <w:p>
+            <w:pPr>
+              <w:pStyle w:val="Compact"/>
+              <w:jc w:val="left"/>
+            </w:pPr>
+            <w:r>
+              <w:t xml:space="preserve">约体积</w:t>
+            </w:r>
+          </w:p>
+        </w:tc>
+      </w:tr>
+      <w:tr>
+        <w:tc>
+          <w:tcPr/>
+          <w:p>
+            <w:pPr>
+              <w:pStyle w:val="Compact"/>
+              <w:jc w:val="left"/>
+            </w:pPr>
+            <w:r>
+              <w:rPr>
+                <w:rStyle w:val="VerbatimChar"/>
+              </w:rPr>
+              <w:t xml:space="preserve">vendor/hanzi-writer</w:t>
+            </w:r>
+            <w:r>
+              <w:t xml:space="preserve">（内核 + 组件）</w:t>
+            </w:r>
+          </w:p>
+        </w:tc>
+        <w:tc>
+          <w:tcPr/>
+          <w:p>
+            <w:pPr>
+              <w:pStyle w:val="Compact"/>
+              <w:jc w:val="left"/>
+            </w:pPr>
+            <w:r>
+              <w:t xml:space="preserve">约 106KB</w:t>
+            </w:r>
+          </w:p>
+        </w:tc>
+      </w:tr>
+      <w:tr>
+        <w:tc>
+          <w:tcPr/>
+          <w:p>
+            <w:pPr>
+              <w:pStyle w:val="Compact"/>
+              <w:jc w:val="left"/>
+            </w:pPr>
+            <w:r>
+              <w:rPr>
+                <w:rStyle w:val="VerbatimChar"/>
+              </w:rPr>
+              <w:t xml:space="preserve">data/textbook.js</w:t>
+            </w:r>
+          </w:p>
+        </w:tc>
+        <w:tc>
+          <w:tcPr/>
+          <w:p>
+            <w:pPr>
+              <w:pStyle w:val="Compact"/>
+              <w:jc w:val="left"/>
+            </w:pPr>
+            <w:r>
+              <w:t xml:space="preserve">约 69KB</w:t>
+            </w:r>
+          </w:p>
+        </w:tc>
+      </w:tr>
+      <w:tr>
+        <w:tc>
+          <w:tcPr/>
+          <w:p>
+            <w:pPr>
+              <w:pStyle w:val="Compact"/>
+              <w:jc w:val="left"/>
+            </w:pPr>
+            <w:r>
+              <w:rPr>
+                <w:rStyle w:val="VerbatimChar"/>
+              </w:rPr>
+              <w:t xml:space="preserve">data/textbookPinyin.js</w:t>
+            </w:r>
+          </w:p>
+        </w:tc>
+        <w:tc>
+          <w:tcPr/>
+          <w:p>
+            <w:pPr>
+              <w:pStyle w:val="Compact"/>
+              <w:jc w:val="left"/>
+            </w:pPr>
+            <w:r>
+              <w:t xml:space="preserve">约 30KB</w:t>
+            </w:r>
+          </w:p>
+        </w:tc>
+      </w:tr>
+      <w:tr>
+        <w:tc>
+          <w:tcPr/>
+          <w:p>
+            <w:pPr>
+              <w:pStyle w:val="Compact"/>
+              <w:jc w:val="left"/>
+            </w:pPr>
+            <w:r>
+              <w:rPr>
+                <w:rStyle w:val="VerbatimChar"/>
+              </w:rPr>
+              <w:t xml:space="preserve">data/poems.js</w:t>
+            </w:r>
+            <w:r>
+              <w:t xml:space="preserve"> </w:t>
+            </w:r>
+            <w:r>
+              <w:t xml:space="preserve">/</w:t>
+            </w:r>
+            <w:r>
+              <w:t xml:space="preserve"> </w:t>
+            </w:r>
+            <w:r>
+              <w:rPr>
+                <w:rStyle w:val="VerbatimChar"/>
+              </w:rPr>
+              <w:t xml:space="preserve">idioms.js</w:t>
+            </w:r>
+            <w:r>
+              <w:t xml:space="preserve"> </w:t>
+            </w:r>
+            <w:r>
+              <w:t xml:space="preserve">/</w:t>
+            </w:r>
+            <w:r>
+              <w:t xml:space="preserve"> </w:t>
+            </w:r>
+            <w:r>
+              <w:rPr>
+                <w:rStyle w:val="VerbatimChar"/>
+              </w:rPr>
+              <w:t xml:space="preserve">charInfo.js</w:t>
+            </w:r>
+            <w:r>
+              <w:t xml:space="preserve"> </w:t>
+            </w:r>
+            <w:r>
+              <w:t xml:space="preserve">/</w:t>
+            </w:r>
+            <w:r>
+              <w:t xml:space="preserve"> </w:t>
+            </w:r>
+            <w:r>
+              <w:rPr>
+                <w:rStyle w:val="VerbatimChar"/>
+              </w:rPr>
+              <w:t xml:space="preserve">commonChars.js</w:t>
+            </w:r>
+          </w:p>
+        </w:tc>
+        <w:tc>
+          <w:tcPr/>
+          <w:p>
+            <w:pPr>
+              <w:pStyle w:val="Compact"/>
+              <w:jc w:val="left"/>
+            </w:pPr>
+            <w:r>
+              <w:t xml:space="preserve">合计约 40KB</w:t>
+            </w:r>
+          </w:p>
+        </w:tc>
+      </w:tr>
+      <w:tr>
+        <w:tc>
+          <w:tcPr/>
+          <w:p>
+            <w:pPr>
+              <w:pStyle w:val="Compact"/>
+              <w:jc w:val="left"/>
+            </w:pPr>
+            <w:r>
+              <w:t xml:space="preserve">页面与样式代码</w:t>
+            </w:r>
+          </w:p>
+        </w:tc>
+        <w:tc>
+          <w:tcPr/>
+          <w:p>
+            <w:pPr>
+              <w:pStyle w:val="Compact"/>
+              <w:jc w:val="left"/>
+            </w:pPr>
+            <w:r>
+              <w:t xml:space="preserve">约 100KB</w:t>
+            </w:r>
+          </w:p>
+        </w:tc>
+      </w:tr>
+    </w:tbl>
+    <w:p>
+      <w:pPr>
+        <w:pStyle w:val="BodyText"/>
+      </w:pPr>
+      <w:r>
+        <w:t xml:space="preserve">整体约 340KB，远低于主包 2MB 上限；笔画数据始终走远程 + 缓存，不打包。</w:t>
+      </w:r>
+    </w:p>
+    <w:bookmarkEnd w:id="67"/>
+    <w:bookmarkEnd w:id="68"/>
+    <w:bookmarkStart w:id="69" w:name="合规与变现"/>
     <w:p>
       <w:pPr>
         <w:pStyle w:val="Heading1"/>
@@ -8397,8 +10267,8 @@
         </w:tc>
       </w:tr>
     </w:tbl>
-    <w:bookmarkEnd w:id="59"/>
-    <w:bookmarkStart w:id="63" w:name="测试上线发布与真机调试清单"/>
+    <w:bookmarkEnd w:id="69"/>
+    <w:bookmarkStart w:id="73" w:name="测试上线发布与真机调试清单"/>
     <w:p>
       <w:pPr>
         <w:pStyle w:val="Heading1"/>
@@ -8407,7 +10277,7 @@
         <w:t xml:space="preserve">11. 测试、上线发布与真机调试清单</w:t>
       </w:r>
     </w:p>
-    <w:bookmarkStart w:id="60" w:name="本地功能验证"/>
+    <w:bookmarkStart w:id="70" w:name="本地功能验证"/>
     <w:p>
       <w:pPr>
         <w:pStyle w:val="Heading2"/>
@@ -8420,7 +10290,7 @@
       <w:pPr>
         <w:numPr>
           <w:ilvl w:val="0"/>
-          <w:numId w:val="1022"/>
+          <w:numId w:val="1031"/>
         </w:numPr>
         <w:pStyle w:val="Compact"/>
       </w:pPr>
@@ -8432,19 +10302,31 @@
       <w:pPr>
         <w:numPr>
           <w:ilvl w:val="0"/>
-          <w:numId w:val="1022"/>
-        </w:numPr>
-        <w:pStyle w:val="Compact"/>
-      </w:pPr>
-      <w:r>
-        <w:t xml:space="preserve">☐ 首页每日一字正常显示；搜索「永」可进入练字页。</w:t>
-      </w:r>
-    </w:p>
-    <w:p>
-      <w:pPr>
-        <w:numPr>
-          <w:ilvl w:val="0"/>
-          <w:numId w:val="1022"/>
+          <w:numId w:val="1031"/>
+        </w:numPr>
+        <w:pStyle w:val="Compact"/>
+      </w:pPr>
+      <w:r>
+        <w:t xml:space="preserve">☐ 首页：每日一字 / 今日一课 / 今日一诗 / 年级 chips / 最近练习 正常；搜索「永」可进入练字页。</w:t>
+      </w:r>
+    </w:p>
+    <w:p>
+      <w:pPr>
+        <w:numPr>
+          <w:ilvl w:val="0"/>
+          <w:numId w:val="1031"/>
+        </w:numPr>
+        <w:pStyle w:val="Compact"/>
+      </w:pPr>
+      <w:r>
+        <w:t xml:space="preserve">☐ 字库：按教材年级进入对应册；按主题进入分类网格。</w:t>
+      </w:r>
+    </w:p>
+    <w:p>
+      <w:pPr>
+        <w:numPr>
+          <w:ilvl w:val="0"/>
+          <w:numId w:val="1031"/>
         </w:numPr>
         <w:pStyle w:val="Compact"/>
       </w:pPr>
@@ -8456,43 +10338,103 @@
       <w:pPr>
         <w:numPr>
           <w:ilvl w:val="0"/>
-          <w:numId w:val="1022"/>
-        </w:numPr>
-        <w:pStyle w:val="Compact"/>
-      </w:pPr>
-      <w:r>
-        <w:t xml:space="preserve">☐ 三种模式：演示播放动画、描红可跟写、测验能判定。</w:t>
-      </w:r>
-    </w:p>
-    <w:p>
-      <w:pPr>
-        <w:numPr>
-          <w:ilvl w:val="0"/>
-          <w:numId w:val="1022"/>
-        </w:numPr>
-        <w:pStyle w:val="Compact"/>
-      </w:pPr>
-      <w:r>
-        <w:t xml:space="preserve">☐ 田字格显示/隐藏正常。</w:t>
-      </w:r>
-    </w:p>
-    <w:p>
-      <w:pPr>
-        <w:numPr>
-          <w:ilvl w:val="0"/>
-          <w:numId w:val="1022"/>
-        </w:numPr>
-        <w:pStyle w:val="Compact"/>
-      </w:pPr>
-      <w:r>
-        <w:t xml:space="preserve">☐ 收藏与练习记录在「我的」页正确统计。</w:t>
-      </w:r>
-    </w:p>
-    <w:p>
-      <w:pPr>
-        <w:numPr>
-          <w:ilvl w:val="0"/>
-          <w:numId w:val="1022"/>
+          <w:numId w:val="1031"/>
+        </w:numPr>
+        <w:pStyle w:val="Compact"/>
+      </w:pPr>
+      <w:r>
+        <w:t xml:space="preserve">☐ 练字页：三模式（演示/描红/测验）、多格子切换、上一个/下一个循环、再写一遍、收藏、详情（拼音/部首/笔画/结构/组词可点）。</w:t>
+      </w:r>
+    </w:p>
+    <w:p>
+      <w:pPr>
+        <w:numPr>
+          <w:ilvl w:val="0"/>
+          <w:numId w:val="1031"/>
+        </w:numPr>
+        <w:pStyle w:val="Compact"/>
+      </w:pPr>
+      <w:r>
+        <w:t xml:space="preserve">☐ 教材同步：册→单元→课浏览；练本课；例词可点；本课字帖。</w:t>
+      </w:r>
+    </w:p>
+    <w:p>
+      <w:pPr>
+        <w:numPr>
+          <w:ilvl w:val="0"/>
+          <w:numId w:val="1031"/>
+        </w:numPr>
+        <w:pStyle w:val="Compact"/>
+      </w:pPr>
+      <w:r>
+        <w:t xml:space="preserve">☐ 听写（课/单元/册）与测试卷（含错题回顾）可用；错字进入生字本。</w:t>
+      </w:r>
+    </w:p>
+    <w:p>
+      <w:pPr>
+        <w:numPr>
+          <w:ilvl w:val="0"/>
+          <w:numId w:val="1031"/>
+        </w:numPr>
+        <w:pStyle w:val="Compact"/>
+      </w:pPr>
+      <w:r>
+        <w:t xml:space="preserve">☐ 课本古诗：按册浏览、看原文、练整首、生成字帖。</w:t>
+      </w:r>
+    </w:p>
+    <w:p>
+      <w:pPr>
+        <w:numPr>
+          <w:ilvl w:val="0"/>
+          <w:numId w:val="1031"/>
+        </w:numPr>
+        <w:pStyle w:val="Compact"/>
+      </w:pPr>
+      <w:r>
+        <w:t xml:space="preserve">☐ 成语练字：拼音/释义 + 按字练习。</w:t>
+      </w:r>
+    </w:p>
+    <w:p>
+      <w:pPr>
+        <w:numPr>
+          <w:ilvl w:val="0"/>
+          <w:numId w:val="1031"/>
+        </w:numPr>
+        <w:pStyle w:val="Compact"/>
+      </w:pPr>
+      <w:r>
+        <w:t xml:space="preserve">☐ 字帖生成：来源/格子/行列 → 生成 → 保存到相册（真机）/ 分享。</w:t>
+      </w:r>
+    </w:p>
+    <w:p>
+      <w:pPr>
+        <w:numPr>
+          <w:ilvl w:val="0"/>
+          <w:numId w:val="1031"/>
+        </w:numPr>
+        <w:pStyle w:val="Compact"/>
+      </w:pPr>
+      <w:r>
+        <w:t xml:space="preserve">☐ 海报、自由书写、练习轨迹：生成/保存/记录可用。</w:t>
+      </w:r>
+    </w:p>
+    <w:p>
+      <w:pPr>
+        <w:numPr>
+          <w:ilvl w:val="0"/>
+          <w:numId w:val="1031"/>
+        </w:numPr>
+        <w:pStyle w:val="Compact"/>
+      </w:pPr>
+      <w:r>
+        <w:t xml:space="preserve">☐ 我的页：统计、打卡（连续/最近 7 天/累计）、收藏、最近练习、生字本、轨迹、关于。</w:t>
+      </w:r>
+    </w:p>
+    <w:p>
+      <w:pPr>
+        <w:numPr>
+          <w:ilvl w:val="0"/>
+          <w:numId w:val="1031"/>
         </w:numPr>
         <w:pStyle w:val="Compact"/>
       </w:pPr>
@@ -8504,7 +10446,7 @@
       <w:pPr>
         <w:numPr>
           <w:ilvl w:val="0"/>
-          <w:numId w:val="1022"/>
+          <w:numId w:val="1031"/>
         </w:numPr>
         <w:pStyle w:val="Compact"/>
       </w:pPr>
@@ -8512,8 +10454,8 @@
         <w:t xml:space="preserve">☐ 主包体积在限制范围内。</w:t>
       </w:r>
     </w:p>
-    <w:bookmarkEnd w:id="60"/>
-    <w:bookmarkStart w:id="61" w:name="上线发布检查"/>
+    <w:bookmarkEnd w:id="70"/>
+    <w:bookmarkStart w:id="71" w:name="上线发布检查"/>
     <w:p>
       <w:pPr>
         <w:pStyle w:val="Heading2"/>
@@ -8526,7 +10468,7 @@
       <w:pPr>
         <w:numPr>
           <w:ilvl w:val="0"/>
-          <w:numId w:val="1023"/>
+          <w:numId w:val="1032"/>
         </w:numPr>
         <w:pStyle w:val="Compact"/>
       </w:pPr>
@@ -8568,7 +10510,7 @@
       <w:pPr>
         <w:numPr>
           <w:ilvl w:val="0"/>
-          <w:numId w:val="1023"/>
+          <w:numId w:val="1032"/>
         </w:numPr>
         <w:pStyle w:val="Compact"/>
       </w:pPr>
@@ -8608,7 +10550,7 @@
       <w:pPr>
         <w:numPr>
           <w:ilvl w:val="0"/>
-          <w:numId w:val="1023"/>
+          <w:numId w:val="1032"/>
         </w:numPr>
         <w:pStyle w:val="Compact"/>
       </w:pPr>
@@ -8620,7 +10562,7 @@
       <w:pPr>
         <w:numPr>
           <w:ilvl w:val="0"/>
-          <w:numId w:val="1023"/>
+          <w:numId w:val="1032"/>
         </w:numPr>
         <w:pStyle w:val="Compact"/>
       </w:pPr>
@@ -8632,7 +10574,7 @@
       <w:pPr>
         <w:numPr>
           <w:ilvl w:val="0"/>
-          <w:numId w:val="1023"/>
+          <w:numId w:val="1032"/>
         </w:numPr>
         <w:pStyle w:val="Compact"/>
       </w:pPr>
@@ -8644,7 +10586,7 @@
       <w:pPr>
         <w:numPr>
           <w:ilvl w:val="0"/>
-          <w:numId w:val="1023"/>
+          <w:numId w:val="1032"/>
         </w:numPr>
         <w:pStyle w:val="Compact"/>
       </w:pPr>
@@ -8656,7 +10598,7 @@
       <w:pPr>
         <w:numPr>
           <w:ilvl w:val="0"/>
-          <w:numId w:val="1023"/>
+          <w:numId w:val="1032"/>
         </w:numPr>
         <w:pStyle w:val="Compact"/>
       </w:pPr>
@@ -8664,8 +10606,8 @@
         <w:t xml:space="preserve">☐ 上传体验版/正式版后，主包/分包体积与预览二维码均正常。</w:t>
       </w:r>
     </w:p>
-    <w:bookmarkEnd w:id="61"/>
-    <w:bookmarkStart w:id="62" w:name="linux-真机预览排查清单"/>
+    <w:bookmarkEnd w:id="71"/>
+    <w:bookmarkStart w:id="72" w:name="linux-真机预览排查清单"/>
     <w:p>
       <w:pPr>
         <w:pStyle w:val="Heading2"/>
@@ -8678,7 +10620,7 @@
       <w:pPr>
         <w:numPr>
           <w:ilvl w:val="0"/>
-          <w:numId w:val="1024"/>
+          <w:numId w:val="1033"/>
         </w:numPr>
         <w:pStyle w:val="Compact"/>
       </w:pPr>
@@ -8702,7 +10644,7 @@
       <w:pPr>
         <w:numPr>
           <w:ilvl w:val="0"/>
-          <w:numId w:val="1024"/>
+          <w:numId w:val="1033"/>
         </w:numPr>
         <w:pStyle w:val="Compact"/>
       </w:pPr>
@@ -8714,7 +10656,7 @@
       <w:pPr>
         <w:numPr>
           <w:ilvl w:val="0"/>
-          <w:numId w:val="1024"/>
+          <w:numId w:val="1033"/>
         </w:numPr>
         <w:pStyle w:val="Compact"/>
       </w:pPr>
@@ -8726,7 +10668,7 @@
       <w:pPr>
         <w:numPr>
           <w:ilvl w:val="0"/>
-          <w:numId w:val="1024"/>
+          <w:numId w:val="1033"/>
         </w:numPr>
         <w:pStyle w:val="Compact"/>
       </w:pPr>
@@ -8738,7 +10680,7 @@
       <w:pPr>
         <w:numPr>
           <w:ilvl w:val="0"/>
-          <w:numId w:val="1024"/>
+          <w:numId w:val="1033"/>
         </w:numPr>
         <w:pStyle w:val="Compact"/>
       </w:pPr>
@@ -8750,7 +10692,7 @@
       <w:pPr>
         <w:numPr>
           <w:ilvl w:val="0"/>
-          <w:numId w:val="1024"/>
+          <w:numId w:val="1033"/>
         </w:numPr>
         <w:pStyle w:val="Compact"/>
       </w:pPr>
@@ -8762,7 +10704,7 @@
       <w:pPr>
         <w:numPr>
           <w:ilvl w:val="0"/>
-          <w:numId w:val="1024"/>
+          <w:numId w:val="1033"/>
         </w:numPr>
         <w:pStyle w:val="Compact"/>
       </w:pPr>
@@ -8789,7 +10731,7 @@
       <w:pPr>
         <w:numPr>
           <w:ilvl w:val="0"/>
-          <w:numId w:val="1024"/>
+          <w:numId w:val="1033"/>
         </w:numPr>
         <w:pStyle w:val="Compact"/>
       </w:pPr>
@@ -8797,9 +10739,9 @@
         <w:t xml:space="preserve">☐ 备用方案：Linux 工具不可用/受限时，可在 Windows/macOS 官方工具中打开同一仓库继续开发。</w:t>
       </w:r>
     </w:p>
-    <w:bookmarkEnd w:id="62"/>
-    <w:bookmarkEnd w:id="63"/>
-    <w:bookmarkStart w:id="64" w:name="后续迭代路线图"/>
+    <w:bookmarkEnd w:id="72"/>
+    <w:bookmarkEnd w:id="73"/>
+    <w:bookmarkStart w:id="74" w:name="后续迭代路线图"/>
     <w:p>
       <w:pPr>
         <w:pStyle w:val="Heading1"/>
@@ -8810,21 +10752,25 @@
     </w:p>
     <w:p>
       <w:pPr>
-        <w:numPr>
-          <w:ilvl w:val="0"/>
-          <w:numId w:val="1025"/>
-        </w:numPr>
-        <w:pStyle w:val="Compact"/>
-      </w:pPr>
-      <w:r>
-        <w:t xml:space="preserve">字帖生成 / 导出打印。</w:t>
-      </w:r>
-    </w:p>
-    <w:p>
-      <w:pPr>
-        <w:numPr>
-          <w:ilvl w:val="0"/>
-          <w:numId w:val="1025"/>
+        <w:pStyle w:val="FirstParagraph"/>
+      </w:pPr>
+      <w:r>
+        <w:t xml:space="preserve">已完成：字帖生成与导出、教材同步（识字/写字表）、听写、测试卷、课本古诗、成语练字、生字本、自由书写与练习轨迹、打卡、海报、朗读、上线指引与数据源开关。</w:t>
+      </w:r>
+    </w:p>
+    <w:p>
+      <w:pPr>
+        <w:pStyle w:val="BodyText"/>
+      </w:pPr>
+      <w:r>
+        <w:t xml:space="preserve">待做：</w:t>
+      </w:r>
+    </w:p>
+    <w:p>
+      <w:pPr>
+        <w:numPr>
+          <w:ilvl w:val="0"/>
+          <w:numId w:val="1034"/>
         </w:numPr>
         <w:pStyle w:val="Compact"/>
       </w:pPr>
@@ -8836,7 +10782,7 @@
       <w:pPr>
         <w:numPr>
           <w:ilvl w:val="0"/>
-          <w:numId w:val="1025"/>
+          <w:numId w:val="1034"/>
         </w:numPr>
         <w:pStyle w:val="Compact"/>
       </w:pPr>
@@ -8848,31 +10794,55 @@
       <w:pPr>
         <w:numPr>
           <w:ilvl w:val="0"/>
-          <w:numId w:val="1025"/>
-        </w:numPr>
-        <w:pStyle w:val="Compact"/>
-      </w:pPr>
-      <w:r>
-        <w:t xml:space="preserve">接入流量主广告。</w:t>
-      </w:r>
-    </w:p>
-    <w:p>
-      <w:pPr>
-        <w:numPr>
-          <w:ilvl w:val="0"/>
-          <w:numId w:val="1025"/>
-        </w:numPr>
-        <w:pStyle w:val="Compact"/>
-      </w:pPr>
-      <w:r>
-        <w:t xml:space="preserve">笔画数据接入自有云存储，进一步优化首屏加载。</w:t>
-      </w:r>
-    </w:p>
-    <w:p>
-      <w:pPr>
-        <w:numPr>
-          <w:ilvl w:val="0"/>
-          <w:numId w:val="1025"/>
+          <w:numId w:val="1034"/>
+        </w:numPr>
+        <w:pStyle w:val="Compact"/>
+      </w:pPr>
+      <w:r>
+        <w:t xml:space="preserve">接入流量主广告（需累计 UV 1000+）。</w:t>
+      </w:r>
+    </w:p>
+    <w:p>
+      <w:pPr>
+        <w:numPr>
+          <w:ilvl w:val="0"/>
+          <w:numId w:val="1034"/>
+        </w:numPr>
+        <w:pStyle w:val="Compact"/>
+      </w:pPr>
+      <w:r>
+        <w:t xml:space="preserve">把笔画数据正式迁到自有云存储（配合</w:t>
+      </w:r>
+      <w:r>
+        <w:t xml:space="preserve"> </w:t>
+      </w:r>
+      <w:r>
+        <w:rPr>
+          <w:rStyle w:val="VerbatimChar"/>
+        </w:rPr>
+        <w:t xml:space="preserve">tools/fetch-strokes.mjs</w:t>
+      </w:r>
+      <w:r>
+        <w:t xml:space="preserve">）。</w:t>
+      </w:r>
+    </w:p>
+    <w:p>
+      <w:pPr>
+        <w:numPr>
+          <w:ilvl w:val="0"/>
+          <w:numId w:val="1034"/>
+        </w:numPr>
+        <w:pStyle w:val="Compact"/>
+      </w:pPr>
+      <w:r>
+        <w:t xml:space="preserve">单元/期中/期末综合测试卷（含组词、笔顺、古诗填空）。</w:t>
+      </w:r>
+    </w:p>
+    <w:p>
+      <w:pPr>
+        <w:numPr>
+          <w:ilvl w:val="0"/>
+          <w:numId w:val="1034"/>
         </w:numPr>
         <w:pStyle w:val="Compact"/>
       </w:pPr>
@@ -8892,8 +10862,8 @@
         <w:t xml:space="preserve">。</w:t>
       </w:r>
     </w:p>
-    <w:bookmarkEnd w:id="64"/>
-    <w:bookmarkStart w:id="65" w:name="常见问题faq"/>
+    <w:bookmarkEnd w:id="74"/>
+    <w:bookmarkStart w:id="75" w:name="常见问题faq"/>
     <w:p>
       <w:pPr>
         <w:pStyle w:val="Heading1"/>
@@ -9173,7 +11143,22 @@
         <w:t xml:space="preserve"> </w:t>
       </w:r>
       <w:r>
-        <w:t xml:space="preserve">A：修改</w:t>
+        <w:t xml:space="preserve">A：推荐用</w:t>
+      </w:r>
+      <w:r>
+        <w:t xml:space="preserve"> </w:t>
+      </w:r>
+      <w:r>
+        <w:rPr>
+          <w:rStyle w:val="VerbatimChar"/>
+        </w:rPr>
+        <w:t xml:space="preserve">node tools/fetch-strokes.mjs</w:t>
+      </w:r>
+      <w:r>
+        <w:t xml:space="preserve"> </w:t>
+      </w:r>
+      <w:r>
+        <w:t xml:space="preserve">下载笔画数据上传到自有存储，再改</w:t>
       </w:r>
       <w:r>
         <w:t xml:space="preserve"> </w:t>
@@ -9200,37 +11185,19 @@
         <w:t xml:space="preserve">charDataCDN</w:t>
       </w:r>
       <w:r>
-        <w:t xml:space="preserve">，或改写</w:t>
-      </w:r>
-      <w:r>
-        <w:t xml:space="preserve"> </w:t>
-      </w:r>
-      <w:r>
-        <w:rPr>
-          <w:rStyle w:val="VerbatimChar"/>
-        </w:rPr>
-        <w:t xml:space="preserve">utils/charData.js</w:t>
-      </w:r>
-      <w:r>
-        <w:t xml:space="preserve"> </w:t>
-      </w:r>
-      <w:r>
-        <w:t xml:space="preserve">的</w:t>
-      </w:r>
-      <w:r>
-        <w:t xml:space="preserve"> </w:t>
-      </w:r>
-      <w:r>
-        <w:rPr>
-          <w:rStyle w:val="VerbatimChar"/>
-        </w:rPr>
-        <w:t xml:space="preserve">fetchRemote</w:t>
-      </w:r>
-      <w:r>
-        <w:t xml:space="preserve"> </w:t>
-      </w:r>
-      <w:r>
-        <w:t xml:space="preserve">走云存储。</w:t>
+        <w:t xml:space="preserve">；详见</w:t>
+      </w:r>
+      <w:r>
+        <w:t xml:space="preserve"> </w:t>
+      </w:r>
+      <w:r>
+        <w:rPr>
+          <w:rStyle w:val="VerbatimChar"/>
+        </w:rPr>
+        <w:t xml:space="preserve">docs/上线指引.md</w:t>
+      </w:r>
+      <w:r>
+        <w:t xml:space="preserve">。</w:t>
       </w:r>
     </w:p>
     <w:p>
@@ -9299,8 +11266,36 @@
         <w:t xml:space="preserve">）。详见 3.4 节。</w:t>
       </w:r>
     </w:p>
-    <w:bookmarkEnd w:id="65"/>
-    <w:bookmarkStart w:id="66" w:name="开源协议"/>
+    <w:p>
+      <w:pPr>
+        <w:pStyle w:val="BodyText"/>
+      </w:pPr>
+      <w:r>
+        <w:rPr>
+          <w:bCs/>
+          <w:b/>
+        </w:rPr>
+        <w:t xml:space="preserve">Q7：保存到相册 / 分享无反应？</w:t>
+      </w:r>
+      <w:r>
+        <w:t xml:space="preserve"> </w:t>
+      </w:r>
+      <w:r>
+        <w:t xml:space="preserve">A：这两类 API 在开发者工具里受限，请用</w:t>
+      </w:r>
+      <w:r>
+        <w:rPr>
+          <w:bCs/>
+          <w:b/>
+        </w:rPr>
+        <w:t xml:space="preserve">真机</w:t>
+      </w:r>
+      <w:r>
+        <w:t xml:space="preserve">验证；首次保存需授予相册权限（已做引导到设置）。</w:t>
+      </w:r>
+    </w:p>
+    <w:bookmarkEnd w:id="75"/>
+    <w:bookmarkStart w:id="76" w:name="开源协议"/>
     <w:p>
       <w:pPr>
         <w:pStyle w:val="Heading1"/>
@@ -9313,7 +11308,7 @@
       <w:pPr>
         <w:numPr>
           <w:ilvl w:val="0"/>
-          <w:numId w:val="1026"/>
+          <w:numId w:val="1035"/>
         </w:numPr>
         <w:pStyle w:val="Compact"/>
       </w:pPr>
@@ -9337,7 +11332,7 @@
       <w:pPr>
         <w:numPr>
           <w:ilvl w:val="0"/>
-          <w:numId w:val="1026"/>
+          <w:numId w:val="1035"/>
         </w:numPr>
         <w:pStyle w:val="Compact"/>
       </w:pPr>
@@ -9349,7 +11344,7 @@
       <w:pPr>
         <w:numPr>
           <w:ilvl w:val="0"/>
-          <w:numId w:val="1026"/>
+          <w:numId w:val="1035"/>
         </w:numPr>
         <w:pStyle w:val="Compact"/>
       </w:pPr>
@@ -9357,7 +11352,58 @@
         <w:t xml:space="preserve">笔画数据 Hanzi Writer Data：Make Me A Hanzi / Arphic Public License。</w:t>
       </w:r>
     </w:p>
-    <w:bookmarkEnd w:id="66"/>
+    <w:p>
+      <w:pPr>
+        <w:numPr>
+          <w:ilvl w:val="0"/>
+          <w:numId w:val="1035"/>
+        </w:numPr>
+        <w:pStyle w:val="Compact"/>
+      </w:pPr>
+      <w:r>
+        <w:t xml:space="preserve">教材字表/拼音/古诗数据：参考开源数据集</w:t>
+      </w:r>
+      <w:r>
+        <w:t xml:space="preserve"> </w:t>
+      </w:r>
+      <w:r>
+        <w:rPr>
+          <w:rStyle w:val="VerbatimChar"/>
+        </w:rPr>
+        <w:t xml:space="preserve">fsiceangel/zishi</w:t>
+      </w:r>
+      <w:r>
+        <w:t xml:space="preserve"> </w:t>
+      </w:r>
+      <w:r>
+        <w:t xml:space="preserve">生成（未声明 LICENSE；字表/拼音属事实性数据，商用前请自行核对授权）。</w:t>
+      </w:r>
+    </w:p>
+    <w:p>
+      <w:pPr>
+        <w:numPr>
+          <w:ilvl w:val="0"/>
+          <w:numId w:val="1035"/>
+        </w:numPr>
+        <w:pStyle w:val="Compact"/>
+      </w:pPr>
+      <w:r>
+        <w:t xml:space="preserve">内置缺失：</w:t>
+      </w:r>
+      <w:r>
+        <w:rPr>
+          <w:rStyle w:val="VerbatimChar"/>
+        </w:rPr>
+        <w:t xml:space="preserve">vendor/</w:t>
+      </w:r>
+      <w:r>
+        <w:t xml:space="preserve"> </w:t>
+      </w:r>
+      <w:r>
+        <w:t xml:space="preserve">内的 hanzi-writer 已针对小程序做兼容修补（Path2D、全局解析）。</w:t>
+      </w:r>
+    </w:p>
+    <w:bookmarkEnd w:id="76"/>
     <w:sectPr/>
   </w:body>
 </w:document>
@@ -9797,6 +11843,33 @@
     <w:abstractNumId w:val="991"/>
   </w:num>
   <w:num w:numId="1021">
+    <w:abstractNumId w:val="991"/>
+  </w:num>
+  <w:num w:numId="1022">
+    <w:abstractNumId w:val="991"/>
+  </w:num>
+  <w:num w:numId="1023">
+    <w:abstractNumId w:val="991"/>
+  </w:num>
+  <w:num w:numId="1024">
+    <w:abstractNumId w:val="991"/>
+  </w:num>
+  <w:num w:numId="1025">
+    <w:abstractNumId w:val="991"/>
+  </w:num>
+  <w:num w:numId="1026">
+    <w:abstractNumId w:val="991"/>
+  </w:num>
+  <w:num w:numId="1027">
+    <w:abstractNumId w:val="991"/>
+  </w:num>
+  <w:num w:numId="1028">
+    <w:abstractNumId w:val="991"/>
+  </w:num>
+  <w:num w:numId="1029">
+    <w:abstractNumId w:val="991"/>
+  </w:num>
+  <w:num w:numId="1030">
     <w:abstractNumId w:val="99411"/>
     <w:lvlOverride w:ilvl="0">
       <w:startOverride w:val="1"/>
@@ -9826,16 +11899,16 @@
       <w:startOverride w:val="1"/>
     </w:lvlOverride>
   </w:num>
-  <w:num w:numId="1022">
+  <w:num w:numId="1031">
     <w:abstractNumId w:val="991"/>
   </w:num>
-  <w:num w:numId="1023">
+  <w:num w:numId="1032">
     <w:abstractNumId w:val="991"/>
   </w:num>
-  <w:num w:numId="1024">
+  <w:num w:numId="1033">
     <w:abstractNumId w:val="991"/>
   </w:num>
-  <w:num w:numId="1025">
+  <w:num w:numId="1034">
     <w:abstractNumId w:val="99411"/>
     <w:lvlOverride w:ilvl="0">
       <w:startOverride w:val="1"/>
@@ -9865,7 +11938,7 @@
       <w:startOverride w:val="1"/>
     </w:lvlOverride>
   </w:num>
-  <w:num w:numId="1026">
+  <w:num w:numId="1035">
     <w:abstractNumId w:val="991"/>
   </w:num>
 </w:numbering>

--- a/docs/开发文档.docx
+++ b/docs/开发文档.docx
@@ -1961,10 +1961,34 @@
         <w:rPr>
           <w:rStyle w:val="VerbatimChar"/>
         </w:rPr>
-        <w:t xml:space="preserve">tools/fetch-strokes.mjs</w:t>
-      </w:r>
-      <w:r>
-        <w:t xml:space="preserve">（批量下载笔画数据用于自建托管）与</w:t>
+        <w:t xml:space="preserve">tools/</w:t>
+      </w:r>
+      <w:r>
+        <w:t xml:space="preserve">（</w:t>
+      </w:r>
+      <w:r>
+        <w:rPr>
+          <w:rStyle w:val="VerbatimChar"/>
+        </w:rPr>
+        <w:t xml:space="preserve">gen-data.mjs</w:t>
+      </w:r>
+      <w:r>
+        <w:t xml:space="preserve"> </w:t>
+      </w:r>
+      <w:r>
+        <w:t xml:space="preserve">生成教材数据、</w:t>
+      </w:r>
+      <w:r>
+        <w:rPr>
+          <w:rStyle w:val="VerbatimChar"/>
+        </w:rPr>
+        <w:t xml:space="preserve">fetch-strokes.mjs</w:t>
+      </w:r>
+      <w:r>
+        <w:t xml:space="preserve"> </w:t>
+      </w:r>
+      <w:r>
+        <w:t xml:space="preserve">下载笔画数据用于自建托管）与</w:t>
       </w:r>
       <w:r>
         <w:t xml:space="preserve"> </w:t>
@@ -3538,7 +3562,7 @@
     </w:p>
     <w:bookmarkEnd w:id="33"/>
     <w:bookmarkEnd w:id="34"/>
-    <w:bookmarkStart w:id="45" w:name="核心模块详解"/>
+    <w:bookmarkStart w:id="46" w:name="核心模块详解"/>
     <w:p>
       <w:pPr>
         <w:pStyle w:val="Heading1"/>
@@ -7120,7 +7144,7 @@
         <w:pStyle w:val="FirstParagraph"/>
       </w:pPr>
       <w:r>
-        <w:t xml:space="preserve">切换模式或重写前调用</w:t>
+        <w:t xml:space="preserve">切换模式前调用</w:t>
       </w:r>
       <w:r>
         <w:t xml:space="preserve"> </w:t>
@@ -7135,7 +7159,22 @@
         <w:t xml:space="preserve"> </w:t>
       </w:r>
       <w:r>
-        <w:t xml:space="preserve">与</w:t>
+        <w:t xml:space="preserve">重置；动画由</w:t>
+      </w:r>
+      <w:r>
+        <w:t xml:space="preserve"> </w:t>
+      </w:r>
+      <w:r>
+        <w:rPr>
+          <w:rStyle w:val="VerbatimChar"/>
+        </w:rPr>
+        <w:t xml:space="preserve">animateCharacter()</w:t>
+      </w:r>
+      <w:r>
+        <w:t xml:space="preserve"> </w:t>
+      </w:r>
+      <w:r>
+        <w:t xml:space="preserve">内部接管，无需手动</w:t>
       </w:r>
       <w:r>
         <w:t xml:space="preserve"> </w:t>
@@ -7147,31 +7186,18 @@
         <w:t xml:space="preserve">hideCharacter()</w:t>
       </w:r>
       <w:r>
-        <w:t xml:space="preserve"> </w:t>
-      </w:r>
-      <w:r>
-        <w:t xml:space="preserve">重置状态，避免残留。</w:t>
+        <w:t xml:space="preserve">。</w:t>
       </w:r>
     </w:p>
     <w:bookmarkEnd w:id="43"/>
     <w:bookmarkEnd w:id="44"/>
-    <w:bookmarkEnd w:id="45"/>
-    <w:bookmarkStart w:id="62" w:name="页面开发说明"/>
-    <w:p>
-      <w:pPr>
-        <w:pStyle w:val="Heading1"/>
-      </w:pPr>
-      <w:r>
-        <w:t xml:space="preserve">7. 页面开发说明</w:t>
-      </w:r>
-    </w:p>
-    <w:bookmarkStart w:id="46" w:name="首页-pagesindex"/>
+    <w:bookmarkStart w:id="45" w:name="数据生成与来源"/>
     <w:p>
       <w:pPr>
         <w:pStyle w:val="Heading2"/>
       </w:pPr>
       <w:r>
-        <w:t xml:space="preserve">7.1 首页 pages/index</w:t>
+        <w:t xml:space="preserve">6.5 数据生成与来源</w:t>
       </w:r>
     </w:p>
     <w:p>
@@ -7182,632 +7208,385 @@
         </w:numPr>
         <w:pStyle w:val="Compact"/>
       </w:pPr>
-      <w:r>
-        <w:rPr>
-          <w:rStyle w:val="VerbatimChar"/>
-        </w:rPr>
-        <w:t xml:space="preserve">data</w:t>
-      </w:r>
-      <w:r>
-        <w:t xml:space="preserve">：</w:t>
-      </w:r>
-      <w:r>
-        <w:rPr>
-          <w:rStyle w:val="VerbatimChar"/>
-        </w:rPr>
-        <w:t xml:space="preserve">daily</w:t>
-      </w:r>
-      <w:r>
-        <w:t xml:space="preserve">（每日一字）、</w:t>
-      </w:r>
-      <w:r>
-        <w:rPr>
-          <w:rStyle w:val="VerbatimChar"/>
-        </w:rPr>
-        <w:t xml:space="preserve">query</w:t>
-      </w:r>
-      <w:r>
-        <w:t xml:space="preserve">（搜索词）、</w:t>
-      </w:r>
-      <w:r>
-        <w:rPr>
-          <w:rStyle w:val="VerbatimChar"/>
-        </w:rPr>
-        <w:t xml:space="preserve">categories</w:t>
-      </w:r>
-      <w:r>
-        <w:t xml:space="preserve">（主题分类）、</w:t>
-      </w:r>
-      <w:r>
-        <w:rPr>
-          <w:rStyle w:val="VerbatimChar"/>
-        </w:rPr>
-        <w:t xml:space="preserve">dailyLesson</w:t>
-      </w:r>
-      <w:r>
-        <w:t xml:space="preserve">（今日一课）、</w:t>
-      </w:r>
-      <w:r>
-        <w:rPr>
-          <w:rStyle w:val="VerbatimChar"/>
-        </w:rPr>
-        <w:t xml:space="preserve">todayPoem</w:t>
-      </w:r>
-      <w:r>
-        <w:t xml:space="preserve">（今日一诗）、</w:t>
-      </w:r>
-      <w:r>
-        <w:rPr>
-          <w:rStyle w:val="VerbatimChar"/>
-        </w:rPr>
-        <w:t xml:space="preserve">books</w:t>
-      </w:r>
-      <w:r>
-        <w:t xml:space="preserve">（年级 chips）、</w:t>
-      </w:r>
-      <w:r>
-        <w:rPr>
-          <w:rStyle w:val="VerbatimChar"/>
-        </w:rPr>
-        <w:t xml:space="preserve">recent</w:t>
-      </w:r>
-      <w:r>
-        <w:t xml:space="preserve">（最近练习）。</w:t>
-      </w:r>
-    </w:p>
-    <w:p>
-      <w:pPr>
-        <w:numPr>
-          <w:ilvl w:val="0"/>
-          <w:numId w:val="1012"/>
-        </w:numPr>
-        <w:pStyle w:val="Compact"/>
-      </w:pPr>
-      <w:r>
-        <w:t xml:space="preserve">每日一字 / 今日一课 / 今日一诗：均以「一年中的第几天」取模选出，随日期轮换。</w:t>
-      </w:r>
-    </w:p>
-    <w:p>
-      <w:pPr>
-        <w:numPr>
-          <w:ilvl w:val="0"/>
-          <w:numId w:val="1012"/>
-        </w:numPr>
-        <w:pStyle w:val="Compact"/>
-      </w:pPr>
-      <w:r>
-        <w:t xml:space="preserve">今日一课来自</w:t>
-      </w:r>
-      <w:r>
-        <w:t xml:space="preserve"> </w:t>
-      </w:r>
-      <w:r>
-        <w:rPr>
-          <w:rStyle w:val="VerbatimChar"/>
-        </w:rPr>
-        <w:t xml:space="preserve">data/textbook.js</w:t>
-      </w:r>
-      <w:r>
-        <w:t xml:space="preserve">（395 课轮换），可直接「练这一课」或点单字练习。</w:t>
-      </w:r>
-    </w:p>
-    <w:p>
-      <w:pPr>
-        <w:numPr>
-          <w:ilvl w:val="0"/>
-          <w:numId w:val="1012"/>
-        </w:numPr>
-        <w:pStyle w:val="Compact"/>
-      </w:pPr>
-      <w:r>
-        <w:t xml:space="preserve">搜索：拆分中文字符（正则</w:t>
-      </w:r>
-      <w:r>
-        <w:t xml:space="preserve"> </w:t>
-      </w:r>
-      <w:r>
-        <w:rPr>
-          <w:rStyle w:val="VerbatimChar"/>
-        </w:rPr>
-        <w:t xml:space="preserve">[\u4e00-\u9fa5]</w:t>
-      </w:r>
-      <w:r>
-        <w:t xml:space="preserve">）后进入练字页。</w:t>
-      </w:r>
-    </w:p>
-    <w:p>
-      <w:pPr>
-        <w:numPr>
-          <w:ilvl w:val="0"/>
-          <w:numId w:val="1012"/>
-        </w:numPr>
-        <w:pStyle w:val="Compact"/>
-      </w:pPr>
-      <w:r>
-        <w:t xml:space="preserve">年级 chips / 教材同步：跳转</w:t>
-      </w:r>
-      <w:r>
-        <w:t xml:space="preserve"> </w:t>
-      </w:r>
-      <w:r>
-        <w:rPr>
-          <w:rStyle w:val="VerbatimChar"/>
-        </w:rPr>
-        <w:t xml:space="preserve">pages/textbook/textbook</w:t>
-      </w:r>
-      <w:r>
-        <w:t xml:space="preserve">（可带</w:t>
-      </w:r>
-      <w:r>
-        <w:t xml:space="preserve"> </w:t>
-      </w:r>
-      <w:r>
-        <w:rPr>
-          <w:rStyle w:val="VerbatimChar"/>
-        </w:rPr>
-        <w:t xml:space="preserve">?book=1a</w:t>
-      </w:r>
-      <w:r>
-        <w:t xml:space="preserve">）。</w:t>
-      </w:r>
-    </w:p>
-    <w:p>
-      <w:pPr>
-        <w:numPr>
-          <w:ilvl w:val="0"/>
-          <w:numId w:val="1012"/>
-        </w:numPr>
-        <w:pStyle w:val="Compact"/>
-      </w:pPr>
-      <w:r>
-        <w:rPr>
-          <w:rStyle w:val="VerbatimChar"/>
-        </w:rPr>
-        <w:t xml:space="preserve">onShow</w:t>
-      </w:r>
-      <w:r>
-        <w:t xml:space="preserve"> </w:t>
-      </w:r>
-      <w:r>
-        <w:t xml:space="preserve">刷新「最近练习」（本地记录前 10 字）。</w:t>
-      </w:r>
-    </w:p>
-    <w:bookmarkEnd w:id="46"/>
-    <w:bookmarkStart w:id="47" w:name="字库页-pageslibrary"/>
-    <w:p>
-      <w:pPr>
-        <w:pStyle w:val="Heading2"/>
-      </w:pPr>
-      <w:r>
-        <w:t xml:space="preserve">7.2 字库页 pages/library</w:t>
-      </w:r>
-    </w:p>
-    <w:p>
-      <w:pPr>
-        <w:numPr>
-          <w:ilvl w:val="0"/>
-          <w:numId w:val="1013"/>
-        </w:numPr>
-        <w:pStyle w:val="Compact"/>
-      </w:pPr>
-      <w:r>
-        <w:t xml:space="preserve">顶部</w:t>
-      </w:r>
       <w:r>
         <w:rPr>
           <w:bCs/>
           <w:b/>
         </w:rPr>
-        <w:t xml:space="preserve">按教材</w:t>
-      </w:r>
-      <w:r>
-        <w:t xml:space="preserve">：一~六年级 × 上/下 册，点册跳</w:t>
-      </w:r>
-      <w:r>
-        <w:t xml:space="preserve"> </w:t>
-      </w:r>
-      <w:r>
-        <w:rPr>
-          <w:rStyle w:val="VerbatimChar"/>
-        </w:rPr>
-        <w:t xml:space="preserve">textbook?book=&lt;id&gt;</w:t>
-      </w:r>
-      <w:r>
-        <w:t xml:space="preserve">。</w:t>
-      </w:r>
-    </w:p>
-    <w:p>
-      <w:pPr>
-        <w:numPr>
-          <w:ilvl w:val="0"/>
-          <w:numId w:val="1013"/>
-        </w:numPr>
-        <w:pStyle w:val="Compact"/>
-      </w:pPr>
-      <w:r>
-        <w:t xml:space="preserve">中部</w:t>
-      </w:r>
+        <w:t xml:space="preserve">教材/古诗数据</w:t>
+      </w:r>
+      <w:r>
+        <w:t xml:space="preserve">：由</w:t>
+      </w:r>
+      <w:r>
+        <w:t xml:space="preserve"> </w:t>
+      </w:r>
+      <w:r>
+        <w:rPr>
+          <w:rStyle w:val="VerbatimChar"/>
+        </w:rPr>
+        <w:t xml:space="preserve">tools/gen-data.mjs</w:t>
+      </w:r>
+      <w:r>
+        <w:t xml:space="preserve"> </w:t>
+      </w:r>
+      <w:r>
+        <w:t xml:space="preserve">从开源数据集</w:t>
+      </w:r>
+      <w:r>
+        <w:t xml:space="preserve"> </w:t>
+      </w:r>
+      <w:r>
+        <w:rPr>
+          <w:rStyle w:val="VerbatimChar"/>
+        </w:rPr>
+        <w:t xml:space="preserve">fsiceangel/zishi</w:t>
+      </w:r>
+      <w:r>
+        <w:t xml:space="preserve">（部编版小学语文生字表）生成</w:t>
+      </w:r>
+      <w:r>
+        <w:t xml:space="preserve"> </w:t>
+      </w:r>
+      <w:r>
+        <w:rPr>
+          <w:rStyle w:val="VerbatimChar"/>
+        </w:rPr>
+        <w:t xml:space="preserve">data/textbook.js</w:t>
+      </w:r>
+      <w:r>
+        <w:t xml:space="preserve"> </w:t>
+      </w:r>
+      <w:r>
+        <w:t xml:space="preserve">/</w:t>
+      </w:r>
+      <w:r>
+        <w:t xml:space="preserve"> </w:t>
+      </w:r>
+      <w:r>
+        <w:rPr>
+          <w:rStyle w:val="VerbatimChar"/>
+        </w:rPr>
+        <w:t xml:space="preserve">data/textbookPinyin.js</w:t>
+      </w:r>
+      <w:r>
+        <w:t xml:space="preserve"> </w:t>
+      </w:r>
+      <w:r>
+        <w:t xml:space="preserve">/</w:t>
+      </w:r>
+      <w:r>
+        <w:t xml:space="preserve"> </w:t>
+      </w:r>
+      <w:r>
+        <w:rPr>
+          <w:rStyle w:val="VerbatimChar"/>
+        </w:rPr>
+        <w:t xml:space="preserve">data/poems.js</w:t>
+      </w:r>
+      <w:r>
+        <w:t xml:space="preserve">，仅含事实性字表/拼音/原文。</w:t>
+      </w:r>
+    </w:p>
+    <w:p>
+      <w:pPr>
+        <w:numPr>
+          <w:ilvl w:val="0"/>
+          <w:numId w:val="1012"/>
+        </w:numPr>
+        <w:pStyle w:val="Compact"/>
+      </w:pPr>
       <w:r>
         <w:rPr>
           <w:bCs/>
           <w:b/>
         </w:rPr>
-        <w:t xml:space="preserve">按主题</w:t>
-      </w:r>
-      <w:r>
-        <w:t xml:space="preserve">：来自</w:t>
-      </w:r>
-      <w:r>
-        <w:t xml:space="preserve"> </w:t>
-      </w:r>
-      <w:r>
-        <w:rPr>
-          <w:rStyle w:val="VerbatimChar"/>
-        </w:rPr>
-        <w:t xml:space="preserve">data/commonChars.js</w:t>
-      </w:r>
-      <w:r>
-        <w:t xml:space="preserve">，点分类跳</w:t>
-      </w:r>
-      <w:r>
-        <w:t xml:space="preserve"> </w:t>
-      </w:r>
-      <w:r>
-        <w:rPr>
-          <w:rStyle w:val="VerbatimChar"/>
-        </w:rPr>
-        <w:t xml:space="preserve">category?key=&lt;key&gt;</w:t>
-      </w:r>
-      <w:r>
-        <w:t xml:space="preserve">。</w:t>
-      </w:r>
-    </w:p>
-    <w:p>
-      <w:pPr>
-        <w:numPr>
-          <w:ilvl w:val="0"/>
-          <w:numId w:val="1013"/>
-        </w:numPr>
-        <w:pStyle w:val="Compact"/>
-      </w:pPr>
-      <w:r>
-        <w:t xml:space="preserve">底部：教材同步 / 课本古诗 / 生成字帖 / 成语练字入口。</w:t>
-      </w:r>
-    </w:p>
-    <w:bookmarkEnd w:id="47"/>
-    <w:bookmarkStart w:id="48" w:name="分类页-pagescategory"/>
-    <w:p>
-      <w:pPr>
-        <w:pStyle w:val="Heading2"/>
-      </w:pPr>
-      <w:r>
-        <w:t xml:space="preserve">7.3 分类页 pages/category</w:t>
-      </w:r>
-    </w:p>
-    <w:p>
-      <w:pPr>
-        <w:numPr>
-          <w:ilvl w:val="0"/>
-          <w:numId w:val="1014"/>
-        </w:numPr>
-        <w:pStyle w:val="Compact"/>
-      </w:pPr>
-      <w:r>
-        <w:rPr>
-          <w:rStyle w:val="VerbatimChar"/>
-        </w:rPr>
-        <w:t xml:space="preserve">onLoad(options)</w:t>
-      </w:r>
-      <w:r>
-        <w:t xml:space="preserve"> </w:t>
-      </w:r>
-      <w:r>
-        <w:t xml:space="preserve">按</w:t>
-      </w:r>
-      <w:r>
-        <w:t xml:space="preserve"> </w:t>
-      </w:r>
-      <w:r>
-        <w:rPr>
-          <w:rStyle w:val="VerbatimChar"/>
-        </w:rPr>
-        <w:t xml:space="preserve">key</w:t>
-      </w:r>
-      <w:r>
-        <w:t xml:space="preserve"> </w:t>
-      </w:r>
-      <w:r>
-        <w:t xml:space="preserve">从</w:t>
-      </w:r>
-      <w:r>
-        <w:t xml:space="preserve"> </w:t>
-      </w:r>
-      <w:r>
-        <w:rPr>
-          <w:rStyle w:val="VerbatimChar"/>
-        </w:rPr>
-        <w:t xml:space="preserve">data/commonChars.js</w:t>
-      </w:r>
-      <w:r>
-        <w:t xml:space="preserve"> </w:t>
-      </w:r>
-      <w:r>
-        <w:t xml:space="preserve">取分类。</w:t>
-      </w:r>
-    </w:p>
-    <w:p>
-      <w:pPr>
-        <w:numPr>
-          <w:ilvl w:val="0"/>
-          <w:numId w:val="1014"/>
-        </w:numPr>
-        <w:pStyle w:val="Compact"/>
-      </w:pPr>
-      <w:r>
-        <w:t xml:space="preserve">4 列网格展示汉字，点击把整个分类列表写入</w:t>
-      </w:r>
-      <w:r>
-        <w:t xml:space="preserve"> </w:t>
-      </w:r>
-      <w:r>
-        <w:rPr>
-          <w:rStyle w:val="VerbatimChar"/>
-        </w:rPr>
-        <w:t xml:space="preserve">globalData.practiceList</w:t>
-      </w:r>
-      <w:r>
-        <w:t xml:space="preserve"> </w:t>
-      </w:r>
-      <w:r>
-        <w:t xml:space="preserve">并进入练字页。</w:t>
-      </w:r>
-    </w:p>
-    <w:p>
-      <w:pPr>
-        <w:numPr>
-          <w:ilvl w:val="0"/>
-          <w:numId w:val="1014"/>
-        </w:numPr>
-        <w:pStyle w:val="Compact"/>
-      </w:pPr>
-      <w:r>
-        <w:t xml:space="preserve">方格用</w:t>
-      </w:r>
-      <w:r>
-        <w:t xml:space="preserve"> </w:t>
-      </w:r>
-      <w:r>
-        <w:rPr>
-          <w:rStyle w:val="VerbatimChar"/>
-        </w:rPr>
-        <w:t xml:space="preserve">padding-bottom</w:t>
-      </w:r>
-      <w:r>
-        <w:t xml:space="preserve"> </w:t>
-      </w:r>
-      <w:r>
-        <w:t xml:space="preserve">百分比实现正方形（不依赖</w:t>
-      </w:r>
-      <w:r>
-        <w:t xml:space="preserve"> </w:t>
-      </w:r>
-      <w:r>
-        <w:rPr>
-          <w:rStyle w:val="VerbatimChar"/>
-        </w:rPr>
-        <w:t xml:space="preserve">aspect-ratio</w:t>
-      </w:r>
-      <w:r>
-        <w:t xml:space="preserve">）。</w:t>
-      </w:r>
-    </w:p>
-    <w:bookmarkEnd w:id="48"/>
-    <w:bookmarkStart w:id="49" w:name="练字页-pagespractice"/>
-    <w:p>
-      <w:pPr>
-        <w:pStyle w:val="Heading2"/>
-      </w:pPr>
-      <w:r>
-        <w:t xml:space="preserve">7.4 练字页 pages/practice</w:t>
-      </w:r>
-    </w:p>
-    <w:p>
-      <w:pPr>
-        <w:numPr>
-          <w:ilvl w:val="0"/>
-          <w:numId w:val="1015"/>
-        </w:numPr>
-        <w:pStyle w:val="Compact"/>
-      </w:pPr>
-      <w:r>
-        <w:t xml:space="preserve">生命周期：</w:t>
-      </w:r>
-      <w:r>
-        <w:rPr>
-          <w:rStyle w:val="VerbatimChar"/>
-        </w:rPr>
-        <w:t xml:space="preserve">onLoad</w:t>
-      </w:r>
-      <w:r>
-        <w:t xml:space="preserve"> </w:t>
-      </w:r>
-      <w:r>
-        <w:t xml:space="preserve">读取列表/索引、记录一次练习、写入今日打卡、读取</w:t>
-      </w:r>
-      <w:r>
-        <w:t xml:space="preserve"> </w:t>
-      </w:r>
-      <w:r>
-        <w:rPr>
-          <w:rStyle w:val="VerbatimChar"/>
-        </w:rPr>
-        <w:t xml:space="preserve">globalData.practiceNote</w:t>
-      </w:r>
-      <w:r>
-        <w:t xml:space="preserve">（如成语/课文提示条）；</w:t>
-      </w:r>
-      <w:r>
-        <w:rPr>
-          <w:rStyle w:val="VerbatimChar"/>
-        </w:rPr>
-        <w:t xml:space="preserve">onReady</w:t>
-      </w:r>
-      <w:r>
-        <w:t xml:space="preserve"> </w:t>
-      </w:r>
-      <w:r>
-        <w:t xml:space="preserve">创建 writer；</w:t>
-      </w:r>
-      <w:r>
-        <w:rPr>
-          <w:rStyle w:val="VerbatimChar"/>
-        </w:rPr>
-        <w:t xml:space="preserve">onUnload</w:t>
-      </w:r>
-      <w:r>
-        <w:t xml:space="preserve"> </w:t>
-      </w:r>
-      <w:r>
-        <w:t xml:space="preserve">释放音频。</w:t>
-      </w:r>
-    </w:p>
-    <w:p>
-      <w:pPr>
-        <w:numPr>
-          <w:ilvl w:val="0"/>
-          <w:numId w:val="1015"/>
-        </w:numPr>
-        <w:pStyle w:val="Compact"/>
-      </w:pPr>
-      <w:r>
-        <w:t xml:space="preserve">交互：模式（演示/描红/测验）、多格子样式（田/米/回宫/横线/无）、上一个/下一个（循环）、再写一遍、收藏、朗读、书写、海报、字帖。</w:t>
-      </w:r>
-    </w:p>
-    <w:p>
-      <w:pPr>
-        <w:numPr>
-          <w:ilvl w:val="0"/>
-          <w:numId w:val="1015"/>
-        </w:numPr>
-        <w:pStyle w:val="Compact"/>
-      </w:pPr>
-      <w:r>
-        <w:rPr>
-          <w:rStyle w:val="VerbatimChar"/>
-        </w:rPr>
-        <w:t xml:space="preserve">charDataLoader</w:t>
-      </w:r>
-      <w:r>
-        <w:t xml:space="preserve"> </w:t>
-      </w:r>
-      <w:r>
-        <w:t xml:space="preserve">为回调式</w:t>
-      </w:r>
-      <w:r>
-        <w:t xml:space="preserve"> </w:t>
-      </w:r>
-      <w:r>
-        <w:rPr>
-          <w:rStyle w:val="VerbatimChar"/>
-        </w:rPr>
-        <w:t xml:space="preserve">(char, onLoad, onError)</w:t>
-      </w:r>
-      <w:r>
-        <w:t xml:space="preserve"> </w:t>
-      </w:r>
-      <w:r>
-        <w:t xml:space="preserve">且不返回值；加载前</w:t>
-      </w:r>
-      <w:r>
-        <w:t xml:space="preserve"> </w:t>
-      </w:r>
-      <w:r>
-        <w:rPr>
-          <w:rStyle w:val="VerbatimChar"/>
-        </w:rPr>
-        <w:t xml:space="preserve">waitForCanvas()</w:t>
-      </w:r>
-      <w:r>
-        <w:t xml:space="preserve"> </w:t>
-      </w:r>
-      <w:r>
-        <w:t xml:space="preserve">等待画布就绪。</w:t>
-      </w:r>
-    </w:p>
-    <w:p>
-      <w:pPr>
-        <w:numPr>
-          <w:ilvl w:val="0"/>
-          <w:numId w:val="1015"/>
-        </w:numPr>
-        <w:pStyle w:val="Compact"/>
-      </w:pPr>
-      <w:r>
-        <w:t xml:space="preserve">汉字详情：</w:t>
-      </w:r>
-      <w:r>
-        <w:rPr>
-          <w:rStyle w:val="VerbatimChar"/>
-        </w:rPr>
-        <w:t xml:space="preserve">data/charInfo.js</w:t>
-      </w:r>
-      <w:r>
-        <w:t xml:space="preserve"> </w:t>
-      </w:r>
-      <w:r>
-        <w:t xml:space="preserve">提供拼音/部首/结构/组词/释义；笔画数取自笔画数据</w:t>
-      </w:r>
-      <w:r>
-        <w:t xml:space="preserve"> </w:t>
-      </w:r>
-      <w:r>
-        <w:rPr>
-          <w:rStyle w:val="VerbatimChar"/>
-        </w:rPr>
-        <w:t xml:space="preserve">strokes.length</w:t>
-      </w:r>
-      <w:r>
-        <w:t xml:space="preserve">；组词可点击练习。</w:t>
-      </w:r>
-    </w:p>
-    <w:p>
-      <w:pPr>
-        <w:numPr>
-          <w:ilvl w:val="0"/>
-          <w:numId w:val="1015"/>
-        </w:numPr>
-        <w:pStyle w:val="Compact"/>
-      </w:pPr>
-      <w:r>
-        <w:t xml:space="preserve">测验 / 描红：</w:t>
-      </w:r>
-      <w:r>
-        <w:rPr>
-          <w:rStyle w:val="VerbatimChar"/>
-        </w:rPr>
-        <w:t xml:space="preserve">quiz({ onMistake, onComplete })</w:t>
-      </w:r>
-      <w:r>
-        <w:t xml:space="preserve"> </w:t>
-      </w:r>
-      <w:r>
-        <w:t xml:space="preserve">—— 写错的字进入</w:t>
-      </w:r>
+        <w:t xml:space="preserve">笔画数据</w:t>
+      </w:r>
+      <w:r>
+        <w:t xml:space="preserve">：由</w:t>
+      </w:r>
+      <w:r>
+        <w:t xml:space="preserve"> </w:t>
+      </w:r>
+      <w:r>
+        <w:rPr>
+          <w:rStyle w:val="VerbatimChar"/>
+        </w:rPr>
+        <w:t xml:space="preserve">tools/fetch-strokes.mjs</w:t>
+      </w:r>
+      <w:r>
+        <w:t xml:space="preserve"> </w:t>
+      </w:r>
+      <w:r>
+        <w:t xml:space="preserve">批量下载，用于上传自有存储、摆脱 jsDelivr。</w:t>
+      </w:r>
+    </w:p>
+    <w:p>
+      <w:pPr>
+        <w:numPr>
+          <w:ilvl w:val="0"/>
+          <w:numId w:val="1012"/>
+        </w:numPr>
+        <w:pStyle w:val="Compact"/>
+      </w:pPr>
       <w:r>
         <w:rPr>
           <w:bCs/>
           <w:b/>
         </w:rPr>
-        <w:t xml:space="preserve">生字本</w:t>
-      </w:r>
-      <w:r>
-        <w:t xml:space="preserve">（</w:t>
-      </w:r>
-      <w:r>
-        <w:rPr>
-          <w:rStyle w:val="VerbatimChar"/>
-        </w:rPr>
-        <w:t xml:space="preserve">storage.addWeak</w:t>
+        <w:t xml:space="preserve">手工数据</w:t>
+      </w:r>
+      <w:r>
+        <w:t xml:space="preserve">：</w:t>
+      </w:r>
+      <w:r>
+        <w:rPr>
+          <w:rStyle w:val="VerbatimChar"/>
+        </w:rPr>
+        <w:t xml:space="preserve">data/idioms.js</w:t>
+      </w:r>
+      <w:r>
+        <w:t xml:space="preserve">（成语）、</w:t>
+      </w:r>
+      <w:r>
+        <w:rPr>
+          <w:rStyle w:val="VerbatimChar"/>
+        </w:rPr>
+        <w:t xml:space="preserve">data/charInfo.js</w:t>
+      </w:r>
+      <w:r>
+        <w:t xml:space="preserve">（字典）为手工整理，不在生成脚本内。</w:t>
+      </w:r>
+    </w:p>
+    <w:p>
+      <w:pPr>
+        <w:numPr>
+          <w:ilvl w:val="0"/>
+          <w:numId w:val="1012"/>
+        </w:numPr>
+        <w:pStyle w:val="Compact"/>
+      </w:pPr>
+      <w:r>
+        <w:t xml:space="preserve">脚本用法见</w:t>
+      </w:r>
+      <w:r>
+        <w:t xml:space="preserve"> </w:t>
+      </w:r>
+      <w:r>
+        <w:rPr>
+          <w:rStyle w:val="VerbatimChar"/>
+        </w:rPr>
+        <w:t xml:space="preserve">tools/README.md</w:t>
+      </w:r>
+      <w:r>
+        <w:t xml:space="preserve">；发布与数据源本地化见</w:t>
+      </w:r>
+      <w:r>
+        <w:t xml:space="preserve"> </w:t>
+      </w:r>
+      <w:r>
+        <w:rPr>
+          <w:rStyle w:val="VerbatimChar"/>
+        </w:rPr>
+        <w:t xml:space="preserve">docs/上线指引.md</w:t>
+      </w:r>
+      <w:r>
+        <w:t xml:space="preserve">。</w:t>
+      </w:r>
+    </w:p>
+    <w:bookmarkEnd w:id="45"/>
+    <w:bookmarkEnd w:id="46"/>
+    <w:bookmarkStart w:id="63" w:name="页面开发说明"/>
+    <w:p>
+      <w:pPr>
+        <w:pStyle w:val="Heading1"/>
+      </w:pPr>
+      <w:r>
+        <w:t xml:space="preserve">7. 页面开发说明</w:t>
+      </w:r>
+    </w:p>
+    <w:bookmarkStart w:id="47" w:name="首页-pagesindex"/>
+    <w:p>
+      <w:pPr>
+        <w:pStyle w:val="Heading2"/>
+      </w:pPr>
+      <w:r>
+        <w:t xml:space="preserve">7.1 首页 pages/index</w:t>
+      </w:r>
+    </w:p>
+    <w:p>
+      <w:pPr>
+        <w:numPr>
+          <w:ilvl w:val="0"/>
+          <w:numId w:val="1013"/>
+        </w:numPr>
+        <w:pStyle w:val="Compact"/>
+      </w:pPr>
+      <w:r>
+        <w:rPr>
+          <w:rStyle w:val="VerbatimChar"/>
+        </w:rPr>
+        <w:t xml:space="preserve">data</w:t>
+      </w:r>
+      <w:r>
+        <w:t xml:space="preserve">：</w:t>
+      </w:r>
+      <w:r>
+        <w:rPr>
+          <w:rStyle w:val="VerbatimChar"/>
+        </w:rPr>
+        <w:t xml:space="preserve">daily</w:t>
+      </w:r>
+      <w:r>
+        <w:t xml:space="preserve">（每日一字）、</w:t>
+      </w:r>
+      <w:r>
+        <w:rPr>
+          <w:rStyle w:val="VerbatimChar"/>
+        </w:rPr>
+        <w:t xml:space="preserve">query</w:t>
+      </w:r>
+      <w:r>
+        <w:t xml:space="preserve">（搜索词）、</w:t>
+      </w:r>
+      <w:r>
+        <w:rPr>
+          <w:rStyle w:val="VerbatimChar"/>
+        </w:rPr>
+        <w:t xml:space="preserve">categories</w:t>
+      </w:r>
+      <w:r>
+        <w:t xml:space="preserve">（主题分类）、</w:t>
+      </w:r>
+      <w:r>
+        <w:rPr>
+          <w:rStyle w:val="VerbatimChar"/>
+        </w:rPr>
+        <w:t xml:space="preserve">dailyLesson</w:t>
+      </w:r>
+      <w:r>
+        <w:t xml:space="preserve">（今日一课）、</w:t>
+      </w:r>
+      <w:r>
+        <w:rPr>
+          <w:rStyle w:val="VerbatimChar"/>
+        </w:rPr>
+        <w:t xml:space="preserve">todayPoem</w:t>
+      </w:r>
+      <w:r>
+        <w:t xml:space="preserve">（今日一诗）、</w:t>
+      </w:r>
+      <w:r>
+        <w:rPr>
+          <w:rStyle w:val="VerbatimChar"/>
+        </w:rPr>
+        <w:t xml:space="preserve">books</w:t>
+      </w:r>
+      <w:r>
+        <w:t xml:space="preserve">（年级 chips）、</w:t>
+      </w:r>
+      <w:r>
+        <w:rPr>
+          <w:rStyle w:val="VerbatimChar"/>
+        </w:rPr>
+        <w:t xml:space="preserve">recent</w:t>
+      </w:r>
+      <w:r>
+        <w:t xml:space="preserve">（最近练习）。</w:t>
+      </w:r>
+    </w:p>
+    <w:p>
+      <w:pPr>
+        <w:numPr>
+          <w:ilvl w:val="0"/>
+          <w:numId w:val="1013"/>
+        </w:numPr>
+        <w:pStyle w:val="Compact"/>
+      </w:pPr>
+      <w:r>
+        <w:t xml:space="preserve">每日一字 / 今日一课 / 今日一诗：均以「一年中的第几天」取模选出，随日期轮换。</w:t>
+      </w:r>
+    </w:p>
+    <w:p>
+      <w:pPr>
+        <w:numPr>
+          <w:ilvl w:val="0"/>
+          <w:numId w:val="1013"/>
+        </w:numPr>
+        <w:pStyle w:val="Compact"/>
+      </w:pPr>
+      <w:r>
+        <w:t xml:space="preserve">今日一课来自</w:t>
+      </w:r>
+      <w:r>
+        <w:t xml:space="preserve"> </w:t>
+      </w:r>
+      <w:r>
+        <w:rPr>
+          <w:rStyle w:val="VerbatimChar"/>
+        </w:rPr>
+        <w:t xml:space="preserve">data/textbook.js</w:t>
+      </w:r>
+      <w:r>
+        <w:t xml:space="preserve">（395 课轮换），可直接「练这一课」或点单字练习。</w:t>
+      </w:r>
+    </w:p>
+    <w:p>
+      <w:pPr>
+        <w:numPr>
+          <w:ilvl w:val="0"/>
+          <w:numId w:val="1013"/>
+        </w:numPr>
+        <w:pStyle w:val="Compact"/>
+      </w:pPr>
+      <w:r>
+        <w:t xml:space="preserve">搜索：拆分中文字符（正则</w:t>
+      </w:r>
+      <w:r>
+        <w:t xml:space="preserve"> </w:t>
+      </w:r>
+      <w:r>
+        <w:rPr>
+          <w:rStyle w:val="VerbatimChar"/>
+        </w:rPr>
+        <w:t xml:space="preserve">[\u4e00-\u9fa5]</w:t>
+      </w:r>
+      <w:r>
+        <w:t xml:space="preserve">）后进入练字页。</w:t>
+      </w:r>
+    </w:p>
+    <w:p>
+      <w:pPr>
+        <w:numPr>
+          <w:ilvl w:val="0"/>
+          <w:numId w:val="1013"/>
+        </w:numPr>
+        <w:pStyle w:val="Compact"/>
+      </w:pPr>
+      <w:r>
+        <w:t xml:space="preserve">年级 chips / 教材同步：跳转</w:t>
+      </w:r>
+      <w:r>
+        <w:t xml:space="preserve"> </w:t>
+      </w:r>
+      <w:r>
+        <w:rPr>
+          <w:rStyle w:val="VerbatimChar"/>
+        </w:rPr>
+        <w:t xml:space="preserve">pages/textbook/textbook</w:t>
+      </w:r>
+      <w:r>
+        <w:t xml:space="preserve">（可带</w:t>
+      </w:r>
+      <w:r>
+        <w:t xml:space="preserve"> </w:t>
+      </w:r>
+      <w:r>
+        <w:rPr>
+          <w:rStyle w:val="VerbatimChar"/>
+        </w:rPr>
+        <w:t xml:space="preserve">?book=1a</w:t>
       </w:r>
       <w:r>
         <w:t xml:space="preserve">）。</w:t>
@@ -7817,346 +7596,711 @@
       <w:pPr>
         <w:numPr>
           <w:ilvl w:val="0"/>
-          <w:numId w:val="1015"/>
-        </w:numPr>
-        <w:pStyle w:val="Compact"/>
-      </w:pPr>
-      <w:r>
-        <w:t xml:space="preserve">朗读：</w:t>
-      </w:r>
-      <w:r>
-        <w:rPr>
-          <w:rStyle w:val="VerbatimChar"/>
-        </w:rPr>
-        <w:t xml:space="preserve">config.tts</w:t>
-      </w:r>
-      <w:r>
-        <w:t xml:space="preserve">（含</w:t>
-      </w:r>
-      <w:r>
-        <w:t xml:space="preserve"> </w:t>
-      </w:r>
-      <w:r>
-        <w:rPr>
-          <w:rStyle w:val="VerbatimChar"/>
-        </w:rPr>
-        <w:t xml:space="preserve">enabled</w:t>
-      </w:r>
-      <w:r>
-        <w:t xml:space="preserve"> </w:t>
-      </w:r>
-      <w:r>
-        <w:t xml:space="preserve">开关）拼接音源，</w:t>
-      </w:r>
-      <w:r>
-        <w:rPr>
-          <w:rStyle w:val="VerbatimChar"/>
-        </w:rPr>
-        <w:t xml:space="preserve">wx.createInnerAudioContext</w:t>
-      </w:r>
-      <w:r>
-        <w:t xml:space="preserve"> </w:t>
-      </w:r>
-      <w:r>
-        <w:t xml:space="preserve">播放。</w:t>
-      </w:r>
-    </w:p>
-    <w:bookmarkEnd w:id="49"/>
-    <w:bookmarkStart w:id="50" w:name="字帖生成页-pagesworksheet"/>
+          <w:numId w:val="1013"/>
+        </w:numPr>
+        <w:pStyle w:val="Compact"/>
+      </w:pPr>
+      <w:r>
+        <w:rPr>
+          <w:rStyle w:val="VerbatimChar"/>
+        </w:rPr>
+        <w:t xml:space="preserve">onShow</w:t>
+      </w:r>
+      <w:r>
+        <w:t xml:space="preserve"> </w:t>
+      </w:r>
+      <w:r>
+        <w:t xml:space="preserve">刷新「最近练习」（本地记录前 10 字）。</w:t>
+      </w:r>
+    </w:p>
+    <w:bookmarkEnd w:id="47"/>
+    <w:bookmarkStart w:id="48" w:name="字库页-pageslibrary"/>
     <w:p>
       <w:pPr>
         <w:pStyle w:val="Heading2"/>
       </w:pPr>
       <w:r>
-        <w:t xml:space="preserve">7.5 字帖生成页 pages/worksheet</w:t>
-      </w:r>
-    </w:p>
-    <w:p>
-      <w:pPr>
-        <w:numPr>
-          <w:ilvl w:val="0"/>
-          <w:numId w:val="1016"/>
-        </w:numPr>
-        <w:pStyle w:val="Compact"/>
-      </w:pPr>
-      <w:r>
-        <w:t xml:space="preserve">来源：当前字表 / 我的收藏 / 字帖模板 / 自选汉字（</w:t>
-      </w:r>
-      <w:r>
-        <w:rPr>
-          <w:rStyle w:val="VerbatimChar"/>
-        </w:rPr>
-        <w:t xml:space="preserve">data/templates.js</w:t>
-      </w:r>
-      <w:r>
-        <w:t xml:space="preserve">）。</w:t>
-      </w:r>
-    </w:p>
-    <w:p>
-      <w:pPr>
-        <w:numPr>
-          <w:ilvl w:val="0"/>
-          <w:numId w:val="1016"/>
-        </w:numPr>
-        <w:pStyle w:val="Compact"/>
-      </w:pPr>
-      <w:r>
-        <w:t xml:space="preserve">参数：格子样式、列数、行数。</w:t>
-      </w:r>
-    </w:p>
-    <w:p>
-      <w:pPr>
-        <w:numPr>
-          <w:ilvl w:val="0"/>
-          <w:numId w:val="1016"/>
-        </w:numPr>
-        <w:pStyle w:val="Compact"/>
-      </w:pPr>
-      <w:r>
-        <w:rPr>
-          <w:rStyle w:val="VerbatimChar"/>
-        </w:rPr>
-        <w:t xml:space="preserve">&lt;canvas type="2d"&gt;</w:t>
-      </w:r>
-      <w:r>
-        <w:t xml:space="preserve"> </w:t>
-      </w:r>
-      <w:r>
-        <w:t xml:space="preserve">绘制：标题、日期、格子、范字（首行深色、其余浅色描红）。</w:t>
-      </w:r>
-    </w:p>
-    <w:p>
-      <w:pPr>
-        <w:numPr>
-          <w:ilvl w:val="0"/>
-          <w:numId w:val="1016"/>
-        </w:numPr>
-        <w:pStyle w:val="Compact"/>
-      </w:pPr>
-      <w:r>
-        <w:t xml:space="preserve">导出：</w:t>
-      </w:r>
-      <w:r>
-        <w:rPr>
-          <w:rStyle w:val="VerbatimChar"/>
-        </w:rPr>
-        <w:t xml:space="preserve">wx.canvasToTempFilePath</w:t>
-      </w:r>
-      <w:r>
-        <w:t xml:space="preserve"> </w:t>
-      </w:r>
-      <w:r>
-        <w:t xml:space="preserve">→</w:t>
-      </w:r>
-      <w:r>
-        <w:t xml:space="preserve"> </w:t>
-      </w:r>
-      <w:r>
-        <w:rPr>
-          <w:rStyle w:val="VerbatimChar"/>
-        </w:rPr>
-        <w:t xml:space="preserve">wx.saveImageToPhotosAlbum</w:t>
-      </w:r>
-      <w:r>
-        <w:t xml:space="preserve"> </w:t>
-      </w:r>
-      <w:r>
-        <w:t xml:space="preserve">保存 /</w:t>
-      </w:r>
-      <w:r>
-        <w:t xml:space="preserve"> </w:t>
-      </w:r>
-      <w:r>
-        <w:rPr>
-          <w:rStyle w:val="VerbatimChar"/>
-        </w:rPr>
-        <w:t xml:space="preserve">wx.showShareImageMenu</w:t>
-      </w:r>
-      <w:r>
-        <w:t xml:space="preserve"> </w:t>
-      </w:r>
-      <w:r>
-        <w:t xml:space="preserve">分享。</w:t>
-      </w:r>
-    </w:p>
-    <w:bookmarkEnd w:id="50"/>
-    <w:bookmarkStart w:id="51" w:name="海报页-pagesposter"/>
-    <w:p>
-      <w:pPr>
-        <w:pStyle w:val="Heading2"/>
-      </w:pPr>
-      <w:r>
-        <w:t xml:space="preserve">7.6 海报页 pages/poster</w:t>
-      </w:r>
-    </w:p>
-    <w:p>
-      <w:pPr>
-        <w:numPr>
-          <w:ilvl w:val="0"/>
-          <w:numId w:val="1017"/>
-        </w:numPr>
-        <w:pStyle w:val="Compact"/>
-      </w:pPr>
-      <w:r>
-        <w:t xml:space="preserve">绘制 App 名、田字格大字、拼音、打卡/练习统计；</w:t>
-      </w:r>
-      <w:r>
-        <w:rPr>
-          <w:rStyle w:val="VerbatimChar"/>
-        </w:rPr>
-        <w:t xml:space="preserve">canvas 2d</w:t>
-      </w:r>
-      <w:r>
-        <w:t xml:space="preserve"> </w:t>
-      </w:r>
-      <w:r>
-        <w:t xml:space="preserve">生成图片并保存 / 分享。</w:t>
-      </w:r>
-    </w:p>
-    <w:p>
-      <w:pPr>
-        <w:numPr>
-          <w:ilvl w:val="0"/>
-          <w:numId w:val="1017"/>
-        </w:numPr>
-        <w:pStyle w:val="Compact"/>
-      </w:pPr>
-      <w:r>
-        <w:t xml:space="preserve">大字与拼音来自</w:t>
-      </w:r>
-      <w:r>
-        <w:t xml:space="preserve"> </w:t>
-      </w:r>
-      <w:r>
-        <w:rPr>
-          <w:rStyle w:val="VerbatimChar"/>
-        </w:rPr>
-        <w:t xml:space="preserve">globalData.posterChar</w:t>
-      </w:r>
-      <w:r>
-        <w:t xml:space="preserve"> </w:t>
-      </w:r>
-      <w:r>
-        <w:t xml:space="preserve">与</w:t>
-      </w:r>
-      <w:r>
-        <w:t xml:space="preserve"> </w:t>
-      </w:r>
-      <w:r>
-        <w:rPr>
-          <w:rStyle w:val="VerbatimChar"/>
-        </w:rPr>
-        <w:t xml:space="preserve">data/charInfo.js</w:t>
-      </w:r>
-      <w:r>
-        <w:t xml:space="preserve">。</w:t>
-      </w:r>
-    </w:p>
-    <w:bookmarkEnd w:id="51"/>
-    <w:bookmarkStart w:id="52" w:name="我的页-pagesprofile"/>
-    <w:p>
-      <w:pPr>
-        <w:pStyle w:val="Heading2"/>
-      </w:pPr>
-      <w:r>
-        <w:t xml:space="preserve">7.7 我的页 pages/profile</w:t>
-      </w:r>
-    </w:p>
-    <w:p>
-      <w:pPr>
-        <w:numPr>
-          <w:ilvl w:val="0"/>
-          <w:numId w:val="1018"/>
-        </w:numPr>
-        <w:pStyle w:val="Compact"/>
-      </w:pPr>
-      <w:r>
-        <w:rPr>
-          <w:rStyle w:val="VerbatimChar"/>
-        </w:rPr>
-        <w:t xml:space="preserve">onShow</w:t>
-      </w:r>
-      <w:r>
-        <w:t xml:space="preserve"> </w:t>
-      </w:r>
-      <w:r>
-        <w:t xml:space="preserve">刷新统计、打卡、收藏、最近练习（最多 50 条）。</w:t>
-      </w:r>
-    </w:p>
-    <w:p>
-      <w:pPr>
-        <w:numPr>
-          <w:ilvl w:val="0"/>
-          <w:numId w:val="1018"/>
-        </w:numPr>
-        <w:pStyle w:val="Compact"/>
-      </w:pPr>
-      <w:r>
-        <w:t xml:space="preserve">打卡卡片：连续天数、最近 7 天、累计天数。</w:t>
-      </w:r>
-    </w:p>
-    <w:p>
-      <w:pPr>
-        <w:numPr>
-          <w:ilvl w:val="0"/>
-          <w:numId w:val="1018"/>
-        </w:numPr>
-        <w:pStyle w:val="Compact"/>
-      </w:pPr>
-      <w:r>
-        <w:t xml:space="preserve">入口：生成练习海报、收藏生成字帖、</w:t>
+        <w:t xml:space="preserve">7.2 字库页 pages/library</w:t>
+      </w:r>
+    </w:p>
+    <w:p>
+      <w:pPr>
+        <w:numPr>
+          <w:ilvl w:val="0"/>
+          <w:numId w:val="1014"/>
+        </w:numPr>
+        <w:pStyle w:val="Compact"/>
+      </w:pPr>
+      <w:r>
+        <w:t xml:space="preserve">顶部</w:t>
       </w:r>
       <w:r>
         <w:rPr>
           <w:bCs/>
           <w:b/>
         </w:rPr>
-        <w:t xml:space="preserve">生字本</w:t>
-      </w:r>
-      <w:r>
-        <w:t xml:space="preserve">、</w:t>
+        <w:t xml:space="preserve">按教材</w:t>
+      </w:r>
+      <w:r>
+        <w:t xml:space="preserve">：一~六年级 × 上/下 册，点册跳</w:t>
+      </w:r>
+      <w:r>
+        <w:t xml:space="preserve"> </w:t>
+      </w:r>
+      <w:r>
+        <w:rPr>
+          <w:rStyle w:val="VerbatimChar"/>
+        </w:rPr>
+        <w:t xml:space="preserve">textbook?book=&lt;id&gt;</w:t>
+      </w:r>
+      <w:r>
+        <w:t xml:space="preserve">。</w:t>
+      </w:r>
+    </w:p>
+    <w:p>
+      <w:pPr>
+        <w:numPr>
+          <w:ilvl w:val="0"/>
+          <w:numId w:val="1014"/>
+        </w:numPr>
+        <w:pStyle w:val="Compact"/>
+      </w:pPr>
+      <w:r>
+        <w:t xml:space="preserve">中部</w:t>
       </w:r>
       <w:r>
         <w:rPr>
           <w:bCs/>
           <w:b/>
         </w:rPr>
-        <w:t xml:space="preserve">练习轨迹</w:t>
-      </w:r>
-      <w:r>
-        <w:t xml:space="preserve">、</w:t>
+        <w:t xml:space="preserve">按主题</w:t>
+      </w:r>
+      <w:r>
+        <w:t xml:space="preserve">：来自</w:t>
+      </w:r>
+      <w:r>
+        <w:t xml:space="preserve"> </w:t>
+      </w:r>
+      <w:r>
+        <w:rPr>
+          <w:rStyle w:val="VerbatimChar"/>
+        </w:rPr>
+        <w:t xml:space="preserve">data/commonChars.js</w:t>
+      </w:r>
+      <w:r>
+        <w:t xml:space="preserve">，点分类跳</w:t>
+      </w:r>
+      <w:r>
+        <w:t xml:space="preserve"> </w:t>
+      </w:r>
+      <w:r>
+        <w:rPr>
+          <w:rStyle w:val="VerbatimChar"/>
+        </w:rPr>
+        <w:t xml:space="preserve">category?key=&lt;key&gt;</w:t>
+      </w:r>
+      <w:r>
+        <w:t xml:space="preserve">。</w:t>
+      </w:r>
+    </w:p>
+    <w:p>
+      <w:pPr>
+        <w:numPr>
+          <w:ilvl w:val="0"/>
+          <w:numId w:val="1014"/>
+        </w:numPr>
+        <w:pStyle w:val="Compact"/>
+      </w:pPr>
+      <w:r>
+        <w:t xml:space="preserve">底部：教材同步 / 课本古诗 / 生成字帖 / 成语练字入口。</w:t>
+      </w:r>
+    </w:p>
+    <w:bookmarkEnd w:id="48"/>
+    <w:bookmarkStart w:id="49" w:name="分类页-pagescategory"/>
+    <w:p>
+      <w:pPr>
+        <w:pStyle w:val="Heading2"/>
+      </w:pPr>
+      <w:r>
+        <w:t xml:space="preserve">7.3 分类页 pages/category</w:t>
+      </w:r>
+    </w:p>
+    <w:p>
+      <w:pPr>
+        <w:numPr>
+          <w:ilvl w:val="0"/>
+          <w:numId w:val="1015"/>
+        </w:numPr>
+        <w:pStyle w:val="Compact"/>
+      </w:pPr>
+      <w:r>
+        <w:rPr>
+          <w:rStyle w:val="VerbatimChar"/>
+        </w:rPr>
+        <w:t xml:space="preserve">onLoad(options)</w:t>
+      </w:r>
+      <w:r>
+        <w:t xml:space="preserve"> </w:t>
+      </w:r>
+      <w:r>
+        <w:t xml:space="preserve">按</w:t>
+      </w:r>
+      <w:r>
+        <w:t xml:space="preserve"> </w:t>
+      </w:r>
+      <w:r>
+        <w:rPr>
+          <w:rStyle w:val="VerbatimChar"/>
+        </w:rPr>
+        <w:t xml:space="preserve">key</w:t>
+      </w:r>
+      <w:r>
+        <w:t xml:space="preserve"> </w:t>
+      </w:r>
+      <w:r>
+        <w:t xml:space="preserve">从</w:t>
+      </w:r>
+      <w:r>
+        <w:t xml:space="preserve"> </w:t>
+      </w:r>
+      <w:r>
+        <w:rPr>
+          <w:rStyle w:val="VerbatimChar"/>
+        </w:rPr>
+        <w:t xml:space="preserve">data/commonChars.js</w:t>
+      </w:r>
+      <w:r>
+        <w:t xml:space="preserve"> </w:t>
+      </w:r>
+      <w:r>
+        <w:t xml:space="preserve">取分类。</w:t>
+      </w:r>
+    </w:p>
+    <w:p>
+      <w:pPr>
+        <w:numPr>
+          <w:ilvl w:val="0"/>
+          <w:numId w:val="1015"/>
+        </w:numPr>
+        <w:pStyle w:val="Compact"/>
+      </w:pPr>
+      <w:r>
+        <w:t xml:space="preserve">4 列网格展示汉字，点击把整个分类列表写入</w:t>
+      </w:r>
+      <w:r>
+        <w:t xml:space="preserve"> </w:t>
+      </w:r>
+      <w:r>
+        <w:rPr>
+          <w:rStyle w:val="VerbatimChar"/>
+        </w:rPr>
+        <w:t xml:space="preserve">globalData.practiceList</w:t>
+      </w:r>
+      <w:r>
+        <w:t xml:space="preserve"> </w:t>
+      </w:r>
+      <w:r>
+        <w:t xml:space="preserve">并进入练字页。</w:t>
+      </w:r>
+    </w:p>
+    <w:p>
+      <w:pPr>
+        <w:numPr>
+          <w:ilvl w:val="0"/>
+          <w:numId w:val="1015"/>
+        </w:numPr>
+        <w:pStyle w:val="Compact"/>
+      </w:pPr>
+      <w:r>
+        <w:t xml:space="preserve">方格用</w:t>
+      </w:r>
+      <w:r>
+        <w:t xml:space="preserve"> </w:t>
+      </w:r>
+      <w:r>
+        <w:rPr>
+          <w:rStyle w:val="VerbatimChar"/>
+        </w:rPr>
+        <w:t xml:space="preserve">padding-bottom</w:t>
+      </w:r>
+      <w:r>
+        <w:t xml:space="preserve"> </w:t>
+      </w:r>
+      <w:r>
+        <w:t xml:space="preserve">百分比实现正方形（不依赖</w:t>
+      </w:r>
+      <w:r>
+        <w:t xml:space="preserve"> </w:t>
+      </w:r>
+      <w:r>
+        <w:rPr>
+          <w:rStyle w:val="VerbatimChar"/>
+        </w:rPr>
+        <w:t xml:space="preserve">aspect-ratio</w:t>
+      </w:r>
+      <w:r>
+        <w:t xml:space="preserve">）。</w:t>
+      </w:r>
+    </w:p>
+    <w:bookmarkEnd w:id="49"/>
+    <w:bookmarkStart w:id="50" w:name="练字页-pagespractice"/>
+    <w:p>
+      <w:pPr>
+        <w:pStyle w:val="Heading2"/>
+      </w:pPr>
+      <w:r>
+        <w:t xml:space="preserve">7.4 练字页 pages/practice</w:t>
+      </w:r>
+    </w:p>
+    <w:p>
+      <w:pPr>
+        <w:numPr>
+          <w:ilvl w:val="0"/>
+          <w:numId w:val="1016"/>
+        </w:numPr>
+        <w:pStyle w:val="Compact"/>
+      </w:pPr>
+      <w:r>
+        <w:t xml:space="preserve">生命周期：</w:t>
+      </w:r>
+      <w:r>
+        <w:rPr>
+          <w:rStyle w:val="VerbatimChar"/>
+        </w:rPr>
+        <w:t xml:space="preserve">onLoad</w:t>
+      </w:r>
+      <w:r>
+        <w:t xml:space="preserve"> </w:t>
+      </w:r>
+      <w:r>
+        <w:t xml:space="preserve">读取列表/索引、记录一次练习、写入今日打卡、读取</w:t>
+      </w:r>
+      <w:r>
+        <w:t xml:space="preserve"> </w:t>
+      </w:r>
+      <w:r>
+        <w:rPr>
+          <w:rStyle w:val="VerbatimChar"/>
+        </w:rPr>
+        <w:t xml:space="preserve">globalData.practiceNote</w:t>
+      </w:r>
+      <w:r>
+        <w:t xml:space="preserve">（如成语/课文提示条）；</w:t>
+      </w:r>
+      <w:r>
+        <w:rPr>
+          <w:rStyle w:val="VerbatimChar"/>
+        </w:rPr>
+        <w:t xml:space="preserve">onReady</w:t>
+      </w:r>
+      <w:r>
+        <w:t xml:space="preserve"> </w:t>
+      </w:r>
+      <w:r>
+        <w:t xml:space="preserve">创建 writer；</w:t>
+      </w:r>
+      <w:r>
+        <w:rPr>
+          <w:rStyle w:val="VerbatimChar"/>
+        </w:rPr>
+        <w:t xml:space="preserve">onUnload</w:t>
+      </w:r>
+      <w:r>
+        <w:t xml:space="preserve"> </w:t>
+      </w:r>
+      <w:r>
+        <w:t xml:space="preserve">释放音频。</w:t>
+      </w:r>
+    </w:p>
+    <w:p>
+      <w:pPr>
+        <w:numPr>
+          <w:ilvl w:val="0"/>
+          <w:numId w:val="1016"/>
+        </w:numPr>
+        <w:pStyle w:val="Compact"/>
+      </w:pPr>
+      <w:r>
+        <w:t xml:space="preserve">交互：模式（演示/描红/测验）、多格子样式（田/米/回宫/横线/无）、上一个/下一个（循环）、再写一遍、收藏、朗读、书写、海报、字帖。</w:t>
+      </w:r>
+    </w:p>
+    <w:p>
+      <w:pPr>
+        <w:numPr>
+          <w:ilvl w:val="0"/>
+          <w:numId w:val="1016"/>
+        </w:numPr>
+        <w:pStyle w:val="Compact"/>
+      </w:pPr>
+      <w:r>
+        <w:rPr>
+          <w:rStyle w:val="VerbatimChar"/>
+        </w:rPr>
+        <w:t xml:space="preserve">charDataLoader</w:t>
+      </w:r>
+      <w:r>
+        <w:t xml:space="preserve"> </w:t>
+      </w:r>
+      <w:r>
+        <w:t xml:space="preserve">为回调式</w:t>
+      </w:r>
+      <w:r>
+        <w:t xml:space="preserve"> </w:t>
+      </w:r>
+      <w:r>
+        <w:rPr>
+          <w:rStyle w:val="VerbatimChar"/>
+        </w:rPr>
+        <w:t xml:space="preserve">(char, onLoad, onError)</w:t>
+      </w:r>
+      <w:r>
+        <w:t xml:space="preserve"> </w:t>
+      </w:r>
+      <w:r>
+        <w:t xml:space="preserve">且不返回值；加载前</w:t>
+      </w:r>
+      <w:r>
+        <w:t xml:space="preserve"> </w:t>
+      </w:r>
+      <w:r>
+        <w:rPr>
+          <w:rStyle w:val="VerbatimChar"/>
+        </w:rPr>
+        <w:t xml:space="preserve">waitForCanvas()</w:t>
+      </w:r>
+      <w:r>
+        <w:t xml:space="preserve"> </w:t>
+      </w:r>
+      <w:r>
+        <w:t xml:space="preserve">等待画布就绪。</w:t>
+      </w:r>
+    </w:p>
+    <w:p>
+      <w:pPr>
+        <w:numPr>
+          <w:ilvl w:val="0"/>
+          <w:numId w:val="1016"/>
+        </w:numPr>
+        <w:pStyle w:val="Compact"/>
+      </w:pPr>
+      <w:r>
+        <w:t xml:space="preserve">汉字详情：</w:t>
+      </w:r>
+      <w:r>
+        <w:rPr>
+          <w:rStyle w:val="VerbatimChar"/>
+        </w:rPr>
+        <w:t xml:space="preserve">data/charInfo.js</w:t>
+      </w:r>
+      <w:r>
+        <w:t xml:space="preserve"> </w:t>
+      </w:r>
+      <w:r>
+        <w:t xml:space="preserve">提供拼音/部首/结构/组词/释义；笔画数取自笔画数据</w:t>
+      </w:r>
+      <w:r>
+        <w:t xml:space="preserve"> </w:t>
+      </w:r>
+      <w:r>
+        <w:rPr>
+          <w:rStyle w:val="VerbatimChar"/>
+        </w:rPr>
+        <w:t xml:space="preserve">strokes.length</w:t>
+      </w:r>
+      <w:r>
+        <w:t xml:space="preserve">；组词可点击练习。</w:t>
+      </w:r>
+    </w:p>
+    <w:p>
+      <w:pPr>
+        <w:numPr>
+          <w:ilvl w:val="0"/>
+          <w:numId w:val="1016"/>
+        </w:numPr>
+        <w:pStyle w:val="Compact"/>
+      </w:pPr>
+      <w:r>
+        <w:t xml:space="preserve">测验 / 描红：</w:t>
+      </w:r>
+      <w:r>
+        <w:rPr>
+          <w:rStyle w:val="VerbatimChar"/>
+        </w:rPr>
+        <w:t xml:space="preserve">quiz({ onMistake, onComplete })</w:t>
+      </w:r>
+      <w:r>
+        <w:t xml:space="preserve"> </w:t>
+      </w:r>
+      <w:r>
+        <w:t xml:space="preserve">—— 写错的字进入</w:t>
       </w:r>
       <w:r>
         <w:rPr>
           <w:bCs/>
           <w:b/>
         </w:rPr>
-        <w:t xml:space="preserve">关于与隐私</w:t>
+        <w:t xml:space="preserve">生字本</w:t>
+      </w:r>
+      <w:r>
+        <w:t xml:space="preserve">（</w:t>
+      </w:r>
+      <w:r>
+        <w:rPr>
+          <w:rStyle w:val="VerbatimChar"/>
+        </w:rPr>
+        <w:t xml:space="preserve">storage.addWeak</w:t>
+      </w:r>
+      <w:r>
+        <w:t xml:space="preserve">）。</w:t>
+      </w:r>
+    </w:p>
+    <w:p>
+      <w:pPr>
+        <w:numPr>
+          <w:ilvl w:val="0"/>
+          <w:numId w:val="1016"/>
+        </w:numPr>
+        <w:pStyle w:val="Compact"/>
+      </w:pPr>
+      <w:r>
+        <w:t xml:space="preserve">朗读：</w:t>
+      </w:r>
+      <w:r>
+        <w:rPr>
+          <w:rStyle w:val="VerbatimChar"/>
+        </w:rPr>
+        <w:t xml:space="preserve">config.tts</w:t>
+      </w:r>
+      <w:r>
+        <w:t xml:space="preserve">（含</w:t>
+      </w:r>
+      <w:r>
+        <w:t xml:space="preserve"> </w:t>
+      </w:r>
+      <w:r>
+        <w:rPr>
+          <w:rStyle w:val="VerbatimChar"/>
+        </w:rPr>
+        <w:t xml:space="preserve">enabled</w:t>
+      </w:r>
+      <w:r>
+        <w:t xml:space="preserve"> </w:t>
+      </w:r>
+      <w:r>
+        <w:t xml:space="preserve">开关）拼接音源，</w:t>
+      </w:r>
+      <w:r>
+        <w:rPr>
+          <w:rStyle w:val="VerbatimChar"/>
+        </w:rPr>
+        <w:t xml:space="preserve">wx.createInnerAudioContext</w:t>
+      </w:r>
+      <w:r>
+        <w:t xml:space="preserve"> </w:t>
+      </w:r>
+      <w:r>
+        <w:t xml:space="preserve">播放。</w:t>
+      </w:r>
+    </w:p>
+    <w:bookmarkEnd w:id="50"/>
+    <w:bookmarkStart w:id="51" w:name="字帖生成页-pagesworksheet"/>
+    <w:p>
+      <w:pPr>
+        <w:pStyle w:val="Heading2"/>
+      </w:pPr>
+      <w:r>
+        <w:t xml:space="preserve">7.5 字帖生成页 pages/worksheet</w:t>
+      </w:r>
+    </w:p>
+    <w:p>
+      <w:pPr>
+        <w:numPr>
+          <w:ilvl w:val="0"/>
+          <w:numId w:val="1017"/>
+        </w:numPr>
+        <w:pStyle w:val="Compact"/>
+      </w:pPr>
+      <w:r>
+        <w:t xml:space="preserve">来源：当前字表 / 我的收藏 / 字帖模板 / 自选汉字（</w:t>
+      </w:r>
+      <w:r>
+        <w:rPr>
+          <w:rStyle w:val="VerbatimChar"/>
+        </w:rPr>
+        <w:t xml:space="preserve">data/templates.js</w:t>
+      </w:r>
+      <w:r>
+        <w:t xml:space="preserve">）。</w:t>
+      </w:r>
+    </w:p>
+    <w:p>
+      <w:pPr>
+        <w:numPr>
+          <w:ilvl w:val="0"/>
+          <w:numId w:val="1017"/>
+        </w:numPr>
+        <w:pStyle w:val="Compact"/>
+      </w:pPr>
+      <w:r>
+        <w:t xml:space="preserve">参数：格子样式、列数、行数。</w:t>
+      </w:r>
+    </w:p>
+    <w:p>
+      <w:pPr>
+        <w:numPr>
+          <w:ilvl w:val="0"/>
+          <w:numId w:val="1017"/>
+        </w:numPr>
+        <w:pStyle w:val="Compact"/>
+      </w:pPr>
+      <w:r>
+        <w:rPr>
+          <w:rStyle w:val="VerbatimChar"/>
+        </w:rPr>
+        <w:t xml:space="preserve">&lt;canvas type="2d"&gt;</w:t>
+      </w:r>
+      <w:r>
+        <w:t xml:space="preserve"> </w:t>
+      </w:r>
+      <w:r>
+        <w:t xml:space="preserve">绘制：标题、日期、格子、范字（首行深色、其余浅色描红）。</w:t>
+      </w:r>
+    </w:p>
+    <w:p>
+      <w:pPr>
+        <w:numPr>
+          <w:ilvl w:val="0"/>
+          <w:numId w:val="1017"/>
+        </w:numPr>
+        <w:pStyle w:val="Compact"/>
+      </w:pPr>
+      <w:r>
+        <w:t xml:space="preserve">导出：</w:t>
+      </w:r>
+      <w:r>
+        <w:rPr>
+          <w:rStyle w:val="VerbatimChar"/>
+        </w:rPr>
+        <w:t xml:space="preserve">wx.canvasToTempFilePath</w:t>
+      </w:r>
+      <w:r>
+        <w:t xml:space="preserve"> </w:t>
+      </w:r>
+      <w:r>
+        <w:t xml:space="preserve">→</w:t>
+      </w:r>
+      <w:r>
+        <w:t xml:space="preserve"> </w:t>
+      </w:r>
+      <w:r>
+        <w:rPr>
+          <w:rStyle w:val="VerbatimChar"/>
+        </w:rPr>
+        <w:t xml:space="preserve">wx.saveImageToPhotosAlbum</w:t>
+      </w:r>
+      <w:r>
+        <w:t xml:space="preserve"> </w:t>
+      </w:r>
+      <w:r>
+        <w:t xml:space="preserve">保存 /</w:t>
+      </w:r>
+      <w:r>
+        <w:t xml:space="preserve"> </w:t>
+      </w:r>
+      <w:r>
+        <w:rPr>
+          <w:rStyle w:val="VerbatimChar"/>
+        </w:rPr>
+        <w:t xml:space="preserve">wx.showShareImageMenu</w:t>
+      </w:r>
+      <w:r>
+        <w:t xml:space="preserve"> </w:t>
+      </w:r>
+      <w:r>
+        <w:t xml:space="preserve">分享。</w:t>
+      </w:r>
+    </w:p>
+    <w:bookmarkEnd w:id="51"/>
+    <w:bookmarkStart w:id="52" w:name="海报页-pagesposter"/>
+    <w:p>
+      <w:pPr>
+        <w:pStyle w:val="Heading2"/>
+      </w:pPr>
+      <w:r>
+        <w:t xml:space="preserve">7.6 海报页 pages/poster</w:t>
+      </w:r>
+    </w:p>
+    <w:p>
+      <w:pPr>
+        <w:numPr>
+          <w:ilvl w:val="0"/>
+          <w:numId w:val="1018"/>
+        </w:numPr>
+        <w:pStyle w:val="Compact"/>
+      </w:pPr>
+      <w:r>
+        <w:t xml:space="preserve">绘制 App 名、田字格大字、拼音、打卡/练习统计；</w:t>
+      </w:r>
+      <w:r>
+        <w:rPr>
+          <w:rStyle w:val="VerbatimChar"/>
+        </w:rPr>
+        <w:t xml:space="preserve">canvas 2d</w:t>
+      </w:r>
+      <w:r>
+        <w:t xml:space="preserve"> </w:t>
+      </w:r>
+      <w:r>
+        <w:t xml:space="preserve">生成图片并保存 / 分享。</w:t>
+      </w:r>
+    </w:p>
+    <w:p>
+      <w:pPr>
+        <w:numPr>
+          <w:ilvl w:val="0"/>
+          <w:numId w:val="1018"/>
+        </w:numPr>
+        <w:pStyle w:val="Compact"/>
+      </w:pPr>
+      <w:r>
+        <w:t xml:space="preserve">大字与拼音来自</w:t>
+      </w:r>
+      <w:r>
+        <w:t xml:space="preserve"> </w:t>
+      </w:r>
+      <w:r>
+        <w:rPr>
+          <w:rStyle w:val="VerbatimChar"/>
+        </w:rPr>
+        <w:t xml:space="preserve">globalData.posterChar</w:t>
+      </w:r>
+      <w:r>
+        <w:t xml:space="preserve"> </w:t>
+      </w:r>
+      <w:r>
+        <w:t xml:space="preserve">与</w:t>
+      </w:r>
+      <w:r>
+        <w:t xml:space="preserve"> </w:t>
+      </w:r>
+      <w:r>
+        <w:rPr>
+          <w:rStyle w:val="VerbatimChar"/>
+        </w:rPr>
+        <w:t xml:space="preserve">data/charInfo.js</w:t>
       </w:r>
       <w:r>
         <w:t xml:space="preserve">。</w:t>
       </w:r>
     </w:p>
-    <w:p>
-      <w:pPr>
-        <w:numPr>
-          <w:ilvl w:val="0"/>
-          <w:numId w:val="1018"/>
-        </w:numPr>
-        <w:pStyle w:val="Compact"/>
-      </w:pPr>
-      <w:r>
-        <w:t xml:space="preserve">清空收藏 / 记录（带确认弹窗）。</w:t>
-      </w:r>
-    </w:p>
     <w:bookmarkEnd w:id="52"/>
-    <w:bookmarkStart w:id="53" w:name="教材同步字库-pagestextbook"/>
+    <w:bookmarkStart w:id="53" w:name="我的页-pagesprofile"/>
     <w:p>
       <w:pPr>
         <w:pStyle w:val="Heading2"/>
       </w:pPr>
       <w:r>
-        <w:t xml:space="preserve">7.8 教材同步字库 pages/textbook</w:t>
+        <w:t xml:space="preserve">7.7 我的页 pages/profile</w:t>
       </w:r>
     </w:p>
     <w:p>
@@ -8165,146 +8309,102 @@
           <w:ilvl w:val="0"/>
           <w:numId w:val="1019"/>
         </w:numPr>
-      </w:pPr>
+        <w:pStyle w:val="Compact"/>
+      </w:pPr>
+      <w:r>
+        <w:rPr>
+          <w:rStyle w:val="VerbatimChar"/>
+        </w:rPr>
+        <w:t xml:space="preserve">onShow</w:t>
+      </w:r>
+      <w:r>
+        <w:t xml:space="preserve"> </w:t>
+      </w:r>
+      <w:r>
+        <w:t xml:space="preserve">刷新统计、打卡、收藏、最近练习（最多 50 条）。</w:t>
+      </w:r>
+    </w:p>
+    <w:p>
+      <w:pPr>
+        <w:numPr>
+          <w:ilvl w:val="0"/>
+          <w:numId w:val="1019"/>
+        </w:numPr>
+        <w:pStyle w:val="Compact"/>
+      </w:pPr>
+      <w:r>
+        <w:t xml:space="preserve">打卡卡片：连续天数、最近 7 天、累计天数。</w:t>
+      </w:r>
+    </w:p>
+    <w:p>
+      <w:pPr>
+        <w:numPr>
+          <w:ilvl w:val="0"/>
+          <w:numId w:val="1019"/>
+        </w:numPr>
+        <w:pStyle w:val="Compact"/>
+      </w:pPr>
+      <w:r>
+        <w:t xml:space="preserve">入口：生成练习海报、收藏生成字帖、</w:t>
+      </w:r>
       <w:r>
         <w:rPr>
           <w:bCs/>
           <w:b/>
         </w:rPr>
-        <w:t xml:space="preserve">数据来源</w:t>
-      </w:r>
-      <w:r>
-        <w:t xml:space="preserve">：部编版（统编版）小学语文 1–6 年级 12 册，转换自开源数据集</w:t>
-      </w:r>
-      <w:r>
-        <w:t xml:space="preserve"> </w:t>
-      </w:r>
-      <w:r>
-        <w:rPr>
-          <w:rStyle w:val="VerbatimChar"/>
-        </w:rPr>
-        <w:t xml:space="preserve">fsiceangel/zishi</w:t>
-      </w:r>
-      <w:r>
-        <w:t xml:space="preserve">（</w:t>
-      </w:r>
-      <w:r>
-        <w:rPr>
-          <w:rStyle w:val="VerbatimChar"/>
-        </w:rPr>
-        <w:t xml:space="preserve">volumes.json</w:t>
-      </w:r>
-      <w:r>
-        <w:t xml:space="preserve"> </w:t>
-      </w:r>
-      <w:r>
-        <w:t xml:space="preserve">/</w:t>
-      </w:r>
-      <w:r>
-        <w:t xml:space="preserve"> </w:t>
-      </w:r>
-      <w:r>
-        <w:rPr>
-          <w:rStyle w:val="VerbatimChar"/>
-        </w:rPr>
-        <w:t xml:space="preserve">meta.json</w:t>
-      </w:r>
-      <w:r>
-        <w:t xml:space="preserve"> </w:t>
-      </w:r>
-      <w:r>
-        <w:t xml:space="preserve">/</w:t>
-      </w:r>
-      <w:r>
-        <w:t xml:space="preserve"> </w:t>
-      </w:r>
-      <w:r>
-        <w:rPr>
-          <w:rStyle w:val="VerbatimChar"/>
-        </w:rPr>
-        <w:t xml:space="preserve">chars.json</w:t>
-      </w:r>
-      <w:r>
-        <w:t xml:space="preserve">）。</w:t>
-      </w:r>
-    </w:p>
-    <w:p>
-      <w:pPr>
-        <w:numPr>
-          <w:ilvl w:val="0"/>
-          <w:numId w:val="1019"/>
-        </w:numPr>
-      </w:pPr>
+        <w:t xml:space="preserve">生字本</w:t>
+      </w:r>
+      <w:r>
+        <w:t xml:space="preserve">、</w:t>
+      </w:r>
       <w:r>
         <w:rPr>
           <w:bCs/>
           <w:b/>
         </w:rPr>
-        <w:t xml:space="preserve">规模</w:t>
-      </w:r>
-      <w:r>
-        <w:t xml:space="preserve">：识字表 3000、写字表 2500，去重 2999 字；395 节课。</w:t>
-      </w:r>
-    </w:p>
-    <w:p>
-      <w:pPr>
-        <w:numPr>
-          <w:ilvl w:val="0"/>
-          <w:numId w:val="1019"/>
-        </w:numPr>
-      </w:pPr>
+        <w:t xml:space="preserve">练习轨迹</w:t>
+      </w:r>
+      <w:r>
+        <w:t xml:space="preserve">、</w:t>
+      </w:r>
       <w:r>
         <w:rPr>
           <w:bCs/>
           <w:b/>
         </w:rPr>
-        <w:t xml:space="preserve">数据文件</w:t>
-      </w:r>
-      <w:r>
-        <w:t xml:space="preserve">（主包，约 99KB，生成；仅存字符/拼音与分组，不含笔画数据）：</w:t>
-      </w:r>
-    </w:p>
-    <w:p>
-      <w:pPr>
-        <w:numPr>
-          <w:ilvl w:val="1"/>
+        <w:t xml:space="preserve">关于与隐私</w:t>
+      </w:r>
+      <w:r>
+        <w:t xml:space="preserve">。</w:t>
+      </w:r>
+    </w:p>
+    <w:p>
+      <w:pPr>
+        <w:numPr>
+          <w:ilvl w:val="0"/>
+          <w:numId w:val="1019"/>
+        </w:numPr>
+        <w:pStyle w:val="Compact"/>
+      </w:pPr>
+      <w:r>
+        <w:t xml:space="preserve">清空收藏 / 记录（带确认弹窗）。</w:t>
+      </w:r>
+    </w:p>
+    <w:bookmarkEnd w:id="53"/>
+    <w:bookmarkStart w:id="54" w:name="教材同步字库-pagestextbook"/>
+    <w:p>
+      <w:pPr>
+        <w:pStyle w:val="Heading2"/>
+      </w:pPr>
+      <w:r>
+        <w:t xml:space="preserve">7.8 教材同步字库 pages/textbook</w:t>
+      </w:r>
+    </w:p>
+    <w:p>
+      <w:pPr>
+        <w:numPr>
+          <w:ilvl w:val="0"/>
           <w:numId w:val="1020"/>
-        </w:numPr>
-        <w:pStyle w:val="Compact"/>
-      </w:pPr>
-      <w:r>
-        <w:rPr>
-          <w:rStyle w:val="VerbatimChar"/>
-        </w:rPr>
-        <w:t xml:space="preserve">data/textbook.js</w:t>
-      </w:r>
-      <w:r>
-        <w:t xml:space="preserve">：册/单元/课 + 识字表/写字表/例词</w:t>
-      </w:r>
-    </w:p>
-    <w:p>
-      <w:pPr>
-        <w:numPr>
-          <w:ilvl w:val="1"/>
-          <w:numId w:val="1020"/>
-        </w:numPr>
-        <w:pStyle w:val="Compact"/>
-      </w:pPr>
-      <w:r>
-        <w:rPr>
-          <w:rStyle w:val="VerbatimChar"/>
-        </w:rPr>
-        <w:t xml:space="preserve">data/textbookPinyin.js</w:t>
-      </w:r>
-      <w:r>
-        <w:t xml:space="preserve">：2999 字拼音表</w:t>
-      </w:r>
-    </w:p>
-    <w:p>
-      <w:pPr>
-        <w:numPr>
-          <w:ilvl w:val="0"/>
-          <w:numId w:val="1019"/>
         </w:numPr>
       </w:pPr>
       <w:r>
@@ -8312,671 +8412,68 @@
           <w:bCs/>
           <w:b/>
         </w:rPr>
-        <w:t xml:space="preserve">结构</w:t>
-      </w:r>
-      <w:r>
-        <w:t xml:space="preserve">：</w:t>
-      </w:r>
-    </w:p>
-    <w:p>
-      <w:pPr>
-        <w:numPr>
-          <w:ilvl w:val="0"/>
-          <w:numId w:val="1000"/>
-        </w:numPr>
-        <w:pStyle w:val="SourceCode"/>
-      </w:pPr>
-      <w:r>
-        <w:rPr>
-          <w:rStyle w:val="NormalTok"/>
-        </w:rPr>
-        <w:t xml:space="preserve">{</w:t>
-      </w:r>
-      <w:r>
-        <w:br/>
-      </w:r>
-      <w:r>
-        <w:rPr>
-          <w:rStyle w:val="NormalTok"/>
-        </w:rPr>
-        <w:t xml:space="preserve">  </w:t>
-      </w:r>
-      <w:r>
-        <w:rPr>
-          <w:rStyle w:val="DataTypeTok"/>
-        </w:rPr>
-        <w:t xml:space="preserve">books</w:t>
-      </w:r>
-      <w:r>
-        <w:rPr>
-          <w:rStyle w:val="OperatorTok"/>
-        </w:rPr>
-        <w:t xml:space="preserve">:</w:t>
-      </w:r>
-      <w:r>
-        <w:rPr>
-          <w:rStyle w:val="NormalTok"/>
-        </w:rPr>
-        <w:t xml:space="preserve"> [</w:t>
-      </w:r>
-      <w:r>
-        <w:br/>
-      </w:r>
-      <w:r>
-        <w:rPr>
-          <w:rStyle w:val="NormalTok"/>
-        </w:rPr>
-        <w:t xml:space="preserve">    { </w:t>
-      </w:r>
-      <w:r>
-        <w:rPr>
-          <w:rStyle w:val="DataTypeTok"/>
-        </w:rPr>
-        <w:t xml:space="preserve">id</w:t>
-      </w:r>
-      <w:r>
-        <w:rPr>
-          <w:rStyle w:val="OperatorTok"/>
-        </w:rPr>
-        <w:t xml:space="preserve">:</w:t>
-      </w:r>
-      <w:r>
-        <w:rPr>
-          <w:rStyle w:val="StringTok"/>
-        </w:rPr>
-        <w:t xml:space="preserve">'1a'</w:t>
-      </w:r>
-      <w:r>
-        <w:rPr>
-          <w:rStyle w:val="OperatorTok"/>
-        </w:rPr>
-        <w:t xml:space="preserve">,</w:t>
-      </w:r>
-      <w:r>
-        <w:rPr>
-          <w:rStyle w:val="NormalTok"/>
-        </w:rPr>
-        <w:t xml:space="preserve"> </w:t>
-      </w:r>
-      <w:r>
-        <w:rPr>
-          <w:rStyle w:val="DataTypeTok"/>
-        </w:rPr>
-        <w:t xml:space="preserve">name</w:t>
-      </w:r>
-      <w:r>
-        <w:rPr>
-          <w:rStyle w:val="OperatorTok"/>
-        </w:rPr>
-        <w:t xml:space="preserve">:</w:t>
-      </w:r>
-      <w:r>
-        <w:rPr>
-          <w:rStyle w:val="StringTok"/>
-        </w:rPr>
-        <w:t xml:space="preserve">'一年级上册'</w:t>
-      </w:r>
-      <w:r>
-        <w:rPr>
-          <w:rStyle w:val="OperatorTok"/>
-        </w:rPr>
-        <w:t xml:space="preserve">,</w:t>
-      </w:r>
-      <w:r>
-        <w:rPr>
-          <w:rStyle w:val="NormalTok"/>
-        </w:rPr>
-        <w:t xml:space="preserve"> </w:t>
-      </w:r>
-      <w:r>
-        <w:rPr>
-          <w:rStyle w:val="DataTypeTok"/>
-        </w:rPr>
-        <w:t xml:space="preserve">short</w:t>
-      </w:r>
-      <w:r>
-        <w:rPr>
-          <w:rStyle w:val="OperatorTok"/>
-        </w:rPr>
-        <w:t xml:space="preserve">:</w:t>
-      </w:r>
-      <w:r>
-        <w:rPr>
-          <w:rStyle w:val="StringTok"/>
-        </w:rPr>
-        <w:t xml:space="preserve">'一上'</w:t>
-      </w:r>
-      <w:r>
-        <w:rPr>
-          <w:rStyle w:val="OperatorTok"/>
-        </w:rPr>
-        <w:t xml:space="preserve">,</w:t>
-      </w:r>
-      <w:r>
-        <w:rPr>
-          <w:rStyle w:val="NormalTok"/>
-        </w:rPr>
-        <w:t xml:space="preserve"> </w:t>
-      </w:r>
-      <w:r>
-        <w:rPr>
-          <w:rStyle w:val="DataTypeTok"/>
-        </w:rPr>
-        <w:t xml:space="preserve">grade</w:t>
-      </w:r>
-      <w:r>
-        <w:rPr>
-          <w:rStyle w:val="OperatorTok"/>
-        </w:rPr>
-        <w:t xml:space="preserve">:</w:t>
-      </w:r>
-      <w:r>
-        <w:rPr>
-          <w:rStyle w:val="DecValTok"/>
-        </w:rPr>
-        <w:t xml:space="preserve">1</w:t>
-      </w:r>
-      <w:r>
-        <w:rPr>
-          <w:rStyle w:val="OperatorTok"/>
-        </w:rPr>
-        <w:t xml:space="preserve">,</w:t>
-      </w:r>
-      <w:r>
-        <w:rPr>
-          <w:rStyle w:val="NormalTok"/>
-        </w:rPr>
-        <w:t xml:space="preserve"> </w:t>
-      </w:r>
-      <w:r>
-        <w:rPr>
-          <w:rStyle w:val="DataTypeTok"/>
-        </w:rPr>
-        <w:t xml:space="preserve">term</w:t>
-      </w:r>
-      <w:r>
-        <w:rPr>
-          <w:rStyle w:val="OperatorTok"/>
-        </w:rPr>
-        <w:t xml:space="preserve">:</w:t>
-      </w:r>
-      <w:r>
-        <w:rPr>
-          <w:rStyle w:val="DecValTok"/>
-        </w:rPr>
-        <w:t xml:space="preserve">1</w:t>
-      </w:r>
-      <w:r>
-        <w:rPr>
-          <w:rStyle w:val="OperatorTok"/>
-        </w:rPr>
-        <w:t xml:space="preserve">,</w:t>
-      </w:r>
-      <w:r>
-        <w:br/>
-      </w:r>
-      <w:r>
-        <w:rPr>
-          <w:rStyle w:val="NormalTok"/>
-        </w:rPr>
-        <w:t xml:space="preserve">      </w:t>
-      </w:r>
-      <w:r>
-        <w:rPr>
-          <w:rStyle w:val="DataTypeTok"/>
-        </w:rPr>
-        <w:t xml:space="preserve">shiziCount</w:t>
-      </w:r>
-      <w:r>
-        <w:rPr>
-          <w:rStyle w:val="OperatorTok"/>
-        </w:rPr>
-        <w:t xml:space="preserve">:</w:t>
-      </w:r>
-      <w:r>
-        <w:rPr>
-          <w:rStyle w:val="DecValTok"/>
-        </w:rPr>
-        <w:t xml:space="preserve">300</w:t>
-      </w:r>
-      <w:r>
-        <w:rPr>
-          <w:rStyle w:val="OperatorTok"/>
-        </w:rPr>
-        <w:t xml:space="preserve">,</w:t>
-      </w:r>
-      <w:r>
-        <w:rPr>
-          <w:rStyle w:val="NormalTok"/>
-        </w:rPr>
-        <w:t xml:space="preserve"> </w:t>
-      </w:r>
-      <w:r>
-        <w:rPr>
-          <w:rStyle w:val="DataTypeTok"/>
-        </w:rPr>
-        <w:t xml:space="preserve">xieziCount</w:t>
-      </w:r>
-      <w:r>
-        <w:rPr>
-          <w:rStyle w:val="OperatorTok"/>
-        </w:rPr>
-        <w:t xml:space="preserve">:</w:t>
-      </w:r>
-      <w:r>
-        <w:rPr>
-          <w:rStyle w:val="DecValTok"/>
-        </w:rPr>
-        <w:t xml:space="preserve">100</w:t>
-      </w:r>
-      <w:r>
-        <w:rPr>
-          <w:rStyle w:val="OperatorTok"/>
-        </w:rPr>
-        <w:t xml:space="preserve">,</w:t>
-      </w:r>
-      <w:r>
-        <w:br/>
-      </w:r>
-      <w:r>
-        <w:rPr>
-          <w:rStyle w:val="NormalTok"/>
-        </w:rPr>
-        <w:t xml:space="preserve">      </w:t>
-      </w:r>
-      <w:r>
-        <w:rPr>
-          <w:rStyle w:val="DataTypeTok"/>
-        </w:rPr>
-        <w:t xml:space="preserve">units</w:t>
-      </w:r>
-      <w:r>
-        <w:rPr>
-          <w:rStyle w:val="OperatorTok"/>
-        </w:rPr>
-        <w:t xml:space="preserve">:</w:t>
-      </w:r>
-      <w:r>
-        <w:rPr>
-          <w:rStyle w:val="NormalTok"/>
-        </w:rPr>
-        <w:t xml:space="preserve"> [ { </w:t>
-      </w:r>
-      <w:r>
-        <w:rPr>
-          <w:rStyle w:val="DataTypeTok"/>
-        </w:rPr>
-        <w:t xml:space="preserve">title</w:t>
-      </w:r>
-      <w:r>
-        <w:rPr>
-          <w:rStyle w:val="OperatorTok"/>
-        </w:rPr>
-        <w:t xml:space="preserve">:</w:t>
-      </w:r>
-      <w:r>
-        <w:rPr>
-          <w:rStyle w:val="StringTok"/>
-        </w:rPr>
-        <w:t xml:space="preserve">'第一单元'</w:t>
-      </w:r>
-      <w:r>
-        <w:rPr>
-          <w:rStyle w:val="OperatorTok"/>
-        </w:rPr>
-        <w:t xml:space="preserve">,</w:t>
-      </w:r>
-      <w:r>
-        <w:rPr>
-          <w:rStyle w:val="NormalTok"/>
-        </w:rPr>
-        <w:t xml:space="preserve"> </w:t>
-      </w:r>
-      <w:r>
-        <w:rPr>
-          <w:rStyle w:val="DataTypeTok"/>
-        </w:rPr>
-        <w:t xml:space="preserve">theme</w:t>
-      </w:r>
-      <w:r>
-        <w:rPr>
-          <w:rStyle w:val="OperatorTok"/>
-        </w:rPr>
-        <w:t xml:space="preserve">:</w:t>
-      </w:r>
-      <w:r>
-        <w:rPr>
-          <w:rStyle w:val="StringTok"/>
-        </w:rPr>
-        <w:t xml:space="preserve">'识字'</w:t>
-      </w:r>
-      <w:r>
-        <w:rPr>
-          <w:rStyle w:val="OperatorTok"/>
-        </w:rPr>
-        <w:t xml:space="preserve">,</w:t>
-      </w:r>
-      <w:r>
-        <w:rPr>
-          <w:rStyle w:val="NormalTok"/>
-        </w:rPr>
-        <w:t xml:space="preserve"> </w:t>
-      </w:r>
-      <w:r>
-        <w:rPr>
-          <w:rStyle w:val="DataTypeTok"/>
-        </w:rPr>
-        <w:t xml:space="preserve">lessons</w:t>
-      </w:r>
-      <w:r>
-        <w:rPr>
-          <w:rStyle w:val="OperatorTok"/>
-        </w:rPr>
-        <w:t xml:space="preserve">:</w:t>
-      </w:r>
-      <w:r>
-        <w:rPr>
-          <w:rStyle w:val="NormalTok"/>
-        </w:rPr>
-        <w:t xml:space="preserve">[</w:t>
-      </w:r>
-      <w:r>
-        <w:rPr>
-          <w:rStyle w:val="StringTok"/>
-        </w:rPr>
-        <w:t xml:space="preserve">'1a-s1'</w:t>
-      </w:r>
-      <w:r>
-        <w:rPr>
-          <w:rStyle w:val="OperatorTok"/>
-        </w:rPr>
-        <w:t xml:space="preserve">,</w:t>
-      </w:r>
-      <w:r>
-        <w:rPr>
-          <w:rStyle w:val="NormalTok"/>
-        </w:rPr>
-        <w:t xml:space="preserve"> </w:t>
-      </w:r>
-      <w:r>
-        <w:rPr>
-          <w:rStyle w:val="OperatorTok"/>
-        </w:rPr>
-        <w:t xml:space="preserve">...</w:t>
-      </w:r>
-      <w:r>
-        <w:rPr>
-          <w:rStyle w:val="NormalTok"/>
-        </w:rPr>
-        <w:t xml:space="preserve">] } ] }</w:t>
-      </w:r>
-      <w:r>
-        <w:br/>
-      </w:r>
-      <w:r>
-        <w:rPr>
-          <w:rStyle w:val="NormalTok"/>
-        </w:rPr>
-        <w:t xml:space="preserve">  ]</w:t>
-      </w:r>
-      <w:r>
-        <w:rPr>
-          <w:rStyle w:val="OperatorTok"/>
-        </w:rPr>
-        <w:t xml:space="preserve">,</w:t>
-      </w:r>
-      <w:r>
-        <w:br/>
-      </w:r>
-      <w:r>
-        <w:rPr>
-          <w:rStyle w:val="NormalTok"/>
-        </w:rPr>
-        <w:t xml:space="preserve">  </w:t>
-      </w:r>
-      <w:r>
-        <w:rPr>
-          <w:rStyle w:val="DataTypeTok"/>
-        </w:rPr>
-        <w:t xml:space="preserve">lessons</w:t>
-      </w:r>
-      <w:r>
-        <w:rPr>
-          <w:rStyle w:val="OperatorTok"/>
-        </w:rPr>
-        <w:t xml:space="preserve">:</w:t>
-      </w:r>
-      <w:r>
-        <w:rPr>
-          <w:rStyle w:val="NormalTok"/>
-        </w:rPr>
-        <w:t xml:space="preserve"> {</w:t>
-      </w:r>
-      <w:r>
-        <w:br/>
-      </w:r>
-      <w:r>
-        <w:rPr>
-          <w:rStyle w:val="NormalTok"/>
-        </w:rPr>
-        <w:t xml:space="preserve">    </w:t>
-      </w:r>
-      <w:r>
-        <w:rPr>
-          <w:rStyle w:val="StringTok"/>
-        </w:rPr>
-        <w:t xml:space="preserve">'1a-s2'</w:t>
-      </w:r>
-      <w:r>
-        <w:rPr>
-          <w:rStyle w:val="OperatorTok"/>
-        </w:rPr>
-        <w:t xml:space="preserve">:</w:t>
-      </w:r>
-      <w:r>
-        <w:rPr>
-          <w:rStyle w:val="NormalTok"/>
-        </w:rPr>
-        <w:t xml:space="preserve"> { </w:t>
-      </w:r>
-      <w:r>
-        <w:rPr>
-          <w:rStyle w:val="DataTypeTok"/>
-        </w:rPr>
-        <w:t xml:space="preserve">title</w:t>
-      </w:r>
-      <w:r>
-        <w:rPr>
-          <w:rStyle w:val="OperatorTok"/>
-        </w:rPr>
-        <w:t xml:space="preserve">:</w:t>
-      </w:r>
-      <w:r>
-        <w:rPr>
-          <w:rStyle w:val="StringTok"/>
-        </w:rPr>
-        <w:t xml:space="preserve">'金木水火土'</w:t>
-      </w:r>
-      <w:r>
-        <w:rPr>
-          <w:rStyle w:val="OperatorTok"/>
-        </w:rPr>
-        <w:t xml:space="preserve">,</w:t>
-      </w:r>
-      <w:r>
-        <w:rPr>
-          <w:rStyle w:val="NormalTok"/>
-        </w:rPr>
-        <w:t xml:space="preserve"> </w:t>
-      </w:r>
-      <w:r>
-        <w:rPr>
-          <w:rStyle w:val="DataTypeTok"/>
-        </w:rPr>
-        <w:t xml:space="preserve">kind</w:t>
-      </w:r>
-      <w:r>
-        <w:rPr>
-          <w:rStyle w:val="OperatorTok"/>
-        </w:rPr>
-        <w:t xml:space="preserve">:</w:t>
-      </w:r>
-      <w:r>
-        <w:rPr>
-          <w:rStyle w:val="StringTok"/>
-        </w:rPr>
-        <w:t xml:space="preserve">'识字'</w:t>
-      </w:r>
-      <w:r>
-        <w:rPr>
-          <w:rStyle w:val="OperatorTok"/>
-        </w:rPr>
-        <w:t xml:space="preserve">,</w:t>
-      </w:r>
-      <w:r>
-        <w:rPr>
-          <w:rStyle w:val="NormalTok"/>
-        </w:rPr>
-        <w:t xml:space="preserve"> </w:t>
-      </w:r>
-      <w:r>
-        <w:rPr>
-          <w:rStyle w:val="DataTypeTok"/>
-        </w:rPr>
-        <w:t xml:space="preserve">shizi</w:t>
-      </w:r>
-      <w:r>
-        <w:rPr>
-          <w:rStyle w:val="OperatorTok"/>
-        </w:rPr>
-        <w:t xml:space="preserve">:</w:t>
-      </w:r>
-      <w:r>
-        <w:rPr>
-          <w:rStyle w:val="NormalTok"/>
-        </w:rPr>
-        <w:t xml:space="preserve">[</w:t>
-      </w:r>
-      <w:r>
-        <w:rPr>
-          <w:rStyle w:val="OperatorTok"/>
-        </w:rPr>
-        <w:t xml:space="preserve">...</w:t>
-      </w:r>
-      <w:r>
-        <w:rPr>
-          <w:rStyle w:val="NormalTok"/>
-        </w:rPr>
-        <w:t xml:space="preserve">]</w:t>
-      </w:r>
-      <w:r>
-        <w:rPr>
-          <w:rStyle w:val="OperatorTok"/>
-        </w:rPr>
-        <w:t xml:space="preserve">,</w:t>
-      </w:r>
-      <w:r>
-        <w:rPr>
-          <w:rStyle w:val="NormalTok"/>
-        </w:rPr>
-        <w:t xml:space="preserve"> </w:t>
-      </w:r>
-      <w:r>
-        <w:rPr>
-          <w:rStyle w:val="DataTypeTok"/>
-        </w:rPr>
-        <w:t xml:space="preserve">xiezi</w:t>
-      </w:r>
-      <w:r>
-        <w:rPr>
-          <w:rStyle w:val="OperatorTok"/>
-        </w:rPr>
-        <w:t xml:space="preserve">:</w:t>
-      </w:r>
-      <w:r>
-        <w:rPr>
-          <w:rStyle w:val="NormalTok"/>
-        </w:rPr>
-        <w:t xml:space="preserve">[</w:t>
-      </w:r>
-      <w:r>
-        <w:rPr>
-          <w:rStyle w:val="OperatorTok"/>
-        </w:rPr>
-        <w:t xml:space="preserve">...</w:t>
-      </w:r>
-      <w:r>
-        <w:rPr>
-          <w:rStyle w:val="NormalTok"/>
-        </w:rPr>
-        <w:t xml:space="preserve">]</w:t>
-      </w:r>
-      <w:r>
-        <w:rPr>
-          <w:rStyle w:val="OperatorTok"/>
-        </w:rPr>
-        <w:t xml:space="preserve">,</w:t>
-      </w:r>
-      <w:r>
-        <w:rPr>
-          <w:rStyle w:val="NormalTok"/>
-        </w:rPr>
-        <w:t xml:space="preserve"> </w:t>
-      </w:r>
-      <w:r>
-        <w:rPr>
-          <w:rStyle w:val="DataTypeTok"/>
-        </w:rPr>
-        <w:t xml:space="preserve">words</w:t>
-      </w:r>
-      <w:r>
-        <w:rPr>
-          <w:rStyle w:val="OperatorTok"/>
-        </w:rPr>
-        <w:t xml:space="preserve">:</w:t>
-      </w:r>
-      <w:r>
-        <w:rPr>
-          <w:rStyle w:val="NormalTok"/>
-        </w:rPr>
-        <w:t xml:space="preserve">[</w:t>
-      </w:r>
-      <w:r>
-        <w:rPr>
-          <w:rStyle w:val="OperatorTok"/>
-        </w:rPr>
-        <w:t xml:space="preserve">...</w:t>
-      </w:r>
-      <w:r>
-        <w:rPr>
-          <w:rStyle w:val="NormalTok"/>
-        </w:rPr>
-        <w:t xml:space="preserve">] }</w:t>
-      </w:r>
-      <w:r>
-        <w:br/>
-      </w:r>
-      <w:r>
-        <w:rPr>
-          <w:rStyle w:val="NormalTok"/>
-        </w:rPr>
-        <w:t xml:space="preserve">  }</w:t>
-      </w:r>
-      <w:r>
-        <w:br/>
-      </w:r>
-      <w:r>
-        <w:rPr>
-          <w:rStyle w:val="NormalTok"/>
-        </w:rPr>
-        <w:t xml:space="preserve">}</w:t>
-      </w:r>
-    </w:p>
-    <w:p>
-      <w:pPr>
-        <w:numPr>
-          <w:ilvl w:val="0"/>
-          <w:numId w:val="1019"/>
+        <w:t xml:space="preserve">数据来源</w:t>
+      </w:r>
+      <w:r>
+        <w:t xml:space="preserve">：部编版（统编版）小学语文 1–6 年级 12 册，转换自开源数据集</w:t>
+      </w:r>
+      <w:r>
+        <w:t xml:space="preserve"> </w:t>
+      </w:r>
+      <w:r>
+        <w:rPr>
+          <w:rStyle w:val="VerbatimChar"/>
+        </w:rPr>
+        <w:t xml:space="preserve">fsiceangel/zishi</w:t>
+      </w:r>
+      <w:r>
+        <w:t xml:space="preserve">（</w:t>
+      </w:r>
+      <w:r>
+        <w:rPr>
+          <w:rStyle w:val="VerbatimChar"/>
+        </w:rPr>
+        <w:t xml:space="preserve">volumes.json</w:t>
+      </w:r>
+      <w:r>
+        <w:t xml:space="preserve"> </w:t>
+      </w:r>
+      <w:r>
+        <w:t xml:space="preserve">/</w:t>
+      </w:r>
+      <w:r>
+        <w:t xml:space="preserve"> </w:t>
+      </w:r>
+      <w:r>
+        <w:rPr>
+          <w:rStyle w:val="VerbatimChar"/>
+        </w:rPr>
+        <w:t xml:space="preserve">meta.json</w:t>
+      </w:r>
+      <w:r>
+        <w:t xml:space="preserve"> </w:t>
+      </w:r>
+      <w:r>
+        <w:t xml:space="preserve">/</w:t>
+      </w:r>
+      <w:r>
+        <w:t xml:space="preserve"> </w:t>
+      </w:r>
+      <w:r>
+        <w:rPr>
+          <w:rStyle w:val="VerbatimChar"/>
+        </w:rPr>
+        <w:t xml:space="preserve">chars.json</w:t>
+      </w:r>
+      <w:r>
+        <w:t xml:space="preserve">）。</w:t>
+      </w:r>
+    </w:p>
+    <w:p>
+      <w:pPr>
+        <w:numPr>
+          <w:ilvl w:val="0"/>
+          <w:numId w:val="1020"/>
         </w:numPr>
       </w:pPr>
       <w:r>
@@ -8984,17 +8481,17 @@
           <w:bCs/>
           <w:b/>
         </w:rPr>
-        <w:t xml:space="preserve">放在主包的原因</w:t>
-      </w:r>
-      <w:r>
-        <w:t xml:space="preserve">：约 99KB，远低于主包 2MB 上限；且首页需要读取它渲染「今日一课」，而主包不能引用分包数据。因此不使用分包。</w:t>
-      </w:r>
-    </w:p>
-    <w:p>
-      <w:pPr>
-        <w:numPr>
-          <w:ilvl w:val="0"/>
-          <w:numId w:val="1019"/>
+        <w:t xml:space="preserve">规模</w:t>
+      </w:r>
+      <w:r>
+        <w:t xml:space="preserve">：识字表 3000、写字表 2500，去重 2999 字；395 节课。</w:t>
+      </w:r>
+    </w:p>
+    <w:p>
+      <w:pPr>
+        <w:numPr>
+          <w:ilvl w:val="0"/>
+          <w:numId w:val="1020"/>
         </w:numPr>
       </w:pPr>
       <w:r>
@@ -9002,323 +8499,1067 @@
           <w:bCs/>
           <w:b/>
         </w:rPr>
-        <w:t xml:space="preserve">交互</w:t>
-      </w:r>
-      <w:r>
-        <w:t xml:space="preserve">：选册（支持</w:t>
-      </w:r>
-      <w:r>
-        <w:t xml:space="preserve"> </w:t>
-      </w:r>
-      <w:r>
-        <w:rPr>
-          <w:rStyle w:val="VerbatimChar"/>
-        </w:rPr>
-        <w:t xml:space="preserve">?book=1a</w:t>
-      </w:r>
-      <w:r>
-        <w:t xml:space="preserve"> </w:t>
-      </w:r>
-      <w:r>
-        <w:t xml:space="preserve">直达）→ 识字/写字切换 → 单元/课列表 → 课内字网格（点单字练字）、例词（点词练词）、练本课、本课字帖；每课/单元/册提供「听写」「测试」。</w:t>
-      </w:r>
-    </w:p>
-    <w:bookmarkEnd w:id="53"/>
-    <w:bookmarkStart w:id="54" w:name="听写页-pagesdictation"/>
-    <w:p>
-      <w:pPr>
-        <w:pStyle w:val="Heading2"/>
-      </w:pPr>
-      <w:r>
-        <w:t xml:space="preserve">7.9 听写页 pages/dictation</w:t>
-      </w:r>
-    </w:p>
-    <w:p>
-      <w:pPr>
-        <w:numPr>
-          <w:ilvl w:val="0"/>
+        <w:t xml:space="preserve">数据文件</w:t>
+      </w:r>
+      <w:r>
+        <w:t xml:space="preserve">（主包，约 99KB，生成；仅存字符/拼音与分组，不含笔画数据）：</w:t>
+      </w:r>
+    </w:p>
+    <w:p>
+      <w:pPr>
+        <w:numPr>
+          <w:ilvl w:val="1"/>
           <w:numId w:val="1021"/>
         </w:numPr>
         <w:pStyle w:val="Compact"/>
       </w:pPr>
       <w:r>
-        <w:t xml:space="preserve">输入：</w:t>
-      </w:r>
-      <w:r>
-        <w:rPr>
-          <w:rStyle w:val="VerbatimChar"/>
-        </w:rPr>
-        <w:t xml:space="preserve">globalData.dictationChars</w:t>
-      </w:r>
-      <w:r>
-        <w:t xml:space="preserve"> </w:t>
-      </w:r>
-      <w:r>
-        <w:t xml:space="preserve">与</w:t>
-      </w:r>
-      <w:r>
-        <w:t xml:space="preserve"> </w:t>
-      </w:r>
-      <w:r>
-        <w:rPr>
-          <w:rStyle w:val="VerbatimChar"/>
-        </w:rPr>
-        <w:t xml:space="preserve">dictationTitle</w:t>
-      </w:r>
-      <w:r>
-        <w:t xml:space="preserve">（来自教材页的课/单元/册）。</w:t>
-      </w:r>
-    </w:p>
-    <w:p>
-      <w:pPr>
-        <w:numPr>
-          <w:ilvl w:val="0"/>
+        <w:rPr>
+          <w:rStyle w:val="VerbatimChar"/>
+        </w:rPr>
+        <w:t xml:space="preserve">data/textbook.js</w:t>
+      </w:r>
+      <w:r>
+        <w:t xml:space="preserve">：册/单元/课 + 识字表/写字表/例词</w:t>
+      </w:r>
+    </w:p>
+    <w:p>
+      <w:pPr>
+        <w:numPr>
+          <w:ilvl w:val="1"/>
           <w:numId w:val="1021"/>
         </w:numPr>
         <w:pStyle w:val="Compact"/>
       </w:pPr>
       <w:r>
-        <w:t xml:space="preserve">看拼音选字（4 选 1），自动 TTS 朗读，即时对错与计分，结束给总分；答错的字进入生字本。</w:t>
-      </w:r>
-    </w:p>
-    <w:bookmarkEnd w:id="54"/>
-    <w:bookmarkStart w:id="55" w:name="测试卷-pagesquiz"/>
-    <w:p>
-      <w:pPr>
-        <w:pStyle w:val="Heading2"/>
-      </w:pPr>
-      <w:r>
-        <w:t xml:space="preserve">7.10 测试卷 pages/quiz</w:t>
-      </w:r>
-    </w:p>
-    <w:p>
-      <w:pPr>
-        <w:numPr>
-          <w:ilvl w:val="0"/>
-          <w:numId w:val="1022"/>
-        </w:numPr>
-        <w:pStyle w:val="Compact"/>
-      </w:pPr>
-      <w:r>
-        <w:t xml:space="preserve">输入：</w:t>
-      </w:r>
-      <w:r>
-        <w:rPr>
-          <w:rStyle w:val="VerbatimChar"/>
-        </w:rPr>
-        <w:t xml:space="preserve">globalData.quizChars</w:t>
-      </w:r>
-      <w:r>
-        <w:t xml:space="preserve"> </w:t>
-      </w:r>
-      <w:r>
-        <w:t xml:space="preserve">与</w:t>
-      </w:r>
-      <w:r>
-        <w:t xml:space="preserve"> </w:t>
-      </w:r>
-      <w:r>
-        <w:rPr>
-          <w:rStyle w:val="VerbatimChar"/>
-        </w:rPr>
-        <w:t xml:space="preserve">quizTitle</w:t>
-      </w:r>
-      <w:r>
-        <w:t xml:space="preserve">。</w:t>
-      </w:r>
-    </w:p>
-    <w:p>
-      <w:pPr>
-        <w:numPr>
-          <w:ilvl w:val="0"/>
-          <w:numId w:val="1022"/>
-        </w:numPr>
-        <w:pStyle w:val="Compact"/>
+        <w:rPr>
+          <w:rStyle w:val="VerbatimChar"/>
+        </w:rPr>
+        <w:t xml:space="preserve">data/textbookPinyin.js</w:t>
+      </w:r>
+      <w:r>
+        <w:t xml:space="preserve">：2999 字拼音表</w:t>
+      </w:r>
+    </w:p>
+    <w:p>
+      <w:pPr>
+        <w:numPr>
+          <w:ilvl w:val="0"/>
+          <w:numId w:val="1020"/>
+        </w:numPr>
       </w:pPr>
       <w:r>
         <w:rPr>
           <w:bCs/>
           <w:b/>
         </w:rPr>
-        <w:t xml:space="preserve">混合题型</w:t>
-      </w:r>
-      <w:r>
-        <w:t xml:space="preserve">：看拼音选字 + 看字选拼音（各约一半），随机抽 10 题。</w:t>
-      </w:r>
-    </w:p>
-    <w:p>
-      <w:pPr>
-        <w:numPr>
-          <w:ilvl w:val="0"/>
-          <w:numId w:val="1022"/>
-        </w:numPr>
-        <w:pStyle w:val="Compact"/>
-      </w:pPr>
-      <w:r>
-        <w:t xml:space="preserve">结果页列出错题，可「练错题」；错字进入生字本。</w:t>
-      </w:r>
-    </w:p>
-    <w:bookmarkEnd w:id="55"/>
-    <w:bookmarkStart w:id="56" w:name="课本古诗-pagespoem"/>
-    <w:p>
-      <w:pPr>
-        <w:pStyle w:val="Heading2"/>
-      </w:pPr>
-      <w:r>
-        <w:t xml:space="preserve">7.11 课本古诗 pages/poem</w:t>
-      </w:r>
-    </w:p>
-    <w:p>
-      <w:pPr>
-        <w:numPr>
-          <w:ilvl w:val="0"/>
-          <w:numId w:val="1023"/>
-        </w:numPr>
-        <w:pStyle w:val="Compact"/>
-      </w:pPr>
-      <w:r>
-        <w:t xml:space="preserve">数据</w:t>
-      </w:r>
-      <w:r>
-        <w:t xml:space="preserve"> </w:t>
-      </w:r>
-      <w:r>
-        <w:rPr>
-          <w:rStyle w:val="VerbatimChar"/>
-        </w:rPr>
-        <w:t xml:space="preserve">data/poems.js</w:t>
-      </w:r>
-      <w:r>
-        <w:t xml:space="preserve">（部编版课文古诗 113 首，生成）；按册浏览 → 看原文（作者/朝代/每句）→「练这首诗」（整首去重字符）或「生成字帖」。</w:t>
-      </w:r>
-    </w:p>
-    <w:bookmarkEnd w:id="56"/>
-    <w:bookmarkStart w:id="57" w:name="成语练字-pagesidiom"/>
-    <w:p>
-      <w:pPr>
-        <w:pStyle w:val="Heading2"/>
-      </w:pPr>
-      <w:r>
-        <w:t xml:space="preserve">7.12 成语练字 pages/idiom</w:t>
-      </w:r>
-    </w:p>
-    <w:p>
-      <w:pPr>
-        <w:numPr>
-          <w:ilvl w:val="0"/>
-          <w:numId w:val="1024"/>
-        </w:numPr>
-        <w:pStyle w:val="Compact"/>
-      </w:pPr>
-      <w:r>
-        <w:t xml:space="preserve">数据</w:t>
-      </w:r>
-      <w:r>
-        <w:t xml:space="preserve"> </w:t>
-      </w:r>
-      <w:r>
-        <w:rPr>
-          <w:rStyle w:val="VerbatimChar"/>
-        </w:rPr>
-        <w:t xml:space="preserve">data/idioms.js</w:t>
-      </w:r>
-      <w:r>
-        <w:t xml:space="preserve">（常用四字成语，拼音+释义）；搜索、按字练习；练字页顶部显示成语提示条。</w:t>
-      </w:r>
-    </w:p>
-    <w:bookmarkEnd w:id="57"/>
-    <w:bookmarkStart w:id="58" w:name="生字本-pagesweak"/>
-    <w:p>
-      <w:pPr>
-        <w:pStyle w:val="Heading2"/>
-      </w:pPr>
-      <w:r>
-        <w:t xml:space="preserve">7.13 生字本 pages/weak</w:t>
-      </w:r>
-    </w:p>
-    <w:p>
-      <w:pPr>
-        <w:numPr>
-          <w:ilvl w:val="0"/>
-          <w:numId w:val="1025"/>
-        </w:numPr>
-        <w:pStyle w:val="Compact"/>
-      </w:pPr>
-      <w:r>
-        <w:t xml:space="preserve">数据来自</w:t>
-      </w:r>
-      <w:r>
-        <w:t xml:space="preserve"> </w:t>
-      </w:r>
-      <w:r>
-        <w:rPr>
-          <w:rStyle w:val="VerbatimChar"/>
-        </w:rPr>
-        <w:t xml:space="preserve">storage.getWeak()</w:t>
-      </w:r>
-      <w:r>
-        <w:t xml:space="preserve">；展示错字与错误次数，支持单字练习、删除、全部练习、清空。</w:t>
-      </w:r>
-    </w:p>
-    <w:bookmarkEnd w:id="58"/>
-    <w:bookmarkStart w:id="59" w:name="自由书写-pagesscribe"/>
-    <w:p>
-      <w:pPr>
-        <w:pStyle w:val="Heading2"/>
-      </w:pPr>
-      <w:r>
-        <w:t xml:space="preserve">7.14 自由书写 pages/scribe</w:t>
-      </w:r>
-    </w:p>
-    <w:p>
-      <w:pPr>
-        <w:numPr>
-          <w:ilvl w:val="0"/>
-          <w:numId w:val="1026"/>
-        </w:numPr>
-        <w:pStyle w:val="Compact"/>
-      </w:pPr>
-      <w:r>
-        <w:rPr>
-          <w:rStyle w:val="VerbatimChar"/>
-        </w:rPr>
-        <w:t xml:space="preserve">&lt;canvas type="2d"&gt;</w:t>
-      </w:r>
-      <w:r>
-        <w:t xml:space="preserve"> </w:t>
-      </w:r>
-      <w:r>
-        <w:t xml:space="preserve">手指书写（</w:t>
-      </w:r>
-      <w:r>
-        <w:rPr>
-          <w:rStyle w:val="VerbatimChar"/>
-        </w:rPr>
-        <w:t xml:space="preserve">catchtouch*</w:t>
-      </w:r>
-      <w:r>
-        <w:t xml:space="preserve"> </w:t>
-      </w:r>
-      <w:r>
-        <w:t xml:space="preserve">防滚动）；田字格/米字范字临摹、撤销、清空、三色三粗细。</w:t>
-      </w:r>
-    </w:p>
-    <w:p>
-      <w:pPr>
-        <w:numPr>
-          <w:ilvl w:val="0"/>
-          <w:numId w:val="1026"/>
-        </w:numPr>
-        <w:pStyle w:val="Compact"/>
-      </w:pPr>
-      <w:r>
-        <w:t xml:space="preserve">保存图片到相册，或加入</w:t>
-      </w:r>
+        <w:t xml:space="preserve">结构</w:t>
+      </w:r>
+      <w:r>
+        <w:t xml:space="preserve">：</w:t>
+      </w:r>
+    </w:p>
+    <w:p>
+      <w:pPr>
+        <w:numPr>
+          <w:ilvl w:val="0"/>
+          <w:numId w:val="1000"/>
+        </w:numPr>
+        <w:pStyle w:val="SourceCode"/>
+      </w:pPr>
+      <w:r>
+        <w:rPr>
+          <w:rStyle w:val="NormalTok"/>
+        </w:rPr>
+        <w:t xml:space="preserve">{</w:t>
+      </w:r>
+      <w:r>
+        <w:br/>
+      </w:r>
+      <w:r>
+        <w:rPr>
+          <w:rStyle w:val="NormalTok"/>
+        </w:rPr>
+        <w:t xml:space="preserve">  </w:t>
+      </w:r>
+      <w:r>
+        <w:rPr>
+          <w:rStyle w:val="DataTypeTok"/>
+        </w:rPr>
+        <w:t xml:space="preserve">books</w:t>
+      </w:r>
+      <w:r>
+        <w:rPr>
+          <w:rStyle w:val="OperatorTok"/>
+        </w:rPr>
+        <w:t xml:space="preserve">:</w:t>
+      </w:r>
+      <w:r>
+        <w:rPr>
+          <w:rStyle w:val="NormalTok"/>
+        </w:rPr>
+        <w:t xml:space="preserve"> [</w:t>
+      </w:r>
+      <w:r>
+        <w:br/>
+      </w:r>
+      <w:r>
+        <w:rPr>
+          <w:rStyle w:val="NormalTok"/>
+        </w:rPr>
+        <w:t xml:space="preserve">    { </w:t>
+      </w:r>
+      <w:r>
+        <w:rPr>
+          <w:rStyle w:val="DataTypeTok"/>
+        </w:rPr>
+        <w:t xml:space="preserve">id</w:t>
+      </w:r>
+      <w:r>
+        <w:rPr>
+          <w:rStyle w:val="OperatorTok"/>
+        </w:rPr>
+        <w:t xml:space="preserve">:</w:t>
+      </w:r>
+      <w:r>
+        <w:rPr>
+          <w:rStyle w:val="StringTok"/>
+        </w:rPr>
+        <w:t xml:space="preserve">'1a'</w:t>
+      </w:r>
+      <w:r>
+        <w:rPr>
+          <w:rStyle w:val="OperatorTok"/>
+        </w:rPr>
+        <w:t xml:space="preserve">,</w:t>
+      </w:r>
+      <w:r>
+        <w:rPr>
+          <w:rStyle w:val="NormalTok"/>
+        </w:rPr>
+        <w:t xml:space="preserve"> </w:t>
+      </w:r>
+      <w:r>
+        <w:rPr>
+          <w:rStyle w:val="DataTypeTok"/>
+        </w:rPr>
+        <w:t xml:space="preserve">name</w:t>
+      </w:r>
+      <w:r>
+        <w:rPr>
+          <w:rStyle w:val="OperatorTok"/>
+        </w:rPr>
+        <w:t xml:space="preserve">:</w:t>
+      </w:r>
+      <w:r>
+        <w:rPr>
+          <w:rStyle w:val="StringTok"/>
+        </w:rPr>
+        <w:t xml:space="preserve">'一年级上册'</w:t>
+      </w:r>
+      <w:r>
+        <w:rPr>
+          <w:rStyle w:val="OperatorTok"/>
+        </w:rPr>
+        <w:t xml:space="preserve">,</w:t>
+      </w:r>
+      <w:r>
+        <w:rPr>
+          <w:rStyle w:val="NormalTok"/>
+        </w:rPr>
+        <w:t xml:space="preserve"> </w:t>
+      </w:r>
+      <w:r>
+        <w:rPr>
+          <w:rStyle w:val="DataTypeTok"/>
+        </w:rPr>
+        <w:t xml:space="preserve">short</w:t>
+      </w:r>
+      <w:r>
+        <w:rPr>
+          <w:rStyle w:val="OperatorTok"/>
+        </w:rPr>
+        <w:t xml:space="preserve">:</w:t>
+      </w:r>
+      <w:r>
+        <w:rPr>
+          <w:rStyle w:val="StringTok"/>
+        </w:rPr>
+        <w:t xml:space="preserve">'一上'</w:t>
+      </w:r>
+      <w:r>
+        <w:rPr>
+          <w:rStyle w:val="OperatorTok"/>
+        </w:rPr>
+        <w:t xml:space="preserve">,</w:t>
+      </w:r>
+      <w:r>
+        <w:rPr>
+          <w:rStyle w:val="NormalTok"/>
+        </w:rPr>
+        <w:t xml:space="preserve"> </w:t>
+      </w:r>
+      <w:r>
+        <w:rPr>
+          <w:rStyle w:val="DataTypeTok"/>
+        </w:rPr>
+        <w:t xml:space="preserve">grade</w:t>
+      </w:r>
+      <w:r>
+        <w:rPr>
+          <w:rStyle w:val="OperatorTok"/>
+        </w:rPr>
+        <w:t xml:space="preserve">:</w:t>
+      </w:r>
+      <w:r>
+        <w:rPr>
+          <w:rStyle w:val="DecValTok"/>
+        </w:rPr>
+        <w:t xml:space="preserve">1</w:t>
+      </w:r>
+      <w:r>
+        <w:rPr>
+          <w:rStyle w:val="OperatorTok"/>
+        </w:rPr>
+        <w:t xml:space="preserve">,</w:t>
+      </w:r>
+      <w:r>
+        <w:rPr>
+          <w:rStyle w:val="NormalTok"/>
+        </w:rPr>
+        <w:t xml:space="preserve"> </w:t>
+      </w:r>
+      <w:r>
+        <w:rPr>
+          <w:rStyle w:val="DataTypeTok"/>
+        </w:rPr>
+        <w:t xml:space="preserve">term</w:t>
+      </w:r>
+      <w:r>
+        <w:rPr>
+          <w:rStyle w:val="OperatorTok"/>
+        </w:rPr>
+        <w:t xml:space="preserve">:</w:t>
+      </w:r>
+      <w:r>
+        <w:rPr>
+          <w:rStyle w:val="DecValTok"/>
+        </w:rPr>
+        <w:t xml:space="preserve">1</w:t>
+      </w:r>
+      <w:r>
+        <w:rPr>
+          <w:rStyle w:val="OperatorTok"/>
+        </w:rPr>
+        <w:t xml:space="preserve">,</w:t>
+      </w:r>
+      <w:r>
+        <w:br/>
+      </w:r>
+      <w:r>
+        <w:rPr>
+          <w:rStyle w:val="NormalTok"/>
+        </w:rPr>
+        <w:t xml:space="preserve">      </w:t>
+      </w:r>
+      <w:r>
+        <w:rPr>
+          <w:rStyle w:val="DataTypeTok"/>
+        </w:rPr>
+        <w:t xml:space="preserve">shiziCount</w:t>
+      </w:r>
+      <w:r>
+        <w:rPr>
+          <w:rStyle w:val="OperatorTok"/>
+        </w:rPr>
+        <w:t xml:space="preserve">:</w:t>
+      </w:r>
+      <w:r>
+        <w:rPr>
+          <w:rStyle w:val="DecValTok"/>
+        </w:rPr>
+        <w:t xml:space="preserve">300</w:t>
+      </w:r>
+      <w:r>
+        <w:rPr>
+          <w:rStyle w:val="OperatorTok"/>
+        </w:rPr>
+        <w:t xml:space="preserve">,</w:t>
+      </w:r>
+      <w:r>
+        <w:rPr>
+          <w:rStyle w:val="NormalTok"/>
+        </w:rPr>
+        <w:t xml:space="preserve"> </w:t>
+      </w:r>
+      <w:r>
+        <w:rPr>
+          <w:rStyle w:val="DataTypeTok"/>
+        </w:rPr>
+        <w:t xml:space="preserve">xieziCount</w:t>
+      </w:r>
+      <w:r>
+        <w:rPr>
+          <w:rStyle w:val="OperatorTok"/>
+        </w:rPr>
+        <w:t xml:space="preserve">:</w:t>
+      </w:r>
+      <w:r>
+        <w:rPr>
+          <w:rStyle w:val="DecValTok"/>
+        </w:rPr>
+        <w:t xml:space="preserve">100</w:t>
+      </w:r>
+      <w:r>
+        <w:rPr>
+          <w:rStyle w:val="OperatorTok"/>
+        </w:rPr>
+        <w:t xml:space="preserve">,</w:t>
+      </w:r>
+      <w:r>
+        <w:br/>
+      </w:r>
+      <w:r>
+        <w:rPr>
+          <w:rStyle w:val="NormalTok"/>
+        </w:rPr>
+        <w:t xml:space="preserve">      </w:t>
+      </w:r>
+      <w:r>
+        <w:rPr>
+          <w:rStyle w:val="DataTypeTok"/>
+        </w:rPr>
+        <w:t xml:space="preserve">units</w:t>
+      </w:r>
+      <w:r>
+        <w:rPr>
+          <w:rStyle w:val="OperatorTok"/>
+        </w:rPr>
+        <w:t xml:space="preserve">:</w:t>
+      </w:r>
+      <w:r>
+        <w:rPr>
+          <w:rStyle w:val="NormalTok"/>
+        </w:rPr>
+        <w:t xml:space="preserve"> [ { </w:t>
+      </w:r>
+      <w:r>
+        <w:rPr>
+          <w:rStyle w:val="DataTypeTok"/>
+        </w:rPr>
+        <w:t xml:space="preserve">title</w:t>
+      </w:r>
+      <w:r>
+        <w:rPr>
+          <w:rStyle w:val="OperatorTok"/>
+        </w:rPr>
+        <w:t xml:space="preserve">:</w:t>
+      </w:r>
+      <w:r>
+        <w:rPr>
+          <w:rStyle w:val="StringTok"/>
+        </w:rPr>
+        <w:t xml:space="preserve">'第一单元'</w:t>
+      </w:r>
+      <w:r>
+        <w:rPr>
+          <w:rStyle w:val="OperatorTok"/>
+        </w:rPr>
+        <w:t xml:space="preserve">,</w:t>
+      </w:r>
+      <w:r>
+        <w:rPr>
+          <w:rStyle w:val="NormalTok"/>
+        </w:rPr>
+        <w:t xml:space="preserve"> </w:t>
+      </w:r>
+      <w:r>
+        <w:rPr>
+          <w:rStyle w:val="DataTypeTok"/>
+        </w:rPr>
+        <w:t xml:space="preserve">theme</w:t>
+      </w:r>
+      <w:r>
+        <w:rPr>
+          <w:rStyle w:val="OperatorTok"/>
+        </w:rPr>
+        <w:t xml:space="preserve">:</w:t>
+      </w:r>
+      <w:r>
+        <w:rPr>
+          <w:rStyle w:val="StringTok"/>
+        </w:rPr>
+        <w:t xml:space="preserve">'识字'</w:t>
+      </w:r>
+      <w:r>
+        <w:rPr>
+          <w:rStyle w:val="OperatorTok"/>
+        </w:rPr>
+        <w:t xml:space="preserve">,</w:t>
+      </w:r>
+      <w:r>
+        <w:rPr>
+          <w:rStyle w:val="NormalTok"/>
+        </w:rPr>
+        <w:t xml:space="preserve"> </w:t>
+      </w:r>
+      <w:r>
+        <w:rPr>
+          <w:rStyle w:val="DataTypeTok"/>
+        </w:rPr>
+        <w:t xml:space="preserve">lessons</w:t>
+      </w:r>
+      <w:r>
+        <w:rPr>
+          <w:rStyle w:val="OperatorTok"/>
+        </w:rPr>
+        <w:t xml:space="preserve">:</w:t>
+      </w:r>
+      <w:r>
+        <w:rPr>
+          <w:rStyle w:val="NormalTok"/>
+        </w:rPr>
+        <w:t xml:space="preserve">[</w:t>
+      </w:r>
+      <w:r>
+        <w:rPr>
+          <w:rStyle w:val="StringTok"/>
+        </w:rPr>
+        <w:t xml:space="preserve">'1a-s1'</w:t>
+      </w:r>
+      <w:r>
+        <w:rPr>
+          <w:rStyle w:val="OperatorTok"/>
+        </w:rPr>
+        <w:t xml:space="preserve">,</w:t>
+      </w:r>
+      <w:r>
+        <w:rPr>
+          <w:rStyle w:val="NormalTok"/>
+        </w:rPr>
+        <w:t xml:space="preserve"> </w:t>
+      </w:r>
+      <w:r>
+        <w:rPr>
+          <w:rStyle w:val="OperatorTok"/>
+        </w:rPr>
+        <w:t xml:space="preserve">...</w:t>
+      </w:r>
+      <w:r>
+        <w:rPr>
+          <w:rStyle w:val="NormalTok"/>
+        </w:rPr>
+        <w:t xml:space="preserve">] } ] }</w:t>
+      </w:r>
+      <w:r>
+        <w:br/>
+      </w:r>
+      <w:r>
+        <w:rPr>
+          <w:rStyle w:val="NormalTok"/>
+        </w:rPr>
+        <w:t xml:space="preserve">  ]</w:t>
+      </w:r>
+      <w:r>
+        <w:rPr>
+          <w:rStyle w:val="OperatorTok"/>
+        </w:rPr>
+        <w:t xml:space="preserve">,</w:t>
+      </w:r>
+      <w:r>
+        <w:br/>
+      </w:r>
+      <w:r>
+        <w:rPr>
+          <w:rStyle w:val="NormalTok"/>
+        </w:rPr>
+        <w:t xml:space="preserve">  </w:t>
+      </w:r>
+      <w:r>
+        <w:rPr>
+          <w:rStyle w:val="DataTypeTok"/>
+        </w:rPr>
+        <w:t xml:space="preserve">lessons</w:t>
+      </w:r>
+      <w:r>
+        <w:rPr>
+          <w:rStyle w:val="OperatorTok"/>
+        </w:rPr>
+        <w:t xml:space="preserve">:</w:t>
+      </w:r>
+      <w:r>
+        <w:rPr>
+          <w:rStyle w:val="NormalTok"/>
+        </w:rPr>
+        <w:t xml:space="preserve"> {</w:t>
+      </w:r>
+      <w:r>
+        <w:br/>
+      </w:r>
+      <w:r>
+        <w:rPr>
+          <w:rStyle w:val="NormalTok"/>
+        </w:rPr>
+        <w:t xml:space="preserve">    </w:t>
+      </w:r>
+      <w:r>
+        <w:rPr>
+          <w:rStyle w:val="StringTok"/>
+        </w:rPr>
+        <w:t xml:space="preserve">'1a-s2'</w:t>
+      </w:r>
+      <w:r>
+        <w:rPr>
+          <w:rStyle w:val="OperatorTok"/>
+        </w:rPr>
+        <w:t xml:space="preserve">:</w:t>
+      </w:r>
+      <w:r>
+        <w:rPr>
+          <w:rStyle w:val="NormalTok"/>
+        </w:rPr>
+        <w:t xml:space="preserve"> { </w:t>
+      </w:r>
+      <w:r>
+        <w:rPr>
+          <w:rStyle w:val="DataTypeTok"/>
+        </w:rPr>
+        <w:t xml:space="preserve">title</w:t>
+      </w:r>
+      <w:r>
+        <w:rPr>
+          <w:rStyle w:val="OperatorTok"/>
+        </w:rPr>
+        <w:t xml:space="preserve">:</w:t>
+      </w:r>
+      <w:r>
+        <w:rPr>
+          <w:rStyle w:val="StringTok"/>
+        </w:rPr>
+        <w:t xml:space="preserve">'金木水火土'</w:t>
+      </w:r>
+      <w:r>
+        <w:rPr>
+          <w:rStyle w:val="OperatorTok"/>
+        </w:rPr>
+        <w:t xml:space="preserve">,</w:t>
+      </w:r>
+      <w:r>
+        <w:rPr>
+          <w:rStyle w:val="NormalTok"/>
+        </w:rPr>
+        <w:t xml:space="preserve"> </w:t>
+      </w:r>
+      <w:r>
+        <w:rPr>
+          <w:rStyle w:val="DataTypeTok"/>
+        </w:rPr>
+        <w:t xml:space="preserve">kind</w:t>
+      </w:r>
+      <w:r>
+        <w:rPr>
+          <w:rStyle w:val="OperatorTok"/>
+        </w:rPr>
+        <w:t xml:space="preserve">:</w:t>
+      </w:r>
+      <w:r>
+        <w:rPr>
+          <w:rStyle w:val="StringTok"/>
+        </w:rPr>
+        <w:t xml:space="preserve">'识字'</w:t>
+      </w:r>
+      <w:r>
+        <w:rPr>
+          <w:rStyle w:val="OperatorTok"/>
+        </w:rPr>
+        <w:t xml:space="preserve">,</w:t>
+      </w:r>
+      <w:r>
+        <w:rPr>
+          <w:rStyle w:val="NormalTok"/>
+        </w:rPr>
+        <w:t xml:space="preserve"> </w:t>
+      </w:r>
+      <w:r>
+        <w:rPr>
+          <w:rStyle w:val="DataTypeTok"/>
+        </w:rPr>
+        <w:t xml:space="preserve">shizi</w:t>
+      </w:r>
+      <w:r>
+        <w:rPr>
+          <w:rStyle w:val="OperatorTok"/>
+        </w:rPr>
+        <w:t xml:space="preserve">:</w:t>
+      </w:r>
+      <w:r>
+        <w:rPr>
+          <w:rStyle w:val="NormalTok"/>
+        </w:rPr>
+        <w:t xml:space="preserve">[</w:t>
+      </w:r>
+      <w:r>
+        <w:rPr>
+          <w:rStyle w:val="OperatorTok"/>
+        </w:rPr>
+        <w:t xml:space="preserve">...</w:t>
+      </w:r>
+      <w:r>
+        <w:rPr>
+          <w:rStyle w:val="NormalTok"/>
+        </w:rPr>
+        <w:t xml:space="preserve">]</w:t>
+      </w:r>
+      <w:r>
+        <w:rPr>
+          <w:rStyle w:val="OperatorTok"/>
+        </w:rPr>
+        <w:t xml:space="preserve">,</w:t>
+      </w:r>
+      <w:r>
+        <w:rPr>
+          <w:rStyle w:val="NormalTok"/>
+        </w:rPr>
+        <w:t xml:space="preserve"> </w:t>
+      </w:r>
+      <w:r>
+        <w:rPr>
+          <w:rStyle w:val="DataTypeTok"/>
+        </w:rPr>
+        <w:t xml:space="preserve">xiezi</w:t>
+      </w:r>
+      <w:r>
+        <w:rPr>
+          <w:rStyle w:val="OperatorTok"/>
+        </w:rPr>
+        <w:t xml:space="preserve">:</w:t>
+      </w:r>
+      <w:r>
+        <w:rPr>
+          <w:rStyle w:val="NormalTok"/>
+        </w:rPr>
+        <w:t xml:space="preserve">[</w:t>
+      </w:r>
+      <w:r>
+        <w:rPr>
+          <w:rStyle w:val="OperatorTok"/>
+        </w:rPr>
+        <w:t xml:space="preserve">...</w:t>
+      </w:r>
+      <w:r>
+        <w:rPr>
+          <w:rStyle w:val="NormalTok"/>
+        </w:rPr>
+        <w:t xml:space="preserve">]</w:t>
+      </w:r>
+      <w:r>
+        <w:rPr>
+          <w:rStyle w:val="OperatorTok"/>
+        </w:rPr>
+        <w:t xml:space="preserve">,</w:t>
+      </w:r>
+      <w:r>
+        <w:rPr>
+          <w:rStyle w:val="NormalTok"/>
+        </w:rPr>
+        <w:t xml:space="preserve"> </w:t>
+      </w:r>
+      <w:r>
+        <w:rPr>
+          <w:rStyle w:val="DataTypeTok"/>
+        </w:rPr>
+        <w:t xml:space="preserve">words</w:t>
+      </w:r>
+      <w:r>
+        <w:rPr>
+          <w:rStyle w:val="OperatorTok"/>
+        </w:rPr>
+        <w:t xml:space="preserve">:</w:t>
+      </w:r>
+      <w:r>
+        <w:rPr>
+          <w:rStyle w:val="NormalTok"/>
+        </w:rPr>
+        <w:t xml:space="preserve">[</w:t>
+      </w:r>
+      <w:r>
+        <w:rPr>
+          <w:rStyle w:val="OperatorTok"/>
+        </w:rPr>
+        <w:t xml:space="preserve">...</w:t>
+      </w:r>
+      <w:r>
+        <w:rPr>
+          <w:rStyle w:val="NormalTok"/>
+        </w:rPr>
+        <w:t xml:space="preserve">] }</w:t>
+      </w:r>
+      <w:r>
+        <w:br/>
+      </w:r>
+      <w:r>
+        <w:rPr>
+          <w:rStyle w:val="NormalTok"/>
+        </w:rPr>
+        <w:t xml:space="preserve">  }</w:t>
+      </w:r>
+      <w:r>
+        <w:br/>
+      </w:r>
+      <w:r>
+        <w:rPr>
+          <w:rStyle w:val="NormalTok"/>
+        </w:rPr>
+        <w:t xml:space="preserve">}</w:t>
+      </w:r>
+    </w:p>
+    <w:p>
+      <w:pPr>
+        <w:numPr>
+          <w:ilvl w:val="0"/>
+          <w:numId w:val="1020"/>
+        </w:numPr>
+      </w:pPr>
       <w:r>
         <w:rPr>
           <w:bCs/>
           <w:b/>
         </w:rPr>
+        <w:t xml:space="preserve">放在主包的原因</w:t>
+      </w:r>
+      <w:r>
+        <w:t xml:space="preserve">：约 99KB，远低于主包 2MB 上限；且首页需要读取它渲染「今日一课」，而主包不能引用分包数据。因此不使用分包。</w:t>
+      </w:r>
+    </w:p>
+    <w:p>
+      <w:pPr>
+        <w:numPr>
+          <w:ilvl w:val="0"/>
+          <w:numId w:val="1020"/>
+        </w:numPr>
+      </w:pPr>
+      <w:r>
+        <w:rPr>
+          <w:bCs/>
+          <w:b/>
+        </w:rPr>
+        <w:t xml:space="preserve">交互</w:t>
+      </w:r>
+      <w:r>
+        <w:t xml:space="preserve">：选册（支持</w:t>
+      </w:r>
+      <w:r>
+        <w:t xml:space="preserve"> </w:t>
+      </w:r>
+      <w:r>
+        <w:rPr>
+          <w:rStyle w:val="VerbatimChar"/>
+        </w:rPr>
+        <w:t xml:space="preserve">?book=1a</w:t>
+      </w:r>
+      <w:r>
+        <w:t xml:space="preserve"> </w:t>
+      </w:r>
+      <w:r>
+        <w:t xml:space="preserve">直达）→ 识字/写字切换 → 单元/课列表 → 课内字网格（点单字练字）、例词（点词练词）、练本课、本课字帖；每课/单元/册提供「听写」「测试」。</w:t>
+      </w:r>
+    </w:p>
+    <w:bookmarkEnd w:id="54"/>
+    <w:bookmarkStart w:id="55" w:name="听写页-pagesdictation"/>
+    <w:p>
+      <w:pPr>
+        <w:pStyle w:val="Heading2"/>
+      </w:pPr>
+      <w:r>
+        <w:t xml:space="preserve">7.9 听写页 pages/dictation</w:t>
+      </w:r>
+    </w:p>
+    <w:p>
+      <w:pPr>
+        <w:numPr>
+          <w:ilvl w:val="0"/>
+          <w:numId w:val="1022"/>
+        </w:numPr>
+        <w:pStyle w:val="Compact"/>
+      </w:pPr>
+      <w:r>
+        <w:t xml:space="preserve">输入：</w:t>
+      </w:r>
+      <w:r>
+        <w:rPr>
+          <w:rStyle w:val="VerbatimChar"/>
+        </w:rPr>
+        <w:t xml:space="preserve">globalData.dictationChars</w:t>
+      </w:r>
+      <w:r>
+        <w:t xml:space="preserve"> </w:t>
+      </w:r>
+      <w:r>
+        <w:t xml:space="preserve">与</w:t>
+      </w:r>
+      <w:r>
+        <w:t xml:space="preserve"> </w:t>
+      </w:r>
+      <w:r>
+        <w:rPr>
+          <w:rStyle w:val="VerbatimChar"/>
+        </w:rPr>
+        <w:t xml:space="preserve">dictationTitle</w:t>
+      </w:r>
+      <w:r>
+        <w:t xml:space="preserve">（来自教材页的课/单元/册）。</w:t>
+      </w:r>
+    </w:p>
+    <w:p>
+      <w:pPr>
+        <w:numPr>
+          <w:ilvl w:val="0"/>
+          <w:numId w:val="1022"/>
+        </w:numPr>
+        <w:pStyle w:val="Compact"/>
+      </w:pPr>
+      <w:r>
+        <w:t xml:space="preserve">看拼音选字（4 选 1），自动 TTS 朗读，即时对错与计分，结束给总分；答错的字进入生字本。</w:t>
+      </w:r>
+    </w:p>
+    <w:bookmarkEnd w:id="55"/>
+    <w:bookmarkStart w:id="56" w:name="测试卷-pagesquiz"/>
+    <w:p>
+      <w:pPr>
+        <w:pStyle w:val="Heading2"/>
+      </w:pPr>
+      <w:r>
+        <w:t xml:space="preserve">7.10 测试卷 pages/quiz</w:t>
+      </w:r>
+    </w:p>
+    <w:p>
+      <w:pPr>
+        <w:numPr>
+          <w:ilvl w:val="0"/>
+          <w:numId w:val="1023"/>
+        </w:numPr>
+        <w:pStyle w:val="Compact"/>
+      </w:pPr>
+      <w:r>
+        <w:t xml:space="preserve">输入：</w:t>
+      </w:r>
+      <w:r>
+        <w:rPr>
+          <w:rStyle w:val="VerbatimChar"/>
+        </w:rPr>
+        <w:t xml:space="preserve">globalData.quizChars</w:t>
+      </w:r>
+      <w:r>
+        <w:t xml:space="preserve"> </w:t>
+      </w:r>
+      <w:r>
+        <w:t xml:space="preserve">与</w:t>
+      </w:r>
+      <w:r>
+        <w:t xml:space="preserve"> </w:t>
+      </w:r>
+      <w:r>
+        <w:rPr>
+          <w:rStyle w:val="VerbatimChar"/>
+        </w:rPr>
+        <w:t xml:space="preserve">quizTitle</w:t>
+      </w:r>
+      <w:r>
+        <w:t xml:space="preserve">。</w:t>
+      </w:r>
+    </w:p>
+    <w:p>
+      <w:pPr>
+        <w:numPr>
+          <w:ilvl w:val="0"/>
+          <w:numId w:val="1023"/>
+        </w:numPr>
+        <w:pStyle w:val="Compact"/>
+      </w:pPr>
+      <w:r>
+        <w:rPr>
+          <w:bCs/>
+          <w:b/>
+        </w:rPr>
+        <w:t xml:space="preserve">混合题型</w:t>
+      </w:r>
+      <w:r>
+        <w:t xml:space="preserve">：看拼音选字 + 看字选拼音（各约一半），随机抽 10 题。</w:t>
+      </w:r>
+    </w:p>
+    <w:p>
+      <w:pPr>
+        <w:numPr>
+          <w:ilvl w:val="0"/>
+          <w:numId w:val="1023"/>
+        </w:numPr>
+        <w:pStyle w:val="Compact"/>
+      </w:pPr>
+      <w:r>
+        <w:t xml:space="preserve">结果页列出错题，可「练错题」；错字进入生字本。</w:t>
+      </w:r>
+    </w:p>
+    <w:bookmarkEnd w:id="56"/>
+    <w:bookmarkStart w:id="57" w:name="课本古诗-pagespoem"/>
+    <w:p>
+      <w:pPr>
+        <w:pStyle w:val="Heading2"/>
+      </w:pPr>
+      <w:r>
+        <w:t xml:space="preserve">7.11 课本古诗 pages/poem</w:t>
+      </w:r>
+    </w:p>
+    <w:p>
+      <w:pPr>
+        <w:numPr>
+          <w:ilvl w:val="0"/>
+          <w:numId w:val="1024"/>
+        </w:numPr>
+        <w:pStyle w:val="Compact"/>
+      </w:pPr>
+      <w:r>
+        <w:t xml:space="preserve">数据</w:t>
+      </w:r>
+      <w:r>
+        <w:t xml:space="preserve"> </w:t>
+      </w:r>
+      <w:r>
+        <w:rPr>
+          <w:rStyle w:val="VerbatimChar"/>
+        </w:rPr>
+        <w:t xml:space="preserve">data/poems.js</w:t>
+      </w:r>
+      <w:r>
+        <w:t xml:space="preserve">（部编版课文古诗 113 首，生成）；按册浏览 → 看原文（作者/朝代/每句）→「练这首诗」（整首去重字符）或「生成字帖」。</w:t>
+      </w:r>
+    </w:p>
+    <w:bookmarkEnd w:id="57"/>
+    <w:bookmarkStart w:id="58" w:name="成语练字-pagesidiom"/>
+    <w:p>
+      <w:pPr>
+        <w:pStyle w:val="Heading2"/>
+      </w:pPr>
+      <w:r>
+        <w:t xml:space="preserve">7.12 成语练字 pages/idiom</w:t>
+      </w:r>
+    </w:p>
+    <w:p>
+      <w:pPr>
+        <w:numPr>
+          <w:ilvl w:val="0"/>
+          <w:numId w:val="1025"/>
+        </w:numPr>
+        <w:pStyle w:val="Compact"/>
+      </w:pPr>
+      <w:r>
+        <w:t xml:space="preserve">数据</w:t>
+      </w:r>
+      <w:r>
+        <w:t xml:space="preserve"> </w:t>
+      </w:r>
+      <w:r>
+        <w:rPr>
+          <w:rStyle w:val="VerbatimChar"/>
+        </w:rPr>
+        <w:t xml:space="preserve">data/idioms.js</w:t>
+      </w:r>
+      <w:r>
+        <w:t xml:space="preserve">（常用四字成语，拼音+释义）；搜索、按字练习；练字页顶部显示成语提示条。</w:t>
+      </w:r>
+    </w:p>
+    <w:bookmarkEnd w:id="58"/>
+    <w:bookmarkStart w:id="59" w:name="生字本-pagesweak"/>
+    <w:p>
+      <w:pPr>
+        <w:pStyle w:val="Heading2"/>
+      </w:pPr>
+      <w:r>
+        <w:t xml:space="preserve">7.13 生字本 pages/weak</w:t>
+      </w:r>
+    </w:p>
+    <w:p>
+      <w:pPr>
+        <w:numPr>
+          <w:ilvl w:val="0"/>
+          <w:numId w:val="1026"/>
+        </w:numPr>
+        <w:pStyle w:val="Compact"/>
+      </w:pPr>
+      <w:r>
+        <w:t xml:space="preserve">数据来自</w:t>
+      </w:r>
+      <w:r>
+        <w:t xml:space="preserve"> </w:t>
+      </w:r>
+      <w:r>
+        <w:rPr>
+          <w:rStyle w:val="VerbatimChar"/>
+        </w:rPr>
+        <w:t xml:space="preserve">storage.getWeak()</w:t>
+      </w:r>
+      <w:r>
+        <w:t xml:space="preserve">；展示错字与错误次数，支持单字练习、删除、全部练习、清空。</w:t>
+      </w:r>
+    </w:p>
+    <w:bookmarkEnd w:id="59"/>
+    <w:bookmarkStart w:id="60" w:name="自由书写-pagesscribe"/>
+    <w:p>
+      <w:pPr>
+        <w:pStyle w:val="Heading2"/>
+      </w:pPr>
+      <w:r>
+        <w:t xml:space="preserve">7.14 自由书写 pages/scribe</w:t>
+      </w:r>
+    </w:p>
+    <w:p>
+      <w:pPr>
+        <w:numPr>
+          <w:ilvl w:val="0"/>
+          <w:numId w:val="1027"/>
+        </w:numPr>
+        <w:pStyle w:val="Compact"/>
+      </w:pPr>
+      <w:r>
+        <w:rPr>
+          <w:rStyle w:val="VerbatimChar"/>
+        </w:rPr>
+        <w:t xml:space="preserve">&lt;canvas type="2d"&gt;</w:t>
+      </w:r>
+      <w:r>
+        <w:t xml:space="preserve"> </w:t>
+      </w:r>
+      <w:r>
+        <w:t xml:space="preserve">手指书写（</w:t>
+      </w:r>
+      <w:r>
+        <w:rPr>
+          <w:rStyle w:val="VerbatimChar"/>
+        </w:rPr>
+        <w:t xml:space="preserve">catchtouch*</w:t>
+      </w:r>
+      <w:r>
+        <w:t xml:space="preserve"> </w:t>
+      </w:r>
+      <w:r>
+        <w:t xml:space="preserve">防滚动）；田字格/米字范字临摹、撤销、清空、三色三粗细。</w:t>
+      </w:r>
+    </w:p>
+    <w:p>
+      <w:pPr>
+        <w:numPr>
+          <w:ilvl w:val="0"/>
+          <w:numId w:val="1027"/>
+        </w:numPr>
+        <w:pStyle w:val="Compact"/>
+      </w:pPr>
+      <w:r>
+        <w:t xml:space="preserve">保存图片到相册，或加入</w:t>
+      </w:r>
+      <w:r>
+        <w:rPr>
+          <w:bCs/>
+          <w:b/>
+        </w:rPr>
         <w:t xml:space="preserve">练习轨迹</w:t>
       </w:r>
       <w:r>
@@ -9334,8 +9575,8 @@
         <w:t xml:space="preserve">）。</w:t>
       </w:r>
     </w:p>
-    <w:bookmarkEnd w:id="59"/>
-    <w:bookmarkStart w:id="60" w:name="练习轨迹-pagestraj"/>
+    <w:bookmarkEnd w:id="60"/>
+    <w:bookmarkStart w:id="61" w:name="练习轨迹-pagestraj"/>
     <w:p>
       <w:pPr>
         <w:pStyle w:val="Heading2"/>
@@ -9348,7 +9589,7 @@
       <w:pPr>
         <w:numPr>
           <w:ilvl w:val="0"/>
-          <w:numId w:val="1027"/>
+          <w:numId w:val="1028"/>
         </w:numPr>
         <w:pStyle w:val="Compact"/>
       </w:pPr>
@@ -9380,8 +9621,8 @@
         <w:t xml:space="preserve">，最多 100 张），支持预览、删除、清空。</w:t>
       </w:r>
     </w:p>
-    <w:bookmarkEnd w:id="60"/>
-    <w:bookmarkStart w:id="61" w:name="关于-pagesabout"/>
+    <w:bookmarkEnd w:id="61"/>
+    <w:bookmarkStart w:id="62" w:name="关于-pagesabout"/>
     <w:p>
       <w:pPr>
         <w:pStyle w:val="Heading2"/>
@@ -9394,7 +9635,7 @@
       <w:pPr>
         <w:numPr>
           <w:ilvl w:val="0"/>
-          <w:numId w:val="1028"/>
+          <w:numId w:val="1029"/>
         </w:numPr>
         <w:pStyle w:val="Compact"/>
       </w:pPr>
@@ -9410,9 +9651,9 @@
         <w:t xml:space="preserve">数据许可：教材字表数据集未声明 LICENSE，字表/拼音属事实性数据。正式发布前请自行核对或与作者确认授权。</w:t>
       </w:r>
     </w:p>
-    <w:bookmarkEnd w:id="61"/>
     <w:bookmarkEnd w:id="62"/>
-    <w:bookmarkStart w:id="63" w:name="笔画数据结构"/>
+    <w:bookmarkEnd w:id="63"/>
+    <w:bookmarkStart w:id="64" w:name="笔画数据结构"/>
     <w:p>
       <w:pPr>
         <w:pStyle w:val="Heading1"/>
@@ -9644,8 +9885,8 @@
         <w:t xml:space="preserve">数据来源：Make Me A Hanzi，经 chanind 微调；许可为 Arphic Public License。</w:t>
       </w:r>
     </w:p>
-    <w:bookmarkEnd w:id="63"/>
-    <w:bookmarkStart w:id="68" w:name="包体与性能"/>
+    <w:bookmarkEnd w:id="64"/>
+    <w:bookmarkStart w:id="69" w:name="包体与性能"/>
     <w:p>
       <w:pPr>
         <w:pStyle w:val="Heading1"/>
@@ -9654,7 +9895,7 @@
         <w:t xml:space="preserve">9. 包体与性能</w:t>
       </w:r>
     </w:p>
-    <w:bookmarkStart w:id="64" w:name="微信包体限制"/>
+    <w:bookmarkStart w:id="65" w:name="微信包体限制"/>
     <w:p>
       <w:pPr>
         <w:pStyle w:val="Heading2"/>
@@ -9667,7 +9908,7 @@
       <w:pPr>
         <w:numPr>
           <w:ilvl w:val="0"/>
-          <w:numId w:val="1029"/>
+          <w:numId w:val="1030"/>
         </w:numPr>
         <w:pStyle w:val="Compact"/>
       </w:pPr>
@@ -9679,7 +9920,7 @@
       <w:pPr>
         <w:numPr>
           <w:ilvl w:val="0"/>
-          <w:numId w:val="1029"/>
+          <w:numId w:val="1030"/>
         </w:numPr>
         <w:pStyle w:val="Compact"/>
       </w:pPr>
@@ -9691,7 +9932,7 @@
       <w:pPr>
         <w:numPr>
           <w:ilvl w:val="0"/>
-          <w:numId w:val="1029"/>
+          <w:numId w:val="1030"/>
         </w:numPr>
         <w:pStyle w:val="Compact"/>
       </w:pPr>
@@ -9699,8 +9940,8 @@
         <w:t xml:space="preserve">所有分包合计 ≤ 20MB</w:t>
       </w:r>
     </w:p>
-    <w:bookmarkEnd w:id="64"/>
-    <w:bookmarkStart w:id="65" w:name="为什么不能全量内置字库"/>
+    <w:bookmarkEnd w:id="65"/>
+    <w:bookmarkStart w:id="66" w:name="为什么不能全量内置字库"/>
     <w:p>
       <w:pPr>
         <w:pStyle w:val="Heading2"/>
@@ -9717,8 +9958,8 @@
         <w:t xml:space="preserve">全量约 9000+ 字，总体积十几 MB 以上，会突破主包/分包限制，且首次下载体验差。</w:t>
       </w:r>
     </w:p>
-    <w:bookmarkEnd w:id="65"/>
-    <w:bookmarkStart w:id="66" w:name="优化策略"/>
+    <w:bookmarkEnd w:id="66"/>
+    <w:bookmarkStart w:id="67" w:name="优化策略"/>
     <w:p>
       <w:pPr>
         <w:pStyle w:val="Heading2"/>
@@ -9731,7 +9972,7 @@
       <w:pPr>
         <w:numPr>
           <w:ilvl w:val="0"/>
-          <w:numId w:val="1030"/>
+          <w:numId w:val="1031"/>
         </w:numPr>
         <w:pStyle w:val="Compact"/>
       </w:pPr>
@@ -9750,7 +9991,7 @@
       <w:pPr>
         <w:numPr>
           <w:ilvl w:val="0"/>
-          <w:numId w:val="1030"/>
+          <w:numId w:val="1031"/>
         </w:numPr>
         <w:pStyle w:val="Compact"/>
       </w:pPr>
@@ -9778,7 +10019,7 @@
       <w:pPr>
         <w:numPr>
           <w:ilvl w:val="0"/>
-          <w:numId w:val="1030"/>
+          <w:numId w:val="1031"/>
         </w:numPr>
         <w:pStyle w:val="Compact"/>
       </w:pPr>
@@ -9797,7 +10038,7 @@
       <w:pPr>
         <w:numPr>
           <w:ilvl w:val="0"/>
-          <w:numId w:val="1030"/>
+          <w:numId w:val="1031"/>
         </w:numPr>
         <w:pStyle w:val="Compact"/>
       </w:pPr>
@@ -9816,7 +10057,7 @@
       <w:pPr>
         <w:numPr>
           <w:ilvl w:val="0"/>
-          <w:numId w:val="1030"/>
+          <w:numId w:val="1031"/>
         </w:numPr>
         <w:pStyle w:val="Compact"/>
       </w:pPr>
@@ -9836,8 +10077,8 @@
         <w:t xml:space="preserve">，不占 npm 构建环节。</w:t>
       </w:r>
     </w:p>
-    <w:bookmarkEnd w:id="66"/>
-    <w:bookmarkStart w:id="67" w:name="当前主包体积构成参考"/>
+    <w:bookmarkEnd w:id="67"/>
+    <w:bookmarkStart w:id="68" w:name="当前主包体积构成参考"/>
     <w:p>
       <w:pPr>
         <w:pStyle w:val="Heading2"/>
@@ -10085,9 +10326,9 @@
         <w:t xml:space="preserve">整体约 340KB，远低于主包 2MB 上限；笔画数据始终走远程 + 缓存，不打包。</w:t>
       </w:r>
     </w:p>
-    <w:bookmarkEnd w:id="67"/>
     <w:bookmarkEnd w:id="68"/>
-    <w:bookmarkStart w:id="69" w:name="合规与变现"/>
+    <w:bookmarkEnd w:id="69"/>
+    <w:bookmarkStart w:id="70" w:name="合规与变现"/>
     <w:p>
       <w:pPr>
         <w:pStyle w:val="Heading1"/>
@@ -10267,8 +10508,8 @@
         </w:tc>
       </w:tr>
     </w:tbl>
-    <w:bookmarkEnd w:id="69"/>
-    <w:bookmarkStart w:id="73" w:name="测试上线发布与真机调试清单"/>
+    <w:bookmarkEnd w:id="70"/>
+    <w:bookmarkStart w:id="74" w:name="测试上线发布与真机调试清单"/>
     <w:p>
       <w:pPr>
         <w:pStyle w:val="Heading1"/>
@@ -10277,7 +10518,7 @@
         <w:t xml:space="preserve">11. 测试、上线发布与真机调试清单</w:t>
       </w:r>
     </w:p>
-    <w:bookmarkStart w:id="70" w:name="本地功能验证"/>
+    <w:bookmarkStart w:id="71" w:name="本地功能验证"/>
     <w:p>
       <w:pPr>
         <w:pStyle w:val="Heading2"/>
@@ -10290,7 +10531,7 @@
       <w:pPr>
         <w:numPr>
           <w:ilvl w:val="0"/>
-          <w:numId w:val="1031"/>
+          <w:numId w:val="1032"/>
         </w:numPr>
         <w:pStyle w:val="Compact"/>
       </w:pPr>
@@ -10302,7 +10543,7 @@
       <w:pPr>
         <w:numPr>
           <w:ilvl w:val="0"/>
-          <w:numId w:val="1031"/>
+          <w:numId w:val="1032"/>
         </w:numPr>
         <w:pStyle w:val="Compact"/>
       </w:pPr>
@@ -10314,7 +10555,7 @@
       <w:pPr>
         <w:numPr>
           <w:ilvl w:val="0"/>
-          <w:numId w:val="1031"/>
+          <w:numId w:val="1032"/>
         </w:numPr>
         <w:pStyle w:val="Compact"/>
       </w:pPr>
@@ -10326,7 +10567,7 @@
       <w:pPr>
         <w:numPr>
           <w:ilvl w:val="0"/>
-          <w:numId w:val="1031"/>
+          <w:numId w:val="1032"/>
         </w:numPr>
         <w:pStyle w:val="Compact"/>
       </w:pPr>
@@ -10338,7 +10579,7 @@
       <w:pPr>
         <w:numPr>
           <w:ilvl w:val="0"/>
-          <w:numId w:val="1031"/>
+          <w:numId w:val="1032"/>
         </w:numPr>
         <w:pStyle w:val="Compact"/>
       </w:pPr>
@@ -10350,7 +10591,7 @@
       <w:pPr>
         <w:numPr>
           <w:ilvl w:val="0"/>
-          <w:numId w:val="1031"/>
+          <w:numId w:val="1032"/>
         </w:numPr>
         <w:pStyle w:val="Compact"/>
       </w:pPr>
@@ -10362,7 +10603,7 @@
       <w:pPr>
         <w:numPr>
           <w:ilvl w:val="0"/>
-          <w:numId w:val="1031"/>
+          <w:numId w:val="1032"/>
         </w:numPr>
         <w:pStyle w:val="Compact"/>
       </w:pPr>
@@ -10374,7 +10615,7 @@
       <w:pPr>
         <w:numPr>
           <w:ilvl w:val="0"/>
-          <w:numId w:val="1031"/>
+          <w:numId w:val="1032"/>
         </w:numPr>
         <w:pStyle w:val="Compact"/>
       </w:pPr>
@@ -10386,7 +10627,7 @@
       <w:pPr>
         <w:numPr>
           <w:ilvl w:val="0"/>
-          <w:numId w:val="1031"/>
+          <w:numId w:val="1032"/>
         </w:numPr>
         <w:pStyle w:val="Compact"/>
       </w:pPr>
@@ -10398,7 +10639,7 @@
       <w:pPr>
         <w:numPr>
           <w:ilvl w:val="0"/>
-          <w:numId w:val="1031"/>
+          <w:numId w:val="1032"/>
         </w:numPr>
         <w:pStyle w:val="Compact"/>
       </w:pPr>
@@ -10410,7 +10651,7 @@
       <w:pPr>
         <w:numPr>
           <w:ilvl w:val="0"/>
-          <w:numId w:val="1031"/>
+          <w:numId w:val="1032"/>
         </w:numPr>
         <w:pStyle w:val="Compact"/>
       </w:pPr>
@@ -10422,7 +10663,7 @@
       <w:pPr>
         <w:numPr>
           <w:ilvl w:val="0"/>
-          <w:numId w:val="1031"/>
+          <w:numId w:val="1032"/>
         </w:numPr>
         <w:pStyle w:val="Compact"/>
       </w:pPr>
@@ -10434,7 +10675,7 @@
       <w:pPr>
         <w:numPr>
           <w:ilvl w:val="0"/>
-          <w:numId w:val="1031"/>
+          <w:numId w:val="1032"/>
         </w:numPr>
         <w:pStyle w:val="Compact"/>
       </w:pPr>
@@ -10446,7 +10687,7 @@
       <w:pPr>
         <w:numPr>
           <w:ilvl w:val="0"/>
-          <w:numId w:val="1031"/>
+          <w:numId w:val="1032"/>
         </w:numPr>
         <w:pStyle w:val="Compact"/>
       </w:pPr>
@@ -10454,8 +10695,8 @@
         <w:t xml:space="preserve">☐ 主包体积在限制范围内。</w:t>
       </w:r>
     </w:p>
-    <w:bookmarkEnd w:id="70"/>
-    <w:bookmarkStart w:id="71" w:name="上线发布检查"/>
+    <w:bookmarkEnd w:id="71"/>
+    <w:bookmarkStart w:id="72" w:name="上线发布检查"/>
     <w:p>
       <w:pPr>
         <w:pStyle w:val="Heading2"/>
@@ -10468,7 +10709,7 @@
       <w:pPr>
         <w:numPr>
           <w:ilvl w:val="0"/>
-          <w:numId w:val="1032"/>
+          <w:numId w:val="1033"/>
         </w:numPr>
         <w:pStyle w:val="Compact"/>
       </w:pPr>
@@ -10510,7 +10751,7 @@
       <w:pPr>
         <w:numPr>
           <w:ilvl w:val="0"/>
-          <w:numId w:val="1032"/>
+          <w:numId w:val="1033"/>
         </w:numPr>
         <w:pStyle w:val="Compact"/>
       </w:pPr>
@@ -10550,7 +10791,7 @@
       <w:pPr>
         <w:numPr>
           <w:ilvl w:val="0"/>
-          <w:numId w:val="1032"/>
+          <w:numId w:val="1033"/>
         </w:numPr>
         <w:pStyle w:val="Compact"/>
       </w:pPr>
@@ -10562,7 +10803,7 @@
       <w:pPr>
         <w:numPr>
           <w:ilvl w:val="0"/>
-          <w:numId w:val="1032"/>
+          <w:numId w:val="1033"/>
         </w:numPr>
         <w:pStyle w:val="Compact"/>
       </w:pPr>
@@ -10574,7 +10815,7 @@
       <w:pPr>
         <w:numPr>
           <w:ilvl w:val="0"/>
-          <w:numId w:val="1032"/>
+          <w:numId w:val="1033"/>
         </w:numPr>
         <w:pStyle w:val="Compact"/>
       </w:pPr>
@@ -10586,7 +10827,7 @@
       <w:pPr>
         <w:numPr>
           <w:ilvl w:val="0"/>
-          <w:numId w:val="1032"/>
+          <w:numId w:val="1033"/>
         </w:numPr>
         <w:pStyle w:val="Compact"/>
       </w:pPr>
@@ -10598,7 +10839,7 @@
       <w:pPr>
         <w:numPr>
           <w:ilvl w:val="0"/>
-          <w:numId w:val="1032"/>
+          <w:numId w:val="1033"/>
         </w:numPr>
         <w:pStyle w:val="Compact"/>
       </w:pPr>
@@ -10606,8 +10847,8 @@
         <w:t xml:space="preserve">☐ 上传体验版/正式版后，主包/分包体积与预览二维码均正常。</w:t>
       </w:r>
     </w:p>
-    <w:bookmarkEnd w:id="71"/>
-    <w:bookmarkStart w:id="72" w:name="linux-真机预览排查清单"/>
+    <w:bookmarkEnd w:id="72"/>
+    <w:bookmarkStart w:id="73" w:name="linux-真机预览排查清单"/>
     <w:p>
       <w:pPr>
         <w:pStyle w:val="Heading2"/>
@@ -10620,7 +10861,7 @@
       <w:pPr>
         <w:numPr>
           <w:ilvl w:val="0"/>
-          <w:numId w:val="1033"/>
+          <w:numId w:val="1034"/>
         </w:numPr>
         <w:pStyle w:val="Compact"/>
       </w:pPr>
@@ -10644,7 +10885,7 @@
       <w:pPr>
         <w:numPr>
           <w:ilvl w:val="0"/>
-          <w:numId w:val="1033"/>
+          <w:numId w:val="1034"/>
         </w:numPr>
         <w:pStyle w:val="Compact"/>
       </w:pPr>
@@ -10656,7 +10897,7 @@
       <w:pPr>
         <w:numPr>
           <w:ilvl w:val="0"/>
-          <w:numId w:val="1033"/>
+          <w:numId w:val="1034"/>
         </w:numPr>
         <w:pStyle w:val="Compact"/>
       </w:pPr>
@@ -10668,7 +10909,7 @@
       <w:pPr>
         <w:numPr>
           <w:ilvl w:val="0"/>
-          <w:numId w:val="1033"/>
+          <w:numId w:val="1034"/>
         </w:numPr>
         <w:pStyle w:val="Compact"/>
       </w:pPr>
@@ -10680,7 +10921,7 @@
       <w:pPr>
         <w:numPr>
           <w:ilvl w:val="0"/>
-          <w:numId w:val="1033"/>
+          <w:numId w:val="1034"/>
         </w:numPr>
         <w:pStyle w:val="Compact"/>
       </w:pPr>
@@ -10692,7 +10933,7 @@
       <w:pPr>
         <w:numPr>
           <w:ilvl w:val="0"/>
-          <w:numId w:val="1033"/>
+          <w:numId w:val="1034"/>
         </w:numPr>
         <w:pStyle w:val="Compact"/>
       </w:pPr>
@@ -10704,7 +10945,7 @@
       <w:pPr>
         <w:numPr>
           <w:ilvl w:val="0"/>
-          <w:numId w:val="1033"/>
+          <w:numId w:val="1034"/>
         </w:numPr>
         <w:pStyle w:val="Compact"/>
       </w:pPr>
@@ -10731,7 +10972,7 @@
       <w:pPr>
         <w:numPr>
           <w:ilvl w:val="0"/>
-          <w:numId w:val="1033"/>
+          <w:numId w:val="1034"/>
         </w:numPr>
         <w:pStyle w:val="Compact"/>
       </w:pPr>
@@ -10739,9 +10980,9 @@
         <w:t xml:space="preserve">☐ 备用方案：Linux 工具不可用/受限时，可在 Windows/macOS 官方工具中打开同一仓库继续开发。</w:t>
       </w:r>
     </w:p>
-    <w:bookmarkEnd w:id="72"/>
     <w:bookmarkEnd w:id="73"/>
-    <w:bookmarkStart w:id="74" w:name="后续迭代路线图"/>
+    <w:bookmarkEnd w:id="74"/>
+    <w:bookmarkStart w:id="75" w:name="后续迭代路线图"/>
     <w:p>
       <w:pPr>
         <w:pStyle w:val="Heading1"/>
@@ -10770,7 +11011,7 @@
       <w:pPr>
         <w:numPr>
           <w:ilvl w:val="0"/>
-          <w:numId w:val="1034"/>
+          <w:numId w:val="1035"/>
         </w:numPr>
         <w:pStyle w:val="Compact"/>
       </w:pPr>
@@ -10782,7 +11023,7 @@
       <w:pPr>
         <w:numPr>
           <w:ilvl w:val="0"/>
-          <w:numId w:val="1034"/>
+          <w:numId w:val="1035"/>
         </w:numPr>
         <w:pStyle w:val="Compact"/>
       </w:pPr>
@@ -10794,7 +11035,7 @@
       <w:pPr>
         <w:numPr>
           <w:ilvl w:val="0"/>
-          <w:numId w:val="1034"/>
+          <w:numId w:val="1035"/>
         </w:numPr>
         <w:pStyle w:val="Compact"/>
       </w:pPr>
@@ -10806,7 +11047,7 @@
       <w:pPr>
         <w:numPr>
           <w:ilvl w:val="0"/>
-          <w:numId w:val="1034"/>
+          <w:numId w:val="1035"/>
         </w:numPr>
         <w:pStyle w:val="Compact"/>
       </w:pPr>
@@ -10830,7 +11071,7 @@
       <w:pPr>
         <w:numPr>
           <w:ilvl w:val="0"/>
-          <w:numId w:val="1034"/>
+          <w:numId w:val="1035"/>
         </w:numPr>
         <w:pStyle w:val="Compact"/>
       </w:pPr>
@@ -10842,7 +11083,7 @@
       <w:pPr>
         <w:numPr>
           <w:ilvl w:val="0"/>
-          <w:numId w:val="1034"/>
+          <w:numId w:val="1035"/>
         </w:numPr>
         <w:pStyle w:val="Compact"/>
       </w:pPr>
@@ -10862,8 +11103,8 @@
         <w:t xml:space="preserve">。</w:t>
       </w:r>
     </w:p>
-    <w:bookmarkEnd w:id="74"/>
-    <w:bookmarkStart w:id="75" w:name="常见问题faq"/>
+    <w:bookmarkEnd w:id="75"/>
+    <w:bookmarkStart w:id="76" w:name="常见问题faq"/>
     <w:p>
       <w:pPr>
         <w:pStyle w:val="Heading1"/>
@@ -11294,8 +11535,8 @@
         <w:t xml:space="preserve">验证；首次保存需授予相册权限（已做引导到设置）。</w:t>
       </w:r>
     </w:p>
-    <w:bookmarkEnd w:id="75"/>
-    <w:bookmarkStart w:id="76" w:name="开源协议"/>
+    <w:bookmarkEnd w:id="76"/>
+    <w:bookmarkStart w:id="77" w:name="开源协议"/>
     <w:p>
       <w:pPr>
         <w:pStyle w:val="Heading1"/>
@@ -11308,7 +11549,7 @@
       <w:pPr>
         <w:numPr>
           <w:ilvl w:val="0"/>
-          <w:numId w:val="1035"/>
+          <w:numId w:val="1036"/>
         </w:numPr>
         <w:pStyle w:val="Compact"/>
       </w:pPr>
@@ -11332,7 +11573,7 @@
       <w:pPr>
         <w:numPr>
           <w:ilvl w:val="0"/>
-          <w:numId w:val="1035"/>
+          <w:numId w:val="1036"/>
         </w:numPr>
         <w:pStyle w:val="Compact"/>
       </w:pPr>
@@ -11344,7 +11585,7 @@
       <w:pPr>
         <w:numPr>
           <w:ilvl w:val="0"/>
-          <w:numId w:val="1035"/>
+          <w:numId w:val="1036"/>
         </w:numPr>
         <w:pStyle w:val="Compact"/>
       </w:pPr>
@@ -11356,7 +11597,7 @@
       <w:pPr>
         <w:numPr>
           <w:ilvl w:val="0"/>
-          <w:numId w:val="1035"/>
+          <w:numId w:val="1036"/>
         </w:numPr>
         <w:pStyle w:val="Compact"/>
       </w:pPr>
@@ -11383,7 +11624,7 @@
       <w:pPr>
         <w:numPr>
           <w:ilvl w:val="0"/>
-          <w:numId w:val="1035"/>
+          <w:numId w:val="1036"/>
         </w:numPr>
         <w:pStyle w:val="Compact"/>
       </w:pPr>
@@ -11403,7 +11644,7 @@
         <w:t xml:space="preserve">内的 hanzi-writer 已针对小程序做兼容修补（Path2D、全局解析）。</w:t>
       </w:r>
     </w:p>
-    <w:bookmarkEnd w:id="76"/>
+    <w:bookmarkEnd w:id="77"/>
     <w:sectPr/>
   </w:body>
 </w:document>
@@ -11870,6 +12111,9 @@
     <w:abstractNumId w:val="991"/>
   </w:num>
   <w:num w:numId="1030">
+    <w:abstractNumId w:val="991"/>
+  </w:num>
+  <w:num w:numId="1031">
     <w:abstractNumId w:val="99411"/>
     <w:lvlOverride w:ilvl="0">
       <w:startOverride w:val="1"/>
@@ -11899,9 +12143,6 @@
       <w:startOverride w:val="1"/>
     </w:lvlOverride>
   </w:num>
-  <w:num w:numId="1031">
-    <w:abstractNumId w:val="991"/>
-  </w:num>
   <w:num w:numId="1032">
     <w:abstractNumId w:val="991"/>
   </w:num>
@@ -11909,6 +12150,9 @@
     <w:abstractNumId w:val="991"/>
   </w:num>
   <w:num w:numId="1034">
+    <w:abstractNumId w:val="991"/>
+  </w:num>
+  <w:num w:numId="1035">
     <w:abstractNumId w:val="99411"/>
     <w:lvlOverride w:ilvl="0">
       <w:startOverride w:val="1"/>
@@ -11938,7 +12182,7 @@
       <w:startOverride w:val="1"/>
     </w:lvlOverride>
   </w:num>
-  <w:num w:numId="1035">
+  <w:num w:numId="1036">
     <w:abstractNumId w:val="991"/>
   </w:num>
 </w:numbering>

--- a/docs/开发文档.docx
+++ b/docs/开发文档.docx
@@ -1737,6 +1737,15 @@
         <w:rPr>
           <w:rStyle w:val="VerbatimChar"/>
         </w:rPr>
+        <w:t xml:space="preserve">│   ├── themeChars.js           # 课本汉字按主题归类（生成，字库分类用）</w:t>
+      </w:r>
+      <w:r>
+        <w:br/>
+      </w:r>
+      <w:r>
+        <w:rPr>
+          <w:rStyle w:val="VerbatimChar"/>
+        </w:rPr>
         <w:t xml:space="preserve">│   └── embedded.js             # 可选：内置笔画数据（默认空）</w:t>
       </w:r>
       <w:r>
@@ -7301,6 +7310,77 @@
           <w:bCs/>
           <w:b/>
         </w:rPr>
+        <w:t xml:space="preserve">主题分类字表</w:t>
+      </w:r>
+      <w:r>
+        <w:t xml:space="preserve">：由</w:t>
+      </w:r>
+      <w:r>
+        <w:t xml:space="preserve"> </w:t>
+      </w:r>
+      <w:r>
+        <w:rPr>
+          <w:rStyle w:val="VerbatimChar"/>
+        </w:rPr>
+        <w:t xml:space="preserve">tools/gen-themes.mjs</w:t>
+      </w:r>
+      <w:r>
+        <w:t xml:space="preserve"> </w:t>
+      </w:r>
+      <w:r>
+        <w:t xml:space="preserve">把</w:t>
+      </w:r>
+      <w:r>
+        <w:rPr>
+          <w:bCs/>
+          <w:b/>
+        </w:rPr>
+        <w:t xml:space="preserve">课本汉字按主题归类</w:t>
+      </w:r>
+      <w:r>
+        <w:t xml:space="preserve">，生成</w:t>
+      </w:r>
+      <w:r>
+        <w:t xml:space="preserve"> </w:t>
+      </w:r>
+      <w:r>
+        <w:rPr>
+          <w:rStyle w:val="VerbatimChar"/>
+        </w:rPr>
+        <w:t xml:space="preserve">data/themeChars.js</w:t>
+      </w:r>
+      <w:r>
+        <w:t xml:space="preserve">（入门基础 / 日常常用 / 自然万物 / 品德修养 / 古诗名句），字库分类即读取它；语义分类为启发式，可扩充</w:t>
+      </w:r>
+      <w:r>
+        <w:t xml:space="preserve"> </w:t>
+      </w:r>
+      <w:r>
+        <w:rPr>
+          <w:rStyle w:val="VerbatimChar"/>
+        </w:rPr>
+        <w:t xml:space="preserve">SEEDS</w:t>
+      </w:r>
+      <w:r>
+        <w:t xml:space="preserve"> </w:t>
+      </w:r>
+      <w:r>
+        <w:t xml:space="preserve">词表重跑。</w:t>
+      </w:r>
+    </w:p>
+    <w:p>
+      <w:pPr>
+        <w:numPr>
+          <w:ilvl w:val="0"/>
+          <w:numId w:val="1012"/>
+        </w:numPr>
+        <w:pStyle w:val="Compact"/>
+      </w:pPr>
+      <w:r>
+        <w:rPr>
+          <w:bCs/>
+          <w:b/>
+        </w:rPr>
         <w:t xml:space="preserve">笔画数据</w:t>
       </w:r>
       <w:r>
@@ -7676,19 +7756,16 @@
         <w:t xml:space="preserve">按主题</w:t>
       </w:r>
       <w:r>
-        <w:t xml:space="preserve">：来自</w:t>
-      </w:r>
-      <w:r>
-        <w:t xml:space="preserve"> </w:t>
-      </w:r>
-      <w:r>
-        <w:rPr>
-          <w:rStyle w:val="VerbatimChar"/>
-        </w:rPr>
-        <w:t xml:space="preserve">data/commonChars.js</w:t>
-      </w:r>
-      <w:r>
-        <w:t xml:space="preserve">，点分类跳</w:t>
+        <w:t xml:space="preserve">：入门基础 / 日常常用 / 自然万物 / 品德修养 / 古诗名句，字表由课本汉字按主题归类生成（</w:t>
+      </w:r>
+      <w:r>
+        <w:rPr>
+          <w:rStyle w:val="VerbatimChar"/>
+        </w:rPr>
+        <w:t xml:space="preserve">data/themeChars.js</w:t>
+      </w:r>
+      <w:r>
+        <w:t xml:space="preserve">，见 6.5），点分类跳</w:t>
       </w:r>
       <w:r>
         <w:t xml:space="preserve"> </w:t>

--- a/docs/开发文档.docx
+++ b/docs/开发文档.docx
@@ -7862,7 +7862,36 @@
         <w:pStyle w:val="Compact"/>
       </w:pPr>
       <w:r>
-        <w:t xml:space="preserve">4 列网格展示汉字，点击把整个分类列表写入</w:t>
+        <w:rPr>
+          <w:bCs/>
+          <w:b/>
+        </w:rPr>
+        <w:t xml:space="preserve">分页展示</w:t>
+      </w:r>
+      <w:r>
+        <w:t xml:space="preserve">：每页 24 字（4 列 × 6 行），底部「上一页 / 第 x / y 页 / 下一页」，翻页回到顶部。</w:t>
+      </w:r>
+    </w:p>
+    <w:p>
+      <w:pPr>
+        <w:numPr>
+          <w:ilvl w:val="0"/>
+          <w:numId w:val="1015"/>
+        </w:numPr>
+        <w:pStyle w:val="Compact"/>
+      </w:pPr>
+      <w:r>
+        <w:t xml:space="preserve">点击某字把</w:t>
+      </w:r>
+      <w:r>
+        <w:rPr>
+          <w:bCs/>
+          <w:b/>
+        </w:rPr>
+        <w:t xml:space="preserve">整个分类列表</w:t>
+      </w:r>
+      <w:r>
+        <w:t xml:space="preserve">写入</w:t>
       </w:r>
       <w:r>
         <w:t xml:space="preserve"> </w:t>
@@ -7874,10 +7903,7 @@
         <w:t xml:space="preserve">globalData.practiceList</w:t>
       </w:r>
       <w:r>
-        <w:t xml:space="preserve"> </w:t>
-      </w:r>
-      <w:r>
-        <w:t xml:space="preserve">并进入练字页。</w:t>
+        <w:t xml:space="preserve">（练字页可循环切换），索引为该字位置。</w:t>
       </w:r>
     </w:p>
     <w:p>

--- a/docs/开发文档.docx
+++ b/docs/开发文档.docx
@@ -7943,6 +7943,47 @@
       </w:r>
       <w:r>
         <w:t xml:space="preserve">）。</w:t>
+      </w:r>
+    </w:p>
+    <w:p>
+      <w:pPr>
+        <w:numPr>
+          <w:ilvl w:val="0"/>
+          <w:numId w:val="1015"/>
+        </w:numPr>
+        <w:pStyle w:val="Compact"/>
+      </w:pPr>
+      <w:r>
+        <w:rPr>
+          <w:bCs/>
+          <w:b/>
+        </w:rPr>
+        <w:t xml:space="preserve">古诗名句特殊</w:t>
+      </w:r>
+      <w:r>
+        <w:t xml:space="preserve">：该分类不使用字网格分页，而是「</w:t>
+      </w:r>
+      <w:r>
+        <w:rPr>
+          <w:bCs/>
+          <w:b/>
+        </w:rPr>
+        <w:t xml:space="preserve">一首诗一页</w:t>
+      </w:r>
+      <w:r>
+        <w:t xml:space="preserve">」（数据</w:t>
+      </w:r>
+      <w:r>
+        <w:t xml:space="preserve"> </w:t>
+      </w:r>
+      <w:r>
+        <w:rPr>
+          <w:rStyle w:val="VerbatimChar"/>
+        </w:rPr>
+        <w:t xml:space="preserve">data/poems.js</w:t>
+      </w:r>
+      <w:r>
+        <w:t xml:space="preserve">），可「上一首 / 下一首」翻页；诗中每个字可点（进入整首练习），并提供「练这首诗」「生成字帖」。</w:t>
       </w:r>
     </w:p>
     <w:bookmarkEnd w:id="49"/>

--- a/docs/开发文档.docx
+++ b/docs/开发文档.docx
@@ -8117,6 +8117,76 @@
       </w:r>
       <w:r>
         <w:t xml:space="preserve">等待画布就绪。</w:t>
+      </w:r>
+    </w:p>
+    <w:p>
+      <w:pPr>
+        <w:numPr>
+          <w:ilvl w:val="0"/>
+          <w:numId w:val="1016"/>
+        </w:numPr>
+        <w:pStyle w:val="Compact"/>
+      </w:pPr>
+      <w:r>
+        <w:rPr>
+          <w:bCs/>
+          <w:b/>
+        </w:rPr>
+        <w:t xml:space="preserve">单实例复用</w:t>
+      </w:r>
+      <w:r>
+        <w:t xml:space="preserve">：全程只创建一个 hanzi-writer 实例，切换汉字用</w:t>
+      </w:r>
+      <w:r>
+        <w:t xml:space="preserve"> </w:t>
+      </w:r>
+      <w:r>
+        <w:rPr>
+          <w:rStyle w:val="VerbatimChar"/>
+        </w:rPr>
+        <w:t xml:space="preserve">setCharacter()</w:t>
+      </w:r>
+      <w:r>
+        <w:t xml:space="preserve">（内部会</w:t>
+      </w:r>
+      <w:r>
+        <w:t xml:space="preserve"> </w:t>
+      </w:r>
+      <w:r>
+        <w:rPr>
+          <w:rStyle w:val="VerbatimChar"/>
+        </w:rPr>
+        <w:t xml:space="preserve">cancelAll</w:t>
+      </w:r>
+      <w:r>
+        <w:t xml:space="preserve"> </w:t>
+      </w:r>
+      <w:r>
+        <w:t xml:space="preserve">取消上一次动画），</w:t>
+      </w:r>
+      <w:r>
+        <w:rPr>
+          <w:rStyle w:val="VerbatimChar"/>
+        </w:rPr>
+        <w:t xml:space="preserve">onUnload</w:t>
+      </w:r>
+      <w:r>
+        <w:t xml:space="preserve"> </w:t>
+      </w:r>
+      <w:r>
+        <w:t xml:space="preserve">才</w:t>
+      </w:r>
+      <w:r>
+        <w:t xml:space="preserve"> </w:t>
+      </w:r>
+      <w:r>
+        <w:rPr>
+          <w:rStyle w:val="VerbatimChar"/>
+        </w:rPr>
+        <w:t xml:space="preserve">destroy()</w:t>
+      </w:r>
+      <w:r>
+        <w:t xml:space="preserve">；避免多实例在同一画布同时渲染（表现为“同时画好几个字”）。</w:t>
       </w:r>
     </w:p>
     <w:p>

--- a/docs/开发文档.docx
+++ b/docs/开发文档.docx
@@ -8356,7 +8356,76 @@
         <w:pStyle w:val="Compact"/>
       </w:pPr>
       <w:r>
-        <w:t xml:space="preserve">参数：格子样式、列数、行数。</w:t>
+        <w:rPr>
+          <w:bCs/>
+          <w:b/>
+        </w:rPr>
+        <w:t xml:space="preserve">两种排版</w:t>
+      </w:r>
+      <w:r>
+        <w:t xml:space="preserve">：</w:t>
+      </w:r>
+    </w:p>
+    <w:p>
+      <w:pPr>
+        <w:numPr>
+          <w:ilvl w:val="1"/>
+          <w:numId w:val="1018"/>
+        </w:numPr>
+        <w:pStyle w:val="Compact"/>
+      </w:pPr>
+      <w:r>
+        <w:rPr>
+          <w:bCs/>
+          <w:b/>
+        </w:rPr>
+        <w:t xml:space="preserve">字表排版</w:t>
+      </w:r>
+      <w:r>
+        <w:t xml:space="preserve">：字网格，参数为格子样式、列数、行数（首行深色、其余浅色描红）。</w:t>
+      </w:r>
+    </w:p>
+    <w:p>
+      <w:pPr>
+        <w:numPr>
+          <w:ilvl w:val="1"/>
+          <w:numId w:val="1018"/>
+        </w:numPr>
+        <w:pStyle w:val="Compact"/>
+      </w:pPr>
+      <w:r>
+        <w:rPr>
+          <w:bCs/>
+          <w:b/>
+        </w:rPr>
+        <w:t xml:space="preserve">诗句排版</w:t>
+      </w:r>
+      <w:r>
+        <w:t xml:space="preserve">：传入</w:t>
+      </w:r>
+      <w:r>
+        <w:t xml:space="preserve"> </w:t>
+      </w:r>
+      <w:r>
+        <w:rPr>
+          <w:rStyle w:val="VerbatimChar"/>
+        </w:rPr>
+        <w:t xml:space="preserve">globalData.worksheetPoem</w:t>
+      </w:r>
+      <w:r>
+        <w:t xml:space="preserve">（含</w:t>
+      </w:r>
+      <w:r>
+        <w:t xml:space="preserve"> </w:t>
+      </w:r>
+      <w:r>
+        <w:rPr>
+          <w:rStyle w:val="VerbatimChar"/>
+        </w:rPr>
+        <w:t xml:space="preserve">lines</w:t>
+      </w:r>
+      <w:r>
+        <w:t xml:space="preserve">）时可用；每句一行、每字一格，可选 0/1/2 行描红；诗句之间留行距。来自古诗分类/古诗页/字帖模板。</w:t>
       </w:r>
     </w:p>
     <w:p>
@@ -8377,7 +8446,7 @@
         <w:t xml:space="preserve"> </w:t>
       </w:r>
       <w:r>
-        <w:t xml:space="preserve">绘制：标题、日期、格子、范字（首行深色、其余浅色描红）。</w:t>
+        <w:t xml:space="preserve">绘制：标题（诗句排版显示诗题与朝代·作者）、日期、格子、范字。</w:t>
       </w:r>
     </w:p>
     <w:p>
@@ -8448,7 +8517,7 @@
       <w:pPr>
         <w:numPr>
           <w:ilvl w:val="0"/>
-          <w:numId w:val="1018"/>
+          <w:numId w:val="1019"/>
         </w:numPr>
         <w:pStyle w:val="Compact"/>
       </w:pPr>
@@ -8472,7 +8541,7 @@
       <w:pPr>
         <w:numPr>
           <w:ilvl w:val="0"/>
-          <w:numId w:val="1018"/>
+          <w:numId w:val="1019"/>
         </w:numPr>
         <w:pStyle w:val="Compact"/>
       </w:pPr>
@@ -8521,7 +8590,7 @@
       <w:pPr>
         <w:numPr>
           <w:ilvl w:val="0"/>
-          <w:numId w:val="1019"/>
+          <w:numId w:val="1020"/>
         </w:numPr>
         <w:pStyle w:val="Compact"/>
       </w:pPr>
@@ -8542,7 +8611,7 @@
       <w:pPr>
         <w:numPr>
           <w:ilvl w:val="0"/>
-          <w:numId w:val="1019"/>
+          <w:numId w:val="1020"/>
         </w:numPr>
         <w:pStyle w:val="Compact"/>
       </w:pPr>
@@ -8554,7 +8623,7 @@
       <w:pPr>
         <w:numPr>
           <w:ilvl w:val="0"/>
-          <w:numId w:val="1019"/>
+          <w:numId w:val="1020"/>
         </w:numPr>
         <w:pStyle w:val="Compact"/>
       </w:pPr>
@@ -8596,7 +8665,7 @@
       <w:pPr>
         <w:numPr>
           <w:ilvl w:val="0"/>
-          <w:numId w:val="1019"/>
+          <w:numId w:val="1020"/>
         </w:numPr>
         <w:pStyle w:val="Compact"/>
       </w:pPr>
@@ -8618,7 +8687,7 @@
       <w:pPr>
         <w:numPr>
           <w:ilvl w:val="0"/>
-          <w:numId w:val="1020"/>
+          <w:numId w:val="1021"/>
         </w:numPr>
       </w:pPr>
       <w:r>
@@ -8687,7 +8756,7 @@
       <w:pPr>
         <w:numPr>
           <w:ilvl w:val="0"/>
-          <w:numId w:val="1020"/>
+          <w:numId w:val="1021"/>
         </w:numPr>
       </w:pPr>
       <w:r>
@@ -8705,7 +8774,7 @@
       <w:pPr>
         <w:numPr>
           <w:ilvl w:val="0"/>
-          <w:numId w:val="1020"/>
+          <w:numId w:val="1021"/>
         </w:numPr>
       </w:pPr>
       <w:r>
@@ -8723,43 +8792,43 @@
       <w:pPr>
         <w:numPr>
           <w:ilvl w:val="1"/>
+          <w:numId w:val="1022"/>
+        </w:numPr>
+        <w:pStyle w:val="Compact"/>
+      </w:pPr>
+      <w:r>
+        <w:rPr>
+          <w:rStyle w:val="VerbatimChar"/>
+        </w:rPr>
+        <w:t xml:space="preserve">data/textbook.js</w:t>
+      </w:r>
+      <w:r>
+        <w:t xml:space="preserve">：册/单元/课 + 识字表/写字表/例词</w:t>
+      </w:r>
+    </w:p>
+    <w:p>
+      <w:pPr>
+        <w:numPr>
+          <w:ilvl w:val="1"/>
+          <w:numId w:val="1022"/>
+        </w:numPr>
+        <w:pStyle w:val="Compact"/>
+      </w:pPr>
+      <w:r>
+        <w:rPr>
+          <w:rStyle w:val="VerbatimChar"/>
+        </w:rPr>
+        <w:t xml:space="preserve">data/textbookPinyin.js</w:t>
+      </w:r>
+      <w:r>
+        <w:t xml:space="preserve">：2999 字拼音表</w:t>
+      </w:r>
+    </w:p>
+    <w:p>
+      <w:pPr>
+        <w:numPr>
+          <w:ilvl w:val="0"/>
           <w:numId w:val="1021"/>
-        </w:numPr>
-        <w:pStyle w:val="Compact"/>
-      </w:pPr>
-      <w:r>
-        <w:rPr>
-          <w:rStyle w:val="VerbatimChar"/>
-        </w:rPr>
-        <w:t xml:space="preserve">data/textbook.js</w:t>
-      </w:r>
-      <w:r>
-        <w:t xml:space="preserve">：册/单元/课 + 识字表/写字表/例词</w:t>
-      </w:r>
-    </w:p>
-    <w:p>
-      <w:pPr>
-        <w:numPr>
-          <w:ilvl w:val="1"/>
-          <w:numId w:val="1021"/>
-        </w:numPr>
-        <w:pStyle w:val="Compact"/>
-      </w:pPr>
-      <w:r>
-        <w:rPr>
-          <w:rStyle w:val="VerbatimChar"/>
-        </w:rPr>
-        <w:t xml:space="preserve">data/textbookPinyin.js</w:t>
-      </w:r>
-      <w:r>
-        <w:t xml:space="preserve">：2999 字拼音表</w:t>
-      </w:r>
-    </w:p>
-    <w:p>
-      <w:pPr>
-        <w:numPr>
-          <w:ilvl w:val="0"/>
-          <w:numId w:val="1020"/>
         </w:numPr>
       </w:pPr>
       <w:r>
@@ -9431,7 +9500,7 @@
       <w:pPr>
         <w:numPr>
           <w:ilvl w:val="0"/>
-          <w:numId w:val="1020"/>
+          <w:numId w:val="1021"/>
         </w:numPr>
       </w:pPr>
       <w:r>
@@ -9449,7 +9518,7 @@
       <w:pPr>
         <w:numPr>
           <w:ilvl w:val="0"/>
-          <w:numId w:val="1020"/>
+          <w:numId w:val="1021"/>
         </w:numPr>
       </w:pPr>
       <w:r>
@@ -9492,7 +9561,7 @@
       <w:pPr>
         <w:numPr>
           <w:ilvl w:val="0"/>
-          <w:numId w:val="1022"/>
+          <w:numId w:val="1023"/>
         </w:numPr>
         <w:pStyle w:val="Compact"/>
       </w:pPr>
@@ -9528,7 +9597,7 @@
       <w:pPr>
         <w:numPr>
           <w:ilvl w:val="0"/>
-          <w:numId w:val="1022"/>
+          <w:numId w:val="1023"/>
         </w:numPr>
         <w:pStyle w:val="Compact"/>
       </w:pPr>
@@ -9550,7 +9619,7 @@
       <w:pPr>
         <w:numPr>
           <w:ilvl w:val="0"/>
-          <w:numId w:val="1023"/>
+          <w:numId w:val="1024"/>
         </w:numPr>
         <w:pStyle w:val="Compact"/>
       </w:pPr>
@@ -9586,7 +9655,7 @@
       <w:pPr>
         <w:numPr>
           <w:ilvl w:val="0"/>
-          <w:numId w:val="1023"/>
+          <w:numId w:val="1024"/>
         </w:numPr>
         <w:pStyle w:val="Compact"/>
       </w:pPr>
@@ -9605,7 +9674,7 @@
       <w:pPr>
         <w:numPr>
           <w:ilvl w:val="0"/>
-          <w:numId w:val="1023"/>
+          <w:numId w:val="1024"/>
         </w:numPr>
         <w:pStyle w:val="Compact"/>
       </w:pPr>
@@ -9627,7 +9696,7 @@
       <w:pPr>
         <w:numPr>
           <w:ilvl w:val="0"/>
-          <w:numId w:val="1024"/>
+          <w:numId w:val="1025"/>
         </w:numPr>
         <w:pStyle w:val="Compact"/>
       </w:pPr>
@@ -9661,7 +9730,7 @@
       <w:pPr>
         <w:numPr>
           <w:ilvl w:val="0"/>
-          <w:numId w:val="1025"/>
+          <w:numId w:val="1026"/>
         </w:numPr>
         <w:pStyle w:val="Compact"/>
       </w:pPr>
@@ -9695,7 +9764,7 @@
       <w:pPr>
         <w:numPr>
           <w:ilvl w:val="0"/>
-          <w:numId w:val="1026"/>
+          <w:numId w:val="1027"/>
         </w:numPr>
         <w:pStyle w:val="Compact"/>
       </w:pPr>
@@ -9729,7 +9798,7 @@
       <w:pPr>
         <w:numPr>
           <w:ilvl w:val="0"/>
-          <w:numId w:val="1027"/>
+          <w:numId w:val="1028"/>
         </w:numPr>
         <w:pStyle w:val="Compact"/>
       </w:pPr>
@@ -9762,7 +9831,7 @@
       <w:pPr>
         <w:numPr>
           <w:ilvl w:val="0"/>
-          <w:numId w:val="1027"/>
+          <w:numId w:val="1028"/>
         </w:numPr>
         <w:pStyle w:val="Compact"/>
       </w:pPr>
@@ -9803,7 +9872,7 @@
       <w:pPr>
         <w:numPr>
           <w:ilvl w:val="0"/>
-          <w:numId w:val="1028"/>
+          <w:numId w:val="1029"/>
         </w:numPr>
         <w:pStyle w:val="Compact"/>
       </w:pPr>
@@ -9849,7 +9918,7 @@
       <w:pPr>
         <w:numPr>
           <w:ilvl w:val="0"/>
-          <w:numId w:val="1029"/>
+          <w:numId w:val="1030"/>
         </w:numPr>
         <w:pStyle w:val="Compact"/>
       </w:pPr>
@@ -10122,7 +10191,7 @@
       <w:pPr>
         <w:numPr>
           <w:ilvl w:val="0"/>
-          <w:numId w:val="1030"/>
+          <w:numId w:val="1031"/>
         </w:numPr>
         <w:pStyle w:val="Compact"/>
       </w:pPr>
@@ -10134,7 +10203,7 @@
       <w:pPr>
         <w:numPr>
           <w:ilvl w:val="0"/>
-          <w:numId w:val="1030"/>
+          <w:numId w:val="1031"/>
         </w:numPr>
         <w:pStyle w:val="Compact"/>
       </w:pPr>
@@ -10146,7 +10215,7 @@
       <w:pPr>
         <w:numPr>
           <w:ilvl w:val="0"/>
-          <w:numId w:val="1030"/>
+          <w:numId w:val="1031"/>
         </w:numPr>
         <w:pStyle w:val="Compact"/>
       </w:pPr>
@@ -10186,7 +10255,7 @@
       <w:pPr>
         <w:numPr>
           <w:ilvl w:val="0"/>
-          <w:numId w:val="1031"/>
+          <w:numId w:val="1032"/>
         </w:numPr>
         <w:pStyle w:val="Compact"/>
       </w:pPr>
@@ -10205,7 +10274,7 @@
       <w:pPr>
         <w:numPr>
           <w:ilvl w:val="0"/>
-          <w:numId w:val="1031"/>
+          <w:numId w:val="1032"/>
         </w:numPr>
         <w:pStyle w:val="Compact"/>
       </w:pPr>
@@ -10233,7 +10302,7 @@
       <w:pPr>
         <w:numPr>
           <w:ilvl w:val="0"/>
-          <w:numId w:val="1031"/>
+          <w:numId w:val="1032"/>
         </w:numPr>
         <w:pStyle w:val="Compact"/>
       </w:pPr>
@@ -10252,7 +10321,7 @@
       <w:pPr>
         <w:numPr>
           <w:ilvl w:val="0"/>
-          <w:numId w:val="1031"/>
+          <w:numId w:val="1032"/>
         </w:numPr>
         <w:pStyle w:val="Compact"/>
       </w:pPr>
@@ -10271,7 +10340,7 @@
       <w:pPr>
         <w:numPr>
           <w:ilvl w:val="0"/>
-          <w:numId w:val="1031"/>
+          <w:numId w:val="1032"/>
         </w:numPr>
         <w:pStyle w:val="Compact"/>
       </w:pPr>
@@ -10745,7 +10814,7 @@
       <w:pPr>
         <w:numPr>
           <w:ilvl w:val="0"/>
-          <w:numId w:val="1032"/>
+          <w:numId w:val="1033"/>
         </w:numPr>
         <w:pStyle w:val="Compact"/>
       </w:pPr>
@@ -10757,7 +10826,7 @@
       <w:pPr>
         <w:numPr>
           <w:ilvl w:val="0"/>
-          <w:numId w:val="1032"/>
+          <w:numId w:val="1033"/>
         </w:numPr>
         <w:pStyle w:val="Compact"/>
       </w:pPr>
@@ -10769,7 +10838,7 @@
       <w:pPr>
         <w:numPr>
           <w:ilvl w:val="0"/>
-          <w:numId w:val="1032"/>
+          <w:numId w:val="1033"/>
         </w:numPr>
         <w:pStyle w:val="Compact"/>
       </w:pPr>
@@ -10781,7 +10850,7 @@
       <w:pPr>
         <w:numPr>
           <w:ilvl w:val="0"/>
-          <w:numId w:val="1032"/>
+          <w:numId w:val="1033"/>
         </w:numPr>
         <w:pStyle w:val="Compact"/>
       </w:pPr>
@@ -10793,7 +10862,7 @@
       <w:pPr>
         <w:numPr>
           <w:ilvl w:val="0"/>
-          <w:numId w:val="1032"/>
+          <w:numId w:val="1033"/>
         </w:numPr>
         <w:pStyle w:val="Compact"/>
       </w:pPr>
@@ -10805,7 +10874,7 @@
       <w:pPr>
         <w:numPr>
           <w:ilvl w:val="0"/>
-          <w:numId w:val="1032"/>
+          <w:numId w:val="1033"/>
         </w:numPr>
         <w:pStyle w:val="Compact"/>
       </w:pPr>
@@ -10817,7 +10886,7 @@
       <w:pPr>
         <w:numPr>
           <w:ilvl w:val="0"/>
-          <w:numId w:val="1032"/>
+          <w:numId w:val="1033"/>
         </w:numPr>
         <w:pStyle w:val="Compact"/>
       </w:pPr>
@@ -10829,7 +10898,7 @@
       <w:pPr>
         <w:numPr>
           <w:ilvl w:val="0"/>
-          <w:numId w:val="1032"/>
+          <w:numId w:val="1033"/>
         </w:numPr>
         <w:pStyle w:val="Compact"/>
       </w:pPr>
@@ -10841,7 +10910,7 @@
       <w:pPr>
         <w:numPr>
           <w:ilvl w:val="0"/>
-          <w:numId w:val="1032"/>
+          <w:numId w:val="1033"/>
         </w:numPr>
         <w:pStyle w:val="Compact"/>
       </w:pPr>
@@ -10853,7 +10922,7 @@
       <w:pPr>
         <w:numPr>
           <w:ilvl w:val="0"/>
-          <w:numId w:val="1032"/>
+          <w:numId w:val="1033"/>
         </w:numPr>
         <w:pStyle w:val="Compact"/>
       </w:pPr>
@@ -10865,7 +10934,7 @@
       <w:pPr>
         <w:numPr>
           <w:ilvl w:val="0"/>
-          <w:numId w:val="1032"/>
+          <w:numId w:val="1033"/>
         </w:numPr>
         <w:pStyle w:val="Compact"/>
       </w:pPr>
@@ -10877,7 +10946,7 @@
       <w:pPr>
         <w:numPr>
           <w:ilvl w:val="0"/>
-          <w:numId w:val="1032"/>
+          <w:numId w:val="1033"/>
         </w:numPr>
         <w:pStyle w:val="Compact"/>
       </w:pPr>
@@ -10889,7 +10958,7 @@
       <w:pPr>
         <w:numPr>
           <w:ilvl w:val="0"/>
-          <w:numId w:val="1032"/>
+          <w:numId w:val="1033"/>
         </w:numPr>
         <w:pStyle w:val="Compact"/>
       </w:pPr>
@@ -10901,7 +10970,7 @@
       <w:pPr>
         <w:numPr>
           <w:ilvl w:val="0"/>
-          <w:numId w:val="1032"/>
+          <w:numId w:val="1033"/>
         </w:numPr>
         <w:pStyle w:val="Compact"/>
       </w:pPr>
@@ -10923,7 +10992,7 @@
       <w:pPr>
         <w:numPr>
           <w:ilvl w:val="0"/>
-          <w:numId w:val="1033"/>
+          <w:numId w:val="1034"/>
         </w:numPr>
         <w:pStyle w:val="Compact"/>
       </w:pPr>
@@ -10965,7 +11034,7 @@
       <w:pPr>
         <w:numPr>
           <w:ilvl w:val="0"/>
-          <w:numId w:val="1033"/>
+          <w:numId w:val="1034"/>
         </w:numPr>
         <w:pStyle w:val="Compact"/>
       </w:pPr>
@@ -11005,7 +11074,7 @@
       <w:pPr>
         <w:numPr>
           <w:ilvl w:val="0"/>
-          <w:numId w:val="1033"/>
+          <w:numId w:val="1034"/>
         </w:numPr>
         <w:pStyle w:val="Compact"/>
       </w:pPr>
@@ -11017,7 +11086,7 @@
       <w:pPr>
         <w:numPr>
           <w:ilvl w:val="0"/>
-          <w:numId w:val="1033"/>
+          <w:numId w:val="1034"/>
         </w:numPr>
         <w:pStyle w:val="Compact"/>
       </w:pPr>
@@ -11029,7 +11098,7 @@
       <w:pPr>
         <w:numPr>
           <w:ilvl w:val="0"/>
-          <w:numId w:val="1033"/>
+          <w:numId w:val="1034"/>
         </w:numPr>
         <w:pStyle w:val="Compact"/>
       </w:pPr>
@@ -11041,7 +11110,7 @@
       <w:pPr>
         <w:numPr>
           <w:ilvl w:val="0"/>
-          <w:numId w:val="1033"/>
+          <w:numId w:val="1034"/>
         </w:numPr>
         <w:pStyle w:val="Compact"/>
       </w:pPr>
@@ -11053,7 +11122,7 @@
       <w:pPr>
         <w:numPr>
           <w:ilvl w:val="0"/>
-          <w:numId w:val="1033"/>
+          <w:numId w:val="1034"/>
         </w:numPr>
         <w:pStyle w:val="Compact"/>
       </w:pPr>
@@ -11075,7 +11144,7 @@
       <w:pPr>
         <w:numPr>
           <w:ilvl w:val="0"/>
-          <w:numId w:val="1034"/>
+          <w:numId w:val="1035"/>
         </w:numPr>
         <w:pStyle w:val="Compact"/>
       </w:pPr>
@@ -11099,7 +11168,7 @@
       <w:pPr>
         <w:numPr>
           <w:ilvl w:val="0"/>
-          <w:numId w:val="1034"/>
+          <w:numId w:val="1035"/>
         </w:numPr>
         <w:pStyle w:val="Compact"/>
       </w:pPr>
@@ -11111,7 +11180,7 @@
       <w:pPr>
         <w:numPr>
           <w:ilvl w:val="0"/>
-          <w:numId w:val="1034"/>
+          <w:numId w:val="1035"/>
         </w:numPr>
         <w:pStyle w:val="Compact"/>
       </w:pPr>
@@ -11123,7 +11192,7 @@
       <w:pPr>
         <w:numPr>
           <w:ilvl w:val="0"/>
-          <w:numId w:val="1034"/>
+          <w:numId w:val="1035"/>
         </w:numPr>
         <w:pStyle w:val="Compact"/>
       </w:pPr>
@@ -11135,7 +11204,7 @@
       <w:pPr>
         <w:numPr>
           <w:ilvl w:val="0"/>
-          <w:numId w:val="1034"/>
+          <w:numId w:val="1035"/>
         </w:numPr>
         <w:pStyle w:val="Compact"/>
       </w:pPr>
@@ -11147,7 +11216,7 @@
       <w:pPr>
         <w:numPr>
           <w:ilvl w:val="0"/>
-          <w:numId w:val="1034"/>
+          <w:numId w:val="1035"/>
         </w:numPr>
         <w:pStyle w:val="Compact"/>
       </w:pPr>
@@ -11159,7 +11228,7 @@
       <w:pPr>
         <w:numPr>
           <w:ilvl w:val="0"/>
-          <w:numId w:val="1034"/>
+          <w:numId w:val="1035"/>
         </w:numPr>
         <w:pStyle w:val="Compact"/>
       </w:pPr>
@@ -11186,7 +11255,7 @@
       <w:pPr>
         <w:numPr>
           <w:ilvl w:val="0"/>
-          <w:numId w:val="1034"/>
+          <w:numId w:val="1035"/>
         </w:numPr>
         <w:pStyle w:val="Compact"/>
       </w:pPr>
@@ -11225,7 +11294,7 @@
       <w:pPr>
         <w:numPr>
           <w:ilvl w:val="0"/>
-          <w:numId w:val="1035"/>
+          <w:numId w:val="1036"/>
         </w:numPr>
         <w:pStyle w:val="Compact"/>
       </w:pPr>
@@ -11237,7 +11306,7 @@
       <w:pPr>
         <w:numPr>
           <w:ilvl w:val="0"/>
-          <w:numId w:val="1035"/>
+          <w:numId w:val="1036"/>
         </w:numPr>
         <w:pStyle w:val="Compact"/>
       </w:pPr>
@@ -11249,7 +11318,7 @@
       <w:pPr>
         <w:numPr>
           <w:ilvl w:val="0"/>
-          <w:numId w:val="1035"/>
+          <w:numId w:val="1036"/>
         </w:numPr>
         <w:pStyle w:val="Compact"/>
       </w:pPr>
@@ -11261,7 +11330,7 @@
       <w:pPr>
         <w:numPr>
           <w:ilvl w:val="0"/>
-          <w:numId w:val="1035"/>
+          <w:numId w:val="1036"/>
         </w:numPr>
         <w:pStyle w:val="Compact"/>
       </w:pPr>
@@ -11285,7 +11354,7 @@
       <w:pPr>
         <w:numPr>
           <w:ilvl w:val="0"/>
-          <w:numId w:val="1035"/>
+          <w:numId w:val="1036"/>
         </w:numPr>
         <w:pStyle w:val="Compact"/>
       </w:pPr>
@@ -11297,7 +11366,7 @@
       <w:pPr>
         <w:numPr>
           <w:ilvl w:val="0"/>
-          <w:numId w:val="1035"/>
+          <w:numId w:val="1036"/>
         </w:numPr>
         <w:pStyle w:val="Compact"/>
       </w:pPr>
@@ -11763,7 +11832,7 @@
       <w:pPr>
         <w:numPr>
           <w:ilvl w:val="0"/>
-          <w:numId w:val="1036"/>
+          <w:numId w:val="1037"/>
         </w:numPr>
         <w:pStyle w:val="Compact"/>
       </w:pPr>
@@ -11787,7 +11856,7 @@
       <w:pPr>
         <w:numPr>
           <w:ilvl w:val="0"/>
-          <w:numId w:val="1036"/>
+          <w:numId w:val="1037"/>
         </w:numPr>
         <w:pStyle w:val="Compact"/>
       </w:pPr>
@@ -11799,7 +11868,7 @@
       <w:pPr>
         <w:numPr>
           <w:ilvl w:val="0"/>
-          <w:numId w:val="1036"/>
+          <w:numId w:val="1037"/>
         </w:numPr>
         <w:pStyle w:val="Compact"/>
       </w:pPr>
@@ -11811,7 +11880,7 @@
       <w:pPr>
         <w:numPr>
           <w:ilvl w:val="0"/>
-          <w:numId w:val="1036"/>
+          <w:numId w:val="1037"/>
         </w:numPr>
         <w:pStyle w:val="Compact"/>
       </w:pPr>
@@ -11838,7 +11907,7 @@
       <w:pPr>
         <w:numPr>
           <w:ilvl w:val="0"/>
-          <w:numId w:val="1036"/>
+          <w:numId w:val="1037"/>
         </w:numPr>
         <w:pStyle w:val="Compact"/>
       </w:pPr>
@@ -12328,6 +12397,9 @@
     <w:abstractNumId w:val="991"/>
   </w:num>
   <w:num w:numId="1031">
+    <w:abstractNumId w:val="991"/>
+  </w:num>
+  <w:num w:numId="1032">
     <w:abstractNumId w:val="99411"/>
     <w:lvlOverride w:ilvl="0">
       <w:startOverride w:val="1"/>
@@ -12357,9 +12429,6 @@
       <w:startOverride w:val="1"/>
     </w:lvlOverride>
   </w:num>
-  <w:num w:numId="1032">
-    <w:abstractNumId w:val="991"/>
-  </w:num>
   <w:num w:numId="1033">
     <w:abstractNumId w:val="991"/>
   </w:num>
@@ -12367,6 +12436,9 @@
     <w:abstractNumId w:val="991"/>
   </w:num>
   <w:num w:numId="1035">
+    <w:abstractNumId w:val="991"/>
+  </w:num>
+  <w:num w:numId="1036">
     <w:abstractNumId w:val="99411"/>
     <w:lvlOverride w:ilvl="0">
       <w:startOverride w:val="1"/>
@@ -12396,7 +12468,7 @@
       <w:startOverride w:val="1"/>
     </w:lvlOverride>
   </w:num>
-  <w:num w:numId="1036">
+  <w:num w:numId="1037">
     <w:abstractNumId w:val="991"/>
   </w:num>
 </w:numbering>

--- a/docs/开发文档.docx
+++ b/docs/开发文档.docx
@@ -1683,7 +1683,16 @@
         <w:rPr>
           <w:rStyle w:val="VerbatimChar"/>
         </w:rPr>
-        <w:t xml:space="preserve">│   ├── charInfo.js             # 本地小字典（拼音/部首/结构/组词/释义）</w:t>
+        <w:t xml:space="preserve">│   ├── charInfo.js             # 手工精校小字典（约 120 字）</w:t>
+      </w:r>
+      <w:r>
+        <w:br/>
+      </w:r>
+      <w:r>
+        <w:rPr>
+          <w:rStyle w:val="VerbatimChar"/>
+        </w:rPr>
+        <w:t xml:space="preserve">│   ├── charDict.js             # 汉字字典：拼音/部首/笔画/结构/释义（生成）</w:t>
       </w:r>
       <w:r>
         <w:br/>
@@ -7427,16 +7436,31 @@
         <w:t xml:space="preserve">data/idioms.js</w:t>
       </w:r>
       <w:r>
-        <w:t xml:space="preserve">（成语）、</w:t>
-      </w:r>
-      <w:r>
-        <w:rPr>
-          <w:rStyle w:val="VerbatimChar"/>
-        </w:rPr>
-        <w:t xml:space="preserve">data/charInfo.js</w:t>
-      </w:r>
-      <w:r>
-        <w:t xml:space="preserve">（字典）为手工整理，不在生成脚本内。</w:t>
+        <w:t xml:space="preserve">（成语）由手工整理；</w:t>
+      </w:r>
+      <w:r>
+        <w:rPr>
+          <w:rStyle w:val="VerbatimChar"/>
+        </w:rPr>
+        <w:t xml:space="preserve">data/charDict.js</w:t>
+      </w:r>
+      <w:r>
+        <w:t xml:space="preserve">（拼音/部首/笔画/结构/释义）由</w:t>
+      </w:r>
+      <w:r>
+        <w:t xml:space="preserve"> </w:t>
+      </w:r>
+      <w:r>
+        <w:rPr>
+          <w:rStyle w:val="VerbatimChar"/>
+        </w:rPr>
+        <w:t xml:space="preserve">tools/gen-dict.mjs</w:t>
+      </w:r>
+      <w:r>
+        <w:t xml:space="preserve"> </w:t>
+      </w:r>
+      <w:r>
+        <w:t xml:space="preserve">生成（chinese-xinhua + makemeahanzi）。</w:t>
       </w:r>
     </w:p>
     <w:p>
@@ -8198,7 +8222,10 @@
         <w:pStyle w:val="Compact"/>
       </w:pPr>
       <w:r>
-        <w:t xml:space="preserve">汉字详情：</w:t>
+        <w:t xml:space="preserve">汉字详情：优先</w:t>
+      </w:r>
+      <w:r>
+        <w:t xml:space="preserve"> </w:t>
       </w:r>
       <w:r>
         <w:rPr>
@@ -8207,10 +8234,19 @@
         <w:t xml:space="preserve">data/charInfo.js</w:t>
       </w:r>
       <w:r>
-        <w:t xml:space="preserve"> </w:t>
-      </w:r>
-      <w:r>
-        <w:t xml:space="preserve">提供拼音/部首/结构/组词/释义；笔画数取自笔画数据</w:t>
+        <w:t xml:space="preserve">（手工精校，含组词），缺失字段回退</w:t>
+      </w:r>
+      <w:r>
+        <w:t xml:space="preserve"> </w:t>
+      </w:r>
+      <w:r>
+        <w:rPr>
+          <w:rStyle w:val="VerbatimChar"/>
+        </w:rPr>
+        <w:t xml:space="preserve">data/charDict.js</w:t>
+      </w:r>
+      <w:r>
+        <w:t xml:space="preserve">（全量：拼音/部首/笔画/结构/释义）；笔画数优先取笔画数据</w:t>
       </w:r>
       <w:r>
         <w:t xml:space="preserve"> </w:t>

--- a/docs/开发文档.docx
+++ b/docs/开发文档.docx
@@ -8089,7 +8089,87 @@
         <w:pStyle w:val="Compact"/>
       </w:pPr>
       <w:r>
-        <w:t xml:space="preserve">交互：模式（演示/描红/测验）、多格子样式（田/米/回宫/横线/无）、上一个/下一个（循环）、再写一遍、收藏、朗读、书写、海报、字帖。</w:t>
+        <w:t xml:space="preserve">交互：模式（演示/描红/测验）、多格子样式（田/米/回宫/横线/无）、</w:t>
+      </w:r>
+      <w:r>
+        <w:rPr>
+          <w:bCs/>
+          <w:b/>
+        </w:rPr>
+        <w:t xml:space="preserve">笔（铅笔/钢笔/毛笔，仅描红·测验）</w:t>
+      </w:r>
+      <w:r>
+        <w:t xml:space="preserve">、上一个/下一个（循环）、再写一遍、收藏、朗读、书写、海报、字帖。</w:t>
+      </w:r>
+    </w:p>
+    <w:p>
+      <w:pPr>
+        <w:numPr>
+          <w:ilvl w:val="0"/>
+          <w:numId w:val="1016"/>
+        </w:numPr>
+        <w:pStyle w:val="Compact"/>
+      </w:pPr>
+      <w:r>
+        <w:t xml:space="preserve">笔色/笔宽：hanzi-writer 的</w:t>
+      </w:r>
+      <w:r>
+        <w:t xml:space="preserve"> </w:t>
+      </w:r>
+      <w:r>
+        <w:rPr>
+          <w:rStyle w:val="VerbatimChar"/>
+        </w:rPr>
+        <w:t xml:space="preserve">drawingColor</w:t>
+      </w:r>
+      <w:r>
+        <w:t xml:space="preserve">/</w:t>
+      </w:r>
+      <w:r>
+        <w:rPr>
+          <w:rStyle w:val="VerbatimChar"/>
+        </w:rPr>
+        <w:t xml:space="preserve">drawingWidth</w:t>
+      </w:r>
+      <w:r>
+        <w:t xml:space="preserve"> </w:t>
+      </w:r>
+      <w:r>
+        <w:t xml:space="preserve">在实例创建时确定，切换笔时</w:t>
+      </w:r>
+      <w:r>
+        <w:rPr>
+          <w:bCs/>
+          <w:b/>
+        </w:rPr>
+        <w:t xml:space="preserve">重建一次画布</w:t>
+      </w:r>
+      <w:r>
+        <w:t xml:space="preserve">；偏好持久化（</w:t>
+      </w:r>
+      <w:r>
+        <w:rPr>
+          <w:rStyle w:val="VerbatimChar"/>
+        </w:rPr>
+        <w:t xml:space="preserve">storage</w:t>
+      </w:r>
+      <w:r>
+        <w:t xml:space="preserve"> </w:t>
+      </w:r>
+      <w:r>
+        <w:t xml:space="preserve">的</w:t>
+      </w:r>
+      <w:r>
+        <w:t xml:space="preserve"> </w:t>
+      </w:r>
+      <w:r>
+        <w:rPr>
+          <w:rStyle w:val="VerbatimChar"/>
+        </w:rPr>
+        <w:t xml:space="preserve">pen</w:t>
+      </w:r>
+      <w:r>
+        <w:t xml:space="preserve">）。</w:t>
       </w:r>
     </w:p>
     <w:p>

--- a/docs/开发文档.docx
+++ b/docs/开发文档.docx
@@ -6803,6 +6803,73 @@
         <w:t xml:space="preserve">安全解析。</w:t>
       </w:r>
     </w:p>
+    <w:p>
+      <w:pPr>
+        <w:numPr>
+          <w:ilvl w:val="0"/>
+          <w:numId w:val="1010"/>
+        </w:numPr>
+        <w:pStyle w:val="Compact"/>
+      </w:pPr>
+      <w:r>
+        <w:rPr>
+          <w:bCs/>
+          <w:b/>
+        </w:rPr>
+        <w:t xml:space="preserve">用户笔画渲染</w:t>
+      </w:r>
+      <w:r>
+        <w:t xml:space="preserve">：改造</w:t>
+      </w:r>
+      <w:r>
+        <w:t xml:space="preserve"> </w:t>
+      </w:r>
+      <w:r>
+        <w:rPr>
+          <w:rStyle w:val="VerbatimChar"/>
+        </w:rPr>
+        <w:t xml:space="preserve">renderUserStroke</w:t>
+      </w:r>
+      <w:r>
+        <w:t xml:space="preserve"> </w:t>
+      </w:r>
+      <w:r>
+        <w:t xml:space="preserve">为变速变宽的水墨笔迹；并在 wrapper 中透传</w:t>
+      </w:r>
+      <w:r>
+        <w:t xml:space="preserve"> </w:t>
+      </w:r>
+      <w:r>
+        <w:rPr>
+          <w:rStyle w:val="VerbatimChar"/>
+        </w:rPr>
+        <w:t xml:space="preserve">drawingWidth</w:t>
+      </w:r>
+      <w:r>
+        <w:t xml:space="preserve">/</w:t>
+      </w:r>
+      <w:r>
+        <w:rPr>
+          <w:rStyle w:val="VerbatimChar"/>
+        </w:rPr>
+        <w:t xml:space="preserve">penType</w:t>
+      </w:r>
+      <w:r>
+        <w:t xml:space="preserve">（原生 wrapper 未透传</w:t>
+      </w:r>
+      <w:r>
+        <w:t xml:space="preserve"> </w:t>
+      </w:r>
+      <w:r>
+        <w:rPr>
+          <w:rStyle w:val="VerbatimChar"/>
+        </w:rPr>
+        <w:t xml:space="preserve">drawingWidth</w:t>
+      </w:r>
+      <w:r>
+        <w:t xml:space="preserve">）。</w:t>
+      </w:r>
+    </w:p>
     <w:bookmarkEnd w:id="41"/>
     <w:bookmarkStart w:id="42" w:name="画布就绪竞态"/>
     <w:p>
@@ -8132,6 +8199,15 @@
         <w:t xml:space="preserve">drawingWidth</w:t>
       </w:r>
       <w:r>
+        <w:t xml:space="preserve">/</w:t>
+      </w:r>
+      <w:r>
+        <w:rPr>
+          <w:rStyle w:val="VerbatimChar"/>
+        </w:rPr>
+        <w:t xml:space="preserve">penType</w:t>
+      </w:r>
+      <w:r>
         <w:t xml:space="preserve"> </w:t>
       </w:r>
       <w:r>
@@ -8170,6 +8246,77 @@
       </w:r>
       <w:r>
         <w:t xml:space="preserve">）。</w:t>
+      </w:r>
+    </w:p>
+    <w:p>
+      <w:pPr>
+        <w:numPr>
+          <w:ilvl w:val="0"/>
+          <w:numId w:val="1016"/>
+        </w:numPr>
+        <w:pStyle w:val="Compact"/>
+      </w:pPr>
+      <w:r>
+        <w:rPr>
+          <w:bCs/>
+          <w:b/>
+        </w:rPr>
+        <w:t xml:space="preserve">自研笔迹渲染</w:t>
+      </w:r>
+      <w:r>
+        <w:t xml:space="preserve">：内置的 hanzi-writer 已改造用户笔画渲染（</w:t>
+      </w:r>
+      <w:r>
+        <w:rPr>
+          <w:rStyle w:val="VerbatimChar"/>
+        </w:rPr>
+        <w:t xml:space="preserve">renderUserStroke</w:t>
+      </w:r>
+      <w:r>
+        <w:t xml:space="preserve">）——按</w:t>
+      </w:r>
+      <w:r>
+        <w:rPr>
+          <w:bCs/>
+          <w:b/>
+        </w:rPr>
+        <w:t xml:space="preserve">书写速度变速变宽</w:t>
+      </w:r>
+      <w:r>
+        <w:t xml:space="preserve">、起收笔收锋，并按</w:t>
+      </w:r>
+      <w:r>
+        <w:t xml:space="preserve"> </w:t>
+      </w:r>
+      <w:r>
+        <w:rPr>
+          <w:rStyle w:val="VerbatimChar"/>
+        </w:rPr>
+        <w:t xml:space="preserve">penType</w:t>
+      </w:r>
+      <w:r>
+        <w:t xml:space="preserve">（铅笔较均匀 / 钢笔 / 毛笔更夸张）区分笔触；wrapper 同步透传</w:t>
+      </w:r>
+      <w:r>
+        <w:t xml:space="preserve"> </w:t>
+      </w:r>
+      <w:r>
+        <w:rPr>
+          <w:rStyle w:val="VerbatimChar"/>
+        </w:rPr>
+        <w:t xml:space="preserve">drawingWidth</w:t>
+      </w:r>
+      <w:r>
+        <w:t xml:space="preserve">/</w:t>
+      </w:r>
+      <w:r>
+        <w:rPr>
+          <w:rStyle w:val="VerbatimChar"/>
+        </w:rPr>
+        <w:t xml:space="preserve">penType</w:t>
+      </w:r>
+      <w:r>
+        <w:t xml:space="preserve">。</w:t>
       </w:r>
     </w:p>
     <w:p>

--- a/docs/开发文档.docx
+++ b/docs/开发文档.docx
@@ -8623,6 +8623,69 @@
           <w:bCs/>
           <w:b/>
         </w:rPr>
+        <w:t xml:space="preserve">按 A4 真实尺寸排版</w:t>
+      </w:r>
+      <w:r>
+        <w:t xml:space="preserve">：画布固定为</w:t>
+      </w:r>
+      <w:r>
+        <w:t xml:space="preserve"> </w:t>
+      </w:r>
+      <w:r>
+        <w:rPr>
+          <w:bCs/>
+          <w:b/>
+        </w:rPr>
+        <w:t xml:space="preserve">A4</w:t>
+      </w:r>
+      <w:r>
+        <w:rPr>
+          <w:bCs/>
+          <w:b/>
+        </w:rPr>
+        <w:t xml:space="preserve"> </w:t>
+      </w:r>
+      <w:r>
+        <w:rPr>
+          <w:bCs/>
+          <w:b/>
+        </w:rPr>
+        <w:t xml:space="preserve">@300dpi</w:t>
+      </w:r>
+      <w:r>
+        <w:rPr>
+          <w:bCs/>
+          <w:b/>
+        </w:rPr>
+        <w:t xml:space="preserve">（2480×3508）</w:t>
+      </w:r>
+      <w:r>
+        <w:t xml:space="preserve">，按厘米绘制；可选</w:t>
+      </w:r>
+      <w:r>
+        <w:rPr>
+          <w:bCs/>
+          <w:b/>
+        </w:rPr>
+        <w:t xml:space="preserve">格子大小 1.2 / 1.5 / 2.0cm</w:t>
+      </w:r>
+      <w:r>
+        <w:t xml:space="preserve">，打印时选「实际大小 / 100%」即得所选厘米格（低年级建议 1.5–2.0cm）。</w:t>
+      </w:r>
+    </w:p>
+    <w:p>
+      <w:pPr>
+        <w:numPr>
+          <w:ilvl w:val="0"/>
+          <w:numId w:val="1017"/>
+        </w:numPr>
+        <w:pStyle w:val="Compact"/>
+      </w:pPr>
+      <w:r>
+        <w:rPr>
+          <w:bCs/>
+          <w:b/>
+        </w:rPr>
         <w:t xml:space="preserve">两种排版</w:t>
       </w:r>
       <w:r>
@@ -8645,7 +8708,7 @@
         <w:t xml:space="preserve">字表排版</w:t>
       </w:r>
       <w:r>
-        <w:t xml:space="preserve">：字网格，参数为格子样式、列数、行数（首行深色、其余浅色描红）。</w:t>
+        <w:t xml:space="preserve">：按格大小自动排满一页（列/行由格子大小决定），首行深色、其余浅色描红。</w:t>
       </w:r>
     </w:p>
     <w:p>
@@ -8688,7 +8751,7 @@
         <w:t xml:space="preserve">lines</w:t>
       </w:r>
       <w:r>
-        <w:t xml:space="preserve">）时可用；每句一行、每字一格，可选 0/1/2 行描红；诗句之间留行距。来自古诗分类/古诗页/字帖模板。</w:t>
+        <w:t xml:space="preserve">）时可用；每句一行、每字一格，可选 0/1/2 行描红。</w:t>
       </w:r>
     </w:p>
     <w:p>
@@ -8700,27 +8763,6 @@
         <w:pStyle w:val="Compact"/>
       </w:pPr>
       <w:r>
-        <w:rPr>
-          <w:rStyle w:val="VerbatimChar"/>
-        </w:rPr>
-        <w:t xml:space="preserve">&lt;canvas type="2d"&gt;</w:t>
-      </w:r>
-      <w:r>
-        <w:t xml:space="preserve"> </w:t>
-      </w:r>
-      <w:r>
-        <w:t xml:space="preserve">绘制：标题（诗句排版显示诗题与朝代·作者）、日期、格子、范字。</w:t>
-      </w:r>
-    </w:p>
-    <w:p>
-      <w:pPr>
-        <w:numPr>
-          <w:ilvl w:val="0"/>
-          <w:numId w:val="1017"/>
-        </w:numPr>
-        <w:pStyle w:val="Compact"/>
-      </w:pPr>
-      <w:r>
         <w:t xml:space="preserve">导出：</w:t>
       </w:r>
       <w:r>
@@ -8763,7 +8805,7 @@
         <w:t xml:space="preserve"> </w:t>
       </w:r>
       <w:r>
-        <w:t xml:space="preserve">分享。</w:t>
+        <w:t xml:space="preserve">分享。页面与页脚均提示「A4 打印选实际大小」。</w:t>
       </w:r>
     </w:p>
     <w:bookmarkEnd w:id="51"/>

--- a/docs/开发文档.docx
+++ b/docs/开发文档.docx
@@ -8663,14 +8663,30 @@
         <w:t xml:space="preserve">，按厘米绘制；可选</w:t>
       </w:r>
       <w:r>
+        <w:t xml:space="preserve"> </w:t>
+      </w:r>
+      <w:r>
         <w:rPr>
           <w:bCs/>
           <w:b/>
         </w:rPr>
+        <w:t xml:space="preserve">A4 纵向 / 横向</w:t>
+      </w:r>
+      <w:r>
+        <w:t xml:space="preserve"> </w:t>
+      </w:r>
+      <w:r>
+        <w:t xml:space="preserve">与</w:t>
+      </w:r>
+      <w:r>
+        <w:rPr>
+          <w:bCs/>
+          <w:b/>
+        </w:rPr>
         <w:t xml:space="preserve">格子大小 1.2 / 1.5 / 2.0cm</w:t>
       </w:r>
       <w:r>
-        <w:t xml:space="preserve">，打印时选「实际大小 / 100%」即得所选厘米格（低年级建议 1.5–2.0cm）。</w:t>
+        <w:t xml:space="preserve">，打印时选「实际大小 / 100%」即得所选厘米格（低年级建议 1.5–2.0cm；横向适合较长诗句）。</w:t>
       </w:r>
     </w:p>
     <w:p>

--- a/docs/开发文档.docx
+++ b/docs/开发文档.docx
@@ -8822,6 +8822,59 @@
       </w:r>
       <w:r>
         <w:t xml:space="preserve">分享。页面与页脚均提示「A4 打印选实际大小」。</w:t>
+      </w:r>
+    </w:p>
+    <w:p>
+      <w:pPr>
+        <w:numPr>
+          <w:ilvl w:val="0"/>
+          <w:numId w:val="1017"/>
+        </w:numPr>
+        <w:pStyle w:val="Compact"/>
+      </w:pPr>
+      <w:r>
+        <w:rPr>
+          <w:bCs/>
+          <w:b/>
+        </w:rPr>
+        <w:t xml:space="preserve">署名 / 版权</w:t>
+      </w:r>
+      <w:r>
+        <w:t xml:space="preserve">：教师可填自定义页脚文字（如「XX小学 · 王老师 编制」），并可开</w:t>
+      </w:r>
+      <w:r>
+        <w:rPr>
+          <w:bCs/>
+          <w:b/>
+        </w:rPr>
+        <w:t xml:space="preserve">水印</w:t>
+      </w:r>
+      <w:r>
+        <w:t xml:space="preserve">（淡色斜排，版式归属）；偏好持久化（</w:t>
+      </w:r>
+      <w:r>
+        <w:rPr>
+          <w:rStyle w:val="VerbatimChar"/>
+        </w:rPr>
+        <w:t xml:space="preserve">worksheetFooter</w:t>
+      </w:r>
+      <w:r>
+        <w:t xml:space="preserve"> </w:t>
+      </w:r>
+      <w:r>
+        <w:t xml:space="preserve">/</w:t>
+      </w:r>
+      <w:r>
+        <w:t xml:space="preserve"> </w:t>
+      </w:r>
+      <w:r>
+        <w:rPr>
+          <w:rStyle w:val="VerbatimChar"/>
+        </w:rPr>
+        <w:t xml:space="preserve">worksheetMark</w:t>
+      </w:r>
+      <w:r>
+        <w:t xml:space="preserve">）。</w:t>
       </w:r>
     </w:p>
     <w:bookmarkEnd w:id="51"/>

--- a/docs/开发文档.docx
+++ b/docs/开发文档.docx
@@ -8724,7 +8724,17 @@
         <w:t xml:space="preserve">字表排版</w:t>
       </w:r>
       <w:r>
-        <w:t xml:space="preserve">：按格大小自动排满一页（列/行由格子大小决定），首行深色、其余浅色描红。</w:t>
+        <w:t xml:space="preserve">：按格大小自动排满一页（列/行由格子大小决定）；</w:t>
+      </w:r>
+      <w:r>
+        <w:rPr>
+          <w:bCs/>
+          <w:b/>
+        </w:rPr>
+        <w:t xml:space="preserve">默认每个字只出现一次</w:t>
+      </w:r>
+      <w:r>
+        <w:t xml:space="preserve">（范字，不重复），可选「每字重复 2 / 3 遍」（首为范字、其余描红）。</w:t>
       </w:r>
     </w:p>
     <w:p>

--- a/docs/开发文档.docx
+++ b/docs/开发文档.docx
@@ -1809,7 +1809,16 @@
         <w:rPr>
           <w:rStyle w:val="VerbatimChar"/>
         </w:rPr>
-        <w:t xml:space="preserve">│   └── hanzi-writer/           # 内置的 hanzi-writer + 小程序组件（免构建）</w:t>
+        <w:t xml:space="preserve">│   ├── hanzi-writer/           # 内置的 hanzi-writer + 小程序组件（免构建）</w:t>
+      </w:r>
+      <w:r>
+        <w:br/>
+      </w:r>
+      <w:r>
+        <w:rPr>
+          <w:rStyle w:val="VerbatimChar"/>
+        </w:rPr>
+        <w:t xml:space="preserve">│   └── qrcode/                 # 纯 JS 二维码生成器（字帖页脚署名用，MIT）</w:t>
       </w:r>
       <w:r>
         <w:br/>
@@ -8860,7 +8869,7 @@
         <w:t xml:space="preserve">水印</w:t>
       </w:r>
       <w:r>
-        <w:t xml:space="preserve">（淡色斜排，版式归属）；偏好持久化（</w:t>
+        <w:t xml:space="preserve">（淡色，仅页脚区域）；偏好持久化（</w:t>
       </w:r>
       <w:r>
         <w:rPr>
@@ -8885,6 +8894,95 @@
       </w:r>
       <w:r>
         <w:t xml:space="preserve">）。</w:t>
+      </w:r>
+    </w:p>
+    <w:p>
+      <w:pPr>
+        <w:numPr>
+          <w:ilvl w:val="0"/>
+          <w:numId w:val="1017"/>
+        </w:numPr>
+        <w:pStyle w:val="Compact"/>
+      </w:pPr>
+      <w:r>
+        <w:rPr>
+          <w:bCs/>
+          <w:b/>
+        </w:rPr>
+        <w:t xml:space="preserve">二维码署名</w:t>
+      </w:r>
+      <w:r>
+        <w:t xml:space="preserve">：开启后于页脚右下角绘制二维码，内容为署名文字（可填链接，扫码访问）；基于内置纯 JS 生成器</w:t>
+      </w:r>
+      <w:r>
+        <w:t xml:space="preserve"> </w:t>
+      </w:r>
+      <w:r>
+        <w:rPr>
+          <w:rStyle w:val="VerbatimChar"/>
+        </w:rPr>
+        <w:t xml:space="preserve">vendor/qrcode/qrcode.js</w:t>
+      </w:r>
+      <w:r>
+        <w:t xml:space="preserve">（MIT）。偏好</w:t>
+      </w:r>
+      <w:r>
+        <w:t xml:space="preserve"> </w:t>
+      </w:r>
+      <w:r>
+        <w:rPr>
+          <w:rStyle w:val="VerbatimChar"/>
+        </w:rPr>
+        <w:t xml:space="preserve">worksheetQR</w:t>
+      </w:r>
+      <w:r>
+        <w:t xml:space="preserve">。</w:t>
+      </w:r>
+    </w:p>
+    <w:p>
+      <w:pPr>
+        <w:numPr>
+          <w:ilvl w:val="0"/>
+          <w:numId w:val="1017"/>
+        </w:numPr>
+        <w:pStyle w:val="Compact"/>
+      </w:pPr>
+      <w:r>
+        <w:rPr>
+          <w:bCs/>
+          <w:b/>
+        </w:rPr>
+        <w:t xml:space="preserve">页眉</w:t>
+      </w:r>
+      <w:r>
+        <w:t xml:space="preserve">：可自定义标题（默认按内容），可显隐日期。偏好</w:t>
+      </w:r>
+      <w:r>
+        <w:t xml:space="preserve"> </w:t>
+      </w:r>
+      <w:r>
+        <w:rPr>
+          <w:rStyle w:val="VerbatimChar"/>
+        </w:rPr>
+        <w:t xml:space="preserve">worksheetTitle</w:t>
+      </w:r>
+      <w:r>
+        <w:t xml:space="preserve"> </w:t>
+      </w:r>
+      <w:r>
+        <w:t xml:space="preserve">/</w:t>
+      </w:r>
+      <w:r>
+        <w:t xml:space="preserve"> </w:t>
+      </w:r>
+      <w:r>
+        <w:rPr>
+          <w:rStyle w:val="VerbatimChar"/>
+        </w:rPr>
+        <w:t xml:space="preserve">worksheetDate</w:t>
+      </w:r>
+      <w:r>
+        <w:t xml:space="preserve">。</w:t>
       </w:r>
     </w:p>
     <w:bookmarkEnd w:id="51"/>

--- a/docs/开发文档.docx
+++ b/docs/开发文档.docx
@@ -8786,7 +8786,17 @@
         <w:t xml:space="preserve">lines</w:t>
       </w:r>
       <w:r>
-        <w:t xml:space="preserve">）时可用；每句一行、每字一格，可选 0/1/2 行描红。</w:t>
+        <w:t xml:space="preserve">）时可用；每句一行、每字一格，可选 0/1/2 行描红。来源：古诗分类/古诗页/字帖模板/</w:t>
+      </w:r>
+      <w:r>
+        <w:rPr>
+          <w:bCs/>
+          <w:b/>
+        </w:rPr>
+        <w:t xml:space="preserve">自选多行</w:t>
+      </w:r>
+      <w:r>
+        <w:t xml:space="preserve">（自选里每行一句即可排诗句，空行留白，一页可放多首短诗）。</w:t>
       </w:r>
     </w:p>
     <w:p>

--- a/docs/开发文档.docx
+++ b/docs/开发文档.docx
@@ -8820,6 +8820,16 @@
         <w:t xml:space="preserve"> </w:t>
       </w:r>
       <w:r>
+        <w:rPr>
+          <w:bCs/>
+          <w:b/>
+        </w:rPr>
+        <w:t xml:space="preserve">逐页渲染</w:t>
+      </w:r>
+      <w:r>
+        <w:t xml:space="preserve"> </w:t>
+      </w:r>
+      <w:r>
         <w:t xml:space="preserve">→</w:t>
       </w:r>
       <w:r>
@@ -8835,7 +8845,7 @@
         <w:t xml:space="preserve"> </w:t>
       </w:r>
       <w:r>
-        <w:t xml:space="preserve">保存 /</w:t>
+        <w:t xml:space="preserve">保存（多页按序保存全部） /</w:t>
       </w:r>
       <w:r>
         <w:t xml:space="preserve"> </w:t>
@@ -8850,7 +8860,36 @@
         <w:t xml:space="preserve"> </w:t>
       </w:r>
       <w:r>
-        <w:t xml:space="preserve">分享。页面与页脚均提示「A4 打印选实际大小」。</w:t>
+        <w:t xml:space="preserve">分享首页。页面与页脚提示「A4 打印选实际大小」。</w:t>
+      </w:r>
+    </w:p>
+    <w:p>
+      <w:pPr>
+        <w:numPr>
+          <w:ilvl w:val="0"/>
+          <w:numId w:val="1017"/>
+        </w:numPr>
+        <w:pStyle w:val="Compact"/>
+      </w:pPr>
+      <w:r>
+        <w:rPr>
+          <w:bCs/>
+          <w:b/>
+        </w:rPr>
+        <w:t xml:space="preserve">多页导出</w:t>
+      </w:r>
+      <w:r>
+        <w:t xml:space="preserve">：内容超过一页时</w:t>
+      </w:r>
+      <w:r>
+        <w:rPr>
+          <w:bCs/>
+          <w:b/>
+        </w:rPr>
+        <w:t xml:space="preserve">自动分页</w:t>
+      </w:r>
+      <w:r>
+        <w:t xml:space="preserve">（字表按容量、诗句按可用高度），逐页渲染导出，页面显示各页缩略图，可点开放大、「保存全部」；页脚标注「第 x / y 页」。</w:t>
       </w:r>
     </w:p>
     <w:p>

--- a/docs/开发文档.docx
+++ b/docs/开发文档.docx
@@ -487,6 +487,37 @@
     </w:p>
     <w:p>
       <w:pPr>
+        <w:numPr>
+          <w:ilvl w:val="0"/>
+          <w:numId w:val="1001"/>
+        </w:numPr>
+        <w:pStyle w:val="Compact"/>
+      </w:pPr>
+      <w:r>
+        <w:rPr>
+          <w:bCs/>
+          <w:b/>
+        </w:rPr>
+        <w:t xml:space="preserve">分享</w:t>
+      </w:r>
+      <w:r>
+        <w:t xml:space="preserve">：主要页面支持转发到会话与朋友圈；练字页可分享具体字（</w:t>
+      </w:r>
+      <w:r>
+        <w:rPr>
+          <w:rStyle w:val="VerbatimChar"/>
+        </w:rPr>
+        <w:t xml:space="preserve">/pages/practice/practice?char=&lt;字&gt;</w:t>
+      </w:r>
+      <w:r>
+        <w:t xml:space="preserve"> </w:t>
+      </w:r>
+      <w:r>
+        <w:t xml:space="preserve">直达）。</w:t>
+      </w:r>
+    </w:p>
+    <w:p>
+      <w:pPr>
         <w:pStyle w:val="FirstParagraph"/>
       </w:pPr>
       <w:r>
@@ -8117,7 +8148,22 @@
         <w:t xml:space="preserve"> </w:t>
       </w:r>
       <w:r>
-        <w:t xml:space="preserve">读取列表/索引、记录一次练习、写入今日打卡、读取</w:t>
+        <w:t xml:space="preserve">读取列表/索引（支持</w:t>
+      </w:r>
+      <w:r>
+        <w:t xml:space="preserve"> </w:t>
+      </w:r>
+      <w:r>
+        <w:rPr>
+          <w:rStyle w:val="VerbatimChar"/>
+        </w:rPr>
+        <w:t xml:space="preserve">?char=&lt;字&gt;</w:t>
+      </w:r>
+      <w:r>
+        <w:t xml:space="preserve"> </w:t>
+      </w:r>
+      <w:r>
+        <w:t xml:space="preserve">直达单字）、记录一次练习、写入今日打卡、读取</w:t>
       </w:r>
       <w:r>
         <w:t xml:space="preserve"> </w:t>
@@ -8141,7 +8187,7 @@
         <w:t xml:space="preserve"> </w:t>
       </w:r>
       <w:r>
-        <w:t xml:space="preserve">创建 writer；</w:t>
+        <w:t xml:space="preserve">等布局稳定后创建 writer；</w:t>
       </w:r>
       <w:r>
         <w:rPr>

--- a/docs/开发文档.docx
+++ b/docs/开发文档.docx
@@ -9193,7 +9193,32 @@
         <w:pStyle w:val="Compact"/>
       </w:pPr>
       <w:r>
-        <w:t xml:space="preserve">打卡卡片：连续天数、最近 7 天、累计天数。</w:t>
+        <w:t xml:space="preserve">打卡卡片：连续天数、最近 7 天、累计天数；</w:t>
+      </w:r>
+      <w:r>
+        <w:rPr>
+          <w:bCs/>
+          <w:b/>
+        </w:rPr>
+        <w:t xml:space="preserve">打卡提醒</w:t>
+      </w:r>
+      <w:r>
+        <w:t xml:space="preserve">（开关 + 时间，调用</w:t>
+      </w:r>
+      <w:r>
+        <w:t xml:space="preserve"> </w:t>
+      </w:r>
+      <w:r>
+        <w:rPr>
+          <w:rStyle w:val="VerbatimChar"/>
+        </w:rPr>
+        <w:t xml:space="preserve">wx.requestSubscribeMessage</w:t>
+      </w:r>
+      <w:r>
+        <w:t xml:space="preserve"> </w:t>
+      </w:r>
+      <w:r>
+        <w:t xml:space="preserve">申请授权，推送需服务端，见上线指引 4.4）。</w:t>
       </w:r>
     </w:p>
     <w:p>

--- a/docs/开发文档.docx
+++ b/docs/开发文档.docx
@@ -7740,7 +7740,19 @@
         <w:t xml:space="preserve">data/textbook.js</w:t>
       </w:r>
       <w:r>
-        <w:t xml:space="preserve">（395 课轮换），可直接「练这一课」或点单字练习。</w:t>
+        <w:t xml:space="preserve">（395 课轮换），可直接「练这一课」或点单字练习；底部可「选择课程 ›」（跳该册教材同步）与「换一个」（随机换课）。</w:t>
+      </w:r>
+    </w:p>
+    <w:p>
+      <w:pPr>
+        <w:numPr>
+          <w:ilvl w:val="0"/>
+          <w:numId w:val="1013"/>
+        </w:numPr>
+        <w:pStyle w:val="Compact"/>
+      </w:pPr>
+      <w:r>
+        <w:t xml:space="preserve">今日一诗可点开看诗，底部可「古诗列表 ›」与「换一个」。</w:t>
       </w:r>
     </w:p>
     <w:p>

--- a/docs/开发文档.docx
+++ b/docs/开发文档.docx
@@ -1966,6 +1966,15 @@
         <w:rPr>
           <w:rStyle w:val="VerbatimChar"/>
         </w:rPr>
+        <w:t xml:space="preserve">    ├── pickchar/               # 选字（多选组建字帖）</w:t>
+      </w:r>
+      <w:r>
+        <w:br/>
+      </w:r>
+      <w:r>
+        <w:rPr>
+          <w:rStyle w:val="VerbatimChar"/>
+        </w:rPr>
         <w:t xml:space="preserve">    ├── poster/                 # 练习海报生成与分享</w:t>
       </w:r>
       <w:r>
@@ -2815,6 +2824,59 @@
               <w:jc w:val="left"/>
             </w:pPr>
             <w:r>
+              <w:t xml:space="preserve">选字</w:t>
+            </w:r>
+          </w:p>
+        </w:tc>
+        <w:tc>
+          <w:tcPr/>
+          <w:p>
+            <w:pPr>
+              <w:pStyle w:val="Compact"/>
+              <w:jc w:val="left"/>
+            </w:pPr>
+            <w:r>
+              <w:rPr>
+                <w:rStyle w:val="VerbatimChar"/>
+              </w:rPr>
+              <w:t xml:space="preserve">pages/pickchar/pickchar</w:t>
+            </w:r>
+          </w:p>
+        </w:tc>
+        <w:tc>
+          <w:tcPr/>
+          <w:p>
+            <w:pPr>
+              <w:pStyle w:val="Compact"/>
+              <w:jc w:val="left"/>
+            </w:pPr>
+            <w:r>
+              <w:t xml:space="preserve">普通页</w:t>
+            </w:r>
+          </w:p>
+        </w:tc>
+        <w:tc>
+          <w:tcPr/>
+          <w:p>
+            <w:pPr>
+              <w:pStyle w:val="Compact"/>
+              <w:jc w:val="left"/>
+            </w:pPr>
+            <w:r>
+              <w:t xml:space="preserve">多选汉字动态组建字帖</w:t>
+            </w:r>
+          </w:p>
+        </w:tc>
+      </w:tr>
+      <w:tr>
+        <w:tc>
+          <w:tcPr/>
+          <w:p>
+            <w:pPr>
+              <w:pStyle w:val="Compact"/>
+              <w:jc w:val="left"/>
+            </w:pPr>
+            <w:r>
               <w:t xml:space="preserve">海报</w:t>
             </w:r>
           </w:p>
@@ -8674,7 +8736,17 @@
         <w:t xml:space="preserve">data/templates.js</w:t>
       </w:r>
       <w:r>
-        <w:t xml:space="preserve">）。</w:t>
+        <w:t xml:space="preserve">），以及</w:t>
+      </w:r>
+      <w:r>
+        <w:rPr>
+          <w:bCs/>
+          <w:b/>
+        </w:rPr>
+        <w:t xml:space="preserve">「选字…」多选组建</w:t>
+      </w:r>
+      <w:r>
+        <w:t xml:space="preserve">（从收藏/教材册/主题/输入里挑字，动态拼字帖）。</w:t>
       </w:r>
     </w:p>
     <w:p>

--- a/docs/开发文档.docx
+++ b/docs/开发文档.docx
@@ -7778,7 +7778,26 @@
         <w:pStyle w:val="Compact"/>
       </w:pPr>
       <w:r>
-        <w:t xml:space="preserve">每日一字 / 今日一课 / 今日一诗：均以「一年中的第几天」取模选出，随日期轮换。</w:t>
+        <w:t xml:space="preserve">每日一字 / 今日一课 / 今日一诗：随日期轮换；</w:t>
+      </w:r>
+      <w:r>
+        <w:rPr>
+          <w:bCs/>
+          <w:b/>
+        </w:rPr>
+        <w:t xml:space="preserve">每日一字优先取自「今日一课」的课文用字</w:t>
+      </w:r>
+      <w:r>
+        <w:t xml:space="preserve">（</w:t>
+      </w:r>
+      <w:r>
+        <w:rPr>
+          <w:rStyle w:val="VerbatimChar"/>
+        </w:rPr>
+        <w:t xml:space="preserve">charFromLesson</w:t>
+      </w:r>
+      <w:r>
+        <w:t xml:space="preserve">），无课时回退到字池。</w:t>
       </w:r>
     </w:p>
     <w:p>

--- a/docs/开发文档.docx
+++ b/docs/开发文档.docx
@@ -518,6 +518,79 @@
     </w:p>
     <w:p>
       <w:pPr>
+        <w:numPr>
+          <w:ilvl w:val="0"/>
+          <w:numId w:val="1001"/>
+        </w:numPr>
+        <w:pStyle w:val="Compact"/>
+      </w:pPr>
+      <w:r>
+        <w:rPr>
+          <w:bCs/>
+          <w:b/>
+        </w:rPr>
+        <w:t xml:space="preserve">深浅色主题</w:t>
+      </w:r>
+      <w:r>
+        <w:t xml:space="preserve">：跟随系统（</w:t>
+      </w:r>
+      <w:r>
+        <w:rPr>
+          <w:rStyle w:val="VerbatimChar"/>
+        </w:rPr>
+        <w:t xml:space="preserve">app.json</w:t>
+      </w:r>
+      <w:r>
+        <w:t xml:space="preserve"> </w:t>
+      </w:r>
+      <w:r>
+        <w:t xml:space="preserve">开启</w:t>
+      </w:r>
+      <w:r>
+        <w:t xml:space="preserve"> </w:t>
+      </w:r>
+      <w:r>
+        <w:rPr>
+          <w:rStyle w:val="VerbatimChar"/>
+        </w:rPr>
+        <w:t xml:space="preserve">darkmode</w:t>
+      </w:r>
+      <w:r>
+        <w:t xml:space="preserve"> </w:t>
+      </w:r>
+      <w:r>
+        <w:t xml:space="preserve">+</w:t>
+      </w:r>
+      <w:r>
+        <w:t xml:space="preserve"> </w:t>
+      </w:r>
+      <w:r>
+        <w:rPr>
+          <w:rStyle w:val="VerbatimChar"/>
+        </w:rPr>
+        <w:t xml:space="preserve">theme.json</w:t>
+      </w:r>
+      <w:r>
+        <w:t xml:space="preserve">），页面配色用 CSS 变量 +</w:t>
+      </w:r>
+      <w:r>
+        <w:t xml:space="preserve"> </w:t>
+      </w:r>
+      <w:r>
+        <w:rPr>
+          <w:rStyle w:val="VerbatimChar"/>
+        </w:rPr>
+        <w:t xml:space="preserve">@media (prefers-color-scheme: dark)</w:t>
+      </w:r>
+      <w:r>
+        <w:t xml:space="preserve"> </w:t>
+      </w:r>
+      <w:r>
+        <w:t xml:space="preserve">覆盖。</w:t>
+      </w:r>
+    </w:p>
+    <w:p>
+      <w:pPr>
         <w:pStyle w:val="FirstParagraph"/>
       </w:pPr>
       <w:r>
@@ -1651,7 +1724,16 @@
         <w:rPr>
           <w:rStyle w:val="VerbatimChar"/>
         </w:rPr>
-        <w:t xml:space="preserve">├── app.wxss                    # 全局主题样式（宣纸米色 + 墨色 + 朱红）</w:t>
+        <w:t xml:space="preserve">├── app.wxss                    # 全局主题样式（CSS 变量 + 深浅色）</w:t>
+      </w:r>
+      <w:r>
+        <w:br/>
+      </w:r>
+      <w:r>
+        <w:rPr>
+          <w:rStyle w:val="VerbatimChar"/>
+        </w:rPr>
+        <w:t xml:space="preserve">├── theme.json                  # 深浅色导航栏/标签栏配色（darkmode）</w:t>
       </w:r>
       <w:r>
         <w:br/>

--- a/docs/开发文档.docx
+++ b/docs/开发文档.docx
@@ -591,6 +591,37 @@
     </w:p>
     <w:p>
       <w:pPr>
+        <w:numPr>
+          <w:ilvl w:val="0"/>
+          <w:numId w:val="1001"/>
+        </w:numPr>
+        <w:pStyle w:val="Compact"/>
+      </w:pPr>
+      <w:r>
+        <w:rPr>
+          <w:bCs/>
+          <w:b/>
+        </w:rPr>
+        <w:t xml:space="preserve">拼音检索</w:t>
+      </w:r>
+      <w:r>
+        <w:t xml:space="preserve">：首页搜索支持输入拼音（如</w:t>
+      </w:r>
+      <w:r>
+        <w:t xml:space="preserve"> </w:t>
+      </w:r>
+      <w:r>
+        <w:rPr>
+          <w:rStyle w:val="VerbatimChar"/>
+        </w:rPr>
+        <w:t xml:space="preserve">tian</w:t>
+      </w:r>
+      <w:r>
+        <w:t xml:space="preserve">）匹配课本汉字，结果页可点字练习。</w:t>
+      </w:r>
+    </w:p>
+    <w:p>
+      <w:pPr>
         <w:pStyle w:val="FirstParagraph"/>
       </w:pPr>
       <w:r>
@@ -1949,7 +1980,16 @@
         <w:rPr>
           <w:rStyle w:val="VerbatimChar"/>
         </w:rPr>
-        <w:t xml:space="preserve">    ├── index/                  # 首页：搜索、每日一字、今日一课、分类、快捷入口</w:t>
+        <w:t xml:space="preserve">    ├── index/                  # 首页</w:t>
+      </w:r>
+      <w:r>
+        <w:br/>
+      </w:r>
+      <w:r>
+        <w:rPr>
+          <w:rStyle w:val="VerbatimChar"/>
+        </w:rPr>
+        <w:t xml:space="preserve">    ├── search/                 # 搜索（汉字/拼音）：搜索、每日一字、今日一课、分类、快捷入口</w:t>
       </w:r>
       <w:r>
         <w:br/>
@@ -2286,6 +2326,59 @@
             </w:pPr>
             <w:r>
               <w:t xml:space="preserve">搜索、每日一字、分类入口、快捷入口</w:t>
+            </w:r>
+          </w:p>
+        </w:tc>
+      </w:tr>
+      <w:tr>
+        <w:tc>
+          <w:tcPr/>
+          <w:p>
+            <w:pPr>
+              <w:pStyle w:val="Compact"/>
+              <w:jc w:val="left"/>
+            </w:pPr>
+            <w:r>
+              <w:t xml:space="preserve">搜索</w:t>
+            </w:r>
+          </w:p>
+        </w:tc>
+        <w:tc>
+          <w:tcPr/>
+          <w:p>
+            <w:pPr>
+              <w:pStyle w:val="Compact"/>
+              <w:jc w:val="left"/>
+            </w:pPr>
+            <w:r>
+              <w:rPr>
+                <w:rStyle w:val="VerbatimChar"/>
+              </w:rPr>
+              <w:t xml:space="preserve">pages/search/search</w:t>
+            </w:r>
+          </w:p>
+        </w:tc>
+        <w:tc>
+          <w:tcPr/>
+          <w:p>
+            <w:pPr>
+              <w:pStyle w:val="Compact"/>
+              <w:jc w:val="left"/>
+            </w:pPr>
+            <w:r>
+              <w:t xml:space="preserve">普通页</w:t>
+            </w:r>
+          </w:p>
+        </w:tc>
+        <w:tc>
+          <w:tcPr/>
+          <w:p>
+            <w:pPr>
+              <w:pStyle w:val="Compact"/>
+              <w:jc w:val="left"/>
+            </w:pPr>
+            <w:r>
+              <w:t xml:space="preserve">汉字/拼音检索，结果可练</w:t>
             </w:r>
           </w:p>
         </w:tc>

--- a/docs/开发文档.docx
+++ b/docs/开发文档.docx
@@ -622,6 +622,25 @@
     </w:p>
     <w:p>
       <w:pPr>
+        <w:numPr>
+          <w:ilvl w:val="0"/>
+          <w:numId w:val="1001"/>
+        </w:numPr>
+        <w:pStyle w:val="Compact"/>
+      </w:pPr>
+      <w:r>
+        <w:rPr>
+          <w:bCs/>
+          <w:b/>
+        </w:rPr>
+        <w:t xml:space="preserve">学习记录</w:t>
+      </w:r>
+      <w:r>
+        <w:t xml:space="preserve">：按天记录练习次数与练过的字（保留 180 天），可回溯某天练了哪些字并点字重练。</w:t>
+      </w:r>
+    </w:p>
+    <w:p>
+      <w:pPr>
         <w:pStyle w:val="FirstParagraph"/>
       </w:pPr>
       <w:r>
@@ -2116,6 +2135,15 @@
           <w:rStyle w:val="VerbatimChar"/>
         </w:rPr>
         <w:t xml:space="preserve">    ├── traj/                   # 练习轨迹（作品记录）</w:t>
+      </w:r>
+      <w:r>
+        <w:br/>
+      </w:r>
+      <w:r>
+        <w:rPr>
+          <w:rStyle w:val="VerbatimChar"/>
+        </w:rPr>
+        <w:t xml:space="preserve">    ├── history/                # 学习记录（按天）</w:t>
       </w:r>
       <w:r>
         <w:br/>
@@ -3211,6 +3239,59 @@
               <w:jc w:val="left"/>
             </w:pPr>
             <w:r>
+              <w:t xml:space="preserve">学习记录</w:t>
+            </w:r>
+          </w:p>
+        </w:tc>
+        <w:tc>
+          <w:tcPr/>
+          <w:p>
+            <w:pPr>
+              <w:pStyle w:val="Compact"/>
+              <w:jc w:val="left"/>
+            </w:pPr>
+            <w:r>
+              <w:rPr>
+                <w:rStyle w:val="VerbatimChar"/>
+              </w:rPr>
+              <w:t xml:space="preserve">pages/history/history</w:t>
+            </w:r>
+          </w:p>
+        </w:tc>
+        <w:tc>
+          <w:tcPr/>
+          <w:p>
+            <w:pPr>
+              <w:pStyle w:val="Compact"/>
+              <w:jc w:val="left"/>
+            </w:pPr>
+            <w:r>
+              <w:t xml:space="preserve">普通页</w:t>
+            </w:r>
+          </w:p>
+        </w:tc>
+        <w:tc>
+          <w:tcPr/>
+          <w:p>
+            <w:pPr>
+              <w:pStyle w:val="Compact"/>
+              <w:jc w:val="left"/>
+            </w:pPr>
+            <w:r>
+              <w:t xml:space="preserve">按天学习记录</w:t>
+            </w:r>
+          </w:p>
+        </w:tc>
+      </w:tr>
+      <w:tr>
+        <w:tc>
+          <w:tcPr/>
+          <w:p>
+            <w:pPr>
+              <w:pStyle w:val="Compact"/>
+              <w:jc w:val="left"/>
+            </w:pPr>
+            <w:r>
               <w:t xml:space="preserve">我的</w:t>
             </w:r>
           </w:p>
@@ -5435,6 +5516,50 @@
           </w:p>
         </w:tc>
       </w:tr>
+      <w:tr>
+        <w:tc>
+          <w:tcPr/>
+          <w:p>
+            <w:pPr>
+              <w:pStyle w:val="Compact"/>
+              <w:jc w:val="left"/>
+            </w:pPr>
+            <w:r>
+              <w:rPr>
+                <w:rStyle w:val="VerbatimChar"/>
+              </w:rPr>
+              <w:t xml:space="preserve">hw_daily</w:t>
+            </w:r>
+          </w:p>
+        </w:tc>
+        <w:tc>
+          <w:tcPr/>
+          <w:p>
+            <w:pPr>
+              <w:pStyle w:val="Compact"/>
+              <w:jc w:val="left"/>
+            </w:pPr>
+            <w:r>
+              <w:rPr>
+                <w:rStyle w:val="VerbatimChar"/>
+              </w:rPr>
+              <w:t xml:space="preserve">{ [YYYY-MM-DD]: { count, chars:{[char]:n} } }</w:t>
+            </w:r>
+          </w:p>
+        </w:tc>
+        <w:tc>
+          <w:tcPr/>
+          <w:p>
+            <w:pPr>
+              <w:pStyle w:val="Compact"/>
+              <w:jc w:val="left"/>
+            </w:pPr>
+            <w:r>
+              <w:t xml:space="preserve">学习记录（按天，保留 180 天）</w:t>
+            </w:r>
+          </w:p>
+        </w:tc>
+      </w:tr>
     </w:tbl>
     <w:p>
       <w:pPr>
@@ -5924,6 +6049,65 @@
                 <w:rStyle w:val="VerbatimChar"/>
               </w:rPr>
               <w:t xml:space="preserve">clearTrajectory()</w:t>
+            </w:r>
+          </w:p>
+        </w:tc>
+      </w:tr>
+      <w:tr>
+        <w:tc>
+          <w:tcPr/>
+          <w:p>
+            <w:pPr>
+              <w:pStyle w:val="Compact"/>
+              <w:jc w:val="left"/>
+            </w:pPr>
+            <w:r>
+              <w:t xml:space="preserve">学习记录</w:t>
+            </w:r>
+          </w:p>
+        </w:tc>
+        <w:tc>
+          <w:tcPr/>
+          <w:p>
+            <w:pPr>
+              <w:pStyle w:val="Compact"/>
+              <w:jc w:val="left"/>
+            </w:pPr>
+            <w:r>
+              <w:rPr>
+                <w:rStyle w:val="VerbatimChar"/>
+              </w:rPr>
+              <w:t xml:space="preserve">addDailyPractice(char)</w:t>
+            </w:r>
+            <w:r>
+              <w:t xml:space="preserve"> </w:t>
+            </w:r>
+            <w:r>
+              <w:t xml:space="preserve">/</w:t>
+            </w:r>
+            <w:r>
+              <w:t xml:space="preserve"> </w:t>
+            </w:r>
+            <w:r>
+              <w:rPr>
+                <w:rStyle w:val="VerbatimChar"/>
+              </w:rPr>
+              <w:t xml:space="preserve">getDailyLog(limit)</w:t>
+            </w:r>
+            <w:r>
+              <w:t xml:space="preserve"> </w:t>
+            </w:r>
+            <w:r>
+              <w:t xml:space="preserve">/</w:t>
+            </w:r>
+            <w:r>
+              <w:t xml:space="preserve"> </w:t>
+            </w:r>
+            <w:r>
+              <w:rPr>
+                <w:rStyle w:val="VerbatimChar"/>
+              </w:rPr>
+              <w:t xml:space="preserve">clearDaily()</w:t>
             </w:r>
           </w:p>
         </w:tc>

--- a/docs/开发文档.docx
+++ b/docs/开发文档.docx
@@ -641,6 +641,25 @@
     </w:p>
     <w:p>
       <w:pPr>
+        <w:numPr>
+          <w:ilvl w:val="0"/>
+          <w:numId w:val="1001"/>
+        </w:numPr>
+        <w:pStyle w:val="Compact"/>
+      </w:pPr>
+      <w:r>
+        <w:rPr>
+          <w:bCs/>
+          <w:b/>
+        </w:rPr>
+        <w:t xml:space="preserve">生字本 SRS 复习</w:t>
+      </w:r>
+      <w:r>
+        <w:t xml:space="preserve">：错字按间隔（1/2/4/7/15/30 天）安排下次复习，首页与生字本展示「今日复习」。</w:t>
+      </w:r>
+    </w:p>
+    <w:p>
+      <w:pPr>
         <w:pStyle w:val="FirstParagraph"/>
       </w:pPr>
       <w:r>
@@ -5959,7 +5978,7 @@
               <w:rPr>
                 <w:rStyle w:val="VerbatimChar"/>
               </w:rPr>
-              <w:t xml:space="preserve">removeWeak(char)</w:t>
+              <w:t xml:space="preserve">reviewWeak(char)</w:t>
             </w:r>
             <w:r>
               <w:t xml:space="preserve"> </w:t>
@@ -5974,7 +5993,52 @@
               <w:rPr>
                 <w:rStyle w:val="VerbatimChar"/>
               </w:rPr>
-              <w:t xml:space="preserve">clearWeak()</w:t>
+              <w:t xml:space="preserve">getDueWeak()</w:t>
+            </w:r>
+            <w:r>
+              <w:t xml:space="preserve"> </w:t>
+            </w:r>
+            <w:r>
+              <w:t xml:space="preserve">/</w:t>
+            </w:r>
+            <w:r>
+              <w:t xml:space="preserve"> </w:t>
+            </w:r>
+            <w:r>
+              <w:rPr>
+                <w:rStyle w:val="VerbatimChar"/>
+              </w:rPr>
+              <w:t xml:space="preserve">isWeak(char)</w:t>
+            </w:r>
+            <w:r>
+              <w:t xml:space="preserve"> </w:t>
+            </w:r>
+            <w:r>
+              <w:t xml:space="preserve">/</w:t>
+            </w:r>
+            <w:r>
+              <w:t xml:space="preserve"> </w:t>
+            </w:r>
+            <w:r>
+              <w:rPr>
+                <w:rStyle w:val="VerbatimChar"/>
+              </w:rPr>
+              <w:t xml:space="preserve">removeWeak</w:t>
+            </w:r>
+            <w:r>
+              <w:t xml:space="preserve"> </w:t>
+            </w:r>
+            <w:r>
+              <w:t xml:space="preserve">/</w:t>
+            </w:r>
+            <w:r>
+              <w:t xml:space="preserve"> </w:t>
+            </w:r>
+            <w:r>
+              <w:rPr>
+                <w:rStyle w:val="VerbatimChar"/>
+              </w:rPr>
+              <w:t xml:space="preserve">clearWeak</w:t>
             </w:r>
           </w:p>
         </w:tc>

--- a/docs/开发文档.docx
+++ b/docs/开发文档.docx
@@ -4090,7 +4090,7 @@
         <w:rPr>
           <w:rStyle w:val="CommentTok"/>
         </w:rPr>
-        <w:t xml:space="preserve">// 朗读开关与音源</w:t>
+        <w:t xml:space="preserve">// 朗读：多音源自动降级</w:t>
       </w:r>
       <w:r>
         <w:br/>
@@ -4159,7 +4159,7 @@
         <w:rPr>
           <w:rStyle w:val="DataTypeTok"/>
         </w:rPr>
-        <w:t xml:space="preserve">url</w:t>
+        <w:t xml:space="preserve">sources</w:t>
       </w:r>
       <w:r>
         <w:rPr>
@@ -4171,6 +4171,36 @@
         <w:rPr>
           <w:rStyle w:val="NormalTok"/>
         </w:rPr>
+        <w:t xml:space="preserve"> [(text) </w:t>
+      </w:r>
+      <w:r>
+        <w:rPr>
+          <w:rStyle w:val="KeywordTok"/>
+        </w:rPr>
+        <w:t xml:space="preserve">=&gt;</w:t>
+      </w:r>
+      <w:r>
+        <w:rPr>
+          <w:rStyle w:val="NormalTok"/>
+        </w:rPr>
+        <w:t xml:space="preserve"> </w:t>
+      </w:r>
+      <w:r>
+        <w:rPr>
+          <w:rStyle w:val="StringTok"/>
+        </w:rPr>
+        <w:t xml:space="preserve">'...'</w:t>
+      </w:r>
+      <w:r>
+        <w:rPr>
+          <w:rStyle w:val="OperatorTok"/>
+        </w:rPr>
+        <w:t xml:space="preserve">,</w:t>
+      </w:r>
+      <w:r>
+        <w:rPr>
+          <w:rStyle w:val="NormalTok"/>
+        </w:rPr>
         <w:t xml:space="preserve"> (text) </w:t>
       </w:r>
       <w:r>
@@ -4195,7 +4225,7 @@
         <w:rPr>
           <w:rStyle w:val="NormalTok"/>
         </w:rPr>
-        <w:t xml:space="preserve"> }</w:t>
+        <w:t xml:space="preserve">] }</w:t>
       </w:r>
       <w:r>
         <w:rPr>
@@ -9117,37 +9147,47 @@
         <w:rPr>
           <w:rStyle w:val="VerbatimChar"/>
         </w:rPr>
-        <w:t xml:space="preserve">config.tts</w:t>
-      </w:r>
-      <w:r>
-        <w:t xml:space="preserve">（含</w:t>
-      </w:r>
-      <w:r>
-        <w:t xml:space="preserve"> </w:t>
-      </w:r>
-      <w:r>
-        <w:rPr>
-          <w:rStyle w:val="VerbatimChar"/>
-        </w:rPr>
-        <w:t xml:space="preserve">enabled</w:t>
-      </w:r>
-      <w:r>
-        <w:t xml:space="preserve"> </w:t>
-      </w:r>
-      <w:r>
-        <w:t xml:space="preserve">开关）拼接音源，</w:t>
-      </w:r>
-      <w:r>
-        <w:rPr>
-          <w:rStyle w:val="VerbatimChar"/>
-        </w:rPr>
-        <w:t xml:space="preserve">wx.createInnerAudioContext</w:t>
-      </w:r>
-      <w:r>
-        <w:t xml:space="preserve"> </w:t>
-      </w:r>
-      <w:r>
-        <w:t xml:space="preserve">播放。</w:t>
+        <w:t xml:space="preserve">utils/tts.js</w:t>
+      </w:r>
+      <w:r>
+        <w:t xml:space="preserve"> </w:t>
+      </w:r>
+      <w:r>
+        <w:t xml:space="preserve">按</w:t>
+      </w:r>
+      <w:r>
+        <w:t xml:space="preserve"> </w:t>
+      </w:r>
+      <w:r>
+        <w:rPr>
+          <w:rStyle w:val="VerbatimChar"/>
+        </w:rPr>
+        <w:t xml:space="preserve">config.tts.sources</w:t>
+      </w:r>
+      <w:r>
+        <w:t xml:space="preserve"> </w:t>
+      </w:r>
+      <w:r>
+        <w:rPr>
+          <w:bCs/>
+          <w:b/>
+        </w:rPr>
+        <w:t xml:space="preserve">多音源自动降级</w:t>
+      </w:r>
+      <w:r>
+        <w:t xml:space="preserve">（第 1 个失败自动试下一个），全部失败提示；</w:t>
+      </w:r>
+      <w:r>
+        <w:rPr>
+          <w:rStyle w:val="VerbatimChar"/>
+        </w:rPr>
+        <w:t xml:space="preserve">enabled=false</w:t>
+      </w:r>
+      <w:r>
+        <w:t xml:space="preserve"> </w:t>
+      </w:r>
+      <w:r>
+        <w:t xml:space="preserve">则不朗读。</w:t>
       </w:r>
     </w:p>
     <w:bookmarkEnd w:id="50"/>

--- a/docs/开发文档.docx
+++ b/docs/开发文档.docx
@@ -2009,6 +2009,24 @@
         <w:rPr>
           <w:rStyle w:val="VerbatimChar"/>
         </w:rPr>
+        <w:t xml:space="preserve">├── cloudfunctions/</w:t>
+      </w:r>
+      <w:r>
+        <w:br/>
+      </w:r>
+      <w:r>
+        <w:rPr>
+          <w:rStyle w:val="VerbatimChar"/>
+        </w:rPr>
+        <w:t xml:space="preserve">│   └── sendReminder/           # 云函数：打卡提醒定时推送（可选）</w:t>
+      </w:r>
+      <w:r>
+        <w:br/>
+      </w:r>
+      <w:r>
+        <w:rPr>
+          <w:rStyle w:val="VerbatimChar"/>
+        </w:rPr>
         <w:t xml:space="preserve">└── pages/</w:t>
       </w:r>
       <w:r>
@@ -3957,7 +3975,7 @@
     </w:p>
     <w:bookmarkEnd w:id="33"/>
     <w:bookmarkEnd w:id="34"/>
-    <w:bookmarkStart w:id="46" w:name="核心模块详解"/>
+    <w:bookmarkStart w:id="47" w:name="核心模块详解"/>
     <w:p>
       <w:pPr>
         <w:pStyle w:val="Heading1"/>
@@ -8122,23 +8140,51 @@
       </w:r>
     </w:p>
     <w:bookmarkEnd w:id="45"/>
-    <w:bookmarkEnd w:id="46"/>
-    <w:bookmarkStart w:id="63" w:name="页面开发说明"/>
-    <w:p>
-      <w:pPr>
-        <w:pStyle w:val="Heading1"/>
-      </w:pPr>
-      <w:r>
-        <w:t xml:space="preserve">7. 页面开发说明</w:t>
-      </w:r>
-    </w:p>
-    <w:bookmarkStart w:id="47" w:name="首页-pagesindex"/>
+    <w:bookmarkStart w:id="46" w:name="微信云开发可选"/>
     <w:p>
       <w:pPr>
         <w:pStyle w:val="Heading2"/>
       </w:pPr>
       <w:r>
-        <w:t xml:space="preserve">7.1 首页 pages/index</w:t>
+        <w:t xml:space="preserve">6.6 微信云开发（可选）</w:t>
+      </w:r>
+    </w:p>
+    <w:p>
+      <w:pPr>
+        <w:pStyle w:val="FirstParagraph"/>
+      </w:pPr>
+      <w:r>
+        <w:t xml:space="preserve">默认关闭，不影响本地功能；在</w:t>
+      </w:r>
+      <w:r>
+        <w:t xml:space="preserve"> </w:t>
+      </w:r>
+      <w:r>
+        <w:rPr>
+          <w:rStyle w:val="VerbatimChar"/>
+        </w:rPr>
+        <w:t xml:space="preserve">utils/config.js</w:t>
+      </w:r>
+      <w:r>
+        <w:t xml:space="preserve"> </w:t>
+      </w:r>
+      <w:r>
+        <w:t xml:space="preserve">的</w:t>
+      </w:r>
+      <w:r>
+        <w:t xml:space="preserve"> </w:t>
+      </w:r>
+      <w:r>
+        <w:rPr>
+          <w:rStyle w:val="VerbatimChar"/>
+        </w:rPr>
+        <w:t xml:space="preserve">cloud</w:t>
+      </w:r>
+      <w:r>
+        <w:t xml:space="preserve"> </w:t>
+      </w:r>
+      <w:r>
+        <w:t xml:space="preserve">中开启：</w:t>
       </w:r>
     </w:p>
     <w:p>
@@ -8149,96 +8195,66 @@
         </w:numPr>
         <w:pStyle w:val="Compact"/>
       </w:pPr>
-      <w:r>
-        <w:rPr>
-          <w:rStyle w:val="VerbatimChar"/>
-        </w:rPr>
-        <w:t xml:space="preserve">data</w:t>
-      </w:r>
-      <w:r>
-        <w:t xml:space="preserve">：</w:t>
-      </w:r>
-      <w:r>
-        <w:rPr>
-          <w:rStyle w:val="VerbatimChar"/>
-        </w:rPr>
-        <w:t xml:space="preserve">daily</w:t>
-      </w:r>
-      <w:r>
-        <w:t xml:space="preserve">（每日一字）、</w:t>
-      </w:r>
-      <w:r>
-        <w:rPr>
-          <w:rStyle w:val="VerbatimChar"/>
-        </w:rPr>
-        <w:t xml:space="preserve">query</w:t>
-      </w:r>
-      <w:r>
-        <w:t xml:space="preserve">（搜索词）、</w:t>
-      </w:r>
-      <w:r>
-        <w:rPr>
-          <w:rStyle w:val="VerbatimChar"/>
-        </w:rPr>
-        <w:t xml:space="preserve">categories</w:t>
-      </w:r>
-      <w:r>
-        <w:t xml:space="preserve">（主题分类）、</w:t>
-      </w:r>
-      <w:r>
-        <w:rPr>
-          <w:rStyle w:val="VerbatimChar"/>
-        </w:rPr>
-        <w:t xml:space="preserve">dailyLesson</w:t>
-      </w:r>
-      <w:r>
-        <w:t xml:space="preserve">（今日一课）、</w:t>
-      </w:r>
-      <w:r>
-        <w:rPr>
-          <w:rStyle w:val="VerbatimChar"/>
-        </w:rPr>
-        <w:t xml:space="preserve">todayPoem</w:t>
-      </w:r>
-      <w:r>
-        <w:t xml:space="preserve">（今日一诗）、</w:t>
-      </w:r>
-      <w:r>
-        <w:rPr>
-          <w:rStyle w:val="VerbatimChar"/>
-        </w:rPr>
-        <w:t xml:space="preserve">books</w:t>
-      </w:r>
-      <w:r>
-        <w:t xml:space="preserve">（年级 chips）、</w:t>
-      </w:r>
-      <w:r>
-        <w:rPr>
-          <w:rStyle w:val="VerbatimChar"/>
-        </w:rPr>
-        <w:t xml:space="preserve">recent</w:t>
-      </w:r>
-      <w:r>
-        <w:t xml:space="preserve">（最近练习）。</w:t>
-      </w:r>
-    </w:p>
-    <w:p>
-      <w:pPr>
-        <w:numPr>
-          <w:ilvl w:val="0"/>
-          <w:numId w:val="1013"/>
-        </w:numPr>
-        <w:pStyle w:val="Compact"/>
-      </w:pPr>
-      <w:r>
-        <w:t xml:space="preserve">每日一字 / 今日一课 / 今日一诗：随日期轮换；</w:t>
-      </w:r>
       <w:r>
         <w:rPr>
           <w:bCs/>
           <w:b/>
         </w:rPr>
-        <w:t xml:space="preserve">每日一字优先取自「今日一课」的课文用字</w:t>
+        <w:t xml:space="preserve">笔画数据走云存储</w:t>
+      </w:r>
+      <w:r>
+        <w:t xml:space="preserve">（免 request 域名白名单）：</w:t>
+      </w:r>
+      <w:r>
+        <w:rPr>
+          <w:rStyle w:val="VerbatimChar"/>
+        </w:rPr>
+        <w:t xml:space="preserve">charData.js</w:t>
+      </w:r>
+      <w:r>
+        <w:t xml:space="preserve"> </w:t>
+      </w:r>
+      <w:r>
+        <w:t xml:space="preserve">的</w:t>
+      </w:r>
+      <w:r>
+        <w:t xml:space="preserve"> </w:t>
+      </w:r>
+      <w:r>
+        <w:rPr>
+          <w:rStyle w:val="VerbatimChar"/>
+        </w:rPr>
+        <w:t xml:space="preserve">fetchRemote</w:t>
+      </w:r>
+      <w:r>
+        <w:t xml:space="preserve"> </w:t>
+      </w:r>
+      <w:r>
+        <w:t xml:space="preserve">在</w:t>
+      </w:r>
+      <w:r>
+        <w:t xml:space="preserve"> </w:t>
+      </w:r>
+      <w:r>
+        <w:rPr>
+          <w:rStyle w:val="VerbatimChar"/>
+        </w:rPr>
+        <w:t xml:space="preserve">cloud.enabled &amp;&amp; charDataRoot</w:t>
+      </w:r>
+      <w:r>
+        <w:t xml:space="preserve"> </w:t>
+      </w:r>
+      <w:r>
+        <w:t xml:space="preserve">时改用</w:t>
+      </w:r>
+      <w:r>
+        <w:t xml:space="preserve"> </w:t>
+      </w:r>
+      <w:r>
+        <w:rPr>
+          <w:rStyle w:val="VerbatimChar"/>
+        </w:rPr>
+        <w:t xml:space="preserve">wx.cloud.downloadFile</w:t>
       </w:r>
       <w:r>
         <w:t xml:space="preserve">（</w:t>
@@ -8247,10 +8263,10 @@
         <w:rPr>
           <w:rStyle w:val="VerbatimChar"/>
         </w:rPr>
-        <w:t xml:space="preserve">charFromLesson</w:t>
-      </w:r>
-      <w:r>
-        <w:t xml:space="preserve">），无课时回退到字池。</w:t>
+        <w:t xml:space="preserve">fileID = charDataRoot/&lt;字&gt;.json</w:t>
+      </w:r>
+      <w:r>
+        <w:t xml:space="preserve">）。</w:t>
       </w:r>
     </w:p>
     <w:p>
@@ -8261,197 +8277,127 @@
         </w:numPr>
         <w:pStyle w:val="Compact"/>
       </w:pPr>
-      <w:r>
-        <w:t xml:space="preserve">今日一课来自</w:t>
-      </w:r>
-      <w:r>
-        <w:t xml:space="preserve"> </w:t>
-      </w:r>
-      <w:r>
-        <w:rPr>
-          <w:rStyle w:val="VerbatimChar"/>
-        </w:rPr>
-        <w:t xml:space="preserve">data/textbook.js</w:t>
-      </w:r>
-      <w:r>
-        <w:t xml:space="preserve">（395 课轮换），可直接「练这一课」或点单字练习；底部可「选择课程 ›」（跳该册教材同步）与「换一个」（随机换课）。</w:t>
-      </w:r>
-    </w:p>
-    <w:p>
-      <w:pPr>
-        <w:numPr>
-          <w:ilvl w:val="0"/>
-          <w:numId w:val="1013"/>
-        </w:numPr>
-        <w:pStyle w:val="Compact"/>
-      </w:pPr>
-      <w:r>
-        <w:t xml:space="preserve">今日一诗可点开看诗，底部可「古诗列表 ›」与「换一个」。</w:t>
-      </w:r>
-    </w:p>
-    <w:p>
-      <w:pPr>
-        <w:numPr>
-          <w:ilvl w:val="0"/>
-          <w:numId w:val="1013"/>
-        </w:numPr>
-        <w:pStyle w:val="Compact"/>
-      </w:pPr>
-      <w:r>
-        <w:t xml:space="preserve">搜索：拆分中文字符（正则</w:t>
-      </w:r>
-      <w:r>
-        <w:t xml:space="preserve"> </w:t>
-      </w:r>
-      <w:r>
-        <w:rPr>
-          <w:rStyle w:val="VerbatimChar"/>
-        </w:rPr>
-        <w:t xml:space="preserve">[\u4e00-\u9fa5]</w:t>
-      </w:r>
-      <w:r>
-        <w:t xml:space="preserve">）后进入练字页。</w:t>
-      </w:r>
-    </w:p>
-    <w:p>
-      <w:pPr>
-        <w:numPr>
-          <w:ilvl w:val="0"/>
-          <w:numId w:val="1013"/>
-        </w:numPr>
-        <w:pStyle w:val="Compact"/>
-      </w:pPr>
-      <w:r>
-        <w:t xml:space="preserve">年级 chips / 教材同步：跳转</w:t>
-      </w:r>
-      <w:r>
-        <w:t xml:space="preserve"> </w:t>
-      </w:r>
-      <w:r>
-        <w:rPr>
-          <w:rStyle w:val="VerbatimChar"/>
-        </w:rPr>
-        <w:t xml:space="preserve">pages/textbook/textbook</w:t>
-      </w:r>
-      <w:r>
-        <w:t xml:space="preserve">（可带</w:t>
-      </w:r>
-      <w:r>
-        <w:t xml:space="preserve"> </w:t>
-      </w:r>
-      <w:r>
-        <w:rPr>
-          <w:rStyle w:val="VerbatimChar"/>
-        </w:rPr>
-        <w:t xml:space="preserve">?book=1a</w:t>
-      </w:r>
-      <w:r>
-        <w:t xml:space="preserve">）。</w:t>
-      </w:r>
-    </w:p>
-    <w:p>
-      <w:pPr>
-        <w:numPr>
-          <w:ilvl w:val="0"/>
-          <w:numId w:val="1013"/>
-        </w:numPr>
-        <w:pStyle w:val="Compact"/>
-      </w:pPr>
-      <w:r>
-        <w:rPr>
-          <w:rStyle w:val="VerbatimChar"/>
-        </w:rPr>
-        <w:t xml:space="preserve">onShow</w:t>
-      </w:r>
-      <w:r>
-        <w:t xml:space="preserve"> </w:t>
-      </w:r>
-      <w:r>
-        <w:t xml:space="preserve">刷新「最近练习」（本地记录前 10 字）。</w:t>
-      </w:r>
-    </w:p>
-    <w:bookmarkEnd w:id="47"/>
-    <w:bookmarkStart w:id="48" w:name="字库页-pageslibrary"/>
-    <w:p>
-      <w:pPr>
-        <w:pStyle w:val="Heading2"/>
-      </w:pPr>
-      <w:r>
-        <w:t xml:space="preserve">7.2 字库页 pages/library</w:t>
-      </w:r>
-    </w:p>
-    <w:p>
-      <w:pPr>
-        <w:numPr>
-          <w:ilvl w:val="0"/>
-          <w:numId w:val="1014"/>
-        </w:numPr>
-        <w:pStyle w:val="Compact"/>
-      </w:pPr>
-      <w:r>
-        <w:t xml:space="preserve">顶部</w:t>
-      </w:r>
       <w:r>
         <w:rPr>
           <w:bCs/>
           <w:b/>
         </w:rPr>
-        <w:t xml:space="preserve">按教材</w:t>
-      </w:r>
-      <w:r>
-        <w:t xml:space="preserve">：一~六年级 × 上/下 册，点册跳</w:t>
-      </w:r>
-      <w:r>
-        <w:t xml:space="preserve"> </w:t>
-      </w:r>
-      <w:r>
-        <w:rPr>
-          <w:rStyle w:val="VerbatimChar"/>
-        </w:rPr>
-        <w:t xml:space="preserve">textbook?book=&lt;id&gt;</w:t>
-      </w:r>
-      <w:r>
-        <w:t xml:space="preserve">。</w:t>
-      </w:r>
-    </w:p>
-    <w:p>
-      <w:pPr>
-        <w:numPr>
-          <w:ilvl w:val="0"/>
-          <w:numId w:val="1014"/>
-        </w:numPr>
-        <w:pStyle w:val="Compact"/>
-      </w:pPr>
-      <w:r>
-        <w:t xml:space="preserve">中部</w:t>
-      </w:r>
+        <w:t xml:space="preserve">数据同步</w:t>
+      </w:r>
+      <w:r>
+        <w:t xml:space="preserve">：</w:t>
+      </w:r>
+      <w:r>
+        <w:rPr>
+          <w:rStyle w:val="VerbatimChar"/>
+        </w:rPr>
+        <w:t xml:space="preserve">utils/cloud.js</w:t>
+      </w:r>
+      <w:r>
+        <w:t xml:space="preserve"> </w:t>
+      </w:r>
+      <w:r>
+        <w:t xml:space="preserve">提供</w:t>
+      </w:r>
+      <w:r>
+        <w:t xml:space="preserve"> </w:t>
+      </w:r>
+      <w:r>
+        <w:rPr>
+          <w:rStyle w:val="VerbatimChar"/>
+        </w:rPr>
+        <w:t xml:space="preserve">sync() = 拉取 → storage.mergeAll 合并 → 写回本地 → 回推</w:t>
+      </w:r>
+      <w:r>
+        <w:t xml:space="preserve">；集合</w:t>
+      </w:r>
+      <w:r>
+        <w:t xml:space="preserve"> </w:t>
+      </w:r>
+      <w:r>
+        <w:rPr>
+          <w:rStyle w:val="VerbatimChar"/>
+        </w:rPr>
+        <w:t xml:space="preserve">hw_data</w:t>
+      </w:r>
+      <w:r>
+        <w:t xml:space="preserve">（建议权限「仅创建者可读写」，用 openid 区分用户）。存储层导出</w:t>
+      </w:r>
+      <w:r>
+        <w:t xml:space="preserve"> </w:t>
+      </w:r>
+      <w:r>
+        <w:rPr>
+          <w:rStyle w:val="VerbatimChar"/>
+        </w:rPr>
+        <w:t xml:space="preserve">exportAll/importAll/mergeAll</w:t>
+      </w:r>
+      <w:r>
+        <w:t xml:space="preserve">。入口：我的页「云同步数据」。</w:t>
+      </w:r>
+    </w:p>
+    <w:p>
+      <w:pPr>
+        <w:numPr>
+          <w:ilvl w:val="0"/>
+          <w:numId w:val="1013"/>
+        </w:numPr>
+        <w:pStyle w:val="Compact"/>
+      </w:pPr>
       <w:r>
         <w:rPr>
           <w:bCs/>
           <w:b/>
         </w:rPr>
-        <w:t xml:space="preserve">按主题</w:t>
-      </w:r>
-      <w:r>
-        <w:t xml:space="preserve">：入门基础 / 日常常用 / 自然万物 / 品德修养 / 古诗名句，字表由课本汉字按主题归类生成（</w:t>
-      </w:r>
-      <w:r>
-        <w:rPr>
-          <w:rStyle w:val="VerbatimChar"/>
-        </w:rPr>
-        <w:t xml:space="preserve">data/themeChars.js</w:t>
-      </w:r>
-      <w:r>
-        <w:t xml:space="preserve">，见 6.5），点分类跳</w:t>
-      </w:r>
-      <w:r>
-        <w:t xml:space="preserve"> </w:t>
-      </w:r>
-      <w:r>
-        <w:rPr>
-          <w:rStyle w:val="VerbatimChar"/>
-        </w:rPr>
-        <w:t xml:space="preserve">category?key=&lt;key&gt;</w:t>
+        <w:t xml:space="preserve">打卡提醒推送</w:t>
+      </w:r>
+      <w:r>
+        <w:t xml:space="preserve">：</w:t>
+      </w:r>
+      <w:r>
+        <w:rPr>
+          <w:rStyle w:val="VerbatimChar"/>
+        </w:rPr>
+        <w:t xml:space="preserve">cloudfunctions/sendReminder</w:t>
+      </w:r>
+      <w:r>
+        <w:t xml:space="preserve">（定时触发 +</w:t>
+      </w:r>
+      <w:r>
+        <w:t xml:space="preserve"> </w:t>
+      </w:r>
+      <w:r>
+        <w:rPr>
+          <w:rStyle w:val="VerbatimChar"/>
+        </w:rPr>
+        <w:t xml:space="preserve">subscribeMessage.send</w:t>
+      </w:r>
+      <w:r>
+        <w:t xml:space="preserve">），客户端开关时把</w:t>
+      </w:r>
+      <w:r>
+        <w:t xml:space="preserve"> </w:t>
+      </w:r>
+      <w:r>
+        <w:rPr>
+          <w:rStyle w:val="VerbatimChar"/>
+        </w:rPr>
+        <w:t xml:space="preserve">{on,time}</w:t>
+      </w:r>
+      <w:r>
+        <w:t xml:space="preserve"> </w:t>
+      </w:r>
+      <w:r>
+        <w:t xml:space="preserve">写入集合</w:t>
+      </w:r>
+      <w:r>
+        <w:t xml:space="preserve"> </w:t>
+      </w:r>
+      <w:r>
+        <w:rPr>
+          <w:rStyle w:val="VerbatimChar"/>
+        </w:rPr>
+        <w:t xml:space="preserve">remind</w:t>
       </w:r>
       <w:r>
         <w:t xml:space="preserve">。</w:t>
@@ -8459,6 +8405,49 @@
     </w:p>
     <w:p>
       <w:pPr>
+        <w:pStyle w:val="FirstParagraph"/>
+      </w:pPr>
+      <w:r>
+        <w:t xml:space="preserve">详见</w:t>
+      </w:r>
+      <w:r>
+        <w:t xml:space="preserve"> </w:t>
+      </w:r>
+      <w:r>
+        <w:rPr>
+          <w:rStyle w:val="VerbatimChar"/>
+        </w:rPr>
+        <w:t xml:space="preserve">docs/上线指引.md</w:t>
+      </w:r>
+      <w:r>
+        <w:t xml:space="preserve"> </w:t>
+      </w:r>
+      <w:r>
+        <w:t xml:space="preserve">的云开发章节。</w:t>
+      </w:r>
+    </w:p>
+    <w:bookmarkEnd w:id="46"/>
+    <w:bookmarkEnd w:id="47"/>
+    <w:bookmarkStart w:id="64" w:name="页面开发说明"/>
+    <w:p>
+      <w:pPr>
+        <w:pStyle w:val="Heading1"/>
+      </w:pPr>
+      <w:r>
+        <w:t xml:space="preserve">7. 页面开发说明</w:t>
+      </w:r>
+    </w:p>
+    <w:bookmarkStart w:id="48" w:name="首页-pagesindex"/>
+    <w:p>
+      <w:pPr>
+        <w:pStyle w:val="Heading2"/>
+      </w:pPr>
+      <w:r>
+        <w:t xml:space="preserve">7.1 首页 pages/index</w:t>
+      </w:r>
+    </w:p>
+    <w:p>
+      <w:pPr>
         <w:numPr>
           <w:ilvl w:val="0"/>
           <w:numId w:val="1014"/>
@@ -8466,87 +8455,234 @@
         <w:pStyle w:val="Compact"/>
       </w:pPr>
       <w:r>
-        <w:t xml:space="preserve">底部：教材同步 / 课本古诗 / 生成字帖 / 成语练字入口。</w:t>
-      </w:r>
-    </w:p>
-    <w:bookmarkEnd w:id="48"/>
-    <w:bookmarkStart w:id="49" w:name="分类页-pagescategory"/>
-    <w:p>
-      <w:pPr>
-        <w:pStyle w:val="Heading2"/>
-      </w:pPr>
-      <w:r>
-        <w:t xml:space="preserve">7.3 分类页 pages/category</w:t>
-      </w:r>
-    </w:p>
-    <w:p>
-      <w:pPr>
-        <w:numPr>
-          <w:ilvl w:val="0"/>
-          <w:numId w:val="1015"/>
-        </w:numPr>
-        <w:pStyle w:val="Compact"/>
-      </w:pPr>
-      <w:r>
-        <w:rPr>
-          <w:rStyle w:val="VerbatimChar"/>
-        </w:rPr>
-        <w:t xml:space="preserve">onLoad(options)</w:t>
-      </w:r>
-      <w:r>
-        <w:t xml:space="preserve"> </w:t>
-      </w:r>
-      <w:r>
-        <w:t xml:space="preserve">按</w:t>
-      </w:r>
-      <w:r>
-        <w:t xml:space="preserve"> </w:t>
-      </w:r>
-      <w:r>
-        <w:rPr>
-          <w:rStyle w:val="VerbatimChar"/>
-        </w:rPr>
-        <w:t xml:space="preserve">key</w:t>
-      </w:r>
-      <w:r>
-        <w:t xml:space="preserve"> </w:t>
-      </w:r>
-      <w:r>
-        <w:t xml:space="preserve">从</w:t>
-      </w:r>
-      <w:r>
-        <w:t xml:space="preserve"> </w:t>
-      </w:r>
-      <w:r>
-        <w:rPr>
-          <w:rStyle w:val="VerbatimChar"/>
-        </w:rPr>
-        <w:t xml:space="preserve">data/commonChars.js</w:t>
-      </w:r>
-      <w:r>
-        <w:t xml:space="preserve"> </w:t>
-      </w:r>
-      <w:r>
-        <w:t xml:space="preserve">取分类。</w:t>
-      </w:r>
-    </w:p>
-    <w:p>
-      <w:pPr>
-        <w:numPr>
-          <w:ilvl w:val="0"/>
-          <w:numId w:val="1015"/>
-        </w:numPr>
-        <w:pStyle w:val="Compact"/>
-      </w:pPr>
+        <w:rPr>
+          <w:rStyle w:val="VerbatimChar"/>
+        </w:rPr>
+        <w:t xml:space="preserve">data</w:t>
+      </w:r>
+      <w:r>
+        <w:t xml:space="preserve">：</w:t>
+      </w:r>
+      <w:r>
+        <w:rPr>
+          <w:rStyle w:val="VerbatimChar"/>
+        </w:rPr>
+        <w:t xml:space="preserve">daily</w:t>
+      </w:r>
+      <w:r>
+        <w:t xml:space="preserve">（每日一字）、</w:t>
+      </w:r>
+      <w:r>
+        <w:rPr>
+          <w:rStyle w:val="VerbatimChar"/>
+        </w:rPr>
+        <w:t xml:space="preserve">query</w:t>
+      </w:r>
+      <w:r>
+        <w:t xml:space="preserve">（搜索词）、</w:t>
+      </w:r>
+      <w:r>
+        <w:rPr>
+          <w:rStyle w:val="VerbatimChar"/>
+        </w:rPr>
+        <w:t xml:space="preserve">categories</w:t>
+      </w:r>
+      <w:r>
+        <w:t xml:space="preserve">（主题分类）、</w:t>
+      </w:r>
+      <w:r>
+        <w:rPr>
+          <w:rStyle w:val="VerbatimChar"/>
+        </w:rPr>
+        <w:t xml:space="preserve">dailyLesson</w:t>
+      </w:r>
+      <w:r>
+        <w:t xml:space="preserve">（今日一课）、</w:t>
+      </w:r>
+      <w:r>
+        <w:rPr>
+          <w:rStyle w:val="VerbatimChar"/>
+        </w:rPr>
+        <w:t xml:space="preserve">todayPoem</w:t>
+      </w:r>
+      <w:r>
+        <w:t xml:space="preserve">（今日一诗）、</w:t>
+      </w:r>
+      <w:r>
+        <w:rPr>
+          <w:rStyle w:val="VerbatimChar"/>
+        </w:rPr>
+        <w:t xml:space="preserve">books</w:t>
+      </w:r>
+      <w:r>
+        <w:t xml:space="preserve">（年级 chips）、</w:t>
+      </w:r>
+      <w:r>
+        <w:rPr>
+          <w:rStyle w:val="VerbatimChar"/>
+        </w:rPr>
+        <w:t xml:space="preserve">recent</w:t>
+      </w:r>
+      <w:r>
+        <w:t xml:space="preserve">（最近练习）。</w:t>
+      </w:r>
+    </w:p>
+    <w:p>
+      <w:pPr>
+        <w:numPr>
+          <w:ilvl w:val="0"/>
+          <w:numId w:val="1014"/>
+        </w:numPr>
+        <w:pStyle w:val="Compact"/>
+      </w:pPr>
+      <w:r>
+        <w:t xml:space="preserve">每日一字 / 今日一课 / 今日一诗：随日期轮换；</w:t>
+      </w:r>
       <w:r>
         <w:rPr>
           <w:bCs/>
           <w:b/>
         </w:rPr>
-        <w:t xml:space="preserve">分页展示</w:t>
-      </w:r>
-      <w:r>
-        <w:t xml:space="preserve">：每页 24 字（4 列 × 6 行），底部「上一页 / 第 x / y 页 / 下一页」，翻页回到顶部。</w:t>
+        <w:t xml:space="preserve">每日一字优先取自「今日一课」的课文用字</w:t>
+      </w:r>
+      <w:r>
+        <w:t xml:space="preserve">（</w:t>
+      </w:r>
+      <w:r>
+        <w:rPr>
+          <w:rStyle w:val="VerbatimChar"/>
+        </w:rPr>
+        <w:t xml:space="preserve">charFromLesson</w:t>
+      </w:r>
+      <w:r>
+        <w:t xml:space="preserve">），无课时回退到字池。</w:t>
+      </w:r>
+    </w:p>
+    <w:p>
+      <w:pPr>
+        <w:numPr>
+          <w:ilvl w:val="0"/>
+          <w:numId w:val="1014"/>
+        </w:numPr>
+        <w:pStyle w:val="Compact"/>
+      </w:pPr>
+      <w:r>
+        <w:t xml:space="preserve">今日一课来自</w:t>
+      </w:r>
+      <w:r>
+        <w:t xml:space="preserve"> </w:t>
+      </w:r>
+      <w:r>
+        <w:rPr>
+          <w:rStyle w:val="VerbatimChar"/>
+        </w:rPr>
+        <w:t xml:space="preserve">data/textbook.js</w:t>
+      </w:r>
+      <w:r>
+        <w:t xml:space="preserve">（395 课轮换），可直接「练这一课」或点单字练习；底部可「选择课程 ›」（跳该册教材同步）与「换一个」（随机换课）。</w:t>
+      </w:r>
+    </w:p>
+    <w:p>
+      <w:pPr>
+        <w:numPr>
+          <w:ilvl w:val="0"/>
+          <w:numId w:val="1014"/>
+        </w:numPr>
+        <w:pStyle w:val="Compact"/>
+      </w:pPr>
+      <w:r>
+        <w:t xml:space="preserve">今日一诗可点开看诗，底部可「古诗列表 ›」与「换一个」。</w:t>
+      </w:r>
+    </w:p>
+    <w:p>
+      <w:pPr>
+        <w:numPr>
+          <w:ilvl w:val="0"/>
+          <w:numId w:val="1014"/>
+        </w:numPr>
+        <w:pStyle w:val="Compact"/>
+      </w:pPr>
+      <w:r>
+        <w:t xml:space="preserve">搜索：拆分中文字符（正则</w:t>
+      </w:r>
+      <w:r>
+        <w:t xml:space="preserve"> </w:t>
+      </w:r>
+      <w:r>
+        <w:rPr>
+          <w:rStyle w:val="VerbatimChar"/>
+        </w:rPr>
+        <w:t xml:space="preserve">[\u4e00-\u9fa5]</w:t>
+      </w:r>
+      <w:r>
+        <w:t xml:space="preserve">）后进入练字页。</w:t>
+      </w:r>
+    </w:p>
+    <w:p>
+      <w:pPr>
+        <w:numPr>
+          <w:ilvl w:val="0"/>
+          <w:numId w:val="1014"/>
+        </w:numPr>
+        <w:pStyle w:val="Compact"/>
+      </w:pPr>
+      <w:r>
+        <w:t xml:space="preserve">年级 chips / 教材同步：跳转</w:t>
+      </w:r>
+      <w:r>
+        <w:t xml:space="preserve"> </w:t>
+      </w:r>
+      <w:r>
+        <w:rPr>
+          <w:rStyle w:val="VerbatimChar"/>
+        </w:rPr>
+        <w:t xml:space="preserve">pages/textbook/textbook</w:t>
+      </w:r>
+      <w:r>
+        <w:t xml:space="preserve">（可带</w:t>
+      </w:r>
+      <w:r>
+        <w:t xml:space="preserve"> </w:t>
+      </w:r>
+      <w:r>
+        <w:rPr>
+          <w:rStyle w:val="VerbatimChar"/>
+        </w:rPr>
+        <w:t xml:space="preserve">?book=1a</w:t>
+      </w:r>
+      <w:r>
+        <w:t xml:space="preserve">）。</w:t>
+      </w:r>
+    </w:p>
+    <w:p>
+      <w:pPr>
+        <w:numPr>
+          <w:ilvl w:val="0"/>
+          <w:numId w:val="1014"/>
+        </w:numPr>
+        <w:pStyle w:val="Compact"/>
+      </w:pPr>
+      <w:r>
+        <w:rPr>
+          <w:rStyle w:val="VerbatimChar"/>
+        </w:rPr>
+        <w:t xml:space="preserve">onShow</w:t>
+      </w:r>
+      <w:r>
+        <w:t xml:space="preserve"> </w:t>
+      </w:r>
+      <w:r>
+        <w:t xml:space="preserve">刷新「最近练习」（本地记录前 10 字）。</w:t>
+      </w:r>
+    </w:p>
+    <w:bookmarkEnd w:id="48"/>
+    <w:bookmarkStart w:id="49" w:name="字库页-pageslibrary"/>
+    <w:p>
+      <w:pPr>
+        <w:pStyle w:val="Heading2"/>
+      </w:pPr>
+      <w:r>
+        <w:t xml:space="preserve">7.2 字库页 pages/library</w:t>
       </w:r>
     </w:p>
     <w:p>
@@ -8558,29 +8694,29 @@
         <w:pStyle w:val="Compact"/>
       </w:pPr>
       <w:r>
-        <w:t xml:space="preserve">点击某字把</w:t>
+        <w:t xml:space="preserve">顶部</w:t>
       </w:r>
       <w:r>
         <w:rPr>
           <w:bCs/>
           <w:b/>
         </w:rPr>
-        <w:t xml:space="preserve">整个分类列表</w:t>
-      </w:r>
-      <w:r>
-        <w:t xml:space="preserve">写入</w:t>
-      </w:r>
-      <w:r>
-        <w:t xml:space="preserve"> </w:t>
-      </w:r>
-      <w:r>
-        <w:rPr>
-          <w:rStyle w:val="VerbatimChar"/>
-        </w:rPr>
-        <w:t xml:space="preserve">globalData.practiceList</w:t>
-      </w:r>
-      <w:r>
-        <w:t xml:space="preserve">（练字页可循环切换），索引为该字位置。</w:t>
+        <w:t xml:space="preserve">按教材</w:t>
+      </w:r>
+      <w:r>
+        <w:t xml:space="preserve">：一~六年级 × 上/下 册，点册跳</w:t>
+      </w:r>
+      <w:r>
+        <w:t xml:space="preserve"> </w:t>
+      </w:r>
+      <w:r>
+        <w:rPr>
+          <w:rStyle w:val="VerbatimChar"/>
+        </w:rPr>
+        <w:t xml:space="preserve">textbook?book=&lt;id&gt;</w:t>
+      </w:r>
+      <w:r>
+        <w:t xml:space="preserve">。</w:t>
       </w:r>
     </w:p>
     <w:p>
@@ -8592,85 +8728,130 @@
         <w:pStyle w:val="Compact"/>
       </w:pPr>
       <w:r>
-        <w:t xml:space="preserve">方格用</w:t>
-      </w:r>
-      <w:r>
-        <w:t xml:space="preserve"> </w:t>
-      </w:r>
-      <w:r>
-        <w:rPr>
-          <w:rStyle w:val="VerbatimChar"/>
-        </w:rPr>
-        <w:t xml:space="preserve">padding-bottom</w:t>
-      </w:r>
-      <w:r>
-        <w:t xml:space="preserve"> </w:t>
-      </w:r>
-      <w:r>
-        <w:t xml:space="preserve">百分比实现正方形（不依赖</w:t>
-      </w:r>
-      <w:r>
-        <w:t xml:space="preserve"> </w:t>
-      </w:r>
-      <w:r>
-        <w:rPr>
-          <w:rStyle w:val="VerbatimChar"/>
-        </w:rPr>
-        <w:t xml:space="preserve">aspect-ratio</w:t>
-      </w:r>
-      <w:r>
-        <w:t xml:space="preserve">）。</w:t>
-      </w:r>
-    </w:p>
-    <w:p>
-      <w:pPr>
-        <w:numPr>
-          <w:ilvl w:val="0"/>
-          <w:numId w:val="1015"/>
-        </w:numPr>
-        <w:pStyle w:val="Compact"/>
-      </w:pPr>
+        <w:t xml:space="preserve">中部</w:t>
+      </w:r>
       <w:r>
         <w:rPr>
           <w:bCs/>
           <w:b/>
         </w:rPr>
-        <w:t xml:space="preserve">古诗名句特殊</w:t>
-      </w:r>
-      <w:r>
-        <w:t xml:space="preserve">：该分类不使用字网格分页，而是「</w:t>
-      </w:r>
+        <w:t xml:space="preserve">按主题</w:t>
+      </w:r>
+      <w:r>
+        <w:t xml:space="preserve">：入门基础 / 日常常用 / 自然万物 / 品德修养 / 古诗名句，字表由课本汉字按主题归类生成（</w:t>
+      </w:r>
+      <w:r>
+        <w:rPr>
+          <w:rStyle w:val="VerbatimChar"/>
+        </w:rPr>
+        <w:t xml:space="preserve">data/themeChars.js</w:t>
+      </w:r>
+      <w:r>
+        <w:t xml:space="preserve">，见 6.5），点分类跳</w:t>
+      </w:r>
+      <w:r>
+        <w:t xml:space="preserve"> </w:t>
+      </w:r>
+      <w:r>
+        <w:rPr>
+          <w:rStyle w:val="VerbatimChar"/>
+        </w:rPr>
+        <w:t xml:space="preserve">category?key=&lt;key&gt;</w:t>
+      </w:r>
+      <w:r>
+        <w:t xml:space="preserve">。</w:t>
+      </w:r>
+    </w:p>
+    <w:p>
+      <w:pPr>
+        <w:numPr>
+          <w:ilvl w:val="0"/>
+          <w:numId w:val="1015"/>
+        </w:numPr>
+        <w:pStyle w:val="Compact"/>
+      </w:pPr>
+      <w:r>
+        <w:t xml:space="preserve">底部：教材同步 / 课本古诗 / 生成字帖 / 成语练字入口。</w:t>
+      </w:r>
+    </w:p>
+    <w:bookmarkEnd w:id="49"/>
+    <w:bookmarkStart w:id="50" w:name="分类页-pagescategory"/>
+    <w:p>
+      <w:pPr>
+        <w:pStyle w:val="Heading2"/>
+      </w:pPr>
+      <w:r>
+        <w:t xml:space="preserve">7.3 分类页 pages/category</w:t>
+      </w:r>
+    </w:p>
+    <w:p>
+      <w:pPr>
+        <w:numPr>
+          <w:ilvl w:val="0"/>
+          <w:numId w:val="1016"/>
+        </w:numPr>
+        <w:pStyle w:val="Compact"/>
+      </w:pPr>
+      <w:r>
+        <w:rPr>
+          <w:rStyle w:val="VerbatimChar"/>
+        </w:rPr>
+        <w:t xml:space="preserve">onLoad(options)</w:t>
+      </w:r>
+      <w:r>
+        <w:t xml:space="preserve"> </w:t>
+      </w:r>
+      <w:r>
+        <w:t xml:space="preserve">按</w:t>
+      </w:r>
+      <w:r>
+        <w:t xml:space="preserve"> </w:t>
+      </w:r>
+      <w:r>
+        <w:rPr>
+          <w:rStyle w:val="VerbatimChar"/>
+        </w:rPr>
+        <w:t xml:space="preserve">key</w:t>
+      </w:r>
+      <w:r>
+        <w:t xml:space="preserve"> </w:t>
+      </w:r>
+      <w:r>
+        <w:t xml:space="preserve">从</w:t>
+      </w:r>
+      <w:r>
+        <w:t xml:space="preserve"> </w:t>
+      </w:r>
+      <w:r>
+        <w:rPr>
+          <w:rStyle w:val="VerbatimChar"/>
+        </w:rPr>
+        <w:t xml:space="preserve">data/commonChars.js</w:t>
+      </w:r>
+      <w:r>
+        <w:t xml:space="preserve"> </w:t>
+      </w:r>
+      <w:r>
+        <w:t xml:space="preserve">取分类。</w:t>
+      </w:r>
+    </w:p>
+    <w:p>
+      <w:pPr>
+        <w:numPr>
+          <w:ilvl w:val="0"/>
+          <w:numId w:val="1016"/>
+        </w:numPr>
+        <w:pStyle w:val="Compact"/>
+      </w:pPr>
       <w:r>
         <w:rPr>
           <w:bCs/>
           <w:b/>
         </w:rPr>
-        <w:t xml:space="preserve">一首诗一页</w:t>
-      </w:r>
-      <w:r>
-        <w:t xml:space="preserve">」（数据</w:t>
-      </w:r>
-      <w:r>
-        <w:t xml:space="preserve"> </w:t>
-      </w:r>
-      <w:r>
-        <w:rPr>
-          <w:rStyle w:val="VerbatimChar"/>
-        </w:rPr>
-        <w:t xml:space="preserve">data/poems.js</w:t>
-      </w:r>
-      <w:r>
-        <w:t xml:space="preserve">），可「上一首 / 下一首」翻页；诗中每个字可点（进入整首练习），并提供「练这首诗」「生成字帖」。</w:t>
-      </w:r>
-    </w:p>
-    <w:bookmarkEnd w:id="49"/>
-    <w:bookmarkStart w:id="50" w:name="练字页-pagespractice"/>
-    <w:p>
-      <w:pPr>
-        <w:pStyle w:val="Heading2"/>
-      </w:pPr>
-      <w:r>
-        <w:t xml:space="preserve">7.4 练字页 pages/practice</w:t>
+        <w:t xml:space="preserve">分页展示</w:t>
+      </w:r>
+      <w:r>
+        <w:t xml:space="preserve">：每页 24 字（4 列 × 6 行），底部「上一页 / 第 x / y 页 / 下一页」，翻页回到顶部。</w:t>
       </w:r>
     </w:p>
     <w:p>
@@ -8682,92 +8863,29 @@
         <w:pStyle w:val="Compact"/>
       </w:pPr>
       <w:r>
-        <w:t xml:space="preserve">生命周期：</w:t>
-      </w:r>
-      <w:r>
-        <w:rPr>
-          <w:rStyle w:val="VerbatimChar"/>
-        </w:rPr>
-        <w:t xml:space="preserve">onLoad</w:t>
-      </w:r>
-      <w:r>
-        <w:t xml:space="preserve"> </w:t>
-      </w:r>
-      <w:r>
-        <w:t xml:space="preserve">读取列表/索引（支持</w:t>
-      </w:r>
-      <w:r>
-        <w:t xml:space="preserve"> </w:t>
-      </w:r>
-      <w:r>
-        <w:rPr>
-          <w:rStyle w:val="VerbatimChar"/>
-        </w:rPr>
-        <w:t xml:space="preserve">?char=&lt;字&gt;</w:t>
-      </w:r>
-      <w:r>
-        <w:t xml:space="preserve"> </w:t>
-      </w:r>
-      <w:r>
-        <w:t xml:space="preserve">直达单字）、记录一次练习、写入今日打卡、读取</w:t>
-      </w:r>
-      <w:r>
-        <w:t xml:space="preserve"> </w:t>
-      </w:r>
-      <w:r>
-        <w:rPr>
-          <w:rStyle w:val="VerbatimChar"/>
-        </w:rPr>
-        <w:t xml:space="preserve">globalData.practiceNote</w:t>
-      </w:r>
-      <w:r>
-        <w:t xml:space="preserve">（如成语/课文提示条）；</w:t>
-      </w:r>
-      <w:r>
-        <w:rPr>
-          <w:rStyle w:val="VerbatimChar"/>
-        </w:rPr>
-        <w:t xml:space="preserve">onReady</w:t>
-      </w:r>
-      <w:r>
-        <w:t xml:space="preserve"> </w:t>
-      </w:r>
-      <w:r>
-        <w:t xml:space="preserve">等布局稳定后创建 writer；</w:t>
-      </w:r>
-      <w:r>
-        <w:rPr>
-          <w:rStyle w:val="VerbatimChar"/>
-        </w:rPr>
-        <w:t xml:space="preserve">onUnload</w:t>
-      </w:r>
-      <w:r>
-        <w:t xml:space="preserve"> </w:t>
-      </w:r>
-      <w:r>
-        <w:t xml:space="preserve">释放音频。</w:t>
-      </w:r>
-    </w:p>
-    <w:p>
-      <w:pPr>
-        <w:numPr>
-          <w:ilvl w:val="0"/>
-          <w:numId w:val="1016"/>
-        </w:numPr>
-        <w:pStyle w:val="Compact"/>
-      </w:pPr>
-      <w:r>
-        <w:t xml:space="preserve">交互：模式（演示/描红/测验）、多格子样式（田/米/回宫/横线/无）、</w:t>
+        <w:t xml:space="preserve">点击某字把</w:t>
       </w:r>
       <w:r>
         <w:rPr>
           <w:bCs/>
           <w:b/>
         </w:rPr>
-        <w:t xml:space="preserve">笔（铅笔/钢笔/毛笔，仅描红·测验）</w:t>
-      </w:r>
-      <w:r>
-        <w:t xml:space="preserve">、上一个/下一个（循环）、再写一遍、收藏、朗读、书写、海报、字帖。</w:t>
+        <w:t xml:space="preserve">整个分类列表</w:t>
+      </w:r>
+      <w:r>
+        <w:t xml:space="preserve">写入</w:t>
+      </w:r>
+      <w:r>
+        <w:t xml:space="preserve"> </w:t>
+      </w:r>
+      <w:r>
+        <w:rPr>
+          <w:rStyle w:val="VerbatimChar"/>
+        </w:rPr>
+        <w:t xml:space="preserve">globalData.practiceList</w:t>
+      </w:r>
+      <w:r>
+        <w:t xml:space="preserve">（练字页可循环切换），索引为该字位置。</w:t>
       </w:r>
     </w:p>
     <w:p>
@@ -8779,115 +8897,215 @@
         <w:pStyle w:val="Compact"/>
       </w:pPr>
       <w:r>
-        <w:t xml:space="preserve">笔色/笔宽：hanzi-writer 的</w:t>
-      </w:r>
-      <w:r>
-        <w:t xml:space="preserve"> </w:t>
-      </w:r>
-      <w:r>
-        <w:rPr>
-          <w:rStyle w:val="VerbatimChar"/>
-        </w:rPr>
-        <w:t xml:space="preserve">drawingColor</w:t>
-      </w:r>
-      <w:r>
-        <w:t xml:space="preserve">/</w:t>
-      </w:r>
-      <w:r>
-        <w:rPr>
-          <w:rStyle w:val="VerbatimChar"/>
-        </w:rPr>
-        <w:t xml:space="preserve">drawingWidth</w:t>
-      </w:r>
-      <w:r>
-        <w:t xml:space="preserve">/</w:t>
-      </w:r>
-      <w:r>
-        <w:rPr>
-          <w:rStyle w:val="VerbatimChar"/>
-        </w:rPr>
-        <w:t xml:space="preserve">penType</w:t>
-      </w:r>
-      <w:r>
-        <w:t xml:space="preserve"> </w:t>
-      </w:r>
-      <w:r>
-        <w:t xml:space="preserve">在实例创建时确定，切换笔时</w:t>
-      </w:r>
+        <w:t xml:space="preserve">方格用</w:t>
+      </w:r>
+      <w:r>
+        <w:t xml:space="preserve"> </w:t>
+      </w:r>
+      <w:r>
+        <w:rPr>
+          <w:rStyle w:val="VerbatimChar"/>
+        </w:rPr>
+        <w:t xml:space="preserve">padding-bottom</w:t>
+      </w:r>
+      <w:r>
+        <w:t xml:space="preserve"> </w:t>
+      </w:r>
+      <w:r>
+        <w:t xml:space="preserve">百分比实现正方形（不依赖</w:t>
+      </w:r>
+      <w:r>
+        <w:t xml:space="preserve"> </w:t>
+      </w:r>
+      <w:r>
+        <w:rPr>
+          <w:rStyle w:val="VerbatimChar"/>
+        </w:rPr>
+        <w:t xml:space="preserve">aspect-ratio</w:t>
+      </w:r>
+      <w:r>
+        <w:t xml:space="preserve">）。</w:t>
+      </w:r>
+    </w:p>
+    <w:p>
+      <w:pPr>
+        <w:numPr>
+          <w:ilvl w:val="0"/>
+          <w:numId w:val="1016"/>
+        </w:numPr>
+        <w:pStyle w:val="Compact"/>
+      </w:pPr>
       <w:r>
         <w:rPr>
           <w:bCs/>
           <w:b/>
         </w:rPr>
-        <w:t xml:space="preserve">重建一次画布</w:t>
-      </w:r>
-      <w:r>
-        <w:t xml:space="preserve">；偏好持久化（</w:t>
-      </w:r>
-      <w:r>
-        <w:rPr>
-          <w:rStyle w:val="VerbatimChar"/>
-        </w:rPr>
-        <w:t xml:space="preserve">storage</w:t>
-      </w:r>
-      <w:r>
-        <w:t xml:space="preserve"> </w:t>
-      </w:r>
-      <w:r>
-        <w:t xml:space="preserve">的</w:t>
-      </w:r>
-      <w:r>
-        <w:t xml:space="preserve"> </w:t>
-      </w:r>
-      <w:r>
-        <w:rPr>
-          <w:rStyle w:val="VerbatimChar"/>
-        </w:rPr>
-        <w:t xml:space="preserve">pen</w:t>
-      </w:r>
-      <w:r>
-        <w:t xml:space="preserve">）。</w:t>
-      </w:r>
-    </w:p>
-    <w:p>
-      <w:pPr>
-        <w:numPr>
-          <w:ilvl w:val="0"/>
-          <w:numId w:val="1016"/>
-        </w:numPr>
-        <w:pStyle w:val="Compact"/>
-      </w:pPr>
+        <w:t xml:space="preserve">古诗名句特殊</w:t>
+      </w:r>
+      <w:r>
+        <w:t xml:space="preserve">：该分类不使用字网格分页，而是「</w:t>
+      </w:r>
       <w:r>
         <w:rPr>
           <w:bCs/>
           <w:b/>
         </w:rPr>
-        <w:t xml:space="preserve">自研笔迹渲染</w:t>
-      </w:r>
-      <w:r>
-        <w:t xml:space="preserve">：内置的 hanzi-writer 已改造用户笔画渲染（</w:t>
-      </w:r>
-      <w:r>
-        <w:rPr>
-          <w:rStyle w:val="VerbatimChar"/>
-        </w:rPr>
-        <w:t xml:space="preserve">renderUserStroke</w:t>
-      </w:r>
-      <w:r>
-        <w:t xml:space="preserve">）——按</w:t>
+        <w:t xml:space="preserve">一首诗一页</w:t>
+      </w:r>
+      <w:r>
+        <w:t xml:space="preserve">」（数据</w:t>
+      </w:r>
+      <w:r>
+        <w:t xml:space="preserve"> </w:t>
+      </w:r>
+      <w:r>
+        <w:rPr>
+          <w:rStyle w:val="VerbatimChar"/>
+        </w:rPr>
+        <w:t xml:space="preserve">data/poems.js</w:t>
+      </w:r>
+      <w:r>
+        <w:t xml:space="preserve">），可「上一首 / 下一首」翻页；诗中每个字可点（进入整首练习），并提供「练这首诗」「生成字帖」。</w:t>
+      </w:r>
+    </w:p>
+    <w:bookmarkEnd w:id="50"/>
+    <w:bookmarkStart w:id="51" w:name="练字页-pagespractice"/>
+    <w:p>
+      <w:pPr>
+        <w:pStyle w:val="Heading2"/>
+      </w:pPr>
+      <w:r>
+        <w:t xml:space="preserve">7.4 练字页 pages/practice</w:t>
+      </w:r>
+    </w:p>
+    <w:p>
+      <w:pPr>
+        <w:numPr>
+          <w:ilvl w:val="0"/>
+          <w:numId w:val="1017"/>
+        </w:numPr>
+        <w:pStyle w:val="Compact"/>
+      </w:pPr>
+      <w:r>
+        <w:t xml:space="preserve">生命周期：</w:t>
+      </w:r>
+      <w:r>
+        <w:rPr>
+          <w:rStyle w:val="VerbatimChar"/>
+        </w:rPr>
+        <w:t xml:space="preserve">onLoad</w:t>
+      </w:r>
+      <w:r>
+        <w:t xml:space="preserve"> </w:t>
+      </w:r>
+      <w:r>
+        <w:t xml:space="preserve">读取列表/索引（支持</w:t>
+      </w:r>
+      <w:r>
+        <w:t xml:space="preserve"> </w:t>
+      </w:r>
+      <w:r>
+        <w:rPr>
+          <w:rStyle w:val="VerbatimChar"/>
+        </w:rPr>
+        <w:t xml:space="preserve">?char=&lt;字&gt;</w:t>
+      </w:r>
+      <w:r>
+        <w:t xml:space="preserve"> </w:t>
+      </w:r>
+      <w:r>
+        <w:t xml:space="preserve">直达单字）、记录一次练习、写入今日打卡、读取</w:t>
+      </w:r>
+      <w:r>
+        <w:t xml:space="preserve"> </w:t>
+      </w:r>
+      <w:r>
+        <w:rPr>
+          <w:rStyle w:val="VerbatimChar"/>
+        </w:rPr>
+        <w:t xml:space="preserve">globalData.practiceNote</w:t>
+      </w:r>
+      <w:r>
+        <w:t xml:space="preserve">（如成语/课文提示条）；</w:t>
+      </w:r>
+      <w:r>
+        <w:rPr>
+          <w:rStyle w:val="VerbatimChar"/>
+        </w:rPr>
+        <w:t xml:space="preserve">onReady</w:t>
+      </w:r>
+      <w:r>
+        <w:t xml:space="preserve"> </w:t>
+      </w:r>
+      <w:r>
+        <w:t xml:space="preserve">等布局稳定后创建 writer；</w:t>
+      </w:r>
+      <w:r>
+        <w:rPr>
+          <w:rStyle w:val="VerbatimChar"/>
+        </w:rPr>
+        <w:t xml:space="preserve">onUnload</w:t>
+      </w:r>
+      <w:r>
+        <w:t xml:space="preserve"> </w:t>
+      </w:r>
+      <w:r>
+        <w:t xml:space="preserve">释放音频。</w:t>
+      </w:r>
+    </w:p>
+    <w:p>
+      <w:pPr>
+        <w:numPr>
+          <w:ilvl w:val="0"/>
+          <w:numId w:val="1017"/>
+        </w:numPr>
+        <w:pStyle w:val="Compact"/>
+      </w:pPr>
+      <w:r>
+        <w:t xml:space="preserve">交互：模式（演示/描红/测验）、多格子样式（田/米/回宫/横线/无）、</w:t>
       </w:r>
       <w:r>
         <w:rPr>
           <w:bCs/>
           <w:b/>
         </w:rPr>
-        <w:t xml:space="preserve">书写速度变速变宽</w:t>
-      </w:r>
-      <w:r>
-        <w:t xml:space="preserve">、起收笔收锋，并按</w:t>
-      </w:r>
-      <w:r>
-        <w:t xml:space="preserve"> </w:t>
+        <w:t xml:space="preserve">笔（铅笔/钢笔/毛笔，仅描红·测验）</w:t>
+      </w:r>
+      <w:r>
+        <w:t xml:space="preserve">、上一个/下一个（循环）、再写一遍、收藏、朗读、书写、海报、字帖。</w:t>
+      </w:r>
+    </w:p>
+    <w:p>
+      <w:pPr>
+        <w:numPr>
+          <w:ilvl w:val="0"/>
+          <w:numId w:val="1017"/>
+        </w:numPr>
+        <w:pStyle w:val="Compact"/>
+      </w:pPr>
+      <w:r>
+        <w:t xml:space="preserve">笔色/笔宽：hanzi-writer 的</w:t>
+      </w:r>
+      <w:r>
+        <w:t xml:space="preserve"> </w:t>
+      </w:r>
+      <w:r>
+        <w:rPr>
+          <w:rStyle w:val="VerbatimChar"/>
+        </w:rPr>
+        <w:t xml:space="preserve">drawingColor</w:t>
+      </w:r>
+      <w:r>
+        <w:t xml:space="preserve">/</w:t>
+      </w:r>
+      <w:r>
+        <w:rPr>
+          <w:rStyle w:val="VerbatimChar"/>
+        </w:rPr>
+        <w:t xml:space="preserve">drawingWidth</w:t>
+      </w:r>
+      <w:r>
+        <w:t xml:space="preserve">/</w:t>
       </w:r>
       <w:r>
         <w:rPr>
@@ -8896,308 +9114,115 @@
         <w:t xml:space="preserve">penType</w:t>
       </w:r>
       <w:r>
-        <w:t xml:space="preserve">（铅笔较均匀 / 钢笔 / 毛笔更夸张）区分笔触；wrapper 同步透传</w:t>
-      </w:r>
-      <w:r>
-        <w:t xml:space="preserve"> </w:t>
-      </w:r>
-      <w:r>
-        <w:rPr>
-          <w:rStyle w:val="VerbatimChar"/>
-        </w:rPr>
-        <w:t xml:space="preserve">drawingWidth</w:t>
-      </w:r>
-      <w:r>
-        <w:t xml:space="preserve">/</w:t>
-      </w:r>
-      <w:r>
-        <w:rPr>
-          <w:rStyle w:val="VerbatimChar"/>
-        </w:rPr>
-        <w:t xml:space="preserve">penType</w:t>
-      </w:r>
-      <w:r>
-        <w:t xml:space="preserve">。</w:t>
-      </w:r>
-    </w:p>
-    <w:p>
-      <w:pPr>
-        <w:numPr>
-          <w:ilvl w:val="0"/>
-          <w:numId w:val="1016"/>
-        </w:numPr>
-        <w:pStyle w:val="Compact"/>
-      </w:pPr>
-      <w:r>
-        <w:rPr>
-          <w:rStyle w:val="VerbatimChar"/>
-        </w:rPr>
-        <w:t xml:space="preserve">charDataLoader</w:t>
-      </w:r>
-      <w:r>
-        <w:t xml:space="preserve"> </w:t>
-      </w:r>
-      <w:r>
-        <w:t xml:space="preserve">为回调式</w:t>
-      </w:r>
-      <w:r>
-        <w:t xml:space="preserve"> </w:t>
-      </w:r>
-      <w:r>
-        <w:rPr>
-          <w:rStyle w:val="VerbatimChar"/>
-        </w:rPr>
-        <w:t xml:space="preserve">(char, onLoad, onError)</w:t>
-      </w:r>
-      <w:r>
-        <w:t xml:space="preserve"> </w:t>
-      </w:r>
-      <w:r>
-        <w:t xml:space="preserve">且不返回值；加载前</w:t>
-      </w:r>
-      <w:r>
-        <w:t xml:space="preserve"> </w:t>
-      </w:r>
-      <w:r>
-        <w:rPr>
-          <w:rStyle w:val="VerbatimChar"/>
-        </w:rPr>
-        <w:t xml:space="preserve">waitForCanvas()</w:t>
-      </w:r>
-      <w:r>
-        <w:t xml:space="preserve"> </w:t>
-      </w:r>
-      <w:r>
-        <w:t xml:space="preserve">等待画布就绪。</w:t>
-      </w:r>
-    </w:p>
-    <w:p>
-      <w:pPr>
-        <w:numPr>
-          <w:ilvl w:val="0"/>
-          <w:numId w:val="1016"/>
-        </w:numPr>
-        <w:pStyle w:val="Compact"/>
-      </w:pPr>
+        <w:t xml:space="preserve"> </w:t>
+      </w:r>
+      <w:r>
+        <w:t xml:space="preserve">在实例创建时确定，切换笔时</w:t>
+      </w:r>
       <w:r>
         <w:rPr>
           <w:bCs/>
           <w:b/>
         </w:rPr>
-        <w:t xml:space="preserve">单实例复用</w:t>
-      </w:r>
-      <w:r>
-        <w:t xml:space="preserve">：全程只创建一个 hanzi-writer 实例，切换汉字用</w:t>
-      </w:r>
-      <w:r>
-        <w:t xml:space="preserve"> </w:t>
-      </w:r>
-      <w:r>
-        <w:rPr>
-          <w:rStyle w:val="VerbatimChar"/>
-        </w:rPr>
-        <w:t xml:space="preserve">setCharacter()</w:t>
-      </w:r>
-      <w:r>
-        <w:t xml:space="preserve">（内部会</w:t>
-      </w:r>
-      <w:r>
-        <w:t xml:space="preserve"> </w:t>
-      </w:r>
-      <w:r>
-        <w:rPr>
-          <w:rStyle w:val="VerbatimChar"/>
-        </w:rPr>
-        <w:t xml:space="preserve">cancelAll</w:t>
-      </w:r>
-      <w:r>
-        <w:t xml:space="preserve"> </w:t>
-      </w:r>
-      <w:r>
-        <w:t xml:space="preserve">取消上一次动画），</w:t>
-      </w:r>
-      <w:r>
-        <w:rPr>
-          <w:rStyle w:val="VerbatimChar"/>
-        </w:rPr>
-        <w:t xml:space="preserve">onUnload</w:t>
-      </w:r>
-      <w:r>
-        <w:t xml:space="preserve"> </w:t>
-      </w:r>
-      <w:r>
-        <w:t xml:space="preserve">才</w:t>
-      </w:r>
-      <w:r>
-        <w:t xml:space="preserve"> </w:t>
-      </w:r>
-      <w:r>
-        <w:rPr>
-          <w:rStyle w:val="VerbatimChar"/>
-        </w:rPr>
-        <w:t xml:space="preserve">destroy()</w:t>
-      </w:r>
-      <w:r>
-        <w:t xml:space="preserve">；避免多实例在同一画布同时渲染（表现为“同时画好几个字”）。</w:t>
-      </w:r>
-    </w:p>
-    <w:p>
-      <w:pPr>
-        <w:numPr>
-          <w:ilvl w:val="0"/>
-          <w:numId w:val="1016"/>
-        </w:numPr>
-        <w:pStyle w:val="Compact"/>
-      </w:pPr>
-      <w:r>
-        <w:t xml:space="preserve">汉字详情：优先</w:t>
-      </w:r>
-      <w:r>
-        <w:t xml:space="preserve"> </w:t>
-      </w:r>
-      <w:r>
-        <w:rPr>
-          <w:rStyle w:val="VerbatimChar"/>
-        </w:rPr>
-        <w:t xml:space="preserve">data/charInfo.js</w:t>
-      </w:r>
-      <w:r>
-        <w:t xml:space="preserve">（手工精校，含组词），缺失字段回退</w:t>
-      </w:r>
-      <w:r>
-        <w:t xml:space="preserve"> </w:t>
-      </w:r>
-      <w:r>
-        <w:rPr>
-          <w:rStyle w:val="VerbatimChar"/>
-        </w:rPr>
-        <w:t xml:space="preserve">data/charDict.js</w:t>
-      </w:r>
-      <w:r>
-        <w:t xml:space="preserve">（全量：拼音/部首/笔画/结构/释义）；笔画数优先取笔画数据</w:t>
-      </w:r>
-      <w:r>
-        <w:t xml:space="preserve"> </w:t>
-      </w:r>
-      <w:r>
-        <w:rPr>
-          <w:rStyle w:val="VerbatimChar"/>
-        </w:rPr>
-        <w:t xml:space="preserve">strokes.length</w:t>
-      </w:r>
-      <w:r>
-        <w:t xml:space="preserve">；组词可点击练习。</w:t>
-      </w:r>
-    </w:p>
-    <w:p>
-      <w:pPr>
-        <w:numPr>
-          <w:ilvl w:val="0"/>
-          <w:numId w:val="1016"/>
-        </w:numPr>
-        <w:pStyle w:val="Compact"/>
-      </w:pPr>
-      <w:r>
-        <w:t xml:space="preserve">测验 / 描红：</w:t>
-      </w:r>
-      <w:r>
-        <w:rPr>
-          <w:rStyle w:val="VerbatimChar"/>
-        </w:rPr>
-        <w:t xml:space="preserve">quiz({ onMistake, onComplete })</w:t>
-      </w:r>
-      <w:r>
-        <w:t xml:space="preserve"> </w:t>
-      </w:r>
-      <w:r>
-        <w:t xml:space="preserve">—— 写错的字进入</w:t>
-      </w:r>
+        <w:t xml:space="preserve">重建一次画布</w:t>
+      </w:r>
+      <w:r>
+        <w:t xml:space="preserve">；偏好持久化（</w:t>
+      </w:r>
+      <w:r>
+        <w:rPr>
+          <w:rStyle w:val="VerbatimChar"/>
+        </w:rPr>
+        <w:t xml:space="preserve">storage</w:t>
+      </w:r>
+      <w:r>
+        <w:t xml:space="preserve"> </w:t>
+      </w:r>
+      <w:r>
+        <w:t xml:space="preserve">的</w:t>
+      </w:r>
+      <w:r>
+        <w:t xml:space="preserve"> </w:t>
+      </w:r>
+      <w:r>
+        <w:rPr>
+          <w:rStyle w:val="VerbatimChar"/>
+        </w:rPr>
+        <w:t xml:space="preserve">pen</w:t>
+      </w:r>
+      <w:r>
+        <w:t xml:space="preserve">）。</w:t>
+      </w:r>
+    </w:p>
+    <w:p>
+      <w:pPr>
+        <w:numPr>
+          <w:ilvl w:val="0"/>
+          <w:numId w:val="1017"/>
+        </w:numPr>
+        <w:pStyle w:val="Compact"/>
+      </w:pPr>
       <w:r>
         <w:rPr>
           <w:bCs/>
           <w:b/>
         </w:rPr>
-        <w:t xml:space="preserve">生字本</w:t>
-      </w:r>
-      <w:r>
-        <w:t xml:space="preserve">（</w:t>
-      </w:r>
-      <w:r>
-        <w:rPr>
-          <w:rStyle w:val="VerbatimChar"/>
-        </w:rPr>
-        <w:t xml:space="preserve">storage.addWeak</w:t>
-      </w:r>
-      <w:r>
-        <w:t xml:space="preserve">）。</w:t>
-      </w:r>
-    </w:p>
-    <w:p>
-      <w:pPr>
-        <w:numPr>
-          <w:ilvl w:val="0"/>
-          <w:numId w:val="1016"/>
-        </w:numPr>
-        <w:pStyle w:val="Compact"/>
-      </w:pPr>
-      <w:r>
-        <w:t xml:space="preserve">朗读：</w:t>
-      </w:r>
-      <w:r>
-        <w:rPr>
-          <w:rStyle w:val="VerbatimChar"/>
-        </w:rPr>
-        <w:t xml:space="preserve">utils/tts.js</w:t>
-      </w:r>
-      <w:r>
-        <w:t xml:space="preserve"> </w:t>
-      </w:r>
-      <w:r>
-        <w:t xml:space="preserve">按</w:t>
-      </w:r>
-      <w:r>
-        <w:t xml:space="preserve"> </w:t>
-      </w:r>
-      <w:r>
-        <w:rPr>
-          <w:rStyle w:val="VerbatimChar"/>
-        </w:rPr>
-        <w:t xml:space="preserve">config.tts.sources</w:t>
-      </w:r>
-      <w:r>
-        <w:t xml:space="preserve"> </w:t>
+        <w:t xml:space="preserve">自研笔迹渲染</w:t>
+      </w:r>
+      <w:r>
+        <w:t xml:space="preserve">：内置的 hanzi-writer 已改造用户笔画渲染（</w:t>
+      </w:r>
+      <w:r>
+        <w:rPr>
+          <w:rStyle w:val="VerbatimChar"/>
+        </w:rPr>
+        <w:t xml:space="preserve">renderUserStroke</w:t>
+      </w:r>
+      <w:r>
+        <w:t xml:space="preserve">）——按</w:t>
       </w:r>
       <w:r>
         <w:rPr>
           <w:bCs/>
           <w:b/>
         </w:rPr>
-        <w:t xml:space="preserve">多音源自动降级</w:t>
-      </w:r>
-      <w:r>
-        <w:t xml:space="preserve">（第 1 个失败自动试下一个），全部失败提示；</w:t>
-      </w:r>
-      <w:r>
-        <w:rPr>
-          <w:rStyle w:val="VerbatimChar"/>
-        </w:rPr>
-        <w:t xml:space="preserve">enabled=false</w:t>
-      </w:r>
-      <w:r>
-        <w:t xml:space="preserve"> </w:t>
-      </w:r>
-      <w:r>
-        <w:t xml:space="preserve">则不朗读。</w:t>
-      </w:r>
-    </w:p>
-    <w:bookmarkEnd w:id="50"/>
-    <w:bookmarkStart w:id="51" w:name="字帖生成页-pagesworksheet"/>
-    <w:p>
-      <w:pPr>
-        <w:pStyle w:val="Heading2"/>
-      </w:pPr>
-      <w:r>
-        <w:t xml:space="preserve">7.5 字帖生成页 pages/worksheet</w:t>
+        <w:t xml:space="preserve">书写速度变速变宽</w:t>
+      </w:r>
+      <w:r>
+        <w:t xml:space="preserve">、起收笔收锋，并按</w:t>
+      </w:r>
+      <w:r>
+        <w:t xml:space="preserve"> </w:t>
+      </w:r>
+      <w:r>
+        <w:rPr>
+          <w:rStyle w:val="VerbatimChar"/>
+        </w:rPr>
+        <w:t xml:space="preserve">penType</w:t>
+      </w:r>
+      <w:r>
+        <w:t xml:space="preserve">（铅笔较均匀 / 钢笔 / 毛笔更夸张）区分笔触；wrapper 同步透传</w:t>
+      </w:r>
+      <w:r>
+        <w:t xml:space="preserve"> </w:t>
+      </w:r>
+      <w:r>
+        <w:rPr>
+          <w:rStyle w:val="VerbatimChar"/>
+        </w:rPr>
+        <w:t xml:space="preserve">drawingWidth</w:t>
+      </w:r>
+      <w:r>
+        <w:t xml:space="preserve">/</w:t>
+      </w:r>
+      <w:r>
+        <w:rPr>
+          <w:rStyle w:val="VerbatimChar"/>
+        </w:rPr>
+        <w:t xml:space="preserve">penType</w:t>
+      </w:r>
+      <w:r>
+        <w:t xml:space="preserve">。</w:t>
       </w:r>
     </w:p>
     <w:p>
@@ -9209,26 +9234,116 @@
         <w:pStyle w:val="Compact"/>
       </w:pPr>
       <w:r>
-        <w:t xml:space="preserve">来源：当前字表 / 我的收藏 / 字帖模板 / 自选汉字（</w:t>
-      </w:r>
-      <w:r>
-        <w:rPr>
-          <w:rStyle w:val="VerbatimChar"/>
-        </w:rPr>
-        <w:t xml:space="preserve">data/templates.js</w:t>
-      </w:r>
-      <w:r>
-        <w:t xml:space="preserve">），以及</w:t>
-      </w:r>
+        <w:rPr>
+          <w:rStyle w:val="VerbatimChar"/>
+        </w:rPr>
+        <w:t xml:space="preserve">charDataLoader</w:t>
+      </w:r>
+      <w:r>
+        <w:t xml:space="preserve"> </w:t>
+      </w:r>
+      <w:r>
+        <w:t xml:space="preserve">为回调式</w:t>
+      </w:r>
+      <w:r>
+        <w:t xml:space="preserve"> </w:t>
+      </w:r>
+      <w:r>
+        <w:rPr>
+          <w:rStyle w:val="VerbatimChar"/>
+        </w:rPr>
+        <w:t xml:space="preserve">(char, onLoad, onError)</w:t>
+      </w:r>
+      <w:r>
+        <w:t xml:space="preserve"> </w:t>
+      </w:r>
+      <w:r>
+        <w:t xml:space="preserve">且不返回值；加载前</w:t>
+      </w:r>
+      <w:r>
+        <w:t xml:space="preserve"> </w:t>
+      </w:r>
+      <w:r>
+        <w:rPr>
+          <w:rStyle w:val="VerbatimChar"/>
+        </w:rPr>
+        <w:t xml:space="preserve">waitForCanvas()</w:t>
+      </w:r>
+      <w:r>
+        <w:t xml:space="preserve"> </w:t>
+      </w:r>
+      <w:r>
+        <w:t xml:space="preserve">等待画布就绪。</w:t>
+      </w:r>
+    </w:p>
+    <w:p>
+      <w:pPr>
+        <w:numPr>
+          <w:ilvl w:val="0"/>
+          <w:numId w:val="1017"/>
+        </w:numPr>
+        <w:pStyle w:val="Compact"/>
+      </w:pPr>
       <w:r>
         <w:rPr>
           <w:bCs/>
           <w:b/>
         </w:rPr>
-        <w:t xml:space="preserve">「选字…」多选组建</w:t>
-      </w:r>
-      <w:r>
-        <w:t xml:space="preserve">（从收藏/教材册/主题/输入里挑字，动态拼字帖）。</w:t>
+        <w:t xml:space="preserve">单实例复用</w:t>
+      </w:r>
+      <w:r>
+        <w:t xml:space="preserve">：全程只创建一个 hanzi-writer 实例，切换汉字用</w:t>
+      </w:r>
+      <w:r>
+        <w:t xml:space="preserve"> </w:t>
+      </w:r>
+      <w:r>
+        <w:rPr>
+          <w:rStyle w:val="VerbatimChar"/>
+        </w:rPr>
+        <w:t xml:space="preserve">setCharacter()</w:t>
+      </w:r>
+      <w:r>
+        <w:t xml:space="preserve">（内部会</w:t>
+      </w:r>
+      <w:r>
+        <w:t xml:space="preserve"> </w:t>
+      </w:r>
+      <w:r>
+        <w:rPr>
+          <w:rStyle w:val="VerbatimChar"/>
+        </w:rPr>
+        <w:t xml:space="preserve">cancelAll</w:t>
+      </w:r>
+      <w:r>
+        <w:t xml:space="preserve"> </w:t>
+      </w:r>
+      <w:r>
+        <w:t xml:space="preserve">取消上一次动画），</w:t>
+      </w:r>
+      <w:r>
+        <w:rPr>
+          <w:rStyle w:val="VerbatimChar"/>
+        </w:rPr>
+        <w:t xml:space="preserve">onUnload</w:t>
+      </w:r>
+      <w:r>
+        <w:t xml:space="preserve"> </w:t>
+      </w:r>
+      <w:r>
+        <w:t xml:space="preserve">才</w:t>
+      </w:r>
+      <w:r>
+        <w:t xml:space="preserve"> </w:t>
+      </w:r>
+      <w:r>
+        <w:rPr>
+          <w:rStyle w:val="VerbatimChar"/>
+        </w:rPr>
+        <w:t xml:space="preserve">destroy()</w:t>
+      </w:r>
+      <w:r>
+        <w:t xml:space="preserve">；避免多实例在同一画布同时渲染（表现为“同时画好几个字”）。</w:t>
       </w:r>
     </w:p>
     <w:p>
@@ -9239,15 +9354,120 @@
         </w:numPr>
         <w:pStyle w:val="Compact"/>
       </w:pPr>
+      <w:r>
+        <w:t xml:space="preserve">汉字详情：优先</w:t>
+      </w:r>
+      <w:r>
+        <w:t xml:space="preserve"> </w:t>
+      </w:r>
+      <w:r>
+        <w:rPr>
+          <w:rStyle w:val="VerbatimChar"/>
+        </w:rPr>
+        <w:t xml:space="preserve">data/charInfo.js</w:t>
+      </w:r>
+      <w:r>
+        <w:t xml:space="preserve">（手工精校，含组词），缺失字段回退</w:t>
+      </w:r>
+      <w:r>
+        <w:t xml:space="preserve"> </w:t>
+      </w:r>
+      <w:r>
+        <w:rPr>
+          <w:rStyle w:val="VerbatimChar"/>
+        </w:rPr>
+        <w:t xml:space="preserve">data/charDict.js</w:t>
+      </w:r>
+      <w:r>
+        <w:t xml:space="preserve">（全量：拼音/部首/笔画/结构/释义）；笔画数优先取笔画数据</w:t>
+      </w:r>
+      <w:r>
+        <w:t xml:space="preserve"> </w:t>
+      </w:r>
+      <w:r>
+        <w:rPr>
+          <w:rStyle w:val="VerbatimChar"/>
+        </w:rPr>
+        <w:t xml:space="preserve">strokes.length</w:t>
+      </w:r>
+      <w:r>
+        <w:t xml:space="preserve">；组词可点击练习。</w:t>
+      </w:r>
+    </w:p>
+    <w:p>
+      <w:pPr>
+        <w:numPr>
+          <w:ilvl w:val="0"/>
+          <w:numId w:val="1017"/>
+        </w:numPr>
+        <w:pStyle w:val="Compact"/>
+      </w:pPr>
+      <w:r>
+        <w:t xml:space="preserve">测验 / 描红：</w:t>
+      </w:r>
+      <w:r>
+        <w:rPr>
+          <w:rStyle w:val="VerbatimChar"/>
+        </w:rPr>
+        <w:t xml:space="preserve">quiz({ onMistake, onComplete })</w:t>
+      </w:r>
+      <w:r>
+        <w:t xml:space="preserve"> </w:t>
+      </w:r>
+      <w:r>
+        <w:t xml:space="preserve">—— 写错的字进入</w:t>
+      </w:r>
       <w:r>
         <w:rPr>
           <w:bCs/>
           <w:b/>
         </w:rPr>
-        <w:t xml:space="preserve">按 A4 真实尺寸排版</w:t>
-      </w:r>
-      <w:r>
-        <w:t xml:space="preserve">：画布固定为</w:t>
+        <w:t xml:space="preserve">生字本</w:t>
+      </w:r>
+      <w:r>
+        <w:t xml:space="preserve">（</w:t>
+      </w:r>
+      <w:r>
+        <w:rPr>
+          <w:rStyle w:val="VerbatimChar"/>
+        </w:rPr>
+        <w:t xml:space="preserve">storage.addWeak</w:t>
+      </w:r>
+      <w:r>
+        <w:t xml:space="preserve">）。</w:t>
+      </w:r>
+    </w:p>
+    <w:p>
+      <w:pPr>
+        <w:numPr>
+          <w:ilvl w:val="0"/>
+          <w:numId w:val="1017"/>
+        </w:numPr>
+        <w:pStyle w:val="Compact"/>
+      </w:pPr>
+      <w:r>
+        <w:t xml:space="preserve">朗读：</w:t>
+      </w:r>
+      <w:r>
+        <w:rPr>
+          <w:rStyle w:val="VerbatimChar"/>
+        </w:rPr>
+        <w:t xml:space="preserve">utils/tts.js</w:t>
+      </w:r>
+      <w:r>
+        <w:t xml:space="preserve"> </w:t>
+      </w:r>
+      <w:r>
+        <w:t xml:space="preserve">按</w:t>
+      </w:r>
+      <w:r>
+        <w:t xml:space="preserve"> </w:t>
+      </w:r>
+      <w:r>
+        <w:rPr>
+          <w:rStyle w:val="VerbatimChar"/>
+        </w:rPr>
+        <w:t xml:space="preserve">config.tts.sources</w:t>
       </w:r>
       <w:r>
         <w:t xml:space="preserve"> </w:t>
@@ -9257,111 +9477,148 @@
           <w:bCs/>
           <w:b/>
         </w:rPr>
-        <w:t xml:space="preserve">A4</w:t>
+        <w:t xml:space="preserve">多音源自动降级</w:t>
+      </w:r>
+      <w:r>
+        <w:t xml:space="preserve">（第 1 个失败自动试下一个），全部失败提示；</w:t>
+      </w:r>
+      <w:r>
+        <w:rPr>
+          <w:rStyle w:val="VerbatimChar"/>
+        </w:rPr>
+        <w:t xml:space="preserve">enabled=false</w:t>
+      </w:r>
+      <w:r>
+        <w:t xml:space="preserve"> </w:t>
+      </w:r>
+      <w:r>
+        <w:t xml:space="preserve">则不朗读。</w:t>
+      </w:r>
+    </w:p>
+    <w:bookmarkEnd w:id="51"/>
+    <w:bookmarkStart w:id="52" w:name="字帖生成页-pagesworksheet"/>
+    <w:p>
+      <w:pPr>
+        <w:pStyle w:val="Heading2"/>
+      </w:pPr>
+      <w:r>
+        <w:t xml:space="preserve">7.5 字帖生成页 pages/worksheet</w:t>
+      </w:r>
+    </w:p>
+    <w:p>
+      <w:pPr>
+        <w:numPr>
+          <w:ilvl w:val="0"/>
+          <w:numId w:val="1018"/>
+        </w:numPr>
+        <w:pStyle w:val="Compact"/>
+      </w:pPr>
+      <w:r>
+        <w:t xml:space="preserve">来源：当前字表 / 我的收藏 / 字帖模板 / 自选汉字（</w:t>
+      </w:r>
+      <w:r>
+        <w:rPr>
+          <w:rStyle w:val="VerbatimChar"/>
+        </w:rPr>
+        <w:t xml:space="preserve">data/templates.js</w:t>
+      </w:r>
+      <w:r>
+        <w:t xml:space="preserve">），以及</w:t>
       </w:r>
       <w:r>
         <w:rPr>
           <w:bCs/>
           <w:b/>
         </w:rPr>
-        <w:t xml:space="preserve"> </w:t>
-      </w:r>
+        <w:t xml:space="preserve">「选字…」多选组建</w:t>
+      </w:r>
+      <w:r>
+        <w:t xml:space="preserve">（从收藏/教材册/主题/输入里挑字，动态拼字帖）。</w:t>
+      </w:r>
+    </w:p>
+    <w:p>
+      <w:pPr>
+        <w:numPr>
+          <w:ilvl w:val="0"/>
+          <w:numId w:val="1018"/>
+        </w:numPr>
+        <w:pStyle w:val="Compact"/>
+      </w:pPr>
       <w:r>
         <w:rPr>
           <w:bCs/>
           <w:b/>
         </w:rPr>
-        <w:t xml:space="preserve">@300dpi</w:t>
+        <w:t xml:space="preserve">按 A4 真实尺寸排版</w:t>
+      </w:r>
+      <w:r>
+        <w:t xml:space="preserve">：画布固定为</w:t>
+      </w:r>
+      <w:r>
+        <w:t xml:space="preserve"> </w:t>
       </w:r>
       <w:r>
         <w:rPr>
           <w:bCs/>
           <w:b/>
         </w:rPr>
-        <w:t xml:space="preserve">（2480×3508）</w:t>
-      </w:r>
-      <w:r>
-        <w:t xml:space="preserve">，按厘米绘制；可选</w:t>
-      </w:r>
-      <w:r>
-        <w:t xml:space="preserve"> </w:t>
+        <w:t xml:space="preserve">A4</w:t>
       </w:r>
       <w:r>
         <w:rPr>
           <w:bCs/>
           <w:b/>
         </w:rPr>
-        <w:t xml:space="preserve">A4 纵向 / 横向</w:t>
-      </w:r>
-      <w:r>
-        <w:t xml:space="preserve"> </w:t>
-      </w:r>
-      <w:r>
-        <w:t xml:space="preserve">与</w:t>
+        <w:t xml:space="preserve"> </w:t>
       </w:r>
       <w:r>
         <w:rPr>
           <w:bCs/>
           <w:b/>
         </w:rPr>
-        <w:t xml:space="preserve">格子大小 1.2 / 1.5 / 2.0cm</w:t>
-      </w:r>
-      <w:r>
-        <w:t xml:space="preserve">，打印时选「实际大小 / 100%」即得所选厘米格（低年级建议 1.5–2.0cm；横向适合较长诗句）。</w:t>
-      </w:r>
-    </w:p>
-    <w:p>
-      <w:pPr>
-        <w:numPr>
-          <w:ilvl w:val="0"/>
-          <w:numId w:val="1017"/>
-        </w:numPr>
-        <w:pStyle w:val="Compact"/>
-      </w:pPr>
+        <w:t xml:space="preserve">@300dpi</w:t>
+      </w:r>
       <w:r>
         <w:rPr>
           <w:bCs/>
           <w:b/>
         </w:rPr>
-        <w:t xml:space="preserve">两种排版</w:t>
-      </w:r>
-      <w:r>
-        <w:t xml:space="preserve">：</w:t>
-      </w:r>
-    </w:p>
-    <w:p>
-      <w:pPr>
-        <w:numPr>
-          <w:ilvl w:val="1"/>
-          <w:numId w:val="1018"/>
-        </w:numPr>
-        <w:pStyle w:val="Compact"/>
-      </w:pPr>
+        <w:t xml:space="preserve">（2480×3508）</w:t>
+      </w:r>
+      <w:r>
+        <w:t xml:space="preserve">，按厘米绘制；可选</w:t>
+      </w:r>
+      <w:r>
+        <w:t xml:space="preserve"> </w:t>
+      </w:r>
       <w:r>
         <w:rPr>
           <w:bCs/>
           <w:b/>
         </w:rPr>
-        <w:t xml:space="preserve">字表排版</w:t>
-      </w:r>
-      <w:r>
-        <w:t xml:space="preserve">：按格大小自动排满一页（列/行由格子大小决定）；</w:t>
+        <w:t xml:space="preserve">A4 纵向 / 横向</w:t>
+      </w:r>
+      <w:r>
+        <w:t xml:space="preserve"> </w:t>
+      </w:r>
+      <w:r>
+        <w:t xml:space="preserve">与</w:t>
       </w:r>
       <w:r>
         <w:rPr>
           <w:bCs/>
           <w:b/>
         </w:rPr>
-        <w:t xml:space="preserve">默认每个字只出现一次</w:t>
-      </w:r>
-      <w:r>
-        <w:t xml:space="preserve">（范字，不重复），可选「每字重复 2 / 3 遍」（首为范字、其余描红）。</w:t>
-      </w:r>
-    </w:p>
-    <w:p>
-      <w:pPr>
-        <w:numPr>
-          <w:ilvl w:val="1"/>
+        <w:t xml:space="preserve">格子大小 1.2 / 1.5 / 2.0cm</w:t>
+      </w:r>
+      <w:r>
+        <w:t xml:space="preserve">，打印时选「实际大小 / 100%」即得所选厘米格（低年级建议 1.5–2.0cm；横向适合较长诗句）。</w:t>
+      </w:r>
+    </w:p>
+    <w:p>
+      <w:pPr>
+        <w:numPr>
+          <w:ilvl w:val="0"/>
           <w:numId w:val="1018"/>
         </w:numPr>
         <w:pStyle w:val="Compact"/>
@@ -9371,115 +9628,46 @@
           <w:bCs/>
           <w:b/>
         </w:rPr>
-        <w:t xml:space="preserve">诗句排版</w:t>
-      </w:r>
-      <w:r>
-        <w:t xml:space="preserve">：传入</w:t>
-      </w:r>
-      <w:r>
-        <w:t xml:space="preserve"> </w:t>
-      </w:r>
-      <w:r>
-        <w:rPr>
-          <w:rStyle w:val="VerbatimChar"/>
-        </w:rPr>
-        <w:t xml:space="preserve">globalData.worksheetPoem</w:t>
-      </w:r>
-      <w:r>
-        <w:t xml:space="preserve">（含</w:t>
-      </w:r>
-      <w:r>
-        <w:t xml:space="preserve"> </w:t>
-      </w:r>
-      <w:r>
-        <w:rPr>
-          <w:rStyle w:val="VerbatimChar"/>
-        </w:rPr>
-        <w:t xml:space="preserve">lines</w:t>
-      </w:r>
-      <w:r>
-        <w:t xml:space="preserve">）时可用；每句一行、每字一格，可选 0/1/2 行描红。来源：古诗分类/古诗页/字帖模板/</w:t>
-      </w:r>
+        <w:t xml:space="preserve">两种排版</w:t>
+      </w:r>
+      <w:r>
+        <w:t xml:space="preserve">：</w:t>
+      </w:r>
+    </w:p>
+    <w:p>
+      <w:pPr>
+        <w:numPr>
+          <w:ilvl w:val="1"/>
+          <w:numId w:val="1019"/>
+        </w:numPr>
+        <w:pStyle w:val="Compact"/>
+      </w:pPr>
       <w:r>
         <w:rPr>
           <w:bCs/>
           <w:b/>
         </w:rPr>
-        <w:t xml:space="preserve">自选多行</w:t>
-      </w:r>
-      <w:r>
-        <w:t xml:space="preserve">（自选里每行一句即可排诗句，空行留白，一页可放多首短诗）。</w:t>
-      </w:r>
-    </w:p>
-    <w:p>
-      <w:pPr>
-        <w:numPr>
-          <w:ilvl w:val="0"/>
-          <w:numId w:val="1017"/>
-        </w:numPr>
-        <w:pStyle w:val="Compact"/>
-      </w:pPr>
-      <w:r>
-        <w:t xml:space="preserve">导出：</w:t>
-      </w:r>
-      <w:r>
-        <w:rPr>
-          <w:rStyle w:val="VerbatimChar"/>
-        </w:rPr>
-        <w:t xml:space="preserve">wx.canvasToTempFilePath</w:t>
-      </w:r>
-      <w:r>
-        <w:t xml:space="preserve"> </w:t>
+        <w:t xml:space="preserve">字表排版</w:t>
+      </w:r>
+      <w:r>
+        <w:t xml:space="preserve">：按格大小自动排满一页（列/行由格子大小决定）；</w:t>
       </w:r>
       <w:r>
         <w:rPr>
           <w:bCs/>
           <w:b/>
         </w:rPr>
-        <w:t xml:space="preserve">逐页渲染</w:t>
-      </w:r>
-      <w:r>
-        <w:t xml:space="preserve"> </w:t>
-      </w:r>
-      <w:r>
-        <w:t xml:space="preserve">→</w:t>
-      </w:r>
-      <w:r>
-        <w:t xml:space="preserve"> </w:t>
-      </w:r>
-      <w:r>
-        <w:rPr>
-          <w:rStyle w:val="VerbatimChar"/>
-        </w:rPr>
-        <w:t xml:space="preserve">wx.saveImageToPhotosAlbum</w:t>
-      </w:r>
-      <w:r>
-        <w:t xml:space="preserve"> </w:t>
-      </w:r>
-      <w:r>
-        <w:t xml:space="preserve">保存（多页按序保存全部） /</w:t>
-      </w:r>
-      <w:r>
-        <w:t xml:space="preserve"> </w:t>
-      </w:r>
-      <w:r>
-        <w:rPr>
-          <w:rStyle w:val="VerbatimChar"/>
-        </w:rPr>
-        <w:t xml:space="preserve">wx.showShareImageMenu</w:t>
-      </w:r>
-      <w:r>
-        <w:t xml:space="preserve"> </w:t>
-      </w:r>
-      <w:r>
-        <w:t xml:space="preserve">分享首页。页面与页脚提示「A4 打印选实际大小」。</w:t>
-      </w:r>
-    </w:p>
-    <w:p>
-      <w:pPr>
-        <w:numPr>
-          <w:ilvl w:val="0"/>
-          <w:numId w:val="1017"/>
+        <w:t xml:space="preserve">默认每个字只出现一次</w:t>
+      </w:r>
+      <w:r>
+        <w:t xml:space="preserve">（范字，不重复），可选「每字重复 2 / 3 遍」（首为范字、其余描红）。</w:t>
+      </w:r>
+    </w:p>
+    <w:p>
+      <w:pPr>
+        <w:numPr>
+          <w:ilvl w:val="1"/>
+          <w:numId w:val="1019"/>
         </w:numPr>
         <w:pStyle w:val="Compact"/>
       </w:pPr>
@@ -9488,123 +9676,144 @@
           <w:bCs/>
           <w:b/>
         </w:rPr>
-        <w:t xml:space="preserve">多页导出</w:t>
-      </w:r>
-      <w:r>
-        <w:t xml:space="preserve">：内容超过一页时</w:t>
+        <w:t xml:space="preserve">诗句排版</w:t>
+      </w:r>
+      <w:r>
+        <w:t xml:space="preserve">：传入</w:t>
+      </w:r>
+      <w:r>
+        <w:t xml:space="preserve"> </w:t>
+      </w:r>
+      <w:r>
+        <w:rPr>
+          <w:rStyle w:val="VerbatimChar"/>
+        </w:rPr>
+        <w:t xml:space="preserve">globalData.worksheetPoem</w:t>
+      </w:r>
+      <w:r>
+        <w:t xml:space="preserve">（含</w:t>
+      </w:r>
+      <w:r>
+        <w:t xml:space="preserve"> </w:t>
+      </w:r>
+      <w:r>
+        <w:rPr>
+          <w:rStyle w:val="VerbatimChar"/>
+        </w:rPr>
+        <w:t xml:space="preserve">lines</w:t>
+      </w:r>
+      <w:r>
+        <w:t xml:space="preserve">）时可用；每句一行、每字一格，可选 0/1/2 行描红。来源：古诗分类/古诗页/字帖模板/</w:t>
       </w:r>
       <w:r>
         <w:rPr>
           <w:bCs/>
           <w:b/>
         </w:rPr>
-        <w:t xml:space="preserve">自动分页</w:t>
-      </w:r>
-      <w:r>
-        <w:t xml:space="preserve">（字表按容量、诗句按可用高度），逐页渲染导出，页面显示各页缩略图，可点开放大、「保存全部」；页脚标注「第 x / y 页」。</w:t>
-      </w:r>
-    </w:p>
-    <w:p>
-      <w:pPr>
-        <w:numPr>
-          <w:ilvl w:val="0"/>
-          <w:numId w:val="1017"/>
-        </w:numPr>
-        <w:pStyle w:val="Compact"/>
-      </w:pPr>
+        <w:t xml:space="preserve">自选多行</w:t>
+      </w:r>
+      <w:r>
+        <w:t xml:space="preserve">（自选里每行一句即可排诗句，空行留白，一页可放多首短诗）。</w:t>
+      </w:r>
+    </w:p>
+    <w:p>
+      <w:pPr>
+        <w:numPr>
+          <w:ilvl w:val="0"/>
+          <w:numId w:val="1018"/>
+        </w:numPr>
+        <w:pStyle w:val="Compact"/>
+      </w:pPr>
+      <w:r>
+        <w:t xml:space="preserve">导出：</w:t>
+      </w:r>
+      <w:r>
+        <w:rPr>
+          <w:rStyle w:val="VerbatimChar"/>
+        </w:rPr>
+        <w:t xml:space="preserve">wx.canvasToTempFilePath</w:t>
+      </w:r>
+      <w:r>
+        <w:t xml:space="preserve"> </w:t>
+      </w:r>
       <w:r>
         <w:rPr>
           <w:bCs/>
           <w:b/>
         </w:rPr>
-        <w:t xml:space="preserve">署名 / 版权</w:t>
-      </w:r>
-      <w:r>
-        <w:t xml:space="preserve">：教师可填自定义页脚文字（如「XX小学 · 王老师 编制」），并可开</w:t>
-      </w:r>
+        <w:t xml:space="preserve">逐页渲染</w:t>
+      </w:r>
+      <w:r>
+        <w:t xml:space="preserve"> </w:t>
+      </w:r>
+      <w:r>
+        <w:t xml:space="preserve">→</w:t>
+      </w:r>
+      <w:r>
+        <w:t xml:space="preserve"> </w:t>
+      </w:r>
+      <w:r>
+        <w:rPr>
+          <w:rStyle w:val="VerbatimChar"/>
+        </w:rPr>
+        <w:t xml:space="preserve">wx.saveImageToPhotosAlbum</w:t>
+      </w:r>
+      <w:r>
+        <w:t xml:space="preserve"> </w:t>
+      </w:r>
+      <w:r>
+        <w:t xml:space="preserve">保存（多页按序保存全部） /</w:t>
+      </w:r>
+      <w:r>
+        <w:t xml:space="preserve"> </w:t>
+      </w:r>
+      <w:r>
+        <w:rPr>
+          <w:rStyle w:val="VerbatimChar"/>
+        </w:rPr>
+        <w:t xml:space="preserve">wx.showShareImageMenu</w:t>
+      </w:r>
+      <w:r>
+        <w:t xml:space="preserve"> </w:t>
+      </w:r>
+      <w:r>
+        <w:t xml:space="preserve">分享首页。页面与页脚提示「A4 打印选实际大小」。</w:t>
+      </w:r>
+    </w:p>
+    <w:p>
+      <w:pPr>
+        <w:numPr>
+          <w:ilvl w:val="0"/>
+          <w:numId w:val="1018"/>
+        </w:numPr>
+        <w:pStyle w:val="Compact"/>
+      </w:pPr>
       <w:r>
         <w:rPr>
           <w:bCs/>
           <w:b/>
         </w:rPr>
-        <w:t xml:space="preserve">水印</w:t>
-      </w:r>
-      <w:r>
-        <w:t xml:space="preserve">（淡色，仅页脚区域）；偏好持久化（</w:t>
-      </w:r>
-      <w:r>
-        <w:rPr>
-          <w:rStyle w:val="VerbatimChar"/>
-        </w:rPr>
-        <w:t xml:space="preserve">worksheetFooter</w:t>
-      </w:r>
-      <w:r>
-        <w:t xml:space="preserve"> </w:t>
-      </w:r>
-      <w:r>
-        <w:t xml:space="preserve">/</w:t>
-      </w:r>
-      <w:r>
-        <w:t xml:space="preserve"> </w:t>
-      </w:r>
-      <w:r>
-        <w:rPr>
-          <w:rStyle w:val="VerbatimChar"/>
-        </w:rPr>
-        <w:t xml:space="preserve">worksheetMark</w:t>
-      </w:r>
-      <w:r>
-        <w:t xml:space="preserve">）。</w:t>
-      </w:r>
-    </w:p>
-    <w:p>
-      <w:pPr>
-        <w:numPr>
-          <w:ilvl w:val="0"/>
-          <w:numId w:val="1017"/>
-        </w:numPr>
-        <w:pStyle w:val="Compact"/>
-      </w:pPr>
+        <w:t xml:space="preserve">多页导出</w:t>
+      </w:r>
+      <w:r>
+        <w:t xml:space="preserve">：内容超过一页时</w:t>
+      </w:r>
       <w:r>
         <w:rPr>
           <w:bCs/>
           <w:b/>
         </w:rPr>
-        <w:t xml:space="preserve">二维码署名</w:t>
-      </w:r>
-      <w:r>
-        <w:t xml:space="preserve">：开启后于页脚右下角绘制二维码，内容为署名文字（可填链接，扫码访问）；基于内置纯 JS 生成器</w:t>
-      </w:r>
-      <w:r>
-        <w:t xml:space="preserve"> </w:t>
-      </w:r>
-      <w:r>
-        <w:rPr>
-          <w:rStyle w:val="VerbatimChar"/>
-        </w:rPr>
-        <w:t xml:space="preserve">vendor/qrcode/qrcode.js</w:t>
-      </w:r>
-      <w:r>
-        <w:t xml:space="preserve">（MIT）。偏好</w:t>
-      </w:r>
-      <w:r>
-        <w:t xml:space="preserve"> </w:t>
-      </w:r>
-      <w:r>
-        <w:rPr>
-          <w:rStyle w:val="VerbatimChar"/>
-        </w:rPr>
-        <w:t xml:space="preserve">worksheetQR</w:t>
-      </w:r>
-      <w:r>
-        <w:t xml:space="preserve">。</w:t>
-      </w:r>
-    </w:p>
-    <w:p>
-      <w:pPr>
-        <w:numPr>
-          <w:ilvl w:val="0"/>
-          <w:numId w:val="1017"/>
+        <w:t xml:space="preserve">自动分页</w:t>
+      </w:r>
+      <w:r>
+        <w:t xml:space="preserve">（字表按容量、诗句按可用高度），逐页渲染导出，页面显示各页缩略图，可点开放大、「保存全部」；页脚标注「第 x / y 页」。</w:t>
+      </w:r>
+    </w:p>
+    <w:p>
+      <w:pPr>
+        <w:numPr>
+          <w:ilvl w:val="0"/>
+          <w:numId w:val="1018"/>
         </w:numPr>
         <w:pStyle w:val="Compact"/>
       </w:pPr>
@@ -9613,242 +9822,274 @@
           <w:bCs/>
           <w:b/>
         </w:rPr>
-        <w:t xml:space="preserve">页眉</w:t>
-      </w:r>
-      <w:r>
-        <w:t xml:space="preserve">：可自定义标题（默认按内容），可显隐日期。偏好</w:t>
-      </w:r>
-      <w:r>
-        <w:t xml:space="preserve"> </w:t>
-      </w:r>
-      <w:r>
-        <w:rPr>
-          <w:rStyle w:val="VerbatimChar"/>
-        </w:rPr>
-        <w:t xml:space="preserve">worksheetTitle</w:t>
-      </w:r>
-      <w:r>
-        <w:t xml:space="preserve"> </w:t>
-      </w:r>
-      <w:r>
-        <w:t xml:space="preserve">/</w:t>
-      </w:r>
-      <w:r>
-        <w:t xml:space="preserve"> </w:t>
-      </w:r>
-      <w:r>
-        <w:rPr>
-          <w:rStyle w:val="VerbatimChar"/>
-        </w:rPr>
-        <w:t xml:space="preserve">worksheetDate</w:t>
-      </w:r>
-      <w:r>
-        <w:t xml:space="preserve">。</w:t>
-      </w:r>
-    </w:p>
-    <w:bookmarkEnd w:id="51"/>
-    <w:bookmarkStart w:id="52" w:name="海报页-pagesposter"/>
-    <w:p>
-      <w:pPr>
-        <w:pStyle w:val="Heading2"/>
-      </w:pPr>
-      <w:r>
-        <w:t xml:space="preserve">7.6 海报页 pages/poster</w:t>
-      </w:r>
-    </w:p>
-    <w:p>
-      <w:pPr>
-        <w:numPr>
-          <w:ilvl w:val="0"/>
-          <w:numId w:val="1019"/>
-        </w:numPr>
-        <w:pStyle w:val="Compact"/>
-      </w:pPr>
-      <w:r>
-        <w:t xml:space="preserve">绘制 App 名、田字格大字、拼音、打卡/练习统计；</w:t>
-      </w:r>
-      <w:r>
-        <w:rPr>
-          <w:rStyle w:val="VerbatimChar"/>
-        </w:rPr>
-        <w:t xml:space="preserve">canvas 2d</w:t>
-      </w:r>
-      <w:r>
-        <w:t xml:space="preserve"> </w:t>
-      </w:r>
-      <w:r>
-        <w:t xml:space="preserve">生成图片并保存 / 分享。</w:t>
-      </w:r>
-    </w:p>
-    <w:p>
-      <w:pPr>
-        <w:numPr>
-          <w:ilvl w:val="0"/>
-          <w:numId w:val="1019"/>
-        </w:numPr>
-        <w:pStyle w:val="Compact"/>
-      </w:pPr>
-      <w:r>
-        <w:t xml:space="preserve">大字与拼音来自</w:t>
-      </w:r>
-      <w:r>
-        <w:t xml:space="preserve"> </w:t>
-      </w:r>
-      <w:r>
-        <w:rPr>
-          <w:rStyle w:val="VerbatimChar"/>
-        </w:rPr>
-        <w:t xml:space="preserve">globalData.posterChar</w:t>
-      </w:r>
-      <w:r>
-        <w:t xml:space="preserve"> </w:t>
-      </w:r>
-      <w:r>
-        <w:t xml:space="preserve">与</w:t>
-      </w:r>
-      <w:r>
-        <w:t xml:space="preserve"> </w:t>
-      </w:r>
-      <w:r>
-        <w:rPr>
-          <w:rStyle w:val="VerbatimChar"/>
-        </w:rPr>
-        <w:t xml:space="preserve">data/charInfo.js</w:t>
-      </w:r>
-      <w:r>
-        <w:t xml:space="preserve">。</w:t>
-      </w:r>
-    </w:p>
-    <w:bookmarkEnd w:id="52"/>
-    <w:bookmarkStart w:id="53" w:name="我的页-pagesprofile"/>
-    <w:p>
-      <w:pPr>
-        <w:pStyle w:val="Heading2"/>
-      </w:pPr>
-      <w:r>
-        <w:t xml:space="preserve">7.7 我的页 pages/profile</w:t>
-      </w:r>
-    </w:p>
-    <w:p>
-      <w:pPr>
-        <w:numPr>
-          <w:ilvl w:val="0"/>
-          <w:numId w:val="1020"/>
-        </w:numPr>
-        <w:pStyle w:val="Compact"/>
-      </w:pPr>
-      <w:r>
-        <w:rPr>
-          <w:rStyle w:val="VerbatimChar"/>
-        </w:rPr>
-        <w:t xml:space="preserve">onShow</w:t>
-      </w:r>
-      <w:r>
-        <w:t xml:space="preserve"> </w:t>
-      </w:r>
-      <w:r>
-        <w:t xml:space="preserve">刷新统计、打卡、收藏、最近练习（最多 50 条）。</w:t>
-      </w:r>
-    </w:p>
-    <w:p>
-      <w:pPr>
-        <w:numPr>
-          <w:ilvl w:val="0"/>
-          <w:numId w:val="1020"/>
-        </w:numPr>
-        <w:pStyle w:val="Compact"/>
-      </w:pPr>
-      <w:r>
-        <w:t xml:space="preserve">打卡卡片：连续天数、最近 7 天、累计天数；</w:t>
+        <w:t xml:space="preserve">署名 / 版权</w:t>
+      </w:r>
+      <w:r>
+        <w:t xml:space="preserve">：教师可填自定义页脚文字（如「XX小学 · 王老师 编制」），并可开</w:t>
       </w:r>
       <w:r>
         <w:rPr>
           <w:bCs/>
           <w:b/>
         </w:rPr>
-        <w:t xml:space="preserve">打卡提醒</w:t>
-      </w:r>
-      <w:r>
-        <w:t xml:space="preserve">（开关 + 时间，调用</w:t>
-      </w:r>
-      <w:r>
-        <w:t xml:space="preserve"> </w:t>
-      </w:r>
-      <w:r>
-        <w:rPr>
-          <w:rStyle w:val="VerbatimChar"/>
-        </w:rPr>
-        <w:t xml:space="preserve">wx.requestSubscribeMessage</w:t>
-      </w:r>
-      <w:r>
-        <w:t xml:space="preserve"> </w:t>
-      </w:r>
-      <w:r>
-        <w:t xml:space="preserve">申请授权，推送需服务端，见上线指引 4.4）。</w:t>
-      </w:r>
-    </w:p>
-    <w:p>
-      <w:pPr>
-        <w:numPr>
-          <w:ilvl w:val="0"/>
-          <w:numId w:val="1020"/>
-        </w:numPr>
-        <w:pStyle w:val="Compact"/>
-      </w:pPr>
-      <w:r>
-        <w:t xml:space="preserve">入口：生成练习海报、收藏生成字帖、</w:t>
-      </w:r>
+        <w:t xml:space="preserve">水印</w:t>
+      </w:r>
+      <w:r>
+        <w:t xml:space="preserve">（淡色，仅页脚区域）；偏好持久化（</w:t>
+      </w:r>
+      <w:r>
+        <w:rPr>
+          <w:rStyle w:val="VerbatimChar"/>
+        </w:rPr>
+        <w:t xml:space="preserve">worksheetFooter</w:t>
+      </w:r>
+      <w:r>
+        <w:t xml:space="preserve"> </w:t>
+      </w:r>
+      <w:r>
+        <w:t xml:space="preserve">/</w:t>
+      </w:r>
+      <w:r>
+        <w:t xml:space="preserve"> </w:t>
+      </w:r>
+      <w:r>
+        <w:rPr>
+          <w:rStyle w:val="VerbatimChar"/>
+        </w:rPr>
+        <w:t xml:space="preserve">worksheetMark</w:t>
+      </w:r>
+      <w:r>
+        <w:t xml:space="preserve">）。</w:t>
+      </w:r>
+    </w:p>
+    <w:p>
+      <w:pPr>
+        <w:numPr>
+          <w:ilvl w:val="0"/>
+          <w:numId w:val="1018"/>
+        </w:numPr>
+        <w:pStyle w:val="Compact"/>
+      </w:pPr>
       <w:r>
         <w:rPr>
           <w:bCs/>
           <w:b/>
         </w:rPr>
-        <w:t xml:space="preserve">生字本</w:t>
-      </w:r>
-      <w:r>
-        <w:t xml:space="preserve">、</w:t>
-      </w:r>
+        <w:t xml:space="preserve">二维码署名</w:t>
+      </w:r>
+      <w:r>
+        <w:t xml:space="preserve">：开启后于页脚右下角绘制二维码，内容为署名文字（可填链接，扫码访问）；基于内置纯 JS 生成器</w:t>
+      </w:r>
+      <w:r>
+        <w:t xml:space="preserve"> </w:t>
+      </w:r>
+      <w:r>
+        <w:rPr>
+          <w:rStyle w:val="VerbatimChar"/>
+        </w:rPr>
+        <w:t xml:space="preserve">vendor/qrcode/qrcode.js</w:t>
+      </w:r>
+      <w:r>
+        <w:t xml:space="preserve">（MIT）。偏好</w:t>
+      </w:r>
+      <w:r>
+        <w:t xml:space="preserve"> </w:t>
+      </w:r>
+      <w:r>
+        <w:rPr>
+          <w:rStyle w:val="VerbatimChar"/>
+        </w:rPr>
+        <w:t xml:space="preserve">worksheetQR</w:t>
+      </w:r>
+      <w:r>
+        <w:t xml:space="preserve">。</w:t>
+      </w:r>
+    </w:p>
+    <w:p>
+      <w:pPr>
+        <w:numPr>
+          <w:ilvl w:val="0"/>
+          <w:numId w:val="1018"/>
+        </w:numPr>
+        <w:pStyle w:val="Compact"/>
+      </w:pPr>
       <w:r>
         <w:rPr>
           <w:bCs/>
           <w:b/>
         </w:rPr>
-        <w:t xml:space="preserve">练习轨迹</w:t>
-      </w:r>
-      <w:r>
-        <w:t xml:space="preserve">、</w:t>
+        <w:t xml:space="preserve">页眉</w:t>
+      </w:r>
+      <w:r>
+        <w:t xml:space="preserve">：可自定义标题（默认按内容），可显隐日期。偏好</w:t>
+      </w:r>
+      <w:r>
+        <w:t xml:space="preserve"> </w:t>
+      </w:r>
+      <w:r>
+        <w:rPr>
+          <w:rStyle w:val="VerbatimChar"/>
+        </w:rPr>
+        <w:t xml:space="preserve">worksheetTitle</w:t>
+      </w:r>
+      <w:r>
+        <w:t xml:space="preserve"> </w:t>
+      </w:r>
+      <w:r>
+        <w:t xml:space="preserve">/</w:t>
+      </w:r>
+      <w:r>
+        <w:t xml:space="preserve"> </w:t>
+      </w:r>
+      <w:r>
+        <w:rPr>
+          <w:rStyle w:val="VerbatimChar"/>
+        </w:rPr>
+        <w:t xml:space="preserve">worksheetDate</w:t>
+      </w:r>
+      <w:r>
+        <w:t xml:space="preserve">。</w:t>
+      </w:r>
+    </w:p>
+    <w:bookmarkEnd w:id="52"/>
+    <w:bookmarkStart w:id="53" w:name="海报页-pagesposter"/>
+    <w:p>
+      <w:pPr>
+        <w:pStyle w:val="Heading2"/>
+      </w:pPr>
+      <w:r>
+        <w:t xml:space="preserve">7.6 海报页 pages/poster</w:t>
+      </w:r>
+    </w:p>
+    <w:p>
+      <w:pPr>
+        <w:numPr>
+          <w:ilvl w:val="0"/>
+          <w:numId w:val="1020"/>
+        </w:numPr>
+        <w:pStyle w:val="Compact"/>
+      </w:pPr>
+      <w:r>
+        <w:t xml:space="preserve">绘制 App 名、田字格大字、拼音、打卡/练习统计；</w:t>
+      </w:r>
+      <w:r>
+        <w:rPr>
+          <w:rStyle w:val="VerbatimChar"/>
+        </w:rPr>
+        <w:t xml:space="preserve">canvas 2d</w:t>
+      </w:r>
+      <w:r>
+        <w:t xml:space="preserve"> </w:t>
+      </w:r>
+      <w:r>
+        <w:t xml:space="preserve">生成图片并保存 / 分享。</w:t>
+      </w:r>
+    </w:p>
+    <w:p>
+      <w:pPr>
+        <w:numPr>
+          <w:ilvl w:val="0"/>
+          <w:numId w:val="1020"/>
+        </w:numPr>
+        <w:pStyle w:val="Compact"/>
+      </w:pPr>
+      <w:r>
+        <w:t xml:space="preserve">大字与拼音来自</w:t>
+      </w:r>
+      <w:r>
+        <w:t xml:space="preserve"> </w:t>
+      </w:r>
+      <w:r>
+        <w:rPr>
+          <w:rStyle w:val="VerbatimChar"/>
+        </w:rPr>
+        <w:t xml:space="preserve">globalData.posterChar</w:t>
+      </w:r>
+      <w:r>
+        <w:t xml:space="preserve"> </w:t>
+      </w:r>
+      <w:r>
+        <w:t xml:space="preserve">与</w:t>
+      </w:r>
+      <w:r>
+        <w:t xml:space="preserve"> </w:t>
+      </w:r>
+      <w:r>
+        <w:rPr>
+          <w:rStyle w:val="VerbatimChar"/>
+        </w:rPr>
+        <w:t xml:space="preserve">data/charInfo.js</w:t>
+      </w:r>
+      <w:r>
+        <w:t xml:space="preserve">。</w:t>
+      </w:r>
+    </w:p>
+    <w:bookmarkEnd w:id="53"/>
+    <w:bookmarkStart w:id="54" w:name="我的页-pagesprofile"/>
+    <w:p>
+      <w:pPr>
+        <w:pStyle w:val="Heading2"/>
+      </w:pPr>
+      <w:r>
+        <w:t xml:space="preserve">7.7 我的页 pages/profile</w:t>
+      </w:r>
+    </w:p>
+    <w:p>
+      <w:pPr>
+        <w:numPr>
+          <w:ilvl w:val="0"/>
+          <w:numId w:val="1021"/>
+        </w:numPr>
+        <w:pStyle w:val="Compact"/>
+      </w:pPr>
+      <w:r>
+        <w:rPr>
+          <w:rStyle w:val="VerbatimChar"/>
+        </w:rPr>
+        <w:t xml:space="preserve">onShow</w:t>
+      </w:r>
+      <w:r>
+        <w:t xml:space="preserve"> </w:t>
+      </w:r>
+      <w:r>
+        <w:t xml:space="preserve">刷新统计、打卡、收藏、最近练习（最多 50 条）。</w:t>
+      </w:r>
+    </w:p>
+    <w:p>
+      <w:pPr>
+        <w:numPr>
+          <w:ilvl w:val="0"/>
+          <w:numId w:val="1021"/>
+        </w:numPr>
+        <w:pStyle w:val="Compact"/>
+      </w:pPr>
+      <w:r>
+        <w:t xml:space="preserve">打卡卡片：连续天数、最近 7 天、累计天数；</w:t>
       </w:r>
       <w:r>
         <w:rPr>
           <w:bCs/>
           <w:b/>
         </w:rPr>
-        <w:t xml:space="preserve">关于与隐私</w:t>
-      </w:r>
-      <w:r>
-        <w:t xml:space="preserve">。</w:t>
-      </w:r>
-    </w:p>
-    <w:p>
-      <w:pPr>
-        <w:numPr>
-          <w:ilvl w:val="0"/>
-          <w:numId w:val="1020"/>
-        </w:numPr>
-        <w:pStyle w:val="Compact"/>
-      </w:pPr>
-      <w:r>
-        <w:t xml:space="preserve">清空收藏 / 记录（带确认弹窗）。</w:t>
-      </w:r>
-    </w:p>
-    <w:bookmarkEnd w:id="53"/>
-    <w:bookmarkStart w:id="54" w:name="教材同步字库-pagestextbook"/>
-    <w:p>
-      <w:pPr>
-        <w:pStyle w:val="Heading2"/>
-      </w:pPr>
-      <w:r>
-        <w:t xml:space="preserve">7.8 教材同步字库 pages/textbook</w:t>
+        <w:t xml:space="preserve">打卡提醒</w:t>
+      </w:r>
+      <w:r>
+        <w:t xml:space="preserve">（开关 + 时间，调用</w:t>
+      </w:r>
+      <w:r>
+        <w:t xml:space="preserve"> </w:t>
+      </w:r>
+      <w:r>
+        <w:rPr>
+          <w:rStyle w:val="VerbatimChar"/>
+        </w:rPr>
+        <w:t xml:space="preserve">wx.requestSubscribeMessage</w:t>
+      </w:r>
+      <w:r>
+        <w:t xml:space="preserve"> </w:t>
+      </w:r>
+      <w:r>
+        <w:t xml:space="preserve">申请授权，推送需服务端，见上线指引 4.4）。</w:t>
       </w:r>
     </w:p>
     <w:p>
@@ -9857,146 +10098,69 @@
           <w:ilvl w:val="0"/>
           <w:numId w:val="1021"/>
         </w:numPr>
-      </w:pPr>
+        <w:pStyle w:val="Compact"/>
+      </w:pPr>
+      <w:r>
+        <w:t xml:space="preserve">入口：生成练习海报、收藏生成字帖、</w:t>
+      </w:r>
       <w:r>
         <w:rPr>
           <w:bCs/>
           <w:b/>
         </w:rPr>
-        <w:t xml:space="preserve">数据来源</w:t>
-      </w:r>
-      <w:r>
-        <w:t xml:space="preserve">：部编版（统编版）小学语文 1–6 年级 12 册，转换自开源数据集</w:t>
-      </w:r>
-      <w:r>
-        <w:t xml:space="preserve"> </w:t>
-      </w:r>
-      <w:r>
-        <w:rPr>
-          <w:rStyle w:val="VerbatimChar"/>
-        </w:rPr>
-        <w:t xml:space="preserve">fsiceangel/zishi</w:t>
-      </w:r>
-      <w:r>
-        <w:t xml:space="preserve">（</w:t>
-      </w:r>
-      <w:r>
-        <w:rPr>
-          <w:rStyle w:val="VerbatimChar"/>
-        </w:rPr>
-        <w:t xml:space="preserve">volumes.json</w:t>
-      </w:r>
-      <w:r>
-        <w:t xml:space="preserve"> </w:t>
-      </w:r>
-      <w:r>
-        <w:t xml:space="preserve">/</w:t>
-      </w:r>
-      <w:r>
-        <w:t xml:space="preserve"> </w:t>
-      </w:r>
-      <w:r>
-        <w:rPr>
-          <w:rStyle w:val="VerbatimChar"/>
-        </w:rPr>
-        <w:t xml:space="preserve">meta.json</w:t>
-      </w:r>
-      <w:r>
-        <w:t xml:space="preserve"> </w:t>
-      </w:r>
-      <w:r>
-        <w:t xml:space="preserve">/</w:t>
-      </w:r>
-      <w:r>
-        <w:t xml:space="preserve"> </w:t>
-      </w:r>
-      <w:r>
-        <w:rPr>
-          <w:rStyle w:val="VerbatimChar"/>
-        </w:rPr>
-        <w:t xml:space="preserve">chars.json</w:t>
-      </w:r>
-      <w:r>
-        <w:t xml:space="preserve">）。</w:t>
-      </w:r>
-    </w:p>
-    <w:p>
-      <w:pPr>
-        <w:numPr>
-          <w:ilvl w:val="0"/>
-          <w:numId w:val="1021"/>
-        </w:numPr>
-      </w:pPr>
+        <w:t xml:space="preserve">生字本</w:t>
+      </w:r>
+      <w:r>
+        <w:t xml:space="preserve">、</w:t>
+      </w:r>
       <w:r>
         <w:rPr>
           <w:bCs/>
           <w:b/>
         </w:rPr>
-        <w:t xml:space="preserve">规模</w:t>
-      </w:r>
-      <w:r>
-        <w:t xml:space="preserve">：识字表 3000、写字表 2500，去重 2999 字；395 节课。</w:t>
-      </w:r>
-    </w:p>
-    <w:p>
-      <w:pPr>
-        <w:numPr>
-          <w:ilvl w:val="0"/>
-          <w:numId w:val="1021"/>
-        </w:numPr>
-      </w:pPr>
+        <w:t xml:space="preserve">练习轨迹</w:t>
+      </w:r>
+      <w:r>
+        <w:t xml:space="preserve">、</w:t>
+      </w:r>
       <w:r>
         <w:rPr>
           <w:bCs/>
           <w:b/>
         </w:rPr>
-        <w:t xml:space="preserve">数据文件</w:t>
-      </w:r>
-      <w:r>
-        <w:t xml:space="preserve">（主包，约 99KB，生成；仅存字符/拼音与分组，不含笔画数据）：</w:t>
-      </w:r>
-    </w:p>
-    <w:p>
-      <w:pPr>
-        <w:numPr>
-          <w:ilvl w:val="1"/>
+        <w:t xml:space="preserve">关于与隐私</w:t>
+      </w:r>
+      <w:r>
+        <w:t xml:space="preserve">。</w:t>
+      </w:r>
+    </w:p>
+    <w:p>
+      <w:pPr>
+        <w:numPr>
+          <w:ilvl w:val="0"/>
+          <w:numId w:val="1021"/>
+        </w:numPr>
+        <w:pStyle w:val="Compact"/>
+      </w:pPr>
+      <w:r>
+        <w:t xml:space="preserve">清空收藏 / 记录（带确认弹窗）。</w:t>
+      </w:r>
+    </w:p>
+    <w:bookmarkEnd w:id="54"/>
+    <w:bookmarkStart w:id="55" w:name="教材同步字库-pagestextbook"/>
+    <w:p>
+      <w:pPr>
+        <w:pStyle w:val="Heading2"/>
+      </w:pPr>
+      <w:r>
+        <w:t xml:space="preserve">7.8 教材同步字库 pages/textbook</w:t>
+      </w:r>
+    </w:p>
+    <w:p>
+      <w:pPr>
+        <w:numPr>
+          <w:ilvl w:val="0"/>
           <w:numId w:val="1022"/>
-        </w:numPr>
-        <w:pStyle w:val="Compact"/>
-      </w:pPr>
-      <w:r>
-        <w:rPr>
-          <w:rStyle w:val="VerbatimChar"/>
-        </w:rPr>
-        <w:t xml:space="preserve">data/textbook.js</w:t>
-      </w:r>
-      <w:r>
-        <w:t xml:space="preserve">：册/单元/课 + 识字表/写字表/例词</w:t>
-      </w:r>
-    </w:p>
-    <w:p>
-      <w:pPr>
-        <w:numPr>
-          <w:ilvl w:val="1"/>
-          <w:numId w:val="1022"/>
-        </w:numPr>
-        <w:pStyle w:val="Compact"/>
-      </w:pPr>
-      <w:r>
-        <w:rPr>
-          <w:rStyle w:val="VerbatimChar"/>
-        </w:rPr>
-        <w:t xml:space="preserve">data/textbookPinyin.js</w:t>
-      </w:r>
-      <w:r>
-        <w:t xml:space="preserve">：2999 字拼音表</w:t>
-      </w:r>
-    </w:p>
-    <w:p>
-      <w:pPr>
-        <w:numPr>
-          <w:ilvl w:val="0"/>
-          <w:numId w:val="1021"/>
         </w:numPr>
       </w:pPr>
       <w:r>
@@ -10004,671 +10168,68 @@
           <w:bCs/>
           <w:b/>
         </w:rPr>
-        <w:t xml:space="preserve">结构</w:t>
-      </w:r>
-      <w:r>
-        <w:t xml:space="preserve">：</w:t>
-      </w:r>
-    </w:p>
-    <w:p>
-      <w:pPr>
-        <w:numPr>
-          <w:ilvl w:val="0"/>
-          <w:numId w:val="1000"/>
-        </w:numPr>
-        <w:pStyle w:val="SourceCode"/>
-      </w:pPr>
-      <w:r>
-        <w:rPr>
-          <w:rStyle w:val="NormalTok"/>
-        </w:rPr>
-        <w:t xml:space="preserve">{</w:t>
-      </w:r>
-      <w:r>
-        <w:br/>
-      </w:r>
-      <w:r>
-        <w:rPr>
-          <w:rStyle w:val="NormalTok"/>
-        </w:rPr>
-        <w:t xml:space="preserve">  </w:t>
-      </w:r>
-      <w:r>
-        <w:rPr>
-          <w:rStyle w:val="DataTypeTok"/>
-        </w:rPr>
-        <w:t xml:space="preserve">books</w:t>
-      </w:r>
-      <w:r>
-        <w:rPr>
-          <w:rStyle w:val="OperatorTok"/>
-        </w:rPr>
-        <w:t xml:space="preserve">:</w:t>
-      </w:r>
-      <w:r>
-        <w:rPr>
-          <w:rStyle w:val="NormalTok"/>
-        </w:rPr>
-        <w:t xml:space="preserve"> [</w:t>
-      </w:r>
-      <w:r>
-        <w:br/>
-      </w:r>
-      <w:r>
-        <w:rPr>
-          <w:rStyle w:val="NormalTok"/>
-        </w:rPr>
-        <w:t xml:space="preserve">    { </w:t>
-      </w:r>
-      <w:r>
-        <w:rPr>
-          <w:rStyle w:val="DataTypeTok"/>
-        </w:rPr>
-        <w:t xml:space="preserve">id</w:t>
-      </w:r>
-      <w:r>
-        <w:rPr>
-          <w:rStyle w:val="OperatorTok"/>
-        </w:rPr>
-        <w:t xml:space="preserve">:</w:t>
-      </w:r>
-      <w:r>
-        <w:rPr>
-          <w:rStyle w:val="StringTok"/>
-        </w:rPr>
-        <w:t xml:space="preserve">'1a'</w:t>
-      </w:r>
-      <w:r>
-        <w:rPr>
-          <w:rStyle w:val="OperatorTok"/>
-        </w:rPr>
-        <w:t xml:space="preserve">,</w:t>
-      </w:r>
-      <w:r>
-        <w:rPr>
-          <w:rStyle w:val="NormalTok"/>
-        </w:rPr>
-        <w:t xml:space="preserve"> </w:t>
-      </w:r>
-      <w:r>
-        <w:rPr>
-          <w:rStyle w:val="DataTypeTok"/>
-        </w:rPr>
-        <w:t xml:space="preserve">name</w:t>
-      </w:r>
-      <w:r>
-        <w:rPr>
-          <w:rStyle w:val="OperatorTok"/>
-        </w:rPr>
-        <w:t xml:space="preserve">:</w:t>
-      </w:r>
-      <w:r>
-        <w:rPr>
-          <w:rStyle w:val="StringTok"/>
-        </w:rPr>
-        <w:t xml:space="preserve">'一年级上册'</w:t>
-      </w:r>
-      <w:r>
-        <w:rPr>
-          <w:rStyle w:val="OperatorTok"/>
-        </w:rPr>
-        <w:t xml:space="preserve">,</w:t>
-      </w:r>
-      <w:r>
-        <w:rPr>
-          <w:rStyle w:val="NormalTok"/>
-        </w:rPr>
-        <w:t xml:space="preserve"> </w:t>
-      </w:r>
-      <w:r>
-        <w:rPr>
-          <w:rStyle w:val="DataTypeTok"/>
-        </w:rPr>
-        <w:t xml:space="preserve">short</w:t>
-      </w:r>
-      <w:r>
-        <w:rPr>
-          <w:rStyle w:val="OperatorTok"/>
-        </w:rPr>
-        <w:t xml:space="preserve">:</w:t>
-      </w:r>
-      <w:r>
-        <w:rPr>
-          <w:rStyle w:val="StringTok"/>
-        </w:rPr>
-        <w:t xml:space="preserve">'一上'</w:t>
-      </w:r>
-      <w:r>
-        <w:rPr>
-          <w:rStyle w:val="OperatorTok"/>
-        </w:rPr>
-        <w:t xml:space="preserve">,</w:t>
-      </w:r>
-      <w:r>
-        <w:rPr>
-          <w:rStyle w:val="NormalTok"/>
-        </w:rPr>
-        <w:t xml:space="preserve"> </w:t>
-      </w:r>
-      <w:r>
-        <w:rPr>
-          <w:rStyle w:val="DataTypeTok"/>
-        </w:rPr>
-        <w:t xml:space="preserve">grade</w:t>
-      </w:r>
-      <w:r>
-        <w:rPr>
-          <w:rStyle w:val="OperatorTok"/>
-        </w:rPr>
-        <w:t xml:space="preserve">:</w:t>
-      </w:r>
-      <w:r>
-        <w:rPr>
-          <w:rStyle w:val="DecValTok"/>
-        </w:rPr>
-        <w:t xml:space="preserve">1</w:t>
-      </w:r>
-      <w:r>
-        <w:rPr>
-          <w:rStyle w:val="OperatorTok"/>
-        </w:rPr>
-        <w:t xml:space="preserve">,</w:t>
-      </w:r>
-      <w:r>
-        <w:rPr>
-          <w:rStyle w:val="NormalTok"/>
-        </w:rPr>
-        <w:t xml:space="preserve"> </w:t>
-      </w:r>
-      <w:r>
-        <w:rPr>
-          <w:rStyle w:val="DataTypeTok"/>
-        </w:rPr>
-        <w:t xml:space="preserve">term</w:t>
-      </w:r>
-      <w:r>
-        <w:rPr>
-          <w:rStyle w:val="OperatorTok"/>
-        </w:rPr>
-        <w:t xml:space="preserve">:</w:t>
-      </w:r>
-      <w:r>
-        <w:rPr>
-          <w:rStyle w:val="DecValTok"/>
-        </w:rPr>
-        <w:t xml:space="preserve">1</w:t>
-      </w:r>
-      <w:r>
-        <w:rPr>
-          <w:rStyle w:val="OperatorTok"/>
-        </w:rPr>
-        <w:t xml:space="preserve">,</w:t>
-      </w:r>
-      <w:r>
-        <w:br/>
-      </w:r>
-      <w:r>
-        <w:rPr>
-          <w:rStyle w:val="NormalTok"/>
-        </w:rPr>
-        <w:t xml:space="preserve">      </w:t>
-      </w:r>
-      <w:r>
-        <w:rPr>
-          <w:rStyle w:val="DataTypeTok"/>
-        </w:rPr>
-        <w:t xml:space="preserve">shiziCount</w:t>
-      </w:r>
-      <w:r>
-        <w:rPr>
-          <w:rStyle w:val="OperatorTok"/>
-        </w:rPr>
-        <w:t xml:space="preserve">:</w:t>
-      </w:r>
-      <w:r>
-        <w:rPr>
-          <w:rStyle w:val="DecValTok"/>
-        </w:rPr>
-        <w:t xml:space="preserve">300</w:t>
-      </w:r>
-      <w:r>
-        <w:rPr>
-          <w:rStyle w:val="OperatorTok"/>
-        </w:rPr>
-        <w:t xml:space="preserve">,</w:t>
-      </w:r>
-      <w:r>
-        <w:rPr>
-          <w:rStyle w:val="NormalTok"/>
-        </w:rPr>
-        <w:t xml:space="preserve"> </w:t>
-      </w:r>
-      <w:r>
-        <w:rPr>
-          <w:rStyle w:val="DataTypeTok"/>
-        </w:rPr>
-        <w:t xml:space="preserve">xieziCount</w:t>
-      </w:r>
-      <w:r>
-        <w:rPr>
-          <w:rStyle w:val="OperatorTok"/>
-        </w:rPr>
-        <w:t xml:space="preserve">:</w:t>
-      </w:r>
-      <w:r>
-        <w:rPr>
-          <w:rStyle w:val="DecValTok"/>
-        </w:rPr>
-        <w:t xml:space="preserve">100</w:t>
-      </w:r>
-      <w:r>
-        <w:rPr>
-          <w:rStyle w:val="OperatorTok"/>
-        </w:rPr>
-        <w:t xml:space="preserve">,</w:t>
-      </w:r>
-      <w:r>
-        <w:br/>
-      </w:r>
-      <w:r>
-        <w:rPr>
-          <w:rStyle w:val="NormalTok"/>
-        </w:rPr>
-        <w:t xml:space="preserve">      </w:t>
-      </w:r>
-      <w:r>
-        <w:rPr>
-          <w:rStyle w:val="DataTypeTok"/>
-        </w:rPr>
-        <w:t xml:space="preserve">units</w:t>
-      </w:r>
-      <w:r>
-        <w:rPr>
-          <w:rStyle w:val="OperatorTok"/>
-        </w:rPr>
-        <w:t xml:space="preserve">:</w:t>
-      </w:r>
-      <w:r>
-        <w:rPr>
-          <w:rStyle w:val="NormalTok"/>
-        </w:rPr>
-        <w:t xml:space="preserve"> [ { </w:t>
-      </w:r>
-      <w:r>
-        <w:rPr>
-          <w:rStyle w:val="DataTypeTok"/>
-        </w:rPr>
-        <w:t xml:space="preserve">title</w:t>
-      </w:r>
-      <w:r>
-        <w:rPr>
-          <w:rStyle w:val="OperatorTok"/>
-        </w:rPr>
-        <w:t xml:space="preserve">:</w:t>
-      </w:r>
-      <w:r>
-        <w:rPr>
-          <w:rStyle w:val="StringTok"/>
-        </w:rPr>
-        <w:t xml:space="preserve">'第一单元'</w:t>
-      </w:r>
-      <w:r>
-        <w:rPr>
-          <w:rStyle w:val="OperatorTok"/>
-        </w:rPr>
-        <w:t xml:space="preserve">,</w:t>
-      </w:r>
-      <w:r>
-        <w:rPr>
-          <w:rStyle w:val="NormalTok"/>
-        </w:rPr>
-        <w:t xml:space="preserve"> </w:t>
-      </w:r>
-      <w:r>
-        <w:rPr>
-          <w:rStyle w:val="DataTypeTok"/>
-        </w:rPr>
-        <w:t xml:space="preserve">theme</w:t>
-      </w:r>
-      <w:r>
-        <w:rPr>
-          <w:rStyle w:val="OperatorTok"/>
-        </w:rPr>
-        <w:t xml:space="preserve">:</w:t>
-      </w:r>
-      <w:r>
-        <w:rPr>
-          <w:rStyle w:val="StringTok"/>
-        </w:rPr>
-        <w:t xml:space="preserve">'识字'</w:t>
-      </w:r>
-      <w:r>
-        <w:rPr>
-          <w:rStyle w:val="OperatorTok"/>
-        </w:rPr>
-        <w:t xml:space="preserve">,</w:t>
-      </w:r>
-      <w:r>
-        <w:rPr>
-          <w:rStyle w:val="NormalTok"/>
-        </w:rPr>
-        <w:t xml:space="preserve"> </w:t>
-      </w:r>
-      <w:r>
-        <w:rPr>
-          <w:rStyle w:val="DataTypeTok"/>
-        </w:rPr>
-        <w:t xml:space="preserve">lessons</w:t>
-      </w:r>
-      <w:r>
-        <w:rPr>
-          <w:rStyle w:val="OperatorTok"/>
-        </w:rPr>
-        <w:t xml:space="preserve">:</w:t>
-      </w:r>
-      <w:r>
-        <w:rPr>
-          <w:rStyle w:val="NormalTok"/>
-        </w:rPr>
-        <w:t xml:space="preserve">[</w:t>
-      </w:r>
-      <w:r>
-        <w:rPr>
-          <w:rStyle w:val="StringTok"/>
-        </w:rPr>
-        <w:t xml:space="preserve">'1a-s1'</w:t>
-      </w:r>
-      <w:r>
-        <w:rPr>
-          <w:rStyle w:val="OperatorTok"/>
-        </w:rPr>
-        <w:t xml:space="preserve">,</w:t>
-      </w:r>
-      <w:r>
-        <w:rPr>
-          <w:rStyle w:val="NormalTok"/>
-        </w:rPr>
-        <w:t xml:space="preserve"> </w:t>
-      </w:r>
-      <w:r>
-        <w:rPr>
-          <w:rStyle w:val="OperatorTok"/>
-        </w:rPr>
-        <w:t xml:space="preserve">...</w:t>
-      </w:r>
-      <w:r>
-        <w:rPr>
-          <w:rStyle w:val="NormalTok"/>
-        </w:rPr>
-        <w:t xml:space="preserve">] } ] }</w:t>
-      </w:r>
-      <w:r>
-        <w:br/>
-      </w:r>
-      <w:r>
-        <w:rPr>
-          <w:rStyle w:val="NormalTok"/>
-        </w:rPr>
-        <w:t xml:space="preserve">  ]</w:t>
-      </w:r>
-      <w:r>
-        <w:rPr>
-          <w:rStyle w:val="OperatorTok"/>
-        </w:rPr>
-        <w:t xml:space="preserve">,</w:t>
-      </w:r>
-      <w:r>
-        <w:br/>
-      </w:r>
-      <w:r>
-        <w:rPr>
-          <w:rStyle w:val="NormalTok"/>
-        </w:rPr>
-        <w:t xml:space="preserve">  </w:t>
-      </w:r>
-      <w:r>
-        <w:rPr>
-          <w:rStyle w:val="DataTypeTok"/>
-        </w:rPr>
-        <w:t xml:space="preserve">lessons</w:t>
-      </w:r>
-      <w:r>
-        <w:rPr>
-          <w:rStyle w:val="OperatorTok"/>
-        </w:rPr>
-        <w:t xml:space="preserve">:</w:t>
-      </w:r>
-      <w:r>
-        <w:rPr>
-          <w:rStyle w:val="NormalTok"/>
-        </w:rPr>
-        <w:t xml:space="preserve"> {</w:t>
-      </w:r>
-      <w:r>
-        <w:br/>
-      </w:r>
-      <w:r>
-        <w:rPr>
-          <w:rStyle w:val="NormalTok"/>
-        </w:rPr>
-        <w:t xml:space="preserve">    </w:t>
-      </w:r>
-      <w:r>
-        <w:rPr>
-          <w:rStyle w:val="StringTok"/>
-        </w:rPr>
-        <w:t xml:space="preserve">'1a-s2'</w:t>
-      </w:r>
-      <w:r>
-        <w:rPr>
-          <w:rStyle w:val="OperatorTok"/>
-        </w:rPr>
-        <w:t xml:space="preserve">:</w:t>
-      </w:r>
-      <w:r>
-        <w:rPr>
-          <w:rStyle w:val="NormalTok"/>
-        </w:rPr>
-        <w:t xml:space="preserve"> { </w:t>
-      </w:r>
-      <w:r>
-        <w:rPr>
-          <w:rStyle w:val="DataTypeTok"/>
-        </w:rPr>
-        <w:t xml:space="preserve">title</w:t>
-      </w:r>
-      <w:r>
-        <w:rPr>
-          <w:rStyle w:val="OperatorTok"/>
-        </w:rPr>
-        <w:t xml:space="preserve">:</w:t>
-      </w:r>
-      <w:r>
-        <w:rPr>
-          <w:rStyle w:val="StringTok"/>
-        </w:rPr>
-        <w:t xml:space="preserve">'金木水火土'</w:t>
-      </w:r>
-      <w:r>
-        <w:rPr>
-          <w:rStyle w:val="OperatorTok"/>
-        </w:rPr>
-        <w:t xml:space="preserve">,</w:t>
-      </w:r>
-      <w:r>
-        <w:rPr>
-          <w:rStyle w:val="NormalTok"/>
-        </w:rPr>
-        <w:t xml:space="preserve"> </w:t>
-      </w:r>
-      <w:r>
-        <w:rPr>
-          <w:rStyle w:val="DataTypeTok"/>
-        </w:rPr>
-        <w:t xml:space="preserve">kind</w:t>
-      </w:r>
-      <w:r>
-        <w:rPr>
-          <w:rStyle w:val="OperatorTok"/>
-        </w:rPr>
-        <w:t xml:space="preserve">:</w:t>
-      </w:r>
-      <w:r>
-        <w:rPr>
-          <w:rStyle w:val="StringTok"/>
-        </w:rPr>
-        <w:t xml:space="preserve">'识字'</w:t>
-      </w:r>
-      <w:r>
-        <w:rPr>
-          <w:rStyle w:val="OperatorTok"/>
-        </w:rPr>
-        <w:t xml:space="preserve">,</w:t>
-      </w:r>
-      <w:r>
-        <w:rPr>
-          <w:rStyle w:val="NormalTok"/>
-        </w:rPr>
-        <w:t xml:space="preserve"> </w:t>
-      </w:r>
-      <w:r>
-        <w:rPr>
-          <w:rStyle w:val="DataTypeTok"/>
-        </w:rPr>
-        <w:t xml:space="preserve">shizi</w:t>
-      </w:r>
-      <w:r>
-        <w:rPr>
-          <w:rStyle w:val="OperatorTok"/>
-        </w:rPr>
-        <w:t xml:space="preserve">:</w:t>
-      </w:r>
-      <w:r>
-        <w:rPr>
-          <w:rStyle w:val="NormalTok"/>
-        </w:rPr>
-        <w:t xml:space="preserve">[</w:t>
-      </w:r>
-      <w:r>
-        <w:rPr>
-          <w:rStyle w:val="OperatorTok"/>
-        </w:rPr>
-        <w:t xml:space="preserve">...</w:t>
-      </w:r>
-      <w:r>
-        <w:rPr>
-          <w:rStyle w:val="NormalTok"/>
-        </w:rPr>
-        <w:t xml:space="preserve">]</w:t>
-      </w:r>
-      <w:r>
-        <w:rPr>
-          <w:rStyle w:val="OperatorTok"/>
-        </w:rPr>
-        <w:t xml:space="preserve">,</w:t>
-      </w:r>
-      <w:r>
-        <w:rPr>
-          <w:rStyle w:val="NormalTok"/>
-        </w:rPr>
-        <w:t xml:space="preserve"> </w:t>
-      </w:r>
-      <w:r>
-        <w:rPr>
-          <w:rStyle w:val="DataTypeTok"/>
-        </w:rPr>
-        <w:t xml:space="preserve">xiezi</w:t>
-      </w:r>
-      <w:r>
-        <w:rPr>
-          <w:rStyle w:val="OperatorTok"/>
-        </w:rPr>
-        <w:t xml:space="preserve">:</w:t>
-      </w:r>
-      <w:r>
-        <w:rPr>
-          <w:rStyle w:val="NormalTok"/>
-        </w:rPr>
-        <w:t xml:space="preserve">[</w:t>
-      </w:r>
-      <w:r>
-        <w:rPr>
-          <w:rStyle w:val="OperatorTok"/>
-        </w:rPr>
-        <w:t xml:space="preserve">...</w:t>
-      </w:r>
-      <w:r>
-        <w:rPr>
-          <w:rStyle w:val="NormalTok"/>
-        </w:rPr>
-        <w:t xml:space="preserve">]</w:t>
-      </w:r>
-      <w:r>
-        <w:rPr>
-          <w:rStyle w:val="OperatorTok"/>
-        </w:rPr>
-        <w:t xml:space="preserve">,</w:t>
-      </w:r>
-      <w:r>
-        <w:rPr>
-          <w:rStyle w:val="NormalTok"/>
-        </w:rPr>
-        <w:t xml:space="preserve"> </w:t>
-      </w:r>
-      <w:r>
-        <w:rPr>
-          <w:rStyle w:val="DataTypeTok"/>
-        </w:rPr>
-        <w:t xml:space="preserve">words</w:t>
-      </w:r>
-      <w:r>
-        <w:rPr>
-          <w:rStyle w:val="OperatorTok"/>
-        </w:rPr>
-        <w:t xml:space="preserve">:</w:t>
-      </w:r>
-      <w:r>
-        <w:rPr>
-          <w:rStyle w:val="NormalTok"/>
-        </w:rPr>
-        <w:t xml:space="preserve">[</w:t>
-      </w:r>
-      <w:r>
-        <w:rPr>
-          <w:rStyle w:val="OperatorTok"/>
-        </w:rPr>
-        <w:t xml:space="preserve">...</w:t>
-      </w:r>
-      <w:r>
-        <w:rPr>
-          <w:rStyle w:val="NormalTok"/>
-        </w:rPr>
-        <w:t xml:space="preserve">] }</w:t>
-      </w:r>
-      <w:r>
-        <w:br/>
-      </w:r>
-      <w:r>
-        <w:rPr>
-          <w:rStyle w:val="NormalTok"/>
-        </w:rPr>
-        <w:t xml:space="preserve">  }</w:t>
-      </w:r>
-      <w:r>
-        <w:br/>
-      </w:r>
-      <w:r>
-        <w:rPr>
-          <w:rStyle w:val="NormalTok"/>
-        </w:rPr>
-        <w:t xml:space="preserve">}</w:t>
-      </w:r>
-    </w:p>
-    <w:p>
-      <w:pPr>
-        <w:numPr>
-          <w:ilvl w:val="0"/>
-          <w:numId w:val="1021"/>
+        <w:t xml:space="preserve">数据来源</w:t>
+      </w:r>
+      <w:r>
+        <w:t xml:space="preserve">：部编版（统编版）小学语文 1–6 年级 12 册，转换自开源数据集</w:t>
+      </w:r>
+      <w:r>
+        <w:t xml:space="preserve"> </w:t>
+      </w:r>
+      <w:r>
+        <w:rPr>
+          <w:rStyle w:val="VerbatimChar"/>
+        </w:rPr>
+        <w:t xml:space="preserve">fsiceangel/zishi</w:t>
+      </w:r>
+      <w:r>
+        <w:t xml:space="preserve">（</w:t>
+      </w:r>
+      <w:r>
+        <w:rPr>
+          <w:rStyle w:val="VerbatimChar"/>
+        </w:rPr>
+        <w:t xml:space="preserve">volumes.json</w:t>
+      </w:r>
+      <w:r>
+        <w:t xml:space="preserve"> </w:t>
+      </w:r>
+      <w:r>
+        <w:t xml:space="preserve">/</w:t>
+      </w:r>
+      <w:r>
+        <w:t xml:space="preserve"> </w:t>
+      </w:r>
+      <w:r>
+        <w:rPr>
+          <w:rStyle w:val="VerbatimChar"/>
+        </w:rPr>
+        <w:t xml:space="preserve">meta.json</w:t>
+      </w:r>
+      <w:r>
+        <w:t xml:space="preserve"> </w:t>
+      </w:r>
+      <w:r>
+        <w:t xml:space="preserve">/</w:t>
+      </w:r>
+      <w:r>
+        <w:t xml:space="preserve"> </w:t>
+      </w:r>
+      <w:r>
+        <w:rPr>
+          <w:rStyle w:val="VerbatimChar"/>
+        </w:rPr>
+        <w:t xml:space="preserve">chars.json</w:t>
+      </w:r>
+      <w:r>
+        <w:t xml:space="preserve">）。</w:t>
+      </w:r>
+    </w:p>
+    <w:p>
+      <w:pPr>
+        <w:numPr>
+          <w:ilvl w:val="0"/>
+          <w:numId w:val="1022"/>
         </w:numPr>
       </w:pPr>
       <w:r>
@@ -10676,17 +10237,17 @@
           <w:bCs/>
           <w:b/>
         </w:rPr>
-        <w:t xml:space="preserve">放在主包的原因</w:t>
-      </w:r>
-      <w:r>
-        <w:t xml:space="preserve">：约 99KB，远低于主包 2MB 上限；且首页需要读取它渲染「今日一课」，而主包不能引用分包数据。因此不使用分包。</w:t>
-      </w:r>
-    </w:p>
-    <w:p>
-      <w:pPr>
-        <w:numPr>
-          <w:ilvl w:val="0"/>
-          <w:numId w:val="1021"/>
+        <w:t xml:space="preserve">规模</w:t>
+      </w:r>
+      <w:r>
+        <w:t xml:space="preserve">：识字表 3000、写字表 2500，去重 2999 字；395 节课。</w:t>
+      </w:r>
+    </w:p>
+    <w:p>
+      <w:pPr>
+        <w:numPr>
+          <w:ilvl w:val="0"/>
+          <w:numId w:val="1022"/>
         </w:numPr>
       </w:pPr>
       <w:r>
@@ -10694,323 +10255,1067 @@
           <w:bCs/>
           <w:b/>
         </w:rPr>
-        <w:t xml:space="preserve">交互</w:t>
-      </w:r>
-      <w:r>
-        <w:t xml:space="preserve">：选册（支持</w:t>
-      </w:r>
-      <w:r>
-        <w:t xml:space="preserve"> </w:t>
-      </w:r>
-      <w:r>
-        <w:rPr>
-          <w:rStyle w:val="VerbatimChar"/>
-        </w:rPr>
-        <w:t xml:space="preserve">?book=1a</w:t>
-      </w:r>
-      <w:r>
-        <w:t xml:space="preserve"> </w:t>
-      </w:r>
-      <w:r>
-        <w:t xml:space="preserve">直达）→ 识字/写字切换 → 单元/课列表 → 课内字网格（点单字练字）、例词（点词练词）、练本课、本课字帖；每课/单元/册提供「听写」「测试」。</w:t>
-      </w:r>
-    </w:p>
-    <w:bookmarkEnd w:id="54"/>
-    <w:bookmarkStart w:id="55" w:name="听写页-pagesdictation"/>
-    <w:p>
-      <w:pPr>
-        <w:pStyle w:val="Heading2"/>
-      </w:pPr>
-      <w:r>
-        <w:t xml:space="preserve">7.9 听写页 pages/dictation</w:t>
-      </w:r>
-    </w:p>
-    <w:p>
-      <w:pPr>
-        <w:numPr>
-          <w:ilvl w:val="0"/>
+        <w:t xml:space="preserve">数据文件</w:t>
+      </w:r>
+      <w:r>
+        <w:t xml:space="preserve">（主包，约 99KB，生成；仅存字符/拼音与分组，不含笔画数据）：</w:t>
+      </w:r>
+    </w:p>
+    <w:p>
+      <w:pPr>
+        <w:numPr>
+          <w:ilvl w:val="1"/>
           <w:numId w:val="1023"/>
         </w:numPr>
         <w:pStyle w:val="Compact"/>
       </w:pPr>
       <w:r>
-        <w:t xml:space="preserve">输入：</w:t>
-      </w:r>
-      <w:r>
-        <w:rPr>
-          <w:rStyle w:val="VerbatimChar"/>
-        </w:rPr>
-        <w:t xml:space="preserve">globalData.dictationChars</w:t>
-      </w:r>
-      <w:r>
-        <w:t xml:space="preserve"> </w:t>
-      </w:r>
-      <w:r>
-        <w:t xml:space="preserve">与</w:t>
-      </w:r>
-      <w:r>
-        <w:t xml:space="preserve"> </w:t>
-      </w:r>
-      <w:r>
-        <w:rPr>
-          <w:rStyle w:val="VerbatimChar"/>
-        </w:rPr>
-        <w:t xml:space="preserve">dictationTitle</w:t>
-      </w:r>
-      <w:r>
-        <w:t xml:space="preserve">（来自教材页的课/单元/册）。</w:t>
-      </w:r>
-    </w:p>
-    <w:p>
-      <w:pPr>
-        <w:numPr>
-          <w:ilvl w:val="0"/>
+        <w:rPr>
+          <w:rStyle w:val="VerbatimChar"/>
+        </w:rPr>
+        <w:t xml:space="preserve">data/textbook.js</w:t>
+      </w:r>
+      <w:r>
+        <w:t xml:space="preserve">：册/单元/课 + 识字表/写字表/例词</w:t>
+      </w:r>
+    </w:p>
+    <w:p>
+      <w:pPr>
+        <w:numPr>
+          <w:ilvl w:val="1"/>
           <w:numId w:val="1023"/>
         </w:numPr>
         <w:pStyle w:val="Compact"/>
       </w:pPr>
       <w:r>
-        <w:t xml:space="preserve">看拼音选字（4 选 1），自动 TTS 朗读，即时对错与计分，结束给总分；答错的字进入生字本。</w:t>
-      </w:r>
-    </w:p>
-    <w:bookmarkEnd w:id="55"/>
-    <w:bookmarkStart w:id="56" w:name="测试卷-pagesquiz"/>
-    <w:p>
-      <w:pPr>
-        <w:pStyle w:val="Heading2"/>
-      </w:pPr>
-      <w:r>
-        <w:t xml:space="preserve">7.10 测试卷 pages/quiz</w:t>
-      </w:r>
-    </w:p>
-    <w:p>
-      <w:pPr>
-        <w:numPr>
-          <w:ilvl w:val="0"/>
-          <w:numId w:val="1024"/>
-        </w:numPr>
-        <w:pStyle w:val="Compact"/>
-      </w:pPr>
-      <w:r>
-        <w:t xml:space="preserve">输入：</w:t>
-      </w:r>
-      <w:r>
-        <w:rPr>
-          <w:rStyle w:val="VerbatimChar"/>
-        </w:rPr>
-        <w:t xml:space="preserve">globalData.quizChars</w:t>
-      </w:r>
-      <w:r>
-        <w:t xml:space="preserve"> </w:t>
-      </w:r>
-      <w:r>
-        <w:t xml:space="preserve">与</w:t>
-      </w:r>
-      <w:r>
-        <w:t xml:space="preserve"> </w:t>
-      </w:r>
-      <w:r>
-        <w:rPr>
-          <w:rStyle w:val="VerbatimChar"/>
-        </w:rPr>
-        <w:t xml:space="preserve">quizTitle</w:t>
-      </w:r>
-      <w:r>
-        <w:t xml:space="preserve">。</w:t>
-      </w:r>
-    </w:p>
-    <w:p>
-      <w:pPr>
-        <w:numPr>
-          <w:ilvl w:val="0"/>
-          <w:numId w:val="1024"/>
-        </w:numPr>
-        <w:pStyle w:val="Compact"/>
+        <w:rPr>
+          <w:rStyle w:val="VerbatimChar"/>
+        </w:rPr>
+        <w:t xml:space="preserve">data/textbookPinyin.js</w:t>
+      </w:r>
+      <w:r>
+        <w:t xml:space="preserve">：2999 字拼音表</w:t>
+      </w:r>
+    </w:p>
+    <w:p>
+      <w:pPr>
+        <w:numPr>
+          <w:ilvl w:val="0"/>
+          <w:numId w:val="1022"/>
+        </w:numPr>
       </w:pPr>
       <w:r>
         <w:rPr>
           <w:bCs/>
           <w:b/>
         </w:rPr>
-        <w:t xml:space="preserve">混合题型</w:t>
-      </w:r>
-      <w:r>
-        <w:t xml:space="preserve">：看拼音选字 + 看字选拼音（各约一半），随机抽 10 题。</w:t>
-      </w:r>
-    </w:p>
-    <w:p>
-      <w:pPr>
-        <w:numPr>
-          <w:ilvl w:val="0"/>
-          <w:numId w:val="1024"/>
-        </w:numPr>
-        <w:pStyle w:val="Compact"/>
-      </w:pPr>
-      <w:r>
-        <w:t xml:space="preserve">结果页列出错题，可「练错题」；错字进入生字本。</w:t>
-      </w:r>
-    </w:p>
-    <w:bookmarkEnd w:id="56"/>
-    <w:bookmarkStart w:id="57" w:name="课本古诗-pagespoem"/>
-    <w:p>
-      <w:pPr>
-        <w:pStyle w:val="Heading2"/>
-      </w:pPr>
-      <w:r>
-        <w:t xml:space="preserve">7.11 课本古诗 pages/poem</w:t>
-      </w:r>
-    </w:p>
-    <w:p>
-      <w:pPr>
-        <w:numPr>
-          <w:ilvl w:val="0"/>
-          <w:numId w:val="1025"/>
-        </w:numPr>
-        <w:pStyle w:val="Compact"/>
-      </w:pPr>
-      <w:r>
-        <w:t xml:space="preserve">数据</w:t>
-      </w:r>
-      <w:r>
-        <w:t xml:space="preserve"> </w:t>
-      </w:r>
-      <w:r>
-        <w:rPr>
-          <w:rStyle w:val="VerbatimChar"/>
-        </w:rPr>
-        <w:t xml:space="preserve">data/poems.js</w:t>
-      </w:r>
-      <w:r>
-        <w:t xml:space="preserve">（部编版课文古诗 113 首，生成）；按册浏览 → 看原文（作者/朝代/每句）→「练这首诗」（整首去重字符）或「生成字帖」。</w:t>
-      </w:r>
-    </w:p>
-    <w:bookmarkEnd w:id="57"/>
-    <w:bookmarkStart w:id="58" w:name="成语练字-pagesidiom"/>
-    <w:p>
-      <w:pPr>
-        <w:pStyle w:val="Heading2"/>
-      </w:pPr>
-      <w:r>
-        <w:t xml:space="preserve">7.12 成语练字 pages/idiom</w:t>
-      </w:r>
-    </w:p>
-    <w:p>
-      <w:pPr>
-        <w:numPr>
-          <w:ilvl w:val="0"/>
-          <w:numId w:val="1026"/>
-        </w:numPr>
-        <w:pStyle w:val="Compact"/>
-      </w:pPr>
-      <w:r>
-        <w:t xml:space="preserve">数据</w:t>
-      </w:r>
-      <w:r>
-        <w:t xml:space="preserve"> </w:t>
-      </w:r>
-      <w:r>
-        <w:rPr>
-          <w:rStyle w:val="VerbatimChar"/>
-        </w:rPr>
-        <w:t xml:space="preserve">data/idioms.js</w:t>
-      </w:r>
-      <w:r>
-        <w:t xml:space="preserve">（常用四字成语，拼音+释义）；搜索、按字练习；练字页顶部显示成语提示条。</w:t>
-      </w:r>
-    </w:p>
-    <w:bookmarkEnd w:id="58"/>
-    <w:bookmarkStart w:id="59" w:name="生字本-pagesweak"/>
-    <w:p>
-      <w:pPr>
-        <w:pStyle w:val="Heading2"/>
-      </w:pPr>
-      <w:r>
-        <w:t xml:space="preserve">7.13 生字本 pages/weak</w:t>
-      </w:r>
-    </w:p>
-    <w:p>
-      <w:pPr>
-        <w:numPr>
-          <w:ilvl w:val="0"/>
-          <w:numId w:val="1027"/>
-        </w:numPr>
-        <w:pStyle w:val="Compact"/>
-      </w:pPr>
-      <w:r>
-        <w:t xml:space="preserve">数据来自</w:t>
-      </w:r>
-      <w:r>
-        <w:t xml:space="preserve"> </w:t>
-      </w:r>
-      <w:r>
-        <w:rPr>
-          <w:rStyle w:val="VerbatimChar"/>
-        </w:rPr>
-        <w:t xml:space="preserve">storage.getWeak()</w:t>
-      </w:r>
-      <w:r>
-        <w:t xml:space="preserve">；展示错字与错误次数，支持单字练习、删除、全部练习、清空。</w:t>
-      </w:r>
-    </w:p>
-    <w:bookmarkEnd w:id="59"/>
-    <w:bookmarkStart w:id="60" w:name="自由书写-pagesscribe"/>
-    <w:p>
-      <w:pPr>
-        <w:pStyle w:val="Heading2"/>
-      </w:pPr>
-      <w:r>
-        <w:t xml:space="preserve">7.14 自由书写 pages/scribe</w:t>
-      </w:r>
-    </w:p>
-    <w:p>
-      <w:pPr>
-        <w:numPr>
-          <w:ilvl w:val="0"/>
-          <w:numId w:val="1028"/>
-        </w:numPr>
-        <w:pStyle w:val="Compact"/>
-      </w:pPr>
-      <w:r>
-        <w:rPr>
-          <w:rStyle w:val="VerbatimChar"/>
-        </w:rPr>
-        <w:t xml:space="preserve">&lt;canvas type="2d"&gt;</w:t>
-      </w:r>
-      <w:r>
-        <w:t xml:space="preserve"> </w:t>
-      </w:r>
-      <w:r>
-        <w:t xml:space="preserve">手指书写（</w:t>
-      </w:r>
-      <w:r>
-        <w:rPr>
-          <w:rStyle w:val="VerbatimChar"/>
-        </w:rPr>
-        <w:t xml:space="preserve">catchtouch*</w:t>
-      </w:r>
-      <w:r>
-        <w:t xml:space="preserve"> </w:t>
-      </w:r>
-      <w:r>
-        <w:t xml:space="preserve">防滚动）；田字格/米字范字临摹、撤销、清空、三色三粗细。</w:t>
-      </w:r>
-    </w:p>
-    <w:p>
-      <w:pPr>
-        <w:numPr>
-          <w:ilvl w:val="0"/>
-          <w:numId w:val="1028"/>
-        </w:numPr>
-        <w:pStyle w:val="Compact"/>
-      </w:pPr>
-      <w:r>
-        <w:t xml:space="preserve">保存图片到相册，或加入</w:t>
-      </w:r>
+        <w:t xml:space="preserve">结构</w:t>
+      </w:r>
+      <w:r>
+        <w:t xml:space="preserve">：</w:t>
+      </w:r>
+    </w:p>
+    <w:p>
+      <w:pPr>
+        <w:numPr>
+          <w:ilvl w:val="0"/>
+          <w:numId w:val="1000"/>
+        </w:numPr>
+        <w:pStyle w:val="SourceCode"/>
+      </w:pPr>
+      <w:r>
+        <w:rPr>
+          <w:rStyle w:val="NormalTok"/>
+        </w:rPr>
+        <w:t xml:space="preserve">{</w:t>
+      </w:r>
+      <w:r>
+        <w:br/>
+      </w:r>
+      <w:r>
+        <w:rPr>
+          <w:rStyle w:val="NormalTok"/>
+        </w:rPr>
+        <w:t xml:space="preserve">  </w:t>
+      </w:r>
+      <w:r>
+        <w:rPr>
+          <w:rStyle w:val="DataTypeTok"/>
+        </w:rPr>
+        <w:t xml:space="preserve">books</w:t>
+      </w:r>
+      <w:r>
+        <w:rPr>
+          <w:rStyle w:val="OperatorTok"/>
+        </w:rPr>
+        <w:t xml:space="preserve">:</w:t>
+      </w:r>
+      <w:r>
+        <w:rPr>
+          <w:rStyle w:val="NormalTok"/>
+        </w:rPr>
+        <w:t xml:space="preserve"> [</w:t>
+      </w:r>
+      <w:r>
+        <w:br/>
+      </w:r>
+      <w:r>
+        <w:rPr>
+          <w:rStyle w:val="NormalTok"/>
+        </w:rPr>
+        <w:t xml:space="preserve">    { </w:t>
+      </w:r>
+      <w:r>
+        <w:rPr>
+          <w:rStyle w:val="DataTypeTok"/>
+        </w:rPr>
+        <w:t xml:space="preserve">id</w:t>
+      </w:r>
+      <w:r>
+        <w:rPr>
+          <w:rStyle w:val="OperatorTok"/>
+        </w:rPr>
+        <w:t xml:space="preserve">:</w:t>
+      </w:r>
+      <w:r>
+        <w:rPr>
+          <w:rStyle w:val="StringTok"/>
+        </w:rPr>
+        <w:t xml:space="preserve">'1a'</w:t>
+      </w:r>
+      <w:r>
+        <w:rPr>
+          <w:rStyle w:val="OperatorTok"/>
+        </w:rPr>
+        <w:t xml:space="preserve">,</w:t>
+      </w:r>
+      <w:r>
+        <w:rPr>
+          <w:rStyle w:val="NormalTok"/>
+        </w:rPr>
+        <w:t xml:space="preserve"> </w:t>
+      </w:r>
+      <w:r>
+        <w:rPr>
+          <w:rStyle w:val="DataTypeTok"/>
+        </w:rPr>
+        <w:t xml:space="preserve">name</w:t>
+      </w:r>
+      <w:r>
+        <w:rPr>
+          <w:rStyle w:val="OperatorTok"/>
+        </w:rPr>
+        <w:t xml:space="preserve">:</w:t>
+      </w:r>
+      <w:r>
+        <w:rPr>
+          <w:rStyle w:val="StringTok"/>
+        </w:rPr>
+        <w:t xml:space="preserve">'一年级上册'</w:t>
+      </w:r>
+      <w:r>
+        <w:rPr>
+          <w:rStyle w:val="OperatorTok"/>
+        </w:rPr>
+        <w:t xml:space="preserve">,</w:t>
+      </w:r>
+      <w:r>
+        <w:rPr>
+          <w:rStyle w:val="NormalTok"/>
+        </w:rPr>
+        <w:t xml:space="preserve"> </w:t>
+      </w:r>
+      <w:r>
+        <w:rPr>
+          <w:rStyle w:val="DataTypeTok"/>
+        </w:rPr>
+        <w:t xml:space="preserve">short</w:t>
+      </w:r>
+      <w:r>
+        <w:rPr>
+          <w:rStyle w:val="OperatorTok"/>
+        </w:rPr>
+        <w:t xml:space="preserve">:</w:t>
+      </w:r>
+      <w:r>
+        <w:rPr>
+          <w:rStyle w:val="StringTok"/>
+        </w:rPr>
+        <w:t xml:space="preserve">'一上'</w:t>
+      </w:r>
+      <w:r>
+        <w:rPr>
+          <w:rStyle w:val="OperatorTok"/>
+        </w:rPr>
+        <w:t xml:space="preserve">,</w:t>
+      </w:r>
+      <w:r>
+        <w:rPr>
+          <w:rStyle w:val="NormalTok"/>
+        </w:rPr>
+        <w:t xml:space="preserve"> </w:t>
+      </w:r>
+      <w:r>
+        <w:rPr>
+          <w:rStyle w:val="DataTypeTok"/>
+        </w:rPr>
+        <w:t xml:space="preserve">grade</w:t>
+      </w:r>
+      <w:r>
+        <w:rPr>
+          <w:rStyle w:val="OperatorTok"/>
+        </w:rPr>
+        <w:t xml:space="preserve">:</w:t>
+      </w:r>
+      <w:r>
+        <w:rPr>
+          <w:rStyle w:val="DecValTok"/>
+        </w:rPr>
+        <w:t xml:space="preserve">1</w:t>
+      </w:r>
+      <w:r>
+        <w:rPr>
+          <w:rStyle w:val="OperatorTok"/>
+        </w:rPr>
+        <w:t xml:space="preserve">,</w:t>
+      </w:r>
+      <w:r>
+        <w:rPr>
+          <w:rStyle w:val="NormalTok"/>
+        </w:rPr>
+        <w:t xml:space="preserve"> </w:t>
+      </w:r>
+      <w:r>
+        <w:rPr>
+          <w:rStyle w:val="DataTypeTok"/>
+        </w:rPr>
+        <w:t xml:space="preserve">term</w:t>
+      </w:r>
+      <w:r>
+        <w:rPr>
+          <w:rStyle w:val="OperatorTok"/>
+        </w:rPr>
+        <w:t xml:space="preserve">:</w:t>
+      </w:r>
+      <w:r>
+        <w:rPr>
+          <w:rStyle w:val="DecValTok"/>
+        </w:rPr>
+        <w:t xml:space="preserve">1</w:t>
+      </w:r>
+      <w:r>
+        <w:rPr>
+          <w:rStyle w:val="OperatorTok"/>
+        </w:rPr>
+        <w:t xml:space="preserve">,</w:t>
+      </w:r>
+      <w:r>
+        <w:br/>
+      </w:r>
+      <w:r>
+        <w:rPr>
+          <w:rStyle w:val="NormalTok"/>
+        </w:rPr>
+        <w:t xml:space="preserve">      </w:t>
+      </w:r>
+      <w:r>
+        <w:rPr>
+          <w:rStyle w:val="DataTypeTok"/>
+        </w:rPr>
+        <w:t xml:space="preserve">shiziCount</w:t>
+      </w:r>
+      <w:r>
+        <w:rPr>
+          <w:rStyle w:val="OperatorTok"/>
+        </w:rPr>
+        <w:t xml:space="preserve">:</w:t>
+      </w:r>
+      <w:r>
+        <w:rPr>
+          <w:rStyle w:val="DecValTok"/>
+        </w:rPr>
+        <w:t xml:space="preserve">300</w:t>
+      </w:r>
+      <w:r>
+        <w:rPr>
+          <w:rStyle w:val="OperatorTok"/>
+        </w:rPr>
+        <w:t xml:space="preserve">,</w:t>
+      </w:r>
+      <w:r>
+        <w:rPr>
+          <w:rStyle w:val="NormalTok"/>
+        </w:rPr>
+        <w:t xml:space="preserve"> </w:t>
+      </w:r>
+      <w:r>
+        <w:rPr>
+          <w:rStyle w:val="DataTypeTok"/>
+        </w:rPr>
+        <w:t xml:space="preserve">xieziCount</w:t>
+      </w:r>
+      <w:r>
+        <w:rPr>
+          <w:rStyle w:val="OperatorTok"/>
+        </w:rPr>
+        <w:t xml:space="preserve">:</w:t>
+      </w:r>
+      <w:r>
+        <w:rPr>
+          <w:rStyle w:val="DecValTok"/>
+        </w:rPr>
+        <w:t xml:space="preserve">100</w:t>
+      </w:r>
+      <w:r>
+        <w:rPr>
+          <w:rStyle w:val="OperatorTok"/>
+        </w:rPr>
+        <w:t xml:space="preserve">,</w:t>
+      </w:r>
+      <w:r>
+        <w:br/>
+      </w:r>
+      <w:r>
+        <w:rPr>
+          <w:rStyle w:val="NormalTok"/>
+        </w:rPr>
+        <w:t xml:space="preserve">      </w:t>
+      </w:r>
+      <w:r>
+        <w:rPr>
+          <w:rStyle w:val="DataTypeTok"/>
+        </w:rPr>
+        <w:t xml:space="preserve">units</w:t>
+      </w:r>
+      <w:r>
+        <w:rPr>
+          <w:rStyle w:val="OperatorTok"/>
+        </w:rPr>
+        <w:t xml:space="preserve">:</w:t>
+      </w:r>
+      <w:r>
+        <w:rPr>
+          <w:rStyle w:val="NormalTok"/>
+        </w:rPr>
+        <w:t xml:space="preserve"> [ { </w:t>
+      </w:r>
+      <w:r>
+        <w:rPr>
+          <w:rStyle w:val="DataTypeTok"/>
+        </w:rPr>
+        <w:t xml:space="preserve">title</w:t>
+      </w:r>
+      <w:r>
+        <w:rPr>
+          <w:rStyle w:val="OperatorTok"/>
+        </w:rPr>
+        <w:t xml:space="preserve">:</w:t>
+      </w:r>
+      <w:r>
+        <w:rPr>
+          <w:rStyle w:val="StringTok"/>
+        </w:rPr>
+        <w:t xml:space="preserve">'第一单元'</w:t>
+      </w:r>
+      <w:r>
+        <w:rPr>
+          <w:rStyle w:val="OperatorTok"/>
+        </w:rPr>
+        <w:t xml:space="preserve">,</w:t>
+      </w:r>
+      <w:r>
+        <w:rPr>
+          <w:rStyle w:val="NormalTok"/>
+        </w:rPr>
+        <w:t xml:space="preserve"> </w:t>
+      </w:r>
+      <w:r>
+        <w:rPr>
+          <w:rStyle w:val="DataTypeTok"/>
+        </w:rPr>
+        <w:t xml:space="preserve">theme</w:t>
+      </w:r>
+      <w:r>
+        <w:rPr>
+          <w:rStyle w:val="OperatorTok"/>
+        </w:rPr>
+        <w:t xml:space="preserve">:</w:t>
+      </w:r>
+      <w:r>
+        <w:rPr>
+          <w:rStyle w:val="StringTok"/>
+        </w:rPr>
+        <w:t xml:space="preserve">'识字'</w:t>
+      </w:r>
+      <w:r>
+        <w:rPr>
+          <w:rStyle w:val="OperatorTok"/>
+        </w:rPr>
+        <w:t xml:space="preserve">,</w:t>
+      </w:r>
+      <w:r>
+        <w:rPr>
+          <w:rStyle w:val="NormalTok"/>
+        </w:rPr>
+        <w:t xml:space="preserve"> </w:t>
+      </w:r>
+      <w:r>
+        <w:rPr>
+          <w:rStyle w:val="DataTypeTok"/>
+        </w:rPr>
+        <w:t xml:space="preserve">lessons</w:t>
+      </w:r>
+      <w:r>
+        <w:rPr>
+          <w:rStyle w:val="OperatorTok"/>
+        </w:rPr>
+        <w:t xml:space="preserve">:</w:t>
+      </w:r>
+      <w:r>
+        <w:rPr>
+          <w:rStyle w:val="NormalTok"/>
+        </w:rPr>
+        <w:t xml:space="preserve">[</w:t>
+      </w:r>
+      <w:r>
+        <w:rPr>
+          <w:rStyle w:val="StringTok"/>
+        </w:rPr>
+        <w:t xml:space="preserve">'1a-s1'</w:t>
+      </w:r>
+      <w:r>
+        <w:rPr>
+          <w:rStyle w:val="OperatorTok"/>
+        </w:rPr>
+        <w:t xml:space="preserve">,</w:t>
+      </w:r>
+      <w:r>
+        <w:rPr>
+          <w:rStyle w:val="NormalTok"/>
+        </w:rPr>
+        <w:t xml:space="preserve"> </w:t>
+      </w:r>
+      <w:r>
+        <w:rPr>
+          <w:rStyle w:val="OperatorTok"/>
+        </w:rPr>
+        <w:t xml:space="preserve">...</w:t>
+      </w:r>
+      <w:r>
+        <w:rPr>
+          <w:rStyle w:val="NormalTok"/>
+        </w:rPr>
+        <w:t xml:space="preserve">] } ] }</w:t>
+      </w:r>
+      <w:r>
+        <w:br/>
+      </w:r>
+      <w:r>
+        <w:rPr>
+          <w:rStyle w:val="NormalTok"/>
+        </w:rPr>
+        <w:t xml:space="preserve">  ]</w:t>
+      </w:r>
+      <w:r>
+        <w:rPr>
+          <w:rStyle w:val="OperatorTok"/>
+        </w:rPr>
+        <w:t xml:space="preserve">,</w:t>
+      </w:r>
+      <w:r>
+        <w:br/>
+      </w:r>
+      <w:r>
+        <w:rPr>
+          <w:rStyle w:val="NormalTok"/>
+        </w:rPr>
+        <w:t xml:space="preserve">  </w:t>
+      </w:r>
+      <w:r>
+        <w:rPr>
+          <w:rStyle w:val="DataTypeTok"/>
+        </w:rPr>
+        <w:t xml:space="preserve">lessons</w:t>
+      </w:r>
+      <w:r>
+        <w:rPr>
+          <w:rStyle w:val="OperatorTok"/>
+        </w:rPr>
+        <w:t xml:space="preserve">:</w:t>
+      </w:r>
+      <w:r>
+        <w:rPr>
+          <w:rStyle w:val="NormalTok"/>
+        </w:rPr>
+        <w:t xml:space="preserve"> {</w:t>
+      </w:r>
+      <w:r>
+        <w:br/>
+      </w:r>
+      <w:r>
+        <w:rPr>
+          <w:rStyle w:val="NormalTok"/>
+        </w:rPr>
+        <w:t xml:space="preserve">    </w:t>
+      </w:r>
+      <w:r>
+        <w:rPr>
+          <w:rStyle w:val="StringTok"/>
+        </w:rPr>
+        <w:t xml:space="preserve">'1a-s2'</w:t>
+      </w:r>
+      <w:r>
+        <w:rPr>
+          <w:rStyle w:val="OperatorTok"/>
+        </w:rPr>
+        <w:t xml:space="preserve">:</w:t>
+      </w:r>
+      <w:r>
+        <w:rPr>
+          <w:rStyle w:val="NormalTok"/>
+        </w:rPr>
+        <w:t xml:space="preserve"> { </w:t>
+      </w:r>
+      <w:r>
+        <w:rPr>
+          <w:rStyle w:val="DataTypeTok"/>
+        </w:rPr>
+        <w:t xml:space="preserve">title</w:t>
+      </w:r>
+      <w:r>
+        <w:rPr>
+          <w:rStyle w:val="OperatorTok"/>
+        </w:rPr>
+        <w:t xml:space="preserve">:</w:t>
+      </w:r>
+      <w:r>
+        <w:rPr>
+          <w:rStyle w:val="StringTok"/>
+        </w:rPr>
+        <w:t xml:space="preserve">'金木水火土'</w:t>
+      </w:r>
+      <w:r>
+        <w:rPr>
+          <w:rStyle w:val="OperatorTok"/>
+        </w:rPr>
+        <w:t xml:space="preserve">,</w:t>
+      </w:r>
+      <w:r>
+        <w:rPr>
+          <w:rStyle w:val="NormalTok"/>
+        </w:rPr>
+        <w:t xml:space="preserve"> </w:t>
+      </w:r>
+      <w:r>
+        <w:rPr>
+          <w:rStyle w:val="DataTypeTok"/>
+        </w:rPr>
+        <w:t xml:space="preserve">kind</w:t>
+      </w:r>
+      <w:r>
+        <w:rPr>
+          <w:rStyle w:val="OperatorTok"/>
+        </w:rPr>
+        <w:t xml:space="preserve">:</w:t>
+      </w:r>
+      <w:r>
+        <w:rPr>
+          <w:rStyle w:val="StringTok"/>
+        </w:rPr>
+        <w:t xml:space="preserve">'识字'</w:t>
+      </w:r>
+      <w:r>
+        <w:rPr>
+          <w:rStyle w:val="OperatorTok"/>
+        </w:rPr>
+        <w:t xml:space="preserve">,</w:t>
+      </w:r>
+      <w:r>
+        <w:rPr>
+          <w:rStyle w:val="NormalTok"/>
+        </w:rPr>
+        <w:t xml:space="preserve"> </w:t>
+      </w:r>
+      <w:r>
+        <w:rPr>
+          <w:rStyle w:val="DataTypeTok"/>
+        </w:rPr>
+        <w:t xml:space="preserve">shizi</w:t>
+      </w:r>
+      <w:r>
+        <w:rPr>
+          <w:rStyle w:val="OperatorTok"/>
+        </w:rPr>
+        <w:t xml:space="preserve">:</w:t>
+      </w:r>
+      <w:r>
+        <w:rPr>
+          <w:rStyle w:val="NormalTok"/>
+        </w:rPr>
+        <w:t xml:space="preserve">[</w:t>
+      </w:r>
+      <w:r>
+        <w:rPr>
+          <w:rStyle w:val="OperatorTok"/>
+        </w:rPr>
+        <w:t xml:space="preserve">...</w:t>
+      </w:r>
+      <w:r>
+        <w:rPr>
+          <w:rStyle w:val="NormalTok"/>
+        </w:rPr>
+        <w:t xml:space="preserve">]</w:t>
+      </w:r>
+      <w:r>
+        <w:rPr>
+          <w:rStyle w:val="OperatorTok"/>
+        </w:rPr>
+        <w:t xml:space="preserve">,</w:t>
+      </w:r>
+      <w:r>
+        <w:rPr>
+          <w:rStyle w:val="NormalTok"/>
+        </w:rPr>
+        <w:t xml:space="preserve"> </w:t>
+      </w:r>
+      <w:r>
+        <w:rPr>
+          <w:rStyle w:val="DataTypeTok"/>
+        </w:rPr>
+        <w:t xml:space="preserve">xiezi</w:t>
+      </w:r>
+      <w:r>
+        <w:rPr>
+          <w:rStyle w:val="OperatorTok"/>
+        </w:rPr>
+        <w:t xml:space="preserve">:</w:t>
+      </w:r>
+      <w:r>
+        <w:rPr>
+          <w:rStyle w:val="NormalTok"/>
+        </w:rPr>
+        <w:t xml:space="preserve">[</w:t>
+      </w:r>
+      <w:r>
+        <w:rPr>
+          <w:rStyle w:val="OperatorTok"/>
+        </w:rPr>
+        <w:t xml:space="preserve">...</w:t>
+      </w:r>
+      <w:r>
+        <w:rPr>
+          <w:rStyle w:val="NormalTok"/>
+        </w:rPr>
+        <w:t xml:space="preserve">]</w:t>
+      </w:r>
+      <w:r>
+        <w:rPr>
+          <w:rStyle w:val="OperatorTok"/>
+        </w:rPr>
+        <w:t xml:space="preserve">,</w:t>
+      </w:r>
+      <w:r>
+        <w:rPr>
+          <w:rStyle w:val="NormalTok"/>
+        </w:rPr>
+        <w:t xml:space="preserve"> </w:t>
+      </w:r>
+      <w:r>
+        <w:rPr>
+          <w:rStyle w:val="DataTypeTok"/>
+        </w:rPr>
+        <w:t xml:space="preserve">words</w:t>
+      </w:r>
+      <w:r>
+        <w:rPr>
+          <w:rStyle w:val="OperatorTok"/>
+        </w:rPr>
+        <w:t xml:space="preserve">:</w:t>
+      </w:r>
+      <w:r>
+        <w:rPr>
+          <w:rStyle w:val="NormalTok"/>
+        </w:rPr>
+        <w:t xml:space="preserve">[</w:t>
+      </w:r>
+      <w:r>
+        <w:rPr>
+          <w:rStyle w:val="OperatorTok"/>
+        </w:rPr>
+        <w:t xml:space="preserve">...</w:t>
+      </w:r>
+      <w:r>
+        <w:rPr>
+          <w:rStyle w:val="NormalTok"/>
+        </w:rPr>
+        <w:t xml:space="preserve">] }</w:t>
+      </w:r>
+      <w:r>
+        <w:br/>
+      </w:r>
+      <w:r>
+        <w:rPr>
+          <w:rStyle w:val="NormalTok"/>
+        </w:rPr>
+        <w:t xml:space="preserve">  }</w:t>
+      </w:r>
+      <w:r>
+        <w:br/>
+      </w:r>
+      <w:r>
+        <w:rPr>
+          <w:rStyle w:val="NormalTok"/>
+        </w:rPr>
+        <w:t xml:space="preserve">}</w:t>
+      </w:r>
+    </w:p>
+    <w:p>
+      <w:pPr>
+        <w:numPr>
+          <w:ilvl w:val="0"/>
+          <w:numId w:val="1022"/>
+        </w:numPr>
+      </w:pPr>
       <w:r>
         <w:rPr>
           <w:bCs/>
           <w:b/>
         </w:rPr>
+        <w:t xml:space="preserve">放在主包的原因</w:t>
+      </w:r>
+      <w:r>
+        <w:t xml:space="preserve">：约 99KB，远低于主包 2MB 上限；且首页需要读取它渲染「今日一课」，而主包不能引用分包数据。因此不使用分包。</w:t>
+      </w:r>
+    </w:p>
+    <w:p>
+      <w:pPr>
+        <w:numPr>
+          <w:ilvl w:val="0"/>
+          <w:numId w:val="1022"/>
+        </w:numPr>
+      </w:pPr>
+      <w:r>
+        <w:rPr>
+          <w:bCs/>
+          <w:b/>
+        </w:rPr>
+        <w:t xml:space="preserve">交互</w:t>
+      </w:r>
+      <w:r>
+        <w:t xml:space="preserve">：选册（支持</w:t>
+      </w:r>
+      <w:r>
+        <w:t xml:space="preserve"> </w:t>
+      </w:r>
+      <w:r>
+        <w:rPr>
+          <w:rStyle w:val="VerbatimChar"/>
+        </w:rPr>
+        <w:t xml:space="preserve">?book=1a</w:t>
+      </w:r>
+      <w:r>
+        <w:t xml:space="preserve"> </w:t>
+      </w:r>
+      <w:r>
+        <w:t xml:space="preserve">直达）→ 识字/写字切换 → 单元/课列表 → 课内字网格（点单字练字）、例词（点词练词）、练本课、本课字帖；每课/单元/册提供「听写」「测试」。</w:t>
+      </w:r>
+    </w:p>
+    <w:bookmarkEnd w:id="55"/>
+    <w:bookmarkStart w:id="56" w:name="听写页-pagesdictation"/>
+    <w:p>
+      <w:pPr>
+        <w:pStyle w:val="Heading2"/>
+      </w:pPr>
+      <w:r>
+        <w:t xml:space="preserve">7.9 听写页 pages/dictation</w:t>
+      </w:r>
+    </w:p>
+    <w:p>
+      <w:pPr>
+        <w:numPr>
+          <w:ilvl w:val="0"/>
+          <w:numId w:val="1024"/>
+        </w:numPr>
+        <w:pStyle w:val="Compact"/>
+      </w:pPr>
+      <w:r>
+        <w:t xml:space="preserve">输入：</w:t>
+      </w:r>
+      <w:r>
+        <w:rPr>
+          <w:rStyle w:val="VerbatimChar"/>
+        </w:rPr>
+        <w:t xml:space="preserve">globalData.dictationChars</w:t>
+      </w:r>
+      <w:r>
+        <w:t xml:space="preserve"> </w:t>
+      </w:r>
+      <w:r>
+        <w:t xml:space="preserve">与</w:t>
+      </w:r>
+      <w:r>
+        <w:t xml:space="preserve"> </w:t>
+      </w:r>
+      <w:r>
+        <w:rPr>
+          <w:rStyle w:val="VerbatimChar"/>
+        </w:rPr>
+        <w:t xml:space="preserve">dictationTitle</w:t>
+      </w:r>
+      <w:r>
+        <w:t xml:space="preserve">（来自教材页的课/单元/册）。</w:t>
+      </w:r>
+    </w:p>
+    <w:p>
+      <w:pPr>
+        <w:numPr>
+          <w:ilvl w:val="0"/>
+          <w:numId w:val="1024"/>
+        </w:numPr>
+        <w:pStyle w:val="Compact"/>
+      </w:pPr>
+      <w:r>
+        <w:t xml:space="preserve">看拼音选字（4 选 1），自动 TTS 朗读，即时对错与计分，结束给总分；答错的字进入生字本。</w:t>
+      </w:r>
+    </w:p>
+    <w:bookmarkEnd w:id="56"/>
+    <w:bookmarkStart w:id="57" w:name="测试卷-pagesquiz"/>
+    <w:p>
+      <w:pPr>
+        <w:pStyle w:val="Heading2"/>
+      </w:pPr>
+      <w:r>
+        <w:t xml:space="preserve">7.10 测试卷 pages/quiz</w:t>
+      </w:r>
+    </w:p>
+    <w:p>
+      <w:pPr>
+        <w:numPr>
+          <w:ilvl w:val="0"/>
+          <w:numId w:val="1025"/>
+        </w:numPr>
+        <w:pStyle w:val="Compact"/>
+      </w:pPr>
+      <w:r>
+        <w:t xml:space="preserve">输入：</w:t>
+      </w:r>
+      <w:r>
+        <w:rPr>
+          <w:rStyle w:val="VerbatimChar"/>
+        </w:rPr>
+        <w:t xml:space="preserve">globalData.quizChars</w:t>
+      </w:r>
+      <w:r>
+        <w:t xml:space="preserve"> </w:t>
+      </w:r>
+      <w:r>
+        <w:t xml:space="preserve">与</w:t>
+      </w:r>
+      <w:r>
+        <w:t xml:space="preserve"> </w:t>
+      </w:r>
+      <w:r>
+        <w:rPr>
+          <w:rStyle w:val="VerbatimChar"/>
+        </w:rPr>
+        <w:t xml:space="preserve">quizTitle</w:t>
+      </w:r>
+      <w:r>
+        <w:t xml:space="preserve">。</w:t>
+      </w:r>
+    </w:p>
+    <w:p>
+      <w:pPr>
+        <w:numPr>
+          <w:ilvl w:val="0"/>
+          <w:numId w:val="1025"/>
+        </w:numPr>
+        <w:pStyle w:val="Compact"/>
+      </w:pPr>
+      <w:r>
+        <w:rPr>
+          <w:bCs/>
+          <w:b/>
+        </w:rPr>
+        <w:t xml:space="preserve">混合题型</w:t>
+      </w:r>
+      <w:r>
+        <w:t xml:space="preserve">：看拼音选字 + 看字选拼音（各约一半），随机抽 10 题。</w:t>
+      </w:r>
+    </w:p>
+    <w:p>
+      <w:pPr>
+        <w:numPr>
+          <w:ilvl w:val="0"/>
+          <w:numId w:val="1025"/>
+        </w:numPr>
+        <w:pStyle w:val="Compact"/>
+      </w:pPr>
+      <w:r>
+        <w:t xml:space="preserve">结果页列出错题，可「练错题」；错字进入生字本。</w:t>
+      </w:r>
+    </w:p>
+    <w:bookmarkEnd w:id="57"/>
+    <w:bookmarkStart w:id="58" w:name="课本古诗-pagespoem"/>
+    <w:p>
+      <w:pPr>
+        <w:pStyle w:val="Heading2"/>
+      </w:pPr>
+      <w:r>
+        <w:t xml:space="preserve">7.11 课本古诗 pages/poem</w:t>
+      </w:r>
+    </w:p>
+    <w:p>
+      <w:pPr>
+        <w:numPr>
+          <w:ilvl w:val="0"/>
+          <w:numId w:val="1026"/>
+        </w:numPr>
+        <w:pStyle w:val="Compact"/>
+      </w:pPr>
+      <w:r>
+        <w:t xml:space="preserve">数据</w:t>
+      </w:r>
+      <w:r>
+        <w:t xml:space="preserve"> </w:t>
+      </w:r>
+      <w:r>
+        <w:rPr>
+          <w:rStyle w:val="VerbatimChar"/>
+        </w:rPr>
+        <w:t xml:space="preserve">data/poems.js</w:t>
+      </w:r>
+      <w:r>
+        <w:t xml:space="preserve">（部编版课文古诗 113 首，生成）；按册浏览 → 看原文（作者/朝代/每句）→「练这首诗」（整首去重字符）或「生成字帖」。</w:t>
+      </w:r>
+    </w:p>
+    <w:bookmarkEnd w:id="58"/>
+    <w:bookmarkStart w:id="59" w:name="成语练字-pagesidiom"/>
+    <w:p>
+      <w:pPr>
+        <w:pStyle w:val="Heading2"/>
+      </w:pPr>
+      <w:r>
+        <w:t xml:space="preserve">7.12 成语练字 pages/idiom</w:t>
+      </w:r>
+    </w:p>
+    <w:p>
+      <w:pPr>
+        <w:numPr>
+          <w:ilvl w:val="0"/>
+          <w:numId w:val="1027"/>
+        </w:numPr>
+        <w:pStyle w:val="Compact"/>
+      </w:pPr>
+      <w:r>
+        <w:t xml:space="preserve">数据</w:t>
+      </w:r>
+      <w:r>
+        <w:t xml:space="preserve"> </w:t>
+      </w:r>
+      <w:r>
+        <w:rPr>
+          <w:rStyle w:val="VerbatimChar"/>
+        </w:rPr>
+        <w:t xml:space="preserve">data/idioms.js</w:t>
+      </w:r>
+      <w:r>
+        <w:t xml:space="preserve">（常用四字成语，拼音+释义）；搜索、按字练习；练字页顶部显示成语提示条。</w:t>
+      </w:r>
+    </w:p>
+    <w:bookmarkEnd w:id="59"/>
+    <w:bookmarkStart w:id="60" w:name="生字本-pagesweak"/>
+    <w:p>
+      <w:pPr>
+        <w:pStyle w:val="Heading2"/>
+      </w:pPr>
+      <w:r>
+        <w:t xml:space="preserve">7.13 生字本 pages/weak</w:t>
+      </w:r>
+    </w:p>
+    <w:p>
+      <w:pPr>
+        <w:numPr>
+          <w:ilvl w:val="0"/>
+          <w:numId w:val="1028"/>
+        </w:numPr>
+        <w:pStyle w:val="Compact"/>
+      </w:pPr>
+      <w:r>
+        <w:t xml:space="preserve">数据来自</w:t>
+      </w:r>
+      <w:r>
+        <w:t xml:space="preserve"> </w:t>
+      </w:r>
+      <w:r>
+        <w:rPr>
+          <w:rStyle w:val="VerbatimChar"/>
+        </w:rPr>
+        <w:t xml:space="preserve">storage.getWeak()</w:t>
+      </w:r>
+      <w:r>
+        <w:t xml:space="preserve">；展示错字与错误次数，支持单字练习、删除、全部练习、清空。</w:t>
+      </w:r>
+    </w:p>
+    <w:bookmarkEnd w:id="60"/>
+    <w:bookmarkStart w:id="61" w:name="自由书写-pagesscribe"/>
+    <w:p>
+      <w:pPr>
+        <w:pStyle w:val="Heading2"/>
+      </w:pPr>
+      <w:r>
+        <w:t xml:space="preserve">7.14 自由书写 pages/scribe</w:t>
+      </w:r>
+    </w:p>
+    <w:p>
+      <w:pPr>
+        <w:numPr>
+          <w:ilvl w:val="0"/>
+          <w:numId w:val="1029"/>
+        </w:numPr>
+        <w:pStyle w:val="Compact"/>
+      </w:pPr>
+      <w:r>
+        <w:rPr>
+          <w:rStyle w:val="VerbatimChar"/>
+        </w:rPr>
+        <w:t xml:space="preserve">&lt;canvas type="2d"&gt;</w:t>
+      </w:r>
+      <w:r>
+        <w:t xml:space="preserve"> </w:t>
+      </w:r>
+      <w:r>
+        <w:t xml:space="preserve">手指书写（</w:t>
+      </w:r>
+      <w:r>
+        <w:rPr>
+          <w:rStyle w:val="VerbatimChar"/>
+        </w:rPr>
+        <w:t xml:space="preserve">catchtouch*</w:t>
+      </w:r>
+      <w:r>
+        <w:t xml:space="preserve"> </w:t>
+      </w:r>
+      <w:r>
+        <w:t xml:space="preserve">防滚动）；田字格/米字范字临摹、撤销、清空、三色三粗细。</w:t>
+      </w:r>
+    </w:p>
+    <w:p>
+      <w:pPr>
+        <w:numPr>
+          <w:ilvl w:val="0"/>
+          <w:numId w:val="1029"/>
+        </w:numPr>
+        <w:pStyle w:val="Compact"/>
+      </w:pPr>
+      <w:r>
+        <w:t xml:space="preserve">保存图片到相册，或加入</w:t>
+      </w:r>
+      <w:r>
+        <w:rPr>
+          <w:bCs/>
+          <w:b/>
+        </w:rPr>
         <w:t xml:space="preserve">练习轨迹</w:t>
       </w:r>
       <w:r>
@@ -11026,8 +11331,8 @@
         <w:t xml:space="preserve">）。</w:t>
       </w:r>
     </w:p>
-    <w:bookmarkEnd w:id="60"/>
-    <w:bookmarkStart w:id="61" w:name="练习轨迹-pagestraj"/>
+    <w:bookmarkEnd w:id="61"/>
+    <w:bookmarkStart w:id="62" w:name="练习轨迹-pagestraj"/>
     <w:p>
       <w:pPr>
         <w:pStyle w:val="Heading2"/>
@@ -11040,7 +11345,7 @@
       <w:pPr>
         <w:numPr>
           <w:ilvl w:val="0"/>
-          <w:numId w:val="1029"/>
+          <w:numId w:val="1030"/>
         </w:numPr>
         <w:pStyle w:val="Compact"/>
       </w:pPr>
@@ -11072,8 +11377,8 @@
         <w:t xml:space="preserve">，最多 100 张），支持预览、删除、清空。</w:t>
       </w:r>
     </w:p>
-    <w:bookmarkEnd w:id="61"/>
-    <w:bookmarkStart w:id="62" w:name="关于-pagesabout"/>
+    <w:bookmarkEnd w:id="62"/>
+    <w:bookmarkStart w:id="63" w:name="关于-pagesabout"/>
     <w:p>
       <w:pPr>
         <w:pStyle w:val="Heading2"/>
@@ -11086,7 +11391,7 @@
       <w:pPr>
         <w:numPr>
           <w:ilvl w:val="0"/>
-          <w:numId w:val="1030"/>
+          <w:numId w:val="1031"/>
         </w:numPr>
         <w:pStyle w:val="Compact"/>
       </w:pPr>
@@ -11102,9 +11407,9 @@
         <w:t xml:space="preserve">数据许可：教材字表数据集未声明 LICENSE，字表/拼音属事实性数据。正式发布前请自行核对或与作者确认授权。</w:t>
       </w:r>
     </w:p>
-    <w:bookmarkEnd w:id="62"/>
     <w:bookmarkEnd w:id="63"/>
-    <w:bookmarkStart w:id="64" w:name="笔画数据结构"/>
+    <w:bookmarkEnd w:id="64"/>
+    <w:bookmarkStart w:id="65" w:name="笔画数据结构"/>
     <w:p>
       <w:pPr>
         <w:pStyle w:val="Heading1"/>
@@ -11336,8 +11641,8 @@
         <w:t xml:space="preserve">数据来源：Make Me A Hanzi，经 chanind 微调；许可为 Arphic Public License。</w:t>
       </w:r>
     </w:p>
-    <w:bookmarkEnd w:id="64"/>
-    <w:bookmarkStart w:id="69" w:name="包体与性能"/>
+    <w:bookmarkEnd w:id="65"/>
+    <w:bookmarkStart w:id="70" w:name="包体与性能"/>
     <w:p>
       <w:pPr>
         <w:pStyle w:val="Heading1"/>
@@ -11346,7 +11651,7 @@
         <w:t xml:space="preserve">9. 包体与性能</w:t>
       </w:r>
     </w:p>
-    <w:bookmarkStart w:id="65" w:name="微信包体限制"/>
+    <w:bookmarkStart w:id="66" w:name="微信包体限制"/>
     <w:p>
       <w:pPr>
         <w:pStyle w:val="Heading2"/>
@@ -11359,7 +11664,7 @@
       <w:pPr>
         <w:numPr>
           <w:ilvl w:val="0"/>
-          <w:numId w:val="1031"/>
+          <w:numId w:val="1032"/>
         </w:numPr>
         <w:pStyle w:val="Compact"/>
       </w:pPr>
@@ -11371,7 +11676,7 @@
       <w:pPr>
         <w:numPr>
           <w:ilvl w:val="0"/>
-          <w:numId w:val="1031"/>
+          <w:numId w:val="1032"/>
         </w:numPr>
         <w:pStyle w:val="Compact"/>
       </w:pPr>
@@ -11383,7 +11688,7 @@
       <w:pPr>
         <w:numPr>
           <w:ilvl w:val="0"/>
-          <w:numId w:val="1031"/>
+          <w:numId w:val="1032"/>
         </w:numPr>
         <w:pStyle w:val="Compact"/>
       </w:pPr>
@@ -11391,8 +11696,8 @@
         <w:t xml:space="preserve">所有分包合计 ≤ 20MB</w:t>
       </w:r>
     </w:p>
-    <w:bookmarkEnd w:id="65"/>
-    <w:bookmarkStart w:id="66" w:name="为什么不能全量内置字库"/>
+    <w:bookmarkEnd w:id="66"/>
+    <w:bookmarkStart w:id="67" w:name="为什么不能全量内置字库"/>
     <w:p>
       <w:pPr>
         <w:pStyle w:val="Heading2"/>
@@ -11409,8 +11714,8 @@
         <w:t xml:space="preserve">全量约 9000+ 字，总体积十几 MB 以上，会突破主包/分包限制，且首次下载体验差。</w:t>
       </w:r>
     </w:p>
-    <w:bookmarkEnd w:id="66"/>
-    <w:bookmarkStart w:id="67" w:name="优化策略"/>
+    <w:bookmarkEnd w:id="67"/>
+    <w:bookmarkStart w:id="68" w:name="优化策略"/>
     <w:p>
       <w:pPr>
         <w:pStyle w:val="Heading2"/>
@@ -11423,7 +11728,7 @@
       <w:pPr>
         <w:numPr>
           <w:ilvl w:val="0"/>
-          <w:numId w:val="1032"/>
+          <w:numId w:val="1033"/>
         </w:numPr>
         <w:pStyle w:val="Compact"/>
       </w:pPr>
@@ -11442,7 +11747,7 @@
       <w:pPr>
         <w:numPr>
           <w:ilvl w:val="0"/>
-          <w:numId w:val="1032"/>
+          <w:numId w:val="1033"/>
         </w:numPr>
         <w:pStyle w:val="Compact"/>
       </w:pPr>
@@ -11470,7 +11775,7 @@
       <w:pPr>
         <w:numPr>
           <w:ilvl w:val="0"/>
-          <w:numId w:val="1032"/>
+          <w:numId w:val="1033"/>
         </w:numPr>
         <w:pStyle w:val="Compact"/>
       </w:pPr>
@@ -11489,7 +11794,7 @@
       <w:pPr>
         <w:numPr>
           <w:ilvl w:val="0"/>
-          <w:numId w:val="1032"/>
+          <w:numId w:val="1033"/>
         </w:numPr>
         <w:pStyle w:val="Compact"/>
       </w:pPr>
@@ -11508,7 +11813,7 @@
       <w:pPr>
         <w:numPr>
           <w:ilvl w:val="0"/>
-          <w:numId w:val="1032"/>
+          <w:numId w:val="1033"/>
         </w:numPr>
         <w:pStyle w:val="Compact"/>
       </w:pPr>
@@ -11528,8 +11833,8 @@
         <w:t xml:space="preserve">，不占 npm 构建环节。</w:t>
       </w:r>
     </w:p>
-    <w:bookmarkEnd w:id="67"/>
-    <w:bookmarkStart w:id="68" w:name="当前主包体积构成参考"/>
+    <w:bookmarkEnd w:id="68"/>
+    <w:bookmarkStart w:id="69" w:name="当前主包体积构成参考"/>
     <w:p>
       <w:pPr>
         <w:pStyle w:val="Heading2"/>
@@ -11777,9 +12082,9 @@
         <w:t xml:space="preserve">整体约 340KB，远低于主包 2MB 上限；笔画数据始终走远程 + 缓存，不打包。</w:t>
       </w:r>
     </w:p>
-    <w:bookmarkEnd w:id="68"/>
     <w:bookmarkEnd w:id="69"/>
-    <w:bookmarkStart w:id="70" w:name="合规与变现"/>
+    <w:bookmarkEnd w:id="70"/>
+    <w:bookmarkStart w:id="71" w:name="合规与变现"/>
     <w:p>
       <w:pPr>
         <w:pStyle w:val="Heading1"/>
@@ -11959,8 +12264,8 @@
         </w:tc>
       </w:tr>
     </w:tbl>
-    <w:bookmarkEnd w:id="70"/>
-    <w:bookmarkStart w:id="74" w:name="测试上线发布与真机调试清单"/>
+    <w:bookmarkEnd w:id="71"/>
+    <w:bookmarkStart w:id="75" w:name="测试上线发布与真机调试清单"/>
     <w:p>
       <w:pPr>
         <w:pStyle w:val="Heading1"/>
@@ -11969,7 +12274,7 @@
         <w:t xml:space="preserve">11. 测试、上线发布与真机调试清单</w:t>
       </w:r>
     </w:p>
-    <w:bookmarkStart w:id="71" w:name="本地功能验证"/>
+    <w:bookmarkStart w:id="72" w:name="本地功能验证"/>
     <w:p>
       <w:pPr>
         <w:pStyle w:val="Heading2"/>
@@ -11982,7 +12287,7 @@
       <w:pPr>
         <w:numPr>
           <w:ilvl w:val="0"/>
-          <w:numId w:val="1033"/>
+          <w:numId w:val="1034"/>
         </w:numPr>
         <w:pStyle w:val="Compact"/>
       </w:pPr>
@@ -11994,7 +12299,7 @@
       <w:pPr>
         <w:numPr>
           <w:ilvl w:val="0"/>
-          <w:numId w:val="1033"/>
+          <w:numId w:val="1034"/>
         </w:numPr>
         <w:pStyle w:val="Compact"/>
       </w:pPr>
@@ -12006,7 +12311,7 @@
       <w:pPr>
         <w:numPr>
           <w:ilvl w:val="0"/>
-          <w:numId w:val="1033"/>
+          <w:numId w:val="1034"/>
         </w:numPr>
         <w:pStyle w:val="Compact"/>
       </w:pPr>
@@ -12018,7 +12323,7 @@
       <w:pPr>
         <w:numPr>
           <w:ilvl w:val="0"/>
-          <w:numId w:val="1033"/>
+          <w:numId w:val="1034"/>
         </w:numPr>
         <w:pStyle w:val="Compact"/>
       </w:pPr>
@@ -12030,7 +12335,7 @@
       <w:pPr>
         <w:numPr>
           <w:ilvl w:val="0"/>
-          <w:numId w:val="1033"/>
+          <w:numId w:val="1034"/>
         </w:numPr>
         <w:pStyle w:val="Compact"/>
       </w:pPr>
@@ -12042,7 +12347,7 @@
       <w:pPr>
         <w:numPr>
           <w:ilvl w:val="0"/>
-          <w:numId w:val="1033"/>
+          <w:numId w:val="1034"/>
         </w:numPr>
         <w:pStyle w:val="Compact"/>
       </w:pPr>
@@ -12054,7 +12359,7 @@
       <w:pPr>
         <w:numPr>
           <w:ilvl w:val="0"/>
-          <w:numId w:val="1033"/>
+          <w:numId w:val="1034"/>
         </w:numPr>
         <w:pStyle w:val="Compact"/>
       </w:pPr>
@@ -12066,7 +12371,7 @@
       <w:pPr>
         <w:numPr>
           <w:ilvl w:val="0"/>
-          <w:numId w:val="1033"/>
+          <w:numId w:val="1034"/>
         </w:numPr>
         <w:pStyle w:val="Compact"/>
       </w:pPr>
@@ -12078,7 +12383,7 @@
       <w:pPr>
         <w:numPr>
           <w:ilvl w:val="0"/>
-          <w:numId w:val="1033"/>
+          <w:numId w:val="1034"/>
         </w:numPr>
         <w:pStyle w:val="Compact"/>
       </w:pPr>
@@ -12090,7 +12395,7 @@
       <w:pPr>
         <w:numPr>
           <w:ilvl w:val="0"/>
-          <w:numId w:val="1033"/>
+          <w:numId w:val="1034"/>
         </w:numPr>
         <w:pStyle w:val="Compact"/>
       </w:pPr>
@@ -12102,7 +12407,7 @@
       <w:pPr>
         <w:numPr>
           <w:ilvl w:val="0"/>
-          <w:numId w:val="1033"/>
+          <w:numId w:val="1034"/>
         </w:numPr>
         <w:pStyle w:val="Compact"/>
       </w:pPr>
@@ -12114,7 +12419,7 @@
       <w:pPr>
         <w:numPr>
           <w:ilvl w:val="0"/>
-          <w:numId w:val="1033"/>
+          <w:numId w:val="1034"/>
         </w:numPr>
         <w:pStyle w:val="Compact"/>
       </w:pPr>
@@ -12126,7 +12431,7 @@
       <w:pPr>
         <w:numPr>
           <w:ilvl w:val="0"/>
-          <w:numId w:val="1033"/>
+          <w:numId w:val="1034"/>
         </w:numPr>
         <w:pStyle w:val="Compact"/>
       </w:pPr>
@@ -12138,7 +12443,7 @@
       <w:pPr>
         <w:numPr>
           <w:ilvl w:val="0"/>
-          <w:numId w:val="1033"/>
+          <w:numId w:val="1034"/>
         </w:numPr>
         <w:pStyle w:val="Compact"/>
       </w:pPr>
@@ -12146,8 +12451,8 @@
         <w:t xml:space="preserve">☐ 主包体积在限制范围内。</w:t>
       </w:r>
     </w:p>
-    <w:bookmarkEnd w:id="71"/>
-    <w:bookmarkStart w:id="72" w:name="上线发布检查"/>
+    <w:bookmarkEnd w:id="72"/>
+    <w:bookmarkStart w:id="73" w:name="上线发布检查"/>
     <w:p>
       <w:pPr>
         <w:pStyle w:val="Heading2"/>
@@ -12160,7 +12465,7 @@
       <w:pPr>
         <w:numPr>
           <w:ilvl w:val="0"/>
-          <w:numId w:val="1034"/>
+          <w:numId w:val="1035"/>
         </w:numPr>
         <w:pStyle w:val="Compact"/>
       </w:pPr>
@@ -12202,7 +12507,7 @@
       <w:pPr>
         <w:numPr>
           <w:ilvl w:val="0"/>
-          <w:numId w:val="1034"/>
+          <w:numId w:val="1035"/>
         </w:numPr>
         <w:pStyle w:val="Compact"/>
       </w:pPr>
@@ -12242,7 +12547,7 @@
       <w:pPr>
         <w:numPr>
           <w:ilvl w:val="0"/>
-          <w:numId w:val="1034"/>
+          <w:numId w:val="1035"/>
         </w:numPr>
         <w:pStyle w:val="Compact"/>
       </w:pPr>
@@ -12254,7 +12559,7 @@
       <w:pPr>
         <w:numPr>
           <w:ilvl w:val="0"/>
-          <w:numId w:val="1034"/>
+          <w:numId w:val="1035"/>
         </w:numPr>
         <w:pStyle w:val="Compact"/>
       </w:pPr>
@@ -12266,7 +12571,7 @@
       <w:pPr>
         <w:numPr>
           <w:ilvl w:val="0"/>
-          <w:numId w:val="1034"/>
+          <w:numId w:val="1035"/>
         </w:numPr>
         <w:pStyle w:val="Compact"/>
       </w:pPr>
@@ -12278,7 +12583,7 @@
       <w:pPr>
         <w:numPr>
           <w:ilvl w:val="0"/>
-          <w:numId w:val="1034"/>
+          <w:numId w:val="1035"/>
         </w:numPr>
         <w:pStyle w:val="Compact"/>
       </w:pPr>
@@ -12290,7 +12595,7 @@
       <w:pPr>
         <w:numPr>
           <w:ilvl w:val="0"/>
-          <w:numId w:val="1034"/>
+          <w:numId w:val="1035"/>
         </w:numPr>
         <w:pStyle w:val="Compact"/>
       </w:pPr>
@@ -12298,8 +12603,8 @@
         <w:t xml:space="preserve">☐ 上传体验版/正式版后，主包/分包体积与预览二维码均正常。</w:t>
       </w:r>
     </w:p>
-    <w:bookmarkEnd w:id="72"/>
-    <w:bookmarkStart w:id="73" w:name="linux-真机预览排查清单"/>
+    <w:bookmarkEnd w:id="73"/>
+    <w:bookmarkStart w:id="74" w:name="linux-真机预览排查清单"/>
     <w:p>
       <w:pPr>
         <w:pStyle w:val="Heading2"/>
@@ -12312,7 +12617,7 @@
       <w:pPr>
         <w:numPr>
           <w:ilvl w:val="0"/>
-          <w:numId w:val="1035"/>
+          <w:numId w:val="1036"/>
         </w:numPr>
         <w:pStyle w:val="Compact"/>
       </w:pPr>
@@ -12336,7 +12641,7 @@
       <w:pPr>
         <w:numPr>
           <w:ilvl w:val="0"/>
-          <w:numId w:val="1035"/>
+          <w:numId w:val="1036"/>
         </w:numPr>
         <w:pStyle w:val="Compact"/>
       </w:pPr>
@@ -12348,7 +12653,7 @@
       <w:pPr>
         <w:numPr>
           <w:ilvl w:val="0"/>
-          <w:numId w:val="1035"/>
+          <w:numId w:val="1036"/>
         </w:numPr>
         <w:pStyle w:val="Compact"/>
       </w:pPr>
@@ -12360,7 +12665,7 @@
       <w:pPr>
         <w:numPr>
           <w:ilvl w:val="0"/>
-          <w:numId w:val="1035"/>
+          <w:numId w:val="1036"/>
         </w:numPr>
         <w:pStyle w:val="Compact"/>
       </w:pPr>
@@ -12372,7 +12677,7 @@
       <w:pPr>
         <w:numPr>
           <w:ilvl w:val="0"/>
-          <w:numId w:val="1035"/>
+          <w:numId w:val="1036"/>
         </w:numPr>
         <w:pStyle w:val="Compact"/>
       </w:pPr>
@@ -12384,7 +12689,7 @@
       <w:pPr>
         <w:numPr>
           <w:ilvl w:val="0"/>
-          <w:numId w:val="1035"/>
+          <w:numId w:val="1036"/>
         </w:numPr>
         <w:pStyle w:val="Compact"/>
       </w:pPr>
@@ -12396,7 +12701,7 @@
       <w:pPr>
         <w:numPr>
           <w:ilvl w:val="0"/>
-          <w:numId w:val="1035"/>
+          <w:numId w:val="1036"/>
         </w:numPr>
         <w:pStyle w:val="Compact"/>
       </w:pPr>
@@ -12423,7 +12728,7 @@
       <w:pPr>
         <w:numPr>
           <w:ilvl w:val="0"/>
-          <w:numId w:val="1035"/>
+          <w:numId w:val="1036"/>
         </w:numPr>
         <w:pStyle w:val="Compact"/>
       </w:pPr>
@@ -12431,9 +12736,9 @@
         <w:t xml:space="preserve">☐ 备用方案：Linux 工具不可用/受限时，可在 Windows/macOS 官方工具中打开同一仓库继续开发。</w:t>
       </w:r>
     </w:p>
-    <w:bookmarkEnd w:id="73"/>
     <w:bookmarkEnd w:id="74"/>
-    <w:bookmarkStart w:id="75" w:name="后续迭代路线图"/>
+    <w:bookmarkEnd w:id="75"/>
+    <w:bookmarkStart w:id="76" w:name="后续迭代路线图"/>
     <w:p>
       <w:pPr>
         <w:pStyle w:val="Heading1"/>
@@ -12462,7 +12767,7 @@
       <w:pPr>
         <w:numPr>
           <w:ilvl w:val="0"/>
-          <w:numId w:val="1036"/>
+          <w:numId w:val="1037"/>
         </w:numPr>
         <w:pStyle w:val="Compact"/>
       </w:pPr>
@@ -12474,7 +12779,7 @@
       <w:pPr>
         <w:numPr>
           <w:ilvl w:val="0"/>
-          <w:numId w:val="1036"/>
+          <w:numId w:val="1037"/>
         </w:numPr>
         <w:pStyle w:val="Compact"/>
       </w:pPr>
@@ -12486,7 +12791,7 @@
       <w:pPr>
         <w:numPr>
           <w:ilvl w:val="0"/>
-          <w:numId w:val="1036"/>
+          <w:numId w:val="1037"/>
         </w:numPr>
         <w:pStyle w:val="Compact"/>
       </w:pPr>
@@ -12498,7 +12803,7 @@
       <w:pPr>
         <w:numPr>
           <w:ilvl w:val="0"/>
-          <w:numId w:val="1036"/>
+          <w:numId w:val="1037"/>
         </w:numPr>
         <w:pStyle w:val="Compact"/>
       </w:pPr>
@@ -12522,7 +12827,7 @@
       <w:pPr>
         <w:numPr>
           <w:ilvl w:val="0"/>
-          <w:numId w:val="1036"/>
+          <w:numId w:val="1037"/>
         </w:numPr>
         <w:pStyle w:val="Compact"/>
       </w:pPr>
@@ -12534,7 +12839,7 @@
       <w:pPr>
         <w:numPr>
           <w:ilvl w:val="0"/>
-          <w:numId w:val="1036"/>
+          <w:numId w:val="1037"/>
         </w:numPr>
         <w:pStyle w:val="Compact"/>
       </w:pPr>
@@ -12554,8 +12859,8 @@
         <w:t xml:space="preserve">。</w:t>
       </w:r>
     </w:p>
-    <w:bookmarkEnd w:id="75"/>
-    <w:bookmarkStart w:id="76" w:name="常见问题faq"/>
+    <w:bookmarkEnd w:id="76"/>
+    <w:bookmarkStart w:id="77" w:name="常见问题faq"/>
     <w:p>
       <w:pPr>
         <w:pStyle w:val="Heading1"/>
@@ -12986,8 +13291,8 @@
         <w:t xml:space="preserve">验证；首次保存需授予相册权限（已做引导到设置）。</w:t>
       </w:r>
     </w:p>
-    <w:bookmarkEnd w:id="76"/>
-    <w:bookmarkStart w:id="77" w:name="开源协议"/>
+    <w:bookmarkEnd w:id="77"/>
+    <w:bookmarkStart w:id="78" w:name="开源协议"/>
     <w:p>
       <w:pPr>
         <w:pStyle w:val="Heading1"/>
@@ -13000,7 +13305,7 @@
       <w:pPr>
         <w:numPr>
           <w:ilvl w:val="0"/>
-          <w:numId w:val="1037"/>
+          <w:numId w:val="1038"/>
         </w:numPr>
         <w:pStyle w:val="Compact"/>
       </w:pPr>
@@ -13024,7 +13329,7 @@
       <w:pPr>
         <w:numPr>
           <w:ilvl w:val="0"/>
-          <w:numId w:val="1037"/>
+          <w:numId w:val="1038"/>
         </w:numPr>
         <w:pStyle w:val="Compact"/>
       </w:pPr>
@@ -13036,7 +13341,7 @@
       <w:pPr>
         <w:numPr>
           <w:ilvl w:val="0"/>
-          <w:numId w:val="1037"/>
+          <w:numId w:val="1038"/>
         </w:numPr>
         <w:pStyle w:val="Compact"/>
       </w:pPr>
@@ -13048,7 +13353,7 @@
       <w:pPr>
         <w:numPr>
           <w:ilvl w:val="0"/>
-          <w:numId w:val="1037"/>
+          <w:numId w:val="1038"/>
         </w:numPr>
         <w:pStyle w:val="Compact"/>
       </w:pPr>
@@ -13075,7 +13380,7 @@
       <w:pPr>
         <w:numPr>
           <w:ilvl w:val="0"/>
-          <w:numId w:val="1037"/>
+          <w:numId w:val="1038"/>
         </w:numPr>
         <w:pStyle w:val="Compact"/>
       </w:pPr>
@@ -13095,7 +13400,7 @@
         <w:t xml:space="preserve">内的 hanzi-writer 已针对小程序做兼容修补（Path2D、全局解析）。</w:t>
       </w:r>
     </w:p>
-    <w:bookmarkEnd w:id="77"/>
+    <w:bookmarkEnd w:id="78"/>
     <w:sectPr/>
   </w:body>
 </w:document>
@@ -13568,6 +13873,9 @@
     <w:abstractNumId w:val="991"/>
   </w:num>
   <w:num w:numId="1032">
+    <w:abstractNumId w:val="991"/>
+  </w:num>
+  <w:num w:numId="1033">
     <w:abstractNumId w:val="99411"/>
     <w:lvlOverride w:ilvl="0">
       <w:startOverride w:val="1"/>
@@ -13597,9 +13905,6 @@
       <w:startOverride w:val="1"/>
     </w:lvlOverride>
   </w:num>
-  <w:num w:numId="1033">
-    <w:abstractNumId w:val="991"/>
-  </w:num>
   <w:num w:numId="1034">
     <w:abstractNumId w:val="991"/>
   </w:num>
@@ -13607,6 +13912,9 @@
     <w:abstractNumId w:val="991"/>
   </w:num>
   <w:num w:numId="1036">
+    <w:abstractNumId w:val="991"/>
+  </w:num>
+  <w:num w:numId="1037">
     <w:abstractNumId w:val="99411"/>
     <w:lvlOverride w:ilvl="0">
       <w:startOverride w:val="1"/>
@@ -13636,7 +13944,7 @@
       <w:startOverride w:val="1"/>
     </w:lvlOverride>
   </w:num>
-  <w:num w:numId="1037">
+  <w:num w:numId="1038">
     <w:abstractNumId w:val="991"/>
   </w:num>
 </w:numbering>
